--- a/DoAn_Final.docx
+++ b/DoAn_Final.docx
@@ -1,6 +1,6 @@
 
 <file path=word/document.xml><?xml version="1.0" encoding="utf-8"?>
-<w:document xmlns:wpc="http://schemas.microsoft.com/office/word/2010/wordprocessingCanvas" xmlns:cx="http://schemas.microsoft.com/office/drawing/2014/chartex" xmlns:cx1="http://schemas.microsoft.com/office/drawing/2015/9/8/chartex" xmlns:cx2="http://schemas.microsoft.com/office/drawing/2015/10/21/chartex" xmlns:cx3="http://schemas.microsoft.com/office/drawing/2016/5/9/chartex" xmlns:cx4="http://schemas.microsoft.com/office/drawing/2016/5/10/chartex" xmlns:cx5="http://schemas.microsoft.com/office/drawing/2016/5/11/chartex" xmlns:cx6="http://schemas.microsoft.com/office/drawing/2016/5/12/chartex" xmlns:cx7="http://schemas.microsoft.com/office/drawing/2016/5/13/chartex" xmlns:cx8="http://schemas.microsoft.com/office/drawing/2016/5/14/chartex" xmlns:mc="http://schemas.openxmlformats.org/markup-compatibility/2006" xmlns:aink="http://schemas.microsoft.com/office/drawing/2016/ink" xmlns:am3d="http://schemas.microsoft.com/office/drawing/2017/model3d" xmlns:o="urn:schemas-microsoft-com:office:office" xmlns:oel="http://schemas.microsoft.com/office/2019/extlst" xmlns:r="http://schemas.openxmlformats.org/officeDocument/2006/relationships" xmlns:m="http://schemas.openxmlformats.org/officeDocument/2006/math" xmlns:v="urn:schemas-microsoft-com:vml" xmlns:wp14="http://schemas.microsoft.com/office/word/2010/wordprocessingDrawing" xmlns:wp="http://schemas.openxmlformats.org/drawingml/2006/wordprocessingDrawing" xmlns:w10="urn:schemas-microsoft-com:office:word" xmlns:w="http://schemas.openxmlformats.org/wordprocessingml/2006/main" xmlns:w14="http://schemas.microsoft.com/office/word/2010/wordml" xmlns:w15="http://schemas.microsoft.com/office/word/2012/wordml" xmlns:w16cex="http://schemas.microsoft.com/office/word/2018/wordml/cex" xmlns:w16cid="http://schemas.microsoft.com/office/word/2016/wordml/cid" xmlns:w16="http://schemas.microsoft.com/office/word/2018/wordml" xmlns:w16du="http://schemas.microsoft.com/office/word/2023/wordml/word16du" xmlns:w16sdtdh="http://schemas.microsoft.com/office/word/2020/wordml/sdtdatahash" xmlns:w16sdtfl="http://schemas.microsoft.com/office/word/2024/wordml/sdtformatlock" xmlns:w16se="http://schemas.microsoft.com/office/word/2015/wordml/symex" xmlns:wpg="http://schemas.microsoft.com/office/word/2010/wordprocessingGroup" xmlns:wpi="http://schemas.microsoft.com/office/word/2010/wordprocessingInk" xmlns:wne="http://schemas.microsoft.com/office/word/2006/wordml" xmlns:wps="http://schemas.microsoft.com/office/word/2010/wordprocessingShape" mc:Ignorable="w14 w15 w16se w16cid w16 w16cex w16sdtdh w16sdtfl w16du wp14">
+<w:document xmlns:wpc="http://schemas.microsoft.com/office/word/2010/wordprocessingCanvas" xmlns:cx="http://schemas.microsoft.com/office/drawing/2014/chartex" xmlns:mc="http://schemas.openxmlformats.org/markup-compatibility/2006" xmlns:o="urn:schemas-microsoft-com:office:office" xmlns:r="http://schemas.openxmlformats.org/officeDocument/2006/relationships" xmlns:m="http://schemas.openxmlformats.org/officeDocument/2006/math" xmlns:v="urn:schemas-microsoft-com:vml" xmlns:wp14="http://schemas.microsoft.com/office/word/2010/wordprocessingDrawing" xmlns:wp="http://schemas.openxmlformats.org/drawingml/2006/wordprocessingDrawing" xmlns:w10="urn:schemas-microsoft-com:office:word" xmlns:w="http://schemas.openxmlformats.org/wordprocessingml/2006/main" xmlns:w14="http://schemas.microsoft.com/office/word/2010/wordml" xmlns:w15="http://schemas.microsoft.com/office/word/2012/wordml" xmlns:w16se="http://schemas.microsoft.com/office/word/2015/wordml/symex" xmlns:wpg="http://schemas.microsoft.com/office/word/2010/wordprocessingGroup" xmlns:wpi="http://schemas.microsoft.com/office/word/2010/wordprocessingInk" xmlns:wne="http://schemas.microsoft.com/office/word/2006/wordml" xmlns:wps="http://schemas.microsoft.com/office/word/2010/wordprocessingShape" mc:Ignorable="w14 w15 w16se wp14">
   <w:body>
     <w:p>
       <w:pPr>
@@ -1931,10 +1931,20 @@
     </w:p>
     <w:p>
       <w:pPr>
-        <w:pStyle w:val="Heading1"/>
+        <w:jc w:val="center"/>
+        <w:rPr>
+          <w:b/>
+          <w:sz w:val="30"/>
+          <w:szCs w:val="30"/>
+        </w:rPr>
       </w:pPr>
       <w:bookmarkStart w:id="2" w:name="_Toc162996926"/>
       <w:r>
+        <w:rPr>
+          <w:b/>
+          <w:sz w:val="30"/>
+          <w:szCs w:val="30"/>
+        </w:rPr>
         <w:lastRenderedPageBreak/>
         <w:t>TÓM TẮT</w:t>
       </w:r>
@@ -1942,289 +1952,6 @@
     </w:p>
     <w:p>
       <w:pPr>
-        <w:rPr>
-          <w:rFonts w:cs="Times New Roman"/>
-          <w:szCs w:val="26"/>
-        </w:rPr>
-      </w:pPr>
-      <w:r>
-        <w:rPr>
-          <w:rFonts w:cs="Times New Roman"/>
-          <w:szCs w:val="26"/>
-        </w:rPr>
-        <w:tab/>
-      </w:r>
-      <w:r>
-        <w:rPr>
-          <w:rFonts w:cs="Times New Roman"/>
-          <w:szCs w:val="26"/>
-        </w:rPr>
-        <w:t xml:space="preserve">Trong những năm gần đây, nhu cầu thực hiện thủ tục hành chính của người dân và tổ chức ngày càng tăng. Tuy nhiên, quá trình tiếp nhận và giải quyết hồ sơ tại một số cơ quan vẫn còn gặp nhiều khó khăn như thời gian xử lý kéo dài, hồ sơ bị thiếu hoặc sai thông tin, người dân khó theo dõi tiến độ và cán bộ mất nhiều thời gian trong việc quản lý giấy tờ. Vì vậy, việc xây dựng </w:t>
-      </w:r>
-      <w:r>
-        <w:rPr>
-          <w:rFonts w:cs="Times New Roman"/>
-          <w:b/>
-          <w:bCs/>
-          <w:szCs w:val="26"/>
-        </w:rPr>
-        <w:t>Hệ thống thông tin giải quyết thủ tục hành chính</w:t>
-      </w:r>
-      <w:r>
-        <w:rPr>
-          <w:rFonts w:cs="Times New Roman"/>
-          <w:szCs w:val="26"/>
-        </w:rPr>
-        <w:t xml:space="preserve"> là cần thiết nhằm hỗ trợ đơn giản hóa quy trình, nâng cao hiệu quả xử lý hồ sơ và cải thiện chất lượng phục vụ người dân.</w:t>
-      </w:r>
-    </w:p>
-    <w:p>
-      <w:pPr>
-        <w:ind w:firstLine="720"/>
-        <w:rPr>
-          <w:rFonts w:cs="Times New Roman"/>
-          <w:szCs w:val="26"/>
-        </w:rPr>
-      </w:pPr>
-      <w:r>
-        <w:rPr>
-          <w:rFonts w:cs="Times New Roman"/>
-          <w:szCs w:val="26"/>
-        </w:rPr>
-        <w:t>Đồ án này tập trung nghiên cứu và phân tích quy trình giải quyết thủ tục hành chính, từ khi người dân tra cứu thông tin, chuẩn bị và nộp hồ sơ cho đến khi cơ quan tiếp nhận, kiểm tra, xử lý và trả kết quả. Thông qua việc tìm hiểu tài liệu, khảo sát quy trình thực tế và sử dụng mô hình BPMN để mô hình hóa quy trình, nhóm tiến hành xác định các đối tượng tham gia, các bước xử lý, thông tin cần quản lý và những vấn đề còn tồn tại trong quá trình thực hiện thủ tục hành chính.</w:t>
-      </w:r>
-    </w:p>
-    <w:p>
-      <w:pPr>
-        <w:ind w:firstLine="720"/>
-        <w:rPr>
-          <w:rFonts w:cs="Times New Roman"/>
-          <w:szCs w:val="26"/>
-        </w:rPr>
-      </w:pPr>
-      <w:r>
-        <w:rPr>
-          <w:rFonts w:cs="Times New Roman"/>
-          <w:szCs w:val="26"/>
-        </w:rPr>
-        <w:t>Kết quả nghiên cứu cho thấy hệ thống có thể hỗ trợ người dân tra cứu thủ tục, nộp hồ sơ trực tuyến, bổ sung giấy tờ, theo dõi trạng thái xử lý và nhận thông báo kết quả. Đối với cán bộ, hệ thống hỗ trợ tiếp nhận, kiểm tra, phân loại, chuyển hồ sơ đến bộ phận phụ trách, cập nhật tiến độ và trả kết quả cho người dân. Ngoài ra, hệ thống còn hỗ trợ quản lý tài khoản, lưu trữ hồ sơ, thống kê số lượng hồ sơ và lập báo cáo phục vụ công tác quản lý.</w:t>
-      </w:r>
-    </w:p>
-    <w:p>
-      <w:pPr>
-        <w:ind w:firstLine="720"/>
-        <w:rPr>
-          <w:rFonts w:cs="Times New Roman"/>
-          <w:szCs w:val="26"/>
-        </w:rPr>
-      </w:pPr>
-      <w:r>
-        <w:rPr>
-          <w:rFonts w:cs="Times New Roman"/>
-          <w:szCs w:val="26"/>
-        </w:rPr>
-        <w:t>Thông qua đồ án, nhóm mong muốn đề xuất một hệ thống có tính ứng dụng thực tế, góp phần giảm bớt các công việc thủ công, hạn chế sai sót và rút ngắn thời gian giải quyết hồ sơ. Hệ thống không chỉ giúp nâng cao tính minh bạch trong quá trình xử lý thủ tục hành chính mà còn tạo điều kiện thuận lợi cho người dân, tổ chức và cán bộ trong quá trình sử dụng. Kết quả của đồ án cũng có thể được sử dụng làm tài liệu tham khảo cho việc nghiên cứu, xây dựng và cải tiến các hệ thống thông tin hành chính trong tương lai.</w:t>
-      </w:r>
-    </w:p>
-    <w:p>
-      <w:pPr>
-        <w:rPr>
-          <w:rFonts w:cs="Times New Roman"/>
-          <w:szCs w:val="26"/>
-        </w:rPr>
-      </w:pPr>
-    </w:p>
-    <w:p>
-      <w:pPr>
-        <w:rPr>
-          <w:rFonts w:cs="Times New Roman"/>
-          <w:szCs w:val="26"/>
-        </w:rPr>
-      </w:pPr>
-    </w:p>
-    <w:p>
-      <w:pPr>
-        <w:rPr>
-          <w:rFonts w:cs="Times New Roman"/>
-          <w:szCs w:val="26"/>
-        </w:rPr>
-      </w:pPr>
-    </w:p>
-    <w:p>
-      <w:pPr>
-        <w:rPr>
-          <w:rFonts w:cs="Times New Roman"/>
-          <w:szCs w:val="26"/>
-        </w:rPr>
-      </w:pPr>
-    </w:p>
-    <w:p>
-      <w:pPr>
-        <w:rPr>
-          <w:rFonts w:cs="Times New Roman"/>
-          <w:szCs w:val="26"/>
-        </w:rPr>
-      </w:pPr>
-    </w:p>
-    <w:p>
-      <w:pPr>
-        <w:rPr>
-          <w:rFonts w:cs="Times New Roman"/>
-          <w:szCs w:val="26"/>
-        </w:rPr>
-      </w:pPr>
-    </w:p>
-    <w:p>
-      <w:pPr>
-        <w:pStyle w:val="Heading1"/>
-      </w:pPr>
-      <w:r>
-        <w:lastRenderedPageBreak/>
-        <w:t>MỞ ĐẦU</w:t>
-      </w:r>
-    </w:p>
-    <w:p>
-      <w:pPr>
-        <w:ind w:firstLine="720"/>
-      </w:pPr>
-      <w:r>
-        <w:t>Trong quá trình thực hiện các thủ tục hành chính, người dân và tổ chức thường phải cung cấp nhiều loại giấy tờ, trải qua nhiều bước kiểm tra và chờ đợi kết quả từ cơ quan có thẩm quyền. Nếu quá trình tiếp nhận và xử lý hồ sơ chưa được quản lý hiệu quả, người dân có thể gặp khó khăn trong việc tra cứu thông tin, theo dõi tiến độ và bổ sung hồ sơ khi có yêu cầu.</w:t>
-      </w:r>
-    </w:p>
-    <w:p>
-      <w:pPr>
-        <w:ind w:firstLine="720"/>
-      </w:pPr>
-      <w:r>
-        <w:t>Bên cạnh đó, cán bộ phụ trách cũng phải thực hiện nhiều công việc như tiếp nhận, kiểm tra, phân loại, chuyển hồ sơ và cập nhật kết quả xử lý. Việc quản lý hồ sơ bằng các phương pháp thủ công có thể gây mất nhiều thời gian, khó kiểm soát tiến độ và dễ xảy ra sai sót trong quá trình thực hiện.</w:t>
-      </w:r>
-    </w:p>
-    <w:p>
-      <w:pPr>
-        <w:ind w:firstLine="720"/>
-      </w:pPr>
-      <w:r>
-        <w:t xml:space="preserve">Từ thực tế đó, nhóm lựa chọn đề tài </w:t>
-      </w:r>
-      <w:r>
-        <w:rPr>
-          <w:b/>
-          <w:bCs/>
-        </w:rPr>
-        <w:t>“Hệ thống thông tin giải quyết thủ tục hành chính”</w:t>
-      </w:r>
-      <w:r>
-        <w:t xml:space="preserve"> để nghiên cứu cách tổ chức và quản lý quy trình giải quyết hồ sơ. Đề tài hướng đến việc xây dựng mô hình thể hiện rõ các bước công việc, các đối tượng tham gia và sự trao đổi thông tin giữa người dân với cơ quan hành chính.</w:t>
-      </w:r>
-    </w:p>
-    <w:p>
-      <w:pPr>
-        <w:ind w:firstLine="720"/>
-      </w:pPr>
-      <w:r>
-        <w:t>Mục tiêu chính của đồ án là tìm hiểu quy trình giải quyết thủ tục hành chính, xác định các yêu cầu của hệ thống và mô hình hóa quy trình nghiệp vụ bằng BPMN. Trên cơ sở đó, nhóm đề xuất các chức năng phù hợp nhằm hỗ trợ việc tiếp nhận, xử lý, theo dõi và trả kết quả hồ sơ.</w:t>
-      </w:r>
-    </w:p>
-    <w:p>
-      <w:pPr>
-        <w:ind w:firstLine="720"/>
-      </w:pPr>
-      <w:r>
-        <w:t>Phạm vi của đề tài tập trung vào quá trình giải quyết một hồ sơ hành chính, bắt đầu từ khi người dân tra cứu và nộp hồ sơ cho đến khi nhận được kết quả. Trong quá trình thực hiện, nhóm sử dụng các phương pháp như nghiên cứu tài liệu, khảo sát quy trình, phân tích yêu cầu và mô hình hóa nghiệp vụ.</w:t>
-      </w:r>
-    </w:p>
-    <w:p>
-      <w:pPr>
-        <w:ind w:firstLine="720"/>
-      </w:pPr>
-      <w:r>
-        <w:t>.</w:t>
-      </w:r>
-    </w:p>
-    <w:p/>
-    <w:p>
-      <w:pPr>
-        <w:jc w:val="center"/>
-        <w:rPr>
-          <w:rFonts w:cs="Times New Roman"/>
-          <w:szCs w:val="26"/>
-        </w:rPr>
-      </w:pPr>
-    </w:p>
-    <w:p>
-      <w:pPr>
-        <w:rPr>
-          <w:rFonts w:cs="Times New Roman"/>
-          <w:szCs w:val="26"/>
-        </w:rPr>
-      </w:pPr>
-    </w:p>
-    <w:p>
-      <w:pPr>
-        <w:rPr>
-          <w:rFonts w:cs="Times New Roman"/>
-          <w:szCs w:val="26"/>
-        </w:rPr>
-      </w:pPr>
-      <w:r>
-        <w:rPr>
-          <w:rFonts w:cs="Times New Roman"/>
-          <w:szCs w:val="26"/>
-        </w:rPr>
-        <w:br w:type="page"/>
-      </w:r>
-    </w:p>
-    <w:p>
-      <w:pPr>
-        <w:pStyle w:val="Heading1"/>
-      </w:pPr>
-      <w:bookmarkStart w:id="3" w:name="_Toc162996927"/>
-      <w:r>
-        <w:lastRenderedPageBreak/>
-        <w:t xml:space="preserve">Chương I. </w:t>
-      </w:r>
-      <w:r>
-        <w:t>TỔNG QUAN</w:t>
-      </w:r>
-      <w:r>
-        <w:t>.</w:t>
-      </w:r>
-      <w:bookmarkEnd w:id="3"/>
-    </w:p>
-    <w:p>
-      <w:pPr>
-        <w:pStyle w:val="Heading2"/>
-      </w:pPr>
-      <w:bookmarkStart w:id="4" w:name="_Toc162996928"/>
-      <w:r>
-        <w:t xml:space="preserve">1. </w:t>
-      </w:r>
-      <w:r>
-        <w:t>Giới thiệu</w:t>
-      </w:r>
-      <w:r>
-        <w:t xml:space="preserve"> đề tài</w:t>
-      </w:r>
-      <w:r>
-        <w:t>.</w:t>
-      </w:r>
-      <w:bookmarkEnd w:id="4"/>
-    </w:p>
-    <w:p>
-      <w:pPr>
-        <w:pStyle w:val="Heading3"/>
-      </w:pPr>
-      <w:bookmarkStart w:id="5" w:name="_Toc162996929"/>
-      <w:r>
-        <w:t>1.1. Tiểu mục</w:t>
-      </w:r>
-      <w:r>
-        <w:t xml:space="preserve"> nếu cần thiết.</w:t>
-      </w:r>
-      <w:bookmarkEnd w:id="5"/>
-    </w:p>
-    <w:p>
-      <w:pPr>
         <w:ind w:firstLine="720"/>
         <w:jc w:val="both"/>
         <w:rPr>
@@ -2237,14 +1964,182 @@
           <w:rFonts w:cs="Times New Roman"/>
           <w:szCs w:val="26"/>
         </w:rPr>
-        <w:t>Các nội dung</w:t>
-      </w:r>
-      <w:r>
-        <w:rPr>
-          <w:rFonts w:cs="Times New Roman"/>
-          <w:szCs w:val="26"/>
-        </w:rPr>
-        <w:t xml:space="preserve"> trong mục này nên trả lời được cho các câu hỏi:</w:t>
+        <w:t>Hệ thống thông tin giải quyết thủ tụ</w:t>
+      </w:r>
+      <w:r>
+        <w:rPr>
+          <w:rFonts w:cs="Times New Roman"/>
+          <w:szCs w:val="26"/>
+        </w:rPr>
+        <w:t>c hành chính</w:t>
+      </w:r>
+      <w:r>
+        <w:rPr>
+          <w:rFonts w:cs="Times New Roman"/>
+          <w:szCs w:val="26"/>
+        </w:rPr>
+        <w:t xml:space="preserve"> với mục tiêu phân tích, mô hình hóa và đề xuất quy trình giải quyết thủ tục hành chính phù hợp với yêu cầu quản lý hiện nay. Đồ án tập trung nghiên cứu toàn bộ quy trình từ khi người dân tra cứu thông tin, chuẩn bị và nộp hồ sơ, cơ quan tiếp nhận, kiểm tra tính hợp lệ, xử lý, phê duyệt cho đến khi trả kết quả và lưu trữ hồ sơ.</w:t>
+      </w:r>
+    </w:p>
+    <w:p>
+      <w:pPr>
+        <w:ind w:firstLine="720"/>
+        <w:jc w:val="both"/>
+        <w:rPr>
+          <w:rFonts w:cs="Times New Roman"/>
+          <w:szCs w:val="26"/>
+        </w:rPr>
+      </w:pPr>
+      <w:r>
+        <w:rPr>
+          <w:rFonts w:cs="Times New Roman"/>
+          <w:szCs w:val="26"/>
+        </w:rPr>
+        <w:t>Trong quá trình thực hiện, nhóm sử dụng phương pháp khảo sát quy trình thực tế, nghiên cứu tài liệu và áp dụng mô hình BPMN (Business Process Model and Notation) để mô hình hóa các quy trình nghiệp vụ. Trên cơ sở đó, nhóm xác định các đối tượng tham gia, luồng công việc, luồng thông tin, các điểm quyết định và những hạn chế còn tồn tại trong quy trình hiện tại, từ đó đề xuất quy trình được chuẩn hóa và phù hợp với việc triển khai trên hệ thống thông tin.</w:t>
+      </w:r>
+    </w:p>
+    <w:p>
+      <w:pPr>
+        <w:ind w:firstLine="720"/>
+        <w:jc w:val="both"/>
+        <w:rPr>
+          <w:rFonts w:cs="Times New Roman"/>
+          <w:szCs w:val="26"/>
+        </w:rPr>
+      </w:pPr>
+      <w:r>
+        <w:rPr>
+          <w:rFonts w:cs="Times New Roman"/>
+          <w:szCs w:val="26"/>
+        </w:rPr>
+        <w:t>Kết quả của đồ án là mô hình quy trình giải quyết thủ tục hành chính được xây dựng theo hướng khoa học, rõ ràng và có khả năng ứng dụng trong thực tế. Hệ thống hỗ trợ người dân tra cứu thông tin, nộp và theo dõi hồ sơ, đồng thời hỗ trợ cán bộ trong việc tiếp nhận, xử lý, cập nhật trạng thái, quản lý hồ sơ và lập báo cáo thống kê. Đồ án góp phần nâng cao hiệu quả quản lý, giảm thời gian xử lý hồ sơ, hạn chế sai sót trong quá trình thực hiện thủ tục hành chính và là tài liệu tham khảo cho việc nghiên cứu, xây dựng và cải tiến các hệ thống thông tin phục vụ quản lý quy trình nghiệp vụ trong lĩnh vực hành chính công.</w:t>
+      </w:r>
+    </w:p>
+    <w:p>
+      <w:pPr>
+        <w:pStyle w:val="Heading1"/>
+      </w:pPr>
+      <w:bookmarkStart w:id="3" w:name="_Toc162996927"/>
+      <w:r>
+        <w:t xml:space="preserve">Chương I. </w:t>
+      </w:r>
+      <w:r>
+        <w:t>TỔNG QUAN</w:t>
+      </w:r>
+      <w:r>
+        <w:t>.</w:t>
+      </w:r>
+      <w:bookmarkEnd w:id="3"/>
+    </w:p>
+    <w:p>
+      <w:pPr>
+        <w:pStyle w:val="Heading2"/>
+      </w:pPr>
+      <w:bookmarkStart w:id="4" w:name="_Toc162996928"/>
+      <w:r>
+        <w:t xml:space="preserve">1. </w:t>
+      </w:r>
+      <w:r>
+        <w:t>Giới thiệu</w:t>
+      </w:r>
+      <w:r>
+        <w:t xml:space="preserve"> đề tài</w:t>
+      </w:r>
+      <w:r>
+        <w:t>.</w:t>
+      </w:r>
+      <w:bookmarkEnd w:id="4"/>
+    </w:p>
+    <w:p>
+      <w:pPr>
+        <w:pStyle w:val="Heading3"/>
+      </w:pPr>
+      <w:bookmarkStart w:id="5" w:name="_Toc162996929"/>
+      <w:r>
+        <w:t xml:space="preserve">1.1. </w:t>
+      </w:r>
+      <w:bookmarkEnd w:id="5"/>
+      <w:r>
+        <w:t>Lý do chọn đề tài</w:t>
+      </w:r>
+    </w:p>
+    <w:p>
+      <w:pPr>
+        <w:jc w:val="both"/>
+      </w:pPr>
+      <w:r>
+        <w:tab/>
+      </w:r>
+      <w:r>
+        <w:t>Trong những năm gần đây, cùng với quá trình sắp xếp, sáp nhập các đơn vị hành chính theo chủ trương của Nhà nước,</w:t>
+      </w:r>
+      <w:bookmarkStart w:id="6" w:name="_GoBack"/>
+      <w:bookmarkEnd w:id="6"/>
+      <w:r>
+        <w:t xml:space="preserve"> công tác quản lý và giải quyết thủ tục hành chính đứng trước nhiều thay đổi. Việc hợp nhất các địa phương không chỉ làm tăng khối lượng thông tin cần quản lý mà còn đặt ra yêu cầu đồng bộ dữ liệu về dân cư, hồ sơ và các loại giấy tờ hành chính giữa các đơn vị. </w:t>
+      </w:r>
+    </w:p>
+    <w:p>
+      <w:pPr>
+        <w:ind w:firstLine="720"/>
+        <w:jc w:val="both"/>
+      </w:pPr>
+      <w:r>
+        <w:t xml:space="preserve">Trước sáp nhập, người dân chủ yếu thực hiện thủ tục hành chính trực tiếp tại cơ quan nhà nước thuộc địa phương nơi cư trú, trong khi dữ liệu được quản lý tương đối độc lập theo từng đơn vị hành chính. </w:t>
+      </w:r>
+    </w:p>
+    <w:p>
+      <w:pPr>
+        <w:ind w:firstLine="720"/>
+        <w:jc w:val="both"/>
+      </w:pPr>
+      <w:r>
+        <w:t xml:space="preserve">Sau khi sáp nhập, phạm vi quản lý được mở rộng, thông tin của người dân cần được cập nhật và chia sẻ trên hệ thống dữ liệu điện tử thống nhất. Điều này đòi hỏi các quy trình giải quyết thủ tục hành chính, bao gồm cả hình thức trực tiếp và trực tuyến, </w:t>
+      </w:r>
+      <w:r>
+        <w:lastRenderedPageBreak/>
+        <w:t xml:space="preserve">phải được rà soát, chuẩn hóa và thiết kế lại nhằm bảo đảm tính thống nhất, hạn chế sai sót trong quá trình xử lý hồ sơ, đồng thời tạo thuận lợi cho người dân và cơ quan quản lý. </w:t>
+      </w:r>
+    </w:p>
+    <w:p>
+      <w:pPr>
+        <w:ind w:firstLine="720"/>
+        <w:jc w:val="both"/>
+      </w:pPr>
+      <w:r>
+        <w:t xml:space="preserve">Thực tế cho thấy, quá trình tiếp nhận và giải quyết hồ sơ tại nhiều cơ quan vẫn còn tồn tại những hạn chế như thời gian xử lý kéo dài, hồ sơ thiếu hoặc sai thông tin, dữ liệu chưa được đồng bộ, người dân gặp khó khăn trong việc theo dõi tiến độ xử lý và cán bộ mất nhiều thời gian trong việc quản lý hồ sơ. Xuất phát từ thực tiễn đó, việc nghiên cứu và xây dựng hệ thống thông tin giải quyết thủ tục hành chính trở nên cần thiết nhằm hỗ trợ quản lý thống nhất thông tin, chuẩn hóa quy trình nghiệp vụ, đồng thời đáp ứng nhu cầu giải quyết thủ tục hành chính theo cả hình thức trực tiếp và trực tuyến trong bối cảnh hiện nay. </w:t>
+      </w:r>
+    </w:p>
+    <w:p>
+      <w:pPr>
+        <w:ind w:firstLine="720"/>
+        <w:jc w:val="both"/>
+      </w:pPr>
+      <w:r>
+        <w:t>Thông qua đồ án, nhóm mong muốn đề xuất một hệ thống có tính ứng dụng thực tế, góp phần giảm bớt các công việc thủ công, hạn chế sai sót và rút ngắn thời gian giải quyết hồ sơ. Hệ thống không chỉ giúp nâng cao tính minh bạch trong quá trình xử lý thủ tục hành chính mà còn tạo điều kiện thuận lợi cho người dân, tổ chức và cán bộ trong quá trình sử dụng. Kết quả của đồ án cũng có thể được sử dụng làm tài liệu tham khảo cho việc nghiên cứu, xây dựng và cải tiến các hệ thống thông tin hành chính trong tương lai.</w:t>
+      </w:r>
+    </w:p>
+    <w:p>
+      <w:pPr>
+        <w:pStyle w:val="Heading3"/>
+      </w:pPr>
+      <w:r>
+        <w:t>1.2</w:t>
+      </w:r>
+      <w:r>
+        <w:t>.</w:t>
+      </w:r>
+      <w:r>
+        <w:t xml:space="preserve"> Mục tiêu nghiên cứu</w:t>
+      </w:r>
+    </w:p>
+    <w:p>
+      <w:pPr>
+        <w:ind w:firstLine="720"/>
+        <w:jc w:val="both"/>
+      </w:pPr>
+      <w:r>
+        <w:t>Đồ án được thực hiện nhằm nghiên cứu và phân tích quy trình giải quyết thủ tục hành chính theo cả hình thức trực tiếp và trực tuyến, từ đó xây dựng mô hình quy trình phù hợp với yêu cầu quản lý hiện nay. Cụ thể, đồ án hướng đến các mục tiêu sau:</w:t>
       </w:r>
     </w:p>
     <w:p>
@@ -2252,19 +2147,13 @@
         <w:pStyle w:val="ListParagraph"/>
         <w:numPr>
           <w:ilvl w:val="0"/>
-          <w:numId w:val="3"/>
+          <w:numId w:val="10"/>
         </w:numPr>
-        <w:rPr>
-          <w:rFonts w:cs="Times New Roman"/>
-          <w:szCs w:val="26"/>
-        </w:rPr>
-      </w:pPr>
-      <w:r>
-        <w:rPr>
-          <w:rFonts w:cs="Times New Roman"/>
-          <w:szCs w:val="26"/>
-        </w:rPr>
-        <w:t>Nội dung chính của đề tài đồ án là gì?</w:t>
+        <w:ind w:left="1134"/>
+        <w:jc w:val="both"/>
+      </w:pPr>
+      <w:r>
+        <w:t>Phân tích quy trình giải quyết thủ tục hành chính hiện tại và xác định các vấn đề còn tồn tại.</w:t>
       </w:r>
     </w:p>
     <w:p>
@@ -2272,26 +2161,13 @@
         <w:pStyle w:val="ListParagraph"/>
         <w:numPr>
           <w:ilvl w:val="0"/>
-          <w:numId w:val="3"/>
+          <w:numId w:val="10"/>
         </w:numPr>
-        <w:rPr>
-          <w:rFonts w:cs="Times New Roman"/>
-          <w:szCs w:val="26"/>
-        </w:rPr>
-      </w:pPr>
-      <w:r>
-        <w:rPr>
-          <w:rFonts w:cs="Times New Roman"/>
-          <w:szCs w:val="26"/>
-        </w:rPr>
-        <w:t xml:space="preserve">Lý do </w:t>
-      </w:r>
-      <w:r>
-        <w:rPr>
-          <w:rFonts w:cs="Times New Roman"/>
-          <w:szCs w:val="26"/>
-        </w:rPr>
-        <w:t>nhóm chọn thực hiện đề tài là gì?</w:t>
+        <w:ind w:left="1134"/>
+        <w:jc w:val="both"/>
+      </w:pPr>
+      <w:r>
+        <w:t>Mô hình hóa quy trình nghiệp vụ bằng ngôn ngữ BPMN.</w:t>
       </w:r>
     </w:p>
     <w:p>
@@ -2299,30 +2175,282 @@
         <w:pStyle w:val="ListParagraph"/>
         <w:numPr>
           <w:ilvl w:val="0"/>
-          <w:numId w:val="3"/>
+          <w:numId w:val="10"/>
         </w:numPr>
-        <w:rPr>
-          <w:rFonts w:cs="Times New Roman"/>
-          <w:szCs w:val="26"/>
-        </w:rPr>
-      </w:pPr>
-      <w:r>
-        <w:rPr>
-          <w:rFonts w:cs="Times New Roman"/>
-          <w:szCs w:val="26"/>
-        </w:rPr>
-        <w:t>Đề tài có liên quan đến nội dung môn học như thế nào?</w:t>
+        <w:ind w:left="1134"/>
+        <w:jc w:val="both"/>
+      </w:pPr>
+      <w:r>
+        <w:t>Đề xuất hệ thống thông tin hỗ trợ quản lý, tiếp nhận và xử lý hồ sơ hành chính.</w:t>
+      </w:r>
+    </w:p>
+    <w:p>
+      <w:pPr>
+        <w:pStyle w:val="ListParagraph"/>
+        <w:numPr>
+          <w:ilvl w:val="0"/>
+          <w:numId w:val="10"/>
+        </w:numPr>
+        <w:ind w:left="1134"/>
+        <w:jc w:val="both"/>
+      </w:pPr>
+      <w:r>
+        <w:t>Chuẩn hóa quy trình nhằm nâng cao hiệu quả xử lý, giảm thời gian thực hiện và hạn chế sai sót.</w:t>
+      </w:r>
+    </w:p>
+    <w:p>
+      <w:pPr>
+        <w:pStyle w:val="ListParagraph"/>
+        <w:numPr>
+          <w:ilvl w:val="0"/>
+          <w:numId w:val="10"/>
+        </w:numPr>
+        <w:ind w:left="1134"/>
+        <w:jc w:val="both"/>
+      </w:pPr>
+      <w:r>
+        <w:t>Hỗ trợ người dân và cơ quan quản lý trong việc thực hiện thủ tục hành chính theo cả hình thức trực tiếp và trực tuyến.</w:t>
       </w:r>
     </w:p>
     <w:p>
       <w:pPr>
         <w:pStyle w:val="Heading3"/>
       </w:pPr>
-      <w:bookmarkStart w:id="6" w:name="_Toc162996930"/>
-      <w:r>
-        <w:t>1.2. Tiểu mục khác.</w:t>
-      </w:r>
-      <w:bookmarkEnd w:id="6"/>
+      <w:r>
+        <w:t xml:space="preserve">1.3. </w:t>
+      </w:r>
+      <w:r>
+        <w:t>Đối tượng và phạm vi nghiêm cứu</w:t>
+      </w:r>
+    </w:p>
+    <w:p>
+      <w:pPr>
+        <w:jc w:val="both"/>
+      </w:pPr>
+      <w:r>
+        <w:t xml:space="preserve"> </w:t>
+      </w:r>
+      <w:r>
+        <w:tab/>
+      </w:r>
+      <w:r>
+        <w:rPr>
+          <w:b/>
+        </w:rPr>
+        <w:t>Đối tượng nghiên cứ</w:t>
+      </w:r>
+      <w:r>
+        <w:rPr>
+          <w:b/>
+        </w:rPr>
+        <w:t>u:</w:t>
+      </w:r>
+      <w:r>
+        <w:t xml:space="preserve"> Q</w:t>
+      </w:r>
+      <w:r>
+        <w:t>uy trình giải quyết thủ tục hành chính tại Ủy ban nhân dân (UBND) và hệ thống thông tin hỗ trợ quản lý các quy trình này. Đồ án tập trung nghiên cứu các hoạt động tiếp nhận, kiểm tra, xử lý, phê duyệt và trả kết quả hồ sơ hành chính giữa người dân và UBND, đồng thời phân tích luồng công việc, luồng thông tin và các tác nhân tham gia trong quá trình giải quyết thủ tục hành chính.</w:t>
+      </w:r>
+    </w:p>
+    <w:p>
+      <w:pPr>
+        <w:ind w:firstLine="720"/>
+        <w:jc w:val="both"/>
+      </w:pPr>
+      <w:r>
+        <w:rPr>
+          <w:b/>
+        </w:rPr>
+        <w:lastRenderedPageBreak/>
+        <w:t>Phạm vi nghiên cứu</w:t>
+      </w:r>
+      <w:r>
+        <w:t>:</w:t>
+      </w:r>
+      <w:r>
+        <w:t xml:space="preserve"> </w:t>
+      </w:r>
+      <w:r>
+        <w:t xml:space="preserve">Giới </w:t>
+      </w:r>
+      <w:r>
+        <w:t>hạn trong các quy trình giải quyết thủ tục hành chính được thực hiện tại UBND, bao gồm cả hình thức tiếp nhận hồ sơ trực tiếp và trực tuyến. Nội dung nghiên cứu tập trung vào việc phân tích quy trình hiện trạng, mô hình hóa bằng BPMN, xác định những hạn chế trong quá trình xử lý hồ sơ và đề xuất quy trình cải tiến cùng hệ thống thông tin hỗ trợ quản lý. Đồ án không đi sâu vào việc phát triển phần mềm hoàn chỉnh hay triển khai thực tế tại một đơn vị hành chính cụ thể.</w:t>
+      </w:r>
+    </w:p>
+    <w:p>
+      <w:pPr>
+        <w:pStyle w:val="Heading3"/>
+      </w:pPr>
+      <w:r>
+        <w:t>1.4. Phương pháp nghiên cứu</w:t>
+      </w:r>
+    </w:p>
+    <w:p>
+      <w:pPr>
+        <w:spacing w:line="240" w:lineRule="auto"/>
+        <w:ind w:firstLine="720"/>
+      </w:pPr>
+      <w:r>
+        <w:t>Để thực hiện đồ án, nhóm sử dụng các phương pháp nghiên cứ</w:t>
+      </w:r>
+      <w:r>
+        <w:t>u sau:</w:t>
+      </w:r>
+    </w:p>
+    <w:p>
+      <w:pPr>
+        <w:pStyle w:val="ListParagraph"/>
+        <w:numPr>
+          <w:ilvl w:val="0"/>
+          <w:numId w:val="15"/>
+        </w:numPr>
+        <w:spacing w:line="240" w:lineRule="auto"/>
+        <w:ind w:left="1276" w:hanging="425"/>
+      </w:pPr>
+      <w:r>
+        <w:t>Nghiên cứu tài liệu: Tìm hiểu các văn bản pháp luật, tài liệu chuyên ngành về quản trị quy trình nghiệp vụ (BPM), hệ thống thông tin và thủ tục hành chính.</w:t>
+      </w:r>
+    </w:p>
+    <w:p>
+      <w:pPr>
+        <w:pStyle w:val="ListParagraph"/>
+        <w:numPr>
+          <w:ilvl w:val="0"/>
+          <w:numId w:val="15"/>
+        </w:numPr>
+        <w:spacing w:line="240" w:lineRule="auto"/>
+        <w:ind w:left="1276" w:hanging="425"/>
+      </w:pPr>
+      <w:r>
+        <w:t>Khảo sát quy trình thực tế: Thu thập thông tin về quy trình giải quyết thủ tục hành chính hiện nay để xác định các bước thực hiện và những tồn tại cần cải tiến.</w:t>
+      </w:r>
+    </w:p>
+    <w:p>
+      <w:pPr>
+        <w:pStyle w:val="ListParagraph"/>
+        <w:numPr>
+          <w:ilvl w:val="0"/>
+          <w:numId w:val="15"/>
+        </w:numPr>
+        <w:spacing w:line="240" w:lineRule="auto"/>
+        <w:ind w:left="1276" w:hanging="425"/>
+      </w:pPr>
+      <w:r>
+        <w:t>Mô hình hóa quy trình: Sử dụng ngôn ngữ BPMN để mô hình hóa quy trình hiện tại và quy trình đề xuất.</w:t>
+      </w:r>
+    </w:p>
+    <w:p>
+      <w:pPr>
+        <w:pStyle w:val="ListParagraph"/>
+        <w:numPr>
+          <w:ilvl w:val="0"/>
+          <w:numId w:val="15"/>
+        </w:numPr>
+        <w:spacing w:line="240" w:lineRule="auto"/>
+        <w:ind w:left="1276" w:hanging="425"/>
+      </w:pPr>
+      <w:r>
+        <w:t>Phân tích và đánh giá: So sánh quy trình hiện tại với quy trình sau khi cải tiến nhằm đánh giá hiệu quả của hệ thống thông tin được đề xuất.</w:t>
+      </w:r>
+    </w:p>
+    <w:p>
+      <w:pPr>
+        <w:pStyle w:val="Heading3"/>
+      </w:pPr>
+      <w:r>
+        <w:t>1.5. Cấu trúc đồ án</w:t>
+      </w:r>
+    </w:p>
+    <w:p>
+      <w:pPr>
+        <w:jc w:val="both"/>
+      </w:pPr>
+      <w:r>
+        <w:t>Đồ án được xây dựng gồm bốn chương, ngoài phần Tóm tắt, Danh sách hình, bảng, Mục lục và Nguồn tham khảo. Nội dung của từng chương đượ</w:t>
+      </w:r>
+      <w:r>
+        <w:t>c trình bày như sau:</w:t>
+      </w:r>
+    </w:p>
+    <w:p>
+      <w:pPr>
+        <w:pStyle w:val="ListParagraph"/>
+        <w:numPr>
+          <w:ilvl w:val="0"/>
+          <w:numId w:val="16"/>
+        </w:numPr>
+        <w:ind w:left="851" w:hanging="567"/>
+        <w:jc w:val="both"/>
+      </w:pPr>
+      <w:r>
+        <w:rPr>
+          <w:b/>
+        </w:rPr>
+        <w:t>Chương I. Tổng quan:</w:t>
+      </w:r>
+      <w:r>
+        <w:t xml:space="preserve"> Trình bày bối cảnh, lý do chọn đề tài, mục tiêu nghiên cứu, đối tượng và phạm vi nghiên cứu, phương pháp nghiên cứu, đồng thời giới thiệu các cơ sở lý thuyết liên quan đến hệ thống thông tin, quản trị quy trình nghiệp vụ và mô hình hóa quy trình bằng BPMN.</w:t>
+      </w:r>
+    </w:p>
+    <w:p>
+      <w:pPr>
+        <w:pStyle w:val="ListParagraph"/>
+        <w:numPr>
+          <w:ilvl w:val="0"/>
+          <w:numId w:val="16"/>
+        </w:numPr>
+        <w:ind w:left="851" w:hanging="567"/>
+        <w:jc w:val="both"/>
+      </w:pPr>
+      <w:r>
+        <w:rPr>
+          <w:b/>
+        </w:rPr>
+        <w:t>Chương II. Thiết kế hệ thống:</w:t>
+      </w:r>
+      <w:r>
+        <w:t xml:space="preserve"> Phân tích quy trình giải quyết thủ tục hành chính tại UBND, xác định các tác nhân tham gia, mô hình hóa quy trình nghiệp vụ, thiết kế các chức năng của hệ thống, mô hình dữ liệu và các thành phần phục vụ việc xây dựng hệ thống thông tin.</w:t>
+      </w:r>
+    </w:p>
+    <w:p>
+      <w:pPr>
+        <w:pStyle w:val="ListParagraph"/>
+        <w:numPr>
+          <w:ilvl w:val="0"/>
+          <w:numId w:val="16"/>
+        </w:numPr>
+        <w:ind w:left="851" w:hanging="567"/>
+        <w:jc w:val="both"/>
+      </w:pPr>
+      <w:r>
+        <w:rPr>
+          <w:b/>
+        </w:rPr>
+        <w:t>Chương III. Triển khai hệ thống:</w:t>
+      </w:r>
+      <w:r>
+        <w:t xml:space="preserve"> Trình bày quá trình xây dựng và triển khai hệ thống, mô tả giao diện, các chức năng chính của hệ thống, đồng thời minh họa quá trình thực hiện quy trình giải quyết thủ tục hành chính theo cả hình thức trực tiếp và trực tuyến.</w:t>
+      </w:r>
+    </w:p>
+    <w:p>
+      <w:pPr>
+        <w:pStyle w:val="ListParagraph"/>
+        <w:numPr>
+          <w:ilvl w:val="0"/>
+          <w:numId w:val="16"/>
+        </w:numPr>
+        <w:ind w:left="851" w:hanging="567"/>
+        <w:jc w:val="both"/>
+      </w:pPr>
+      <w:r>
+        <w:rPr>
+          <w:b/>
+        </w:rPr>
+        <w:t>Chương IV. Kết luận:</w:t>
+      </w:r>
+      <w:r>
+        <w:t xml:space="preserve"> Tổng kết những kết quả đạt được của đồ án, đánh giá những ưu điểm, hạn chế của hệ thống và đề xuất hướng phát triển trong tương lai.</w:t>
+      </w:r>
     </w:p>
     <w:p>
       <w:pPr>
@@ -2330,6 +2458,7 @@
       </w:pPr>
       <w:bookmarkStart w:id="7" w:name="_Toc162996931"/>
       <w:r>
+        <w:lastRenderedPageBreak/>
         <w:t>2. Cơ sở lý thuyết.</w:t>
       </w:r>
       <w:bookmarkEnd w:id="7"/>
@@ -2750,7 +2879,7 @@
 </file>
 
 <file path=word/endnotes.xml><?xml version="1.0" encoding="utf-8"?>
-<w:endnotes xmlns:wpc="http://schemas.microsoft.com/office/word/2010/wordprocessingCanvas" xmlns:cx="http://schemas.microsoft.com/office/drawing/2014/chartex" xmlns:cx1="http://schemas.microsoft.com/office/drawing/2015/9/8/chartex" xmlns:cx2="http://schemas.microsoft.com/office/drawing/2015/10/21/chartex" xmlns:cx3="http://schemas.microsoft.com/office/drawing/2016/5/9/chartex" xmlns:cx4="http://schemas.microsoft.com/office/drawing/2016/5/10/chartex" xmlns:cx5="http://schemas.microsoft.com/office/drawing/2016/5/11/chartex" xmlns:cx6="http://schemas.microsoft.com/office/drawing/2016/5/12/chartex" xmlns:cx7="http://schemas.microsoft.com/office/drawing/2016/5/13/chartex" xmlns:cx8="http://schemas.microsoft.com/office/drawing/2016/5/14/chartex" xmlns:mc="http://schemas.openxmlformats.org/markup-compatibility/2006" xmlns:aink="http://schemas.microsoft.com/office/drawing/2016/ink" xmlns:am3d="http://schemas.microsoft.com/office/drawing/2017/model3d" xmlns:o="urn:schemas-microsoft-com:office:office" xmlns:oel="http://schemas.microsoft.com/office/2019/extlst" xmlns:r="http://schemas.openxmlformats.org/officeDocument/2006/relationships" xmlns:m="http://schemas.openxmlformats.org/officeDocument/2006/math" xmlns:v="urn:schemas-microsoft-com:vml" xmlns:wp14="http://schemas.microsoft.com/office/word/2010/wordprocessingDrawing" xmlns:wp="http://schemas.openxmlformats.org/drawingml/2006/wordprocessingDrawing" xmlns:w10="urn:schemas-microsoft-com:office:word" xmlns:w="http://schemas.openxmlformats.org/wordprocessingml/2006/main" xmlns:w14="http://schemas.microsoft.com/office/word/2010/wordml" xmlns:w15="http://schemas.microsoft.com/office/word/2012/wordml" xmlns:w16cex="http://schemas.microsoft.com/office/word/2018/wordml/cex" xmlns:w16cid="http://schemas.microsoft.com/office/word/2016/wordml/cid" xmlns:w16="http://schemas.microsoft.com/office/word/2018/wordml" xmlns:w16du="http://schemas.microsoft.com/office/word/2023/wordml/word16du" xmlns:w16sdtdh="http://schemas.microsoft.com/office/word/2020/wordml/sdtdatahash" xmlns:w16sdtfl="http://schemas.microsoft.com/office/word/2024/wordml/sdtformatlock" xmlns:w16se="http://schemas.microsoft.com/office/word/2015/wordml/symex" xmlns:wpg="http://schemas.microsoft.com/office/word/2010/wordprocessingGroup" xmlns:wpi="http://schemas.microsoft.com/office/word/2010/wordprocessingInk" xmlns:wne="http://schemas.microsoft.com/office/word/2006/wordml" xmlns:wps="http://schemas.microsoft.com/office/word/2010/wordprocessingShape" mc:Ignorable="w14 w15 w16se w16cid w16 w16cex w16sdtdh w16sdtfl w16du wp14">
+<w:endnotes xmlns:wpc="http://schemas.microsoft.com/office/word/2010/wordprocessingCanvas" xmlns:cx="http://schemas.microsoft.com/office/drawing/2014/chartex" xmlns:mc="http://schemas.openxmlformats.org/markup-compatibility/2006" xmlns:o="urn:schemas-microsoft-com:office:office" xmlns:r="http://schemas.openxmlformats.org/officeDocument/2006/relationships" xmlns:m="http://schemas.openxmlformats.org/officeDocument/2006/math" xmlns:v="urn:schemas-microsoft-com:vml" xmlns:wp14="http://schemas.microsoft.com/office/word/2010/wordprocessingDrawing" xmlns:wp="http://schemas.openxmlformats.org/drawingml/2006/wordprocessingDrawing" xmlns:w10="urn:schemas-microsoft-com:office:word" xmlns:w="http://schemas.openxmlformats.org/wordprocessingml/2006/main" xmlns:w14="http://schemas.microsoft.com/office/word/2010/wordml" xmlns:w15="http://schemas.microsoft.com/office/word/2012/wordml" xmlns:w16se="http://schemas.microsoft.com/office/word/2015/wordml/symex" xmlns:wpg="http://schemas.microsoft.com/office/word/2010/wordprocessingGroup" xmlns:wpi="http://schemas.microsoft.com/office/word/2010/wordprocessingInk" xmlns:wne="http://schemas.microsoft.com/office/word/2006/wordml" xmlns:wps="http://schemas.microsoft.com/office/word/2010/wordprocessingShape" mc:Ignorable="w14 w15 w16se wp14">
   <w:endnote w:type="separator" w:id="-1">
     <w:p>
       <w:pPr>
@@ -2775,7 +2904,7 @@
 </file>
 
 <file path=word/footer1.xml><?xml version="1.0" encoding="utf-8"?>
-<w:ftr xmlns:wpc="http://schemas.microsoft.com/office/word/2010/wordprocessingCanvas" xmlns:cx="http://schemas.microsoft.com/office/drawing/2014/chartex" xmlns:cx1="http://schemas.microsoft.com/office/drawing/2015/9/8/chartex" xmlns:cx2="http://schemas.microsoft.com/office/drawing/2015/10/21/chartex" xmlns:cx3="http://schemas.microsoft.com/office/drawing/2016/5/9/chartex" xmlns:cx4="http://schemas.microsoft.com/office/drawing/2016/5/10/chartex" xmlns:cx5="http://schemas.microsoft.com/office/drawing/2016/5/11/chartex" xmlns:cx6="http://schemas.microsoft.com/office/drawing/2016/5/12/chartex" xmlns:cx7="http://schemas.microsoft.com/office/drawing/2016/5/13/chartex" xmlns:cx8="http://schemas.microsoft.com/office/drawing/2016/5/14/chartex" xmlns:mc="http://schemas.openxmlformats.org/markup-compatibility/2006" xmlns:aink="http://schemas.microsoft.com/office/drawing/2016/ink" xmlns:am3d="http://schemas.microsoft.com/office/drawing/2017/model3d" xmlns:o="urn:schemas-microsoft-com:office:office" xmlns:oel="http://schemas.microsoft.com/office/2019/extlst" xmlns:r="http://schemas.openxmlformats.org/officeDocument/2006/relationships" xmlns:m="http://schemas.openxmlformats.org/officeDocument/2006/math" xmlns:v="urn:schemas-microsoft-com:vml" xmlns:wp14="http://schemas.microsoft.com/office/word/2010/wordprocessingDrawing" xmlns:wp="http://schemas.openxmlformats.org/drawingml/2006/wordprocessingDrawing" xmlns:w10="urn:schemas-microsoft-com:office:word" xmlns:w="http://schemas.openxmlformats.org/wordprocessingml/2006/main" xmlns:w14="http://schemas.microsoft.com/office/word/2010/wordml" xmlns:w15="http://schemas.microsoft.com/office/word/2012/wordml" xmlns:w16cex="http://schemas.microsoft.com/office/word/2018/wordml/cex" xmlns:w16cid="http://schemas.microsoft.com/office/word/2016/wordml/cid" xmlns:w16="http://schemas.microsoft.com/office/word/2018/wordml" xmlns:w16du="http://schemas.microsoft.com/office/word/2023/wordml/word16du" xmlns:w16sdtdh="http://schemas.microsoft.com/office/word/2020/wordml/sdtdatahash" xmlns:w16sdtfl="http://schemas.microsoft.com/office/word/2024/wordml/sdtformatlock" xmlns:w16se="http://schemas.microsoft.com/office/word/2015/wordml/symex" xmlns:wpg="http://schemas.microsoft.com/office/word/2010/wordprocessingGroup" xmlns:wpi="http://schemas.microsoft.com/office/word/2010/wordprocessingInk" xmlns:wne="http://schemas.microsoft.com/office/word/2006/wordml" xmlns:wps="http://schemas.microsoft.com/office/word/2010/wordprocessingShape" mc:Ignorable="w14 w15 w16se w16cid w16 w16cex w16sdtdh w16sdtfl w16du wp14">
+<w:ftr xmlns:wpc="http://schemas.microsoft.com/office/word/2010/wordprocessingCanvas" xmlns:cx="http://schemas.microsoft.com/office/drawing/2014/chartex" xmlns:mc="http://schemas.openxmlformats.org/markup-compatibility/2006" xmlns:o="urn:schemas-microsoft-com:office:office" xmlns:r="http://schemas.openxmlformats.org/officeDocument/2006/relationships" xmlns:m="http://schemas.openxmlformats.org/officeDocument/2006/math" xmlns:v="urn:schemas-microsoft-com:vml" xmlns:wp14="http://schemas.microsoft.com/office/word/2010/wordprocessingDrawing" xmlns:wp="http://schemas.openxmlformats.org/drawingml/2006/wordprocessingDrawing" xmlns:w10="urn:schemas-microsoft-com:office:word" xmlns:w="http://schemas.openxmlformats.org/wordprocessingml/2006/main" xmlns:w14="http://schemas.microsoft.com/office/word/2010/wordml" xmlns:w15="http://schemas.microsoft.com/office/word/2012/wordml" xmlns:w16se="http://schemas.microsoft.com/office/word/2015/wordml/symex" xmlns:wpg="http://schemas.microsoft.com/office/word/2010/wordprocessingGroup" xmlns:wpi="http://schemas.microsoft.com/office/word/2010/wordprocessingInk" xmlns:wne="http://schemas.microsoft.com/office/word/2006/wordml" xmlns:wps="http://schemas.microsoft.com/office/word/2010/wordprocessingShape" mc:Ignorable="w14 w15 w16se wp14">
   <w:sdt>
     <w:sdtPr>
       <w:id w:val="365795399"/>
@@ -2822,7 +2951,7 @@
             <w:noProof/>
             <w:szCs w:val="26"/>
           </w:rPr>
-          <w:t>2</w:t>
+          <w:t>6</w:t>
         </w:r>
         <w:r>
           <w:rPr>
@@ -2843,7 +2972,7 @@
 </file>
 
 <file path=word/footnotes.xml><?xml version="1.0" encoding="utf-8"?>
-<w:footnotes xmlns:wpc="http://schemas.microsoft.com/office/word/2010/wordprocessingCanvas" xmlns:cx="http://schemas.microsoft.com/office/drawing/2014/chartex" xmlns:cx1="http://schemas.microsoft.com/office/drawing/2015/9/8/chartex" xmlns:cx2="http://schemas.microsoft.com/office/drawing/2015/10/21/chartex" xmlns:cx3="http://schemas.microsoft.com/office/drawing/2016/5/9/chartex" xmlns:cx4="http://schemas.microsoft.com/office/drawing/2016/5/10/chartex" xmlns:cx5="http://schemas.microsoft.com/office/drawing/2016/5/11/chartex" xmlns:cx6="http://schemas.microsoft.com/office/drawing/2016/5/12/chartex" xmlns:cx7="http://schemas.microsoft.com/office/drawing/2016/5/13/chartex" xmlns:cx8="http://schemas.microsoft.com/office/drawing/2016/5/14/chartex" xmlns:mc="http://schemas.openxmlformats.org/markup-compatibility/2006" xmlns:aink="http://schemas.microsoft.com/office/drawing/2016/ink" xmlns:am3d="http://schemas.microsoft.com/office/drawing/2017/model3d" xmlns:o="urn:schemas-microsoft-com:office:office" xmlns:oel="http://schemas.microsoft.com/office/2019/extlst" xmlns:r="http://schemas.openxmlformats.org/officeDocument/2006/relationships" xmlns:m="http://schemas.openxmlformats.org/officeDocument/2006/math" xmlns:v="urn:schemas-microsoft-com:vml" xmlns:wp14="http://schemas.microsoft.com/office/word/2010/wordprocessingDrawing" xmlns:wp="http://schemas.openxmlformats.org/drawingml/2006/wordprocessingDrawing" xmlns:w10="urn:schemas-microsoft-com:office:word" xmlns:w="http://schemas.openxmlformats.org/wordprocessingml/2006/main" xmlns:w14="http://schemas.microsoft.com/office/word/2010/wordml" xmlns:w15="http://schemas.microsoft.com/office/word/2012/wordml" xmlns:w16cex="http://schemas.microsoft.com/office/word/2018/wordml/cex" xmlns:w16cid="http://schemas.microsoft.com/office/word/2016/wordml/cid" xmlns:w16="http://schemas.microsoft.com/office/word/2018/wordml" xmlns:w16du="http://schemas.microsoft.com/office/word/2023/wordml/word16du" xmlns:w16sdtdh="http://schemas.microsoft.com/office/word/2020/wordml/sdtdatahash" xmlns:w16sdtfl="http://schemas.microsoft.com/office/word/2024/wordml/sdtformatlock" xmlns:w16se="http://schemas.microsoft.com/office/word/2015/wordml/symex" xmlns:wpg="http://schemas.microsoft.com/office/word/2010/wordprocessingGroup" xmlns:wpi="http://schemas.microsoft.com/office/word/2010/wordprocessingInk" xmlns:wne="http://schemas.microsoft.com/office/word/2006/wordml" xmlns:wps="http://schemas.microsoft.com/office/word/2010/wordprocessingShape" mc:Ignorable="w14 w15 w16se w16cid w16 w16cex w16sdtdh w16sdtfl w16du wp14">
+<w:footnotes xmlns:wpc="http://schemas.microsoft.com/office/word/2010/wordprocessingCanvas" xmlns:cx="http://schemas.microsoft.com/office/drawing/2014/chartex" xmlns:mc="http://schemas.openxmlformats.org/markup-compatibility/2006" xmlns:o="urn:schemas-microsoft-com:office:office" xmlns:r="http://schemas.openxmlformats.org/officeDocument/2006/relationships" xmlns:m="http://schemas.openxmlformats.org/officeDocument/2006/math" xmlns:v="urn:schemas-microsoft-com:vml" xmlns:wp14="http://schemas.microsoft.com/office/word/2010/wordprocessingDrawing" xmlns:wp="http://schemas.openxmlformats.org/drawingml/2006/wordprocessingDrawing" xmlns:w10="urn:schemas-microsoft-com:office:word" xmlns:w="http://schemas.openxmlformats.org/wordprocessingml/2006/main" xmlns:w14="http://schemas.microsoft.com/office/word/2010/wordml" xmlns:w15="http://schemas.microsoft.com/office/word/2012/wordml" xmlns:w16se="http://schemas.microsoft.com/office/word/2015/wordml/symex" xmlns:wpg="http://schemas.microsoft.com/office/word/2010/wordprocessingGroup" xmlns:wpi="http://schemas.microsoft.com/office/word/2010/wordprocessingInk" xmlns:wne="http://schemas.microsoft.com/office/word/2006/wordml" xmlns:wps="http://schemas.microsoft.com/office/word/2010/wordprocessingShape" mc:Ignorable="w14 w15 w16se wp14">
   <w:footnote w:type="separator" w:id="-1">
     <w:p>
       <w:pPr>
@@ -2868,7 +2997,7 @@
 </file>
 
 <file path=word/header1.xml><?xml version="1.0" encoding="utf-8"?>
-<w:hdr xmlns:wpc="http://schemas.microsoft.com/office/word/2010/wordprocessingCanvas" xmlns:cx="http://schemas.microsoft.com/office/drawing/2014/chartex" xmlns:cx1="http://schemas.microsoft.com/office/drawing/2015/9/8/chartex" xmlns:cx2="http://schemas.microsoft.com/office/drawing/2015/10/21/chartex" xmlns:cx3="http://schemas.microsoft.com/office/drawing/2016/5/9/chartex" xmlns:cx4="http://schemas.microsoft.com/office/drawing/2016/5/10/chartex" xmlns:cx5="http://schemas.microsoft.com/office/drawing/2016/5/11/chartex" xmlns:cx6="http://schemas.microsoft.com/office/drawing/2016/5/12/chartex" xmlns:cx7="http://schemas.microsoft.com/office/drawing/2016/5/13/chartex" xmlns:cx8="http://schemas.microsoft.com/office/drawing/2016/5/14/chartex" xmlns:mc="http://schemas.openxmlformats.org/markup-compatibility/2006" xmlns:aink="http://schemas.microsoft.com/office/drawing/2016/ink" xmlns:am3d="http://schemas.microsoft.com/office/drawing/2017/model3d" xmlns:o="urn:schemas-microsoft-com:office:office" xmlns:oel="http://schemas.microsoft.com/office/2019/extlst" xmlns:r="http://schemas.openxmlformats.org/officeDocument/2006/relationships" xmlns:m="http://schemas.openxmlformats.org/officeDocument/2006/math" xmlns:v="urn:schemas-microsoft-com:vml" xmlns:wp14="http://schemas.microsoft.com/office/word/2010/wordprocessingDrawing" xmlns:wp="http://schemas.openxmlformats.org/drawingml/2006/wordprocessingDrawing" xmlns:w10="urn:schemas-microsoft-com:office:word" xmlns:w="http://schemas.openxmlformats.org/wordprocessingml/2006/main" xmlns:w14="http://schemas.microsoft.com/office/word/2010/wordml" xmlns:w15="http://schemas.microsoft.com/office/word/2012/wordml" xmlns:w16cex="http://schemas.microsoft.com/office/word/2018/wordml/cex" xmlns:w16cid="http://schemas.microsoft.com/office/word/2016/wordml/cid" xmlns:w16="http://schemas.microsoft.com/office/word/2018/wordml" xmlns:w16du="http://schemas.microsoft.com/office/word/2023/wordml/word16du" xmlns:w16sdtdh="http://schemas.microsoft.com/office/word/2020/wordml/sdtdatahash" xmlns:w16sdtfl="http://schemas.microsoft.com/office/word/2024/wordml/sdtformatlock" xmlns:w16se="http://schemas.microsoft.com/office/word/2015/wordml/symex" xmlns:wpg="http://schemas.microsoft.com/office/word/2010/wordprocessingGroup" xmlns:wpi="http://schemas.microsoft.com/office/word/2010/wordprocessingInk" xmlns:wne="http://schemas.microsoft.com/office/word/2006/wordml" xmlns:wps="http://schemas.microsoft.com/office/word/2010/wordprocessingShape" mc:Ignorable="w14 w15 w16se w16cid w16 w16cex w16sdtdh w16sdtfl w16du wp14">
+<w:hdr xmlns:wpc="http://schemas.microsoft.com/office/word/2010/wordprocessingCanvas" xmlns:cx="http://schemas.microsoft.com/office/drawing/2014/chartex" xmlns:mc="http://schemas.openxmlformats.org/markup-compatibility/2006" xmlns:o="urn:schemas-microsoft-com:office:office" xmlns:r="http://schemas.openxmlformats.org/officeDocument/2006/relationships" xmlns:m="http://schemas.openxmlformats.org/officeDocument/2006/math" xmlns:v="urn:schemas-microsoft-com:vml" xmlns:wp14="http://schemas.microsoft.com/office/word/2010/wordprocessingDrawing" xmlns:wp="http://schemas.openxmlformats.org/drawingml/2006/wordprocessingDrawing" xmlns:w10="urn:schemas-microsoft-com:office:word" xmlns:w="http://schemas.openxmlformats.org/wordprocessingml/2006/main" xmlns:w14="http://schemas.microsoft.com/office/word/2010/wordml" xmlns:w15="http://schemas.microsoft.com/office/word/2012/wordml" xmlns:w16se="http://schemas.microsoft.com/office/word/2015/wordml/symex" xmlns:wpg="http://schemas.microsoft.com/office/word/2010/wordprocessingGroup" xmlns:wpi="http://schemas.microsoft.com/office/word/2010/wordprocessingInk" xmlns:wne="http://schemas.microsoft.com/office/word/2006/wordml" xmlns:wps="http://schemas.microsoft.com/office/word/2010/wordprocessingShape" mc:Ignorable="w14 w15 w16se wp14">
   <w:p>
     <w:pPr>
       <w:pStyle w:val="Header"/>
@@ -2879,10 +3008,19 @@
     </w:pPr>
     <w:r>
       <w:rPr>
+        <w:i/>
         <w:sz w:val="24"/>
         <w:szCs w:val="24"/>
       </w:rPr>
-      <w:t>Báo cáo Đồ án &lt;Tên môn học&gt;</w:t>
+      <w:t xml:space="preserve">IE203 - </w:t>
+    </w:r>
+    <w:r>
+      <w:rPr>
+        <w:i/>
+        <w:sz w:val="24"/>
+        <w:szCs w:val="24"/>
+      </w:rPr>
+      <w:t>Hệ thống quản trị qui trình nghiệp vụ</w:t>
     </w:r>
     <w:r>
       <w:rPr>
@@ -2917,8 +3055,97 @@
 </file>
 
 <file path=word/numbering.xml><?xml version="1.0" encoding="utf-8"?>
-<w:numbering xmlns:wpc="http://schemas.microsoft.com/office/word/2010/wordprocessingCanvas" xmlns:cx="http://schemas.microsoft.com/office/drawing/2014/chartex" xmlns:cx1="http://schemas.microsoft.com/office/drawing/2015/9/8/chartex" xmlns:cx2="http://schemas.microsoft.com/office/drawing/2015/10/21/chartex" xmlns:cx3="http://schemas.microsoft.com/office/drawing/2016/5/9/chartex" xmlns:cx4="http://schemas.microsoft.com/office/drawing/2016/5/10/chartex" xmlns:cx5="http://schemas.microsoft.com/office/drawing/2016/5/11/chartex" xmlns:cx6="http://schemas.microsoft.com/office/drawing/2016/5/12/chartex" xmlns:cx7="http://schemas.microsoft.com/office/drawing/2016/5/13/chartex" xmlns:cx8="http://schemas.microsoft.com/office/drawing/2016/5/14/chartex" xmlns:mc="http://schemas.openxmlformats.org/markup-compatibility/2006" xmlns:aink="http://schemas.microsoft.com/office/drawing/2016/ink" xmlns:am3d="http://schemas.microsoft.com/office/drawing/2017/model3d" xmlns:o="urn:schemas-microsoft-com:office:office" xmlns:oel="http://schemas.microsoft.com/office/2019/extlst" xmlns:r="http://schemas.openxmlformats.org/officeDocument/2006/relationships" xmlns:m="http://schemas.openxmlformats.org/officeDocument/2006/math" xmlns:v="urn:schemas-microsoft-com:vml" xmlns:wp14="http://schemas.microsoft.com/office/word/2010/wordprocessingDrawing" xmlns:wp="http://schemas.openxmlformats.org/drawingml/2006/wordprocessingDrawing" xmlns:w10="urn:schemas-microsoft-com:office:word" xmlns:w="http://schemas.openxmlformats.org/wordprocessingml/2006/main" xmlns:w14="http://schemas.microsoft.com/office/word/2010/wordml" xmlns:w15="http://schemas.microsoft.com/office/word/2012/wordml" xmlns:w16cex="http://schemas.microsoft.com/office/word/2018/wordml/cex" xmlns:w16cid="http://schemas.microsoft.com/office/word/2016/wordml/cid" xmlns:w16="http://schemas.microsoft.com/office/word/2018/wordml" xmlns:w16du="http://schemas.microsoft.com/office/word/2023/wordml/word16du" xmlns:w16sdtdh="http://schemas.microsoft.com/office/word/2020/wordml/sdtdatahash" xmlns:w16sdtfl="http://schemas.microsoft.com/office/word/2024/wordml/sdtformatlock" xmlns:w16se="http://schemas.microsoft.com/office/word/2015/wordml/symex" xmlns:wpg="http://schemas.microsoft.com/office/word/2010/wordprocessingGroup" xmlns:wpi="http://schemas.microsoft.com/office/word/2010/wordprocessingInk" xmlns:wne="http://schemas.microsoft.com/office/word/2006/wordml" xmlns:wps="http://schemas.microsoft.com/office/word/2010/wordprocessingShape" mc:Ignorable="w14 w15 w16se w16cid w16 w16cex w16sdtdh w16sdtfl w16du wp14">
+<w:numbering xmlns:wpc="http://schemas.microsoft.com/office/word/2010/wordprocessingCanvas" xmlns:cx="http://schemas.microsoft.com/office/drawing/2014/chartex" xmlns:mc="http://schemas.openxmlformats.org/markup-compatibility/2006" xmlns:o="urn:schemas-microsoft-com:office:office" xmlns:r="http://schemas.openxmlformats.org/officeDocument/2006/relationships" xmlns:m="http://schemas.openxmlformats.org/officeDocument/2006/math" xmlns:v="urn:schemas-microsoft-com:vml" xmlns:wp14="http://schemas.microsoft.com/office/word/2010/wordprocessingDrawing" xmlns:wp="http://schemas.openxmlformats.org/drawingml/2006/wordprocessingDrawing" xmlns:w10="urn:schemas-microsoft-com:office:word" xmlns:w="http://schemas.openxmlformats.org/wordprocessingml/2006/main" xmlns:w14="http://schemas.microsoft.com/office/word/2010/wordml" xmlns:w15="http://schemas.microsoft.com/office/word/2012/wordml" xmlns:w16se="http://schemas.microsoft.com/office/word/2015/wordml/symex" xmlns:wpg="http://schemas.microsoft.com/office/word/2010/wordprocessingGroup" xmlns:wpi="http://schemas.microsoft.com/office/word/2010/wordprocessingInk" xmlns:wne="http://schemas.microsoft.com/office/word/2006/wordml" xmlns:wps="http://schemas.microsoft.com/office/word/2010/wordprocessingShape" mc:Ignorable="w14 w15 w16se wp14">
   <w:abstractNum w:abstractNumId="0" w15:restartNumberingAfterBreak="0">
+    <w:nsid w:val="0CA1247E"/>
+    <w:multiLevelType w:val="hybridMultilevel"/>
+    <w:tmpl w:val="737856F2"/>
+    <w:lvl w:ilvl="0" w:tplc="0409000F">
+      <w:start w:val="1"/>
+      <w:numFmt w:val="decimal"/>
+      <w:lvlText w:val="%1."/>
+      <w:lvlJc w:val="left"/>
+      <w:pPr>
+        <w:ind w:left="720" w:hanging="360"/>
+      </w:pPr>
+      <w:rPr>
+        <w:rFonts w:hint="default"/>
+      </w:rPr>
+    </w:lvl>
+    <w:lvl w:ilvl="1" w:tplc="04090019" w:tentative="1">
+      <w:start w:val="1"/>
+      <w:numFmt w:val="lowerLetter"/>
+      <w:lvlText w:val="%2."/>
+      <w:lvlJc w:val="left"/>
+      <w:pPr>
+        <w:ind w:left="1440" w:hanging="360"/>
+      </w:pPr>
+    </w:lvl>
+    <w:lvl w:ilvl="2" w:tplc="0409001B" w:tentative="1">
+      <w:start w:val="1"/>
+      <w:numFmt w:val="lowerRoman"/>
+      <w:lvlText w:val="%3."/>
+      <w:lvlJc w:val="right"/>
+      <w:pPr>
+        <w:ind w:left="2160" w:hanging="180"/>
+      </w:pPr>
+    </w:lvl>
+    <w:lvl w:ilvl="3" w:tplc="0409000F" w:tentative="1">
+      <w:start w:val="1"/>
+      <w:numFmt w:val="decimal"/>
+      <w:lvlText w:val="%4."/>
+      <w:lvlJc w:val="left"/>
+      <w:pPr>
+        <w:ind w:left="2880" w:hanging="360"/>
+      </w:pPr>
+    </w:lvl>
+    <w:lvl w:ilvl="4" w:tplc="04090019" w:tentative="1">
+      <w:start w:val="1"/>
+      <w:numFmt w:val="lowerLetter"/>
+      <w:lvlText w:val="%5."/>
+      <w:lvlJc w:val="left"/>
+      <w:pPr>
+        <w:ind w:left="3600" w:hanging="360"/>
+      </w:pPr>
+    </w:lvl>
+    <w:lvl w:ilvl="5" w:tplc="0409001B" w:tentative="1">
+      <w:start w:val="1"/>
+      <w:numFmt w:val="lowerRoman"/>
+      <w:lvlText w:val="%6."/>
+      <w:lvlJc w:val="right"/>
+      <w:pPr>
+        <w:ind w:left="4320" w:hanging="180"/>
+      </w:pPr>
+    </w:lvl>
+    <w:lvl w:ilvl="6" w:tplc="0409000F" w:tentative="1">
+      <w:start w:val="1"/>
+      <w:numFmt w:val="decimal"/>
+      <w:lvlText w:val="%7."/>
+      <w:lvlJc w:val="left"/>
+      <w:pPr>
+        <w:ind w:left="5040" w:hanging="360"/>
+      </w:pPr>
+    </w:lvl>
+    <w:lvl w:ilvl="7" w:tplc="04090019" w:tentative="1">
+      <w:start w:val="1"/>
+      <w:numFmt w:val="lowerLetter"/>
+      <w:lvlText w:val="%8."/>
+      <w:lvlJc w:val="left"/>
+      <w:pPr>
+        <w:ind w:left="5760" w:hanging="360"/>
+      </w:pPr>
+    </w:lvl>
+    <w:lvl w:ilvl="8" w:tplc="0409001B" w:tentative="1">
+      <w:start w:val="1"/>
+      <w:numFmt w:val="lowerRoman"/>
+      <w:lvlText w:val="%9."/>
+      <w:lvlJc w:val="right"/>
+      <w:pPr>
+        <w:ind w:left="6480" w:hanging="180"/>
+      </w:pPr>
+    </w:lvl>
+  </w:abstractNum>
+  <w:abstractNum w:abstractNumId="1" w15:restartNumberingAfterBreak="0">
     <w:nsid w:val="17734325"/>
     <w:multiLevelType w:val="hybridMultilevel"/>
     <w:tmpl w:val="1FD45FEA"/>
@@ -3007,7 +3234,459 @@
       </w:pPr>
     </w:lvl>
   </w:abstractNum>
-  <w:abstractNum w:abstractNumId="1" w15:restartNumberingAfterBreak="0">
+  <w:abstractNum w:abstractNumId="2" w15:restartNumberingAfterBreak="0">
+    <w:nsid w:val="23EF4721"/>
+    <w:multiLevelType w:val="hybridMultilevel"/>
+    <w:tmpl w:val="F968BD98"/>
+    <w:lvl w:ilvl="0" w:tplc="04090001">
+      <w:start w:val="1"/>
+      <w:numFmt w:val="bullet"/>
+      <w:lvlText w:val=""/>
+      <w:lvlJc w:val="left"/>
+      <w:pPr>
+        <w:ind w:left="720" w:hanging="360"/>
+      </w:pPr>
+      <w:rPr>
+        <w:rFonts w:ascii="Symbol" w:hAnsi="Symbol" w:hint="default"/>
+      </w:rPr>
+    </w:lvl>
+    <w:lvl w:ilvl="1" w:tplc="04090003" w:tentative="1">
+      <w:start w:val="1"/>
+      <w:numFmt w:val="bullet"/>
+      <w:lvlText w:val="o"/>
+      <w:lvlJc w:val="left"/>
+      <w:pPr>
+        <w:ind w:left="1440" w:hanging="360"/>
+      </w:pPr>
+      <w:rPr>
+        <w:rFonts w:ascii="Courier New" w:hAnsi="Courier New" w:cs="Courier New" w:hint="default"/>
+      </w:rPr>
+    </w:lvl>
+    <w:lvl w:ilvl="2" w:tplc="04090005" w:tentative="1">
+      <w:start w:val="1"/>
+      <w:numFmt w:val="bullet"/>
+      <w:lvlText w:val=""/>
+      <w:lvlJc w:val="left"/>
+      <w:pPr>
+        <w:ind w:left="2160" w:hanging="360"/>
+      </w:pPr>
+      <w:rPr>
+        <w:rFonts w:ascii="Wingdings" w:hAnsi="Wingdings" w:hint="default"/>
+      </w:rPr>
+    </w:lvl>
+    <w:lvl w:ilvl="3" w:tplc="04090001" w:tentative="1">
+      <w:start w:val="1"/>
+      <w:numFmt w:val="bullet"/>
+      <w:lvlText w:val=""/>
+      <w:lvlJc w:val="left"/>
+      <w:pPr>
+        <w:ind w:left="2880" w:hanging="360"/>
+      </w:pPr>
+      <w:rPr>
+        <w:rFonts w:ascii="Symbol" w:hAnsi="Symbol" w:hint="default"/>
+      </w:rPr>
+    </w:lvl>
+    <w:lvl w:ilvl="4" w:tplc="04090003" w:tentative="1">
+      <w:start w:val="1"/>
+      <w:numFmt w:val="bullet"/>
+      <w:lvlText w:val="o"/>
+      <w:lvlJc w:val="left"/>
+      <w:pPr>
+        <w:ind w:left="3600" w:hanging="360"/>
+      </w:pPr>
+      <w:rPr>
+        <w:rFonts w:ascii="Courier New" w:hAnsi="Courier New" w:cs="Courier New" w:hint="default"/>
+      </w:rPr>
+    </w:lvl>
+    <w:lvl w:ilvl="5" w:tplc="04090005" w:tentative="1">
+      <w:start w:val="1"/>
+      <w:numFmt w:val="bullet"/>
+      <w:lvlText w:val=""/>
+      <w:lvlJc w:val="left"/>
+      <w:pPr>
+        <w:ind w:left="4320" w:hanging="360"/>
+      </w:pPr>
+      <w:rPr>
+        <w:rFonts w:ascii="Wingdings" w:hAnsi="Wingdings" w:hint="default"/>
+      </w:rPr>
+    </w:lvl>
+    <w:lvl w:ilvl="6" w:tplc="04090001" w:tentative="1">
+      <w:start w:val="1"/>
+      <w:numFmt w:val="bullet"/>
+      <w:lvlText w:val=""/>
+      <w:lvlJc w:val="left"/>
+      <w:pPr>
+        <w:ind w:left="5040" w:hanging="360"/>
+      </w:pPr>
+      <w:rPr>
+        <w:rFonts w:ascii="Symbol" w:hAnsi="Symbol" w:hint="default"/>
+      </w:rPr>
+    </w:lvl>
+    <w:lvl w:ilvl="7" w:tplc="04090003" w:tentative="1">
+      <w:start w:val="1"/>
+      <w:numFmt w:val="bullet"/>
+      <w:lvlText w:val="o"/>
+      <w:lvlJc w:val="left"/>
+      <w:pPr>
+        <w:ind w:left="5760" w:hanging="360"/>
+      </w:pPr>
+      <w:rPr>
+        <w:rFonts w:ascii="Courier New" w:hAnsi="Courier New" w:cs="Courier New" w:hint="default"/>
+      </w:rPr>
+    </w:lvl>
+    <w:lvl w:ilvl="8" w:tplc="04090005" w:tentative="1">
+      <w:start w:val="1"/>
+      <w:numFmt w:val="bullet"/>
+      <w:lvlText w:val=""/>
+      <w:lvlJc w:val="left"/>
+      <w:pPr>
+        <w:ind w:left="6480" w:hanging="360"/>
+      </w:pPr>
+      <w:rPr>
+        <w:rFonts w:ascii="Wingdings" w:hAnsi="Wingdings" w:hint="default"/>
+      </w:rPr>
+    </w:lvl>
+  </w:abstractNum>
+  <w:abstractNum w:abstractNumId="3" w15:restartNumberingAfterBreak="0">
+    <w:nsid w:val="3BB84C08"/>
+    <w:multiLevelType w:val="multilevel"/>
+    <w:tmpl w:val="15EA2E82"/>
+    <w:lvl w:ilvl="0">
+      <w:start w:val="1"/>
+      <w:numFmt w:val="decimal"/>
+      <w:lvlText w:val="%1"/>
+      <w:lvlJc w:val="left"/>
+      <w:pPr>
+        <w:ind w:left="360" w:hanging="360"/>
+      </w:pPr>
+      <w:rPr>
+        <w:rFonts w:hint="default"/>
+      </w:rPr>
+    </w:lvl>
+    <w:lvl w:ilvl="1">
+      <w:start w:val="3"/>
+      <w:numFmt w:val="decimal"/>
+      <w:lvlText w:val="%1.%2"/>
+      <w:lvlJc w:val="left"/>
+      <w:pPr>
+        <w:ind w:left="360" w:hanging="360"/>
+      </w:pPr>
+      <w:rPr>
+        <w:rFonts w:hint="default"/>
+      </w:rPr>
+    </w:lvl>
+    <w:lvl w:ilvl="2">
+      <w:start w:val="1"/>
+      <w:numFmt w:val="decimal"/>
+      <w:lvlText w:val="%1.%2.%3"/>
+      <w:lvlJc w:val="left"/>
+      <w:pPr>
+        <w:ind w:left="720" w:hanging="720"/>
+      </w:pPr>
+      <w:rPr>
+        <w:rFonts w:hint="default"/>
+      </w:rPr>
+    </w:lvl>
+    <w:lvl w:ilvl="3">
+      <w:start w:val="1"/>
+      <w:numFmt w:val="decimal"/>
+      <w:lvlText w:val="%1.%2.%3.%4"/>
+      <w:lvlJc w:val="left"/>
+      <w:pPr>
+        <w:ind w:left="720" w:hanging="720"/>
+      </w:pPr>
+      <w:rPr>
+        <w:rFonts w:hint="default"/>
+      </w:rPr>
+    </w:lvl>
+    <w:lvl w:ilvl="4">
+      <w:start w:val="1"/>
+      <w:numFmt w:val="decimal"/>
+      <w:lvlText w:val="%1.%2.%3.%4.%5"/>
+      <w:lvlJc w:val="left"/>
+      <w:pPr>
+        <w:ind w:left="1080" w:hanging="1080"/>
+      </w:pPr>
+      <w:rPr>
+        <w:rFonts w:hint="default"/>
+      </w:rPr>
+    </w:lvl>
+    <w:lvl w:ilvl="5">
+      <w:start w:val="1"/>
+      <w:numFmt w:val="decimal"/>
+      <w:lvlText w:val="%1.%2.%3.%4.%5.%6"/>
+      <w:lvlJc w:val="left"/>
+      <w:pPr>
+        <w:ind w:left="1440" w:hanging="1440"/>
+      </w:pPr>
+      <w:rPr>
+        <w:rFonts w:hint="default"/>
+      </w:rPr>
+    </w:lvl>
+    <w:lvl w:ilvl="6">
+      <w:start w:val="1"/>
+      <w:numFmt w:val="decimal"/>
+      <w:lvlText w:val="%1.%2.%3.%4.%5.%6.%7"/>
+      <w:lvlJc w:val="left"/>
+      <w:pPr>
+        <w:ind w:left="1440" w:hanging="1440"/>
+      </w:pPr>
+      <w:rPr>
+        <w:rFonts w:hint="default"/>
+      </w:rPr>
+    </w:lvl>
+    <w:lvl w:ilvl="7">
+      <w:start w:val="1"/>
+      <w:numFmt w:val="decimal"/>
+      <w:lvlText w:val="%1.%2.%3.%4.%5.%6.%7.%8"/>
+      <w:lvlJc w:val="left"/>
+      <w:pPr>
+        <w:ind w:left="1800" w:hanging="1800"/>
+      </w:pPr>
+      <w:rPr>
+        <w:rFonts w:hint="default"/>
+      </w:rPr>
+    </w:lvl>
+    <w:lvl w:ilvl="8">
+      <w:start w:val="1"/>
+      <w:numFmt w:val="decimal"/>
+      <w:lvlText w:val="%1.%2.%3.%4.%5.%6.%7.%8.%9"/>
+      <w:lvlJc w:val="left"/>
+      <w:pPr>
+        <w:ind w:left="1800" w:hanging="1800"/>
+      </w:pPr>
+      <w:rPr>
+        <w:rFonts w:hint="default"/>
+      </w:rPr>
+    </w:lvl>
+  </w:abstractNum>
+  <w:abstractNum w:abstractNumId="4" w15:restartNumberingAfterBreak="0">
+    <w:nsid w:val="40AE21F6"/>
+    <w:multiLevelType w:val="hybridMultilevel"/>
+    <w:tmpl w:val="21A076AA"/>
+    <w:lvl w:ilvl="0" w:tplc="B70AB280">
+      <w:start w:val="1"/>
+      <w:numFmt w:val="bullet"/>
+      <w:lvlText w:val=""/>
+      <w:lvlJc w:val="left"/>
+      <w:pPr>
+        <w:ind w:left="720" w:hanging="360"/>
+      </w:pPr>
+      <w:rPr>
+        <w:rFonts w:ascii="Symbol" w:hAnsi="Symbol" w:hint="default"/>
+      </w:rPr>
+    </w:lvl>
+    <w:lvl w:ilvl="1" w:tplc="04090003" w:tentative="1">
+      <w:start w:val="1"/>
+      <w:numFmt w:val="bullet"/>
+      <w:lvlText w:val="o"/>
+      <w:lvlJc w:val="left"/>
+      <w:pPr>
+        <w:ind w:left="1440" w:hanging="360"/>
+      </w:pPr>
+      <w:rPr>
+        <w:rFonts w:ascii="Courier New" w:hAnsi="Courier New" w:cs="Courier New" w:hint="default"/>
+      </w:rPr>
+    </w:lvl>
+    <w:lvl w:ilvl="2" w:tplc="04090005" w:tentative="1">
+      <w:start w:val="1"/>
+      <w:numFmt w:val="bullet"/>
+      <w:lvlText w:val=""/>
+      <w:lvlJc w:val="left"/>
+      <w:pPr>
+        <w:ind w:left="2160" w:hanging="360"/>
+      </w:pPr>
+      <w:rPr>
+        <w:rFonts w:ascii="Wingdings" w:hAnsi="Wingdings" w:hint="default"/>
+      </w:rPr>
+    </w:lvl>
+    <w:lvl w:ilvl="3" w:tplc="04090001" w:tentative="1">
+      <w:start w:val="1"/>
+      <w:numFmt w:val="bullet"/>
+      <w:lvlText w:val=""/>
+      <w:lvlJc w:val="left"/>
+      <w:pPr>
+        <w:ind w:left="2880" w:hanging="360"/>
+      </w:pPr>
+      <w:rPr>
+        <w:rFonts w:ascii="Symbol" w:hAnsi="Symbol" w:hint="default"/>
+      </w:rPr>
+    </w:lvl>
+    <w:lvl w:ilvl="4" w:tplc="04090003" w:tentative="1">
+      <w:start w:val="1"/>
+      <w:numFmt w:val="bullet"/>
+      <w:lvlText w:val="o"/>
+      <w:lvlJc w:val="left"/>
+      <w:pPr>
+        <w:ind w:left="3600" w:hanging="360"/>
+      </w:pPr>
+      <w:rPr>
+        <w:rFonts w:ascii="Courier New" w:hAnsi="Courier New" w:cs="Courier New" w:hint="default"/>
+      </w:rPr>
+    </w:lvl>
+    <w:lvl w:ilvl="5" w:tplc="04090005" w:tentative="1">
+      <w:start w:val="1"/>
+      <w:numFmt w:val="bullet"/>
+      <w:lvlText w:val=""/>
+      <w:lvlJc w:val="left"/>
+      <w:pPr>
+        <w:ind w:left="4320" w:hanging="360"/>
+      </w:pPr>
+      <w:rPr>
+        <w:rFonts w:ascii="Wingdings" w:hAnsi="Wingdings" w:hint="default"/>
+      </w:rPr>
+    </w:lvl>
+    <w:lvl w:ilvl="6" w:tplc="04090001" w:tentative="1">
+      <w:start w:val="1"/>
+      <w:numFmt w:val="bullet"/>
+      <w:lvlText w:val=""/>
+      <w:lvlJc w:val="left"/>
+      <w:pPr>
+        <w:ind w:left="5040" w:hanging="360"/>
+      </w:pPr>
+      <w:rPr>
+        <w:rFonts w:ascii="Symbol" w:hAnsi="Symbol" w:hint="default"/>
+      </w:rPr>
+    </w:lvl>
+    <w:lvl w:ilvl="7" w:tplc="04090003" w:tentative="1">
+      <w:start w:val="1"/>
+      <w:numFmt w:val="bullet"/>
+      <w:lvlText w:val="o"/>
+      <w:lvlJc w:val="left"/>
+      <w:pPr>
+        <w:ind w:left="5760" w:hanging="360"/>
+      </w:pPr>
+      <w:rPr>
+        <w:rFonts w:ascii="Courier New" w:hAnsi="Courier New" w:cs="Courier New" w:hint="default"/>
+      </w:rPr>
+    </w:lvl>
+    <w:lvl w:ilvl="8" w:tplc="04090005" w:tentative="1">
+      <w:start w:val="1"/>
+      <w:numFmt w:val="bullet"/>
+      <w:lvlText w:val=""/>
+      <w:lvlJc w:val="left"/>
+      <w:pPr>
+        <w:ind w:left="6480" w:hanging="360"/>
+      </w:pPr>
+      <w:rPr>
+        <w:rFonts w:ascii="Wingdings" w:hAnsi="Wingdings" w:hint="default"/>
+      </w:rPr>
+    </w:lvl>
+  </w:abstractNum>
+  <w:abstractNum w:abstractNumId="5" w15:restartNumberingAfterBreak="0">
+    <w:nsid w:val="40B811FD"/>
+    <w:multiLevelType w:val="hybridMultilevel"/>
+    <w:tmpl w:val="A5DC8B7C"/>
+    <w:lvl w:ilvl="0" w:tplc="04090001">
+      <w:start w:val="1"/>
+      <w:numFmt w:val="bullet"/>
+      <w:lvlText w:val=""/>
+      <w:lvlJc w:val="left"/>
+      <w:pPr>
+        <w:ind w:left="720" w:hanging="360"/>
+      </w:pPr>
+      <w:rPr>
+        <w:rFonts w:ascii="Symbol" w:hAnsi="Symbol" w:hint="default"/>
+      </w:rPr>
+    </w:lvl>
+    <w:lvl w:ilvl="1" w:tplc="04090003" w:tentative="1">
+      <w:start w:val="1"/>
+      <w:numFmt w:val="bullet"/>
+      <w:lvlText w:val="o"/>
+      <w:lvlJc w:val="left"/>
+      <w:pPr>
+        <w:ind w:left="1440" w:hanging="360"/>
+      </w:pPr>
+      <w:rPr>
+        <w:rFonts w:ascii="Courier New" w:hAnsi="Courier New" w:cs="Courier New" w:hint="default"/>
+      </w:rPr>
+    </w:lvl>
+    <w:lvl w:ilvl="2" w:tplc="04090005" w:tentative="1">
+      <w:start w:val="1"/>
+      <w:numFmt w:val="bullet"/>
+      <w:lvlText w:val=""/>
+      <w:lvlJc w:val="left"/>
+      <w:pPr>
+        <w:ind w:left="2160" w:hanging="360"/>
+      </w:pPr>
+      <w:rPr>
+        <w:rFonts w:ascii="Wingdings" w:hAnsi="Wingdings" w:hint="default"/>
+      </w:rPr>
+    </w:lvl>
+    <w:lvl w:ilvl="3" w:tplc="04090001" w:tentative="1">
+      <w:start w:val="1"/>
+      <w:numFmt w:val="bullet"/>
+      <w:lvlText w:val=""/>
+      <w:lvlJc w:val="left"/>
+      <w:pPr>
+        <w:ind w:left="2880" w:hanging="360"/>
+      </w:pPr>
+      <w:rPr>
+        <w:rFonts w:ascii="Symbol" w:hAnsi="Symbol" w:hint="default"/>
+      </w:rPr>
+    </w:lvl>
+    <w:lvl w:ilvl="4" w:tplc="04090003" w:tentative="1">
+      <w:start w:val="1"/>
+      <w:numFmt w:val="bullet"/>
+      <w:lvlText w:val="o"/>
+      <w:lvlJc w:val="left"/>
+      <w:pPr>
+        <w:ind w:left="3600" w:hanging="360"/>
+      </w:pPr>
+      <w:rPr>
+        <w:rFonts w:ascii="Courier New" w:hAnsi="Courier New" w:cs="Courier New" w:hint="default"/>
+      </w:rPr>
+    </w:lvl>
+    <w:lvl w:ilvl="5" w:tplc="04090005" w:tentative="1">
+      <w:start w:val="1"/>
+      <w:numFmt w:val="bullet"/>
+      <w:lvlText w:val=""/>
+      <w:lvlJc w:val="left"/>
+      <w:pPr>
+        <w:ind w:left="4320" w:hanging="360"/>
+      </w:pPr>
+      <w:rPr>
+        <w:rFonts w:ascii="Wingdings" w:hAnsi="Wingdings" w:hint="default"/>
+      </w:rPr>
+    </w:lvl>
+    <w:lvl w:ilvl="6" w:tplc="04090001" w:tentative="1">
+      <w:start w:val="1"/>
+      <w:numFmt w:val="bullet"/>
+      <w:lvlText w:val=""/>
+      <w:lvlJc w:val="left"/>
+      <w:pPr>
+        <w:ind w:left="5040" w:hanging="360"/>
+      </w:pPr>
+      <w:rPr>
+        <w:rFonts w:ascii="Symbol" w:hAnsi="Symbol" w:hint="default"/>
+      </w:rPr>
+    </w:lvl>
+    <w:lvl w:ilvl="7" w:tplc="04090003" w:tentative="1">
+      <w:start w:val="1"/>
+      <w:numFmt w:val="bullet"/>
+      <w:lvlText w:val="o"/>
+      <w:lvlJc w:val="left"/>
+      <w:pPr>
+        <w:ind w:left="5760" w:hanging="360"/>
+      </w:pPr>
+      <w:rPr>
+        <w:rFonts w:ascii="Courier New" w:hAnsi="Courier New" w:cs="Courier New" w:hint="default"/>
+      </w:rPr>
+    </w:lvl>
+    <w:lvl w:ilvl="8" w:tplc="04090005" w:tentative="1">
+      <w:start w:val="1"/>
+      <w:numFmt w:val="bullet"/>
+      <w:lvlText w:val=""/>
+      <w:lvlJc w:val="left"/>
+      <w:pPr>
+        <w:ind w:left="6480" w:hanging="360"/>
+      </w:pPr>
+      <w:rPr>
+        <w:rFonts w:ascii="Wingdings" w:hAnsi="Wingdings" w:hint="default"/>
+      </w:rPr>
+    </w:lvl>
+  </w:abstractNum>
+  <w:abstractNum w:abstractNumId="6" w15:restartNumberingAfterBreak="0">
     <w:nsid w:val="40D8608A"/>
     <w:multiLevelType w:val="hybridMultilevel"/>
     <w:tmpl w:val="979CD868"/>
@@ -3096,7 +3775,7 @@
       </w:pPr>
     </w:lvl>
   </w:abstractNum>
-  <w:abstractNum w:abstractNumId="2" w15:restartNumberingAfterBreak="0">
+  <w:abstractNum w:abstractNumId="7" w15:restartNumberingAfterBreak="0">
     <w:nsid w:val="46A44212"/>
     <w:multiLevelType w:val="hybridMultilevel"/>
     <w:tmpl w:val="B42A62EC"/>
@@ -3208,7 +3887,7 @@
       </w:rPr>
     </w:lvl>
   </w:abstractNum>
-  <w:abstractNum w:abstractNumId="3" w15:restartNumberingAfterBreak="0">
+  <w:abstractNum w:abstractNumId="8" w15:restartNumberingAfterBreak="0">
     <w:nsid w:val="46EB5F37"/>
     <w:multiLevelType w:val="hybridMultilevel"/>
     <w:tmpl w:val="FC529674"/>
@@ -3294,7 +3973,322 @@
       </w:pPr>
     </w:lvl>
   </w:abstractNum>
-  <w:abstractNum w:abstractNumId="4" w15:restartNumberingAfterBreak="0">
+  <w:abstractNum w:abstractNumId="9" w15:restartNumberingAfterBreak="0">
+    <w:nsid w:val="55526E7B"/>
+    <w:multiLevelType w:val="hybridMultilevel"/>
+    <w:tmpl w:val="F828AA00"/>
+    <w:lvl w:ilvl="0" w:tplc="0409000F">
+      <w:start w:val="1"/>
+      <w:numFmt w:val="decimal"/>
+      <w:lvlText w:val="%1."/>
+      <w:lvlJc w:val="left"/>
+      <w:pPr>
+        <w:ind w:left="720" w:hanging="360"/>
+      </w:pPr>
+      <w:rPr>
+        <w:rFonts w:hint="default"/>
+      </w:rPr>
+    </w:lvl>
+    <w:lvl w:ilvl="1" w:tplc="04090019" w:tentative="1">
+      <w:start w:val="1"/>
+      <w:numFmt w:val="lowerLetter"/>
+      <w:lvlText w:val="%2."/>
+      <w:lvlJc w:val="left"/>
+      <w:pPr>
+        <w:ind w:left="1440" w:hanging="360"/>
+      </w:pPr>
+    </w:lvl>
+    <w:lvl w:ilvl="2" w:tplc="0409001B" w:tentative="1">
+      <w:start w:val="1"/>
+      <w:numFmt w:val="lowerRoman"/>
+      <w:lvlText w:val="%3."/>
+      <w:lvlJc w:val="right"/>
+      <w:pPr>
+        <w:ind w:left="2160" w:hanging="180"/>
+      </w:pPr>
+    </w:lvl>
+    <w:lvl w:ilvl="3" w:tplc="0409000F" w:tentative="1">
+      <w:start w:val="1"/>
+      <w:numFmt w:val="decimal"/>
+      <w:lvlText w:val="%4."/>
+      <w:lvlJc w:val="left"/>
+      <w:pPr>
+        <w:ind w:left="2880" w:hanging="360"/>
+      </w:pPr>
+    </w:lvl>
+    <w:lvl w:ilvl="4" w:tplc="04090019" w:tentative="1">
+      <w:start w:val="1"/>
+      <w:numFmt w:val="lowerLetter"/>
+      <w:lvlText w:val="%5."/>
+      <w:lvlJc w:val="left"/>
+      <w:pPr>
+        <w:ind w:left="3600" w:hanging="360"/>
+      </w:pPr>
+    </w:lvl>
+    <w:lvl w:ilvl="5" w:tplc="0409001B" w:tentative="1">
+      <w:start w:val="1"/>
+      <w:numFmt w:val="lowerRoman"/>
+      <w:lvlText w:val="%6."/>
+      <w:lvlJc w:val="right"/>
+      <w:pPr>
+        <w:ind w:left="4320" w:hanging="180"/>
+      </w:pPr>
+    </w:lvl>
+    <w:lvl w:ilvl="6" w:tplc="0409000F" w:tentative="1">
+      <w:start w:val="1"/>
+      <w:numFmt w:val="decimal"/>
+      <w:lvlText w:val="%7."/>
+      <w:lvlJc w:val="left"/>
+      <w:pPr>
+        <w:ind w:left="5040" w:hanging="360"/>
+      </w:pPr>
+    </w:lvl>
+    <w:lvl w:ilvl="7" w:tplc="04090019" w:tentative="1">
+      <w:start w:val="1"/>
+      <w:numFmt w:val="lowerLetter"/>
+      <w:lvlText w:val="%8."/>
+      <w:lvlJc w:val="left"/>
+      <w:pPr>
+        <w:ind w:left="5760" w:hanging="360"/>
+      </w:pPr>
+    </w:lvl>
+    <w:lvl w:ilvl="8" w:tplc="0409001B" w:tentative="1">
+      <w:start w:val="1"/>
+      <w:numFmt w:val="lowerRoman"/>
+      <w:lvlText w:val="%9."/>
+      <w:lvlJc w:val="right"/>
+      <w:pPr>
+        <w:ind w:left="6480" w:hanging="180"/>
+      </w:pPr>
+    </w:lvl>
+  </w:abstractNum>
+  <w:abstractNum w:abstractNumId="10" w15:restartNumberingAfterBreak="0">
+    <w:nsid w:val="5555769C"/>
+    <w:multiLevelType w:val="hybridMultilevel"/>
+    <w:tmpl w:val="1EE6DECC"/>
+    <w:lvl w:ilvl="0" w:tplc="04090009">
+      <w:start w:val="1"/>
+      <w:numFmt w:val="bullet"/>
+      <w:lvlText w:val=""/>
+      <w:lvlJc w:val="left"/>
+      <w:pPr>
+        <w:ind w:left="1440" w:hanging="360"/>
+      </w:pPr>
+      <w:rPr>
+        <w:rFonts w:ascii="Wingdings" w:hAnsi="Wingdings" w:hint="default"/>
+      </w:rPr>
+    </w:lvl>
+    <w:lvl w:ilvl="1" w:tplc="04090003" w:tentative="1">
+      <w:start w:val="1"/>
+      <w:numFmt w:val="bullet"/>
+      <w:lvlText w:val="o"/>
+      <w:lvlJc w:val="left"/>
+      <w:pPr>
+        <w:ind w:left="2160" w:hanging="360"/>
+      </w:pPr>
+      <w:rPr>
+        <w:rFonts w:ascii="Courier New" w:hAnsi="Courier New" w:cs="Courier New" w:hint="default"/>
+      </w:rPr>
+    </w:lvl>
+    <w:lvl w:ilvl="2" w:tplc="04090005" w:tentative="1">
+      <w:start w:val="1"/>
+      <w:numFmt w:val="bullet"/>
+      <w:lvlText w:val=""/>
+      <w:lvlJc w:val="left"/>
+      <w:pPr>
+        <w:ind w:left="2880" w:hanging="360"/>
+      </w:pPr>
+      <w:rPr>
+        <w:rFonts w:ascii="Wingdings" w:hAnsi="Wingdings" w:hint="default"/>
+      </w:rPr>
+    </w:lvl>
+    <w:lvl w:ilvl="3" w:tplc="04090001" w:tentative="1">
+      <w:start w:val="1"/>
+      <w:numFmt w:val="bullet"/>
+      <w:lvlText w:val=""/>
+      <w:lvlJc w:val="left"/>
+      <w:pPr>
+        <w:ind w:left="3600" w:hanging="360"/>
+      </w:pPr>
+      <w:rPr>
+        <w:rFonts w:ascii="Symbol" w:hAnsi="Symbol" w:hint="default"/>
+      </w:rPr>
+    </w:lvl>
+    <w:lvl w:ilvl="4" w:tplc="04090003" w:tentative="1">
+      <w:start w:val="1"/>
+      <w:numFmt w:val="bullet"/>
+      <w:lvlText w:val="o"/>
+      <w:lvlJc w:val="left"/>
+      <w:pPr>
+        <w:ind w:left="4320" w:hanging="360"/>
+      </w:pPr>
+      <w:rPr>
+        <w:rFonts w:ascii="Courier New" w:hAnsi="Courier New" w:cs="Courier New" w:hint="default"/>
+      </w:rPr>
+    </w:lvl>
+    <w:lvl w:ilvl="5" w:tplc="04090005" w:tentative="1">
+      <w:start w:val="1"/>
+      <w:numFmt w:val="bullet"/>
+      <w:lvlText w:val=""/>
+      <w:lvlJc w:val="left"/>
+      <w:pPr>
+        <w:ind w:left="5040" w:hanging="360"/>
+      </w:pPr>
+      <w:rPr>
+        <w:rFonts w:ascii="Wingdings" w:hAnsi="Wingdings" w:hint="default"/>
+      </w:rPr>
+    </w:lvl>
+    <w:lvl w:ilvl="6" w:tplc="04090001" w:tentative="1">
+      <w:start w:val="1"/>
+      <w:numFmt w:val="bullet"/>
+      <w:lvlText w:val=""/>
+      <w:lvlJc w:val="left"/>
+      <w:pPr>
+        <w:ind w:left="5760" w:hanging="360"/>
+      </w:pPr>
+      <w:rPr>
+        <w:rFonts w:ascii="Symbol" w:hAnsi="Symbol" w:hint="default"/>
+      </w:rPr>
+    </w:lvl>
+    <w:lvl w:ilvl="7" w:tplc="04090003" w:tentative="1">
+      <w:start w:val="1"/>
+      <w:numFmt w:val="bullet"/>
+      <w:lvlText w:val="o"/>
+      <w:lvlJc w:val="left"/>
+      <w:pPr>
+        <w:ind w:left="6480" w:hanging="360"/>
+      </w:pPr>
+      <w:rPr>
+        <w:rFonts w:ascii="Courier New" w:hAnsi="Courier New" w:cs="Courier New" w:hint="default"/>
+      </w:rPr>
+    </w:lvl>
+    <w:lvl w:ilvl="8" w:tplc="04090005" w:tentative="1">
+      <w:start w:val="1"/>
+      <w:numFmt w:val="bullet"/>
+      <w:lvlText w:val=""/>
+      <w:lvlJc w:val="left"/>
+      <w:pPr>
+        <w:ind w:left="7200" w:hanging="360"/>
+      </w:pPr>
+      <w:rPr>
+        <w:rFonts w:ascii="Wingdings" w:hAnsi="Wingdings" w:hint="default"/>
+      </w:rPr>
+    </w:lvl>
+  </w:abstractNum>
+  <w:abstractNum w:abstractNumId="11" w15:restartNumberingAfterBreak="0">
+    <w:nsid w:val="62505955"/>
+    <w:multiLevelType w:val="hybridMultilevel"/>
+    <w:tmpl w:val="E02ED160"/>
+    <w:lvl w:ilvl="0" w:tplc="0409000B">
+      <w:start w:val="1"/>
+      <w:numFmt w:val="bullet"/>
+      <w:lvlText w:val=""/>
+      <w:lvlJc w:val="left"/>
+      <w:pPr>
+        <w:ind w:left="720" w:hanging="360"/>
+      </w:pPr>
+      <w:rPr>
+        <w:rFonts w:ascii="Wingdings" w:hAnsi="Wingdings" w:hint="default"/>
+      </w:rPr>
+    </w:lvl>
+    <w:lvl w:ilvl="1" w:tplc="04090003" w:tentative="1">
+      <w:start w:val="1"/>
+      <w:numFmt w:val="bullet"/>
+      <w:lvlText w:val="o"/>
+      <w:lvlJc w:val="left"/>
+      <w:pPr>
+        <w:ind w:left="1440" w:hanging="360"/>
+      </w:pPr>
+      <w:rPr>
+        <w:rFonts w:ascii="Courier New" w:hAnsi="Courier New" w:cs="Courier New" w:hint="default"/>
+      </w:rPr>
+    </w:lvl>
+    <w:lvl w:ilvl="2" w:tplc="04090005" w:tentative="1">
+      <w:start w:val="1"/>
+      <w:numFmt w:val="bullet"/>
+      <w:lvlText w:val=""/>
+      <w:lvlJc w:val="left"/>
+      <w:pPr>
+        <w:ind w:left="2160" w:hanging="360"/>
+      </w:pPr>
+      <w:rPr>
+        <w:rFonts w:ascii="Wingdings" w:hAnsi="Wingdings" w:hint="default"/>
+      </w:rPr>
+    </w:lvl>
+    <w:lvl w:ilvl="3" w:tplc="04090001" w:tentative="1">
+      <w:start w:val="1"/>
+      <w:numFmt w:val="bullet"/>
+      <w:lvlText w:val=""/>
+      <w:lvlJc w:val="left"/>
+      <w:pPr>
+        <w:ind w:left="2880" w:hanging="360"/>
+      </w:pPr>
+      <w:rPr>
+        <w:rFonts w:ascii="Symbol" w:hAnsi="Symbol" w:hint="default"/>
+      </w:rPr>
+    </w:lvl>
+    <w:lvl w:ilvl="4" w:tplc="04090003" w:tentative="1">
+      <w:start w:val="1"/>
+      <w:numFmt w:val="bullet"/>
+      <w:lvlText w:val="o"/>
+      <w:lvlJc w:val="left"/>
+      <w:pPr>
+        <w:ind w:left="3600" w:hanging="360"/>
+      </w:pPr>
+      <w:rPr>
+        <w:rFonts w:ascii="Courier New" w:hAnsi="Courier New" w:cs="Courier New" w:hint="default"/>
+      </w:rPr>
+    </w:lvl>
+    <w:lvl w:ilvl="5" w:tplc="04090005" w:tentative="1">
+      <w:start w:val="1"/>
+      <w:numFmt w:val="bullet"/>
+      <w:lvlText w:val=""/>
+      <w:lvlJc w:val="left"/>
+      <w:pPr>
+        <w:ind w:left="4320" w:hanging="360"/>
+      </w:pPr>
+      <w:rPr>
+        <w:rFonts w:ascii="Wingdings" w:hAnsi="Wingdings" w:hint="default"/>
+      </w:rPr>
+    </w:lvl>
+    <w:lvl w:ilvl="6" w:tplc="04090001" w:tentative="1">
+      <w:start w:val="1"/>
+      <w:numFmt w:val="bullet"/>
+      <w:lvlText w:val=""/>
+      <w:lvlJc w:val="left"/>
+      <w:pPr>
+        <w:ind w:left="5040" w:hanging="360"/>
+      </w:pPr>
+      <w:rPr>
+        <w:rFonts w:ascii="Symbol" w:hAnsi="Symbol" w:hint="default"/>
+      </w:rPr>
+    </w:lvl>
+    <w:lvl w:ilvl="7" w:tplc="04090003" w:tentative="1">
+      <w:start w:val="1"/>
+      <w:numFmt w:val="bullet"/>
+      <w:lvlText w:val="o"/>
+      <w:lvlJc w:val="left"/>
+      <w:pPr>
+        <w:ind w:left="5760" w:hanging="360"/>
+      </w:pPr>
+      <w:rPr>
+        <w:rFonts w:ascii="Courier New" w:hAnsi="Courier New" w:cs="Courier New" w:hint="default"/>
+      </w:rPr>
+    </w:lvl>
+    <w:lvl w:ilvl="8" w:tplc="04090005" w:tentative="1">
+      <w:start w:val="1"/>
+      <w:numFmt w:val="bullet"/>
+      <w:lvlText w:val=""/>
+      <w:lvlJc w:val="left"/>
+      <w:pPr>
+        <w:ind w:left="6480" w:hanging="360"/>
+      </w:pPr>
+      <w:rPr>
+        <w:rFonts w:ascii="Wingdings" w:hAnsi="Wingdings" w:hint="default"/>
+      </w:rPr>
+    </w:lvl>
+  </w:abstractNum>
+  <w:abstractNum w:abstractNumId="12" w15:restartNumberingAfterBreak="0">
     <w:nsid w:val="686F2D3F"/>
     <w:multiLevelType w:val="hybridMultilevel"/>
     <w:tmpl w:val="E4CE448E"/>
@@ -3383,7 +4377,7 @@
       </w:pPr>
     </w:lvl>
   </w:abstractNum>
-  <w:abstractNum w:abstractNumId="5" w15:restartNumberingAfterBreak="0">
+  <w:abstractNum w:abstractNumId="13" w15:restartNumberingAfterBreak="0">
     <w:nsid w:val="6C833018"/>
     <w:multiLevelType w:val="hybridMultilevel"/>
     <w:tmpl w:val="1FD45FEA"/>
@@ -3472,7 +4466,7 @@
       </w:pPr>
     </w:lvl>
   </w:abstractNum>
-  <w:abstractNum w:abstractNumId="6" w15:restartNumberingAfterBreak="0">
+  <w:abstractNum w:abstractNumId="14" w15:restartNumberingAfterBreak="0">
     <w:nsid w:val="7577240C"/>
     <w:multiLevelType w:val="hybridMultilevel"/>
     <w:tmpl w:val="4B768118"/>
@@ -3585,32 +4579,145 @@
       </w:rPr>
     </w:lvl>
   </w:abstractNum>
-  <w:num w:numId="1" w16cid:durableId="1521703667">
+  <w:abstractNum w:abstractNumId="15" w15:restartNumberingAfterBreak="0">
+    <w:nsid w:val="7EE027D1"/>
+    <w:multiLevelType w:val="hybridMultilevel"/>
+    <w:tmpl w:val="58203784"/>
+    <w:lvl w:ilvl="0" w:tplc="0409000F">
+      <w:start w:val="1"/>
+      <w:numFmt w:val="decimal"/>
+      <w:lvlText w:val="%1."/>
+      <w:lvlJc w:val="left"/>
+      <w:pPr>
+        <w:ind w:left="1080" w:hanging="360"/>
+      </w:pPr>
+    </w:lvl>
+    <w:lvl w:ilvl="1" w:tplc="04090019" w:tentative="1">
+      <w:start w:val="1"/>
+      <w:numFmt w:val="lowerLetter"/>
+      <w:lvlText w:val="%2."/>
+      <w:lvlJc w:val="left"/>
+      <w:pPr>
+        <w:ind w:left="1800" w:hanging="360"/>
+      </w:pPr>
+    </w:lvl>
+    <w:lvl w:ilvl="2" w:tplc="0409001B" w:tentative="1">
+      <w:start w:val="1"/>
+      <w:numFmt w:val="lowerRoman"/>
+      <w:lvlText w:val="%3."/>
+      <w:lvlJc w:val="right"/>
+      <w:pPr>
+        <w:ind w:left="2520" w:hanging="180"/>
+      </w:pPr>
+    </w:lvl>
+    <w:lvl w:ilvl="3" w:tplc="0409000F" w:tentative="1">
+      <w:start w:val="1"/>
+      <w:numFmt w:val="decimal"/>
+      <w:lvlText w:val="%4."/>
+      <w:lvlJc w:val="left"/>
+      <w:pPr>
+        <w:ind w:left="3240" w:hanging="360"/>
+      </w:pPr>
+    </w:lvl>
+    <w:lvl w:ilvl="4" w:tplc="04090019" w:tentative="1">
+      <w:start w:val="1"/>
+      <w:numFmt w:val="lowerLetter"/>
+      <w:lvlText w:val="%5."/>
+      <w:lvlJc w:val="left"/>
+      <w:pPr>
+        <w:ind w:left="3960" w:hanging="360"/>
+      </w:pPr>
+    </w:lvl>
+    <w:lvl w:ilvl="5" w:tplc="0409001B" w:tentative="1">
+      <w:start w:val="1"/>
+      <w:numFmt w:val="lowerRoman"/>
+      <w:lvlText w:val="%6."/>
+      <w:lvlJc w:val="right"/>
+      <w:pPr>
+        <w:ind w:left="4680" w:hanging="180"/>
+      </w:pPr>
+    </w:lvl>
+    <w:lvl w:ilvl="6" w:tplc="0409000F" w:tentative="1">
+      <w:start w:val="1"/>
+      <w:numFmt w:val="decimal"/>
+      <w:lvlText w:val="%7."/>
+      <w:lvlJc w:val="left"/>
+      <w:pPr>
+        <w:ind w:left="5400" w:hanging="360"/>
+      </w:pPr>
+    </w:lvl>
+    <w:lvl w:ilvl="7" w:tplc="04090019" w:tentative="1">
+      <w:start w:val="1"/>
+      <w:numFmt w:val="lowerLetter"/>
+      <w:lvlText w:val="%8."/>
+      <w:lvlJc w:val="left"/>
+      <w:pPr>
+        <w:ind w:left="6120" w:hanging="360"/>
+      </w:pPr>
+    </w:lvl>
+    <w:lvl w:ilvl="8" w:tplc="0409001B" w:tentative="1">
+      <w:start w:val="1"/>
+      <w:numFmt w:val="lowerRoman"/>
+      <w:lvlText w:val="%9."/>
+      <w:lvlJc w:val="right"/>
+      <w:pPr>
+        <w:ind w:left="6840" w:hanging="180"/>
+      </w:pPr>
+    </w:lvl>
+  </w:abstractNum>
+  <w:num w:numId="1">
+    <w:abstractNumId w:val="7"/>
+  </w:num>
+  <w:num w:numId="2">
+    <w:abstractNumId w:val="8"/>
+  </w:num>
+  <w:num w:numId="3">
+    <w:abstractNumId w:val="1"/>
+  </w:num>
+  <w:num w:numId="4">
+    <w:abstractNumId w:val="13"/>
+  </w:num>
+  <w:num w:numId="5">
+    <w:abstractNumId w:val="6"/>
+  </w:num>
+  <w:num w:numId="6">
+    <w:abstractNumId w:val="12"/>
+  </w:num>
+  <w:num w:numId="7">
+    <w:abstractNumId w:val="14"/>
+  </w:num>
+  <w:num w:numId="8">
+    <w:abstractNumId w:val="9"/>
+  </w:num>
+  <w:num w:numId="9">
+    <w:abstractNumId w:val="0"/>
+  </w:num>
+  <w:num w:numId="10">
+    <w:abstractNumId w:val="5"/>
+  </w:num>
+  <w:num w:numId="11">
+    <w:abstractNumId w:val="4"/>
+  </w:num>
+  <w:num w:numId="12">
+    <w:abstractNumId w:val="11"/>
+  </w:num>
+  <w:num w:numId="13">
+    <w:abstractNumId w:val="15"/>
+  </w:num>
+  <w:num w:numId="14">
+    <w:abstractNumId w:val="3"/>
+  </w:num>
+  <w:num w:numId="15">
     <w:abstractNumId w:val="2"/>
   </w:num>
-  <w:num w:numId="2" w16cid:durableId="1192451426">
-    <w:abstractNumId w:val="3"/>
-  </w:num>
-  <w:num w:numId="3" w16cid:durableId="1769034931">
-    <w:abstractNumId w:val="0"/>
-  </w:num>
-  <w:num w:numId="4" w16cid:durableId="959531810">
-    <w:abstractNumId w:val="5"/>
-  </w:num>
-  <w:num w:numId="5" w16cid:durableId="893854713">
-    <w:abstractNumId w:val="1"/>
-  </w:num>
-  <w:num w:numId="6" w16cid:durableId="985860105">
-    <w:abstractNumId w:val="4"/>
-  </w:num>
-  <w:num w:numId="7" w16cid:durableId="504787989">
-    <w:abstractNumId w:val="6"/>
+  <w:num w:numId="16">
+    <w:abstractNumId w:val="10"/>
   </w:num>
 </w:numbering>
 </file>
 
 <file path=word/styles.xml><?xml version="1.0" encoding="utf-8"?>
-<w:styles xmlns:mc="http://schemas.openxmlformats.org/markup-compatibility/2006" xmlns:r="http://schemas.openxmlformats.org/officeDocument/2006/relationships" xmlns:w="http://schemas.openxmlformats.org/wordprocessingml/2006/main" xmlns:w14="http://schemas.microsoft.com/office/word/2010/wordml" xmlns:w15="http://schemas.microsoft.com/office/word/2012/wordml" xmlns:w16cex="http://schemas.microsoft.com/office/word/2018/wordml/cex" xmlns:w16cid="http://schemas.microsoft.com/office/word/2016/wordml/cid" xmlns:w16="http://schemas.microsoft.com/office/word/2018/wordml" xmlns:w16du="http://schemas.microsoft.com/office/word/2023/wordml/word16du" xmlns:w16sdtdh="http://schemas.microsoft.com/office/word/2020/wordml/sdtdatahash" xmlns:w16sdtfl="http://schemas.microsoft.com/office/word/2024/wordml/sdtformatlock" xmlns:w16se="http://schemas.microsoft.com/office/word/2015/wordml/symex" mc:Ignorable="w14 w15 w16se w16cid w16 w16cex w16sdtdh w16sdtfl w16du">
+<w:styles xmlns:mc="http://schemas.openxmlformats.org/markup-compatibility/2006" xmlns:r="http://schemas.openxmlformats.org/officeDocument/2006/relationships" xmlns:w="http://schemas.openxmlformats.org/wordprocessingml/2006/main" xmlns:w14="http://schemas.microsoft.com/office/word/2010/wordml" xmlns:w15="http://schemas.microsoft.com/office/word/2012/wordml" xmlns:w16se="http://schemas.microsoft.com/office/word/2015/wordml/symex" mc:Ignorable="w14 w15 w16se">
   <w:docDefaults>
     <w:rPrDefault>
       <w:rPr>
@@ -3628,7 +4735,7 @@
       </w:pPr>
     </w:pPrDefault>
   </w:docDefaults>
-  <w:latentStyles w:defLockedState="0" w:defUIPriority="99" w:defSemiHidden="0" w:defUnhideWhenUsed="0" w:defQFormat="0" w:count="376">
+  <w:latentStyles w:defLockedState="0" w:defUIPriority="99" w:defSemiHidden="0" w:defUnhideWhenUsed="0" w:defQFormat="0" w:count="371">
     <w:lsdException w:name="Normal" w:uiPriority="0" w:qFormat="1"/>
     <w:lsdException w:name="heading 1" w:uiPriority="9" w:qFormat="1"/>
     <w:lsdException w:name="heading 2" w:semiHidden="1" w:uiPriority="9" w:unhideWhenUsed="1" w:qFormat="1"/>
@@ -4000,11 +5107,6 @@
     <w:lsdException w:name="List Table 5 Dark Accent 6" w:uiPriority="50"/>
     <w:lsdException w:name="List Table 6 Colorful Accent 6" w:uiPriority="51"/>
     <w:lsdException w:name="List Table 7 Colorful Accent 6" w:uiPriority="52"/>
-    <w:lsdException w:name="Mention" w:semiHidden="1" w:unhideWhenUsed="1"/>
-    <w:lsdException w:name="Smart Hyperlink" w:semiHidden="1" w:unhideWhenUsed="1"/>
-    <w:lsdException w:name="Hashtag" w:semiHidden="1" w:unhideWhenUsed="1"/>
-    <w:lsdException w:name="Unresolved Mention" w:semiHidden="1" w:unhideWhenUsed="1"/>
-    <w:lsdException w:name="Smart Link" w:semiHidden="1" w:unhideWhenUsed="1"/>
   </w:latentStyles>
   <w:style w:type="paragraph" w:default="1" w:styleId="Normal">
     <w:name w:val="Normal"/>
@@ -4022,18 +5124,17 @@
     <w:link w:val="Heading1Char"/>
     <w:uiPriority w:val="9"/>
     <w:qFormat/>
-    <w:rsid w:val="006413C3"/>
+    <w:rsid w:val="001F5C1F"/>
     <w:pPr>
       <w:keepNext/>
       <w:keepLines/>
       <w:spacing w:before="360" w:after="80" w:line="480" w:lineRule="auto"/>
-      <w:jc w:val="center"/>
       <w:outlineLvl w:val="0"/>
     </w:pPr>
     <w:rPr>
       <w:rFonts w:eastAsiaTheme="majorEastAsia" w:cstheme="majorBidi"/>
       <w:b/>
-      <w:sz w:val="32"/>
+      <w:sz w:val="30"/>
       <w:szCs w:val="40"/>
     </w:rPr>
   </w:style>
@@ -4067,7 +5168,7 @@
     <w:uiPriority w:val="9"/>
     <w:unhideWhenUsed/>
     <w:qFormat/>
-    <w:rsid w:val="00AA5AD0"/>
+    <w:rsid w:val="001F5C1F"/>
     <w:pPr>
       <w:keepNext/>
       <w:keepLines/>
@@ -4077,7 +5178,6 @@
     <w:rPr>
       <w:rFonts w:eastAsiaTheme="majorEastAsia" w:cstheme="majorBidi"/>
       <w:b/>
-      <w:sz w:val="28"/>
       <w:szCs w:val="28"/>
     </w:rPr>
   </w:style>
@@ -4216,6 +5316,7 @@
   <w:style w:type="character" w:default="1" w:styleId="DefaultParagraphFont">
     <w:name w:val="Default Paragraph Font"/>
     <w:uiPriority w:val="1"/>
+    <w:semiHidden/>
     <w:unhideWhenUsed/>
   </w:style>
   <w:style w:type="table" w:default="1" w:styleId="TableNormal">
@@ -4244,11 +5345,11 @@
     <w:basedOn w:val="DefaultParagraphFont"/>
     <w:link w:val="Heading1"/>
     <w:uiPriority w:val="9"/>
-    <w:rsid w:val="006413C3"/>
+    <w:rsid w:val="001F5C1F"/>
     <w:rPr>
       <w:rFonts w:ascii="Times New Roman" w:eastAsiaTheme="majorEastAsia" w:hAnsi="Times New Roman" w:cstheme="majorBidi"/>
       <w:b/>
-      <w:sz w:val="32"/>
+      <w:sz w:val="30"/>
       <w:szCs w:val="40"/>
     </w:rPr>
   </w:style>
@@ -4270,11 +5371,11 @@
     <w:basedOn w:val="DefaultParagraphFont"/>
     <w:link w:val="Heading3"/>
     <w:uiPriority w:val="9"/>
-    <w:rsid w:val="00AA5AD0"/>
+    <w:rsid w:val="001F5C1F"/>
     <w:rPr>
       <w:rFonts w:ascii="Times New Roman" w:eastAsiaTheme="majorEastAsia" w:hAnsi="Times New Roman" w:cstheme="majorBidi"/>
       <w:b/>
-      <w:sz w:val="28"/>
+      <w:sz w:val="26"/>
       <w:szCs w:val="28"/>
     </w:rPr>
   </w:style>
@@ -4555,7 +5656,7 @@
       <w:u w:val="single"/>
     </w:rPr>
   </w:style>
-  <w:style w:type="character" w:styleId="UnresolvedMention">
+  <w:style w:type="character" w:customStyle="1" w:styleId="UnresolvedMention">
     <w:name w:val="Unresolved Mention"/>
     <w:basedOn w:val="DefaultParagraphFont"/>
     <w:uiPriority w:val="99"/>
@@ -5126,7 +6227,7 @@
 </file>
 
 <file path=customXml/itemProps1.xml><?xml version="1.0" encoding="utf-8"?>
-<ds:datastoreItem xmlns:ds="http://schemas.openxmlformats.org/officeDocument/2006/customXml" ds:itemID="{404B66A3-77A4-4C75-8F74-E4790825FA3A}">
+<ds:datastoreItem xmlns:ds="http://schemas.openxmlformats.org/officeDocument/2006/customXml" ds:itemID="{07788B7A-7163-4ED7-ADC2-E7A0A1A96EE8}">
   <ds:schemaRefs>
     <ds:schemaRef ds:uri="http://schemas.openxmlformats.org/officeDocument/2006/bibliography"/>
   </ds:schemaRefs>

--- a/DoAn_Final.docx
+++ b/DoAn_Final.docx
@@ -79,7 +79,7 @@
           <w:szCs w:val="26"/>
         </w:rPr>
         <w:drawing>
-          <wp:inline distT="0" distB="0" distL="0" distR="0" wp14:anchorId="61AA30EF" wp14:editId="17768AC8">
+          <wp:inline distT="0" distB="0" distL="0" distR="0" wp14:anchorId="61AA30EF" wp14:editId="6ED18625">
             <wp:extent cx="1948539" cy="1606164"/>
             <wp:effectExtent l="0" t="0" r="0" b="0"/>
             <wp:docPr id="990850389" name="Picture 1"/>
@@ -761,7 +761,7 @@
         <w:br w:type="page"/>
       </w:r>
     </w:p>
-    <w:bookmarkStart w:id="0" w:name="_Toc162996924" w:displacedByCustomXml="next"/>
+    <w:bookmarkStart w:id="0" w:name="_Toc236513282" w:displacedByCustomXml="next"/>
     <w:sdt>
       <w:sdtPr>
         <w:rPr>
@@ -801,20 +801,21 @@
             <w:rPr>
               <w:rFonts w:asciiTheme="minorHAnsi" w:eastAsiaTheme="minorEastAsia" w:hAnsiTheme="minorHAnsi"/>
               <w:noProof/>
-              <w:sz w:val="24"/>
-              <w:szCs w:val="24"/>
+              <w:kern w:val="0"/>
+              <w:sz w:val="22"/>
+              <w14:ligatures w14:val="none"/>
             </w:rPr>
           </w:pPr>
           <w:r>
             <w:fldChar w:fldCharType="begin"/>
           </w:r>
           <w:r>
-            <w:instrText xml:space="preserve"> TOC \o "1-3" \h \z \u </w:instrText>
+            <w:instrText xml:space="preserve"> TOC \o "1-5" \h \z \u </w:instrText>
           </w:r>
           <w:r>
             <w:fldChar w:fldCharType="separate"/>
           </w:r>
-          <w:hyperlink w:anchor="_Toc162996924" w:history="1">
+          <w:hyperlink w:anchor="_Toc236513282" w:history="1">
             <w:r>
               <w:rPr>
                 <w:rStyle w:val="Hyperlink"/>
@@ -841,7 +842,7 @@
                 <w:noProof/>
                 <w:webHidden/>
               </w:rPr>
-              <w:instrText xml:space="preserve"> PAGEREF _Toc162996924 \h </w:instrText>
+              <w:instrText xml:space="preserve"> PAGEREF _Toc236513282 \h </w:instrText>
             </w:r>
             <w:r>
               <w:rPr>
@@ -881,11 +882,12 @@
             <w:rPr>
               <w:rFonts w:asciiTheme="minorHAnsi" w:eastAsiaTheme="minorEastAsia" w:hAnsiTheme="minorHAnsi"/>
               <w:noProof/>
-              <w:sz w:val="24"/>
-              <w:szCs w:val="24"/>
+              <w:kern w:val="0"/>
+              <w:sz w:val="22"/>
+              <w14:ligatures w14:val="none"/>
             </w:rPr>
           </w:pPr>
-          <w:hyperlink w:anchor="_Toc162996925" w:history="1">
+          <w:hyperlink w:anchor="_Toc236513283" w:history="1">
             <w:r>
               <w:rPr>
                 <w:rStyle w:val="Hyperlink"/>
@@ -912,7 +914,7 @@
                 <w:noProof/>
                 <w:webHidden/>
               </w:rPr>
-              <w:instrText xml:space="preserve"> PAGEREF _Toc162996925 \h </w:instrText>
+              <w:instrText xml:space="preserve"> PAGEREF _Toc236513283 \h </w:instrText>
             </w:r>
             <w:r>
               <w:rPr>
@@ -932,7 +934,7 @@
                 <w:noProof/>
                 <w:webHidden/>
               </w:rPr>
-              <w:t>3</w:t>
+              <w:t>4</w:t>
             </w:r>
             <w:r>
               <w:rPr>
@@ -952,17 +954,18 @@
             <w:rPr>
               <w:rFonts w:asciiTheme="minorHAnsi" w:eastAsiaTheme="minorEastAsia" w:hAnsiTheme="minorHAnsi"/>
               <w:noProof/>
-              <w:sz w:val="24"/>
-              <w:szCs w:val="24"/>
+              <w:kern w:val="0"/>
+              <w:sz w:val="22"/>
+              <w14:ligatures w14:val="none"/>
             </w:rPr>
           </w:pPr>
-          <w:hyperlink w:anchor="_Toc162996926" w:history="1">
+          <w:hyperlink w:anchor="_Toc236513284" w:history="1">
             <w:r>
               <w:rPr>
                 <w:rStyle w:val="Hyperlink"/>
                 <w:noProof/>
               </w:rPr>
-              <w:t>TÓM TẮT</w:t>
+              <w:t>Chương I. TỔNG QUAN.</w:t>
             </w:r>
             <w:r>
               <w:rPr>
@@ -983,7 +986,7 @@
                 <w:noProof/>
                 <w:webHidden/>
               </w:rPr>
-              <w:instrText xml:space="preserve"> PAGEREF _Toc162996926 \h </w:instrText>
+              <w:instrText xml:space="preserve"> PAGEREF _Toc236513284 \h </w:instrText>
             </w:r>
             <w:r>
               <w:rPr>
@@ -1003,7 +1006,511 @@
                 <w:noProof/>
                 <w:webHidden/>
               </w:rPr>
-              <w:t>4</w:t>
+              <w:t>5</w:t>
+            </w:r>
+            <w:r>
+              <w:rPr>
+                <w:noProof/>
+                <w:webHidden/>
+              </w:rPr>
+              <w:fldChar w:fldCharType="end"/>
+            </w:r>
+          </w:hyperlink>
+        </w:p>
+        <w:p>
+          <w:pPr>
+            <w:pStyle w:val="TOC2"/>
+            <w:tabs>
+              <w:tab w:val="right" w:leader="dot" w:pos="9016"/>
+            </w:tabs>
+            <w:rPr>
+              <w:rFonts w:asciiTheme="minorHAnsi" w:eastAsiaTheme="minorEastAsia" w:hAnsiTheme="minorHAnsi"/>
+              <w:noProof/>
+              <w:kern w:val="0"/>
+              <w:sz w:val="22"/>
+              <w14:ligatures w14:val="none"/>
+            </w:rPr>
+          </w:pPr>
+          <w:hyperlink w:anchor="_Toc236513285" w:history="1">
+            <w:r>
+              <w:rPr>
+                <w:rStyle w:val="Hyperlink"/>
+                <w:noProof/>
+              </w:rPr>
+              <w:t>1. Giới thiệu đề tài.</w:t>
+            </w:r>
+            <w:r>
+              <w:rPr>
+                <w:noProof/>
+                <w:webHidden/>
+              </w:rPr>
+              <w:tab/>
+            </w:r>
+            <w:r>
+              <w:rPr>
+                <w:noProof/>
+                <w:webHidden/>
+              </w:rPr>
+              <w:fldChar w:fldCharType="begin"/>
+            </w:r>
+            <w:r>
+              <w:rPr>
+                <w:noProof/>
+                <w:webHidden/>
+              </w:rPr>
+              <w:instrText xml:space="preserve"> PAGEREF _Toc236513285 \h </w:instrText>
+            </w:r>
+            <w:r>
+              <w:rPr>
+                <w:noProof/>
+                <w:webHidden/>
+              </w:rPr>
+            </w:r>
+            <w:r>
+              <w:rPr>
+                <w:noProof/>
+                <w:webHidden/>
+              </w:rPr>
+              <w:fldChar w:fldCharType="separate"/>
+            </w:r>
+            <w:r>
+              <w:rPr>
+                <w:noProof/>
+                <w:webHidden/>
+              </w:rPr>
+              <w:t>5</w:t>
+            </w:r>
+            <w:r>
+              <w:rPr>
+                <w:noProof/>
+                <w:webHidden/>
+              </w:rPr>
+              <w:fldChar w:fldCharType="end"/>
+            </w:r>
+          </w:hyperlink>
+        </w:p>
+        <w:p>
+          <w:pPr>
+            <w:pStyle w:val="TOC3"/>
+            <w:tabs>
+              <w:tab w:val="right" w:leader="dot" w:pos="9016"/>
+            </w:tabs>
+            <w:rPr>
+              <w:rFonts w:asciiTheme="minorHAnsi" w:eastAsiaTheme="minorEastAsia" w:hAnsiTheme="minorHAnsi"/>
+              <w:noProof/>
+              <w:kern w:val="0"/>
+              <w:sz w:val="22"/>
+              <w14:ligatures w14:val="none"/>
+            </w:rPr>
+          </w:pPr>
+          <w:hyperlink w:anchor="_Toc236513286" w:history="1">
+            <w:r>
+              <w:rPr>
+                <w:rStyle w:val="Hyperlink"/>
+                <w:noProof/>
+              </w:rPr>
+              <w:t>1.1. Lý do chọn đề tài</w:t>
+            </w:r>
+            <w:r>
+              <w:rPr>
+                <w:noProof/>
+                <w:webHidden/>
+              </w:rPr>
+              <w:tab/>
+            </w:r>
+            <w:r>
+              <w:rPr>
+                <w:noProof/>
+                <w:webHidden/>
+              </w:rPr>
+              <w:fldChar w:fldCharType="begin"/>
+            </w:r>
+            <w:r>
+              <w:rPr>
+                <w:noProof/>
+                <w:webHidden/>
+              </w:rPr>
+              <w:instrText xml:space="preserve"> PAGEREF _Toc236513286 \h </w:instrText>
+            </w:r>
+            <w:r>
+              <w:rPr>
+                <w:noProof/>
+                <w:webHidden/>
+              </w:rPr>
+            </w:r>
+            <w:r>
+              <w:rPr>
+                <w:noProof/>
+                <w:webHidden/>
+              </w:rPr>
+              <w:fldChar w:fldCharType="separate"/>
+            </w:r>
+            <w:r>
+              <w:rPr>
+                <w:noProof/>
+                <w:webHidden/>
+              </w:rPr>
+              <w:t>5</w:t>
+            </w:r>
+            <w:r>
+              <w:rPr>
+                <w:noProof/>
+                <w:webHidden/>
+              </w:rPr>
+              <w:fldChar w:fldCharType="end"/>
+            </w:r>
+          </w:hyperlink>
+        </w:p>
+        <w:p>
+          <w:pPr>
+            <w:pStyle w:val="TOC3"/>
+            <w:tabs>
+              <w:tab w:val="right" w:leader="dot" w:pos="9016"/>
+            </w:tabs>
+            <w:rPr>
+              <w:rFonts w:asciiTheme="minorHAnsi" w:eastAsiaTheme="minorEastAsia" w:hAnsiTheme="minorHAnsi"/>
+              <w:noProof/>
+              <w:kern w:val="0"/>
+              <w:sz w:val="22"/>
+              <w14:ligatures w14:val="none"/>
+            </w:rPr>
+          </w:pPr>
+          <w:hyperlink w:anchor="_Toc236513287" w:history="1">
+            <w:r>
+              <w:rPr>
+                <w:rStyle w:val="Hyperlink"/>
+                <w:noProof/>
+              </w:rPr>
+              <w:t>1.2. Mục tiêu nghiên cứu</w:t>
+            </w:r>
+            <w:r>
+              <w:rPr>
+                <w:noProof/>
+                <w:webHidden/>
+              </w:rPr>
+              <w:tab/>
+            </w:r>
+            <w:r>
+              <w:rPr>
+                <w:noProof/>
+                <w:webHidden/>
+              </w:rPr>
+              <w:fldChar w:fldCharType="begin"/>
+            </w:r>
+            <w:r>
+              <w:rPr>
+                <w:noProof/>
+                <w:webHidden/>
+              </w:rPr>
+              <w:instrText xml:space="preserve"> PAGEREF _Toc236513287 \h </w:instrText>
+            </w:r>
+            <w:r>
+              <w:rPr>
+                <w:noProof/>
+                <w:webHidden/>
+              </w:rPr>
+            </w:r>
+            <w:r>
+              <w:rPr>
+                <w:noProof/>
+                <w:webHidden/>
+              </w:rPr>
+              <w:fldChar w:fldCharType="separate"/>
+            </w:r>
+            <w:r>
+              <w:rPr>
+                <w:noProof/>
+                <w:webHidden/>
+              </w:rPr>
+              <w:t>6</w:t>
+            </w:r>
+            <w:r>
+              <w:rPr>
+                <w:noProof/>
+                <w:webHidden/>
+              </w:rPr>
+              <w:fldChar w:fldCharType="end"/>
+            </w:r>
+          </w:hyperlink>
+        </w:p>
+        <w:p>
+          <w:pPr>
+            <w:pStyle w:val="TOC3"/>
+            <w:tabs>
+              <w:tab w:val="right" w:leader="dot" w:pos="9016"/>
+            </w:tabs>
+            <w:rPr>
+              <w:rFonts w:asciiTheme="minorHAnsi" w:eastAsiaTheme="minorEastAsia" w:hAnsiTheme="minorHAnsi"/>
+              <w:noProof/>
+              <w:kern w:val="0"/>
+              <w:sz w:val="22"/>
+              <w14:ligatures w14:val="none"/>
+            </w:rPr>
+          </w:pPr>
+          <w:hyperlink w:anchor="_Toc236513288" w:history="1">
+            <w:r>
+              <w:rPr>
+                <w:rStyle w:val="Hyperlink"/>
+                <w:noProof/>
+              </w:rPr>
+              <w:t>1.3. Đối tượng và phạm vi nghiêm cứu</w:t>
+            </w:r>
+            <w:r>
+              <w:rPr>
+                <w:noProof/>
+                <w:webHidden/>
+              </w:rPr>
+              <w:tab/>
+            </w:r>
+            <w:r>
+              <w:rPr>
+                <w:noProof/>
+                <w:webHidden/>
+              </w:rPr>
+              <w:fldChar w:fldCharType="begin"/>
+            </w:r>
+            <w:r>
+              <w:rPr>
+                <w:noProof/>
+                <w:webHidden/>
+              </w:rPr>
+              <w:instrText xml:space="preserve"> PAGEREF _Toc236513288 \h </w:instrText>
+            </w:r>
+            <w:r>
+              <w:rPr>
+                <w:noProof/>
+                <w:webHidden/>
+              </w:rPr>
+            </w:r>
+            <w:r>
+              <w:rPr>
+                <w:noProof/>
+                <w:webHidden/>
+              </w:rPr>
+              <w:fldChar w:fldCharType="separate"/>
+            </w:r>
+            <w:r>
+              <w:rPr>
+                <w:noProof/>
+                <w:webHidden/>
+              </w:rPr>
+              <w:t>6</w:t>
+            </w:r>
+            <w:r>
+              <w:rPr>
+                <w:noProof/>
+                <w:webHidden/>
+              </w:rPr>
+              <w:fldChar w:fldCharType="end"/>
+            </w:r>
+          </w:hyperlink>
+        </w:p>
+        <w:p>
+          <w:pPr>
+            <w:pStyle w:val="TOC3"/>
+            <w:tabs>
+              <w:tab w:val="right" w:leader="dot" w:pos="9016"/>
+            </w:tabs>
+            <w:rPr>
+              <w:rFonts w:asciiTheme="minorHAnsi" w:eastAsiaTheme="minorEastAsia" w:hAnsiTheme="minorHAnsi"/>
+              <w:noProof/>
+              <w:kern w:val="0"/>
+              <w:sz w:val="22"/>
+              <w14:ligatures w14:val="none"/>
+            </w:rPr>
+          </w:pPr>
+          <w:hyperlink w:anchor="_Toc236513289" w:history="1">
+            <w:r>
+              <w:rPr>
+                <w:rStyle w:val="Hyperlink"/>
+                <w:noProof/>
+              </w:rPr>
+              <w:t>1.4. Phương pháp nghiên cứu</w:t>
+            </w:r>
+            <w:r>
+              <w:rPr>
+                <w:noProof/>
+                <w:webHidden/>
+              </w:rPr>
+              <w:tab/>
+            </w:r>
+            <w:r>
+              <w:rPr>
+                <w:noProof/>
+                <w:webHidden/>
+              </w:rPr>
+              <w:fldChar w:fldCharType="begin"/>
+            </w:r>
+            <w:r>
+              <w:rPr>
+                <w:noProof/>
+                <w:webHidden/>
+              </w:rPr>
+              <w:instrText xml:space="preserve"> PAGEREF _Toc236513289 \h </w:instrText>
+            </w:r>
+            <w:r>
+              <w:rPr>
+                <w:noProof/>
+                <w:webHidden/>
+              </w:rPr>
+            </w:r>
+            <w:r>
+              <w:rPr>
+                <w:noProof/>
+                <w:webHidden/>
+              </w:rPr>
+              <w:fldChar w:fldCharType="separate"/>
+            </w:r>
+            <w:r>
+              <w:rPr>
+                <w:noProof/>
+                <w:webHidden/>
+              </w:rPr>
+              <w:t>7</w:t>
+            </w:r>
+            <w:r>
+              <w:rPr>
+                <w:noProof/>
+                <w:webHidden/>
+              </w:rPr>
+              <w:fldChar w:fldCharType="end"/>
+            </w:r>
+          </w:hyperlink>
+        </w:p>
+        <w:p>
+          <w:pPr>
+            <w:pStyle w:val="TOC3"/>
+            <w:tabs>
+              <w:tab w:val="right" w:leader="dot" w:pos="9016"/>
+            </w:tabs>
+            <w:rPr>
+              <w:rFonts w:asciiTheme="minorHAnsi" w:eastAsiaTheme="minorEastAsia" w:hAnsiTheme="minorHAnsi"/>
+              <w:noProof/>
+              <w:kern w:val="0"/>
+              <w:sz w:val="22"/>
+              <w14:ligatures w14:val="none"/>
+            </w:rPr>
+          </w:pPr>
+          <w:hyperlink w:anchor="_Toc236513290" w:history="1">
+            <w:r>
+              <w:rPr>
+                <w:rStyle w:val="Hyperlink"/>
+                <w:noProof/>
+              </w:rPr>
+              <w:t>1.5. Cấu trúc đồ án</w:t>
+            </w:r>
+            <w:r>
+              <w:rPr>
+                <w:noProof/>
+                <w:webHidden/>
+              </w:rPr>
+              <w:tab/>
+            </w:r>
+            <w:r>
+              <w:rPr>
+                <w:noProof/>
+                <w:webHidden/>
+              </w:rPr>
+              <w:fldChar w:fldCharType="begin"/>
+            </w:r>
+            <w:r>
+              <w:rPr>
+                <w:noProof/>
+                <w:webHidden/>
+              </w:rPr>
+              <w:instrText xml:space="preserve"> PAGEREF _Toc236513290 \h </w:instrText>
+            </w:r>
+            <w:r>
+              <w:rPr>
+                <w:noProof/>
+                <w:webHidden/>
+              </w:rPr>
+            </w:r>
+            <w:r>
+              <w:rPr>
+                <w:noProof/>
+                <w:webHidden/>
+              </w:rPr>
+              <w:fldChar w:fldCharType="separate"/>
+            </w:r>
+            <w:r>
+              <w:rPr>
+                <w:noProof/>
+                <w:webHidden/>
+              </w:rPr>
+              <w:t>7</w:t>
+            </w:r>
+            <w:r>
+              <w:rPr>
+                <w:noProof/>
+                <w:webHidden/>
+              </w:rPr>
+              <w:fldChar w:fldCharType="end"/>
+            </w:r>
+          </w:hyperlink>
+        </w:p>
+        <w:p>
+          <w:pPr>
+            <w:pStyle w:val="TOC2"/>
+            <w:tabs>
+              <w:tab w:val="right" w:leader="dot" w:pos="9016"/>
+            </w:tabs>
+            <w:rPr>
+              <w:rFonts w:asciiTheme="minorHAnsi" w:eastAsiaTheme="minorEastAsia" w:hAnsiTheme="minorHAnsi"/>
+              <w:noProof/>
+              <w:kern w:val="0"/>
+              <w:sz w:val="22"/>
+              <w14:ligatures w14:val="none"/>
+            </w:rPr>
+          </w:pPr>
+          <w:hyperlink w:anchor="_Toc236513291" w:history="1">
+            <w:r>
+              <w:rPr>
+                <w:rStyle w:val="Hyperlink"/>
+                <w:noProof/>
+              </w:rPr>
+              <w:t>2. Cơ sở lý thuyết.</w:t>
+            </w:r>
+            <w:r>
+              <w:rPr>
+                <w:noProof/>
+                <w:webHidden/>
+              </w:rPr>
+              <w:tab/>
+            </w:r>
+            <w:r>
+              <w:rPr>
+                <w:noProof/>
+                <w:webHidden/>
+              </w:rPr>
+              <w:fldChar w:fldCharType="begin"/>
+            </w:r>
+            <w:r>
+              <w:rPr>
+                <w:noProof/>
+                <w:webHidden/>
+              </w:rPr>
+              <w:instrText xml:space="preserve"> PAGEREF _Toc236513291 \h </w:instrText>
+            </w:r>
+            <w:r>
+              <w:rPr>
+                <w:noProof/>
+                <w:webHidden/>
+              </w:rPr>
+            </w:r>
+            <w:r>
+              <w:rPr>
+                <w:noProof/>
+                <w:webHidden/>
+              </w:rPr>
+              <w:fldChar w:fldCharType="separate"/>
+            </w:r>
+            <w:r>
+              <w:rPr>
+                <w:noProof/>
+                <w:webHidden/>
+              </w:rPr>
+              <w:t>8</w:t>
             </w:r>
             <w:r>
               <w:rPr>
@@ -1023,17 +1530,18 @@
             <w:rPr>
               <w:rFonts w:asciiTheme="minorHAnsi" w:eastAsiaTheme="minorEastAsia" w:hAnsiTheme="minorHAnsi"/>
               <w:noProof/>
-              <w:sz w:val="24"/>
-              <w:szCs w:val="24"/>
+              <w:kern w:val="0"/>
+              <w:sz w:val="22"/>
+              <w14:ligatures w14:val="none"/>
             </w:rPr>
           </w:pPr>
-          <w:hyperlink w:anchor="_Toc162996927" w:history="1">
+          <w:hyperlink w:anchor="_Toc236513292" w:history="1">
             <w:r>
               <w:rPr>
                 <w:rStyle w:val="Hyperlink"/>
                 <w:noProof/>
               </w:rPr>
-              <w:t>Chương I. TỔNG QUAN.</w:t>
+              <w:t>Chương II. HỆ THỐNG QUY TRÌNH NGHIỆP VỤ.</w:t>
             </w:r>
             <w:r>
               <w:rPr>
@@ -1054,7 +1562,7 @@
                 <w:noProof/>
                 <w:webHidden/>
               </w:rPr>
-              <w:instrText xml:space="preserve"> PAGEREF _Toc162996927 \h </w:instrText>
+              <w:instrText xml:space="preserve"> PAGEREF _Toc236513292 \h </w:instrText>
             </w:r>
             <w:r>
               <w:rPr>
@@ -1074,7 +1582,7 @@
                 <w:noProof/>
                 <w:webHidden/>
               </w:rPr>
-              <w:t>5</w:t>
+              <w:t>9</w:t>
             </w:r>
             <w:r>
               <w:rPr>
@@ -1094,17 +1602,18 @@
             <w:rPr>
               <w:rFonts w:asciiTheme="minorHAnsi" w:eastAsiaTheme="minorEastAsia" w:hAnsiTheme="minorHAnsi"/>
               <w:noProof/>
-              <w:sz w:val="24"/>
-              <w:szCs w:val="24"/>
+              <w:kern w:val="0"/>
+              <w:sz w:val="22"/>
+              <w14:ligatures w14:val="none"/>
             </w:rPr>
           </w:pPr>
-          <w:hyperlink w:anchor="_Toc162996928" w:history="1">
+          <w:hyperlink w:anchor="_Toc236513293" w:history="1">
             <w:r>
               <w:rPr>
                 <w:rStyle w:val="Hyperlink"/>
                 <w:noProof/>
               </w:rPr>
-              <w:t>1. Giới thiệu đề tài.</w:t>
+              <w:t>2. Tổng quan hệ thống quy trình nghiệp vụ</w:t>
             </w:r>
             <w:r>
               <w:rPr>
@@ -1125,7 +1634,7 @@
                 <w:noProof/>
                 <w:webHidden/>
               </w:rPr>
-              <w:instrText xml:space="preserve"> PAGEREF _Toc162996928 \h </w:instrText>
+              <w:instrText xml:space="preserve"> PAGEREF _Toc236513293 \h </w:instrText>
             </w:r>
             <w:r>
               <w:rPr>
@@ -1145,7 +1654,7 @@
                 <w:noProof/>
                 <w:webHidden/>
               </w:rPr>
-              <w:t>5</w:t>
+              <w:t>9</w:t>
             </w:r>
             <w:r>
               <w:rPr>
@@ -1165,17 +1674,18 @@
             <w:rPr>
               <w:rFonts w:asciiTheme="minorHAnsi" w:eastAsiaTheme="minorEastAsia" w:hAnsiTheme="minorHAnsi"/>
               <w:noProof/>
-              <w:sz w:val="24"/>
-              <w:szCs w:val="24"/>
+              <w:kern w:val="0"/>
+              <w:sz w:val="22"/>
+              <w14:ligatures w14:val="none"/>
             </w:rPr>
           </w:pPr>
-          <w:hyperlink w:anchor="_Toc162996929" w:history="1">
+          <w:hyperlink w:anchor="_Toc236513294" w:history="1">
             <w:r>
               <w:rPr>
                 <w:rStyle w:val="Hyperlink"/>
                 <w:noProof/>
               </w:rPr>
-              <w:t>1.1. Tiểu mục nếu cần thiết.</w:t>
+              <w:t>2.1. Kiến trúc quy trình nghiệp vụ tại phường Tân Hải.</w:t>
             </w:r>
             <w:r>
               <w:rPr>
@@ -1196,7 +1706,7 @@
                 <w:noProof/>
                 <w:webHidden/>
               </w:rPr>
-              <w:instrText xml:space="preserve"> PAGEREF _Toc162996929 \h </w:instrText>
+              <w:instrText xml:space="preserve"> PAGEREF _Toc236513294 \h </w:instrText>
             </w:r>
             <w:r>
               <w:rPr>
@@ -1216,7 +1726,499 @@
                 <w:noProof/>
                 <w:webHidden/>
               </w:rPr>
-              <w:t>5</w:t>
+              <w:t>9</w:t>
+            </w:r>
+            <w:r>
+              <w:rPr>
+                <w:noProof/>
+                <w:webHidden/>
+              </w:rPr>
+              <w:fldChar w:fldCharType="end"/>
+            </w:r>
+          </w:hyperlink>
+        </w:p>
+        <w:p>
+          <w:pPr>
+            <w:pStyle w:val="TOC4"/>
+            <w:tabs>
+              <w:tab w:val="right" w:leader="dot" w:pos="9016"/>
+            </w:tabs>
+            <w:rPr>
+              <w:rFonts w:asciiTheme="minorHAnsi" w:eastAsiaTheme="minorEastAsia" w:hAnsiTheme="minorHAnsi"/>
+              <w:noProof/>
+              <w:kern w:val="0"/>
+              <w:sz w:val="22"/>
+              <w14:ligatures w14:val="none"/>
+            </w:rPr>
+          </w:pPr>
+          <w:hyperlink w:anchor="_Toc236513295" w:history="1">
+            <w:r>
+              <w:rPr>
+                <w:rStyle w:val="Hyperlink"/>
+                <w:noProof/>
+              </w:rPr>
+              <w:t>2.1.1 Phân loại quy trình.</w:t>
+            </w:r>
+            <w:r>
+              <w:rPr>
+                <w:noProof/>
+                <w:webHidden/>
+              </w:rPr>
+              <w:tab/>
+            </w:r>
+            <w:r>
+              <w:rPr>
+                <w:noProof/>
+                <w:webHidden/>
+              </w:rPr>
+              <w:fldChar w:fldCharType="begin"/>
+            </w:r>
+            <w:r>
+              <w:rPr>
+                <w:noProof/>
+                <w:webHidden/>
+              </w:rPr>
+              <w:instrText xml:space="preserve"> PAGEREF _Toc236513295 \h </w:instrText>
+            </w:r>
+            <w:r>
+              <w:rPr>
+                <w:noProof/>
+                <w:webHidden/>
+              </w:rPr>
+            </w:r>
+            <w:r>
+              <w:rPr>
+                <w:noProof/>
+                <w:webHidden/>
+              </w:rPr>
+              <w:fldChar w:fldCharType="separate"/>
+            </w:r>
+            <w:r>
+              <w:rPr>
+                <w:noProof/>
+                <w:webHidden/>
+              </w:rPr>
+              <w:t>9</w:t>
+            </w:r>
+            <w:r>
+              <w:rPr>
+                <w:noProof/>
+                <w:webHidden/>
+              </w:rPr>
+              <w:fldChar w:fldCharType="end"/>
+            </w:r>
+          </w:hyperlink>
+        </w:p>
+        <w:p>
+          <w:pPr>
+            <w:pStyle w:val="TOC4"/>
+            <w:tabs>
+              <w:tab w:val="right" w:leader="dot" w:pos="9016"/>
+            </w:tabs>
+            <w:rPr>
+              <w:rFonts w:asciiTheme="minorHAnsi" w:eastAsiaTheme="minorEastAsia" w:hAnsiTheme="minorHAnsi"/>
+              <w:noProof/>
+              <w:kern w:val="0"/>
+              <w:sz w:val="22"/>
+              <w14:ligatures w14:val="none"/>
+            </w:rPr>
+          </w:pPr>
+          <w:hyperlink w:anchor="_Toc236513296" w:history="1">
+            <w:r>
+              <w:rPr>
+                <w:rStyle w:val="Hyperlink"/>
+                <w:noProof/>
+              </w:rPr>
+              <w:t>2.1.2 Quy trình quản lý (Processs Management).</w:t>
+            </w:r>
+            <w:r>
+              <w:rPr>
+                <w:noProof/>
+                <w:webHidden/>
+              </w:rPr>
+              <w:tab/>
+            </w:r>
+            <w:r>
+              <w:rPr>
+                <w:noProof/>
+                <w:webHidden/>
+              </w:rPr>
+              <w:fldChar w:fldCharType="begin"/>
+            </w:r>
+            <w:r>
+              <w:rPr>
+                <w:noProof/>
+                <w:webHidden/>
+              </w:rPr>
+              <w:instrText xml:space="preserve"> PAGEREF _Toc236513296 \h </w:instrText>
+            </w:r>
+            <w:r>
+              <w:rPr>
+                <w:noProof/>
+                <w:webHidden/>
+              </w:rPr>
+            </w:r>
+            <w:r>
+              <w:rPr>
+                <w:noProof/>
+                <w:webHidden/>
+              </w:rPr>
+              <w:fldChar w:fldCharType="separate"/>
+            </w:r>
+            <w:r>
+              <w:rPr>
+                <w:noProof/>
+                <w:webHidden/>
+              </w:rPr>
+              <w:t>10</w:t>
+            </w:r>
+            <w:r>
+              <w:rPr>
+                <w:noProof/>
+                <w:webHidden/>
+              </w:rPr>
+              <w:fldChar w:fldCharType="end"/>
+            </w:r>
+          </w:hyperlink>
+        </w:p>
+        <w:p>
+          <w:pPr>
+            <w:pStyle w:val="TOC4"/>
+            <w:tabs>
+              <w:tab w:val="right" w:leader="dot" w:pos="9016"/>
+            </w:tabs>
+            <w:rPr>
+              <w:rFonts w:asciiTheme="minorHAnsi" w:eastAsiaTheme="minorEastAsia" w:hAnsiTheme="minorHAnsi"/>
+              <w:noProof/>
+              <w:kern w:val="0"/>
+              <w:sz w:val="22"/>
+              <w14:ligatures w14:val="none"/>
+            </w:rPr>
+          </w:pPr>
+          <w:hyperlink w:anchor="_Toc236513297" w:history="1">
+            <w:r>
+              <w:rPr>
+                <w:rStyle w:val="Hyperlink"/>
+                <w:noProof/>
+              </w:rPr>
+              <w:t>2.1.3 Quy trình cốt lõi (Processs Core).</w:t>
+            </w:r>
+            <w:r>
+              <w:rPr>
+                <w:noProof/>
+                <w:webHidden/>
+              </w:rPr>
+              <w:tab/>
+            </w:r>
+            <w:r>
+              <w:rPr>
+                <w:noProof/>
+                <w:webHidden/>
+              </w:rPr>
+              <w:fldChar w:fldCharType="begin"/>
+            </w:r>
+            <w:r>
+              <w:rPr>
+                <w:noProof/>
+                <w:webHidden/>
+              </w:rPr>
+              <w:instrText xml:space="preserve"> PAGEREF _Toc236513297 \h </w:instrText>
+            </w:r>
+            <w:r>
+              <w:rPr>
+                <w:noProof/>
+                <w:webHidden/>
+              </w:rPr>
+            </w:r>
+            <w:r>
+              <w:rPr>
+                <w:noProof/>
+                <w:webHidden/>
+              </w:rPr>
+              <w:fldChar w:fldCharType="separate"/>
+            </w:r>
+            <w:r>
+              <w:rPr>
+                <w:noProof/>
+                <w:webHidden/>
+              </w:rPr>
+              <w:t>10</w:t>
+            </w:r>
+            <w:r>
+              <w:rPr>
+                <w:noProof/>
+                <w:webHidden/>
+              </w:rPr>
+              <w:fldChar w:fldCharType="end"/>
+            </w:r>
+          </w:hyperlink>
+        </w:p>
+        <w:p>
+          <w:pPr>
+            <w:pStyle w:val="TOC5"/>
+            <w:tabs>
+              <w:tab w:val="right" w:leader="dot" w:pos="9016"/>
+            </w:tabs>
+            <w:rPr>
+              <w:noProof/>
+            </w:rPr>
+          </w:pPr>
+          <w:hyperlink w:anchor="_Toc236513298" w:history="1">
+            <w:r>
+              <w:rPr>
+                <w:rStyle w:val="Hyperlink"/>
+                <w:noProof/>
+              </w:rPr>
+              <w:t>2.1.3.1 Quy trình tiếp nhận hồ sơ</w:t>
+            </w:r>
+            <w:r>
+              <w:rPr>
+                <w:noProof/>
+                <w:webHidden/>
+              </w:rPr>
+              <w:tab/>
+            </w:r>
+            <w:r>
+              <w:rPr>
+                <w:noProof/>
+                <w:webHidden/>
+              </w:rPr>
+              <w:fldChar w:fldCharType="begin"/>
+            </w:r>
+            <w:r>
+              <w:rPr>
+                <w:noProof/>
+                <w:webHidden/>
+              </w:rPr>
+              <w:instrText xml:space="preserve"> PAGEREF _Toc236513298 \h </w:instrText>
+            </w:r>
+            <w:r>
+              <w:rPr>
+                <w:noProof/>
+                <w:webHidden/>
+              </w:rPr>
+            </w:r>
+            <w:r>
+              <w:rPr>
+                <w:noProof/>
+                <w:webHidden/>
+              </w:rPr>
+              <w:fldChar w:fldCharType="separate"/>
+            </w:r>
+            <w:r>
+              <w:rPr>
+                <w:noProof/>
+                <w:webHidden/>
+              </w:rPr>
+              <w:t>10</w:t>
+            </w:r>
+            <w:r>
+              <w:rPr>
+                <w:noProof/>
+                <w:webHidden/>
+              </w:rPr>
+              <w:fldChar w:fldCharType="end"/>
+            </w:r>
+          </w:hyperlink>
+        </w:p>
+        <w:p>
+          <w:pPr>
+            <w:pStyle w:val="TOC5"/>
+            <w:tabs>
+              <w:tab w:val="right" w:leader="dot" w:pos="9016"/>
+            </w:tabs>
+            <w:rPr>
+              <w:noProof/>
+            </w:rPr>
+          </w:pPr>
+          <w:hyperlink w:anchor="_Toc236513299" w:history="1">
+            <w:r>
+              <w:rPr>
+                <w:rStyle w:val="Hyperlink"/>
+                <w:noProof/>
+              </w:rPr>
+              <w:t>2.1.3.3 Quy trình phê duyệt và ban hành kết quả</w:t>
+            </w:r>
+            <w:r>
+              <w:rPr>
+                <w:noProof/>
+                <w:webHidden/>
+              </w:rPr>
+              <w:tab/>
+            </w:r>
+            <w:r>
+              <w:rPr>
+                <w:noProof/>
+                <w:webHidden/>
+              </w:rPr>
+              <w:fldChar w:fldCharType="begin"/>
+            </w:r>
+            <w:r>
+              <w:rPr>
+                <w:noProof/>
+                <w:webHidden/>
+              </w:rPr>
+              <w:instrText xml:space="preserve"> PAGEREF _Toc236513299 \h </w:instrText>
+            </w:r>
+            <w:r>
+              <w:rPr>
+                <w:noProof/>
+                <w:webHidden/>
+              </w:rPr>
+            </w:r>
+            <w:r>
+              <w:rPr>
+                <w:noProof/>
+                <w:webHidden/>
+              </w:rPr>
+              <w:fldChar w:fldCharType="separate"/>
+            </w:r>
+            <w:r>
+              <w:rPr>
+                <w:noProof/>
+                <w:webHidden/>
+              </w:rPr>
+              <w:t>12</w:t>
+            </w:r>
+            <w:r>
+              <w:rPr>
+                <w:noProof/>
+                <w:webHidden/>
+              </w:rPr>
+              <w:fldChar w:fldCharType="end"/>
+            </w:r>
+          </w:hyperlink>
+        </w:p>
+        <w:p>
+          <w:pPr>
+            <w:pStyle w:val="TOC5"/>
+            <w:tabs>
+              <w:tab w:val="right" w:leader="dot" w:pos="9016"/>
+            </w:tabs>
+            <w:rPr>
+              <w:noProof/>
+            </w:rPr>
+          </w:pPr>
+          <w:hyperlink w:anchor="_Toc236513300" w:history="1">
+            <w:r>
+              <w:rPr>
+                <w:rStyle w:val="Hyperlink"/>
+                <w:noProof/>
+              </w:rPr>
+              <w:t>2.1.3.4 Quy trình trả kết quả và thông báo</w:t>
+            </w:r>
+            <w:r>
+              <w:rPr>
+                <w:noProof/>
+                <w:webHidden/>
+              </w:rPr>
+              <w:tab/>
+            </w:r>
+            <w:r>
+              <w:rPr>
+                <w:noProof/>
+                <w:webHidden/>
+              </w:rPr>
+              <w:fldChar w:fldCharType="begin"/>
+            </w:r>
+            <w:r>
+              <w:rPr>
+                <w:noProof/>
+                <w:webHidden/>
+              </w:rPr>
+              <w:instrText xml:space="preserve"> PAGEREF _Toc236513300 \h </w:instrText>
+            </w:r>
+            <w:r>
+              <w:rPr>
+                <w:noProof/>
+                <w:webHidden/>
+              </w:rPr>
+            </w:r>
+            <w:r>
+              <w:rPr>
+                <w:noProof/>
+                <w:webHidden/>
+              </w:rPr>
+              <w:fldChar w:fldCharType="separate"/>
+            </w:r>
+            <w:r>
+              <w:rPr>
+                <w:noProof/>
+                <w:webHidden/>
+              </w:rPr>
+              <w:t>13</w:t>
+            </w:r>
+            <w:r>
+              <w:rPr>
+                <w:noProof/>
+                <w:webHidden/>
+              </w:rPr>
+              <w:fldChar w:fldCharType="end"/>
+            </w:r>
+          </w:hyperlink>
+        </w:p>
+        <w:p>
+          <w:pPr>
+            <w:pStyle w:val="TOC4"/>
+            <w:tabs>
+              <w:tab w:val="right" w:leader="dot" w:pos="9016"/>
+            </w:tabs>
+            <w:rPr>
+              <w:rFonts w:asciiTheme="minorHAnsi" w:eastAsiaTheme="minorEastAsia" w:hAnsiTheme="minorHAnsi"/>
+              <w:noProof/>
+              <w:kern w:val="0"/>
+              <w:sz w:val="22"/>
+              <w14:ligatures w14:val="none"/>
+            </w:rPr>
+          </w:pPr>
+          <w:hyperlink w:anchor="_Toc236513301" w:history="1">
+            <w:r>
+              <w:rPr>
+                <w:rStyle w:val="Hyperlink"/>
+                <w:noProof/>
+              </w:rPr>
+              <w:t>2.1.4 Quy trình hỗ trợ (Processs Support).</w:t>
+            </w:r>
+            <w:r>
+              <w:rPr>
+                <w:noProof/>
+                <w:webHidden/>
+              </w:rPr>
+              <w:tab/>
+            </w:r>
+            <w:r>
+              <w:rPr>
+                <w:noProof/>
+                <w:webHidden/>
+              </w:rPr>
+              <w:fldChar w:fldCharType="begin"/>
+            </w:r>
+            <w:r>
+              <w:rPr>
+                <w:noProof/>
+                <w:webHidden/>
+              </w:rPr>
+              <w:instrText xml:space="preserve"> PAGEREF _Toc236513301 \h </w:instrText>
+            </w:r>
+            <w:r>
+              <w:rPr>
+                <w:noProof/>
+                <w:webHidden/>
+              </w:rPr>
+            </w:r>
+            <w:r>
+              <w:rPr>
+                <w:noProof/>
+                <w:webHidden/>
+              </w:rPr>
+              <w:fldChar w:fldCharType="separate"/>
+            </w:r>
+            <w:r>
+              <w:rPr>
+                <w:noProof/>
+                <w:webHidden/>
+              </w:rPr>
+              <w:t>14</w:t>
             </w:r>
             <w:r>
               <w:rPr>
@@ -1236,17 +2238,18 @@
             <w:rPr>
               <w:rFonts w:asciiTheme="minorHAnsi" w:eastAsiaTheme="minorEastAsia" w:hAnsiTheme="minorHAnsi"/>
               <w:noProof/>
-              <w:sz w:val="24"/>
-              <w:szCs w:val="24"/>
+              <w:kern w:val="0"/>
+              <w:sz w:val="22"/>
+              <w14:ligatures w14:val="none"/>
             </w:rPr>
           </w:pPr>
-          <w:hyperlink w:anchor="_Toc162996930" w:history="1">
+          <w:hyperlink w:anchor="_Toc236513302" w:history="1">
             <w:r>
               <w:rPr>
                 <w:rStyle w:val="Hyperlink"/>
                 <w:noProof/>
               </w:rPr>
-              <w:t>1.2. Tiểu mục khác.</w:t>
+              <w:t>2.2 Mô hình hóa quy trình quản lý (Processs Management).</w:t>
             </w:r>
             <w:r>
               <w:rPr>
@@ -1267,7 +2270,7 @@
                 <w:noProof/>
                 <w:webHidden/>
               </w:rPr>
-              <w:instrText xml:space="preserve"> PAGEREF _Toc162996930 \h </w:instrText>
+              <w:instrText xml:space="preserve"> PAGEREF _Toc236513302 \h </w:instrText>
             </w:r>
             <w:r>
               <w:rPr>
@@ -1287,7 +2290,7 @@
                 <w:noProof/>
                 <w:webHidden/>
               </w:rPr>
-              <w:t>5</w:t>
+              <w:t>14</w:t>
             </w:r>
             <w:r>
               <w:rPr>
@@ -1300,24 +2303,25 @@
         </w:p>
         <w:p>
           <w:pPr>
-            <w:pStyle w:val="TOC2"/>
+            <w:pStyle w:val="TOC3"/>
             <w:tabs>
               <w:tab w:val="right" w:leader="dot" w:pos="9016"/>
             </w:tabs>
             <w:rPr>
               <w:rFonts w:asciiTheme="minorHAnsi" w:eastAsiaTheme="minorEastAsia" w:hAnsiTheme="minorHAnsi"/>
               <w:noProof/>
-              <w:sz w:val="24"/>
-              <w:szCs w:val="24"/>
+              <w:kern w:val="0"/>
+              <w:sz w:val="22"/>
+              <w14:ligatures w14:val="none"/>
             </w:rPr>
           </w:pPr>
-          <w:hyperlink w:anchor="_Toc162996931" w:history="1">
+          <w:hyperlink w:anchor="_Toc236513303" w:history="1">
             <w:r>
               <w:rPr>
                 <w:rStyle w:val="Hyperlink"/>
                 <w:noProof/>
               </w:rPr>
-              <w:t>2. Cơ sở lý thuyết.</w:t>
+              <w:t>2.3 Mô hình hóa quy trình cốt lõi (Processs Core).</w:t>
             </w:r>
             <w:r>
               <w:rPr>
@@ -1326,6 +2330,8 @@
               </w:rPr>
               <w:tab/>
             </w:r>
+            <w:bookmarkStart w:id="1" w:name="_GoBack"/>
+            <w:bookmarkEnd w:id="1"/>
             <w:r>
               <w:rPr>
                 <w:noProof/>
@@ -1338,7 +2344,7 @@
                 <w:noProof/>
                 <w:webHidden/>
               </w:rPr>
-              <w:instrText xml:space="preserve"> PAGEREF _Toc162996931 \h </w:instrText>
+              <w:instrText xml:space="preserve"> PAGEREF _Toc236513303 \h </w:instrText>
             </w:r>
             <w:r>
               <w:rPr>
@@ -1358,7 +2364,291 @@
                 <w:noProof/>
                 <w:webHidden/>
               </w:rPr>
-              <w:t>5</w:t>
+              <w:t>14</w:t>
+            </w:r>
+            <w:r>
+              <w:rPr>
+                <w:noProof/>
+                <w:webHidden/>
+              </w:rPr>
+              <w:fldChar w:fldCharType="end"/>
+            </w:r>
+          </w:hyperlink>
+        </w:p>
+        <w:p>
+          <w:pPr>
+            <w:pStyle w:val="TOC4"/>
+            <w:tabs>
+              <w:tab w:val="right" w:leader="dot" w:pos="9016"/>
+            </w:tabs>
+            <w:rPr>
+              <w:rFonts w:asciiTheme="minorHAnsi" w:eastAsiaTheme="minorEastAsia" w:hAnsiTheme="minorHAnsi"/>
+              <w:noProof/>
+              <w:kern w:val="0"/>
+              <w:sz w:val="22"/>
+              <w14:ligatures w14:val="none"/>
+            </w:rPr>
+          </w:pPr>
+          <w:hyperlink w:anchor="_Toc236513304" w:history="1">
+            <w:r>
+              <w:rPr>
+                <w:rStyle w:val="Hyperlink"/>
+                <w:noProof/>
+              </w:rPr>
+              <w:t>2.3.1 Mô hình hóa quy trình tiếp nhận hồ sơ</w:t>
+            </w:r>
+            <w:r>
+              <w:rPr>
+                <w:noProof/>
+                <w:webHidden/>
+              </w:rPr>
+              <w:tab/>
+            </w:r>
+            <w:r>
+              <w:rPr>
+                <w:noProof/>
+                <w:webHidden/>
+              </w:rPr>
+              <w:fldChar w:fldCharType="begin"/>
+            </w:r>
+            <w:r>
+              <w:rPr>
+                <w:noProof/>
+                <w:webHidden/>
+              </w:rPr>
+              <w:instrText xml:space="preserve"> PAGEREF _Toc236513304 \h </w:instrText>
+            </w:r>
+            <w:r>
+              <w:rPr>
+                <w:noProof/>
+                <w:webHidden/>
+              </w:rPr>
+            </w:r>
+            <w:r>
+              <w:rPr>
+                <w:noProof/>
+                <w:webHidden/>
+              </w:rPr>
+              <w:fldChar w:fldCharType="separate"/>
+            </w:r>
+            <w:r>
+              <w:rPr>
+                <w:noProof/>
+                <w:webHidden/>
+              </w:rPr>
+              <w:t>14</w:t>
+            </w:r>
+            <w:r>
+              <w:rPr>
+                <w:noProof/>
+                <w:webHidden/>
+              </w:rPr>
+              <w:fldChar w:fldCharType="end"/>
+            </w:r>
+          </w:hyperlink>
+        </w:p>
+        <w:p>
+          <w:pPr>
+            <w:pStyle w:val="TOC5"/>
+            <w:tabs>
+              <w:tab w:val="right" w:leader="dot" w:pos="9016"/>
+            </w:tabs>
+            <w:rPr>
+              <w:noProof/>
+            </w:rPr>
+          </w:pPr>
+          <w:hyperlink w:anchor="_Toc236513305" w:history="1">
+            <w:r>
+              <w:rPr>
+                <w:rStyle w:val="Hyperlink"/>
+                <w:noProof/>
+              </w:rPr>
+              <w:t>2.3.1.1 Mô tả quy trình hiện có</w:t>
+            </w:r>
+            <w:r>
+              <w:rPr>
+                <w:noProof/>
+                <w:webHidden/>
+              </w:rPr>
+              <w:tab/>
+            </w:r>
+            <w:r>
+              <w:rPr>
+                <w:noProof/>
+                <w:webHidden/>
+              </w:rPr>
+              <w:fldChar w:fldCharType="begin"/>
+            </w:r>
+            <w:r>
+              <w:rPr>
+                <w:noProof/>
+                <w:webHidden/>
+              </w:rPr>
+              <w:instrText xml:space="preserve"> PAGEREF _Toc236513305 \h </w:instrText>
+            </w:r>
+            <w:r>
+              <w:rPr>
+                <w:noProof/>
+                <w:webHidden/>
+              </w:rPr>
+            </w:r>
+            <w:r>
+              <w:rPr>
+                <w:noProof/>
+                <w:webHidden/>
+              </w:rPr>
+              <w:fldChar w:fldCharType="separate"/>
+            </w:r>
+            <w:r>
+              <w:rPr>
+                <w:noProof/>
+                <w:webHidden/>
+              </w:rPr>
+              <w:t>14</w:t>
+            </w:r>
+            <w:r>
+              <w:rPr>
+                <w:noProof/>
+                <w:webHidden/>
+              </w:rPr>
+              <w:fldChar w:fldCharType="end"/>
+            </w:r>
+          </w:hyperlink>
+        </w:p>
+        <w:p>
+          <w:pPr>
+            <w:pStyle w:val="TOC4"/>
+            <w:tabs>
+              <w:tab w:val="right" w:leader="dot" w:pos="9016"/>
+            </w:tabs>
+            <w:rPr>
+              <w:rFonts w:asciiTheme="minorHAnsi" w:eastAsiaTheme="minorEastAsia" w:hAnsiTheme="minorHAnsi"/>
+              <w:noProof/>
+              <w:kern w:val="0"/>
+              <w:sz w:val="22"/>
+              <w14:ligatures w14:val="none"/>
+            </w:rPr>
+          </w:pPr>
+          <w:hyperlink w:anchor="_Toc236513306" w:history="1">
+            <w:r>
+              <w:rPr>
+                <w:rStyle w:val="Hyperlink"/>
+                <w:noProof/>
+              </w:rPr>
+              <w:t>2.3.2 Mô hình hóa quy trình kiểm tra, thẩm định và xử lý hồ sơ</w:t>
+            </w:r>
+            <w:r>
+              <w:rPr>
+                <w:noProof/>
+                <w:webHidden/>
+              </w:rPr>
+              <w:tab/>
+            </w:r>
+            <w:r>
+              <w:rPr>
+                <w:noProof/>
+                <w:webHidden/>
+              </w:rPr>
+              <w:fldChar w:fldCharType="begin"/>
+            </w:r>
+            <w:r>
+              <w:rPr>
+                <w:noProof/>
+                <w:webHidden/>
+              </w:rPr>
+              <w:instrText xml:space="preserve"> PAGEREF _Toc236513306 \h </w:instrText>
+            </w:r>
+            <w:r>
+              <w:rPr>
+                <w:noProof/>
+                <w:webHidden/>
+              </w:rPr>
+            </w:r>
+            <w:r>
+              <w:rPr>
+                <w:noProof/>
+                <w:webHidden/>
+              </w:rPr>
+              <w:fldChar w:fldCharType="separate"/>
+            </w:r>
+            <w:r>
+              <w:rPr>
+                <w:noProof/>
+                <w:webHidden/>
+              </w:rPr>
+              <w:t>18</w:t>
+            </w:r>
+            <w:r>
+              <w:rPr>
+                <w:noProof/>
+                <w:webHidden/>
+              </w:rPr>
+              <w:fldChar w:fldCharType="end"/>
+            </w:r>
+          </w:hyperlink>
+        </w:p>
+        <w:p>
+          <w:pPr>
+            <w:pStyle w:val="TOC3"/>
+            <w:tabs>
+              <w:tab w:val="right" w:leader="dot" w:pos="9016"/>
+            </w:tabs>
+            <w:rPr>
+              <w:rFonts w:asciiTheme="minorHAnsi" w:eastAsiaTheme="minorEastAsia" w:hAnsiTheme="minorHAnsi"/>
+              <w:noProof/>
+              <w:kern w:val="0"/>
+              <w:sz w:val="22"/>
+              <w14:ligatures w14:val="none"/>
+            </w:rPr>
+          </w:pPr>
+          <w:hyperlink w:anchor="_Toc236513307" w:history="1">
+            <w:r>
+              <w:rPr>
+                <w:rStyle w:val="Hyperlink"/>
+                <w:noProof/>
+              </w:rPr>
+              <w:t>2.4 Mô hình hóa quy trình hỗ trợ (Processs Support)</w:t>
+            </w:r>
+            <w:r>
+              <w:rPr>
+                <w:noProof/>
+                <w:webHidden/>
+              </w:rPr>
+              <w:tab/>
+            </w:r>
+            <w:r>
+              <w:rPr>
+                <w:noProof/>
+                <w:webHidden/>
+              </w:rPr>
+              <w:fldChar w:fldCharType="begin"/>
+            </w:r>
+            <w:r>
+              <w:rPr>
+                <w:noProof/>
+                <w:webHidden/>
+              </w:rPr>
+              <w:instrText xml:space="preserve"> PAGEREF _Toc236513307 \h </w:instrText>
+            </w:r>
+            <w:r>
+              <w:rPr>
+                <w:noProof/>
+                <w:webHidden/>
+              </w:rPr>
+            </w:r>
+            <w:r>
+              <w:rPr>
+                <w:noProof/>
+                <w:webHidden/>
+              </w:rPr>
+              <w:fldChar w:fldCharType="separate"/>
+            </w:r>
+            <w:r>
+              <w:rPr>
+                <w:noProof/>
+                <w:webHidden/>
+              </w:rPr>
+              <w:t>18</w:t>
             </w:r>
             <w:r>
               <w:rPr>
@@ -1378,17 +2668,18 @@
             <w:rPr>
               <w:rFonts w:asciiTheme="minorHAnsi" w:eastAsiaTheme="minorEastAsia" w:hAnsiTheme="minorHAnsi"/>
               <w:noProof/>
-              <w:sz w:val="24"/>
-              <w:szCs w:val="24"/>
+              <w:kern w:val="0"/>
+              <w:sz w:val="22"/>
+              <w14:ligatures w14:val="none"/>
             </w:rPr>
           </w:pPr>
-          <w:hyperlink w:anchor="_Toc162996932" w:history="1">
+          <w:hyperlink w:anchor="_Toc236513308" w:history="1">
             <w:r>
               <w:rPr>
                 <w:rStyle w:val="Hyperlink"/>
                 <w:noProof/>
               </w:rPr>
-              <w:t>Chương II. THIẾT KẾ HỆ THỐNG.</w:t>
+              <w:t>Chương III. TRIỂN KHAI HỆ THỐNG.</w:t>
             </w:r>
             <w:r>
               <w:rPr>
@@ -1409,7 +2700,7 @@
                 <w:noProof/>
                 <w:webHidden/>
               </w:rPr>
-              <w:instrText xml:space="preserve"> PAGEREF _Toc162996932 \h </w:instrText>
+              <w:instrText xml:space="preserve"> PAGEREF _Toc236513308 \h </w:instrText>
             </w:r>
             <w:r>
               <w:rPr>
@@ -1429,7 +2720,7 @@
                 <w:noProof/>
                 <w:webHidden/>
               </w:rPr>
-              <w:t>6</w:t>
+              <w:t>19</w:t>
             </w:r>
             <w:r>
               <w:rPr>
@@ -1449,17 +2740,18 @@
             <w:rPr>
               <w:rFonts w:asciiTheme="minorHAnsi" w:eastAsiaTheme="minorEastAsia" w:hAnsiTheme="minorHAnsi"/>
               <w:noProof/>
-              <w:sz w:val="24"/>
-              <w:szCs w:val="24"/>
+              <w:kern w:val="0"/>
+              <w:sz w:val="22"/>
+              <w14:ligatures w14:val="none"/>
             </w:rPr>
           </w:pPr>
-          <w:hyperlink w:anchor="_Toc162996933" w:history="1">
+          <w:hyperlink w:anchor="_Toc236513309" w:history="1">
             <w:r>
               <w:rPr>
                 <w:rStyle w:val="Hyperlink"/>
                 <w:noProof/>
               </w:rPr>
-              <w:t>Chương III. TRIỂN KHAI HỆ THỐNG.</w:t>
+              <w:t>Chương IV. KẾT LUẬN.</w:t>
             </w:r>
             <w:r>
               <w:rPr>
@@ -1480,7 +2772,7 @@
                 <w:noProof/>
                 <w:webHidden/>
               </w:rPr>
-              <w:instrText xml:space="preserve"> PAGEREF _Toc162996933 \h </w:instrText>
+              <w:instrText xml:space="preserve"> PAGEREF _Toc236513309 \h </w:instrText>
             </w:r>
             <w:r>
               <w:rPr>
@@ -1500,7 +2792,7 @@
                 <w:noProof/>
                 <w:webHidden/>
               </w:rPr>
-              <w:t>7</w:t>
+              <w:t>19</w:t>
             </w:r>
             <w:r>
               <w:rPr>
@@ -1520,17 +2812,18 @@
             <w:rPr>
               <w:rFonts w:asciiTheme="minorHAnsi" w:eastAsiaTheme="minorEastAsia" w:hAnsiTheme="minorHAnsi"/>
               <w:noProof/>
-              <w:sz w:val="24"/>
-              <w:szCs w:val="24"/>
+              <w:kern w:val="0"/>
+              <w:sz w:val="22"/>
+              <w14:ligatures w14:val="none"/>
             </w:rPr>
           </w:pPr>
-          <w:hyperlink w:anchor="_Toc162996934" w:history="1">
+          <w:hyperlink w:anchor="_Toc236513310" w:history="1">
             <w:r>
               <w:rPr>
                 <w:rStyle w:val="Hyperlink"/>
                 <w:noProof/>
               </w:rPr>
-              <w:t>Chương IV. KẾT LUẬN.</w:t>
+              <w:t>NGUỒN THAM KHẢO</w:t>
             </w:r>
             <w:r>
               <w:rPr>
@@ -1551,7 +2844,7 @@
                 <w:noProof/>
                 <w:webHidden/>
               </w:rPr>
-              <w:instrText xml:space="preserve"> PAGEREF _Toc162996934 \h </w:instrText>
+              <w:instrText xml:space="preserve"> PAGEREF _Toc236513310 \h </w:instrText>
             </w:r>
             <w:r>
               <w:rPr>
@@ -1571,78 +2864,7 @@
                 <w:noProof/>
                 <w:webHidden/>
               </w:rPr>
-              <w:t>8</w:t>
-            </w:r>
-            <w:r>
-              <w:rPr>
-                <w:noProof/>
-                <w:webHidden/>
-              </w:rPr>
-              <w:fldChar w:fldCharType="end"/>
-            </w:r>
-          </w:hyperlink>
-        </w:p>
-        <w:p>
-          <w:pPr>
-            <w:pStyle w:val="TOC1"/>
-            <w:tabs>
-              <w:tab w:val="right" w:leader="dot" w:pos="9016"/>
-            </w:tabs>
-            <w:rPr>
-              <w:rFonts w:asciiTheme="minorHAnsi" w:eastAsiaTheme="minorEastAsia" w:hAnsiTheme="minorHAnsi"/>
-              <w:noProof/>
-              <w:sz w:val="24"/>
-              <w:szCs w:val="24"/>
-            </w:rPr>
-          </w:pPr>
-          <w:hyperlink w:anchor="_Toc162996935" w:history="1">
-            <w:r>
-              <w:rPr>
-                <w:rStyle w:val="Hyperlink"/>
-                <w:noProof/>
-              </w:rPr>
-              <w:t>NGUỒN THAM KHẢO</w:t>
-            </w:r>
-            <w:r>
-              <w:rPr>
-                <w:noProof/>
-                <w:webHidden/>
-              </w:rPr>
-              <w:tab/>
-            </w:r>
-            <w:r>
-              <w:rPr>
-                <w:noProof/>
-                <w:webHidden/>
-              </w:rPr>
-              <w:fldChar w:fldCharType="begin"/>
-            </w:r>
-            <w:r>
-              <w:rPr>
-                <w:noProof/>
-                <w:webHidden/>
-              </w:rPr>
-              <w:instrText xml:space="preserve"> PAGEREF _Toc162996935 \h </w:instrText>
-            </w:r>
-            <w:r>
-              <w:rPr>
-                <w:noProof/>
-                <w:webHidden/>
-              </w:rPr>
-            </w:r>
-            <w:r>
-              <w:rPr>
-                <w:noProof/>
-                <w:webHidden/>
-              </w:rPr>
-              <w:fldChar w:fldCharType="separate"/>
-            </w:r>
-            <w:r>
-              <w:rPr>
-                <w:noProof/>
-                <w:webHidden/>
-              </w:rPr>
-              <w:t>9</w:t>
+              <w:t>20</w:t>
             </w:r>
             <w:r>
               <w:rPr>
@@ -1655,11 +2877,6 @@
         </w:p>
         <w:p>
           <w:r>
-            <w:rPr>
-              <w:b/>
-              <w:bCs/>
-              <w:noProof/>
-            </w:rPr>
             <w:fldChar w:fldCharType="end"/>
           </w:r>
         </w:p>
@@ -1693,7 +2910,7 @@
       <w:pPr>
         <w:pStyle w:val="Heading1"/>
       </w:pPr>
-      <w:bookmarkStart w:id="1" w:name="_Toc162996925"/>
+      <w:bookmarkStart w:id="2" w:name="_Toc236513283"/>
       <w:r>
         <w:lastRenderedPageBreak/>
         <w:t>DANH SÁCH HÌNH</w:t>
@@ -1701,7 +2918,7 @@
       <w:r>
         <w:t>, BẢNG</w:t>
       </w:r>
-      <w:bookmarkEnd w:id="1"/>
+      <w:bookmarkEnd w:id="2"/>
     </w:p>
     <w:p>
       <w:pPr>
@@ -1938,7 +3155,6 @@
           <w:szCs w:val="30"/>
         </w:rPr>
       </w:pPr>
-      <w:bookmarkStart w:id="2" w:name="_Toc162996926"/>
       <w:r>
         <w:rPr>
           <w:b/>
@@ -1948,7 +3164,6 @@
         <w:lastRenderedPageBreak/>
         <w:t>TÓM TẮT</w:t>
       </w:r>
-      <w:bookmarkEnd w:id="2"/>
     </w:p>
     <w:p>
       <w:pPr>
@@ -2019,7 +3234,7 @@
       <w:pPr>
         <w:pStyle w:val="Heading1"/>
       </w:pPr>
-      <w:bookmarkStart w:id="3" w:name="_Toc162996927"/>
+      <w:bookmarkStart w:id="3" w:name="_Toc236513284"/>
       <w:r>
         <w:t xml:space="preserve">Chương I. </w:t>
       </w:r>
@@ -2035,7 +3250,7 @@
       <w:pPr>
         <w:pStyle w:val="Heading2"/>
       </w:pPr>
-      <w:bookmarkStart w:id="4" w:name="_Toc162996928"/>
+      <w:bookmarkStart w:id="4" w:name="_Toc236513285"/>
       <w:r>
         <w:t xml:space="preserve">1. </w:t>
       </w:r>
@@ -2054,14 +3269,14 @@
       <w:pPr>
         <w:pStyle w:val="Heading3"/>
       </w:pPr>
-      <w:bookmarkStart w:id="5" w:name="_Toc162996929"/>
+      <w:bookmarkStart w:id="5" w:name="_Toc236513286"/>
       <w:r>
         <w:t xml:space="preserve">1.1. </w:t>
       </w:r>
+      <w:r>
+        <w:t>Lý do chọn đề tài</w:t>
+      </w:r>
       <w:bookmarkEnd w:id="5"/>
-      <w:r>
-        <w:t>Lý do chọn đề tài</w:t>
-      </w:r>
     </w:p>
     <w:p>
       <w:pPr>
@@ -2071,12 +3286,7 @@
         <w:tab/>
       </w:r>
       <w:r>
-        <w:t>Trong những năm gần đây, cùng với quá trình sắp xếp, sáp nhập các đơn vị hành chính theo chủ trương của Nhà nước,</w:t>
-      </w:r>
-      <w:bookmarkStart w:id="6" w:name="_GoBack"/>
-      <w:bookmarkEnd w:id="6"/>
-      <w:r>
-        <w:t xml:space="preserve"> công tác quản lý và giải quyết thủ tục hành chính đứng trước nhiều thay đổi. Việc hợp nhất các địa phương không chỉ làm tăng khối lượng thông tin cần quản lý mà còn đặt ra yêu cầu đồng bộ dữ liệu về dân cư, hồ sơ và các loại giấy tờ hành chính giữa các đơn vị. </w:t>
+        <w:t xml:space="preserve">Trong những năm gần đây, cùng với quá trình sắp xếp, sáp nhập các đơn vị hành chính theo chủ trương của Nhà nước, công tác quản lý và giải quyết thủ tục hành chính đứng trước nhiều thay đổi. Việc hợp nhất các địa phương không chỉ làm tăng khối lượng thông tin cần quản lý mà còn đặt ra yêu cầu đồng bộ dữ liệu về dân cư, hồ sơ và các loại giấy tờ hành chính giữa các đơn vị. </w:t>
       </w:r>
     </w:p>
     <w:p>
@@ -2123,6 +3333,7 @@
       <w:pPr>
         <w:pStyle w:val="Heading3"/>
       </w:pPr>
+      <w:bookmarkStart w:id="6" w:name="_Toc236513287"/>
       <w:r>
         <w:t>1.2</w:t>
       </w:r>
@@ -2132,6 +3343,7 @@
       <w:r>
         <w:t xml:space="preserve"> Mục tiêu nghiên cứu</w:t>
       </w:r>
+      <w:bookmarkEnd w:id="6"/>
     </w:p>
     <w:p>
       <w:pPr>
@@ -2216,12 +3428,14 @@
       <w:pPr>
         <w:pStyle w:val="Heading3"/>
       </w:pPr>
+      <w:bookmarkStart w:id="7" w:name="_Toc236513288"/>
       <w:r>
         <w:t xml:space="preserve">1.3. </w:t>
       </w:r>
       <w:r>
         <w:t>Đối tượng và phạm vi nghiêm cứu</w:t>
       </w:r>
+      <w:bookmarkEnd w:id="7"/>
     </w:p>
     <w:p>
       <w:pPr>
@@ -2281,9 +3495,11 @@
       <w:pPr>
         <w:pStyle w:val="Heading3"/>
       </w:pPr>
+      <w:bookmarkStart w:id="8" w:name="_Toc236513289"/>
       <w:r>
         <w:t>1.4. Phương pháp nghiên cứu</w:t>
       </w:r>
+      <w:bookmarkEnd w:id="8"/>
     </w:p>
     <w:p>
       <w:pPr>
@@ -2291,10 +3507,7 @@
         <w:ind w:firstLine="720"/>
       </w:pPr>
       <w:r>
-        <w:t>Để thực hiện đồ án, nhóm sử dụng các phương pháp nghiên cứ</w:t>
-      </w:r>
-      <w:r>
-        <w:t>u sau:</w:t>
+        <w:t>Để thực hiện đồ án, nhóm sử dụng các phương pháp nghiên cứu sau:</w:t>
       </w:r>
     </w:p>
     <w:p>
@@ -2357,19 +3570,18 @@
       <w:pPr>
         <w:pStyle w:val="Heading3"/>
       </w:pPr>
+      <w:bookmarkStart w:id="9" w:name="_Toc236513290"/>
       <w:r>
         <w:t>1.5. Cấu trúc đồ án</w:t>
       </w:r>
+      <w:bookmarkEnd w:id="9"/>
     </w:p>
     <w:p>
       <w:pPr>
         <w:jc w:val="both"/>
       </w:pPr>
       <w:r>
-        <w:t>Đồ án được xây dựng gồm bốn chương, ngoài phần Tóm tắt, Danh sách hình, bảng, Mục lục và Nguồn tham khảo. Nội dung của từng chương đượ</w:t>
-      </w:r>
-      <w:r>
-        <w:t>c trình bày như sau:</w:t>
+        <w:t>Đồ án được xây dựng gồm bốn chương, ngoài phần Tóm tắt, Danh sách hình, bảng, Mục lục và Nguồn tham khảo. Nội dung của từng chương được trình bày như sau:</w:t>
       </w:r>
     </w:p>
     <w:p>
@@ -2456,12 +3668,12 @@
       <w:pPr>
         <w:pStyle w:val="Heading2"/>
       </w:pPr>
-      <w:bookmarkStart w:id="7" w:name="_Toc162996931"/>
+      <w:bookmarkStart w:id="10" w:name="_Toc236513291"/>
       <w:r>
         <w:lastRenderedPageBreak/>
         <w:t>2. Cơ sở lý thuyết.</w:t>
       </w:r>
-      <w:bookmarkEnd w:id="7"/>
+      <w:bookmarkEnd w:id="10"/>
     </w:p>
     <w:p>
       <w:pPr>
@@ -2541,31 +3753,5840 @@
       <w:pPr>
         <w:pStyle w:val="Heading1"/>
       </w:pPr>
-      <w:bookmarkStart w:id="8" w:name="_Toc162996932"/>
+      <w:bookmarkStart w:id="11" w:name="_Toc236264118"/>
+      <w:bookmarkStart w:id="12" w:name="_Toc236513292"/>
       <w:r>
         <w:lastRenderedPageBreak/>
-        <w:t xml:space="preserve">Chương II. </w:t>
-      </w:r>
-      <w:r>
-        <w:t>THIẾT KẾ HỆ THỐNG</w:t>
+        <w:t>Chương II.</w:t>
+      </w:r>
+      <w:r>
+        <w:rPr>
+          <w:rFonts w:eastAsiaTheme="minorHAnsi" w:cstheme="minorBidi"/>
+          <w:b w:val="0"/>
+          <w:sz w:val="26"/>
+          <w:szCs w:val="22"/>
+        </w:rPr>
+        <w:t xml:space="preserve"> </w:t>
+      </w:r>
+      <w:r>
+        <w:t>HỆ THỐNG QUY TRÌNH NGHIỆP VỤ</w:t>
       </w:r>
       <w:r>
         <w:t>.</w:t>
       </w:r>
-      <w:bookmarkEnd w:id="8"/>
-    </w:p>
-    <w:p>
-      <w:pPr>
+      <w:bookmarkEnd w:id="11"/>
+      <w:bookmarkEnd w:id="12"/>
+    </w:p>
+    <w:p>
+      <w:pPr>
+        <w:pStyle w:val="Heading2"/>
+      </w:pPr>
+      <w:bookmarkStart w:id="13" w:name="_Toc236264119"/>
+      <w:bookmarkStart w:id="14" w:name="_Toc236513293"/>
+      <w:r>
+        <w:t>2. Tổng quan hệ thống quy trình nghiệp vụ</w:t>
+      </w:r>
+      <w:bookmarkEnd w:id="13"/>
+      <w:bookmarkEnd w:id="14"/>
+    </w:p>
+    <w:p>
+      <w:pPr>
+        <w:pStyle w:val="Heading3"/>
+      </w:pPr>
+      <w:bookmarkStart w:id="15" w:name="_Toc236264120"/>
+      <w:bookmarkStart w:id="16" w:name="_Toc236513294"/>
+      <w:r>
+        <w:t xml:space="preserve">2.1. </w:t>
+      </w:r>
+      <w:r>
+        <w:t xml:space="preserve">Kiến trúc quy trình nghiệp vụ </w:t>
+      </w:r>
+      <w:r>
+        <w:t>tại phường Tân Hải.</w:t>
+      </w:r>
+      <w:bookmarkEnd w:id="15"/>
+      <w:bookmarkEnd w:id="16"/>
+    </w:p>
+    <w:p>
+      <w:pPr>
+        <w:pStyle w:val="Heading4"/>
+      </w:pPr>
+      <w:bookmarkStart w:id="17" w:name="_Toc236264121"/>
+      <w:bookmarkStart w:id="18" w:name="_Toc236513295"/>
+      <w:r>
+        <w:t>2.1.1 Phân loại quy trình.</w:t>
+      </w:r>
+      <w:bookmarkEnd w:id="17"/>
+      <w:bookmarkEnd w:id="18"/>
+    </w:p>
+    <w:p>
+      <w:pPr>
+        <w:ind w:firstLine="720"/>
+      </w:pPr>
+      <w:r>
+        <w:rPr>
+          <w:lang w:val="vi-VN"/>
+        </w:rPr>
+        <w:t xml:space="preserve">   </w:t>
+      </w:r>
+      <w:r>
+        <w:t>Bảng 1. P</w:t>
+      </w:r>
+      <w:r>
+        <w:t xml:space="preserve">hân loại các bộ phân vào các quy trình tương </w:t>
+      </w:r>
+      <w:r>
+        <w:t>ứng.</w:t>
+      </w:r>
+      <w:r>
+        <w:rPr>
+          <w:noProof/>
+        </w:rPr>
+        <mc:AlternateContent>
+          <mc:Choice Requires="wps">
+            <w:drawing>
+              <wp:anchor distT="0" distB="0" distL="114300" distR="114300" simplePos="0" relativeHeight="251659264" behindDoc="0" locked="0" layoutInCell="1" allowOverlap="1" wp14:anchorId="1ADC5D1E" wp14:editId="12ECFE39">
+                <wp:simplePos x="0" y="0"/>
+                <wp:positionH relativeFrom="margin">
+                  <wp:posOffset>-227721</wp:posOffset>
+                </wp:positionH>
+                <wp:positionV relativeFrom="paragraph">
+                  <wp:posOffset>375040</wp:posOffset>
+                </wp:positionV>
+                <wp:extent cx="6473825" cy="2901461"/>
+                <wp:effectExtent l="0" t="0" r="3175" b="0"/>
+                <wp:wrapNone/>
+                <wp:docPr id="1026151366" name="Isosceles Triangle 2"/>
+                <wp:cNvGraphicFramePr/>
+                <a:graphic xmlns:a="http://schemas.openxmlformats.org/drawingml/2006/main">
+                  <a:graphicData uri="http://schemas.microsoft.com/office/word/2010/wordprocessingShape">
+                    <wps:wsp>
+                      <wps:cNvSpPr/>
+                      <wps:spPr>
+                        <a:xfrm>
+                          <a:off x="0" y="0"/>
+                          <a:ext cx="6473825" cy="2901461"/>
+                        </a:xfrm>
+                        <a:prstGeom prst="triangle">
+                          <a:avLst/>
+                        </a:prstGeom>
+                        <a:solidFill>
+                          <a:schemeClr val="accent2"/>
+                        </a:solidFill>
+                        <a:ln>
+                          <a:noFill/>
+                        </a:ln>
+                      </wps:spPr>
+                      <wps:style>
+                        <a:lnRef idx="0">
+                          <a:scrgbClr r="0" g="0" b="0"/>
+                        </a:lnRef>
+                        <a:fillRef idx="0">
+                          <a:scrgbClr r="0" g="0" b="0"/>
+                        </a:fillRef>
+                        <a:effectRef idx="0">
+                          <a:scrgbClr r="0" g="0" b="0"/>
+                        </a:effectRef>
+                        <a:fontRef idx="minor">
+                          <a:schemeClr val="lt1"/>
+                        </a:fontRef>
+                      </wps:style>
+                      <wps:bodyPr rot="0" spcFirstLastPara="0" vertOverflow="overflow" horzOverflow="overflow" vert="horz" wrap="square" lIns="91440" tIns="45720" rIns="91440" bIns="45720" numCol="1" spcCol="0" rtlCol="0" fromWordArt="0" anchor="ctr" anchorCtr="0" forceAA="0" compatLnSpc="1">
+                        <a:prstTxWarp prst="textNoShape">
+                          <a:avLst/>
+                        </a:prstTxWarp>
+                        <a:noAutofit/>
+                      </wps:bodyPr>
+                    </wps:wsp>
+                  </a:graphicData>
+                </a:graphic>
+                <wp14:sizeRelH relativeFrom="margin">
+                  <wp14:pctWidth>0</wp14:pctWidth>
+                </wp14:sizeRelH>
+                <wp14:sizeRelV relativeFrom="margin">
+                  <wp14:pctHeight>0</wp14:pctHeight>
+                </wp14:sizeRelV>
+              </wp:anchor>
+            </w:drawing>
+          </mc:Choice>
+          <mc:Fallback>
+            <w:pict>
+              <v:shapetype w14:anchorId="78A7AF05" id="_x0000_t5" coordsize="21600,21600" o:spt="5" adj="10800" path="m@0,l,21600r21600,xe">
+                <v:stroke joinstyle="miter"/>
+                <v:formulas>
+                  <v:f eqn="val #0"/>
+                  <v:f eqn="prod #0 1 2"/>
+                  <v:f eqn="sum @1 10800 0"/>
+                </v:formulas>
+                <v:path gradientshapeok="t" o:connecttype="custom" o:connectlocs="@0,0;@1,10800;0,21600;10800,21600;21600,21600;@2,10800" textboxrect="0,10800,10800,18000;5400,10800,16200,18000;10800,10800,21600,18000;0,7200,7200,21600;7200,7200,14400,21600;14400,7200,21600,21600"/>
+                <v:handles>
+                  <v:h position="#0,topLeft" xrange="0,21600"/>
+                </v:handles>
+              </v:shapetype>
+              <v:shape id="Isosceles Triangle 2" o:spid="_x0000_s1026" type="#_x0000_t5" style="position:absolute;margin-left:-17.95pt;margin-top:29.55pt;width:509.75pt;height:228.45pt;z-index:251659264;visibility:visible;mso-wrap-style:square;mso-width-percent:0;mso-height-percent:0;mso-wrap-distance-left:9pt;mso-wrap-distance-top:0;mso-wrap-distance-right:9pt;mso-wrap-distance-bottom:0;mso-position-horizontal:absolute;mso-position-horizontal-relative:margin;mso-position-vertical:absolute;mso-position-vertical-relative:text;mso-width-percent:0;mso-height-percent:0;mso-width-relative:margin;mso-height-relative:margin;v-text-anchor:middle" o:gfxdata="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" fillcolor="#e97132 [3205]" stroked="f">
+                <w10:wrap anchorx="margin"/>
+              </v:shape>
+            </w:pict>
+          </mc:Fallback>
+        </mc:AlternateContent>
+      </w:r>
+    </w:p>
+    <w:p/>
+    <w:p/>
+    <w:p/>
+    <w:p>
+      <w:r>
+        <w:rPr>
+          <w:noProof/>
+        </w:rPr>
+        <mc:AlternateContent>
+          <mc:Choice Requires="wps">
+            <w:drawing>
+              <wp:anchor distT="0" distB="0" distL="114300" distR="114300" simplePos="0" relativeHeight="251660288" behindDoc="0" locked="0" layoutInCell="1" allowOverlap="1" wp14:anchorId="28E19EA2" wp14:editId="728F8317">
+                <wp:simplePos x="0" y="0"/>
+                <wp:positionH relativeFrom="margin">
+                  <wp:posOffset>1629410</wp:posOffset>
+                </wp:positionH>
+                <wp:positionV relativeFrom="paragraph">
+                  <wp:posOffset>202061</wp:posOffset>
+                </wp:positionV>
+                <wp:extent cx="1363404" cy="803766"/>
+                <wp:effectExtent l="0" t="0" r="27305" b="15875"/>
+                <wp:wrapNone/>
+                <wp:docPr id="1465816628" name="Rectangle: Rounded Corners 3"/>
+                <wp:cNvGraphicFramePr/>
+                <a:graphic xmlns:a="http://schemas.openxmlformats.org/drawingml/2006/main">
+                  <a:graphicData uri="http://schemas.microsoft.com/office/word/2010/wordprocessingShape">
+                    <wps:wsp>
+                      <wps:cNvSpPr/>
+                      <wps:spPr>
+                        <a:xfrm>
+                          <a:off x="0" y="0"/>
+                          <a:ext cx="1363404" cy="803766"/>
+                        </a:xfrm>
+                        <a:prstGeom prst="roundRect">
+                          <a:avLst/>
+                        </a:prstGeom>
+                      </wps:spPr>
+                      <wps:style>
+                        <a:lnRef idx="2">
+                          <a:schemeClr val="accent2"/>
+                        </a:lnRef>
+                        <a:fillRef idx="1">
+                          <a:schemeClr val="lt1"/>
+                        </a:fillRef>
+                        <a:effectRef idx="0">
+                          <a:schemeClr val="accent2"/>
+                        </a:effectRef>
+                        <a:fontRef idx="minor">
+                          <a:schemeClr val="dk1"/>
+                        </a:fontRef>
+                      </wps:style>
+                      <wps:txbx>
+                        <w:txbxContent>
+                          <w:p>
+                            <w:pPr>
+                              <w:jc w:val="center"/>
+                            </w:pPr>
+                            <w:r>
+                              <w:t>Quản lý</w:t>
+                            </w:r>
+                            <w:r>
+                              <w:rPr>
+                                <w:lang w:val="vi-VN"/>
+                              </w:rPr>
+                              <w:t xml:space="preserve"> và </w:t>
+                            </w:r>
+                            <w:r>
+                              <w:t>kiểm tra quy trình TTHC</w:t>
+                            </w:r>
+                          </w:p>
+                        </w:txbxContent>
+                      </wps:txbx>
+                      <wps:bodyPr rot="0" spcFirstLastPara="0" vertOverflow="overflow" horzOverflow="overflow" vert="horz" wrap="square" lIns="91440" tIns="45720" rIns="91440" bIns="45720" numCol="1" spcCol="0" rtlCol="0" fromWordArt="0" anchor="ctr" anchorCtr="0" forceAA="0" compatLnSpc="1">
+                        <a:prstTxWarp prst="textNoShape">
+                          <a:avLst/>
+                        </a:prstTxWarp>
+                        <a:noAutofit/>
+                      </wps:bodyPr>
+                    </wps:wsp>
+                  </a:graphicData>
+                </a:graphic>
+                <wp14:sizeRelH relativeFrom="margin">
+                  <wp14:pctWidth>0</wp14:pctWidth>
+                </wp14:sizeRelH>
+                <wp14:sizeRelV relativeFrom="margin">
+                  <wp14:pctHeight>0</wp14:pctHeight>
+                </wp14:sizeRelV>
+              </wp:anchor>
+            </w:drawing>
+          </mc:Choice>
+          <mc:Fallback>
+            <w:pict>
+              <v:roundrect w14:anchorId="28E19EA2" id="Rectangle: Rounded Corners 3" o:spid="_x0000_s1026" style="position:absolute;margin-left:128.3pt;margin-top:15.9pt;width:107.35pt;height:63.3pt;z-index:251660288;visibility:visible;mso-wrap-style:square;mso-width-percent:0;mso-height-percent:0;mso-wrap-distance-left:9pt;mso-wrap-distance-top:0;mso-wrap-distance-right:9pt;mso-wrap-distance-bottom:0;mso-position-horizontal:absolute;mso-position-horizontal-relative:margin;mso-position-vertical:absolute;mso-position-vertical-relative:text;mso-width-percent:0;mso-height-percent:0;mso-width-relative:margin;mso-height-relative:margin;v-text-anchor:middle" arcsize="10923f" o:gfxdata="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" fillcolor="white [3201]" strokecolor="#e97132 [3205]" strokeweight="1pt">
+                <v:stroke joinstyle="miter"/>
+                <v:textbox>
+                  <w:txbxContent>
+                    <w:p>
+                      <w:pPr>
+                        <w:jc w:val="center"/>
+                      </w:pPr>
+                      <w:r>
+                        <w:t>Quản lý</w:t>
+                      </w:r>
+                      <w:r>
+                        <w:rPr>
+                          <w:lang w:val="vi-VN"/>
+                        </w:rPr>
+                        <w:t xml:space="preserve"> và </w:t>
+                      </w:r>
+                      <w:r>
+                        <w:t>kiểm tra quy trình TTHC</w:t>
+                      </w:r>
+                    </w:p>
+                  </w:txbxContent>
+                </v:textbox>
+                <w10:wrap anchorx="margin"/>
+              </v:roundrect>
+            </w:pict>
+          </mc:Fallback>
+        </mc:AlternateContent>
+      </w:r>
+      <w:r>
+        <w:rPr>
+          <w:noProof/>
+        </w:rPr>
+        <mc:AlternateContent>
+          <mc:Choice Requires="wps">
+            <w:drawing>
+              <wp:anchor distT="0" distB="0" distL="114300" distR="114300" simplePos="0" relativeHeight="251661312" behindDoc="0" locked="0" layoutInCell="1" allowOverlap="1" wp14:anchorId="06A50C2F" wp14:editId="04D12040">
+                <wp:simplePos x="0" y="0"/>
+                <wp:positionH relativeFrom="margin">
+                  <wp:posOffset>3032183</wp:posOffset>
+                </wp:positionH>
+                <wp:positionV relativeFrom="paragraph">
+                  <wp:posOffset>198120</wp:posOffset>
+                </wp:positionV>
+                <wp:extent cx="1371600" cy="822960"/>
+                <wp:effectExtent l="0" t="0" r="19050" b="15240"/>
+                <wp:wrapNone/>
+                <wp:docPr id="156567298" name="Rectangle: Rounded Corners 3"/>
+                <wp:cNvGraphicFramePr/>
+                <a:graphic xmlns:a="http://schemas.openxmlformats.org/drawingml/2006/main">
+                  <a:graphicData uri="http://schemas.microsoft.com/office/word/2010/wordprocessingShape">
+                    <wps:wsp>
+                      <wps:cNvSpPr/>
+                      <wps:spPr>
+                        <a:xfrm>
+                          <a:off x="0" y="0"/>
+                          <a:ext cx="1371600" cy="822960"/>
+                        </a:xfrm>
+                        <a:prstGeom prst="roundRect">
+                          <a:avLst/>
+                        </a:prstGeom>
+                      </wps:spPr>
+                      <wps:style>
+                        <a:lnRef idx="2">
+                          <a:schemeClr val="accent2"/>
+                        </a:lnRef>
+                        <a:fillRef idx="1">
+                          <a:schemeClr val="lt1"/>
+                        </a:fillRef>
+                        <a:effectRef idx="0">
+                          <a:schemeClr val="accent2"/>
+                        </a:effectRef>
+                        <a:fontRef idx="minor">
+                          <a:schemeClr val="dk1"/>
+                        </a:fontRef>
+                      </wps:style>
+                      <wps:txbx>
+                        <w:txbxContent>
+                          <w:p>
+                            <w:pPr>
+                              <w:jc w:val="center"/>
+                            </w:pPr>
+                            <w:r>
+                              <w:t>Giám sát và theo dõi tiến độ xử lý hồ sơ</w:t>
+                            </w:r>
+                          </w:p>
+                        </w:txbxContent>
+                      </wps:txbx>
+                      <wps:bodyPr rot="0" spcFirstLastPara="0" vertOverflow="overflow" horzOverflow="overflow" vert="horz" wrap="square" lIns="91440" tIns="45720" rIns="91440" bIns="45720" numCol="1" spcCol="0" rtlCol="0" fromWordArt="0" anchor="ctr" anchorCtr="0" forceAA="0" compatLnSpc="1">
+                        <a:prstTxWarp prst="textNoShape">
+                          <a:avLst/>
+                        </a:prstTxWarp>
+                        <a:noAutofit/>
+                      </wps:bodyPr>
+                    </wps:wsp>
+                  </a:graphicData>
+                </a:graphic>
+                <wp14:sizeRelH relativeFrom="margin">
+                  <wp14:pctWidth>0</wp14:pctWidth>
+                </wp14:sizeRelH>
+                <wp14:sizeRelV relativeFrom="margin">
+                  <wp14:pctHeight>0</wp14:pctHeight>
+                </wp14:sizeRelV>
+              </wp:anchor>
+            </w:drawing>
+          </mc:Choice>
+          <mc:Fallback>
+            <w:pict>
+              <v:roundrect w14:anchorId="06A50C2F" id="_x0000_s1027" style="position:absolute;margin-left:238.75pt;margin-top:15.6pt;width:108pt;height:64.8pt;z-index:251661312;visibility:visible;mso-wrap-style:square;mso-width-percent:0;mso-height-percent:0;mso-wrap-distance-left:9pt;mso-wrap-distance-top:0;mso-wrap-distance-right:9pt;mso-wrap-distance-bottom:0;mso-position-horizontal:absolute;mso-position-horizontal-relative:margin;mso-position-vertical:absolute;mso-position-vertical-relative:text;mso-width-percent:0;mso-height-percent:0;mso-width-relative:margin;mso-height-relative:margin;v-text-anchor:middle" arcsize="10923f" o:gfxdata="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" fillcolor="white [3201]" strokecolor="#e97132 [3205]" strokeweight="1pt">
+                <v:stroke joinstyle="miter"/>
+                <v:textbox>
+                  <w:txbxContent>
+                    <w:p>
+                      <w:pPr>
+                        <w:jc w:val="center"/>
+                      </w:pPr>
+                      <w:r>
+                        <w:t>Giám sát và theo dõi tiến độ xử lý hồ sơ</w:t>
+                      </w:r>
+                    </w:p>
+                  </w:txbxContent>
+                </v:textbox>
+                <w10:wrap anchorx="margin"/>
+              </v:roundrect>
+            </w:pict>
+          </mc:Fallback>
+        </mc:AlternateContent>
+      </w:r>
+    </w:p>
+    <w:p/>
+    <w:p>
+      <w:r>
+        <w:rPr>
+          <w:noProof/>
+        </w:rPr>
+        <mc:AlternateContent>
+          <mc:Choice Requires="wps">
+            <w:drawing>
+              <wp:anchor distT="0" distB="0" distL="114300" distR="114300" simplePos="0" relativeHeight="251662336" behindDoc="0" locked="0" layoutInCell="1" allowOverlap="1" wp14:anchorId="65CEDB10" wp14:editId="4BB6EE45">
+                <wp:simplePos x="0" y="0"/>
+                <wp:positionH relativeFrom="margin">
+                  <wp:posOffset>1253432</wp:posOffset>
+                </wp:positionH>
+                <wp:positionV relativeFrom="paragraph">
+                  <wp:posOffset>347980</wp:posOffset>
+                </wp:positionV>
+                <wp:extent cx="1737360" cy="640080"/>
+                <wp:effectExtent l="0" t="0" r="15240" b="26670"/>
+                <wp:wrapNone/>
+                <wp:docPr id="2137840455" name="Rectangle: Rounded Corners 3"/>
+                <wp:cNvGraphicFramePr/>
+                <a:graphic xmlns:a="http://schemas.openxmlformats.org/drawingml/2006/main">
+                  <a:graphicData uri="http://schemas.microsoft.com/office/word/2010/wordprocessingShape">
+                    <wps:wsp>
+                      <wps:cNvSpPr/>
+                      <wps:spPr>
+                        <a:xfrm>
+                          <a:off x="0" y="0"/>
+                          <a:ext cx="1737360" cy="640080"/>
+                        </a:xfrm>
+                        <a:prstGeom prst="roundRect">
+                          <a:avLst/>
+                        </a:prstGeom>
+                      </wps:spPr>
+                      <wps:style>
+                        <a:lnRef idx="2">
+                          <a:schemeClr val="accent2"/>
+                        </a:lnRef>
+                        <a:fillRef idx="1">
+                          <a:schemeClr val="lt1"/>
+                        </a:fillRef>
+                        <a:effectRef idx="0">
+                          <a:schemeClr val="accent2"/>
+                        </a:effectRef>
+                        <a:fontRef idx="minor">
+                          <a:schemeClr val="dk1"/>
+                        </a:fontRef>
+                      </wps:style>
+                      <wps:txbx>
+                        <w:txbxContent>
+                          <w:p>
+                            <w:pPr>
+                              <w:jc w:val="center"/>
+                            </w:pPr>
+                            <w:r>
+                              <w:t>Quản trị vận hành và điều phối hệ thống</w:t>
+                            </w:r>
+                          </w:p>
+                        </w:txbxContent>
+                      </wps:txbx>
+                      <wps:bodyPr rot="0" spcFirstLastPara="0" vertOverflow="overflow" horzOverflow="overflow" vert="horz" wrap="square" lIns="91440" tIns="45720" rIns="91440" bIns="45720" numCol="1" spcCol="0" rtlCol="0" fromWordArt="0" anchor="ctr" anchorCtr="0" forceAA="0" compatLnSpc="1">
+                        <a:prstTxWarp prst="textNoShape">
+                          <a:avLst/>
+                        </a:prstTxWarp>
+                        <a:noAutofit/>
+                      </wps:bodyPr>
+                    </wps:wsp>
+                  </a:graphicData>
+                </a:graphic>
+                <wp14:sizeRelH relativeFrom="margin">
+                  <wp14:pctWidth>0</wp14:pctWidth>
+                </wp14:sizeRelH>
+                <wp14:sizeRelV relativeFrom="margin">
+                  <wp14:pctHeight>0</wp14:pctHeight>
+                </wp14:sizeRelV>
+              </wp:anchor>
+            </w:drawing>
+          </mc:Choice>
+          <mc:Fallback>
+            <w:pict>
+              <v:roundrect w14:anchorId="65CEDB10" id="_x0000_s1028" style="position:absolute;margin-left:98.7pt;margin-top:27.4pt;width:136.8pt;height:50.4pt;z-index:251662336;visibility:visible;mso-wrap-style:square;mso-width-percent:0;mso-height-percent:0;mso-wrap-distance-left:9pt;mso-wrap-distance-top:0;mso-wrap-distance-right:9pt;mso-wrap-distance-bottom:0;mso-position-horizontal:absolute;mso-position-horizontal-relative:margin;mso-position-vertical:absolute;mso-position-vertical-relative:text;mso-width-percent:0;mso-height-percent:0;mso-width-relative:margin;mso-height-relative:margin;v-text-anchor:middle" arcsize="10923f" o:gfxdata="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" fillcolor="white [3201]" strokecolor="#e97132 [3205]" strokeweight="1pt">
+                <v:stroke joinstyle="miter"/>
+                <v:textbox>
+                  <w:txbxContent>
+                    <w:p>
+                      <w:pPr>
+                        <w:jc w:val="center"/>
+                      </w:pPr>
+                      <w:r>
+                        <w:t>Quản trị vận hành và điều phối hệ thống</w:t>
+                      </w:r>
+                    </w:p>
+                  </w:txbxContent>
+                </v:textbox>
+                <w10:wrap anchorx="margin"/>
+              </v:roundrect>
+            </w:pict>
+          </mc:Fallback>
+        </mc:AlternateContent>
+      </w:r>
+    </w:p>
+    <w:p>
+      <w:r>
+        <w:rPr>
+          <w:noProof/>
+        </w:rPr>
+        <mc:AlternateContent>
+          <mc:Choice Requires="wps">
+            <w:drawing>
+              <wp:anchor distT="0" distB="0" distL="114300" distR="114300" simplePos="0" relativeHeight="251664384" behindDoc="0" locked="0" layoutInCell="1" allowOverlap="1" wp14:anchorId="43DFB7C4" wp14:editId="7899A6DA">
+                <wp:simplePos x="0" y="0"/>
+                <wp:positionH relativeFrom="margin">
+                  <wp:posOffset>3025833</wp:posOffset>
+                </wp:positionH>
+                <wp:positionV relativeFrom="paragraph">
+                  <wp:posOffset>8890</wp:posOffset>
+                </wp:positionV>
+                <wp:extent cx="1737360" cy="640080"/>
+                <wp:effectExtent l="0" t="0" r="15240" b="26670"/>
+                <wp:wrapNone/>
+                <wp:docPr id="2090100971" name="Rectangle: Rounded Corners 3"/>
+                <wp:cNvGraphicFramePr/>
+                <a:graphic xmlns:a="http://schemas.openxmlformats.org/drawingml/2006/main">
+                  <a:graphicData uri="http://schemas.microsoft.com/office/word/2010/wordprocessingShape">
+                    <wps:wsp>
+                      <wps:cNvSpPr/>
+                      <wps:spPr>
+                        <a:xfrm>
+                          <a:off x="0" y="0"/>
+                          <a:ext cx="1737360" cy="640080"/>
+                        </a:xfrm>
+                        <a:prstGeom prst="roundRect">
+                          <a:avLst/>
+                        </a:prstGeom>
+                      </wps:spPr>
+                      <wps:style>
+                        <a:lnRef idx="2">
+                          <a:schemeClr val="accent2"/>
+                        </a:lnRef>
+                        <a:fillRef idx="1">
+                          <a:schemeClr val="lt1"/>
+                        </a:fillRef>
+                        <a:effectRef idx="0">
+                          <a:schemeClr val="accent2"/>
+                        </a:effectRef>
+                        <a:fontRef idx="minor">
+                          <a:schemeClr val="dk1"/>
+                        </a:fontRef>
+                      </wps:style>
+                      <wps:txbx>
+                        <w:txbxContent>
+                          <w:p>
+                            <w:pPr>
+                              <w:jc w:val="center"/>
+                            </w:pPr>
+                            <w:r>
+                              <w:t>Báo cáo, thống kê và đánh giá hiệu quả</w:t>
+                            </w:r>
+                          </w:p>
+                        </w:txbxContent>
+                      </wps:txbx>
+                      <wps:bodyPr rot="0" spcFirstLastPara="0" vertOverflow="overflow" horzOverflow="overflow" vert="horz" wrap="square" lIns="91440" tIns="45720" rIns="91440" bIns="45720" numCol="1" spcCol="0" rtlCol="0" fromWordArt="0" anchor="ctr" anchorCtr="0" forceAA="0" compatLnSpc="1">
+                        <a:prstTxWarp prst="textNoShape">
+                          <a:avLst/>
+                        </a:prstTxWarp>
+                        <a:noAutofit/>
+                      </wps:bodyPr>
+                    </wps:wsp>
+                  </a:graphicData>
+                </a:graphic>
+                <wp14:sizeRelH relativeFrom="margin">
+                  <wp14:pctWidth>0</wp14:pctWidth>
+                </wp14:sizeRelH>
+                <wp14:sizeRelV relativeFrom="margin">
+                  <wp14:pctHeight>0</wp14:pctHeight>
+                </wp14:sizeRelV>
+              </wp:anchor>
+            </w:drawing>
+          </mc:Choice>
+          <mc:Fallback>
+            <w:pict>
+              <v:roundrect w14:anchorId="43DFB7C4" id="_x0000_s1029" style="position:absolute;margin-left:238.25pt;margin-top:.7pt;width:136.8pt;height:50.4pt;z-index:251664384;visibility:visible;mso-wrap-style:square;mso-width-percent:0;mso-height-percent:0;mso-wrap-distance-left:9pt;mso-wrap-distance-top:0;mso-wrap-distance-right:9pt;mso-wrap-distance-bottom:0;mso-position-horizontal:absolute;mso-position-horizontal-relative:margin;mso-position-vertical:absolute;mso-position-vertical-relative:text;mso-width-percent:0;mso-height-percent:0;mso-width-relative:margin;mso-height-relative:margin;v-text-anchor:middle" arcsize="10923f" o:gfxdata="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" fillcolor="white [3201]" strokecolor="#e97132 [3205]" strokeweight="1pt">
+                <v:stroke joinstyle="miter"/>
+                <v:textbox>
+                  <w:txbxContent>
+                    <w:p>
+                      <w:pPr>
+                        <w:jc w:val="center"/>
+                      </w:pPr>
+                      <w:r>
+                        <w:t>Báo cáo, thống kê và đánh giá hiệu quả</w:t>
+                      </w:r>
+                    </w:p>
+                  </w:txbxContent>
+                </v:textbox>
+                <w10:wrap anchorx="margin"/>
+              </v:roundrect>
+            </w:pict>
+          </mc:Fallback>
+        </mc:AlternateContent>
+      </w:r>
+    </w:p>
+    <w:p>
+      <w:r>
+        <w:rPr>
+          <w:noProof/>
+        </w:rPr>
+        <mc:AlternateContent>
+          <mc:Choice Requires="wps">
+            <w:drawing>
+              <wp:anchor distT="0" distB="0" distL="114300" distR="114300" simplePos="0" relativeHeight="251663360" behindDoc="0" locked="0" layoutInCell="1" allowOverlap="1" wp14:anchorId="39A2F26E" wp14:editId="3B3B3BE8">
+                <wp:simplePos x="0" y="0"/>
+                <wp:positionH relativeFrom="margin">
+                  <wp:posOffset>0</wp:posOffset>
+                </wp:positionH>
+                <wp:positionV relativeFrom="paragraph">
+                  <wp:posOffset>216047</wp:posOffset>
+                </wp:positionV>
+                <wp:extent cx="1882140" cy="333402"/>
+                <wp:effectExtent l="0" t="0" r="0" b="9525"/>
+                <wp:wrapNone/>
+                <wp:docPr id="637073700" name="Rectangle 9"/>
+                <wp:cNvGraphicFramePr/>
+                <a:graphic xmlns:a="http://schemas.openxmlformats.org/drawingml/2006/main">
+                  <a:graphicData uri="http://schemas.microsoft.com/office/word/2010/wordprocessingShape">
+                    <wps:wsp>
+                      <wps:cNvSpPr/>
+                      <wps:spPr>
+                        <a:xfrm>
+                          <a:off x="0" y="0"/>
+                          <a:ext cx="1882140" cy="333402"/>
+                        </a:xfrm>
+                        <a:prstGeom prst="rect">
+                          <a:avLst/>
+                        </a:prstGeom>
+                        <a:noFill/>
+                        <a:ln>
+                          <a:noFill/>
+                        </a:ln>
+                      </wps:spPr>
+                      <wps:style>
+                        <a:lnRef idx="0">
+                          <a:scrgbClr r="0" g="0" b="0"/>
+                        </a:lnRef>
+                        <a:fillRef idx="0">
+                          <a:scrgbClr r="0" g="0" b="0"/>
+                        </a:fillRef>
+                        <a:effectRef idx="0">
+                          <a:scrgbClr r="0" g="0" b="0"/>
+                        </a:effectRef>
+                        <a:fontRef idx="minor">
+                          <a:schemeClr val="accent2"/>
+                        </a:fontRef>
+                      </wps:style>
+                      <wps:txbx>
+                        <w:txbxContent>
+                          <w:p>
+                            <w:pPr>
+                              <w:rPr>
+                                <w:b/>
+                                <w:bCs/>
+                                <w:color w:val="FFFFFF" w:themeColor="background1"/>
+                              </w:rPr>
+                            </w:pPr>
+                            <w:r>
+                              <w:rPr>
+                                <w:b/>
+                                <w:bCs/>
+                                <w:color w:val="FFFFFF" w:themeColor="background1"/>
+                              </w:rPr>
+                              <w:t>Quy trình quản trị</w:t>
+                            </w:r>
+                          </w:p>
+                        </w:txbxContent>
+                      </wps:txbx>
+                      <wps:bodyPr rot="0" spcFirstLastPara="0" vertOverflow="overflow" horzOverflow="overflow" vert="horz" wrap="square" lIns="91440" tIns="45720" rIns="91440" bIns="45720" numCol="1" spcCol="0" rtlCol="0" fromWordArt="0" anchor="ctr" anchorCtr="0" forceAA="0" compatLnSpc="1">
+                        <a:prstTxWarp prst="textNoShape">
+                          <a:avLst/>
+                        </a:prstTxWarp>
+                        <a:noAutofit/>
+                      </wps:bodyPr>
+                    </wps:wsp>
+                  </a:graphicData>
+                </a:graphic>
+                <wp14:sizeRelH relativeFrom="margin">
+                  <wp14:pctWidth>0</wp14:pctWidth>
+                </wp14:sizeRelH>
+                <wp14:sizeRelV relativeFrom="margin">
+                  <wp14:pctHeight>0</wp14:pctHeight>
+                </wp14:sizeRelV>
+              </wp:anchor>
+            </w:drawing>
+          </mc:Choice>
+          <mc:Fallback>
+            <w:pict>
+              <v:rect w14:anchorId="39A2F26E" id="Rectangle 9" o:spid="_x0000_s1030" style="position:absolute;margin-left:0;margin-top:17pt;width:148.2pt;height:26.25pt;z-index:251663360;visibility:visible;mso-wrap-style:square;mso-width-percent:0;mso-height-percent:0;mso-wrap-distance-left:9pt;mso-wrap-distance-top:0;mso-wrap-distance-right:9pt;mso-wrap-distance-bottom:0;mso-position-horizontal:absolute;mso-position-horizontal-relative:margin;mso-position-vertical:absolute;mso-position-vertical-relative:text;mso-width-percent:0;mso-height-percent:0;mso-width-relative:margin;mso-height-relative:margin;v-text-anchor:middle" o:gfxdata="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" filled="f" stroked="f">
+                <v:textbox>
+                  <w:txbxContent>
+                    <w:p>
+                      <w:pPr>
+                        <w:rPr>
+                          <w:b/>
+                          <w:bCs/>
+                          <w:color w:val="FFFFFF" w:themeColor="background1"/>
+                        </w:rPr>
+                      </w:pPr>
+                      <w:r>
+                        <w:rPr>
+                          <w:b/>
+                          <w:bCs/>
+                          <w:color w:val="FFFFFF" w:themeColor="background1"/>
+                        </w:rPr>
+                        <w:t>Quy trình quản trị</w:t>
+                      </w:r>
+                    </w:p>
+                  </w:txbxContent>
+                </v:textbox>
+                <w10:wrap anchorx="margin"/>
+              </v:rect>
+            </w:pict>
+          </mc:Fallback>
+        </mc:AlternateContent>
+      </w:r>
+    </w:p>
+    <w:p>
+      <w:r>
+        <w:rPr>
+          <w:noProof/>
+        </w:rPr>
+        <mc:AlternateContent>
+          <mc:Choice Requires="wps">
+            <w:drawing>
+              <wp:anchor distT="0" distB="0" distL="114300" distR="114300" simplePos="0" relativeHeight="251665408" behindDoc="0" locked="0" layoutInCell="1" allowOverlap="1" wp14:anchorId="6A75F3DE" wp14:editId="4A197B84">
+                <wp:simplePos x="0" y="0"/>
+                <wp:positionH relativeFrom="margin">
+                  <wp:posOffset>-215900</wp:posOffset>
+                </wp:positionH>
+                <wp:positionV relativeFrom="paragraph">
+                  <wp:posOffset>209550</wp:posOffset>
+                </wp:positionV>
+                <wp:extent cx="6441440" cy="1847850"/>
+                <wp:effectExtent l="0" t="0" r="16510" b="19050"/>
+                <wp:wrapNone/>
+                <wp:docPr id="1731702529" name="Rectangle 10"/>
+                <wp:cNvGraphicFramePr/>
+                <a:graphic xmlns:a="http://schemas.openxmlformats.org/drawingml/2006/main">
+                  <a:graphicData uri="http://schemas.microsoft.com/office/word/2010/wordprocessingShape">
+                    <wps:wsp>
+                      <wps:cNvSpPr/>
+                      <wps:spPr>
+                        <a:xfrm>
+                          <a:off x="0" y="0"/>
+                          <a:ext cx="6441440" cy="1847850"/>
+                        </a:xfrm>
+                        <a:prstGeom prst="rect">
+                          <a:avLst/>
+                        </a:prstGeom>
+                        <a:solidFill>
+                          <a:schemeClr val="accent6">
+                            <a:lumMod val="60000"/>
+                            <a:lumOff val="40000"/>
+                          </a:schemeClr>
+                        </a:solidFill>
+                        <a:ln>
+                          <a:solidFill>
+                            <a:schemeClr val="bg1"/>
+                          </a:solidFill>
+                        </a:ln>
+                      </wps:spPr>
+                      <wps:style>
+                        <a:lnRef idx="1">
+                          <a:schemeClr val="accent6"/>
+                        </a:lnRef>
+                        <a:fillRef idx="2">
+                          <a:schemeClr val="accent6"/>
+                        </a:fillRef>
+                        <a:effectRef idx="1">
+                          <a:schemeClr val="accent6"/>
+                        </a:effectRef>
+                        <a:fontRef idx="minor">
+                          <a:schemeClr val="dk1"/>
+                        </a:fontRef>
+                      </wps:style>
+                      <wps:txbx>
+                        <w:txbxContent>
+                          <w:p>
+                            <w:pPr>
+                              <w:rPr>
+                                <w:lang w:val="vi-VN"/>
+                              </w:rPr>
+                            </w:pPr>
+                          </w:p>
+                        </w:txbxContent>
+                      </wps:txbx>
+                      <wps:bodyPr rot="0" spcFirstLastPara="0" vertOverflow="overflow" horzOverflow="overflow" vert="horz" wrap="square" lIns="91440" tIns="45720" rIns="91440" bIns="45720" numCol="1" spcCol="0" rtlCol="0" fromWordArt="0" anchor="ctr" anchorCtr="0" forceAA="0" compatLnSpc="1">
+                        <a:prstTxWarp prst="textNoShape">
+                          <a:avLst/>
+                        </a:prstTxWarp>
+                        <a:noAutofit/>
+                      </wps:bodyPr>
+                    </wps:wsp>
+                  </a:graphicData>
+                </a:graphic>
+                <wp14:sizeRelH relativeFrom="margin">
+                  <wp14:pctWidth>0</wp14:pctWidth>
+                </wp14:sizeRelH>
+                <wp14:sizeRelV relativeFrom="margin">
+                  <wp14:pctHeight>0</wp14:pctHeight>
+                </wp14:sizeRelV>
+              </wp:anchor>
+            </w:drawing>
+          </mc:Choice>
+          <mc:Fallback>
+            <w:pict>
+              <v:rect w14:anchorId="6A75F3DE" id="Rectangle 10" o:spid="_x0000_s1031" style="position:absolute;margin-left:-17pt;margin-top:16.5pt;width:507.2pt;height:145.5pt;z-index:251665408;visibility:visible;mso-wrap-style:square;mso-width-percent:0;mso-height-percent:0;mso-wrap-distance-left:9pt;mso-wrap-distance-top:0;mso-wrap-distance-right:9pt;mso-wrap-distance-bottom:0;mso-position-horizontal:absolute;mso-position-horizontal-relative:margin;mso-position-vertical:absolute;mso-position-vertical-relative:text;mso-width-percent:0;mso-height-percent:0;mso-width-relative:margin;mso-height-relative:margin;v-text-anchor:middle" o:gfxdata="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" fillcolor="#8dd873 [1945]" strokecolor="white [3212]" strokeweight=".5pt">
+                <v:textbox>
+                  <w:txbxContent>
+                    <w:p>
+                      <w:pPr>
+                        <w:rPr>
+                          <w:lang w:val="vi-VN"/>
+                        </w:rPr>
+                      </w:pPr>
+                    </w:p>
+                  </w:txbxContent>
+                </v:textbox>
+                <w10:wrap anchorx="margin"/>
+              </v:rect>
+            </w:pict>
+          </mc:Fallback>
+        </mc:AlternateContent>
+      </w:r>
+      <w:r>
+        <w:rPr>
+          <w:noProof/>
+        </w:rPr>
+        <mc:AlternateContent>
+          <mc:Choice Requires="wps">
+            <w:drawing>
+              <wp:anchor distT="0" distB="0" distL="114300" distR="114300" simplePos="0" relativeHeight="251667456" behindDoc="0" locked="0" layoutInCell="1" allowOverlap="1" wp14:anchorId="4EA4580F" wp14:editId="11D320E0">
+                <wp:simplePos x="0" y="0"/>
+                <wp:positionH relativeFrom="margin">
+                  <wp:posOffset>3072130</wp:posOffset>
+                </wp:positionH>
+                <wp:positionV relativeFrom="paragraph">
+                  <wp:posOffset>326243</wp:posOffset>
+                </wp:positionV>
+                <wp:extent cx="1737360" cy="640080"/>
+                <wp:effectExtent l="0" t="0" r="15240" b="26670"/>
+                <wp:wrapNone/>
+                <wp:docPr id="352550919" name="Rectangle: Rounded Corners 3"/>
+                <wp:cNvGraphicFramePr/>
+                <a:graphic xmlns:a="http://schemas.openxmlformats.org/drawingml/2006/main">
+                  <a:graphicData uri="http://schemas.microsoft.com/office/word/2010/wordprocessingShape">
+                    <wps:wsp>
+                      <wps:cNvSpPr/>
+                      <wps:spPr>
+                        <a:xfrm>
+                          <a:off x="0" y="0"/>
+                          <a:ext cx="1737360" cy="640080"/>
+                        </a:xfrm>
+                        <a:prstGeom prst="roundRect">
+                          <a:avLst/>
+                        </a:prstGeom>
+                        <a:ln>
+                          <a:solidFill>
+                            <a:schemeClr val="bg1"/>
+                          </a:solidFill>
+                        </a:ln>
+                      </wps:spPr>
+                      <wps:style>
+                        <a:lnRef idx="2">
+                          <a:schemeClr val="accent2"/>
+                        </a:lnRef>
+                        <a:fillRef idx="1">
+                          <a:schemeClr val="lt1"/>
+                        </a:fillRef>
+                        <a:effectRef idx="0">
+                          <a:schemeClr val="accent2"/>
+                        </a:effectRef>
+                        <a:fontRef idx="minor">
+                          <a:schemeClr val="dk1"/>
+                        </a:fontRef>
+                      </wps:style>
+                      <wps:txbx>
+                        <w:txbxContent>
+                          <w:p>
+                            <w:pPr>
+                              <w:jc w:val="center"/>
+                            </w:pPr>
+                            <w:r>
+                              <w:t>Kiểm tra, thẩm định và xử lý hồ sơ</w:t>
+                            </w:r>
+                          </w:p>
+                        </w:txbxContent>
+                      </wps:txbx>
+                      <wps:bodyPr rot="0" spcFirstLastPara="0" vertOverflow="overflow" horzOverflow="overflow" vert="horz" wrap="square" lIns="91440" tIns="45720" rIns="91440" bIns="45720" numCol="1" spcCol="0" rtlCol="0" fromWordArt="0" anchor="ctr" anchorCtr="0" forceAA="0" compatLnSpc="1">
+                        <a:prstTxWarp prst="textNoShape">
+                          <a:avLst/>
+                        </a:prstTxWarp>
+                        <a:noAutofit/>
+                      </wps:bodyPr>
+                    </wps:wsp>
+                  </a:graphicData>
+                </a:graphic>
+                <wp14:sizeRelH relativeFrom="margin">
+                  <wp14:pctWidth>0</wp14:pctWidth>
+                </wp14:sizeRelH>
+                <wp14:sizeRelV relativeFrom="margin">
+                  <wp14:pctHeight>0</wp14:pctHeight>
+                </wp14:sizeRelV>
+              </wp:anchor>
+            </w:drawing>
+          </mc:Choice>
+          <mc:Fallback>
+            <w:pict>
+              <v:roundrect w14:anchorId="4EA4580F" id="_x0000_s1032" style="position:absolute;margin-left:241.9pt;margin-top:25.7pt;width:136.8pt;height:50.4pt;z-index:251667456;visibility:visible;mso-wrap-style:square;mso-width-percent:0;mso-height-percent:0;mso-wrap-distance-left:9pt;mso-wrap-distance-top:0;mso-wrap-distance-right:9pt;mso-wrap-distance-bottom:0;mso-position-horizontal:absolute;mso-position-horizontal-relative:margin;mso-position-vertical:absolute;mso-position-vertical-relative:text;mso-width-percent:0;mso-height-percent:0;mso-width-relative:margin;mso-height-relative:margin;v-text-anchor:middle" arcsize="10923f" o:gfxdata="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" fillcolor="white [3201]" strokecolor="white [3212]" strokeweight="1pt">
+                <v:stroke joinstyle="miter"/>
+                <v:textbox>
+                  <w:txbxContent>
+                    <w:p>
+                      <w:pPr>
+                        <w:jc w:val="center"/>
+                      </w:pPr>
+                      <w:r>
+                        <w:t>Kiểm tra, thẩm định và xử lý hồ sơ</w:t>
+                      </w:r>
+                    </w:p>
+                  </w:txbxContent>
+                </v:textbox>
+                <w10:wrap anchorx="margin"/>
+              </v:roundrect>
+            </w:pict>
+          </mc:Fallback>
+        </mc:AlternateContent>
+      </w:r>
+      <w:r>
+        <w:rPr>
+          <w:noProof/>
+        </w:rPr>
+        <mc:AlternateContent>
+          <mc:Choice Requires="wps">
+            <w:drawing>
+              <wp:anchor distT="0" distB="0" distL="114300" distR="114300" simplePos="0" relativeHeight="251666432" behindDoc="0" locked="0" layoutInCell="1" allowOverlap="1" wp14:anchorId="6BA0FAA7" wp14:editId="19BCCB3C">
+                <wp:simplePos x="0" y="0"/>
+                <wp:positionH relativeFrom="margin">
+                  <wp:posOffset>1201420</wp:posOffset>
+                </wp:positionH>
+                <wp:positionV relativeFrom="paragraph">
+                  <wp:posOffset>319258</wp:posOffset>
+                </wp:positionV>
+                <wp:extent cx="1737360" cy="640080"/>
+                <wp:effectExtent l="0" t="0" r="15240" b="26670"/>
+                <wp:wrapNone/>
+                <wp:docPr id="691225037" name="Rectangle: Rounded Corners 3"/>
+                <wp:cNvGraphicFramePr/>
+                <a:graphic xmlns:a="http://schemas.openxmlformats.org/drawingml/2006/main">
+                  <a:graphicData uri="http://schemas.microsoft.com/office/word/2010/wordprocessingShape">
+                    <wps:wsp>
+                      <wps:cNvSpPr/>
+                      <wps:spPr>
+                        <a:xfrm>
+                          <a:off x="0" y="0"/>
+                          <a:ext cx="1737360" cy="640080"/>
+                        </a:xfrm>
+                        <a:prstGeom prst="roundRect">
+                          <a:avLst/>
+                        </a:prstGeom>
+                        <a:ln>
+                          <a:solidFill>
+                            <a:schemeClr val="bg1"/>
+                          </a:solidFill>
+                        </a:ln>
+                      </wps:spPr>
+                      <wps:style>
+                        <a:lnRef idx="2">
+                          <a:schemeClr val="accent2"/>
+                        </a:lnRef>
+                        <a:fillRef idx="1">
+                          <a:schemeClr val="lt1"/>
+                        </a:fillRef>
+                        <a:effectRef idx="0">
+                          <a:schemeClr val="accent2"/>
+                        </a:effectRef>
+                        <a:fontRef idx="minor">
+                          <a:schemeClr val="dk1"/>
+                        </a:fontRef>
+                      </wps:style>
+                      <wps:txbx>
+                        <w:txbxContent>
+                          <w:p>
+                            <w:pPr>
+                              <w:jc w:val="center"/>
+                              <w:rPr>
+                                <w:szCs w:val="26"/>
+                              </w:rPr>
+                            </w:pPr>
+                            <w:r>
+                              <w:rPr>
+                                <w:szCs w:val="26"/>
+                              </w:rPr>
+                              <w:t xml:space="preserve">Tiếp </w:t>
+                            </w:r>
+                            <w:r>
+                              <w:rPr>
+                                <w:lang w:val="vi-VN"/>
+                              </w:rPr>
+                              <w:t>nhận</w:t>
+                            </w:r>
+                            <w:r>
+                              <w:rPr>
+                                <w:szCs w:val="26"/>
+                              </w:rPr>
+                              <w:t xml:space="preserve"> hồ sơ</w:t>
+                            </w:r>
+                          </w:p>
+                        </w:txbxContent>
+                      </wps:txbx>
+                      <wps:bodyPr rot="0" spcFirstLastPara="0" vertOverflow="overflow" horzOverflow="overflow" vert="horz" wrap="square" lIns="91440" tIns="45720" rIns="91440" bIns="45720" numCol="1" spcCol="0" rtlCol="0" fromWordArt="0" anchor="ctr" anchorCtr="0" forceAA="0" compatLnSpc="1">
+                        <a:prstTxWarp prst="textNoShape">
+                          <a:avLst/>
+                        </a:prstTxWarp>
+                        <a:noAutofit/>
+                      </wps:bodyPr>
+                    </wps:wsp>
+                  </a:graphicData>
+                </a:graphic>
+                <wp14:sizeRelH relativeFrom="margin">
+                  <wp14:pctWidth>0</wp14:pctWidth>
+                </wp14:sizeRelH>
+                <wp14:sizeRelV relativeFrom="margin">
+                  <wp14:pctHeight>0</wp14:pctHeight>
+                </wp14:sizeRelV>
+              </wp:anchor>
+            </w:drawing>
+          </mc:Choice>
+          <mc:Fallback>
+            <w:pict>
+              <v:roundrect w14:anchorId="6BA0FAA7" id="_x0000_s1033" style="position:absolute;margin-left:94.6pt;margin-top:25.15pt;width:136.8pt;height:50.4pt;z-index:251666432;visibility:visible;mso-wrap-style:square;mso-width-percent:0;mso-height-percent:0;mso-wrap-distance-left:9pt;mso-wrap-distance-top:0;mso-wrap-distance-right:9pt;mso-wrap-distance-bottom:0;mso-position-horizontal:absolute;mso-position-horizontal-relative:margin;mso-position-vertical:absolute;mso-position-vertical-relative:text;mso-width-percent:0;mso-height-percent:0;mso-width-relative:margin;mso-height-relative:margin;v-text-anchor:middle" arcsize="10923f" o:gfxdata="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" fillcolor="white [3201]" strokecolor="white [3212]" strokeweight="1pt">
+                <v:stroke joinstyle="miter"/>
+                <v:textbox>
+                  <w:txbxContent>
+                    <w:p>
+                      <w:pPr>
+                        <w:jc w:val="center"/>
+                        <w:rPr>
+                          <w:szCs w:val="26"/>
+                        </w:rPr>
+                      </w:pPr>
+                      <w:r>
+                        <w:rPr>
+                          <w:szCs w:val="26"/>
+                        </w:rPr>
+                        <w:t xml:space="preserve">Tiếp </w:t>
+                      </w:r>
+                      <w:r>
+                        <w:rPr>
+                          <w:lang w:val="vi-VN"/>
+                        </w:rPr>
+                        <w:t>nhận</w:t>
+                      </w:r>
+                      <w:r>
+                        <w:rPr>
+                          <w:szCs w:val="26"/>
+                        </w:rPr>
+                        <w:t xml:space="preserve"> hồ sơ</w:t>
+                      </w:r>
+                    </w:p>
+                  </w:txbxContent>
+                </v:textbox>
+                <w10:wrap anchorx="margin"/>
+              </v:roundrect>
+            </w:pict>
+          </mc:Fallback>
+        </mc:AlternateContent>
+      </w:r>
+    </w:p>
+    <w:p/>
+    <w:p/>
+    <w:p>
+      <w:r>
+        <w:rPr>
+          <w:noProof/>
+        </w:rPr>
+        <mc:AlternateContent>
+          <mc:Choice Requires="wps">
+            <w:drawing>
+              <wp:anchor distT="0" distB="0" distL="114300" distR="114300" simplePos="0" relativeHeight="251672576" behindDoc="0" locked="0" layoutInCell="1" allowOverlap="1" wp14:anchorId="7ACD8C4B" wp14:editId="3A8C0EBC">
+                <wp:simplePos x="0" y="0"/>
+                <wp:positionH relativeFrom="margin">
+                  <wp:posOffset>3053715</wp:posOffset>
+                </wp:positionH>
+                <wp:positionV relativeFrom="paragraph">
+                  <wp:posOffset>18268</wp:posOffset>
+                </wp:positionV>
+                <wp:extent cx="1737360" cy="822960"/>
+                <wp:effectExtent l="0" t="0" r="15240" b="15240"/>
+                <wp:wrapNone/>
+                <wp:docPr id="1735470953" name="Rectangle: Rounded Corners 3"/>
+                <wp:cNvGraphicFramePr/>
+                <a:graphic xmlns:a="http://schemas.openxmlformats.org/drawingml/2006/main">
+                  <a:graphicData uri="http://schemas.microsoft.com/office/word/2010/wordprocessingShape">
+                    <wps:wsp>
+                      <wps:cNvSpPr/>
+                      <wps:spPr>
+                        <a:xfrm>
+                          <a:off x="0" y="0"/>
+                          <a:ext cx="1737360" cy="822960"/>
+                        </a:xfrm>
+                        <a:prstGeom prst="roundRect">
+                          <a:avLst/>
+                        </a:prstGeom>
+                        <a:ln>
+                          <a:solidFill>
+                            <a:schemeClr val="bg1"/>
+                          </a:solidFill>
+                        </a:ln>
+                      </wps:spPr>
+                      <wps:style>
+                        <a:lnRef idx="2">
+                          <a:schemeClr val="accent2"/>
+                        </a:lnRef>
+                        <a:fillRef idx="1">
+                          <a:schemeClr val="lt1"/>
+                        </a:fillRef>
+                        <a:effectRef idx="0">
+                          <a:schemeClr val="accent2"/>
+                        </a:effectRef>
+                        <a:fontRef idx="minor">
+                          <a:schemeClr val="dk1"/>
+                        </a:fontRef>
+                      </wps:style>
+                      <wps:txbx>
+                        <w:txbxContent>
+                          <w:p>
+                            <w:pPr>
+                              <w:jc w:val="center"/>
+                              <w:rPr>
+                                <w:szCs w:val="26"/>
+                                <w:lang w:val="vi-VN"/>
+                              </w:rPr>
+                            </w:pPr>
+                            <w:r>
+                              <w:rPr>
+                                <w:szCs w:val="26"/>
+                              </w:rPr>
+                              <w:t>Trả kết quả và thông báo cho công dân, doanh nghiệp</w:t>
+                            </w:r>
+                          </w:p>
+                        </w:txbxContent>
+                      </wps:txbx>
+                      <wps:bodyPr rot="0" spcFirstLastPara="0" vertOverflow="overflow" horzOverflow="overflow" vert="horz" wrap="square" lIns="91440" tIns="45720" rIns="91440" bIns="45720" numCol="1" spcCol="0" rtlCol="0" fromWordArt="0" anchor="ctr" anchorCtr="0" forceAA="0" compatLnSpc="1">
+                        <a:prstTxWarp prst="textNoShape">
+                          <a:avLst/>
+                        </a:prstTxWarp>
+                        <a:noAutofit/>
+                      </wps:bodyPr>
+                    </wps:wsp>
+                  </a:graphicData>
+                </a:graphic>
+                <wp14:sizeRelH relativeFrom="margin">
+                  <wp14:pctWidth>0</wp14:pctWidth>
+                </wp14:sizeRelH>
+                <wp14:sizeRelV relativeFrom="margin">
+                  <wp14:pctHeight>0</wp14:pctHeight>
+                </wp14:sizeRelV>
+              </wp:anchor>
+            </w:drawing>
+          </mc:Choice>
+          <mc:Fallback>
+            <w:pict>
+              <v:roundrect w14:anchorId="7ACD8C4B" id="_x0000_s1034" style="position:absolute;margin-left:240.45pt;margin-top:1.45pt;width:136.8pt;height:64.8pt;z-index:251672576;visibility:visible;mso-wrap-style:square;mso-width-percent:0;mso-height-percent:0;mso-wrap-distance-left:9pt;mso-wrap-distance-top:0;mso-wrap-distance-right:9pt;mso-wrap-distance-bottom:0;mso-position-horizontal:absolute;mso-position-horizontal-relative:margin;mso-position-vertical:absolute;mso-position-vertical-relative:text;mso-width-percent:0;mso-height-percent:0;mso-width-relative:margin;mso-height-relative:margin;v-text-anchor:middle" arcsize="10923f" o:gfxdata="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" fillcolor="white [3201]" strokecolor="white [3212]" strokeweight="1pt">
+                <v:stroke joinstyle="miter"/>
+                <v:textbox>
+                  <w:txbxContent>
+                    <w:p>
+                      <w:pPr>
+                        <w:jc w:val="center"/>
+                        <w:rPr>
+                          <w:szCs w:val="26"/>
+                          <w:lang w:val="vi-VN"/>
+                        </w:rPr>
+                      </w:pPr>
+                      <w:r>
+                        <w:rPr>
+                          <w:szCs w:val="26"/>
+                        </w:rPr>
+                        <w:t>Trả kết quả và thông báo cho công dân, doanh nghiệp</w:t>
+                      </w:r>
+                    </w:p>
+                  </w:txbxContent>
+                </v:textbox>
+                <w10:wrap anchorx="margin"/>
+              </v:roundrect>
+            </w:pict>
+          </mc:Fallback>
+        </mc:AlternateContent>
+      </w:r>
+      <w:r>
+        <w:rPr>
+          <w:noProof/>
+        </w:rPr>
+        <mc:AlternateContent>
+          <mc:Choice Requires="wps">
+            <w:drawing>
+              <wp:anchor distT="0" distB="0" distL="114300" distR="114300" simplePos="0" relativeHeight="251668480" behindDoc="0" locked="0" layoutInCell="1" allowOverlap="1" wp14:anchorId="2A1E14F2" wp14:editId="5F1648CD">
+                <wp:simplePos x="0" y="0"/>
+                <wp:positionH relativeFrom="margin">
+                  <wp:posOffset>1200150</wp:posOffset>
+                </wp:positionH>
+                <wp:positionV relativeFrom="paragraph">
+                  <wp:posOffset>10013</wp:posOffset>
+                </wp:positionV>
+                <wp:extent cx="1737360" cy="822960"/>
+                <wp:effectExtent l="0" t="0" r="15240" b="15240"/>
+                <wp:wrapNone/>
+                <wp:docPr id="1794086499" name="Rectangle: Rounded Corners 3"/>
+                <wp:cNvGraphicFramePr/>
+                <a:graphic xmlns:a="http://schemas.openxmlformats.org/drawingml/2006/main">
+                  <a:graphicData uri="http://schemas.microsoft.com/office/word/2010/wordprocessingShape">
+                    <wps:wsp>
+                      <wps:cNvSpPr/>
+                      <wps:spPr>
+                        <a:xfrm>
+                          <a:off x="0" y="0"/>
+                          <a:ext cx="1737360" cy="822960"/>
+                        </a:xfrm>
+                        <a:prstGeom prst="roundRect">
+                          <a:avLst/>
+                        </a:prstGeom>
+                        <a:ln>
+                          <a:solidFill>
+                            <a:schemeClr val="bg1"/>
+                          </a:solidFill>
+                        </a:ln>
+                      </wps:spPr>
+                      <wps:style>
+                        <a:lnRef idx="2">
+                          <a:schemeClr val="accent2"/>
+                        </a:lnRef>
+                        <a:fillRef idx="1">
+                          <a:schemeClr val="lt1"/>
+                        </a:fillRef>
+                        <a:effectRef idx="0">
+                          <a:schemeClr val="accent2"/>
+                        </a:effectRef>
+                        <a:fontRef idx="minor">
+                          <a:schemeClr val="dk1"/>
+                        </a:fontRef>
+                      </wps:style>
+                      <wps:txbx>
+                        <w:txbxContent>
+                          <w:p>
+                            <w:pPr>
+                              <w:jc w:val="center"/>
+                            </w:pPr>
+                            <w:r>
+                              <w:t>Phê duyệt và ban hành kết quả</w:t>
+                            </w:r>
+                          </w:p>
+                        </w:txbxContent>
+                      </wps:txbx>
+                      <wps:bodyPr rot="0" spcFirstLastPara="0" vertOverflow="overflow" horzOverflow="overflow" vert="horz" wrap="square" lIns="91440" tIns="45720" rIns="91440" bIns="45720" numCol="1" spcCol="0" rtlCol="0" fromWordArt="0" anchor="ctr" anchorCtr="0" forceAA="0" compatLnSpc="1">
+                        <a:prstTxWarp prst="textNoShape">
+                          <a:avLst/>
+                        </a:prstTxWarp>
+                        <a:noAutofit/>
+                      </wps:bodyPr>
+                    </wps:wsp>
+                  </a:graphicData>
+                </a:graphic>
+                <wp14:sizeRelH relativeFrom="margin">
+                  <wp14:pctWidth>0</wp14:pctWidth>
+                </wp14:sizeRelH>
+                <wp14:sizeRelV relativeFrom="margin">
+                  <wp14:pctHeight>0</wp14:pctHeight>
+                </wp14:sizeRelV>
+              </wp:anchor>
+            </w:drawing>
+          </mc:Choice>
+          <mc:Fallback>
+            <w:pict>
+              <v:roundrect w14:anchorId="2A1E14F2" id="_x0000_s1035" style="position:absolute;margin-left:94.5pt;margin-top:.8pt;width:136.8pt;height:64.8pt;z-index:251668480;visibility:visible;mso-wrap-style:square;mso-width-percent:0;mso-height-percent:0;mso-wrap-distance-left:9pt;mso-wrap-distance-top:0;mso-wrap-distance-right:9pt;mso-wrap-distance-bottom:0;mso-position-horizontal:absolute;mso-position-horizontal-relative:margin;mso-position-vertical:absolute;mso-position-vertical-relative:text;mso-width-percent:0;mso-height-percent:0;mso-width-relative:margin;mso-height-relative:margin;v-text-anchor:middle" arcsize="10923f" o:gfxdata="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" fillcolor="white [3201]" strokecolor="white [3212]" strokeweight="1pt">
+                <v:stroke joinstyle="miter"/>
+                <v:textbox>
+                  <w:txbxContent>
+                    <w:p>
+                      <w:pPr>
+                        <w:jc w:val="center"/>
+                      </w:pPr>
+                      <w:r>
+                        <w:t>Phê duyệt và ban hành kết quả</w:t>
+                      </w:r>
+                    </w:p>
+                  </w:txbxContent>
+                </v:textbox>
+                <w10:wrap anchorx="margin"/>
+              </v:roundrect>
+            </w:pict>
+          </mc:Fallback>
+        </mc:AlternateContent>
+      </w:r>
+    </w:p>
+    <w:p/>
+    <w:p>
+      <w:r>
+        <w:rPr>
+          <w:noProof/>
+        </w:rPr>
+        <mc:AlternateContent>
+          <mc:Choice Requires="wps">
+            <w:drawing>
+              <wp:anchor distT="0" distB="0" distL="114300" distR="114300" simplePos="0" relativeHeight="251669504" behindDoc="0" locked="0" layoutInCell="1" allowOverlap="1" wp14:anchorId="74F3C5D9" wp14:editId="46FA0CD1">
+                <wp:simplePos x="0" y="0"/>
+                <wp:positionH relativeFrom="margin">
+                  <wp:posOffset>-227721</wp:posOffset>
+                </wp:positionH>
+                <wp:positionV relativeFrom="paragraph">
+                  <wp:posOffset>394140</wp:posOffset>
+                </wp:positionV>
+                <wp:extent cx="6449971" cy="1776046"/>
+                <wp:effectExtent l="0" t="0" r="27305" b="15240"/>
+                <wp:wrapNone/>
+                <wp:docPr id="960593857" name="Rectangle 15"/>
+                <wp:cNvGraphicFramePr/>
+                <a:graphic xmlns:a="http://schemas.openxmlformats.org/drawingml/2006/main">
+                  <a:graphicData uri="http://schemas.microsoft.com/office/word/2010/wordprocessingShape">
+                    <wps:wsp>
+                      <wps:cNvSpPr/>
+                      <wps:spPr>
+                        <a:xfrm>
+                          <a:off x="0" y="0"/>
+                          <a:ext cx="6449971" cy="1776046"/>
+                        </a:xfrm>
+                        <a:prstGeom prst="rect">
+                          <a:avLst/>
+                        </a:prstGeom>
+                        <a:solidFill>
+                          <a:schemeClr val="tx2">
+                            <a:lumMod val="50000"/>
+                            <a:lumOff val="50000"/>
+                          </a:schemeClr>
+                        </a:solidFill>
+                        <a:ln w="9525" cap="flat" cmpd="sng" algn="ctr">
+                          <a:solidFill>
+                            <a:schemeClr val="bg1"/>
+                          </a:solidFill>
+                          <a:prstDash val="solid"/>
+                          <a:round/>
+                          <a:headEnd type="none" w="med" len="med"/>
+                          <a:tailEnd type="none" w="med" len="med"/>
+                        </a:ln>
+                      </wps:spPr>
+                      <wps:style>
+                        <a:lnRef idx="0">
+                          <a:scrgbClr r="0" g="0" b="0"/>
+                        </a:lnRef>
+                        <a:fillRef idx="0">
+                          <a:scrgbClr r="0" g="0" b="0"/>
+                        </a:fillRef>
+                        <a:effectRef idx="0">
+                          <a:scrgbClr r="0" g="0" b="0"/>
+                        </a:effectRef>
+                        <a:fontRef idx="minor">
+                          <a:schemeClr val="accent6"/>
+                        </a:fontRef>
+                      </wps:style>
+                      <wps:txbx>
+                        <w:txbxContent>
+                          <w:p>
+                            <w:pPr>
+                              <w:rPr>
+                                <w:lang w:val="vi-VN"/>
+                              </w:rPr>
+                            </w:pPr>
+                          </w:p>
+                        </w:txbxContent>
+                      </wps:txbx>
+                      <wps:bodyPr rot="0" spcFirstLastPara="0" vertOverflow="overflow" horzOverflow="overflow" vert="horz" wrap="square" lIns="91440" tIns="45720" rIns="91440" bIns="45720" numCol="1" spcCol="0" rtlCol="0" fromWordArt="0" anchor="ctr" anchorCtr="0" forceAA="0" compatLnSpc="1">
+                        <a:prstTxWarp prst="textNoShape">
+                          <a:avLst/>
+                        </a:prstTxWarp>
+                        <a:noAutofit/>
+                      </wps:bodyPr>
+                    </wps:wsp>
+                  </a:graphicData>
+                </a:graphic>
+                <wp14:sizeRelH relativeFrom="margin">
+                  <wp14:pctWidth>0</wp14:pctWidth>
+                </wp14:sizeRelH>
+                <wp14:sizeRelV relativeFrom="margin">
+                  <wp14:pctHeight>0</wp14:pctHeight>
+                </wp14:sizeRelV>
+              </wp:anchor>
+            </w:drawing>
+          </mc:Choice>
+          <mc:Fallback>
+            <w:pict>
+              <v:rect w14:anchorId="74F3C5D9" id="Rectangle 15" o:spid="_x0000_s1036" style="position:absolute;margin-left:-17.95pt;margin-top:31.05pt;width:507.85pt;height:139.85pt;z-index:251669504;visibility:visible;mso-wrap-style:square;mso-width-percent:0;mso-height-percent:0;mso-wrap-distance-left:9pt;mso-wrap-distance-top:0;mso-wrap-distance-right:9pt;mso-wrap-distance-bottom:0;mso-position-horizontal:absolute;mso-position-horizontal-relative:margin;mso-position-vertical:absolute;mso-position-vertical-relative:text;mso-width-percent:0;mso-height-percent:0;mso-width-relative:margin;mso-height-relative:margin;v-text-anchor:middle" o:gfxdata="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" fillcolor="#4e95d9 [1631]" strokecolor="white [3212]">
+                <v:stroke joinstyle="round"/>
+                <v:textbox>
+                  <w:txbxContent>
+                    <w:p>
+                      <w:pPr>
+                        <w:rPr>
+                          <w:lang w:val="vi-VN"/>
+                        </w:rPr>
+                      </w:pPr>
+                    </w:p>
+                  </w:txbxContent>
+                </v:textbox>
+                <w10:wrap anchorx="margin"/>
+              </v:rect>
+            </w:pict>
+          </mc:Fallback>
+        </mc:AlternateContent>
+      </w:r>
+      <w:r>
+        <w:rPr>
+          <w:noProof/>
+        </w:rPr>
+        <mc:AlternateContent>
+          <mc:Choice Requires="wps">
+            <w:drawing>
+              <wp:anchor distT="0" distB="0" distL="114300" distR="114300" simplePos="0" relativeHeight="251673600" behindDoc="0" locked="0" layoutInCell="1" allowOverlap="1" wp14:anchorId="01CA98DA" wp14:editId="54569E63">
+                <wp:simplePos x="0" y="0"/>
+                <wp:positionH relativeFrom="margin">
+                  <wp:align>left</wp:align>
+                </wp:positionH>
+                <wp:positionV relativeFrom="paragraph">
+                  <wp:posOffset>76200</wp:posOffset>
+                </wp:positionV>
+                <wp:extent cx="1630018" cy="333402"/>
+                <wp:effectExtent l="0" t="0" r="0" b="9525"/>
+                <wp:wrapNone/>
+                <wp:docPr id="2043379787" name="Rectangle 9"/>
+                <wp:cNvGraphicFramePr/>
+                <a:graphic xmlns:a="http://schemas.openxmlformats.org/drawingml/2006/main">
+                  <a:graphicData uri="http://schemas.microsoft.com/office/word/2010/wordprocessingShape">
+                    <wps:wsp>
+                      <wps:cNvSpPr/>
+                      <wps:spPr>
+                        <a:xfrm>
+                          <a:off x="0" y="0"/>
+                          <a:ext cx="1630018" cy="333402"/>
+                        </a:xfrm>
+                        <a:prstGeom prst="rect">
+                          <a:avLst/>
+                        </a:prstGeom>
+                        <a:noFill/>
+                        <a:ln>
+                          <a:noFill/>
+                        </a:ln>
+                      </wps:spPr>
+                      <wps:style>
+                        <a:lnRef idx="0">
+                          <a:scrgbClr r="0" g="0" b="0"/>
+                        </a:lnRef>
+                        <a:fillRef idx="0">
+                          <a:scrgbClr r="0" g="0" b="0"/>
+                        </a:fillRef>
+                        <a:effectRef idx="0">
+                          <a:scrgbClr r="0" g="0" b="0"/>
+                        </a:effectRef>
+                        <a:fontRef idx="minor">
+                          <a:schemeClr val="accent2"/>
+                        </a:fontRef>
+                      </wps:style>
+                      <wps:txbx>
+                        <w:txbxContent>
+                          <w:p>
+                            <w:pPr>
+                              <w:rPr>
+                                <w:b/>
+                                <w:bCs/>
+                                <w:color w:val="FFFFFF" w:themeColor="background1"/>
+                              </w:rPr>
+                            </w:pPr>
+                            <w:r>
+                              <w:rPr>
+                                <w:b/>
+                                <w:bCs/>
+                                <w:color w:val="FFFFFF" w:themeColor="background1"/>
+                              </w:rPr>
+                              <w:t>Quy trình cốt lõi</w:t>
+                            </w:r>
+                          </w:p>
+                        </w:txbxContent>
+                      </wps:txbx>
+                      <wps:bodyPr rot="0" spcFirstLastPara="0" vertOverflow="overflow" horzOverflow="overflow" vert="horz" wrap="square" lIns="91440" tIns="45720" rIns="91440" bIns="45720" numCol="1" spcCol="0" rtlCol="0" fromWordArt="0" anchor="ctr" anchorCtr="0" forceAA="0" compatLnSpc="1">
+                        <a:prstTxWarp prst="textNoShape">
+                          <a:avLst/>
+                        </a:prstTxWarp>
+                        <a:noAutofit/>
+                      </wps:bodyPr>
+                    </wps:wsp>
+                  </a:graphicData>
+                </a:graphic>
+                <wp14:sizeRelH relativeFrom="margin">
+                  <wp14:pctWidth>0</wp14:pctWidth>
+                </wp14:sizeRelH>
+                <wp14:sizeRelV relativeFrom="margin">
+                  <wp14:pctHeight>0</wp14:pctHeight>
+                </wp14:sizeRelV>
+              </wp:anchor>
+            </w:drawing>
+          </mc:Choice>
+          <mc:Fallback>
+            <w:pict>
+              <v:rect w14:anchorId="01CA98DA" id="_x0000_s1037" style="position:absolute;margin-left:0;margin-top:6pt;width:128.35pt;height:26.25pt;z-index:251673600;visibility:visible;mso-wrap-style:square;mso-width-percent:0;mso-height-percent:0;mso-wrap-distance-left:9pt;mso-wrap-distance-top:0;mso-wrap-distance-right:9pt;mso-wrap-distance-bottom:0;mso-position-horizontal:left;mso-position-horizontal-relative:margin;mso-position-vertical:absolute;mso-position-vertical-relative:text;mso-width-percent:0;mso-height-percent:0;mso-width-relative:margin;mso-height-relative:margin;v-text-anchor:middle" o:gfxdata="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" filled="f" stroked="f">
+                <v:textbox>
+                  <w:txbxContent>
+                    <w:p>
+                      <w:pPr>
+                        <w:rPr>
+                          <w:b/>
+                          <w:bCs/>
+                          <w:color w:val="FFFFFF" w:themeColor="background1"/>
+                        </w:rPr>
+                      </w:pPr>
+                      <w:r>
+                        <w:rPr>
+                          <w:b/>
+                          <w:bCs/>
+                          <w:color w:val="FFFFFF" w:themeColor="background1"/>
+                        </w:rPr>
+                        <w:t>Quy trình cốt lõi</w:t>
+                      </w:r>
+                    </w:p>
+                  </w:txbxContent>
+                </v:textbox>
+                <w10:wrap anchorx="margin"/>
+              </v:rect>
+            </w:pict>
+          </mc:Fallback>
+        </mc:AlternateContent>
+      </w:r>
+    </w:p>
+    <w:p>
+      <w:r>
+        <w:rPr>
+          <w:noProof/>
+        </w:rPr>
+        <mc:AlternateContent>
+          <mc:Choice Requires="wps">
+            <w:drawing>
+              <wp:anchor distT="0" distB="0" distL="114300" distR="114300" simplePos="0" relativeHeight="251676672" behindDoc="0" locked="0" layoutInCell="1" allowOverlap="1" wp14:anchorId="1A0728D7" wp14:editId="1FB687AA">
+                <wp:simplePos x="0" y="0"/>
+                <wp:positionH relativeFrom="margin">
+                  <wp:posOffset>175651</wp:posOffset>
+                </wp:positionH>
+                <wp:positionV relativeFrom="paragraph">
+                  <wp:posOffset>171645</wp:posOffset>
+                </wp:positionV>
+                <wp:extent cx="1737360" cy="640080"/>
+                <wp:effectExtent l="0" t="0" r="15240" b="26670"/>
+                <wp:wrapNone/>
+                <wp:docPr id="331428361" name="Rectangle: Rounded Corners 3"/>
+                <wp:cNvGraphicFramePr/>
+                <a:graphic xmlns:a="http://schemas.openxmlformats.org/drawingml/2006/main">
+                  <a:graphicData uri="http://schemas.microsoft.com/office/word/2010/wordprocessingShape">
+                    <wps:wsp>
+                      <wps:cNvSpPr/>
+                      <wps:spPr>
+                        <a:xfrm>
+                          <a:off x="0" y="0"/>
+                          <a:ext cx="1737360" cy="640080"/>
+                        </a:xfrm>
+                        <a:prstGeom prst="roundRect">
+                          <a:avLst/>
+                        </a:prstGeom>
+                        <a:solidFill>
+                          <a:schemeClr val="bg1"/>
+                        </a:solidFill>
+                        <a:ln>
+                          <a:solidFill>
+                            <a:schemeClr val="bg1"/>
+                          </a:solidFill>
+                        </a:ln>
+                      </wps:spPr>
+                      <wps:style>
+                        <a:lnRef idx="2">
+                          <a:schemeClr val="accent2"/>
+                        </a:lnRef>
+                        <a:fillRef idx="1">
+                          <a:schemeClr val="lt1"/>
+                        </a:fillRef>
+                        <a:effectRef idx="0">
+                          <a:schemeClr val="accent2"/>
+                        </a:effectRef>
+                        <a:fontRef idx="minor">
+                          <a:schemeClr val="dk1"/>
+                        </a:fontRef>
+                      </wps:style>
+                      <wps:txbx>
+                        <w:txbxContent>
+                          <w:p>
+                            <w:pPr>
+                              <w:spacing w:after="120" w:line="240" w:lineRule="auto"/>
+                              <w:jc w:val="center"/>
+                              <w:rPr>
+                                <w:rFonts w:eastAsiaTheme="majorEastAsia" w:cstheme="majorBidi"/>
+                                <w:szCs w:val="26"/>
+                              </w:rPr>
+                            </w:pPr>
+                            <w:r>
+                              <w:rPr>
+                                <w:rFonts w:eastAsiaTheme="majorEastAsia" w:cstheme="majorBidi"/>
+                                <w:szCs w:val="26"/>
+                              </w:rPr>
+                              <w:t xml:space="preserve">Hỗ trợ, tiếp nhận phản ánh và kiến nghị </w:t>
+                            </w:r>
+                          </w:p>
+                          <w:p>
+                            <w:pPr>
+                              <w:jc w:val="center"/>
+                            </w:pPr>
+                          </w:p>
+                        </w:txbxContent>
+                      </wps:txbx>
+                      <wps:bodyPr rot="0" spcFirstLastPara="0" vertOverflow="overflow" horzOverflow="overflow" vert="horz" wrap="square" lIns="91440" tIns="45720" rIns="91440" bIns="45720" numCol="1" spcCol="0" rtlCol="0" fromWordArt="0" anchor="ctr" anchorCtr="0" forceAA="0" compatLnSpc="1">
+                        <a:prstTxWarp prst="textNoShape">
+                          <a:avLst/>
+                        </a:prstTxWarp>
+                        <a:noAutofit/>
+                      </wps:bodyPr>
+                    </wps:wsp>
+                  </a:graphicData>
+                </a:graphic>
+                <wp14:sizeRelH relativeFrom="margin">
+                  <wp14:pctWidth>0</wp14:pctWidth>
+                </wp14:sizeRelH>
+                <wp14:sizeRelV relativeFrom="margin">
+                  <wp14:pctHeight>0</wp14:pctHeight>
+                </wp14:sizeRelV>
+              </wp:anchor>
+            </w:drawing>
+          </mc:Choice>
+          <mc:Fallback>
+            <w:pict>
+              <v:roundrect w14:anchorId="1A0728D7" id="_x0000_s1038" style="position:absolute;margin-left:13.85pt;margin-top:13.5pt;width:136.8pt;height:50.4pt;z-index:251676672;visibility:visible;mso-wrap-style:square;mso-width-percent:0;mso-height-percent:0;mso-wrap-distance-left:9pt;mso-wrap-distance-top:0;mso-wrap-distance-right:9pt;mso-wrap-distance-bottom:0;mso-position-horizontal:absolute;mso-position-horizontal-relative:margin;mso-position-vertical:absolute;mso-position-vertical-relative:text;mso-width-percent:0;mso-height-percent:0;mso-width-relative:margin;mso-height-relative:margin;v-text-anchor:middle" arcsize="10923f" o:gfxdata="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" fillcolor="white [3212]" strokecolor="white [3212]" strokeweight="1pt">
+                <v:stroke joinstyle="miter"/>
+                <v:textbox>
+                  <w:txbxContent>
+                    <w:p>
+                      <w:pPr>
+                        <w:spacing w:after="120" w:line="240" w:lineRule="auto"/>
+                        <w:jc w:val="center"/>
+                        <w:rPr>
+                          <w:rFonts w:eastAsiaTheme="majorEastAsia" w:cstheme="majorBidi"/>
+                          <w:szCs w:val="26"/>
+                        </w:rPr>
+                      </w:pPr>
+                      <w:r>
+                        <w:rPr>
+                          <w:rFonts w:eastAsiaTheme="majorEastAsia" w:cstheme="majorBidi"/>
+                          <w:szCs w:val="26"/>
+                        </w:rPr>
+                        <w:t xml:space="preserve">Hỗ trợ, tiếp nhận phản ánh và kiến nghị </w:t>
+                      </w:r>
+                    </w:p>
+                    <w:p>
+                      <w:pPr>
+                        <w:jc w:val="center"/>
+                      </w:pPr>
+                    </w:p>
+                  </w:txbxContent>
+                </v:textbox>
+                <w10:wrap anchorx="margin"/>
+              </v:roundrect>
+            </w:pict>
+          </mc:Fallback>
+        </mc:AlternateContent>
+      </w:r>
+      <w:r>
+        <w:rPr>
+          <w:noProof/>
+        </w:rPr>
+        <mc:AlternateContent>
+          <mc:Choice Requires="wps">
+            <w:drawing>
+              <wp:anchor distT="0" distB="0" distL="114300" distR="114300" simplePos="0" relativeHeight="251677696" behindDoc="0" locked="0" layoutInCell="1" allowOverlap="1" wp14:anchorId="387F4A24" wp14:editId="064C2890">
+                <wp:simplePos x="0" y="0"/>
+                <wp:positionH relativeFrom="margin">
+                  <wp:posOffset>4068152</wp:posOffset>
+                </wp:positionH>
+                <wp:positionV relativeFrom="paragraph">
+                  <wp:posOffset>171450</wp:posOffset>
+                </wp:positionV>
+                <wp:extent cx="1737360" cy="640080"/>
+                <wp:effectExtent l="0" t="0" r="15240" b="26670"/>
+                <wp:wrapNone/>
+                <wp:docPr id="1331294109" name="Rectangle: Rounded Corners 3"/>
+                <wp:cNvGraphicFramePr/>
+                <a:graphic xmlns:a="http://schemas.openxmlformats.org/drawingml/2006/main">
+                  <a:graphicData uri="http://schemas.microsoft.com/office/word/2010/wordprocessingShape">
+                    <wps:wsp>
+                      <wps:cNvSpPr/>
+                      <wps:spPr>
+                        <a:xfrm>
+                          <a:off x="0" y="0"/>
+                          <a:ext cx="1737360" cy="640080"/>
+                        </a:xfrm>
+                        <a:prstGeom prst="roundRect">
+                          <a:avLst/>
+                        </a:prstGeom>
+                        <a:ln>
+                          <a:solidFill>
+                            <a:schemeClr val="bg1"/>
+                          </a:solidFill>
+                        </a:ln>
+                      </wps:spPr>
+                      <wps:style>
+                        <a:lnRef idx="2">
+                          <a:schemeClr val="accent2"/>
+                        </a:lnRef>
+                        <a:fillRef idx="1">
+                          <a:schemeClr val="lt1"/>
+                        </a:fillRef>
+                        <a:effectRef idx="0">
+                          <a:schemeClr val="accent2"/>
+                        </a:effectRef>
+                        <a:fontRef idx="minor">
+                          <a:schemeClr val="dk1"/>
+                        </a:fontRef>
+                      </wps:style>
+                      <wps:txbx>
+                        <w:txbxContent>
+                          <w:p>
+                            <w:pPr>
+                              <w:jc w:val="center"/>
+                            </w:pPr>
+                            <w:r>
+                              <w:t>Quản lý văn bản và ký số</w:t>
+                            </w:r>
+                          </w:p>
+                        </w:txbxContent>
+                      </wps:txbx>
+                      <wps:bodyPr rot="0" spcFirstLastPara="0" vertOverflow="overflow" horzOverflow="overflow" vert="horz" wrap="square" lIns="91440" tIns="45720" rIns="91440" bIns="45720" numCol="1" spcCol="0" rtlCol="0" fromWordArt="0" anchor="ctr" anchorCtr="0" forceAA="0" compatLnSpc="1">
+                        <a:prstTxWarp prst="textNoShape">
+                          <a:avLst/>
+                        </a:prstTxWarp>
+                        <a:noAutofit/>
+                      </wps:bodyPr>
+                    </wps:wsp>
+                  </a:graphicData>
+                </a:graphic>
+                <wp14:sizeRelH relativeFrom="margin">
+                  <wp14:pctWidth>0</wp14:pctWidth>
+                </wp14:sizeRelH>
+                <wp14:sizeRelV relativeFrom="margin">
+                  <wp14:pctHeight>0</wp14:pctHeight>
+                </wp14:sizeRelV>
+              </wp:anchor>
+            </w:drawing>
+          </mc:Choice>
+          <mc:Fallback>
+            <w:pict>
+              <v:roundrect w14:anchorId="387F4A24" id="_x0000_s1039" style="position:absolute;margin-left:320.35pt;margin-top:13.5pt;width:136.8pt;height:50.4pt;z-index:251677696;visibility:visible;mso-wrap-style:square;mso-width-percent:0;mso-height-percent:0;mso-wrap-distance-left:9pt;mso-wrap-distance-top:0;mso-wrap-distance-right:9pt;mso-wrap-distance-bottom:0;mso-position-horizontal:absolute;mso-position-horizontal-relative:margin;mso-position-vertical:absolute;mso-position-vertical-relative:text;mso-width-percent:0;mso-height-percent:0;mso-width-relative:margin;mso-height-relative:margin;v-text-anchor:middle" arcsize="10923f" o:gfxdata="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" fillcolor="white [3201]" strokecolor="white [3212]" strokeweight="1pt">
+                <v:stroke joinstyle="miter"/>
+                <v:textbox>
+                  <w:txbxContent>
+                    <w:p>
+                      <w:pPr>
+                        <w:jc w:val="center"/>
+                      </w:pPr>
+                      <w:r>
+                        <w:t>Quản lý văn bản và ký số</w:t>
+                      </w:r>
+                    </w:p>
+                  </w:txbxContent>
+                </v:textbox>
+                <w10:wrap anchorx="margin"/>
+              </v:roundrect>
+            </w:pict>
+          </mc:Fallback>
+        </mc:AlternateContent>
+      </w:r>
+      <w:r>
+        <w:rPr>
+          <w:noProof/>
+        </w:rPr>
+        <mc:AlternateContent>
+          <mc:Choice Requires="wps">
+            <w:drawing>
+              <wp:anchor distT="0" distB="0" distL="114300" distR="114300" simplePos="0" relativeHeight="251671552" behindDoc="0" locked="0" layoutInCell="1" allowOverlap="1" wp14:anchorId="32BCDBDA" wp14:editId="124B153C">
+                <wp:simplePos x="0" y="0"/>
+                <wp:positionH relativeFrom="margin">
+                  <wp:posOffset>2128129</wp:posOffset>
+                </wp:positionH>
+                <wp:positionV relativeFrom="paragraph">
+                  <wp:posOffset>171450</wp:posOffset>
+                </wp:positionV>
+                <wp:extent cx="1737360" cy="640080"/>
+                <wp:effectExtent l="0" t="0" r="15240" b="26670"/>
+                <wp:wrapNone/>
+                <wp:docPr id="60027927" name="Rectangle: Rounded Corners 3"/>
+                <wp:cNvGraphicFramePr/>
+                <a:graphic xmlns:a="http://schemas.openxmlformats.org/drawingml/2006/main">
+                  <a:graphicData uri="http://schemas.microsoft.com/office/word/2010/wordprocessingShape">
+                    <wps:wsp>
+                      <wps:cNvSpPr/>
+                      <wps:spPr>
+                        <a:xfrm>
+                          <a:off x="0" y="0"/>
+                          <a:ext cx="1737360" cy="640080"/>
+                        </a:xfrm>
+                        <a:prstGeom prst="roundRect">
+                          <a:avLst/>
+                        </a:prstGeom>
+                        <a:solidFill>
+                          <a:schemeClr val="bg1"/>
+                        </a:solidFill>
+                        <a:ln>
+                          <a:solidFill>
+                            <a:schemeClr val="bg1"/>
+                          </a:solidFill>
+                        </a:ln>
+                      </wps:spPr>
+                      <wps:style>
+                        <a:lnRef idx="2">
+                          <a:schemeClr val="accent2"/>
+                        </a:lnRef>
+                        <a:fillRef idx="1">
+                          <a:schemeClr val="lt1"/>
+                        </a:fillRef>
+                        <a:effectRef idx="0">
+                          <a:schemeClr val="accent2"/>
+                        </a:effectRef>
+                        <a:fontRef idx="minor">
+                          <a:schemeClr val="dk1"/>
+                        </a:fontRef>
+                      </wps:style>
+                      <wps:txbx>
+                        <w:txbxContent>
+                          <w:p>
+                            <w:pPr>
+                              <w:jc w:val="center"/>
+                            </w:pPr>
+                            <w:r>
+                              <w:rPr>
+                                <w:rFonts w:eastAsiaTheme="majorEastAsia" w:cstheme="majorBidi"/>
+                                <w:szCs w:val="26"/>
+                              </w:rPr>
+                              <w:t>Thanh toán trực tuyến (hỗ trợ kỹ thuật)</w:t>
+                            </w:r>
+                          </w:p>
+                        </w:txbxContent>
+                      </wps:txbx>
+                      <wps:bodyPr rot="0" spcFirstLastPara="0" vertOverflow="overflow" horzOverflow="overflow" vert="horz" wrap="square" lIns="91440" tIns="45720" rIns="91440" bIns="45720" numCol="1" spcCol="0" rtlCol="0" fromWordArt="0" anchor="ctr" anchorCtr="0" forceAA="0" compatLnSpc="1">
+                        <a:prstTxWarp prst="textNoShape">
+                          <a:avLst/>
+                        </a:prstTxWarp>
+                        <a:noAutofit/>
+                      </wps:bodyPr>
+                    </wps:wsp>
+                  </a:graphicData>
+                </a:graphic>
+                <wp14:sizeRelH relativeFrom="margin">
+                  <wp14:pctWidth>0</wp14:pctWidth>
+                </wp14:sizeRelH>
+                <wp14:sizeRelV relativeFrom="margin">
+                  <wp14:pctHeight>0</wp14:pctHeight>
+                </wp14:sizeRelV>
+              </wp:anchor>
+            </w:drawing>
+          </mc:Choice>
+          <mc:Fallback>
+            <w:pict>
+              <v:roundrect w14:anchorId="32BCDBDA" id="_x0000_s1040" style="position:absolute;margin-left:167.55pt;margin-top:13.5pt;width:136.8pt;height:50.4pt;z-index:251671552;visibility:visible;mso-wrap-style:square;mso-width-percent:0;mso-height-percent:0;mso-wrap-distance-left:9pt;mso-wrap-distance-top:0;mso-wrap-distance-right:9pt;mso-wrap-distance-bottom:0;mso-position-horizontal:absolute;mso-position-horizontal-relative:margin;mso-position-vertical:absolute;mso-position-vertical-relative:text;mso-width-percent:0;mso-height-percent:0;mso-width-relative:margin;mso-height-relative:margin;v-text-anchor:middle" arcsize="10923f" o:gfxdata="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" fillcolor="white [3212]" strokecolor="white [3212]" strokeweight="1pt">
+                <v:stroke joinstyle="miter"/>
+                <v:textbox>
+                  <w:txbxContent>
+                    <w:p>
+                      <w:pPr>
+                        <w:jc w:val="center"/>
+                      </w:pPr>
+                      <w:r>
+                        <w:rPr>
+                          <w:rFonts w:eastAsiaTheme="majorEastAsia" w:cstheme="majorBidi"/>
+                          <w:szCs w:val="26"/>
+                        </w:rPr>
+                        <w:t>Thanh toán trực tuyến (hỗ trợ kỹ thuật)</w:t>
+                      </w:r>
+                    </w:p>
+                  </w:txbxContent>
+                </v:textbox>
+                <w10:wrap anchorx="margin"/>
+              </v:roundrect>
+            </w:pict>
+          </mc:Fallback>
+        </mc:AlternateContent>
+      </w:r>
+    </w:p>
+    <w:p/>
+    <w:p>
+      <w:r>
+        <w:rPr>
+          <w:noProof/>
+        </w:rPr>
+        <mc:AlternateContent>
+          <mc:Choice Requires="wps">
+            <w:drawing>
+              <wp:anchor distT="0" distB="0" distL="114300" distR="114300" simplePos="0" relativeHeight="251670528" behindDoc="0" locked="0" layoutInCell="1" allowOverlap="1" wp14:anchorId="657A6CDF" wp14:editId="24AF8B31">
+                <wp:simplePos x="0" y="0"/>
+                <wp:positionH relativeFrom="margin">
+                  <wp:posOffset>3165377</wp:posOffset>
+                </wp:positionH>
+                <wp:positionV relativeFrom="paragraph">
+                  <wp:posOffset>219026</wp:posOffset>
+                </wp:positionV>
+                <wp:extent cx="1737360" cy="640080"/>
+                <wp:effectExtent l="0" t="0" r="15240" b="26670"/>
+                <wp:wrapNone/>
+                <wp:docPr id="551681296" name="Rectangle: Rounded Corners 3"/>
+                <wp:cNvGraphicFramePr/>
+                <a:graphic xmlns:a="http://schemas.openxmlformats.org/drawingml/2006/main">
+                  <a:graphicData uri="http://schemas.microsoft.com/office/word/2010/wordprocessingShape">
+                    <wps:wsp>
+                      <wps:cNvSpPr/>
+                      <wps:spPr>
+                        <a:xfrm>
+                          <a:off x="0" y="0"/>
+                          <a:ext cx="1737360" cy="640080"/>
+                        </a:xfrm>
+                        <a:prstGeom prst="roundRect">
+                          <a:avLst/>
+                        </a:prstGeom>
+                        <a:ln>
+                          <a:solidFill>
+                            <a:schemeClr val="bg1"/>
+                          </a:solidFill>
+                        </a:ln>
+                      </wps:spPr>
+                      <wps:style>
+                        <a:lnRef idx="2">
+                          <a:schemeClr val="accent2"/>
+                        </a:lnRef>
+                        <a:fillRef idx="1">
+                          <a:schemeClr val="lt1"/>
+                        </a:fillRef>
+                        <a:effectRef idx="0">
+                          <a:schemeClr val="accent2"/>
+                        </a:effectRef>
+                        <a:fontRef idx="minor">
+                          <a:schemeClr val="dk1"/>
+                        </a:fontRef>
+                      </wps:style>
+                      <wps:txbx>
+                        <w:txbxContent>
+                          <w:p>
+                            <w:pPr>
+                              <w:jc w:val="center"/>
+                            </w:pPr>
+                            <w:r>
+                              <w:t>Quản trị kỹ thuật và vận hành hệ thống</w:t>
+                            </w:r>
+                          </w:p>
+                        </w:txbxContent>
+                      </wps:txbx>
+                      <wps:bodyPr rot="0" spcFirstLastPara="0" vertOverflow="overflow" horzOverflow="overflow" vert="horz" wrap="square" lIns="91440" tIns="45720" rIns="91440" bIns="45720" numCol="1" spcCol="0" rtlCol="0" fromWordArt="0" anchor="ctr" anchorCtr="0" forceAA="0" compatLnSpc="1">
+                        <a:prstTxWarp prst="textNoShape">
+                          <a:avLst/>
+                        </a:prstTxWarp>
+                        <a:noAutofit/>
+                      </wps:bodyPr>
+                    </wps:wsp>
+                  </a:graphicData>
+                </a:graphic>
+                <wp14:sizeRelH relativeFrom="margin">
+                  <wp14:pctWidth>0</wp14:pctWidth>
+                </wp14:sizeRelH>
+                <wp14:sizeRelV relativeFrom="margin">
+                  <wp14:pctHeight>0</wp14:pctHeight>
+                </wp14:sizeRelV>
+              </wp:anchor>
+            </w:drawing>
+          </mc:Choice>
+          <mc:Fallback>
+            <w:pict>
+              <v:roundrect w14:anchorId="657A6CDF" id="_x0000_s1041" style="position:absolute;margin-left:249.25pt;margin-top:17.25pt;width:136.8pt;height:50.4pt;z-index:251670528;visibility:visible;mso-wrap-style:square;mso-width-percent:0;mso-height-percent:0;mso-wrap-distance-left:9pt;mso-wrap-distance-top:0;mso-wrap-distance-right:9pt;mso-wrap-distance-bottom:0;mso-position-horizontal:absolute;mso-position-horizontal-relative:margin;mso-position-vertical:absolute;mso-position-vertical-relative:text;mso-width-percent:0;mso-height-percent:0;mso-width-relative:margin;mso-height-relative:margin;v-text-anchor:middle" arcsize="10923f" o:gfxdata="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" fillcolor="white [3201]" strokecolor="white [3212]" strokeweight="1pt">
+                <v:stroke joinstyle="miter"/>
+                <v:textbox>
+                  <w:txbxContent>
+                    <w:p>
+                      <w:pPr>
+                        <w:jc w:val="center"/>
+                      </w:pPr>
+                      <w:r>
+                        <w:t>Quản trị kỹ thuật và vận hành hệ thống</w:t>
+                      </w:r>
+                    </w:p>
+                  </w:txbxContent>
+                </v:textbox>
+                <w10:wrap anchorx="margin"/>
+              </v:roundrect>
+            </w:pict>
+          </mc:Fallback>
+        </mc:AlternateContent>
+      </w:r>
+      <w:r>
+        <w:rPr>
+          <w:noProof/>
+        </w:rPr>
+        <mc:AlternateContent>
+          <mc:Choice Requires="wps">
+            <w:drawing>
+              <wp:anchor distT="0" distB="0" distL="114300" distR="114300" simplePos="0" relativeHeight="251675648" behindDoc="0" locked="0" layoutInCell="1" allowOverlap="1" wp14:anchorId="7D7BAB04" wp14:editId="0C5CBEF4">
+                <wp:simplePos x="0" y="0"/>
+                <wp:positionH relativeFrom="margin">
+                  <wp:posOffset>1184324</wp:posOffset>
+                </wp:positionH>
+                <wp:positionV relativeFrom="paragraph">
+                  <wp:posOffset>218929</wp:posOffset>
+                </wp:positionV>
+                <wp:extent cx="1737360" cy="640080"/>
+                <wp:effectExtent l="0" t="0" r="15240" b="26670"/>
+                <wp:wrapNone/>
+                <wp:docPr id="1435372896" name="Rectangle: Rounded Corners 3"/>
+                <wp:cNvGraphicFramePr/>
+                <a:graphic xmlns:a="http://schemas.openxmlformats.org/drawingml/2006/main">
+                  <a:graphicData uri="http://schemas.microsoft.com/office/word/2010/wordprocessingShape">
+                    <wps:wsp>
+                      <wps:cNvSpPr/>
+                      <wps:spPr>
+                        <a:xfrm>
+                          <a:off x="0" y="0"/>
+                          <a:ext cx="1737360" cy="640080"/>
+                        </a:xfrm>
+                        <a:prstGeom prst="roundRect">
+                          <a:avLst/>
+                        </a:prstGeom>
+                        <a:solidFill>
+                          <a:schemeClr val="bg1"/>
+                        </a:solidFill>
+                        <a:ln>
+                          <a:solidFill>
+                            <a:schemeClr val="bg1"/>
+                          </a:solidFill>
+                        </a:ln>
+                      </wps:spPr>
+                      <wps:style>
+                        <a:lnRef idx="2">
+                          <a:schemeClr val="accent2"/>
+                        </a:lnRef>
+                        <a:fillRef idx="1">
+                          <a:schemeClr val="lt1"/>
+                        </a:fillRef>
+                        <a:effectRef idx="0">
+                          <a:schemeClr val="accent2"/>
+                        </a:effectRef>
+                        <a:fontRef idx="minor">
+                          <a:schemeClr val="dk1"/>
+                        </a:fontRef>
+                      </wps:style>
+                      <wps:txbx>
+                        <w:txbxContent>
+                          <w:p>
+                            <w:pPr>
+                              <w:jc w:val="center"/>
+                            </w:pPr>
+                            <w:r>
+                              <w:rPr>
+                                <w:rFonts w:eastAsiaTheme="majorEastAsia" w:cstheme="majorBidi"/>
+                                <w:szCs w:val="26"/>
+                              </w:rPr>
+                              <w:t>Tổng đài hỗ trợ và chăm sóc người dùng</w:t>
+                            </w:r>
+                          </w:p>
+                        </w:txbxContent>
+                      </wps:txbx>
+                      <wps:bodyPr rot="0" spcFirstLastPara="0" vertOverflow="overflow" horzOverflow="overflow" vert="horz" wrap="square" lIns="91440" tIns="45720" rIns="91440" bIns="45720" numCol="1" spcCol="0" rtlCol="0" fromWordArt="0" anchor="ctr" anchorCtr="0" forceAA="0" compatLnSpc="1">
+                        <a:prstTxWarp prst="textNoShape">
+                          <a:avLst/>
+                        </a:prstTxWarp>
+                        <a:noAutofit/>
+                      </wps:bodyPr>
+                    </wps:wsp>
+                  </a:graphicData>
+                </a:graphic>
+                <wp14:sizeRelH relativeFrom="margin">
+                  <wp14:pctWidth>0</wp14:pctWidth>
+                </wp14:sizeRelH>
+                <wp14:sizeRelV relativeFrom="margin">
+                  <wp14:pctHeight>0</wp14:pctHeight>
+                </wp14:sizeRelV>
+              </wp:anchor>
+            </w:drawing>
+          </mc:Choice>
+          <mc:Fallback>
+            <w:pict>
+              <v:roundrect w14:anchorId="7D7BAB04" id="_x0000_s1042" style="position:absolute;margin-left:93.25pt;margin-top:17.25pt;width:136.8pt;height:50.4pt;z-index:251675648;visibility:visible;mso-wrap-style:square;mso-width-percent:0;mso-height-percent:0;mso-wrap-distance-left:9pt;mso-wrap-distance-top:0;mso-wrap-distance-right:9pt;mso-wrap-distance-bottom:0;mso-position-horizontal:absolute;mso-position-horizontal-relative:margin;mso-position-vertical:absolute;mso-position-vertical-relative:text;mso-width-percent:0;mso-height-percent:0;mso-width-relative:margin;mso-height-relative:margin;v-text-anchor:middle" arcsize="10923f" o:gfxdata="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" fillcolor="white [3212]" strokecolor="white [3212]" strokeweight="1pt">
+                <v:stroke joinstyle="miter"/>
+                <v:textbox>
+                  <w:txbxContent>
+                    <w:p>
+                      <w:pPr>
+                        <w:jc w:val="center"/>
+                      </w:pPr>
+                      <w:r>
+                        <w:rPr>
+                          <w:rFonts w:eastAsiaTheme="majorEastAsia" w:cstheme="majorBidi"/>
+                          <w:szCs w:val="26"/>
+                        </w:rPr>
+                        <w:t>Tổng đài hỗ trợ và chăm sóc người dùng</w:t>
+                      </w:r>
+                    </w:p>
+                  </w:txbxContent>
+                </v:textbox>
+                <w10:wrap anchorx="margin"/>
+              </v:roundrect>
+            </w:pict>
+          </mc:Fallback>
+        </mc:AlternateContent>
+      </w:r>
+    </w:p>
+    <w:p>
+      <w:pPr>
+        <w:rPr>
+          <w:lang w:val="vi-VN"/>
+        </w:rPr>
+      </w:pPr>
+    </w:p>
+    <w:p>
+      <w:pPr>
+        <w:jc w:val="both"/>
         <w:rPr>
           <w:rFonts w:cs="Times New Roman"/>
           <w:szCs w:val="26"/>
-        </w:rPr>
-      </w:pPr>
-      <w:r>
+          <w:lang w:val="vi-VN"/>
+        </w:rPr>
+      </w:pPr>
+      <w:r>
+        <w:rPr>
+          <w:noProof/>
+        </w:rPr>
+        <mc:AlternateContent>
+          <mc:Choice Requires="wps">
+            <w:drawing>
+              <wp:anchor distT="0" distB="0" distL="114300" distR="114300" simplePos="0" relativeHeight="251674624" behindDoc="0" locked="0" layoutInCell="1" allowOverlap="1" wp14:anchorId="5D164BEA" wp14:editId="3B6B2F78">
+                <wp:simplePos x="0" y="0"/>
+                <wp:positionH relativeFrom="margin">
+                  <wp:align>left</wp:align>
+                </wp:positionH>
+                <wp:positionV relativeFrom="paragraph">
+                  <wp:posOffset>101209</wp:posOffset>
+                </wp:positionV>
+                <wp:extent cx="1630018" cy="333402"/>
+                <wp:effectExtent l="0" t="0" r="0" b="9525"/>
+                <wp:wrapNone/>
+                <wp:docPr id="2091716077" name="Rectangle 9"/>
+                <wp:cNvGraphicFramePr/>
+                <a:graphic xmlns:a="http://schemas.openxmlformats.org/drawingml/2006/main">
+                  <a:graphicData uri="http://schemas.microsoft.com/office/word/2010/wordprocessingShape">
+                    <wps:wsp>
+                      <wps:cNvSpPr/>
+                      <wps:spPr>
+                        <a:xfrm>
+                          <a:off x="0" y="0"/>
+                          <a:ext cx="1630018" cy="333402"/>
+                        </a:xfrm>
+                        <a:prstGeom prst="rect">
+                          <a:avLst/>
+                        </a:prstGeom>
+                        <a:noFill/>
+                        <a:ln>
+                          <a:noFill/>
+                        </a:ln>
+                      </wps:spPr>
+                      <wps:style>
+                        <a:lnRef idx="0">
+                          <a:scrgbClr r="0" g="0" b="0"/>
+                        </a:lnRef>
+                        <a:fillRef idx="0">
+                          <a:scrgbClr r="0" g="0" b="0"/>
+                        </a:fillRef>
+                        <a:effectRef idx="0">
+                          <a:scrgbClr r="0" g="0" b="0"/>
+                        </a:effectRef>
+                        <a:fontRef idx="minor">
+                          <a:schemeClr val="accent2"/>
+                        </a:fontRef>
+                      </wps:style>
+                      <wps:txbx>
+                        <w:txbxContent>
+                          <w:p>
+                            <w:pPr>
+                              <w:rPr>
+                                <w:b/>
+                                <w:bCs/>
+                                <w:color w:val="FFFFFF" w:themeColor="background1"/>
+                              </w:rPr>
+                            </w:pPr>
+                            <w:r>
+                              <w:rPr>
+                                <w:b/>
+                                <w:bCs/>
+                                <w:color w:val="FFFFFF" w:themeColor="background1"/>
+                              </w:rPr>
+                              <w:t>Quy trình hỗ trợ</w:t>
+                            </w:r>
+                          </w:p>
+                        </w:txbxContent>
+                      </wps:txbx>
+                      <wps:bodyPr rot="0" spcFirstLastPara="0" vertOverflow="overflow" horzOverflow="overflow" vert="horz" wrap="square" lIns="91440" tIns="45720" rIns="91440" bIns="45720" numCol="1" spcCol="0" rtlCol="0" fromWordArt="0" anchor="ctr" anchorCtr="0" forceAA="0" compatLnSpc="1">
+                        <a:prstTxWarp prst="textNoShape">
+                          <a:avLst/>
+                        </a:prstTxWarp>
+                        <a:noAutofit/>
+                      </wps:bodyPr>
+                    </wps:wsp>
+                  </a:graphicData>
+                </a:graphic>
+                <wp14:sizeRelH relativeFrom="margin">
+                  <wp14:pctWidth>0</wp14:pctWidth>
+                </wp14:sizeRelH>
+                <wp14:sizeRelV relativeFrom="margin">
+                  <wp14:pctHeight>0</wp14:pctHeight>
+                </wp14:sizeRelV>
+              </wp:anchor>
+            </w:drawing>
+          </mc:Choice>
+          <mc:Fallback>
+            <w:pict>
+              <v:rect w14:anchorId="5D164BEA" id="_x0000_s1043" style="position:absolute;left:0;text-align:left;margin-left:0;margin-top:7.95pt;width:128.35pt;height:26.25pt;z-index:251674624;visibility:visible;mso-wrap-style:square;mso-width-percent:0;mso-height-percent:0;mso-wrap-distance-left:9pt;mso-wrap-distance-top:0;mso-wrap-distance-right:9pt;mso-wrap-distance-bottom:0;mso-position-horizontal:left;mso-position-horizontal-relative:margin;mso-position-vertical:absolute;mso-position-vertical-relative:text;mso-width-percent:0;mso-height-percent:0;mso-width-relative:margin;mso-height-relative:margin;v-text-anchor:middle" o:gfxdata="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" filled="f" stroked="f">
+                <v:textbox>
+                  <w:txbxContent>
+                    <w:p>
+                      <w:pPr>
+                        <w:rPr>
+                          <w:b/>
+                          <w:bCs/>
+                          <w:color w:val="FFFFFF" w:themeColor="background1"/>
+                        </w:rPr>
+                      </w:pPr>
+                      <w:r>
+                        <w:rPr>
+                          <w:b/>
+                          <w:bCs/>
+                          <w:color w:val="FFFFFF" w:themeColor="background1"/>
+                        </w:rPr>
+                        <w:t>Quy trình hỗ trợ</w:t>
+                      </w:r>
+                    </w:p>
+                  </w:txbxContent>
+                </v:textbox>
+                <w10:wrap anchorx="margin"/>
+              </v:rect>
+            </w:pict>
+          </mc:Fallback>
+        </mc:AlternateContent>
+      </w:r>
+    </w:p>
+    <w:p/>
+    <w:p>
+      <w:pPr>
+        <w:pStyle w:val="Heading4"/>
+      </w:pPr>
+      <w:bookmarkStart w:id="19" w:name="_Toc236264122"/>
+      <w:bookmarkStart w:id="20" w:name="_Toc236513296"/>
+      <w:r>
+        <w:lastRenderedPageBreak/>
+        <w:t>2.1.2 Quy trình quản lý (Processs Management).</w:t>
+      </w:r>
+      <w:bookmarkEnd w:id="19"/>
+      <w:bookmarkEnd w:id="20"/>
+    </w:p>
+    <w:p>
+      <w:pPr>
+        <w:pStyle w:val="Heading4"/>
+      </w:pPr>
+      <w:bookmarkStart w:id="21" w:name="_Toc236264123"/>
+      <w:bookmarkStart w:id="22" w:name="_Toc236513297"/>
+      <w:r>
+        <w:t>2.1.3 Quy trình cốt lõi (Processs Core).</w:t>
+      </w:r>
+      <w:bookmarkEnd w:id="21"/>
+      <w:bookmarkEnd w:id="22"/>
+    </w:p>
+    <w:p>
+      <w:pPr>
+        <w:pStyle w:val="Heading5"/>
+      </w:pPr>
+      <w:bookmarkStart w:id="23" w:name="_Toc236264124"/>
+      <w:bookmarkStart w:id="24" w:name="_Toc236513298"/>
+      <w:r>
+        <w:t>2.1.3.1 Quy trình tiếp nhận hồ sơ</w:t>
+      </w:r>
+      <w:bookmarkEnd w:id="23"/>
+      <w:bookmarkEnd w:id="24"/>
+    </w:p>
+    <w:p>
+      <w:pPr>
+        <w:keepNext/>
+      </w:pPr>
+      <w:bookmarkStart w:id="25" w:name="_Toc236264125"/>
+      <w:r>
+        <w:rPr>
+          <w:noProof/>
+        </w:rPr>
+        <w:drawing>
+          <wp:inline distT="0" distB="0" distL="0" distR="0" wp14:anchorId="03F94A08" wp14:editId="0D99D127">
+            <wp:extent cx="5731510" cy="767715"/>
+            <wp:effectExtent l="0" t="0" r="2540" b="1905"/>
+            <wp:docPr id="610863058" name="Picture 21"/>
+            <wp:cNvGraphicFramePr>
+              <a:graphicFrameLocks xmlns:a="http://schemas.openxmlformats.org/drawingml/2006/main" noChangeAspect="1"/>
+            </wp:cNvGraphicFramePr>
+            <a:graphic xmlns:a="http://schemas.openxmlformats.org/drawingml/2006/main">
+              <a:graphicData uri="http://schemas.openxmlformats.org/drawingml/2006/picture">
+                <pic:pic xmlns:pic="http://schemas.openxmlformats.org/drawingml/2006/picture">
+                  <pic:nvPicPr>
+                    <pic:cNvPr id="0" name="Picture 6"/>
+                    <pic:cNvPicPr>
+                      <a:picLocks noChangeAspect="1" noChangeArrowheads="1"/>
+                    </pic:cNvPicPr>
+                  </pic:nvPicPr>
+                  <pic:blipFill>
+                    <a:blip r:embed="rId9">
+                      <a:extLst>
+                        <a:ext uri="{28A0092B-C50C-407E-A947-70E740481C1C}">
+                          <a14:useLocalDpi xmlns:a14="http://schemas.microsoft.com/office/drawing/2010/main" val="0"/>
+                        </a:ext>
+                      </a:extLst>
+                    </a:blip>
+                    <a:srcRect/>
+                    <a:stretch>
+                      <a:fillRect/>
+                    </a:stretch>
+                  </pic:blipFill>
+                  <pic:spPr bwMode="auto">
+                    <a:xfrm>
+                      <a:off x="0" y="0"/>
+                      <a:ext cx="5731510" cy="767715"/>
+                    </a:xfrm>
+                    <a:prstGeom prst="rect">
+                      <a:avLst/>
+                    </a:prstGeom>
+                    <a:noFill/>
+                    <a:ln>
+                      <a:noFill/>
+                    </a:ln>
+                  </pic:spPr>
+                </pic:pic>
+              </a:graphicData>
+            </a:graphic>
+          </wp:inline>
+        </w:drawing>
+      </w:r>
+    </w:p>
+    <w:p>
+      <w:pPr>
+        <w:pStyle w:val="Caption"/>
+      </w:pPr>
+      <w:bookmarkStart w:id="26" w:name="_Toc236242614"/>
+      <w:r>
+        <w:t xml:space="preserve">Hình </w:t>
+      </w:r>
+      <w:r>
+        <w:fldChar w:fldCharType="begin"/>
+      </w:r>
+      <w:r>
+        <w:instrText xml:space="preserve"> SEQ Hình \* ARABIC </w:instrText>
+      </w:r>
+      <w:r>
+        <w:fldChar w:fldCharType="separate"/>
+      </w:r>
+      <w:r>
+        <w:rPr>
+          <w:noProof/>
+        </w:rPr>
+        <w:t>1</w:t>
+      </w:r>
+      <w:r>
+        <w:rPr>
+          <w:noProof/>
+        </w:rPr>
+        <w:fldChar w:fldCharType="end"/>
+      </w:r>
+      <w:r>
+        <w:t>. Quy trình tiếp nhận hồ sơ</w:t>
+      </w:r>
+      <w:bookmarkEnd w:id="26"/>
+    </w:p>
+    <w:p>
+      <w:pPr>
+        <w:jc w:val="both"/>
+      </w:pPr>
+      <w:r>
+        <w:t>TÁC NHÂN</w:t>
+      </w:r>
+    </w:p>
+    <w:p>
+      <w:pPr>
+        <w:pStyle w:val="ListParagraph"/>
+        <w:numPr>
+          <w:ilvl w:val="0"/>
+          <w:numId w:val="19"/>
+        </w:numPr>
+        <w:jc w:val="both"/>
+      </w:pPr>
+      <w:r>
+        <w:t>Tác nhân chính trực tiếp vận hành quy trình trên hệ thống là Cán bộ tiếp nhận và trả kết quả (gọi chung là Cán bộ một cửa).</w:t>
+      </w:r>
+    </w:p>
+    <w:p>
+      <w:pPr>
+        <w:pStyle w:val="ListParagraph"/>
+        <w:numPr>
+          <w:ilvl w:val="0"/>
+          <w:numId w:val="19"/>
+        </w:numPr>
+        <w:jc w:val="both"/>
+      </w:pPr>
+      <w:r>
+        <w:t>Vai trò &amp; Trách nhiệm: Trực tiếp thao tác trên hệ thống quản trị để nhập liệu hồ sơ nộp trực tiếp, tiếp nhận hồ sơ gửi qua Cổng Dịch vụ công trực tuyến, kiểm tra tính pháp lý/đầy đủ của thành phần hồ sơ, chuyển giao hồ sơ cho đơn vị chuyên môn thụ lý, theo dõi tiến độ giải quyết, quản lý thu phí/lệ phí, yêu cầu bổ sung, từ chối tiếp nhận và thực hiện trả kết quả thủ tục hành chính cho người dân/doanh nghiệp.</w:t>
+      </w:r>
+    </w:p>
+    <w:p>
+      <w:pPr>
+        <w:jc w:val="both"/>
+      </w:pPr>
+      <w:r>
+        <w:t>MÔ TẢ QUY TRÌNH</w:t>
+      </w:r>
+    </w:p>
+    <w:p>
+      <w:pPr>
+        <w:jc w:val="both"/>
+      </w:pPr>
+      <w:r>
+        <w:t>Mô tả quy trình theo các bước</w:t>
+      </w:r>
+    </w:p>
+    <w:p>
+      <w:pPr>
+        <w:ind w:firstLine="720"/>
+        <w:jc w:val="both"/>
+      </w:pPr>
+      <w:r>
+        <w:t>Tra cứu thủ tục: Người dân hoặc tổ chức tìm kiếm thông tin về thủ tục hành chính cần thực hiện trên hệ thống, bao gồm yêu cầu và thành phần hồ sơ.</w:t>
+      </w:r>
+    </w:p>
+    <w:p>
+      <w:pPr>
+        <w:ind w:firstLine="720"/>
+        <w:jc w:val="both"/>
+      </w:pPr>
+      <w:r>
+        <w:t>Chuẩn bị hồ sơ: Người dân kê khai thông tin, chuẩn bị và đính kèm các giấy tờ cần thiết theo yêu cầu của thủ tục.</w:t>
+      </w:r>
+    </w:p>
+    <w:p>
+      <w:pPr>
+        <w:ind w:firstLine="720"/>
+        <w:jc w:val="both"/>
+      </w:pPr>
+      <w:r>
+        <w:t>Nộp hồ sơ: Người dân gửi hồ sơ trực tuyến qua hệ thống hoặc nộp trực tiếp tại Bộ phận Một cửa. Trường hợp nộp trực tiếp, cán bộ tiếp nhận và thực hiện số hóa hồ sơ theo quy định.</w:t>
+      </w:r>
+    </w:p>
+    <w:p>
+      <w:pPr>
+        <w:ind w:firstLine="720"/>
+        <w:jc w:val="both"/>
+      </w:pPr>
+      <w:r>
+        <w:t>Tiếp nhận hồ sơ: Hồ sơ được ghi nhận trên hệ thống và đưa vào danh sách hồ sơ chờ tiếp nhận để cán bộ xem xét, xử lý.</w:t>
+      </w:r>
+    </w:p>
+    <w:p>
+      <w:pPr>
+        <w:ind w:firstLine="720"/>
+        <w:jc w:val="both"/>
+      </w:pPr>
+      <w:r>
+        <w:t>Kiểm tra ban đầu: Cán bộ kiểm tra thông tin hồ sơ, thành phần hồ sơ, tài liệu đính kèm và các thông tin liên quan trước khi quyết định tiếp nhận.</w:t>
+      </w:r>
+    </w:p>
+    <w:p>
+      <w:pPr>
+        <w:ind w:firstLine="720"/>
+        <w:jc w:val="both"/>
+      </w:pPr>
+      <w:r>
+        <w:t>Xác nhận tiếp nhận: Nếu hồ sơ đáp ứng yêu cầu, cán bộ xác nhận tiếp nhận và chuyển hồ sơ sang bộ phận hoặc đơn vị nghiệp vụ để xử lý. Nếu hồ sơ chưa đầy đủ, cán bộ yêu cầu bổ sung; nếu không đủ điều kiện tiếp nhận, cán bộ từ chối và ghi rõ nội dung từ chối.</w:t>
+      </w:r>
+    </w:p>
+    <w:p>
+      <w:pPr>
+        <w:jc w:val="both"/>
+      </w:pPr>
+      <w:r>
+        <w:lastRenderedPageBreak/>
+        <w:t>ĐỐI TƯỢNG KHÁCH HÀNG</w:t>
+      </w:r>
+    </w:p>
+    <w:p>
+      <w:pPr>
+        <w:ind w:firstLine="360"/>
+        <w:jc w:val="both"/>
+      </w:pPr>
+      <w:r>
+        <w:t>Các chủ thể thực hiện giao dịch và thụ hưởng dịch vụ hành chính công gồm:</w:t>
+      </w:r>
+    </w:p>
+    <w:p>
+      <w:pPr>
+        <w:pStyle w:val="ListParagraph"/>
+        <w:numPr>
+          <w:ilvl w:val="0"/>
+          <w:numId w:val="20"/>
+        </w:numPr>
+        <w:jc w:val="both"/>
+      </w:pPr>
+      <w:r>
+        <w:t>Công dân, cá nhân: Người dân trên địa bàn có nhu cầu thực hiện thủ tục xin cấp giấy phép xây dựng (công trình, nhà ở riêng lẻ) hoặc đề nghị cung cấp thông tin về quy hoạch xây dựng.</w:t>
+      </w:r>
+    </w:p>
+    <w:p>
+      <w:pPr>
+        <w:pStyle w:val="ListParagraph"/>
+        <w:numPr>
+          <w:ilvl w:val="0"/>
+          <w:numId w:val="20"/>
+        </w:numPr>
+        <w:jc w:val="both"/>
+      </w:pPr>
+      <w:r>
+        <w:t>Doanh nghiệp, tổ chức: Các đơn vị, doanh nghiệp có nhu cầu thực hiện thủ tục hành chính liên quan đến việc xin cấp phép xây dựng hoặc khai thác, tra cứu thông tin quy hoạch xây dựng phục vụ các dự án đầu tư.</w:t>
+      </w:r>
+    </w:p>
+    <w:p>
+      <w:pPr>
+        <w:jc w:val="both"/>
+      </w:pPr>
+      <w:r>
+        <w:t>CÁC KẾT QUẢ CÓ THỂ XẢY RA</w:t>
+      </w:r>
+    </w:p>
+    <w:p>
+      <w:pPr>
+        <w:ind w:firstLine="360"/>
+        <w:jc w:val="both"/>
+      </w:pPr>
+      <w:r>
+        <w:t>Trong toàn bộ quy trình tiếp nhận và xử lý, một hồ sơ hành chính có thể dẫn đến các kết quả đầu ra sau:</w:t>
+      </w:r>
+    </w:p>
+    <w:p>
+      <w:pPr>
+        <w:pStyle w:val="ListParagraph"/>
+        <w:numPr>
+          <w:ilvl w:val="0"/>
+          <w:numId w:val="21"/>
+        </w:numPr>
+        <w:jc w:val="both"/>
+      </w:pPr>
+      <w:r>
+        <w:t>Cấp / Trả kết quả thành công: Hồ sơ hợp lệ, được đơn vị chuyên môn xử lý hoàn tất đúng hoặc trước thời hạn quy định. Cán bộ một cửa đã thực hiện trả kết quả (dạng bản điện tử ký số hoặc bản cứng) cho công dân/doanh nghiệp.</w:t>
+      </w:r>
+    </w:p>
+    <w:p>
+      <w:pPr>
+        <w:pStyle w:val="ListParagraph"/>
+        <w:numPr>
+          <w:ilvl w:val="0"/>
+          <w:numId w:val="21"/>
+        </w:numPr>
+        <w:jc w:val="both"/>
+      </w:pPr>
+      <w:r>
+        <w:t>Yêu cầu bổ sung hồ sơ: Hồ sơ tạm thời bị dừng tiến trình xử lý do thiếu tài liệu hoặc thông tin chưa chuẩn xác; chờ người nộp cập nhật, bổ sung lại theo thông báo.</w:t>
+      </w:r>
+    </w:p>
+    <w:p>
+      <w:pPr>
+        <w:pStyle w:val="ListParagraph"/>
+        <w:numPr>
+          <w:ilvl w:val="0"/>
+          <w:numId w:val="21"/>
+        </w:numPr>
+        <w:jc w:val="both"/>
+      </w:pPr>
+      <w:r>
+        <w:t>Từ chối tiếp nhận: Hồ sơ bị dừng và trả lại ngay từ giai đoạn kiểm tra ban đầu do không đáp ứng đúng quy định pháp luật, không đủ điều kiện hoặc gửi sai cơ quan có thẩm quyền giải quyết.</w:t>
+      </w:r>
+    </w:p>
+    <w:p>
+      <w:pPr>
+        <w:pStyle w:val="ListParagraph"/>
+        <w:numPr>
+          <w:ilvl w:val="0"/>
+          <w:numId w:val="21"/>
+        </w:numPr>
+        <w:jc w:val="both"/>
+      </w:pPr>
+      <w:r>
+        <w:t>Rút / Dừng xử lý hồ sơ: Quy trình giải quyết bị hủy bỏ giữa chừng do công dân/doanh nghiệp chủ động nộp đơn xin rút hồ sơ.</w:t>
+      </w:r>
+    </w:p>
+    <w:p>
+      <w:pPr>
+        <w:pStyle w:val="ListParagraph"/>
+        <w:numPr>
+          <w:ilvl w:val="0"/>
+          <w:numId w:val="21"/>
+        </w:numPr>
+        <w:jc w:val="both"/>
+      </w:pPr>
+      <w:r>
+        <w:t>Lỗi thao tác / Dữ liệu không hợp lệ: Lỗi kỹ thuật phát sinh trong quá trình cán bộ hoặc người dân nhập liệu (bỏ sót các trường bắt buộc có dấu * hoặc nhập sai định dạng dữ liệu), dẫn đến hệ thống không ghi nhận hoặc từ chối lưu hồ sơ.</w:t>
+      </w:r>
+    </w:p>
+    <w:p>
+      <w:pPr>
+        <w:keepNext/>
+      </w:pPr>
+      <w:r>
+        <w:t xml:space="preserve">2.1.3.2 </w:t>
+      </w:r>
+      <w:bookmarkEnd w:id="25"/>
+      <w:r>
+        <w:t>Quy trình kiểm tra, thẩm định và xử lý hồ sơ</w:t>
+      </w:r>
+      <w:r>
+        <w:rPr>
+          <w:noProof/>
+        </w:rPr>
+        <w:t xml:space="preserve"> </w:t>
+      </w:r>
+      <w:bookmarkStart w:id="27" w:name="_Toc236264126"/>
+      <w:r>
+        <w:rPr>
+          <w:noProof/>
+        </w:rPr>
+        <w:drawing>
+          <wp:inline distT="0" distB="0" distL="0" distR="0" wp14:anchorId="5A7EEE72" wp14:editId="528E6D92">
+            <wp:extent cx="5731510" cy="767715"/>
+            <wp:effectExtent l="0" t="0" r="2540" b="0"/>
+            <wp:docPr id="1035055498" name="Picture 23"/>
+            <wp:cNvGraphicFramePr>
+              <a:graphicFrameLocks xmlns:a="http://schemas.openxmlformats.org/drawingml/2006/main" noChangeAspect="1"/>
+            </wp:cNvGraphicFramePr>
+            <a:graphic xmlns:a="http://schemas.openxmlformats.org/drawingml/2006/main">
+              <a:graphicData uri="http://schemas.openxmlformats.org/drawingml/2006/picture">
+                <pic:pic xmlns:pic="http://schemas.openxmlformats.org/drawingml/2006/picture">
+                  <pic:nvPicPr>
+                    <pic:cNvPr id="0" name="Picture 13"/>
+                    <pic:cNvPicPr>
+                      <a:picLocks noChangeAspect="1" noChangeArrowheads="1"/>
+                    </pic:cNvPicPr>
+                  </pic:nvPicPr>
+                  <pic:blipFill>
+                    <a:blip r:embed="rId10">
+                      <a:extLst>
+                        <a:ext uri="{28A0092B-C50C-407E-A947-70E740481C1C}">
+                          <a14:useLocalDpi xmlns:a14="http://schemas.microsoft.com/office/drawing/2010/main" val="0"/>
+                        </a:ext>
+                      </a:extLst>
+                    </a:blip>
+                    <a:srcRect/>
+                    <a:stretch>
+                      <a:fillRect/>
+                    </a:stretch>
+                  </pic:blipFill>
+                  <pic:spPr bwMode="auto">
+                    <a:xfrm>
+                      <a:off x="0" y="0"/>
+                      <a:ext cx="5731510" cy="767715"/>
+                    </a:xfrm>
+                    <a:prstGeom prst="rect">
+                      <a:avLst/>
+                    </a:prstGeom>
+                    <a:noFill/>
+                    <a:ln>
+                      <a:noFill/>
+                    </a:ln>
+                  </pic:spPr>
+                </pic:pic>
+              </a:graphicData>
+            </a:graphic>
+          </wp:inline>
+        </w:drawing>
+      </w:r>
+    </w:p>
+    <w:p>
+      <w:pPr>
+        <w:pStyle w:val="Caption"/>
+      </w:pPr>
+      <w:bookmarkStart w:id="28" w:name="_Toc236242615"/>
+      <w:r>
+        <w:t xml:space="preserve">Hình </w:t>
+      </w:r>
+      <w:r>
+        <w:fldChar w:fldCharType="begin"/>
+      </w:r>
+      <w:r>
+        <w:instrText xml:space="preserve"> SEQ Hình \* ARABIC </w:instrText>
+      </w:r>
+      <w:r>
+        <w:fldChar w:fldCharType="separate"/>
+      </w:r>
+      <w:r>
+        <w:rPr>
+          <w:noProof/>
+        </w:rPr>
+        <w:t>2</w:t>
+      </w:r>
+      <w:r>
+        <w:rPr>
+          <w:noProof/>
+        </w:rPr>
+        <w:fldChar w:fldCharType="end"/>
+      </w:r>
+      <w:r>
+        <w:t>. Quy trình kiểm tra, thẩm định và xử lý hồ sơ</w:t>
+      </w:r>
+      <w:bookmarkEnd w:id="28"/>
+    </w:p>
+    <w:p>
+      <w:pPr>
+        <w:jc w:val="both"/>
+      </w:pPr>
+      <w:r>
+        <w:t>TÁC NHÂN THỰC HIỆN</w:t>
+      </w:r>
+    </w:p>
+    <w:p>
+      <w:pPr>
+        <w:ind w:firstLine="360"/>
+        <w:jc w:val="both"/>
+      </w:pPr>
+      <w:r>
+        <w:t>Cán bộ tiếp nhận hồ sơ, cán bộ chuyên môn, người dân hoặc tổ chức và hệ thống thông tin giải quyết thủ tục hành chính.</w:t>
+      </w:r>
+    </w:p>
+    <w:p>
+      <w:pPr>
+        <w:ind w:firstLine="360"/>
+        <w:jc w:val="both"/>
+      </w:pPr>
+      <w:r>
+        <w:t>Trách nhiệm và quyền hạn:</w:t>
+      </w:r>
+    </w:p>
+    <w:p>
+      <w:pPr>
+        <w:pStyle w:val="ListParagraph"/>
+        <w:numPr>
+          <w:ilvl w:val="0"/>
+          <w:numId w:val="23"/>
+        </w:numPr>
+        <w:jc w:val="both"/>
+      </w:pPr>
+      <w:r>
+        <w:lastRenderedPageBreak/>
+        <w:t xml:space="preserve">Tiếp nhận hồ sơ đã qua kiểm tra ban đầu từ Bộ phận Một cửa luân chuyển sang để nghiên cứu, rà soát chuyên môn. </w:t>
+      </w:r>
+    </w:p>
+    <w:p>
+      <w:pPr>
+        <w:pStyle w:val="ListParagraph"/>
+        <w:numPr>
+          <w:ilvl w:val="0"/>
+          <w:numId w:val="23"/>
+        </w:numPr>
+        <w:jc w:val="both"/>
+      </w:pPr>
+      <w:r>
+        <w:t xml:space="preserve">Đánh giá điều kiện pháp lý, quy hoạch xây dựng, bản vẽ thiết kế công trình hoặc các thông tin quy hoạch liên quan. </w:t>
+      </w:r>
+    </w:p>
+    <w:p>
+      <w:pPr>
+        <w:pStyle w:val="ListParagraph"/>
+        <w:numPr>
+          <w:ilvl w:val="0"/>
+          <w:numId w:val="23"/>
+        </w:numPr>
+        <w:jc w:val="both"/>
+      </w:pPr>
+      <w:r>
+        <w:t xml:space="preserve">Trực tiếp thực hiện các nghiệp vụ: Đánh giá tính hợp lệ, dự thảo văn bản Yêu cầu bổ sung/Từ chối, Chuyển hồ sơ cho các bộ phận phối hợp, Thẩm định thực địa/chuyên môn, Xử lý ra kết quả (Giấy phép/Văn bản cung cấp thông tin) và Hoàn tất quy trình giải quyết trên phần mềm. </w:t>
+      </w:r>
+    </w:p>
+    <w:p>
+      <w:pPr>
+        <w:jc w:val="both"/>
+      </w:pPr>
+      <w:r>
+        <w:t>MÔ TẢ QUY TRÌNH</w:t>
+      </w:r>
+    </w:p>
+    <w:p>
+      <w:pPr>
+        <w:pStyle w:val="ListParagraph"/>
+        <w:numPr>
+          <w:ilvl w:val="0"/>
+          <w:numId w:val="22"/>
+        </w:numPr>
+        <w:jc w:val="both"/>
+      </w:pPr>
+      <w:r>
+        <w:t xml:space="preserve">Kiểm tra hồ sơ: Cán bộ kiểm tra thông tin kê khai, thành phần hồ sơ và các tài liệu đính kèm. </w:t>
+      </w:r>
+    </w:p>
+    <w:p>
+      <w:pPr>
+        <w:pStyle w:val="ListParagraph"/>
+        <w:numPr>
+          <w:ilvl w:val="0"/>
+          <w:numId w:val="22"/>
+        </w:numPr>
+        <w:jc w:val="both"/>
+      </w:pPr>
+      <w:r>
+        <w:t xml:space="preserve">Đánh giá tính hợp lệ: Cán bộ xác định hồ sơ có đầy đủ, đúng yêu cầu và thuộc thẩm quyền giải quyết hay không. </w:t>
+      </w:r>
+    </w:p>
+    <w:p>
+      <w:pPr>
+        <w:pStyle w:val="ListParagraph"/>
+        <w:numPr>
+          <w:ilvl w:val="0"/>
+          <w:numId w:val="22"/>
+        </w:numPr>
+        <w:jc w:val="both"/>
+      </w:pPr>
+      <w:r>
+        <w:t xml:space="preserve">Yêu cầu bổ sung: Trường hợp hồ sơ còn thiếu hoặc thông tin chưa chính xác, cán bộ lập yêu cầu bổ sung và gửi thông báo cho người dân. </w:t>
+      </w:r>
+    </w:p>
+    <w:p>
+      <w:pPr>
+        <w:pStyle w:val="ListParagraph"/>
+        <w:numPr>
+          <w:ilvl w:val="0"/>
+          <w:numId w:val="22"/>
+        </w:numPr>
+        <w:jc w:val="both"/>
+      </w:pPr>
+      <w:r>
+        <w:t xml:space="preserve">Chuyển xử lý: Hồ sơ đáp ứng yêu cầu được chuyển đến cán bộ hoặc bộ phận chuyên môn phụ trách. </w:t>
+      </w:r>
+    </w:p>
+    <w:p>
+      <w:pPr>
+        <w:pStyle w:val="ListParagraph"/>
+        <w:numPr>
+          <w:ilvl w:val="0"/>
+          <w:numId w:val="22"/>
+        </w:numPr>
+        <w:jc w:val="both"/>
+      </w:pPr>
+      <w:r>
+        <w:t xml:space="preserve">Thẩm định hồ sơ: Cán bộ chuyên môn đối chiếu thông tin, kiểm tra điều kiện và xem xét nội dung hồ sơ theo quy định. </w:t>
+      </w:r>
+    </w:p>
+    <w:p>
+      <w:pPr>
+        <w:pStyle w:val="ListParagraph"/>
+        <w:numPr>
+          <w:ilvl w:val="0"/>
+          <w:numId w:val="22"/>
+        </w:numPr>
+        <w:jc w:val="both"/>
+      </w:pPr>
+      <w:r>
+        <w:t xml:space="preserve">Xử lý hồ sơ: Cán bộ chuyên môn thực hiện nghiệp vụ, cập nhật kết quả xử lý và lập dự thảo kết quả giải quyết. </w:t>
+      </w:r>
+    </w:p>
+    <w:p>
+      <w:pPr>
+        <w:pStyle w:val="ListParagraph"/>
+        <w:numPr>
+          <w:ilvl w:val="0"/>
+          <w:numId w:val="22"/>
+        </w:numPr>
+        <w:jc w:val="both"/>
+      </w:pPr>
+      <w:r>
+        <w:t>Hoàn tất xử lý: Hồ sơ sau khi xử lý được chuyển sang quy trình phê duyệt và ban hành kết quả.</w:t>
+      </w:r>
+    </w:p>
+    <w:p>
+      <w:pPr>
+        <w:jc w:val="both"/>
+      </w:pPr>
+      <w:r>
+        <w:t>ĐỐI TƯỢNG KHÁCH HÀNG</w:t>
+      </w:r>
+    </w:p>
+    <w:p>
+      <w:pPr>
+        <w:ind w:firstLine="720"/>
+        <w:jc w:val="both"/>
+      </w:pPr>
+      <w:r>
+        <w:t>Người dân hoặc tổ chức đã nộp hồ sơ thủ tục hành chính tại phường Tân Hải.</w:t>
+      </w:r>
+    </w:p>
+    <w:p>
+      <w:pPr>
+        <w:jc w:val="both"/>
+      </w:pPr>
+      <w:r>
+        <w:t>CÁC KẾT QUẢ CÓ THỂ XẢY RA</w:t>
+      </w:r>
+    </w:p>
+    <w:p>
+      <w:pPr>
+        <w:jc w:val="both"/>
+      </w:pPr>
+      <w:r>
+        <w:tab/>
+      </w:r>
+      <w:r>
+        <w:t>Hồ sơ được xác định hợp lệ và hoàn tất xử lý; hồ sơ được yêu cầu bổ sung; hồ sơ cần xác minh hoặc xử lý thêm; hoặc hồ sơ được đề xuất từ chối giải quyết và nêu rõ lý do.</w:t>
+      </w:r>
+    </w:p>
+    <w:p>
+      <w:pPr>
+        <w:pStyle w:val="Heading5"/>
+      </w:pPr>
+      <w:bookmarkStart w:id="29" w:name="_Toc236513299"/>
+      <w:r>
+        <w:t xml:space="preserve">2.1.3.3 </w:t>
+      </w:r>
+      <w:bookmarkEnd w:id="27"/>
+      <w:r>
+        <w:t>Quy trình phê duyệt và ban hành kết quả</w:t>
+      </w:r>
+      <w:bookmarkEnd w:id="29"/>
+    </w:p>
+    <w:p>
+      <w:pPr>
+        <w:keepNext/>
+      </w:pPr>
+      <w:r>
+        <w:rPr>
+          <w:noProof/>
+        </w:rPr>
+        <w:drawing>
+          <wp:inline distT="0" distB="0" distL="0" distR="0" wp14:anchorId="52C0A8E2" wp14:editId="441BBA05">
+            <wp:extent cx="5731510" cy="767715"/>
+            <wp:effectExtent l="0" t="0" r="2540" b="0"/>
+            <wp:docPr id="1579081715" name="Picture 25"/>
+            <wp:cNvGraphicFramePr>
+              <a:graphicFrameLocks xmlns:a="http://schemas.openxmlformats.org/drawingml/2006/main" noChangeAspect="1"/>
+            </wp:cNvGraphicFramePr>
+            <a:graphic xmlns:a="http://schemas.openxmlformats.org/drawingml/2006/main">
+              <a:graphicData uri="http://schemas.openxmlformats.org/drawingml/2006/picture">
+                <pic:pic xmlns:pic="http://schemas.openxmlformats.org/drawingml/2006/picture">
+                  <pic:nvPicPr>
+                    <pic:cNvPr id="0" name="Picture 20"/>
+                    <pic:cNvPicPr>
+                      <a:picLocks noChangeAspect="1" noChangeArrowheads="1"/>
+                    </pic:cNvPicPr>
+                  </pic:nvPicPr>
+                  <pic:blipFill>
+                    <a:blip r:embed="rId11">
+                      <a:extLst>
+                        <a:ext uri="{28A0092B-C50C-407E-A947-70E740481C1C}">
+                          <a14:useLocalDpi xmlns:a14="http://schemas.microsoft.com/office/drawing/2010/main" val="0"/>
+                        </a:ext>
+                      </a:extLst>
+                    </a:blip>
+                    <a:srcRect/>
+                    <a:stretch>
+                      <a:fillRect/>
+                    </a:stretch>
+                  </pic:blipFill>
+                  <pic:spPr bwMode="auto">
+                    <a:xfrm>
+                      <a:off x="0" y="0"/>
+                      <a:ext cx="5731510" cy="767715"/>
+                    </a:xfrm>
+                    <a:prstGeom prst="rect">
+                      <a:avLst/>
+                    </a:prstGeom>
+                    <a:noFill/>
+                    <a:ln>
+                      <a:noFill/>
+                    </a:ln>
+                  </pic:spPr>
+                </pic:pic>
+              </a:graphicData>
+            </a:graphic>
+          </wp:inline>
+        </w:drawing>
+      </w:r>
+    </w:p>
+    <w:p>
+      <w:pPr>
+        <w:pStyle w:val="Caption"/>
+      </w:pPr>
+      <w:bookmarkStart w:id="30" w:name="_Toc236263982"/>
+      <w:r>
+        <w:t xml:space="preserve">Hình </w:t>
+      </w:r>
+      <w:r>
+        <w:fldChar w:fldCharType="begin"/>
+      </w:r>
+      <w:r>
+        <w:instrText xml:space="preserve"> SEQ Hình \* ARABIC </w:instrText>
+      </w:r>
+      <w:r>
+        <w:fldChar w:fldCharType="separate"/>
+      </w:r>
+      <w:r>
+        <w:rPr>
+          <w:noProof/>
+        </w:rPr>
+        <w:t>3</w:t>
+      </w:r>
+      <w:r>
+        <w:rPr>
+          <w:noProof/>
+        </w:rPr>
+        <w:fldChar w:fldCharType="end"/>
+      </w:r>
+      <w:r>
+        <w:t>. Quy trình phê duyệt và ban hành kết quả</w:t>
+      </w:r>
+      <w:bookmarkEnd w:id="30"/>
+    </w:p>
+    <w:p>
+      <w:pPr>
+        <w:jc w:val="both"/>
+      </w:pPr>
+      <w:r>
+        <w:lastRenderedPageBreak/>
+        <w:t>TÁC NHÂN THỰC HIỆN</w:t>
+      </w:r>
+    </w:p>
+    <w:p>
+      <w:pPr>
+        <w:ind w:firstLine="720"/>
+        <w:jc w:val="both"/>
+      </w:pPr>
+      <w:r>
+        <w:t>Cán bộ chuyên môn, lãnh đạo hoặc người có thẩm quyền phê duyệt, hệ thống ký số và hệ thống thông tin giải quyết thủ tục hành chính.</w:t>
+      </w:r>
+    </w:p>
+    <w:p>
+      <w:pPr>
+        <w:jc w:val="both"/>
+      </w:pPr>
+      <w:r>
+        <w:t>MÔ TẢ QUY TRÌNH</w:t>
+      </w:r>
+    </w:p>
+    <w:p>
+      <w:pPr>
+        <w:pStyle w:val="ListParagraph"/>
+        <w:numPr>
+          <w:ilvl w:val="0"/>
+          <w:numId w:val="17"/>
+        </w:numPr>
+        <w:jc w:val="both"/>
+      </w:pPr>
+      <w:r>
+        <w:t xml:space="preserve">Tiếp nhận kết quả xử lý: Bộ phận hoặc người có thẩm quyền nhận dự thảo kết quả do cán bộ chuyên môn chuyển đến. </w:t>
+      </w:r>
+    </w:p>
+    <w:p>
+      <w:pPr>
+        <w:pStyle w:val="ListParagraph"/>
+        <w:numPr>
+          <w:ilvl w:val="0"/>
+          <w:numId w:val="17"/>
+        </w:numPr>
+        <w:jc w:val="both"/>
+      </w:pPr>
+      <w:r>
+        <w:t xml:space="preserve">Kiểm tra nội dung: Nội dung dự thảo, thông tin hồ sơ và căn cứ xử lý được kiểm tra trước khi trình phê duyệt. </w:t>
+      </w:r>
+    </w:p>
+    <w:p>
+      <w:pPr>
+        <w:pStyle w:val="ListParagraph"/>
+        <w:numPr>
+          <w:ilvl w:val="0"/>
+          <w:numId w:val="17"/>
+        </w:numPr>
+        <w:jc w:val="both"/>
+      </w:pPr>
+      <w:r>
+        <w:t xml:space="preserve">Trình phê duyệt: Dự thảo kết quả được chuyển đến lãnh đạo hoặc người có thẩm quyền xem xét. </w:t>
+      </w:r>
+    </w:p>
+    <w:p>
+      <w:pPr>
+        <w:pStyle w:val="ListParagraph"/>
+        <w:numPr>
+          <w:ilvl w:val="0"/>
+          <w:numId w:val="17"/>
+        </w:numPr>
+        <w:jc w:val="both"/>
+      </w:pPr>
+      <w:r>
+        <w:t xml:space="preserve">Xem xét phê duyệt: Người có thẩm quyền đánh giá nội dung và quyết định chấp thuận hoặc trả lại để chỉnh sửa. </w:t>
+      </w:r>
+    </w:p>
+    <w:p>
+      <w:pPr>
+        <w:pStyle w:val="ListParagraph"/>
+        <w:numPr>
+          <w:ilvl w:val="0"/>
+          <w:numId w:val="17"/>
+        </w:numPr>
+        <w:jc w:val="both"/>
+      </w:pPr>
+      <w:r>
+        <w:t xml:space="preserve">Ký số hoặc ký duyệt: Trường hợp được chấp thuận, kết quả được ký số hoặc ký duyệt theo quy định. </w:t>
+      </w:r>
+    </w:p>
+    <w:p>
+      <w:pPr>
+        <w:pStyle w:val="ListParagraph"/>
+        <w:numPr>
+          <w:ilvl w:val="0"/>
+          <w:numId w:val="17"/>
+        </w:numPr>
+        <w:jc w:val="both"/>
+      </w:pPr>
+      <w:r>
+        <w:t>Ban hành kết quả: Hệ thống ghi nhận kết quả đã được ban hành và chuyển đến bộ phận trả kết quả.</w:t>
+      </w:r>
+    </w:p>
+    <w:p>
+      <w:pPr>
+        <w:jc w:val="both"/>
+      </w:pPr>
+      <w:r>
+        <w:t>ĐỐI TƯỢNG KHÁCH HÀNG</w:t>
+      </w:r>
+    </w:p>
+    <w:p>
+      <w:pPr>
+        <w:ind w:firstLine="720"/>
+        <w:jc w:val="both"/>
+      </w:pPr>
+      <w:r>
+        <w:t xml:space="preserve">Người dân hoặc tổ chức đang chờ nhận kết quả giải quyết thủ tục hành chính. </w:t>
+      </w:r>
+    </w:p>
+    <w:p>
+      <w:pPr>
+        <w:jc w:val="both"/>
+      </w:pPr>
+      <w:r>
+        <w:t>CÁC KẾT QUẢ CÓ THỂ XẢY RA</w:t>
+      </w:r>
+    </w:p>
+    <w:p>
+      <w:pPr>
+        <w:ind w:firstLine="720"/>
+        <w:jc w:val="both"/>
+      </w:pPr>
+      <w:r>
+        <w:t>Kết quả được phê duyệt, ký và ban hành; dự thảo bị trả lại để chỉnh sửa; hồ sơ cần xử lý lại; hoặc ban hành thông báo từ chối giải quyết nếu hồ sơ không đáp ứng điều kiện.</w:t>
+      </w:r>
+    </w:p>
+    <w:p>
+      <w:pPr>
+        <w:pStyle w:val="Heading5"/>
+      </w:pPr>
+      <w:bookmarkStart w:id="31" w:name="_Toc236264127"/>
+      <w:bookmarkStart w:id="32" w:name="_Toc236513300"/>
+      <w:r>
+        <w:t>2.1.3.4 Quy trình trả kết quả và thông báo</w:t>
+      </w:r>
+      <w:bookmarkEnd w:id="31"/>
+      <w:bookmarkEnd w:id="32"/>
+    </w:p>
+    <w:p>
+      <w:pPr>
+        <w:keepNext/>
+      </w:pPr>
+      <w:r>
+        <w:rPr>
+          <w:noProof/>
+        </w:rPr>
+        <w:drawing>
+          <wp:inline distT="0" distB="0" distL="0" distR="0" wp14:anchorId="76BC3C70" wp14:editId="2E6780BC">
+            <wp:extent cx="5731510" cy="767715"/>
+            <wp:effectExtent l="0" t="0" r="2540" b="0"/>
+            <wp:docPr id="1061067580" name="Picture 27"/>
+            <wp:cNvGraphicFramePr>
+              <a:graphicFrameLocks xmlns:a="http://schemas.openxmlformats.org/drawingml/2006/main" noChangeAspect="1"/>
+            </wp:cNvGraphicFramePr>
+            <a:graphic xmlns:a="http://schemas.openxmlformats.org/drawingml/2006/main">
+              <a:graphicData uri="http://schemas.openxmlformats.org/drawingml/2006/picture">
+                <pic:pic xmlns:pic="http://schemas.openxmlformats.org/drawingml/2006/picture">
+                  <pic:nvPicPr>
+                    <pic:cNvPr id="0" name="Picture 27"/>
+                    <pic:cNvPicPr>
+                      <a:picLocks noChangeAspect="1" noChangeArrowheads="1"/>
+                    </pic:cNvPicPr>
+                  </pic:nvPicPr>
+                  <pic:blipFill>
+                    <a:blip r:embed="rId12">
+                      <a:extLst>
+                        <a:ext uri="{28A0092B-C50C-407E-A947-70E740481C1C}">
+                          <a14:useLocalDpi xmlns:a14="http://schemas.microsoft.com/office/drawing/2010/main" val="0"/>
+                        </a:ext>
+                      </a:extLst>
+                    </a:blip>
+                    <a:srcRect/>
+                    <a:stretch>
+                      <a:fillRect/>
+                    </a:stretch>
+                  </pic:blipFill>
+                  <pic:spPr bwMode="auto">
+                    <a:xfrm>
+                      <a:off x="0" y="0"/>
+                      <a:ext cx="5731510" cy="767715"/>
+                    </a:xfrm>
+                    <a:prstGeom prst="rect">
+                      <a:avLst/>
+                    </a:prstGeom>
+                    <a:noFill/>
+                    <a:ln>
+                      <a:noFill/>
+                    </a:ln>
+                  </pic:spPr>
+                </pic:pic>
+              </a:graphicData>
+            </a:graphic>
+          </wp:inline>
+        </w:drawing>
+      </w:r>
+    </w:p>
+    <w:p>
+      <w:pPr>
+        <w:pStyle w:val="Caption"/>
+      </w:pPr>
+      <w:bookmarkStart w:id="33" w:name="_Toc236263983"/>
+      <w:r>
+        <w:t xml:space="preserve">Hình </w:t>
+      </w:r>
+      <w:r>
+        <w:fldChar w:fldCharType="begin"/>
+      </w:r>
+      <w:r>
+        <w:instrText xml:space="preserve"> SEQ Hình \* ARABIC </w:instrText>
+      </w:r>
+      <w:r>
+        <w:fldChar w:fldCharType="separate"/>
+      </w:r>
+      <w:r>
+        <w:rPr>
+          <w:noProof/>
+        </w:rPr>
+        <w:t>4</w:t>
+      </w:r>
+      <w:r>
+        <w:rPr>
+          <w:noProof/>
+        </w:rPr>
+        <w:fldChar w:fldCharType="end"/>
+      </w:r>
+      <w:r>
+        <w:t>. Quy trình trả kết quả và thông báo</w:t>
+      </w:r>
+      <w:bookmarkEnd w:id="33"/>
+    </w:p>
+    <w:p>
+      <w:pPr>
+        <w:jc w:val="both"/>
+      </w:pPr>
+      <w:r>
+        <w:t>TÁC NHÂN THỰC HIỆN</w:t>
+      </w:r>
+    </w:p>
+    <w:p>
+      <w:pPr>
+        <w:ind w:firstLine="720"/>
+        <w:jc w:val="both"/>
+      </w:pPr>
+      <w:r>
+        <w:t>Cán bộ tiếp nhận và trả kết quả, người dân hoặc tổ chức, hệ thống thông tin giải quyết thủ tục hành chính, hệ thống thanh toán và đơn vị bưu chính nếu có.</w:t>
+      </w:r>
+    </w:p>
+    <w:p>
+      <w:pPr>
+        <w:jc w:val="both"/>
+      </w:pPr>
+      <w:r>
+        <w:t>MÔ TẢ QUY TRÌNH</w:t>
+      </w:r>
+    </w:p>
+    <w:p>
+      <w:pPr>
+        <w:pStyle w:val="ListParagraph"/>
+        <w:numPr>
+          <w:ilvl w:val="0"/>
+          <w:numId w:val="18"/>
+        </w:numPr>
+        <w:jc w:val="both"/>
+      </w:pPr>
+      <w:r>
+        <w:lastRenderedPageBreak/>
+        <w:t xml:space="preserve">Nhận kết quả: Bộ phận tiếp nhận và trả kết quả nhận kết quả đã được phê duyệt và ban hành. </w:t>
+      </w:r>
+    </w:p>
+    <w:p>
+      <w:pPr>
+        <w:pStyle w:val="ListParagraph"/>
+        <w:numPr>
+          <w:ilvl w:val="0"/>
+          <w:numId w:val="18"/>
+        </w:numPr>
+        <w:jc w:val="both"/>
+      </w:pPr>
+      <w:r>
+        <w:t xml:space="preserve">Cập nhật trạng thái: Hệ thống cập nhật trạng thái hồ sơ sang đã có kết quả hoặc chờ trả kết quả. </w:t>
+      </w:r>
+    </w:p>
+    <w:p>
+      <w:pPr>
+        <w:pStyle w:val="ListParagraph"/>
+        <w:numPr>
+          <w:ilvl w:val="0"/>
+          <w:numId w:val="18"/>
+        </w:numPr>
+        <w:jc w:val="both"/>
+      </w:pPr>
+      <w:r>
+        <w:t xml:space="preserve">Thông báo kết quả: Hệ thống gửi thông báo cho người dân về tình trạng hồ sơ, thời gian và hình thức nhận kết quả. </w:t>
+      </w:r>
+    </w:p>
+    <w:p>
+      <w:pPr>
+        <w:pStyle w:val="ListParagraph"/>
+        <w:numPr>
+          <w:ilvl w:val="0"/>
+          <w:numId w:val="18"/>
+        </w:numPr>
+        <w:jc w:val="both"/>
+      </w:pPr>
+      <w:r>
+        <w:t xml:space="preserve">Xác nhận thanh toán: Trường hợp thủ tục có phí hoặc lệ phí, hệ thống hoặc cán bộ kiểm tra việc hoàn thành nghĩa vụ thanh toán. </w:t>
+      </w:r>
+    </w:p>
+    <w:p>
+      <w:pPr>
+        <w:pStyle w:val="ListParagraph"/>
+        <w:numPr>
+          <w:ilvl w:val="0"/>
+          <w:numId w:val="18"/>
+        </w:numPr>
+        <w:jc w:val="both"/>
+      </w:pPr>
+      <w:r>
+        <w:t xml:space="preserve">Trả kết quả: Kết quả được trả trực tuyến, trực tiếp tại Bộ phận Một cửa hoặc thông qua dịch vụ bưu chính. </w:t>
+      </w:r>
+    </w:p>
+    <w:p>
+      <w:pPr>
+        <w:pStyle w:val="ListParagraph"/>
+        <w:numPr>
+          <w:ilvl w:val="0"/>
+          <w:numId w:val="18"/>
+        </w:numPr>
+        <w:jc w:val="both"/>
+      </w:pPr>
+      <w:r>
+        <w:t>Lưu hồ sơ: Sau khi hoàn thành việc trả kết quả, hệ thống cập nhật trạng thái kết thúc và lưu trữ hồ sơ.</w:t>
+      </w:r>
+    </w:p>
+    <w:p>
+      <w:pPr>
+        <w:jc w:val="both"/>
+      </w:pPr>
+      <w:r>
+        <w:t>ĐỐI TƯỢNG KHÁCH HÀNG</w:t>
+      </w:r>
+    </w:p>
+    <w:p>
+      <w:pPr>
+        <w:ind w:firstLine="720"/>
+        <w:jc w:val="both"/>
+      </w:pPr>
+      <w:r>
+        <w:t>Người dân hoặc tổ chức có hồ sơ đã được giải quyết và đang chờ nhận kết quả.</w:t>
+      </w:r>
+    </w:p>
+    <w:p>
+      <w:pPr>
+        <w:jc w:val="both"/>
+      </w:pPr>
+      <w:r>
+        <w:t>CÁC KẾT QUẢ CÓ THỂ XẢY RA</w:t>
+      </w:r>
+    </w:p>
+    <w:p>
+      <w:pPr>
+        <w:ind w:firstLine="720"/>
+        <w:jc w:val="both"/>
+      </w:pPr>
+      <w:r>
+        <w:t>Kết quả được trả thành công; hồ sơ chờ người dân đến nhận; hồ sơ chưa được trả do chưa hoàn thành thanh toán; việc giao kết quả qua bưu chính không thành công; hoặc hồ sơ được đóng và lưu trữ sau khi hoàn tất.</w:t>
+      </w:r>
+    </w:p>
+    <w:p>
+      <w:pPr>
+        <w:pStyle w:val="Heading4"/>
+      </w:pPr>
+      <w:bookmarkStart w:id="34" w:name="_Toc236264128"/>
+      <w:bookmarkStart w:id="35" w:name="_Toc236513301"/>
+      <w:r>
+        <w:t>2.1.4 Quy trình hỗ trợ (Processs Support).</w:t>
+      </w:r>
+      <w:bookmarkEnd w:id="34"/>
+      <w:bookmarkEnd w:id="35"/>
+    </w:p>
+    <w:p>
+      <w:pPr>
+        <w:pStyle w:val="Heading3"/>
+      </w:pPr>
+      <w:bookmarkStart w:id="36" w:name="_Toc236264129"/>
+      <w:bookmarkStart w:id="37" w:name="_Toc236513302"/>
+      <w:r>
+        <w:t>2.2 Mô hình hóa quy trình quản lý (Processs Management).</w:t>
+      </w:r>
+      <w:bookmarkEnd w:id="36"/>
+      <w:bookmarkEnd w:id="37"/>
+    </w:p>
+    <w:p>
+      <w:pPr>
+        <w:pStyle w:val="Heading3"/>
+      </w:pPr>
+      <w:bookmarkStart w:id="38" w:name="_Toc236264130"/>
+      <w:bookmarkStart w:id="39" w:name="_Toc236513303"/>
+      <w:r>
+        <w:t>2.3 Mô hình hóa quy trình cốt lõi (Processs Core).</w:t>
+      </w:r>
+      <w:bookmarkEnd w:id="38"/>
+      <w:bookmarkEnd w:id="39"/>
+    </w:p>
+    <w:p>
+      <w:pPr>
+        <w:pStyle w:val="Heading4"/>
+      </w:pPr>
+      <w:bookmarkStart w:id="40" w:name="_Toc236513304"/>
+      <w:r>
+        <w:t>2.3.1 Mô hình hóa quy trình tiếp nhận hồ sơ</w:t>
+      </w:r>
+      <w:bookmarkEnd w:id="40"/>
+    </w:p>
+    <w:p>
+      <w:r>
+        <w:rPr>
+          <w:noProof/>
+        </w:rPr>
+        <w:drawing>
+          <wp:inline distT="0" distB="0" distL="0" distR="0" wp14:anchorId="53C28370" wp14:editId="6839430A">
+            <wp:extent cx="5731510" cy="1784350"/>
+            <wp:effectExtent l="0" t="0" r="2540" b="6350"/>
+            <wp:docPr id="864215819" name="Picture 1"/>
+            <wp:cNvGraphicFramePr>
+              <a:graphicFrameLocks xmlns:a="http://schemas.openxmlformats.org/drawingml/2006/main" noChangeAspect="1"/>
+            </wp:cNvGraphicFramePr>
+            <a:graphic xmlns:a="http://schemas.openxmlformats.org/drawingml/2006/main">
+              <a:graphicData uri="http://schemas.openxmlformats.org/drawingml/2006/picture">
+                <pic:pic xmlns:pic="http://schemas.openxmlformats.org/drawingml/2006/picture">
+                  <pic:nvPicPr>
+                    <pic:cNvPr id="864215819" name=""/>
+                    <pic:cNvPicPr/>
+                  </pic:nvPicPr>
+                  <pic:blipFill>
+                    <a:blip r:embed="rId13"/>
+                    <a:stretch>
+                      <a:fillRect/>
+                    </a:stretch>
+                  </pic:blipFill>
+                  <pic:spPr>
+                    <a:xfrm>
+                      <a:off x="0" y="0"/>
+                      <a:ext cx="5731510" cy="1784350"/>
+                    </a:xfrm>
+                    <a:prstGeom prst="rect">
+                      <a:avLst/>
+                    </a:prstGeom>
+                  </pic:spPr>
+                </pic:pic>
+              </a:graphicData>
+            </a:graphic>
+          </wp:inline>
+        </w:drawing>
+      </w:r>
+    </w:p>
+    <w:p>
+      <w:pPr>
+        <w:pStyle w:val="Caption"/>
+      </w:pPr>
+      <w:r>
+        <w:t xml:space="preserve">Hình </w:t>
+      </w:r>
+      <w:r>
+        <w:fldChar w:fldCharType="begin"/>
+      </w:r>
+      <w:r>
+        <w:instrText xml:space="preserve"> SEQ Hình \* ARABIC </w:instrText>
+      </w:r>
+      <w:r>
+        <w:fldChar w:fldCharType="separate"/>
+      </w:r>
+      <w:r>
+        <w:rPr>
+          <w:noProof/>
+        </w:rPr>
+        <w:t>5</w:t>
+      </w:r>
+      <w:r>
+        <w:rPr>
+          <w:noProof/>
+        </w:rPr>
+        <w:fldChar w:fldCharType="end"/>
+      </w:r>
+      <w:r>
+        <w:t>. Mô hình hóa q</w:t>
+      </w:r>
+      <w:r>
+        <w:t>uy trình tiếp nhận hồ sơ trực tiếp tại BNĐP</w:t>
+      </w:r>
+    </w:p>
+    <w:p>
+      <w:pPr>
+        <w:pStyle w:val="Heading5"/>
+      </w:pPr>
+      <w:bookmarkStart w:id="41" w:name="_Toc236513305"/>
+      <w:r>
+        <w:t>2.3.1.1 Mô tả quy trình hiện có</w:t>
+      </w:r>
+      <w:bookmarkEnd w:id="41"/>
+    </w:p>
+    <w:p>
+      <w:r>
+        <w:tab/>
+        <w:t>Bảng 2. Mô tả mô hình quy trình tiếp nhận hồ trực tiếp BNĐP</w:t>
+      </w:r>
+    </w:p>
+    <w:tbl>
+      <w:tblPr>
+        <w:tblStyle w:val="TableGrid"/>
+        <w:tblW w:w="10729" w:type="dxa"/>
+        <w:jc w:val="center"/>
+        <w:tblLayout w:type="fixed"/>
+        <w:tblLook w:val="04A0" w:firstRow="1" w:lastRow="0" w:firstColumn="1" w:lastColumn="0" w:noHBand="0" w:noVBand="1"/>
+      </w:tblPr>
+      <w:tblGrid>
+        <w:gridCol w:w="708"/>
+        <w:gridCol w:w="3247"/>
+        <w:gridCol w:w="2110"/>
+        <w:gridCol w:w="4664"/>
+      </w:tblGrid>
+      <w:tr>
+        <w:trPr>
+          <w:cantSplit/>
+          <w:tblHeader/>
+          <w:jc w:val="center"/>
+        </w:trPr>
+        <w:tc>
+          <w:tcPr>
+            <w:tcW w:w="708" w:type="dxa"/>
+            <w:shd w:val="clear" w:color="auto" w:fill="D9D9D9"/>
+            <w:tcMar>
+              <w:top w:w="110" w:type="dxa"/>
+              <w:left w:w="90" w:type="dxa"/>
+              <w:bottom w:w="110" w:type="dxa"/>
+              <w:right w:w="90" w:type="dxa"/>
+            </w:tcMar>
+            <w:vAlign w:val="center"/>
+          </w:tcPr>
+          <w:p>
+            <w:pPr>
+              <w:jc w:val="center"/>
+            </w:pPr>
+            <w:r>
+              <w:rPr>
+                <w:rFonts w:eastAsia="Times New Roman"/>
+                <w:b/>
+                <w:color w:val="000000"/>
+                <w:sz w:val="28"/>
+              </w:rPr>
+              <w:lastRenderedPageBreak/>
+              <w:t>STT</w:t>
+            </w:r>
+          </w:p>
+        </w:tc>
+        <w:tc>
+          <w:tcPr>
+            <w:tcW w:w="3247" w:type="dxa"/>
+            <w:shd w:val="clear" w:color="auto" w:fill="D9D9D9"/>
+            <w:tcMar>
+              <w:top w:w="110" w:type="dxa"/>
+              <w:left w:w="90" w:type="dxa"/>
+              <w:bottom w:w="110" w:type="dxa"/>
+              <w:right w:w="90" w:type="dxa"/>
+            </w:tcMar>
+            <w:vAlign w:val="center"/>
+          </w:tcPr>
+          <w:p>
+            <w:pPr>
+              <w:jc w:val="center"/>
+            </w:pPr>
+            <w:r>
+              <w:rPr>
+                <w:rFonts w:eastAsia="Times New Roman"/>
+                <w:b/>
+                <w:color w:val="000000"/>
+                <w:sz w:val="28"/>
+              </w:rPr>
+              <w:t>Bước</w:t>
+            </w:r>
+          </w:p>
+        </w:tc>
+        <w:tc>
+          <w:tcPr>
+            <w:tcW w:w="2110" w:type="dxa"/>
+            <w:shd w:val="clear" w:color="auto" w:fill="D9D9D9"/>
+            <w:tcMar>
+              <w:top w:w="110" w:type="dxa"/>
+              <w:left w:w="90" w:type="dxa"/>
+              <w:bottom w:w="110" w:type="dxa"/>
+              <w:right w:w="90" w:type="dxa"/>
+            </w:tcMar>
+            <w:vAlign w:val="center"/>
+          </w:tcPr>
+          <w:p>
+            <w:pPr>
+              <w:jc w:val="center"/>
+            </w:pPr>
+            <w:r>
+              <w:rPr>
+                <w:rFonts w:eastAsia="Times New Roman"/>
+                <w:b/>
+                <w:color w:val="000000"/>
+                <w:sz w:val="28"/>
+              </w:rPr>
+              <w:t>Tác nhân</w:t>
+            </w:r>
+          </w:p>
+        </w:tc>
+        <w:tc>
+          <w:tcPr>
+            <w:tcW w:w="4664" w:type="dxa"/>
+            <w:shd w:val="clear" w:color="auto" w:fill="D9D9D9"/>
+            <w:tcMar>
+              <w:top w:w="110" w:type="dxa"/>
+              <w:left w:w="90" w:type="dxa"/>
+              <w:bottom w:w="110" w:type="dxa"/>
+              <w:right w:w="90" w:type="dxa"/>
+            </w:tcMar>
+            <w:vAlign w:val="center"/>
+          </w:tcPr>
+          <w:p>
+            <w:pPr>
+              <w:jc w:val="center"/>
+            </w:pPr>
+            <w:r>
+              <w:rPr>
+                <w:rFonts w:eastAsia="Times New Roman"/>
+                <w:b/>
+                <w:color w:val="000000"/>
+                <w:sz w:val="28"/>
+              </w:rPr>
+              <w:t>Mô tả</w:t>
+            </w:r>
+          </w:p>
+        </w:tc>
+      </w:tr>
+      <w:tr>
+        <w:trPr>
+          <w:cantSplit/>
+          <w:jc w:val="center"/>
+        </w:trPr>
+        <w:tc>
+          <w:tcPr>
+            <w:tcW w:w="708" w:type="dxa"/>
+            <w:tcMar>
+              <w:top w:w="95" w:type="dxa"/>
+              <w:left w:w="95" w:type="dxa"/>
+              <w:bottom w:w="95" w:type="dxa"/>
+              <w:right w:w="95" w:type="dxa"/>
+            </w:tcMar>
+          </w:tcPr>
+          <w:p>
+            <w:pPr>
+              <w:jc w:val="center"/>
+            </w:pPr>
+            <w:r>
+              <w:rPr>
+                <w:rFonts w:eastAsia="Times New Roman"/>
+                <w:color w:val="000000"/>
+                <w:sz w:val="23"/>
+              </w:rPr>
+              <w:t>1</w:t>
+            </w:r>
+          </w:p>
+        </w:tc>
+        <w:tc>
+          <w:tcPr>
+            <w:tcW w:w="3247" w:type="dxa"/>
+            <w:tcMar>
+              <w:top w:w="95" w:type="dxa"/>
+              <w:left w:w="95" w:type="dxa"/>
+              <w:bottom w:w="95" w:type="dxa"/>
+              <w:right w:w="95" w:type="dxa"/>
+            </w:tcMar>
+          </w:tcPr>
+          <w:p>
+            <w:pPr>
+              <w:spacing w:line="264" w:lineRule="auto"/>
+            </w:pPr>
+            <w:r>
+              <w:rPr>
+                <w:rFonts w:eastAsia="Times New Roman"/>
+                <w:color w:val="000000"/>
+                <w:sz w:val="23"/>
+              </w:rPr>
+              <w:t>B1: Cá nhân/tổ chức nộp hồ sơ</w:t>
+            </w:r>
+          </w:p>
+        </w:tc>
+        <w:tc>
+          <w:tcPr>
+            <w:tcW w:w="2110" w:type="dxa"/>
+            <w:tcMar>
+              <w:top w:w="95" w:type="dxa"/>
+              <w:left w:w="95" w:type="dxa"/>
+              <w:bottom w:w="95" w:type="dxa"/>
+              <w:right w:w="95" w:type="dxa"/>
+            </w:tcMar>
+          </w:tcPr>
+          <w:p>
+            <w:pPr>
+              <w:spacing w:line="264" w:lineRule="auto"/>
+            </w:pPr>
+            <w:r>
+              <w:rPr>
+                <w:rFonts w:eastAsia="Times New Roman"/>
+                <w:color w:val="000000"/>
+                <w:sz w:val="23"/>
+              </w:rPr>
+              <w:t>Cá nhân/Tổ chức</w:t>
+            </w:r>
+          </w:p>
+        </w:tc>
+        <w:tc>
+          <w:tcPr>
+            <w:tcW w:w="4664" w:type="dxa"/>
+            <w:tcMar>
+              <w:top w:w="95" w:type="dxa"/>
+              <w:left w:w="95" w:type="dxa"/>
+              <w:bottom w:w="95" w:type="dxa"/>
+              <w:right w:w="95" w:type="dxa"/>
+            </w:tcMar>
+          </w:tcPr>
+          <w:p>
+            <w:pPr>
+              <w:spacing w:line="269" w:lineRule="auto"/>
+              <w:jc w:val="both"/>
+            </w:pPr>
+            <w:r>
+              <w:rPr>
+                <w:rFonts w:eastAsia="Times New Roman"/>
+                <w:color w:val="000000"/>
+                <w:sz w:val="23"/>
+              </w:rPr>
+              <w:t>Cá nhân hoặc tổ chức chuẩn bị hồ sơ theo thành phần quy định và nộp trực tiếp tại Bộ phận Một cửa. Hồ sơ bao gồm đơn đề nghị, giấy tờ pháp lý và các tài liệu chuyên ngành có liên quan đến thủ tục hành chính cần giải quyết.</w:t>
+            </w:r>
+          </w:p>
+        </w:tc>
+      </w:tr>
+      <w:tr>
+        <w:trPr>
+          <w:cantSplit/>
+          <w:jc w:val="center"/>
+        </w:trPr>
+        <w:tc>
+          <w:tcPr>
+            <w:tcW w:w="708" w:type="dxa"/>
+            <w:tcMar>
+              <w:top w:w="95" w:type="dxa"/>
+              <w:left w:w="95" w:type="dxa"/>
+              <w:bottom w:w="95" w:type="dxa"/>
+              <w:right w:w="95" w:type="dxa"/>
+            </w:tcMar>
+          </w:tcPr>
+          <w:p>
+            <w:pPr>
+              <w:jc w:val="center"/>
+            </w:pPr>
+            <w:r>
+              <w:rPr>
+                <w:rFonts w:eastAsia="Times New Roman"/>
+                <w:color w:val="000000"/>
+                <w:sz w:val="23"/>
+              </w:rPr>
+              <w:t>2</w:t>
+            </w:r>
+          </w:p>
+        </w:tc>
+        <w:tc>
+          <w:tcPr>
+            <w:tcW w:w="3247" w:type="dxa"/>
+            <w:tcMar>
+              <w:top w:w="95" w:type="dxa"/>
+              <w:left w:w="95" w:type="dxa"/>
+              <w:bottom w:w="95" w:type="dxa"/>
+              <w:right w:w="95" w:type="dxa"/>
+            </w:tcMar>
+          </w:tcPr>
+          <w:p>
+            <w:pPr>
+              <w:spacing w:line="264" w:lineRule="auto"/>
+            </w:pPr>
+            <w:r>
+              <w:rPr>
+                <w:rFonts w:eastAsia="Times New Roman"/>
+                <w:color w:val="000000"/>
+                <w:sz w:val="23"/>
+              </w:rPr>
+              <w:t>B2: Tiếp nhận hồ sơ và thông tin người nộp</w:t>
+            </w:r>
+          </w:p>
+        </w:tc>
+        <w:tc>
+          <w:tcPr>
+            <w:tcW w:w="2110" w:type="dxa"/>
+            <w:tcMar>
+              <w:top w:w="95" w:type="dxa"/>
+              <w:left w:w="95" w:type="dxa"/>
+              <w:bottom w:w="95" w:type="dxa"/>
+              <w:right w:w="95" w:type="dxa"/>
+            </w:tcMar>
+          </w:tcPr>
+          <w:p>
+            <w:pPr>
+              <w:spacing w:line="264" w:lineRule="auto"/>
+            </w:pPr>
+            <w:r>
+              <w:rPr>
+                <w:rFonts w:eastAsia="Times New Roman"/>
+                <w:color w:val="000000"/>
+                <w:sz w:val="23"/>
+              </w:rPr>
+              <w:t>Cán bộ một cửa</w:t>
+            </w:r>
+          </w:p>
+        </w:tc>
+        <w:tc>
+          <w:tcPr>
+            <w:tcW w:w="4664" w:type="dxa"/>
+            <w:tcMar>
+              <w:top w:w="95" w:type="dxa"/>
+              <w:left w:w="95" w:type="dxa"/>
+              <w:bottom w:w="95" w:type="dxa"/>
+              <w:right w:w="95" w:type="dxa"/>
+            </w:tcMar>
+          </w:tcPr>
+          <w:p>
+            <w:pPr>
+              <w:spacing w:line="269" w:lineRule="auto"/>
+              <w:jc w:val="both"/>
+            </w:pPr>
+            <w:r>
+              <w:rPr>
+                <w:rFonts w:eastAsia="Times New Roman"/>
+                <w:color w:val="000000"/>
+                <w:sz w:val="23"/>
+              </w:rPr>
+              <w:t>Cán bộ một cửa tiếp nhận hồ sơ, kiểm tra sơ bộ thông tin người nộp và xác định thủ tục hành chính mà cá nhân hoặc tổ chức yêu cầu giải quyết. Thông tin liên hệ của người nộp được ghi nhận để phục vụ việc thông báo và trả kết quả.</w:t>
+            </w:r>
+          </w:p>
+        </w:tc>
+      </w:tr>
+      <w:tr>
+        <w:trPr>
+          <w:cantSplit/>
+          <w:jc w:val="center"/>
+        </w:trPr>
+        <w:tc>
+          <w:tcPr>
+            <w:tcW w:w="708" w:type="dxa"/>
+            <w:tcMar>
+              <w:top w:w="95" w:type="dxa"/>
+              <w:left w:w="95" w:type="dxa"/>
+              <w:bottom w:w="95" w:type="dxa"/>
+              <w:right w:w="95" w:type="dxa"/>
+            </w:tcMar>
+          </w:tcPr>
+          <w:p>
+            <w:pPr>
+              <w:jc w:val="center"/>
+            </w:pPr>
+            <w:r>
+              <w:rPr>
+                <w:rFonts w:eastAsia="Times New Roman"/>
+                <w:color w:val="000000"/>
+                <w:sz w:val="23"/>
+              </w:rPr>
+              <w:t>3</w:t>
+            </w:r>
+          </w:p>
+        </w:tc>
+        <w:tc>
+          <w:tcPr>
+            <w:tcW w:w="3247" w:type="dxa"/>
+            <w:tcMar>
+              <w:top w:w="95" w:type="dxa"/>
+              <w:left w:w="95" w:type="dxa"/>
+              <w:bottom w:w="95" w:type="dxa"/>
+              <w:right w:w="95" w:type="dxa"/>
+            </w:tcMar>
+          </w:tcPr>
+          <w:p>
+            <w:pPr>
+              <w:spacing w:line="264" w:lineRule="auto"/>
+            </w:pPr>
+            <w:r>
+              <w:rPr>
+                <w:rFonts w:eastAsia="Times New Roman"/>
+                <w:color w:val="000000"/>
+                <w:sz w:val="23"/>
+              </w:rPr>
+              <w:t>B3: Kiểm tra tài khoản Cổng DVCQG</w:t>
+            </w:r>
+          </w:p>
+        </w:tc>
+        <w:tc>
+          <w:tcPr>
+            <w:tcW w:w="2110" w:type="dxa"/>
+            <w:tcMar>
+              <w:top w:w="95" w:type="dxa"/>
+              <w:left w:w="95" w:type="dxa"/>
+              <w:bottom w:w="95" w:type="dxa"/>
+              <w:right w:w="95" w:type="dxa"/>
+            </w:tcMar>
+          </w:tcPr>
+          <w:p>
+            <w:pPr>
+              <w:spacing w:line="264" w:lineRule="auto"/>
+            </w:pPr>
+            <w:r>
+              <w:rPr>
+                <w:rFonts w:eastAsia="Times New Roman"/>
+                <w:color w:val="000000"/>
+                <w:sz w:val="23"/>
+              </w:rPr>
+              <w:t>Cán bộ một cửa; Hệ thống</w:t>
+            </w:r>
+          </w:p>
+        </w:tc>
+        <w:tc>
+          <w:tcPr>
+            <w:tcW w:w="4664" w:type="dxa"/>
+            <w:tcMar>
+              <w:top w:w="95" w:type="dxa"/>
+              <w:left w:w="95" w:type="dxa"/>
+              <w:bottom w:w="95" w:type="dxa"/>
+              <w:right w:w="95" w:type="dxa"/>
+            </w:tcMar>
+          </w:tcPr>
+          <w:p>
+            <w:pPr>
+              <w:spacing w:line="269" w:lineRule="auto"/>
+              <w:jc w:val="both"/>
+            </w:pPr>
+            <w:r>
+              <w:rPr>
+                <w:rFonts w:eastAsia="Times New Roman"/>
+                <w:color w:val="000000"/>
+                <w:sz w:val="23"/>
+              </w:rPr>
+              <w:t>Cán bộ sử dụng số định danh cá nhân, số căn cước công dân, số hộ chiếu, mã số thuế hoặc mã số doanh nghiệp để kiểm tra cá nhân hoặc tổ chức đã có tài khoản trên Cổng Dịch vụ công quốc gia hay chưa.</w:t>
+            </w:r>
+          </w:p>
+        </w:tc>
+      </w:tr>
+      <w:tr>
+        <w:trPr>
+          <w:cantSplit/>
+          <w:jc w:val="center"/>
+        </w:trPr>
+        <w:tc>
+          <w:tcPr>
+            <w:tcW w:w="708" w:type="dxa"/>
+            <w:tcMar>
+              <w:top w:w="95" w:type="dxa"/>
+              <w:left w:w="95" w:type="dxa"/>
+              <w:bottom w:w="95" w:type="dxa"/>
+              <w:right w:w="95" w:type="dxa"/>
+            </w:tcMar>
+          </w:tcPr>
+          <w:p>
+            <w:pPr>
+              <w:jc w:val="center"/>
+            </w:pPr>
+            <w:r>
+              <w:rPr>
+                <w:rFonts w:eastAsia="Times New Roman"/>
+                <w:color w:val="000000"/>
+                <w:sz w:val="23"/>
+              </w:rPr>
+              <w:t>4</w:t>
+            </w:r>
+          </w:p>
+        </w:tc>
+        <w:tc>
+          <w:tcPr>
+            <w:tcW w:w="3247" w:type="dxa"/>
+            <w:tcMar>
+              <w:top w:w="95" w:type="dxa"/>
+              <w:left w:w="95" w:type="dxa"/>
+              <w:bottom w:w="95" w:type="dxa"/>
+              <w:right w:w="95" w:type="dxa"/>
+            </w:tcMar>
+          </w:tcPr>
+          <w:p>
+            <w:pPr>
+              <w:spacing w:line="264" w:lineRule="auto"/>
+            </w:pPr>
+            <w:r>
+              <w:rPr>
+                <w:rFonts w:eastAsia="Times New Roman"/>
+                <w:color w:val="000000"/>
+                <w:sz w:val="23"/>
+              </w:rPr>
+              <w:t>B4: Hỗ trợ tạo tài khoản Cổng DVCQG</w:t>
+            </w:r>
+          </w:p>
+        </w:tc>
+        <w:tc>
+          <w:tcPr>
+            <w:tcW w:w="2110" w:type="dxa"/>
+            <w:tcMar>
+              <w:top w:w="95" w:type="dxa"/>
+              <w:left w:w="95" w:type="dxa"/>
+              <w:bottom w:w="95" w:type="dxa"/>
+              <w:right w:w="95" w:type="dxa"/>
+            </w:tcMar>
+          </w:tcPr>
+          <w:p>
+            <w:pPr>
+              <w:spacing w:line="264" w:lineRule="auto"/>
+            </w:pPr>
+            <w:r>
+              <w:rPr>
+                <w:rFonts w:eastAsia="Times New Roman"/>
+                <w:color w:val="000000"/>
+                <w:sz w:val="23"/>
+              </w:rPr>
+              <w:t>Cán bộ một cửa; Cá nhân/Tổ chức</w:t>
+            </w:r>
+          </w:p>
+        </w:tc>
+        <w:tc>
+          <w:tcPr>
+            <w:tcW w:w="4664" w:type="dxa"/>
+            <w:tcMar>
+              <w:top w:w="95" w:type="dxa"/>
+              <w:left w:w="95" w:type="dxa"/>
+              <w:bottom w:w="95" w:type="dxa"/>
+              <w:right w:w="95" w:type="dxa"/>
+            </w:tcMar>
+          </w:tcPr>
+          <w:p>
+            <w:pPr>
+              <w:spacing w:line="269" w:lineRule="auto"/>
+              <w:jc w:val="both"/>
+            </w:pPr>
+            <w:r>
+              <w:rPr>
+                <w:rFonts w:eastAsia="Times New Roman"/>
+                <w:color w:val="000000"/>
+                <w:sz w:val="23"/>
+              </w:rPr>
+              <w:t>Trường hợp người nộp chưa có tài khoản, cán bộ hướng dẫn hoặc hỗ trợ đăng ký tài khoản trên Cổng Dịch vụ công quốc gia. Tài khoản được sử dụng để theo dõi trạng thái hồ sơ, nhận thông báo và khai thác các dịch vụ công trực tuyến.</w:t>
+            </w:r>
+          </w:p>
+        </w:tc>
+      </w:tr>
+      <w:tr>
+        <w:trPr>
+          <w:cantSplit/>
+          <w:jc w:val="center"/>
+        </w:trPr>
+        <w:tc>
+          <w:tcPr>
+            <w:tcW w:w="708" w:type="dxa"/>
+            <w:tcMar>
+              <w:top w:w="95" w:type="dxa"/>
+              <w:left w:w="95" w:type="dxa"/>
+              <w:bottom w:w="95" w:type="dxa"/>
+              <w:right w:w="95" w:type="dxa"/>
+            </w:tcMar>
+          </w:tcPr>
+          <w:p>
+            <w:pPr>
+              <w:jc w:val="center"/>
+            </w:pPr>
+            <w:r>
+              <w:rPr>
+                <w:rFonts w:eastAsia="Times New Roman"/>
+                <w:color w:val="000000"/>
+                <w:sz w:val="23"/>
+              </w:rPr>
+              <w:t>5</w:t>
+            </w:r>
+          </w:p>
+        </w:tc>
+        <w:tc>
+          <w:tcPr>
+            <w:tcW w:w="3247" w:type="dxa"/>
+            <w:tcMar>
+              <w:top w:w="95" w:type="dxa"/>
+              <w:left w:w="95" w:type="dxa"/>
+              <w:bottom w:w="95" w:type="dxa"/>
+              <w:right w:w="95" w:type="dxa"/>
+            </w:tcMar>
+          </w:tcPr>
+          <w:p>
+            <w:pPr>
+              <w:spacing w:line="264" w:lineRule="auto"/>
+            </w:pPr>
+            <w:r>
+              <w:rPr>
+                <w:rFonts w:eastAsia="Times New Roman"/>
+                <w:color w:val="000000"/>
+                <w:sz w:val="23"/>
+              </w:rPr>
+              <w:t>B5: Kiểm tra tài khoản trên HTTT giải quyết TTHC</w:t>
+            </w:r>
+          </w:p>
+        </w:tc>
+        <w:tc>
+          <w:tcPr>
+            <w:tcW w:w="2110" w:type="dxa"/>
+            <w:tcMar>
+              <w:top w:w="95" w:type="dxa"/>
+              <w:left w:w="95" w:type="dxa"/>
+              <w:bottom w:w="95" w:type="dxa"/>
+              <w:right w:w="95" w:type="dxa"/>
+            </w:tcMar>
+          </w:tcPr>
+          <w:p>
+            <w:pPr>
+              <w:spacing w:line="264" w:lineRule="auto"/>
+            </w:pPr>
+            <w:r>
+              <w:rPr>
+                <w:rFonts w:eastAsia="Times New Roman"/>
+                <w:color w:val="000000"/>
+                <w:sz w:val="23"/>
+              </w:rPr>
+              <w:t>Cán bộ một cửa; Hệ thống</w:t>
+            </w:r>
+          </w:p>
+        </w:tc>
+        <w:tc>
+          <w:tcPr>
+            <w:tcW w:w="4664" w:type="dxa"/>
+            <w:tcMar>
+              <w:top w:w="95" w:type="dxa"/>
+              <w:left w:w="95" w:type="dxa"/>
+              <w:bottom w:w="95" w:type="dxa"/>
+              <w:right w:w="95" w:type="dxa"/>
+            </w:tcMar>
+          </w:tcPr>
+          <w:p>
+            <w:pPr>
+              <w:spacing w:line="269" w:lineRule="auto"/>
+              <w:jc w:val="both"/>
+            </w:pPr>
+            <w:r>
+              <w:rPr>
+                <w:rFonts w:eastAsia="Times New Roman"/>
+                <w:color w:val="000000"/>
+                <w:sz w:val="23"/>
+              </w:rPr>
+              <w:t>Sau khi kiểm tra tài khoản Cổng Dịch vụ công quốc gia, cán bộ hoặc hệ thống tiếp tục xác định cá nhân, tổ chức đã có tài khoản trên Hệ thống thông tin giải quyết thủ tục hành chính của Bộ, ngành, địa phương hay chưa.</w:t>
+            </w:r>
+          </w:p>
+        </w:tc>
+      </w:tr>
+      <w:tr>
+        <w:trPr>
+          <w:cantSplit/>
+          <w:jc w:val="center"/>
+        </w:trPr>
+        <w:tc>
+          <w:tcPr>
+            <w:tcW w:w="708" w:type="dxa"/>
+            <w:tcMar>
+              <w:top w:w="95" w:type="dxa"/>
+              <w:left w:w="95" w:type="dxa"/>
+              <w:bottom w:w="95" w:type="dxa"/>
+              <w:right w:w="95" w:type="dxa"/>
+            </w:tcMar>
+          </w:tcPr>
+          <w:p>
+            <w:pPr>
+              <w:jc w:val="center"/>
+            </w:pPr>
+            <w:r>
+              <w:rPr>
+                <w:rFonts w:eastAsia="Times New Roman"/>
+                <w:color w:val="000000"/>
+                <w:sz w:val="23"/>
+              </w:rPr>
+              <w:t>6</w:t>
+            </w:r>
+          </w:p>
+        </w:tc>
+        <w:tc>
+          <w:tcPr>
+            <w:tcW w:w="3247" w:type="dxa"/>
+            <w:tcMar>
+              <w:top w:w="95" w:type="dxa"/>
+              <w:left w:w="95" w:type="dxa"/>
+              <w:bottom w:w="95" w:type="dxa"/>
+              <w:right w:w="95" w:type="dxa"/>
+            </w:tcMar>
+          </w:tcPr>
+          <w:p>
+            <w:pPr>
+              <w:spacing w:line="264" w:lineRule="auto"/>
+            </w:pPr>
+            <w:r>
+              <w:rPr>
+                <w:rFonts w:eastAsia="Times New Roman"/>
+                <w:color w:val="000000"/>
+                <w:sz w:val="23"/>
+              </w:rPr>
+              <w:t>B6: Tạo và liên kết tài khoản</w:t>
+            </w:r>
+          </w:p>
+        </w:tc>
+        <w:tc>
+          <w:tcPr>
+            <w:tcW w:w="2110" w:type="dxa"/>
+            <w:tcMar>
+              <w:top w:w="95" w:type="dxa"/>
+              <w:left w:w="95" w:type="dxa"/>
+              <w:bottom w:w="95" w:type="dxa"/>
+              <w:right w:w="95" w:type="dxa"/>
+            </w:tcMar>
+          </w:tcPr>
+          <w:p>
+            <w:pPr>
+              <w:spacing w:line="264" w:lineRule="auto"/>
+            </w:pPr>
+            <w:r>
+              <w:rPr>
+                <w:rFonts w:eastAsia="Times New Roman"/>
+                <w:color w:val="000000"/>
+                <w:sz w:val="23"/>
+              </w:rPr>
+              <w:t>Hệ thống; Cán bộ một cửa</w:t>
+            </w:r>
+          </w:p>
+        </w:tc>
+        <w:tc>
+          <w:tcPr>
+            <w:tcW w:w="4664" w:type="dxa"/>
+            <w:tcMar>
+              <w:top w:w="95" w:type="dxa"/>
+              <w:left w:w="95" w:type="dxa"/>
+              <w:bottom w:w="95" w:type="dxa"/>
+              <w:right w:w="95" w:type="dxa"/>
+            </w:tcMar>
+          </w:tcPr>
+          <w:p>
+            <w:pPr>
+              <w:spacing w:line="269" w:lineRule="auto"/>
+              <w:jc w:val="both"/>
+            </w:pPr>
+            <w:r>
+              <w:rPr>
+                <w:rFonts w:eastAsia="Times New Roman"/>
+                <w:color w:val="000000"/>
+                <w:sz w:val="23"/>
+              </w:rPr>
+              <w:t>Nếu người nộp chưa có tài khoản trên hệ thống của Bộ, ngành, địa phương, hệ thống tạo tài khoản tương ứng và liên kết với tài khoản Cổng Dịch vụ công quốc gia thông qua thông tin định danh duy nhất của cá nhân hoặc tổ chức.</w:t>
+            </w:r>
+          </w:p>
+        </w:tc>
+      </w:tr>
+      <w:tr>
+        <w:trPr>
+          <w:cantSplit/>
+          <w:jc w:val="center"/>
+        </w:trPr>
+        <w:tc>
+          <w:tcPr>
+            <w:tcW w:w="708" w:type="dxa"/>
+            <w:tcMar>
+              <w:top w:w="95" w:type="dxa"/>
+              <w:left w:w="95" w:type="dxa"/>
+              <w:bottom w:w="95" w:type="dxa"/>
+              <w:right w:w="95" w:type="dxa"/>
+            </w:tcMar>
+          </w:tcPr>
+          <w:p>
+            <w:pPr>
+              <w:jc w:val="center"/>
+            </w:pPr>
+            <w:r>
+              <w:rPr>
+                <w:rFonts w:eastAsia="Times New Roman"/>
+                <w:color w:val="000000"/>
+                <w:sz w:val="23"/>
+              </w:rPr>
+              <w:t>7</w:t>
+            </w:r>
+          </w:p>
+        </w:tc>
+        <w:tc>
+          <w:tcPr>
+            <w:tcW w:w="3247" w:type="dxa"/>
+            <w:tcMar>
+              <w:top w:w="95" w:type="dxa"/>
+              <w:left w:w="95" w:type="dxa"/>
+              <w:bottom w:w="95" w:type="dxa"/>
+              <w:right w:w="95" w:type="dxa"/>
+            </w:tcMar>
+          </w:tcPr>
+          <w:p>
+            <w:pPr>
+              <w:spacing w:line="264" w:lineRule="auto"/>
+            </w:pPr>
+            <w:r>
+              <w:rPr>
+                <w:rFonts w:eastAsia="Times New Roman"/>
+                <w:color w:val="000000"/>
+                <w:sz w:val="23"/>
+              </w:rPr>
+              <w:t>B7: Nhập thông tin hồ sơ vào hệ thống</w:t>
+            </w:r>
+          </w:p>
+        </w:tc>
+        <w:tc>
+          <w:tcPr>
+            <w:tcW w:w="2110" w:type="dxa"/>
+            <w:tcMar>
+              <w:top w:w="95" w:type="dxa"/>
+              <w:left w:w="95" w:type="dxa"/>
+              <w:bottom w:w="95" w:type="dxa"/>
+              <w:right w:w="95" w:type="dxa"/>
+            </w:tcMar>
+          </w:tcPr>
+          <w:p>
+            <w:pPr>
+              <w:spacing w:line="264" w:lineRule="auto"/>
+            </w:pPr>
+            <w:r>
+              <w:rPr>
+                <w:rFonts w:eastAsia="Times New Roman"/>
+                <w:color w:val="000000"/>
+                <w:sz w:val="23"/>
+              </w:rPr>
+              <w:t>Cán bộ một cửa</w:t>
+            </w:r>
+          </w:p>
+        </w:tc>
+        <w:tc>
+          <w:tcPr>
+            <w:tcW w:w="4664" w:type="dxa"/>
+            <w:tcMar>
+              <w:top w:w="95" w:type="dxa"/>
+              <w:left w:w="95" w:type="dxa"/>
+              <w:bottom w:w="95" w:type="dxa"/>
+              <w:right w:w="95" w:type="dxa"/>
+            </w:tcMar>
+          </w:tcPr>
+          <w:p>
+            <w:pPr>
+              <w:spacing w:line="269" w:lineRule="auto"/>
+              <w:jc w:val="both"/>
+            </w:pPr>
+            <w:r>
+              <w:rPr>
+                <w:rFonts w:eastAsia="Times New Roman"/>
+                <w:color w:val="000000"/>
+                <w:sz w:val="23"/>
+              </w:rPr>
+              <w:t>Cán bộ nhập các thông tin cơ bản của hồ sơ như người nộp, chủ hồ sơ, tên thủ tục hành chính, thời gian tiếp nhận, hình thức nộp hồ sơ, thông tin liên hệ và các dữ liệu cần thiết khác.</w:t>
+            </w:r>
+          </w:p>
+        </w:tc>
+      </w:tr>
+      <w:tr>
+        <w:trPr>
+          <w:cantSplit/>
+          <w:jc w:val="center"/>
+        </w:trPr>
+        <w:tc>
+          <w:tcPr>
+            <w:tcW w:w="708" w:type="dxa"/>
+            <w:tcMar>
+              <w:top w:w="95" w:type="dxa"/>
+              <w:left w:w="95" w:type="dxa"/>
+              <w:bottom w:w="95" w:type="dxa"/>
+              <w:right w:w="95" w:type="dxa"/>
+            </w:tcMar>
+          </w:tcPr>
+          <w:p>
+            <w:pPr>
+              <w:jc w:val="center"/>
+            </w:pPr>
+            <w:r>
+              <w:rPr>
+                <w:rFonts w:eastAsia="Times New Roman"/>
+                <w:color w:val="000000"/>
+                <w:sz w:val="23"/>
+              </w:rPr>
+              <w:lastRenderedPageBreak/>
+              <w:t>8</w:t>
+            </w:r>
+          </w:p>
+        </w:tc>
+        <w:tc>
+          <w:tcPr>
+            <w:tcW w:w="3247" w:type="dxa"/>
+            <w:tcMar>
+              <w:top w:w="95" w:type="dxa"/>
+              <w:left w:w="95" w:type="dxa"/>
+              <w:bottom w:w="95" w:type="dxa"/>
+              <w:right w:w="95" w:type="dxa"/>
+            </w:tcMar>
+          </w:tcPr>
+          <w:p>
+            <w:pPr>
+              <w:spacing w:line="264" w:lineRule="auto"/>
+            </w:pPr>
+            <w:r>
+              <w:rPr>
+                <w:rFonts w:eastAsia="Times New Roman"/>
+                <w:color w:val="000000"/>
+                <w:sz w:val="23"/>
+              </w:rPr>
+              <w:t>B8: Kiểm tra thành phần, số lượng và tính hợp lệ</w:t>
+            </w:r>
+          </w:p>
+        </w:tc>
+        <w:tc>
+          <w:tcPr>
+            <w:tcW w:w="2110" w:type="dxa"/>
+            <w:tcMar>
+              <w:top w:w="95" w:type="dxa"/>
+              <w:left w:w="95" w:type="dxa"/>
+              <w:bottom w:w="95" w:type="dxa"/>
+              <w:right w:w="95" w:type="dxa"/>
+            </w:tcMar>
+          </w:tcPr>
+          <w:p>
+            <w:pPr>
+              <w:spacing w:line="264" w:lineRule="auto"/>
+            </w:pPr>
+            <w:r>
+              <w:rPr>
+                <w:rFonts w:eastAsia="Times New Roman"/>
+                <w:color w:val="000000"/>
+                <w:sz w:val="23"/>
+              </w:rPr>
+              <w:t>Cán bộ một cửa</w:t>
+            </w:r>
+          </w:p>
+        </w:tc>
+        <w:tc>
+          <w:tcPr>
+            <w:tcW w:w="4664" w:type="dxa"/>
+            <w:tcMar>
+              <w:top w:w="95" w:type="dxa"/>
+              <w:left w:w="95" w:type="dxa"/>
+              <w:bottom w:w="95" w:type="dxa"/>
+              <w:right w:w="95" w:type="dxa"/>
+            </w:tcMar>
+          </w:tcPr>
+          <w:p>
+            <w:pPr>
+              <w:spacing w:line="269" w:lineRule="auto"/>
+              <w:jc w:val="both"/>
+            </w:pPr>
+            <w:r>
+              <w:rPr>
+                <w:rFonts w:eastAsia="Times New Roman"/>
+                <w:color w:val="000000"/>
+                <w:sz w:val="23"/>
+              </w:rPr>
+              <w:t>Cán bộ đối chiếu hồ sơ thực tế với thành phần hồ sơ theo quy định. Nội dung kiểm tra bao gồm số lượng tài liệu, mức độ đầy đủ, tính chính xác, tính hợp lệ và việc hồ sơ có thuộc thẩm quyền giải quyết của cơ quan hay không.</w:t>
+            </w:r>
+          </w:p>
+        </w:tc>
+      </w:tr>
+      <w:tr>
+        <w:trPr>
+          <w:cantSplit/>
+          <w:jc w:val="center"/>
+        </w:trPr>
+        <w:tc>
+          <w:tcPr>
+            <w:tcW w:w="708" w:type="dxa"/>
+            <w:tcMar>
+              <w:top w:w="95" w:type="dxa"/>
+              <w:left w:w="95" w:type="dxa"/>
+              <w:bottom w:w="95" w:type="dxa"/>
+              <w:right w:w="95" w:type="dxa"/>
+            </w:tcMar>
+          </w:tcPr>
+          <w:p>
+            <w:pPr>
+              <w:jc w:val="center"/>
+            </w:pPr>
+            <w:r>
+              <w:rPr>
+                <w:rFonts w:eastAsia="Times New Roman"/>
+                <w:color w:val="000000"/>
+                <w:sz w:val="23"/>
+              </w:rPr>
+              <w:t>9</w:t>
+            </w:r>
+          </w:p>
+        </w:tc>
+        <w:tc>
+          <w:tcPr>
+            <w:tcW w:w="3247" w:type="dxa"/>
+            <w:tcMar>
+              <w:top w:w="95" w:type="dxa"/>
+              <w:left w:w="95" w:type="dxa"/>
+              <w:bottom w:w="95" w:type="dxa"/>
+              <w:right w:w="95" w:type="dxa"/>
+            </w:tcMar>
+          </w:tcPr>
+          <w:p>
+            <w:pPr>
+              <w:spacing w:line="264" w:lineRule="auto"/>
+            </w:pPr>
+            <w:r>
+              <w:rPr>
+                <w:rFonts w:eastAsia="Times New Roman"/>
+                <w:color w:val="000000"/>
+                <w:sz w:val="23"/>
+              </w:rPr>
+              <w:t>B9: Xử lý kết quả kiểm tra hồ sơ</w:t>
+            </w:r>
+          </w:p>
+        </w:tc>
+        <w:tc>
+          <w:tcPr>
+            <w:tcW w:w="2110" w:type="dxa"/>
+            <w:tcMar>
+              <w:top w:w="95" w:type="dxa"/>
+              <w:left w:w="95" w:type="dxa"/>
+              <w:bottom w:w="95" w:type="dxa"/>
+              <w:right w:w="95" w:type="dxa"/>
+            </w:tcMar>
+          </w:tcPr>
+          <w:p>
+            <w:pPr>
+              <w:spacing w:line="264" w:lineRule="auto"/>
+            </w:pPr>
+            <w:r>
+              <w:rPr>
+                <w:rFonts w:eastAsia="Times New Roman"/>
+                <w:color w:val="000000"/>
+                <w:sz w:val="23"/>
+              </w:rPr>
+              <w:t>Cán bộ một cửa; Cá nhân/Tổ chức</w:t>
+            </w:r>
+          </w:p>
+        </w:tc>
+        <w:tc>
+          <w:tcPr>
+            <w:tcW w:w="4664" w:type="dxa"/>
+            <w:tcMar>
+              <w:top w:w="95" w:type="dxa"/>
+              <w:left w:w="95" w:type="dxa"/>
+              <w:bottom w:w="95" w:type="dxa"/>
+              <w:right w:w="95" w:type="dxa"/>
+            </w:tcMar>
+          </w:tcPr>
+          <w:p>
+            <w:pPr>
+              <w:spacing w:after="40" w:line="269" w:lineRule="auto"/>
+              <w:jc w:val="both"/>
+            </w:pPr>
+            <w:r>
+              <w:rPr>
+                <w:rFonts w:eastAsia="Times New Roman"/>
+                <w:color w:val="000000"/>
+                <w:sz w:val="23"/>
+              </w:rPr>
+              <w:t>Sau khi kiểm tra, hồ sơ được xử lý theo một trong ba trường hợp:</w:t>
+            </w:r>
+          </w:p>
+          <w:p>
+            <w:pPr>
+              <w:pStyle w:val="CellBullet"/>
+              <w:jc w:val="both"/>
+            </w:pPr>
+            <w:r>
+              <w:rPr>
+                <w:b/>
+                <w:color w:val="000000"/>
+              </w:rPr>
+              <w:t xml:space="preserve">Hồ sơ đầy đủ, hợp lệ: </w:t>
+            </w:r>
+            <w:r>
+              <w:rPr>
+                <w:color w:val="000000"/>
+              </w:rPr>
+              <w:t>Cán bộ xác nhận hồ sơ đủ điều kiện tiếp nhận và chuyển sang bước kiểm tra chứng thực điện tử.</w:t>
+            </w:r>
+          </w:p>
+          <w:p>
+            <w:pPr>
+              <w:pStyle w:val="CellBullet"/>
+              <w:jc w:val="both"/>
+            </w:pPr>
+            <w:r>
+              <w:rPr>
+                <w:b/>
+                <w:color w:val="000000"/>
+              </w:rPr>
+              <w:t xml:space="preserve">Hồ sơ cần bổ sung, hoàn thiện: </w:t>
+            </w:r>
+            <w:r>
+              <w:rPr>
+                <w:color w:val="000000"/>
+              </w:rPr>
+              <w:t>Cán bộ ghi rõ nội dung còn thiếu, lập Phiếu yêu cầu bổ sung và thông báo cho cá nhân hoặc tổ chức. Sau khi bổ sung, hồ sơ quay lại bước 8 để kiểm tra lại.</w:t>
+            </w:r>
+          </w:p>
+          <w:p>
+            <w:pPr>
+              <w:pStyle w:val="CellBullet"/>
+              <w:jc w:val="both"/>
+            </w:pPr>
+            <w:r>
+              <w:rPr>
+                <w:b/>
+                <w:color w:val="000000"/>
+              </w:rPr>
+              <w:t xml:space="preserve">Hồ sơ không hợp lệ hoặc không thuộc thẩm quyền: </w:t>
+            </w:r>
+            <w:r>
+              <w:rPr>
+                <w:color w:val="000000"/>
+              </w:rPr>
+              <w:t>Cán bộ lập Phiếu từ chối tiếp nhận, ghi rõ lý do hoặc hướng dẫn người nộp đến cơ quan có thẩm quyền; quy trình kết thúc tại nhánh này.</w:t>
+            </w:r>
+          </w:p>
+        </w:tc>
+      </w:tr>
+      <w:tr>
+        <w:trPr>
+          <w:cantSplit/>
+          <w:jc w:val="center"/>
+        </w:trPr>
+        <w:tc>
+          <w:tcPr>
+            <w:tcW w:w="708" w:type="dxa"/>
+            <w:tcMar>
+              <w:top w:w="95" w:type="dxa"/>
+              <w:left w:w="95" w:type="dxa"/>
+              <w:bottom w:w="95" w:type="dxa"/>
+              <w:right w:w="95" w:type="dxa"/>
+            </w:tcMar>
+          </w:tcPr>
+          <w:p>
+            <w:pPr>
+              <w:jc w:val="center"/>
+            </w:pPr>
+            <w:r>
+              <w:rPr>
+                <w:rFonts w:eastAsia="Times New Roman"/>
+                <w:color w:val="000000"/>
+                <w:sz w:val="23"/>
+              </w:rPr>
+              <w:t>10</w:t>
+            </w:r>
+          </w:p>
+        </w:tc>
+        <w:tc>
+          <w:tcPr>
+            <w:tcW w:w="3247" w:type="dxa"/>
+            <w:tcMar>
+              <w:top w:w="95" w:type="dxa"/>
+              <w:left w:w="95" w:type="dxa"/>
+              <w:bottom w:w="95" w:type="dxa"/>
+              <w:right w:w="95" w:type="dxa"/>
+            </w:tcMar>
+          </w:tcPr>
+          <w:p>
+            <w:pPr>
+              <w:spacing w:line="264" w:lineRule="auto"/>
+            </w:pPr>
+            <w:r>
+              <w:rPr>
+                <w:rFonts w:eastAsia="Times New Roman"/>
+                <w:color w:val="000000"/>
+                <w:sz w:val="23"/>
+              </w:rPr>
+              <w:t>B10: Kiểm tra chứng thực điện tử</w:t>
+            </w:r>
+          </w:p>
+        </w:tc>
+        <w:tc>
+          <w:tcPr>
+            <w:tcW w:w="2110" w:type="dxa"/>
+            <w:tcMar>
+              <w:top w:w="95" w:type="dxa"/>
+              <w:left w:w="95" w:type="dxa"/>
+              <w:bottom w:w="95" w:type="dxa"/>
+              <w:right w:w="95" w:type="dxa"/>
+            </w:tcMar>
+          </w:tcPr>
+          <w:p>
+            <w:pPr>
+              <w:spacing w:line="264" w:lineRule="auto"/>
+            </w:pPr>
+            <w:r>
+              <w:rPr>
+                <w:rFonts w:eastAsia="Times New Roman"/>
+                <w:color w:val="000000"/>
+                <w:sz w:val="23"/>
+              </w:rPr>
+              <w:t>Cán bộ một cửa</w:t>
+            </w:r>
+          </w:p>
+        </w:tc>
+        <w:tc>
+          <w:tcPr>
+            <w:tcW w:w="4664" w:type="dxa"/>
+            <w:tcMar>
+              <w:top w:w="95" w:type="dxa"/>
+              <w:left w:w="95" w:type="dxa"/>
+              <w:bottom w:w="95" w:type="dxa"/>
+              <w:right w:w="95" w:type="dxa"/>
+            </w:tcMar>
+          </w:tcPr>
+          <w:p>
+            <w:pPr>
+              <w:spacing w:line="269" w:lineRule="auto"/>
+              <w:jc w:val="both"/>
+            </w:pPr>
+            <w:r>
+              <w:rPr>
+                <w:rFonts w:eastAsia="Times New Roman"/>
+                <w:color w:val="000000"/>
+                <w:sz w:val="23"/>
+              </w:rPr>
+              <w:t>Đối với hồ sơ đầy đủ và hợp lệ, cán bộ kiểm tra các giấy tờ, tài liệu đã có dữ liệu điện tử hoặc đã được chứng thực điện tử hay chưa. Tài liệu điện tử hợp lệ có thể được khai thác, tái sử dụng mà người nộp không phải cung cấp lại.</w:t>
+            </w:r>
+          </w:p>
+        </w:tc>
+      </w:tr>
+      <w:tr>
+        <w:trPr>
+          <w:cantSplit/>
+          <w:jc w:val="center"/>
+        </w:trPr>
+        <w:tc>
+          <w:tcPr>
+            <w:tcW w:w="708" w:type="dxa"/>
+            <w:tcMar>
+              <w:top w:w="95" w:type="dxa"/>
+              <w:left w:w="95" w:type="dxa"/>
+              <w:bottom w:w="95" w:type="dxa"/>
+              <w:right w:w="95" w:type="dxa"/>
+            </w:tcMar>
+          </w:tcPr>
+          <w:p>
+            <w:pPr>
+              <w:jc w:val="center"/>
+            </w:pPr>
+            <w:r>
+              <w:rPr>
+                <w:rFonts w:eastAsia="Times New Roman"/>
+                <w:color w:val="000000"/>
+                <w:sz w:val="23"/>
+              </w:rPr>
+              <w:t>11</w:t>
+            </w:r>
+          </w:p>
+        </w:tc>
+        <w:tc>
+          <w:tcPr>
+            <w:tcW w:w="3247" w:type="dxa"/>
+            <w:tcMar>
+              <w:top w:w="95" w:type="dxa"/>
+              <w:left w:w="95" w:type="dxa"/>
+              <w:bottom w:w="95" w:type="dxa"/>
+              <w:right w:w="95" w:type="dxa"/>
+            </w:tcMar>
+          </w:tcPr>
+          <w:p>
+            <w:pPr>
+              <w:spacing w:line="264" w:lineRule="auto"/>
+            </w:pPr>
+            <w:r>
+              <w:rPr>
+                <w:rFonts w:eastAsia="Times New Roman"/>
+                <w:color w:val="000000"/>
+                <w:sz w:val="23"/>
+              </w:rPr>
+              <w:t>B11: Scan, số hóa và chứng thực điện tử</w:t>
+            </w:r>
+          </w:p>
+        </w:tc>
+        <w:tc>
+          <w:tcPr>
+            <w:tcW w:w="2110" w:type="dxa"/>
+            <w:tcMar>
+              <w:top w:w="95" w:type="dxa"/>
+              <w:left w:w="95" w:type="dxa"/>
+              <w:bottom w:w="95" w:type="dxa"/>
+              <w:right w:w="95" w:type="dxa"/>
+            </w:tcMar>
+          </w:tcPr>
+          <w:p>
+            <w:pPr>
+              <w:spacing w:line="264" w:lineRule="auto"/>
+            </w:pPr>
+            <w:r>
+              <w:rPr>
+                <w:rFonts w:eastAsia="Times New Roman"/>
+                <w:color w:val="000000"/>
+                <w:sz w:val="23"/>
+              </w:rPr>
+              <w:t>Cán bộ một cửa; Cán bộ chứng thực</w:t>
+            </w:r>
+          </w:p>
+        </w:tc>
+        <w:tc>
+          <w:tcPr>
+            <w:tcW w:w="4664" w:type="dxa"/>
+            <w:tcMar>
+              <w:top w:w="95" w:type="dxa"/>
+              <w:left w:w="95" w:type="dxa"/>
+              <w:bottom w:w="95" w:type="dxa"/>
+              <w:right w:w="95" w:type="dxa"/>
+            </w:tcMar>
+          </w:tcPr>
+          <w:p>
+            <w:pPr>
+              <w:spacing w:line="269" w:lineRule="auto"/>
+              <w:jc w:val="both"/>
+            </w:pPr>
+            <w:r>
+              <w:rPr>
+                <w:rFonts w:eastAsia="Times New Roman"/>
+                <w:color w:val="000000"/>
+                <w:sz w:val="23"/>
+              </w:rPr>
+              <w:t>Đối với giấy tờ chưa có dữ liệu điện tử, cán bộ thực hiện scan hoặc sao chụp, tải tệp lên hệ thống và chuyển chứng thực điện tử khi cần thiết. Tài liệu số hóa phải bảo đảm đầy đủ, toàn vẹn, chính xác và thống nhất với bản giấy.</w:t>
+            </w:r>
+          </w:p>
+        </w:tc>
+      </w:tr>
+      <w:tr>
+        <w:trPr>
+          <w:cantSplit/>
+          <w:jc w:val="center"/>
+        </w:trPr>
+        <w:tc>
+          <w:tcPr>
+            <w:tcW w:w="708" w:type="dxa"/>
+            <w:tcMar>
+              <w:top w:w="95" w:type="dxa"/>
+              <w:left w:w="95" w:type="dxa"/>
+              <w:bottom w:w="95" w:type="dxa"/>
+              <w:right w:w="95" w:type="dxa"/>
+            </w:tcMar>
+          </w:tcPr>
+          <w:p>
+            <w:pPr>
+              <w:jc w:val="center"/>
+            </w:pPr>
+            <w:r>
+              <w:rPr>
+                <w:rFonts w:eastAsia="Times New Roman"/>
+                <w:color w:val="000000"/>
+                <w:sz w:val="23"/>
+              </w:rPr>
+              <w:t>12</w:t>
+            </w:r>
+          </w:p>
+        </w:tc>
+        <w:tc>
+          <w:tcPr>
+            <w:tcW w:w="3247" w:type="dxa"/>
+            <w:tcMar>
+              <w:top w:w="95" w:type="dxa"/>
+              <w:left w:w="95" w:type="dxa"/>
+              <w:bottom w:w="95" w:type="dxa"/>
+              <w:right w:w="95" w:type="dxa"/>
+            </w:tcMar>
+          </w:tcPr>
+          <w:p>
+            <w:pPr>
+              <w:spacing w:line="264" w:lineRule="auto"/>
+            </w:pPr>
+            <w:r>
+              <w:rPr>
+                <w:rFonts w:eastAsia="Times New Roman"/>
+                <w:color w:val="000000"/>
+                <w:sz w:val="23"/>
+              </w:rPr>
+              <w:t>B12: Ghi nhận hình thức nhận kết quả</w:t>
+            </w:r>
+          </w:p>
+        </w:tc>
+        <w:tc>
+          <w:tcPr>
+            <w:tcW w:w="2110" w:type="dxa"/>
+            <w:tcMar>
+              <w:top w:w="95" w:type="dxa"/>
+              <w:left w:w="95" w:type="dxa"/>
+              <w:bottom w:w="95" w:type="dxa"/>
+              <w:right w:w="95" w:type="dxa"/>
+            </w:tcMar>
+          </w:tcPr>
+          <w:p>
+            <w:pPr>
+              <w:spacing w:line="264" w:lineRule="auto"/>
+            </w:pPr>
+            <w:r>
+              <w:rPr>
+                <w:rFonts w:eastAsia="Times New Roman"/>
+                <w:color w:val="000000"/>
+                <w:sz w:val="23"/>
+              </w:rPr>
+              <w:t>Cá nhân/Tổ chức; Cán bộ một cửa</w:t>
+            </w:r>
+          </w:p>
+        </w:tc>
+        <w:tc>
+          <w:tcPr>
+            <w:tcW w:w="4664" w:type="dxa"/>
+            <w:tcMar>
+              <w:top w:w="95" w:type="dxa"/>
+              <w:left w:w="95" w:type="dxa"/>
+              <w:bottom w:w="95" w:type="dxa"/>
+              <w:right w:w="95" w:type="dxa"/>
+            </w:tcMar>
+          </w:tcPr>
+          <w:p>
+            <w:pPr>
+              <w:spacing w:line="269" w:lineRule="auto"/>
+              <w:jc w:val="both"/>
+            </w:pPr>
+            <w:r>
+              <w:rPr>
+                <w:rFonts w:eastAsia="Times New Roman"/>
+                <w:color w:val="000000"/>
+                <w:sz w:val="23"/>
+              </w:rPr>
+              <w:t>Cá nhân hoặc tổ chức lựa chọn nhận kết quả trực tiếp tại Bộ phận Một cửa, nhận trực tuyến hoặc nhận tại nhà qua dịch vụ bưu chính công ích. Cán bộ ghi nhận hình thức đã lựa chọn và cập nhật thông tin người nhận trên hệ thống.</w:t>
+            </w:r>
+          </w:p>
+        </w:tc>
+      </w:tr>
+      <w:tr>
+        <w:trPr>
+          <w:cantSplit/>
+          <w:jc w:val="center"/>
+        </w:trPr>
+        <w:tc>
+          <w:tcPr>
+            <w:tcW w:w="708" w:type="dxa"/>
+            <w:tcMar>
+              <w:top w:w="95" w:type="dxa"/>
+              <w:left w:w="95" w:type="dxa"/>
+              <w:bottom w:w="95" w:type="dxa"/>
+              <w:right w:w="95" w:type="dxa"/>
+            </w:tcMar>
+          </w:tcPr>
+          <w:p>
+            <w:pPr>
+              <w:jc w:val="center"/>
+            </w:pPr>
+            <w:r>
+              <w:rPr>
+                <w:rFonts w:eastAsia="Times New Roman"/>
+                <w:color w:val="000000"/>
+                <w:sz w:val="23"/>
+              </w:rPr>
+              <w:t>13</w:t>
+            </w:r>
+          </w:p>
+        </w:tc>
+        <w:tc>
+          <w:tcPr>
+            <w:tcW w:w="3247" w:type="dxa"/>
+            <w:tcMar>
+              <w:top w:w="95" w:type="dxa"/>
+              <w:left w:w="95" w:type="dxa"/>
+              <w:bottom w:w="95" w:type="dxa"/>
+              <w:right w:w="95" w:type="dxa"/>
+            </w:tcMar>
+          </w:tcPr>
+          <w:p>
+            <w:pPr>
+              <w:spacing w:line="264" w:lineRule="auto"/>
+            </w:pPr>
+            <w:r>
+              <w:rPr>
+                <w:rFonts w:eastAsia="Times New Roman"/>
+                <w:color w:val="000000"/>
+                <w:sz w:val="23"/>
+              </w:rPr>
+              <w:t>B13: Lưu hồ sơ, cấp mã và cập nhật trạng thái</w:t>
+            </w:r>
+          </w:p>
+        </w:tc>
+        <w:tc>
+          <w:tcPr>
+            <w:tcW w:w="2110" w:type="dxa"/>
+            <w:tcMar>
+              <w:top w:w="95" w:type="dxa"/>
+              <w:left w:w="95" w:type="dxa"/>
+              <w:bottom w:w="95" w:type="dxa"/>
+              <w:right w:w="95" w:type="dxa"/>
+            </w:tcMar>
+          </w:tcPr>
+          <w:p>
+            <w:pPr>
+              <w:spacing w:line="264" w:lineRule="auto"/>
+            </w:pPr>
+            <w:r>
+              <w:rPr>
+                <w:rFonts w:eastAsia="Times New Roman"/>
+                <w:color w:val="000000"/>
+                <w:sz w:val="23"/>
+              </w:rPr>
+              <w:t>Cán bộ một cửa; Hệ thống</w:t>
+            </w:r>
+          </w:p>
+        </w:tc>
+        <w:tc>
+          <w:tcPr>
+            <w:tcW w:w="4664" w:type="dxa"/>
+            <w:tcMar>
+              <w:top w:w="95" w:type="dxa"/>
+              <w:left w:w="95" w:type="dxa"/>
+              <w:bottom w:w="95" w:type="dxa"/>
+              <w:right w:w="95" w:type="dxa"/>
+            </w:tcMar>
+          </w:tcPr>
+          <w:p>
+            <w:pPr>
+              <w:spacing w:line="269" w:lineRule="auto"/>
+              <w:jc w:val="both"/>
+            </w:pPr>
+            <w:r>
+              <w:rPr>
+                <w:rFonts w:eastAsia="Times New Roman"/>
+                <w:color w:val="000000"/>
+                <w:sz w:val="23"/>
+              </w:rPr>
+              <w:t>Cán bộ kiểm tra lại các thông tin đã nhập và thực hiện lưu hồ sơ. Hệ thống cấp mã hồ sơ để phục vụ tra cứu, theo dõi; đồng thời cập nhật trạng thái của hồ sơ trong quá trình tiếp nhận và giải quyết.</w:t>
+            </w:r>
+          </w:p>
+        </w:tc>
+      </w:tr>
+      <w:tr>
+        <w:trPr>
+          <w:cantSplit/>
+          <w:jc w:val="center"/>
+        </w:trPr>
+        <w:tc>
+          <w:tcPr>
+            <w:tcW w:w="708" w:type="dxa"/>
+            <w:tcMar>
+              <w:top w:w="95" w:type="dxa"/>
+              <w:left w:w="95" w:type="dxa"/>
+              <w:bottom w:w="95" w:type="dxa"/>
+              <w:right w:w="95" w:type="dxa"/>
+            </w:tcMar>
+          </w:tcPr>
+          <w:p>
+            <w:pPr>
+              <w:jc w:val="center"/>
+            </w:pPr>
+            <w:r>
+              <w:rPr>
+                <w:rFonts w:eastAsia="Times New Roman"/>
+                <w:color w:val="000000"/>
+                <w:sz w:val="23"/>
+              </w:rPr>
+              <w:lastRenderedPageBreak/>
+              <w:t>14</w:t>
+            </w:r>
+          </w:p>
+        </w:tc>
+        <w:tc>
+          <w:tcPr>
+            <w:tcW w:w="3247" w:type="dxa"/>
+            <w:tcMar>
+              <w:top w:w="95" w:type="dxa"/>
+              <w:left w:w="95" w:type="dxa"/>
+              <w:bottom w:w="95" w:type="dxa"/>
+              <w:right w:w="95" w:type="dxa"/>
+            </w:tcMar>
+          </w:tcPr>
+          <w:p>
+            <w:pPr>
+              <w:spacing w:line="264" w:lineRule="auto"/>
+            </w:pPr>
+            <w:r>
+              <w:rPr>
+                <w:rFonts w:eastAsia="Times New Roman"/>
+                <w:color w:val="000000"/>
+                <w:sz w:val="23"/>
+              </w:rPr>
+              <w:t>B14: In hoặc gửi Phiếu tiếp nhận và hẹn trả kết quả</w:t>
+            </w:r>
+          </w:p>
+        </w:tc>
+        <w:tc>
+          <w:tcPr>
+            <w:tcW w:w="2110" w:type="dxa"/>
+            <w:tcMar>
+              <w:top w:w="95" w:type="dxa"/>
+              <w:left w:w="95" w:type="dxa"/>
+              <w:bottom w:w="95" w:type="dxa"/>
+              <w:right w:w="95" w:type="dxa"/>
+            </w:tcMar>
+          </w:tcPr>
+          <w:p>
+            <w:pPr>
+              <w:spacing w:line="264" w:lineRule="auto"/>
+            </w:pPr>
+            <w:r>
+              <w:rPr>
+                <w:rFonts w:eastAsia="Times New Roman"/>
+                <w:color w:val="000000"/>
+                <w:sz w:val="23"/>
+              </w:rPr>
+              <w:t>Cán bộ một cửa; Hệ thống</w:t>
+            </w:r>
+          </w:p>
+        </w:tc>
+        <w:tc>
+          <w:tcPr>
+            <w:tcW w:w="4664" w:type="dxa"/>
+            <w:tcMar>
+              <w:top w:w="95" w:type="dxa"/>
+              <w:left w:w="95" w:type="dxa"/>
+              <w:bottom w:w="95" w:type="dxa"/>
+              <w:right w:w="95" w:type="dxa"/>
+            </w:tcMar>
+          </w:tcPr>
+          <w:p>
+            <w:pPr>
+              <w:spacing w:line="269" w:lineRule="auto"/>
+              <w:jc w:val="both"/>
+            </w:pPr>
+            <w:r>
+              <w:rPr>
+                <w:rFonts w:eastAsia="Times New Roman"/>
+                <w:color w:val="000000"/>
+                <w:sz w:val="23"/>
+              </w:rPr>
+              <w:t>Sau khi lưu hồ sơ thành công, cán bộ in hoặc gửi Phiếu tiếp nhận và hẹn trả kết quả cho người nộp. Phiếu thể hiện mã hồ sơ, ngày tiếp nhận, thời hạn giải quyết, cơ quan xử lý và hình thức nhận kết quả.</w:t>
+            </w:r>
+          </w:p>
+        </w:tc>
+      </w:tr>
+      <w:tr>
+        <w:trPr>
+          <w:cantSplit/>
+          <w:jc w:val="center"/>
+        </w:trPr>
+        <w:tc>
+          <w:tcPr>
+            <w:tcW w:w="708" w:type="dxa"/>
+            <w:tcMar>
+              <w:top w:w="95" w:type="dxa"/>
+              <w:left w:w="95" w:type="dxa"/>
+              <w:bottom w:w="95" w:type="dxa"/>
+              <w:right w:w="95" w:type="dxa"/>
+            </w:tcMar>
+          </w:tcPr>
+          <w:p>
+            <w:pPr>
+              <w:jc w:val="center"/>
+            </w:pPr>
+            <w:r>
+              <w:rPr>
+                <w:rFonts w:eastAsia="Times New Roman"/>
+                <w:color w:val="000000"/>
+                <w:sz w:val="23"/>
+              </w:rPr>
+              <w:t>15</w:t>
+            </w:r>
+          </w:p>
+        </w:tc>
+        <w:tc>
+          <w:tcPr>
+            <w:tcW w:w="3247" w:type="dxa"/>
+            <w:tcMar>
+              <w:top w:w="95" w:type="dxa"/>
+              <w:left w:w="95" w:type="dxa"/>
+              <w:bottom w:w="95" w:type="dxa"/>
+              <w:right w:w="95" w:type="dxa"/>
+            </w:tcMar>
+          </w:tcPr>
+          <w:p>
+            <w:pPr>
+              <w:spacing w:line="264" w:lineRule="auto"/>
+            </w:pPr>
+            <w:r>
+              <w:rPr>
+                <w:rFonts w:eastAsia="Times New Roman"/>
+                <w:color w:val="000000"/>
+                <w:sz w:val="23"/>
+              </w:rPr>
+              <w:t>B15: Chuyển hồ sơ đến đơn vị chuyên môn</w:t>
+            </w:r>
+          </w:p>
+        </w:tc>
+        <w:tc>
+          <w:tcPr>
+            <w:tcW w:w="2110" w:type="dxa"/>
+            <w:tcMar>
+              <w:top w:w="95" w:type="dxa"/>
+              <w:left w:w="95" w:type="dxa"/>
+              <w:bottom w:w="95" w:type="dxa"/>
+              <w:right w:w="95" w:type="dxa"/>
+            </w:tcMar>
+          </w:tcPr>
+          <w:p>
+            <w:pPr>
+              <w:spacing w:line="264" w:lineRule="auto"/>
+            </w:pPr>
+            <w:r>
+              <w:rPr>
+                <w:rFonts w:eastAsia="Times New Roman"/>
+                <w:color w:val="000000"/>
+                <w:sz w:val="23"/>
+              </w:rPr>
+              <w:t>Cán bộ một cửa; Hệ thống</w:t>
+            </w:r>
+          </w:p>
+        </w:tc>
+        <w:tc>
+          <w:tcPr>
+            <w:tcW w:w="4664" w:type="dxa"/>
+            <w:tcMar>
+              <w:top w:w="95" w:type="dxa"/>
+              <w:left w:w="95" w:type="dxa"/>
+              <w:bottom w:w="95" w:type="dxa"/>
+              <w:right w:w="95" w:type="dxa"/>
+            </w:tcMar>
+          </w:tcPr>
+          <w:p>
+            <w:pPr>
+              <w:spacing w:line="269" w:lineRule="auto"/>
+              <w:jc w:val="both"/>
+            </w:pPr>
+            <w:r>
+              <w:rPr>
+                <w:rFonts w:eastAsia="Times New Roman"/>
+                <w:color w:val="000000"/>
+                <w:sz w:val="23"/>
+              </w:rPr>
+              <w:t>Cán bộ một cửa chuyển hồ sơ điện tử và các tài liệu có liên quan đến cán bộ hoặc đơn vị chuyên môn có trách nhiệm xử lý. Hệ thống ghi nhận việc chuyển hồ sơ và cập nhật hồ sơ sang trạng thái đang xử lý.</w:t>
+            </w:r>
+          </w:p>
+        </w:tc>
+      </w:tr>
+      <w:tr>
+        <w:trPr>
+          <w:cantSplit/>
+          <w:jc w:val="center"/>
+        </w:trPr>
+        <w:tc>
+          <w:tcPr>
+            <w:tcW w:w="708" w:type="dxa"/>
+            <w:tcMar>
+              <w:top w:w="95" w:type="dxa"/>
+              <w:left w:w="95" w:type="dxa"/>
+              <w:bottom w:w="95" w:type="dxa"/>
+              <w:right w:w="95" w:type="dxa"/>
+            </w:tcMar>
+          </w:tcPr>
+          <w:p>
+            <w:pPr>
+              <w:jc w:val="center"/>
+            </w:pPr>
+            <w:r>
+              <w:rPr>
+                <w:rFonts w:eastAsia="Times New Roman"/>
+                <w:color w:val="000000"/>
+                <w:sz w:val="23"/>
+              </w:rPr>
+              <w:t>16</w:t>
+            </w:r>
+          </w:p>
+        </w:tc>
+        <w:tc>
+          <w:tcPr>
+            <w:tcW w:w="3247" w:type="dxa"/>
+            <w:tcMar>
+              <w:top w:w="95" w:type="dxa"/>
+              <w:left w:w="95" w:type="dxa"/>
+              <w:bottom w:w="95" w:type="dxa"/>
+              <w:right w:w="95" w:type="dxa"/>
+            </w:tcMar>
+          </w:tcPr>
+          <w:p>
+            <w:pPr>
+              <w:spacing w:line="264" w:lineRule="auto"/>
+            </w:pPr>
+            <w:r>
+              <w:rPr>
+                <w:rFonts w:eastAsia="Times New Roman"/>
+                <w:color w:val="000000"/>
+                <w:sz w:val="23"/>
+              </w:rPr>
+              <w:t>B16: Kiểm tra, thẩm định và xử lý hồ sơ</w:t>
+            </w:r>
+          </w:p>
+        </w:tc>
+        <w:tc>
+          <w:tcPr>
+            <w:tcW w:w="2110" w:type="dxa"/>
+            <w:tcMar>
+              <w:top w:w="95" w:type="dxa"/>
+              <w:left w:w="95" w:type="dxa"/>
+              <w:bottom w:w="95" w:type="dxa"/>
+              <w:right w:w="95" w:type="dxa"/>
+            </w:tcMar>
+          </w:tcPr>
+          <w:p>
+            <w:pPr>
+              <w:spacing w:line="264" w:lineRule="auto"/>
+            </w:pPr>
+            <w:r>
+              <w:rPr>
+                <w:rFonts w:eastAsia="Times New Roman"/>
+                <w:color w:val="000000"/>
+                <w:sz w:val="23"/>
+              </w:rPr>
+              <w:t>Cán bộ/Đơn vị chuyên môn</w:t>
+            </w:r>
+          </w:p>
+        </w:tc>
+        <w:tc>
+          <w:tcPr>
+            <w:tcW w:w="4664" w:type="dxa"/>
+            <w:tcMar>
+              <w:top w:w="95" w:type="dxa"/>
+              <w:left w:w="95" w:type="dxa"/>
+              <w:bottom w:w="95" w:type="dxa"/>
+              <w:right w:w="95" w:type="dxa"/>
+            </w:tcMar>
+          </w:tcPr>
+          <w:p>
+            <w:pPr>
+              <w:spacing w:line="269" w:lineRule="auto"/>
+              <w:jc w:val="both"/>
+            </w:pPr>
+            <w:r>
+              <w:rPr>
+                <w:rFonts w:eastAsia="Times New Roman"/>
+                <w:color w:val="000000"/>
+                <w:sz w:val="23"/>
+              </w:rPr>
+              <w:t>Cán bộ chuyên môn kiểm tra nội dung hồ sơ, đối chiếu với các quy định chuyên ngành và đánh giá điều kiện giải quyết thủ tục hành chính. Kết quả thẩm định và các nội dung xử lý được ghi nhận, lưu trữ trên hệ thống.</w:t>
+            </w:r>
+          </w:p>
+        </w:tc>
+      </w:tr>
+      <w:tr>
+        <w:trPr>
+          <w:cantSplit/>
+          <w:jc w:val="center"/>
+        </w:trPr>
+        <w:tc>
+          <w:tcPr>
+            <w:tcW w:w="708" w:type="dxa"/>
+            <w:tcMar>
+              <w:top w:w="95" w:type="dxa"/>
+              <w:left w:w="95" w:type="dxa"/>
+              <w:bottom w:w="95" w:type="dxa"/>
+              <w:right w:w="95" w:type="dxa"/>
+            </w:tcMar>
+          </w:tcPr>
+          <w:p>
+            <w:pPr>
+              <w:jc w:val="center"/>
+            </w:pPr>
+            <w:r>
+              <w:rPr>
+                <w:rFonts w:eastAsia="Times New Roman"/>
+                <w:color w:val="000000"/>
+                <w:sz w:val="23"/>
+              </w:rPr>
+              <w:t>17</w:t>
+            </w:r>
+          </w:p>
+        </w:tc>
+        <w:tc>
+          <w:tcPr>
+            <w:tcW w:w="3247" w:type="dxa"/>
+            <w:tcMar>
+              <w:top w:w="95" w:type="dxa"/>
+              <w:left w:w="95" w:type="dxa"/>
+              <w:bottom w:w="95" w:type="dxa"/>
+              <w:right w:w="95" w:type="dxa"/>
+            </w:tcMar>
+          </w:tcPr>
+          <w:p>
+            <w:pPr>
+              <w:spacing w:line="264" w:lineRule="auto"/>
+            </w:pPr>
+            <w:r>
+              <w:rPr>
+                <w:rFonts w:eastAsia="Times New Roman"/>
+                <w:color w:val="000000"/>
+                <w:sz w:val="23"/>
+              </w:rPr>
+              <w:t>B17: Thẩm tra, xác minh hoặc lấy ý kiến</w:t>
+            </w:r>
+          </w:p>
+        </w:tc>
+        <w:tc>
+          <w:tcPr>
+            <w:tcW w:w="2110" w:type="dxa"/>
+            <w:tcMar>
+              <w:top w:w="95" w:type="dxa"/>
+              <w:left w:w="95" w:type="dxa"/>
+              <w:bottom w:w="95" w:type="dxa"/>
+              <w:right w:w="95" w:type="dxa"/>
+            </w:tcMar>
+          </w:tcPr>
+          <w:p>
+            <w:pPr>
+              <w:spacing w:line="264" w:lineRule="auto"/>
+            </w:pPr>
+            <w:r>
+              <w:rPr>
+                <w:rFonts w:eastAsia="Times New Roman"/>
+                <w:color w:val="000000"/>
+                <w:sz w:val="23"/>
+              </w:rPr>
+              <w:t>Cán bộ chuyên môn; Cơ quan phối hợp</w:t>
+            </w:r>
+          </w:p>
+        </w:tc>
+        <w:tc>
+          <w:tcPr>
+            <w:tcW w:w="4664" w:type="dxa"/>
+            <w:tcMar>
+              <w:top w:w="95" w:type="dxa"/>
+              <w:left w:w="95" w:type="dxa"/>
+              <w:bottom w:w="95" w:type="dxa"/>
+              <w:right w:w="95" w:type="dxa"/>
+            </w:tcMar>
+          </w:tcPr>
+          <w:p>
+            <w:pPr>
+              <w:spacing w:line="269" w:lineRule="auto"/>
+              <w:jc w:val="both"/>
+            </w:pPr>
+            <w:r>
+              <w:rPr>
+                <w:rFonts w:eastAsia="Times New Roman"/>
+                <w:color w:val="000000"/>
+                <w:sz w:val="23"/>
+              </w:rPr>
+              <w:t>Khi cần thêm căn cứ, cán bộ chuyên môn thực hiện thẩm tra, xác minh hoặc gửi yêu cầu lấy ý kiến cơ quan phối hợp. Kết quả xác minh và ý kiến phản hồi được số hóa, cập nhật và lưu cùng hồ sơ để làm căn cứ xử lý.</w:t>
+            </w:r>
+          </w:p>
+        </w:tc>
+      </w:tr>
+      <w:tr>
+        <w:trPr>
+          <w:cantSplit/>
+          <w:jc w:val="center"/>
+        </w:trPr>
+        <w:tc>
+          <w:tcPr>
+            <w:tcW w:w="708" w:type="dxa"/>
+            <w:tcMar>
+              <w:top w:w="95" w:type="dxa"/>
+              <w:left w:w="95" w:type="dxa"/>
+              <w:bottom w:w="95" w:type="dxa"/>
+              <w:right w:w="95" w:type="dxa"/>
+            </w:tcMar>
+          </w:tcPr>
+          <w:p>
+            <w:pPr>
+              <w:jc w:val="center"/>
+            </w:pPr>
+            <w:r>
+              <w:rPr>
+                <w:rFonts w:eastAsia="Times New Roman"/>
+                <w:color w:val="000000"/>
+                <w:sz w:val="23"/>
+              </w:rPr>
+              <w:t>18</w:t>
+            </w:r>
+          </w:p>
+        </w:tc>
+        <w:tc>
+          <w:tcPr>
+            <w:tcW w:w="3247" w:type="dxa"/>
+            <w:tcMar>
+              <w:top w:w="95" w:type="dxa"/>
+              <w:left w:w="95" w:type="dxa"/>
+              <w:bottom w:w="95" w:type="dxa"/>
+              <w:right w:w="95" w:type="dxa"/>
+            </w:tcMar>
+          </w:tcPr>
+          <w:p>
+            <w:pPr>
+              <w:spacing w:line="264" w:lineRule="auto"/>
+            </w:pPr>
+            <w:r>
+              <w:rPr>
+                <w:rFonts w:eastAsia="Times New Roman"/>
+                <w:color w:val="000000"/>
+                <w:sz w:val="23"/>
+              </w:rPr>
+              <w:t>B18: Lập dự thảo kết quả hoặc văn bản không giải quyết</w:t>
+            </w:r>
+          </w:p>
+        </w:tc>
+        <w:tc>
+          <w:tcPr>
+            <w:tcW w:w="2110" w:type="dxa"/>
+            <w:tcMar>
+              <w:top w:w="95" w:type="dxa"/>
+              <w:left w:w="95" w:type="dxa"/>
+              <w:bottom w:w="95" w:type="dxa"/>
+              <w:right w:w="95" w:type="dxa"/>
+            </w:tcMar>
+          </w:tcPr>
+          <w:p>
+            <w:pPr>
+              <w:spacing w:line="264" w:lineRule="auto"/>
+            </w:pPr>
+            <w:r>
+              <w:rPr>
+                <w:rFonts w:eastAsia="Times New Roman"/>
+                <w:color w:val="000000"/>
+                <w:sz w:val="23"/>
+              </w:rPr>
+              <w:t>Cán bộ chuyên môn</w:t>
+            </w:r>
+          </w:p>
+        </w:tc>
+        <w:tc>
+          <w:tcPr>
+            <w:tcW w:w="4664" w:type="dxa"/>
+            <w:tcMar>
+              <w:top w:w="95" w:type="dxa"/>
+              <w:left w:w="95" w:type="dxa"/>
+              <w:bottom w:w="95" w:type="dxa"/>
+              <w:right w:w="95" w:type="dxa"/>
+            </w:tcMar>
+          </w:tcPr>
+          <w:p>
+            <w:pPr>
+              <w:spacing w:line="269" w:lineRule="auto"/>
+              <w:jc w:val="both"/>
+            </w:pPr>
+            <w:r>
+              <w:rPr>
+                <w:rFonts w:eastAsia="Times New Roman"/>
+                <w:color w:val="000000"/>
+                <w:sz w:val="23"/>
+              </w:rPr>
+              <w:t>Căn cứ kết quả thẩm định, cán bộ chuyên môn lập dự thảo kết quả giải quyết thủ tục hành chính. Nếu hồ sơ không đáp ứng điều kiện chuyên môn, cán bộ lập dự thảo văn bản không giải quyết và nêu rõ căn cứ, lý do.</w:t>
+            </w:r>
+          </w:p>
+        </w:tc>
+      </w:tr>
+      <w:tr>
+        <w:trPr>
+          <w:cantSplit/>
+          <w:jc w:val="center"/>
+        </w:trPr>
+        <w:tc>
+          <w:tcPr>
+            <w:tcW w:w="708" w:type="dxa"/>
+            <w:tcMar>
+              <w:top w:w="95" w:type="dxa"/>
+              <w:left w:w="95" w:type="dxa"/>
+              <w:bottom w:w="95" w:type="dxa"/>
+              <w:right w:w="95" w:type="dxa"/>
+            </w:tcMar>
+          </w:tcPr>
+          <w:p>
+            <w:pPr>
+              <w:jc w:val="center"/>
+            </w:pPr>
+            <w:r>
+              <w:rPr>
+                <w:rFonts w:eastAsia="Times New Roman"/>
+                <w:color w:val="000000"/>
+                <w:sz w:val="23"/>
+              </w:rPr>
+              <w:t>19</w:t>
+            </w:r>
+          </w:p>
+        </w:tc>
+        <w:tc>
+          <w:tcPr>
+            <w:tcW w:w="3247" w:type="dxa"/>
+            <w:tcMar>
+              <w:top w:w="95" w:type="dxa"/>
+              <w:left w:w="95" w:type="dxa"/>
+              <w:bottom w:w="95" w:type="dxa"/>
+              <w:right w:w="95" w:type="dxa"/>
+            </w:tcMar>
+          </w:tcPr>
+          <w:p>
+            <w:pPr>
+              <w:spacing w:line="264" w:lineRule="auto"/>
+            </w:pPr>
+            <w:r>
+              <w:rPr>
+                <w:rFonts w:eastAsia="Times New Roman"/>
+                <w:color w:val="000000"/>
+                <w:sz w:val="23"/>
+              </w:rPr>
+              <w:t>B19: Trình lãnh đạo phê duyệt</w:t>
+            </w:r>
+          </w:p>
+        </w:tc>
+        <w:tc>
+          <w:tcPr>
+            <w:tcW w:w="2110" w:type="dxa"/>
+            <w:tcMar>
+              <w:top w:w="95" w:type="dxa"/>
+              <w:left w:w="95" w:type="dxa"/>
+              <w:bottom w:w="95" w:type="dxa"/>
+              <w:right w:w="95" w:type="dxa"/>
+            </w:tcMar>
+          </w:tcPr>
+          <w:p>
+            <w:pPr>
+              <w:spacing w:line="264" w:lineRule="auto"/>
+            </w:pPr>
+            <w:r>
+              <w:rPr>
+                <w:rFonts w:eastAsia="Times New Roman"/>
+                <w:color w:val="000000"/>
+                <w:sz w:val="23"/>
+              </w:rPr>
+              <w:t>Cán bộ chuyên môn; Lãnh đạo/Người có thẩm quyền</w:t>
+            </w:r>
+          </w:p>
+        </w:tc>
+        <w:tc>
+          <w:tcPr>
+            <w:tcW w:w="4664" w:type="dxa"/>
+            <w:tcMar>
+              <w:top w:w="95" w:type="dxa"/>
+              <w:left w:w="95" w:type="dxa"/>
+              <w:bottom w:w="95" w:type="dxa"/>
+              <w:right w:w="95" w:type="dxa"/>
+            </w:tcMar>
+          </w:tcPr>
+          <w:p>
+            <w:pPr>
+              <w:spacing w:line="269" w:lineRule="auto"/>
+              <w:jc w:val="both"/>
+            </w:pPr>
+            <w:r>
+              <w:rPr>
+                <w:rFonts w:eastAsia="Times New Roman"/>
+                <w:color w:val="000000"/>
+                <w:sz w:val="23"/>
+              </w:rPr>
+              <w:t>Dự thảo kết quả được trình lãnh đạo hoặc người có thẩm quyền xem xét. Nếu nội dung chưa đạt yêu cầu, hồ sơ được trả lại đơn vị chuyên môn để chỉnh sửa; nếu đạt yêu cầu, lãnh đạo thực hiện phê duyệt.</w:t>
+            </w:r>
+          </w:p>
+        </w:tc>
+      </w:tr>
+      <w:tr>
+        <w:trPr>
+          <w:cantSplit/>
+          <w:jc w:val="center"/>
+        </w:trPr>
+        <w:tc>
+          <w:tcPr>
+            <w:tcW w:w="708" w:type="dxa"/>
+            <w:tcMar>
+              <w:top w:w="95" w:type="dxa"/>
+              <w:left w:w="95" w:type="dxa"/>
+              <w:bottom w:w="95" w:type="dxa"/>
+              <w:right w:w="95" w:type="dxa"/>
+            </w:tcMar>
+          </w:tcPr>
+          <w:p>
+            <w:pPr>
+              <w:jc w:val="center"/>
+            </w:pPr>
+            <w:r>
+              <w:rPr>
+                <w:rFonts w:eastAsia="Times New Roman"/>
+                <w:color w:val="000000"/>
+                <w:sz w:val="23"/>
+              </w:rPr>
+              <w:t>20</w:t>
+            </w:r>
+          </w:p>
+        </w:tc>
+        <w:tc>
+          <w:tcPr>
+            <w:tcW w:w="3247" w:type="dxa"/>
+            <w:tcMar>
+              <w:top w:w="95" w:type="dxa"/>
+              <w:left w:w="95" w:type="dxa"/>
+              <w:bottom w:w="95" w:type="dxa"/>
+              <w:right w:w="95" w:type="dxa"/>
+            </w:tcMar>
+          </w:tcPr>
+          <w:p>
+            <w:pPr>
+              <w:spacing w:line="264" w:lineRule="auto"/>
+            </w:pPr>
+            <w:r>
+              <w:rPr>
+                <w:rFonts w:eastAsia="Times New Roman"/>
+                <w:color w:val="000000"/>
+                <w:sz w:val="23"/>
+              </w:rPr>
+              <w:t>B20: Ký số, ban hành và chuyển chờ trả kết quả</w:t>
+            </w:r>
+          </w:p>
+        </w:tc>
+        <w:tc>
+          <w:tcPr>
+            <w:tcW w:w="2110" w:type="dxa"/>
+            <w:tcMar>
+              <w:top w:w="95" w:type="dxa"/>
+              <w:left w:w="95" w:type="dxa"/>
+              <w:bottom w:w="95" w:type="dxa"/>
+              <w:right w:w="95" w:type="dxa"/>
+            </w:tcMar>
+          </w:tcPr>
+          <w:p>
+            <w:pPr>
+              <w:spacing w:line="264" w:lineRule="auto"/>
+            </w:pPr>
+            <w:r>
+              <w:rPr>
+                <w:rFonts w:eastAsia="Times New Roman"/>
+                <w:color w:val="000000"/>
+                <w:sz w:val="23"/>
+              </w:rPr>
+              <w:t>Lãnh đạo/Người có thẩm quyền; Hệ thống</w:t>
+            </w:r>
+          </w:p>
+        </w:tc>
+        <w:tc>
+          <w:tcPr>
+            <w:tcW w:w="4664" w:type="dxa"/>
+            <w:tcMar>
+              <w:top w:w="95" w:type="dxa"/>
+              <w:left w:w="95" w:type="dxa"/>
+              <w:bottom w:w="95" w:type="dxa"/>
+              <w:right w:w="95" w:type="dxa"/>
+            </w:tcMar>
+          </w:tcPr>
+          <w:p>
+            <w:pPr>
+              <w:spacing w:line="269" w:lineRule="auto"/>
+              <w:jc w:val="both"/>
+            </w:pPr>
+            <w:r>
+              <w:rPr>
+                <w:rFonts w:eastAsia="Times New Roman"/>
+                <w:color w:val="000000"/>
+                <w:sz w:val="23"/>
+              </w:rPr>
+              <w:t>Kết quả được ký số, ban hành và lưu trên hệ thống. Hệ thống cập nhật hồ sơ sang trạng thái chờ trả kết quả để Bộ phận Một cửa tiếp tục trả kết quả cho cá nhân hoặc tổ chức theo hình thức đã đăng ký.</w:t>
+            </w:r>
+          </w:p>
+        </w:tc>
+      </w:tr>
+    </w:tbl>
+    <w:p/>
+    <w:p>
+      <w:pPr>
+        <w:pStyle w:val="Heading4"/>
+      </w:pPr>
+      <w:bookmarkStart w:id="42" w:name="_Toc236513306"/>
+      <w:r>
+        <w:lastRenderedPageBreak/>
+        <w:t>2.3.2 Mô hình hóa quy trình kiểm tra, thẩm định và xử lý hồ sơ</w:t>
+      </w:r>
+      <w:bookmarkEnd w:id="42"/>
+    </w:p>
+    <w:p>
+      <w:pPr>
+        <w:pStyle w:val="Heading3"/>
+      </w:pPr>
+      <w:bookmarkStart w:id="43" w:name="_Toc236264131"/>
+      <w:bookmarkStart w:id="44" w:name="_Toc236513307"/>
+      <w:r>
+        <w:t>2.4 Mô hình hóa quy trình hỗ trợ (Processs Support)</w:t>
+      </w:r>
+      <w:bookmarkEnd w:id="43"/>
+      <w:bookmarkEnd w:id="44"/>
+    </w:p>
+    <w:p/>
+    <w:p/>
+    <w:p>
+      <w:pPr>
         <w:rPr>
           <w:rFonts w:cs="Times New Roman"/>
           <w:szCs w:val="26"/>
         </w:rPr>
+      </w:pPr>
+      <w:r>
+        <w:rPr>
+          <w:rFonts w:cs="Times New Roman"/>
+          <w:szCs w:val="26"/>
+        </w:rPr>
         <w:br w:type="page"/>
       </w:r>
     </w:p>
@@ -2573,7 +9594,8 @@
       <w:pPr>
         <w:pStyle w:val="Heading1"/>
       </w:pPr>
-      <w:bookmarkStart w:id="9" w:name="_Toc162996933"/>
+      <w:bookmarkStart w:id="45" w:name="_Toc236264132"/>
+      <w:bookmarkStart w:id="46" w:name="_Toc236513308"/>
       <w:r>
         <w:lastRenderedPageBreak/>
         <w:t xml:space="preserve">Chương III. </w:t>
@@ -2584,75 +9606,16 @@
       <w:r>
         <w:t>.</w:t>
       </w:r>
-      <w:bookmarkEnd w:id="9"/>
+      <w:bookmarkEnd w:id="45"/>
+      <w:bookmarkEnd w:id="46"/>
     </w:p>
     <w:p>
       <w:pPr>
         <w:pStyle w:val="Heading1"/>
       </w:pPr>
-      <w:bookmarkStart w:id="10" w:name="_Toc162996934"/>
-    </w:p>
-    <w:p>
-      <w:pPr>
-        <w:pStyle w:val="Heading1"/>
-      </w:pPr>
-    </w:p>
-    <w:p>
-      <w:pPr>
-        <w:pStyle w:val="Heading1"/>
-      </w:pPr>
-    </w:p>
-    <w:p>
-      <w:pPr>
-        <w:pStyle w:val="Heading1"/>
-      </w:pPr>
-    </w:p>
-    <w:p>
-      <w:pPr>
-        <w:pStyle w:val="Heading1"/>
-      </w:pPr>
-    </w:p>
-    <w:p>
-      <w:pPr>
-        <w:pStyle w:val="Heading1"/>
-      </w:pPr>
-    </w:p>
-    <w:p>
-      <w:pPr>
-        <w:pStyle w:val="Heading1"/>
-      </w:pPr>
-    </w:p>
-    <w:p>
-      <w:pPr>
-        <w:pStyle w:val="Heading1"/>
-      </w:pPr>
-    </w:p>
-    <w:p>
-      <w:pPr>
-        <w:pStyle w:val="Heading1"/>
-      </w:pPr>
-    </w:p>
-    <w:p>
-      <w:pPr>
-        <w:pStyle w:val="Heading1"/>
-      </w:pPr>
-    </w:p>
-    <w:p>
-      <w:pPr>
-        <w:pStyle w:val="Heading1"/>
-      </w:pPr>
-    </w:p>
-    <w:p>
-      <w:pPr>
-        <w:pStyle w:val="Heading1"/>
-      </w:pPr>
-    </w:p>
-    <w:p>
-      <w:pPr>
-        <w:pStyle w:val="Heading1"/>
-      </w:pPr>
-      <w:r>
-        <w:lastRenderedPageBreak/>
+      <w:bookmarkStart w:id="47" w:name="_Toc236264133"/>
+      <w:bookmarkStart w:id="48" w:name="_Toc236513309"/>
+      <w:r>
         <w:t xml:space="preserve">Chương IV. </w:t>
       </w:r>
       <w:r>
@@ -2661,7 +9624,8 @@
       <w:r>
         <w:t>.</w:t>
       </w:r>
-      <w:bookmarkEnd w:id="10"/>
+      <w:bookmarkEnd w:id="47"/>
+      <w:bookmarkEnd w:id="48"/>
     </w:p>
     <w:p>
       <w:pPr>
@@ -2677,91 +9641,21 @@
           <w:szCs w:val="26"/>
         </w:rPr>
         <w:tab/>
-        <w:t xml:space="preserve">Tất cả những gì nhóm đã thực hiện trong đồ án và những kinh nghiệm đúc kết </w:t>
-      </w:r>
-      <w:r>
+        <w:t>Tất cả những gì nhóm đã thực hiện trong đồ án và những kinh nghiệm đúc kết sẽ được viết tại đây. Những hạn chế hoặc sai sót gặp phải cũng sẽ được nêu tại đây, và cuối cùng sẽ vạch ra hướng phát triển trong tương lai cho đồ án hoặc đề xuất giải pháp khắc phục yếu điểm (nếu có).</w:t>
+      </w:r>
+    </w:p>
+    <w:p>
+      <w:pPr>
         <w:rPr>
           <w:rFonts w:cs="Times New Roman"/>
           <w:szCs w:val="26"/>
         </w:rPr>
-        <w:t>sẽ được viết tại đây.</w:t>
-      </w:r>
+      </w:pPr>
       <w:r>
         <w:rPr>
           <w:rFonts w:cs="Times New Roman"/>
           <w:szCs w:val="26"/>
         </w:rPr>
-        <w:t xml:space="preserve"> Những hạn chế hoặc sai sót gặp phải cũng sẽ được nêu tại đây</w:t>
-      </w:r>
-      <w:r>
-        <w:rPr>
-          <w:rFonts w:cs="Times New Roman"/>
-          <w:szCs w:val="26"/>
-        </w:rPr>
-        <w:t>,</w:t>
-      </w:r>
-      <w:r>
-        <w:rPr>
-          <w:rFonts w:cs="Times New Roman"/>
-          <w:szCs w:val="26"/>
-        </w:rPr>
-        <w:t xml:space="preserve"> và cuối cùng</w:t>
-      </w:r>
-      <w:r>
-        <w:rPr>
-          <w:rFonts w:cs="Times New Roman"/>
-          <w:szCs w:val="26"/>
-        </w:rPr>
-        <w:t xml:space="preserve"> sẽ</w:t>
-      </w:r>
-      <w:r>
-        <w:rPr>
-          <w:rFonts w:cs="Times New Roman"/>
-          <w:szCs w:val="26"/>
-        </w:rPr>
-        <w:t xml:space="preserve"> vạch ra</w:t>
-      </w:r>
-      <w:r>
-        <w:rPr>
-          <w:rFonts w:cs="Times New Roman"/>
-          <w:szCs w:val="26"/>
-        </w:rPr>
-        <w:t xml:space="preserve"> </w:t>
-      </w:r>
-      <w:r>
-        <w:rPr>
-          <w:rFonts w:cs="Times New Roman"/>
-          <w:szCs w:val="26"/>
-        </w:rPr>
-        <w:t>hướng phát triển</w:t>
-      </w:r>
-      <w:r>
-        <w:rPr>
-          <w:rFonts w:cs="Times New Roman"/>
-          <w:szCs w:val="26"/>
-        </w:rPr>
-        <w:t xml:space="preserve"> trong tương lai cho đồ án ho</w:t>
-      </w:r>
-      <w:r>
-        <w:rPr>
-          <w:rFonts w:cs="Times New Roman"/>
-          <w:szCs w:val="26"/>
-        </w:rPr>
-        <w:t>ặc đề xuất giải pháp khắc phục yếu điểm (nếu có).</w:t>
-      </w:r>
-    </w:p>
-    <w:p>
-      <w:pPr>
-        <w:rPr>
-          <w:rFonts w:cs="Times New Roman"/>
-          <w:szCs w:val="26"/>
-        </w:rPr>
-      </w:pPr>
-      <w:r>
-        <w:rPr>
-          <w:rFonts w:cs="Times New Roman"/>
-          <w:szCs w:val="26"/>
-        </w:rPr>
         <w:br w:type="page"/>
       </w:r>
     </w:p>
@@ -2769,12 +9663,14 @@
       <w:pPr>
         <w:pStyle w:val="Heading1"/>
       </w:pPr>
-      <w:bookmarkStart w:id="11" w:name="_Toc162996935"/>
+      <w:bookmarkStart w:id="49" w:name="_Toc236264134"/>
+      <w:bookmarkStart w:id="50" w:name="_Toc236513310"/>
       <w:r>
         <w:lastRenderedPageBreak/>
         <w:t>NGUỒN THAM KHẢO</w:t>
       </w:r>
-      <w:bookmarkEnd w:id="11"/>
+      <w:bookmarkEnd w:id="49"/>
+      <w:bookmarkEnd w:id="50"/>
     </w:p>
     <w:p>
       <w:pPr>
@@ -2785,7 +9681,7 @@
         </w:numPr>
         <w:jc w:val="both"/>
       </w:pPr>
-      <w:hyperlink r:id="rId9" w:anchor="ID0EBBF=Getting_started" w:history="1">
+      <w:hyperlink r:id="rId14" w:anchor="ID0EBBF=Getting_started" w:history="1">
         <w:r>
           <w:rPr>
             <w:rStyle w:val="Hyperlink"/>
@@ -2794,16 +9690,7 @@
         </w:r>
       </w:hyperlink>
       <w:r>
-        <w:t xml:space="preserve"> </w:t>
-      </w:r>
-      <w:r>
-        <w:t>(nếu chỉ tham khảo ở một website nào</w:t>
-      </w:r>
-      <w:r>
-        <w:t xml:space="preserve"> đó</w:t>
-      </w:r>
-      <w:r>
-        <w:t>).</w:t>
+        <w:t xml:space="preserve"> (nếu chỉ tham khảo ở một website nào đó).</w:t>
       </w:r>
     </w:p>
     <w:p>
@@ -2816,19 +9703,7 @@
         <w:jc w:val="both"/>
       </w:pPr>
       <w:r>
-        <w:t>J. Kim, C. Ko, A. Frenzel, S. Ramanathan, and J. E. Homan, Nanoscale imaging and control of resistance switching in VO2 at room temperature, Applied Physics Letters 96, 213106 (2010)</w:t>
-      </w:r>
-      <w:r>
-        <w:t xml:space="preserve"> (nếu tham khảo</w:t>
-      </w:r>
-      <w:r>
-        <w:t xml:space="preserve"> các</w:t>
-      </w:r>
-      <w:r>
-        <w:t xml:space="preserve"> nghiên cứu, bài báo khoa học</w:t>
-      </w:r>
-      <w:r>
-        <w:t>).</w:t>
+        <w:t>J. Kim, C. Ko, A. Frenzel, S. Ramanathan, and J. E. Homan, Nanoscale imaging and control of resistance switching in VO2 at room temperature, Applied Physics Letters 96, 213106 (2010) (nếu tham khảo các nghiên cứu, bài báo khoa học).</w:t>
       </w:r>
     </w:p>
     <w:p>
@@ -2850,6 +9725,83 @@
         <w:t xml:space="preserve"> </w:t>
       </w:r>
       <w:r>
+        <w:t>&lt;Tên môn học&gt; (nếu tham khảo chủ yếu trong slide bài giảng môn học).</w:t>
+      </w:r>
+    </w:p>
+    <w:p>
+      <w:pPr>
+        <w:pStyle w:val="ListParagraph"/>
+        <w:numPr>
+          <w:ilvl w:val="0"/>
+          <w:numId w:val="6"/>
+        </w:numPr>
+        <w:jc w:val="both"/>
+      </w:pPr>
+      <w:hyperlink r:id="rId15" w:anchor="ID0EBBF=Getting_started" w:history="1">
+        <w:r>
+          <w:rPr>
+            <w:rStyle w:val="Hyperlink"/>
+          </w:rPr>
+          <w:t>Write great papers with Microsoft Word - Microsoft Support</w:t>
+        </w:r>
+      </w:hyperlink>
+      <w:r>
+        <w:t xml:space="preserve"> </w:t>
+      </w:r>
+      <w:r>
+        <w:t>(nếu chỉ tham khảo ở một website nào</w:t>
+      </w:r>
+      <w:r>
+        <w:t xml:space="preserve"> đó</w:t>
+      </w:r>
+      <w:r>
+        <w:t>).</w:t>
+      </w:r>
+    </w:p>
+    <w:p>
+      <w:pPr>
+        <w:pStyle w:val="ListParagraph"/>
+        <w:numPr>
+          <w:ilvl w:val="0"/>
+          <w:numId w:val="6"/>
+        </w:numPr>
+        <w:jc w:val="both"/>
+      </w:pPr>
+      <w:r>
+        <w:t>J. Kim, C. Ko, A. Frenzel, S. Ramanathan, and J. E. Homan, Nanoscale imaging and control of resistance switching in VO2 at room temperature, Applied Physics Letters 96, 213106 (2010)</w:t>
+      </w:r>
+      <w:r>
+        <w:t xml:space="preserve"> (nếu tham khảo</w:t>
+      </w:r>
+      <w:r>
+        <w:t xml:space="preserve"> các</w:t>
+      </w:r>
+      <w:r>
+        <w:t xml:space="preserve"> nghiên cứu, bài báo khoa học</w:t>
+      </w:r>
+      <w:r>
+        <w:t>).</w:t>
+      </w:r>
+    </w:p>
+    <w:p>
+      <w:pPr>
+        <w:pStyle w:val="ListParagraph"/>
+        <w:numPr>
+          <w:ilvl w:val="0"/>
+          <w:numId w:val="6"/>
+        </w:numPr>
+        <w:jc w:val="both"/>
+      </w:pPr>
+      <w:r>
+        <w:t>Giáo trình</w:t>
+      </w:r>
+      <w:r>
+        <w:t xml:space="preserve"> môn học</w:t>
+      </w:r>
+      <w:r>
+        <w:t xml:space="preserve"> </w:t>
+      </w:r>
+      <w:r>
         <w:t>&lt;Tên môn học&gt;</w:t>
       </w:r>
       <w:r>
@@ -2859,8 +9811,8 @@
     <w:p/>
     <w:p/>
     <w:sectPr>
-      <w:headerReference w:type="default" r:id="rId10"/>
-      <w:footerReference w:type="default" r:id="rId11"/>
+      <w:headerReference w:type="default" r:id="rId16"/>
+      <w:footerReference w:type="default" r:id="rId17"/>
       <w:pgSz w:w="11906" w:h="16838" w:code="9"/>
       <w:pgMar w:top="1440" w:right="1440" w:bottom="1440" w:left="1440" w:header="720" w:footer="720" w:gutter="0"/>
       <w:pgBorders w:display="firstPage" w:offsetFrom="page">
@@ -2951,7 +9903,7 @@
             <w:noProof/>
             <w:szCs w:val="26"/>
           </w:rPr>
-          <w:t>6</w:t>
+          <w:t>20</w:t>
         </w:r>
         <w:r>
           <w:rPr>
@@ -3057,6 +10009,345 @@
 <file path=word/numbering.xml><?xml version="1.0" encoding="utf-8"?>
 <w:numbering xmlns:wpc="http://schemas.microsoft.com/office/word/2010/wordprocessingCanvas" xmlns:cx="http://schemas.microsoft.com/office/drawing/2014/chartex" xmlns:mc="http://schemas.openxmlformats.org/markup-compatibility/2006" xmlns:o="urn:schemas-microsoft-com:office:office" xmlns:r="http://schemas.openxmlformats.org/officeDocument/2006/relationships" xmlns:m="http://schemas.openxmlformats.org/officeDocument/2006/math" xmlns:v="urn:schemas-microsoft-com:vml" xmlns:wp14="http://schemas.microsoft.com/office/word/2010/wordprocessingDrawing" xmlns:wp="http://schemas.openxmlformats.org/drawingml/2006/wordprocessingDrawing" xmlns:w10="urn:schemas-microsoft-com:office:word" xmlns:w="http://schemas.openxmlformats.org/wordprocessingml/2006/main" xmlns:w14="http://schemas.microsoft.com/office/word/2010/wordml" xmlns:w15="http://schemas.microsoft.com/office/word/2012/wordml" xmlns:w16se="http://schemas.microsoft.com/office/word/2015/wordml/symex" xmlns:wpg="http://schemas.microsoft.com/office/word/2010/wordprocessingGroup" xmlns:wpi="http://schemas.microsoft.com/office/word/2010/wordprocessingInk" xmlns:wne="http://schemas.microsoft.com/office/word/2006/wordml" xmlns:wps="http://schemas.microsoft.com/office/word/2010/wordprocessingShape" mc:Ignorable="w14 w15 w16se wp14">
   <w:abstractNum w:abstractNumId="0" w15:restartNumberingAfterBreak="0">
+    <w:nsid w:val="08943C16"/>
+    <w:multiLevelType w:val="hybridMultilevel"/>
+    <w:tmpl w:val="DCA09C3A"/>
+    <w:lvl w:ilvl="0" w:tplc="04090001">
+      <w:start w:val="1"/>
+      <w:numFmt w:val="bullet"/>
+      <w:lvlText w:val=""/>
+      <w:lvlJc w:val="left"/>
+      <w:pPr>
+        <w:ind w:left="720" w:hanging="360"/>
+      </w:pPr>
+      <w:rPr>
+        <w:rFonts w:ascii="Symbol" w:hAnsi="Symbol" w:hint="default"/>
+      </w:rPr>
+    </w:lvl>
+    <w:lvl w:ilvl="1" w:tplc="04090003" w:tentative="1">
+      <w:start w:val="1"/>
+      <w:numFmt w:val="bullet"/>
+      <w:lvlText w:val="o"/>
+      <w:lvlJc w:val="left"/>
+      <w:pPr>
+        <w:ind w:left="1440" w:hanging="360"/>
+      </w:pPr>
+      <w:rPr>
+        <w:rFonts w:ascii="Courier New" w:hAnsi="Courier New" w:cs="Courier New" w:hint="default"/>
+      </w:rPr>
+    </w:lvl>
+    <w:lvl w:ilvl="2" w:tplc="04090005" w:tentative="1">
+      <w:start w:val="1"/>
+      <w:numFmt w:val="bullet"/>
+      <w:lvlText w:val=""/>
+      <w:lvlJc w:val="left"/>
+      <w:pPr>
+        <w:ind w:left="2160" w:hanging="360"/>
+      </w:pPr>
+      <w:rPr>
+        <w:rFonts w:ascii="Wingdings" w:hAnsi="Wingdings" w:hint="default"/>
+      </w:rPr>
+    </w:lvl>
+    <w:lvl w:ilvl="3" w:tplc="04090001" w:tentative="1">
+      <w:start w:val="1"/>
+      <w:numFmt w:val="bullet"/>
+      <w:lvlText w:val=""/>
+      <w:lvlJc w:val="left"/>
+      <w:pPr>
+        <w:ind w:left="2880" w:hanging="360"/>
+      </w:pPr>
+      <w:rPr>
+        <w:rFonts w:ascii="Symbol" w:hAnsi="Symbol" w:hint="default"/>
+      </w:rPr>
+    </w:lvl>
+    <w:lvl w:ilvl="4" w:tplc="04090003" w:tentative="1">
+      <w:start w:val="1"/>
+      <w:numFmt w:val="bullet"/>
+      <w:lvlText w:val="o"/>
+      <w:lvlJc w:val="left"/>
+      <w:pPr>
+        <w:ind w:left="3600" w:hanging="360"/>
+      </w:pPr>
+      <w:rPr>
+        <w:rFonts w:ascii="Courier New" w:hAnsi="Courier New" w:cs="Courier New" w:hint="default"/>
+      </w:rPr>
+    </w:lvl>
+    <w:lvl w:ilvl="5" w:tplc="04090005" w:tentative="1">
+      <w:start w:val="1"/>
+      <w:numFmt w:val="bullet"/>
+      <w:lvlText w:val=""/>
+      <w:lvlJc w:val="left"/>
+      <w:pPr>
+        <w:ind w:left="4320" w:hanging="360"/>
+      </w:pPr>
+      <w:rPr>
+        <w:rFonts w:ascii="Wingdings" w:hAnsi="Wingdings" w:hint="default"/>
+      </w:rPr>
+    </w:lvl>
+    <w:lvl w:ilvl="6" w:tplc="04090001" w:tentative="1">
+      <w:start w:val="1"/>
+      <w:numFmt w:val="bullet"/>
+      <w:lvlText w:val=""/>
+      <w:lvlJc w:val="left"/>
+      <w:pPr>
+        <w:ind w:left="5040" w:hanging="360"/>
+      </w:pPr>
+      <w:rPr>
+        <w:rFonts w:ascii="Symbol" w:hAnsi="Symbol" w:hint="default"/>
+      </w:rPr>
+    </w:lvl>
+    <w:lvl w:ilvl="7" w:tplc="04090003" w:tentative="1">
+      <w:start w:val="1"/>
+      <w:numFmt w:val="bullet"/>
+      <w:lvlText w:val="o"/>
+      <w:lvlJc w:val="left"/>
+      <w:pPr>
+        <w:ind w:left="5760" w:hanging="360"/>
+      </w:pPr>
+      <w:rPr>
+        <w:rFonts w:ascii="Courier New" w:hAnsi="Courier New" w:cs="Courier New" w:hint="default"/>
+      </w:rPr>
+    </w:lvl>
+    <w:lvl w:ilvl="8" w:tplc="04090005" w:tentative="1">
+      <w:start w:val="1"/>
+      <w:numFmt w:val="bullet"/>
+      <w:lvlText w:val=""/>
+      <w:lvlJc w:val="left"/>
+      <w:pPr>
+        <w:ind w:left="6480" w:hanging="360"/>
+      </w:pPr>
+      <w:rPr>
+        <w:rFonts w:ascii="Wingdings" w:hAnsi="Wingdings" w:hint="default"/>
+      </w:rPr>
+    </w:lvl>
+  </w:abstractNum>
+  <w:abstractNum w:abstractNumId="1" w15:restartNumberingAfterBreak="0">
+    <w:nsid w:val="09C16AAF"/>
+    <w:multiLevelType w:val="hybridMultilevel"/>
+    <w:tmpl w:val="42564248"/>
+    <w:lvl w:ilvl="0" w:tplc="04090001">
+      <w:start w:val="1"/>
+      <w:numFmt w:val="bullet"/>
+      <w:lvlText w:val=""/>
+      <w:lvlJc w:val="left"/>
+      <w:pPr>
+        <w:ind w:left="720" w:hanging="360"/>
+      </w:pPr>
+      <w:rPr>
+        <w:rFonts w:ascii="Symbol" w:hAnsi="Symbol" w:hint="default"/>
+      </w:rPr>
+    </w:lvl>
+    <w:lvl w:ilvl="1" w:tplc="04090003" w:tentative="1">
+      <w:start w:val="1"/>
+      <w:numFmt w:val="bullet"/>
+      <w:lvlText w:val="o"/>
+      <w:lvlJc w:val="left"/>
+      <w:pPr>
+        <w:ind w:left="1440" w:hanging="360"/>
+      </w:pPr>
+      <w:rPr>
+        <w:rFonts w:ascii="Courier New" w:hAnsi="Courier New" w:cs="Courier New" w:hint="default"/>
+      </w:rPr>
+    </w:lvl>
+    <w:lvl w:ilvl="2" w:tplc="04090005" w:tentative="1">
+      <w:start w:val="1"/>
+      <w:numFmt w:val="bullet"/>
+      <w:lvlText w:val=""/>
+      <w:lvlJc w:val="left"/>
+      <w:pPr>
+        <w:ind w:left="2160" w:hanging="360"/>
+      </w:pPr>
+      <w:rPr>
+        <w:rFonts w:ascii="Wingdings" w:hAnsi="Wingdings" w:hint="default"/>
+      </w:rPr>
+    </w:lvl>
+    <w:lvl w:ilvl="3" w:tplc="04090001" w:tentative="1">
+      <w:start w:val="1"/>
+      <w:numFmt w:val="bullet"/>
+      <w:lvlText w:val=""/>
+      <w:lvlJc w:val="left"/>
+      <w:pPr>
+        <w:ind w:left="2880" w:hanging="360"/>
+      </w:pPr>
+      <w:rPr>
+        <w:rFonts w:ascii="Symbol" w:hAnsi="Symbol" w:hint="default"/>
+      </w:rPr>
+    </w:lvl>
+    <w:lvl w:ilvl="4" w:tplc="04090003" w:tentative="1">
+      <w:start w:val="1"/>
+      <w:numFmt w:val="bullet"/>
+      <w:lvlText w:val="o"/>
+      <w:lvlJc w:val="left"/>
+      <w:pPr>
+        <w:ind w:left="3600" w:hanging="360"/>
+      </w:pPr>
+      <w:rPr>
+        <w:rFonts w:ascii="Courier New" w:hAnsi="Courier New" w:cs="Courier New" w:hint="default"/>
+      </w:rPr>
+    </w:lvl>
+    <w:lvl w:ilvl="5" w:tplc="04090005" w:tentative="1">
+      <w:start w:val="1"/>
+      <w:numFmt w:val="bullet"/>
+      <w:lvlText w:val=""/>
+      <w:lvlJc w:val="left"/>
+      <w:pPr>
+        <w:ind w:left="4320" w:hanging="360"/>
+      </w:pPr>
+      <w:rPr>
+        <w:rFonts w:ascii="Wingdings" w:hAnsi="Wingdings" w:hint="default"/>
+      </w:rPr>
+    </w:lvl>
+    <w:lvl w:ilvl="6" w:tplc="04090001" w:tentative="1">
+      <w:start w:val="1"/>
+      <w:numFmt w:val="bullet"/>
+      <w:lvlText w:val=""/>
+      <w:lvlJc w:val="left"/>
+      <w:pPr>
+        <w:ind w:left="5040" w:hanging="360"/>
+      </w:pPr>
+      <w:rPr>
+        <w:rFonts w:ascii="Symbol" w:hAnsi="Symbol" w:hint="default"/>
+      </w:rPr>
+    </w:lvl>
+    <w:lvl w:ilvl="7" w:tplc="04090003" w:tentative="1">
+      <w:start w:val="1"/>
+      <w:numFmt w:val="bullet"/>
+      <w:lvlText w:val="o"/>
+      <w:lvlJc w:val="left"/>
+      <w:pPr>
+        <w:ind w:left="5760" w:hanging="360"/>
+      </w:pPr>
+      <w:rPr>
+        <w:rFonts w:ascii="Courier New" w:hAnsi="Courier New" w:cs="Courier New" w:hint="default"/>
+      </w:rPr>
+    </w:lvl>
+    <w:lvl w:ilvl="8" w:tplc="04090005" w:tentative="1">
+      <w:start w:val="1"/>
+      <w:numFmt w:val="bullet"/>
+      <w:lvlText w:val=""/>
+      <w:lvlJc w:val="left"/>
+      <w:pPr>
+        <w:ind w:left="6480" w:hanging="360"/>
+      </w:pPr>
+      <w:rPr>
+        <w:rFonts w:ascii="Wingdings" w:hAnsi="Wingdings" w:hint="default"/>
+      </w:rPr>
+    </w:lvl>
+  </w:abstractNum>
+  <w:abstractNum w:abstractNumId="2" w15:restartNumberingAfterBreak="0">
+    <w:nsid w:val="0ABA2525"/>
+    <w:multiLevelType w:val="hybridMultilevel"/>
+    <w:tmpl w:val="08227230"/>
+    <w:lvl w:ilvl="0" w:tplc="04090001">
+      <w:start w:val="1"/>
+      <w:numFmt w:val="bullet"/>
+      <w:lvlText w:val=""/>
+      <w:lvlJc w:val="left"/>
+      <w:pPr>
+        <w:ind w:left="720" w:hanging="360"/>
+      </w:pPr>
+      <w:rPr>
+        <w:rFonts w:ascii="Symbol" w:hAnsi="Symbol" w:hint="default"/>
+      </w:rPr>
+    </w:lvl>
+    <w:lvl w:ilvl="1" w:tplc="04090003" w:tentative="1">
+      <w:start w:val="1"/>
+      <w:numFmt w:val="bullet"/>
+      <w:lvlText w:val="o"/>
+      <w:lvlJc w:val="left"/>
+      <w:pPr>
+        <w:ind w:left="1440" w:hanging="360"/>
+      </w:pPr>
+      <w:rPr>
+        <w:rFonts w:ascii="Courier New" w:hAnsi="Courier New" w:cs="Courier New" w:hint="default"/>
+      </w:rPr>
+    </w:lvl>
+    <w:lvl w:ilvl="2" w:tplc="04090005" w:tentative="1">
+      <w:start w:val="1"/>
+      <w:numFmt w:val="bullet"/>
+      <w:lvlText w:val=""/>
+      <w:lvlJc w:val="left"/>
+      <w:pPr>
+        <w:ind w:left="2160" w:hanging="360"/>
+      </w:pPr>
+      <w:rPr>
+        <w:rFonts w:ascii="Wingdings" w:hAnsi="Wingdings" w:hint="default"/>
+      </w:rPr>
+    </w:lvl>
+    <w:lvl w:ilvl="3" w:tplc="04090001" w:tentative="1">
+      <w:start w:val="1"/>
+      <w:numFmt w:val="bullet"/>
+      <w:lvlText w:val=""/>
+      <w:lvlJc w:val="left"/>
+      <w:pPr>
+        <w:ind w:left="2880" w:hanging="360"/>
+      </w:pPr>
+      <w:rPr>
+        <w:rFonts w:ascii="Symbol" w:hAnsi="Symbol" w:hint="default"/>
+      </w:rPr>
+    </w:lvl>
+    <w:lvl w:ilvl="4" w:tplc="04090003" w:tentative="1">
+      <w:start w:val="1"/>
+      <w:numFmt w:val="bullet"/>
+      <w:lvlText w:val="o"/>
+      <w:lvlJc w:val="left"/>
+      <w:pPr>
+        <w:ind w:left="3600" w:hanging="360"/>
+      </w:pPr>
+      <w:rPr>
+        <w:rFonts w:ascii="Courier New" w:hAnsi="Courier New" w:cs="Courier New" w:hint="default"/>
+      </w:rPr>
+    </w:lvl>
+    <w:lvl w:ilvl="5" w:tplc="04090005" w:tentative="1">
+      <w:start w:val="1"/>
+      <w:numFmt w:val="bullet"/>
+      <w:lvlText w:val=""/>
+      <w:lvlJc w:val="left"/>
+      <w:pPr>
+        <w:ind w:left="4320" w:hanging="360"/>
+      </w:pPr>
+      <w:rPr>
+        <w:rFonts w:ascii="Wingdings" w:hAnsi="Wingdings" w:hint="default"/>
+      </w:rPr>
+    </w:lvl>
+    <w:lvl w:ilvl="6" w:tplc="04090001" w:tentative="1">
+      <w:start w:val="1"/>
+      <w:numFmt w:val="bullet"/>
+      <w:lvlText w:val=""/>
+      <w:lvlJc w:val="left"/>
+      <w:pPr>
+        <w:ind w:left="5040" w:hanging="360"/>
+      </w:pPr>
+      <w:rPr>
+        <w:rFonts w:ascii="Symbol" w:hAnsi="Symbol" w:hint="default"/>
+      </w:rPr>
+    </w:lvl>
+    <w:lvl w:ilvl="7" w:tplc="04090003" w:tentative="1">
+      <w:start w:val="1"/>
+      <w:numFmt w:val="bullet"/>
+      <w:lvlText w:val="o"/>
+      <w:lvlJc w:val="left"/>
+      <w:pPr>
+        <w:ind w:left="5760" w:hanging="360"/>
+      </w:pPr>
+      <w:rPr>
+        <w:rFonts w:ascii="Courier New" w:hAnsi="Courier New" w:cs="Courier New" w:hint="default"/>
+      </w:rPr>
+    </w:lvl>
+    <w:lvl w:ilvl="8" w:tplc="04090005" w:tentative="1">
+      <w:start w:val="1"/>
+      <w:numFmt w:val="bullet"/>
+      <w:lvlText w:val=""/>
+      <w:lvlJc w:val="left"/>
+      <w:pPr>
+        <w:ind w:left="6480" w:hanging="360"/>
+      </w:pPr>
+      <w:rPr>
+        <w:rFonts w:ascii="Wingdings" w:hAnsi="Wingdings" w:hint="default"/>
+      </w:rPr>
+    </w:lvl>
+  </w:abstractNum>
+  <w:abstractNum w:abstractNumId="3" w15:restartNumberingAfterBreak="0">
     <w:nsid w:val="0CA1247E"/>
     <w:multiLevelType w:val="hybridMultilevel"/>
     <w:tmpl w:val="737856F2"/>
@@ -3145,7 +10436,120 @@
       </w:pPr>
     </w:lvl>
   </w:abstractNum>
-  <w:abstractNum w:abstractNumId="1" w15:restartNumberingAfterBreak="0">
+  <w:abstractNum w:abstractNumId="4" w15:restartNumberingAfterBreak="0">
+    <w:nsid w:val="12435B25"/>
+    <w:multiLevelType w:val="hybridMultilevel"/>
+    <w:tmpl w:val="8C3407DE"/>
+    <w:lvl w:ilvl="0" w:tplc="04090001">
+      <w:start w:val="1"/>
+      <w:numFmt w:val="bullet"/>
+      <w:lvlText w:val=""/>
+      <w:lvlJc w:val="left"/>
+      <w:pPr>
+        <w:ind w:left="720" w:hanging="360"/>
+      </w:pPr>
+      <w:rPr>
+        <w:rFonts w:ascii="Symbol" w:hAnsi="Symbol" w:hint="default"/>
+      </w:rPr>
+    </w:lvl>
+    <w:lvl w:ilvl="1" w:tplc="04090003" w:tentative="1">
+      <w:start w:val="1"/>
+      <w:numFmt w:val="bullet"/>
+      <w:lvlText w:val="o"/>
+      <w:lvlJc w:val="left"/>
+      <w:pPr>
+        <w:ind w:left="1440" w:hanging="360"/>
+      </w:pPr>
+      <w:rPr>
+        <w:rFonts w:ascii="Courier New" w:hAnsi="Courier New" w:cs="Courier New" w:hint="default"/>
+      </w:rPr>
+    </w:lvl>
+    <w:lvl w:ilvl="2" w:tplc="04090005" w:tentative="1">
+      <w:start w:val="1"/>
+      <w:numFmt w:val="bullet"/>
+      <w:lvlText w:val=""/>
+      <w:lvlJc w:val="left"/>
+      <w:pPr>
+        <w:ind w:left="2160" w:hanging="360"/>
+      </w:pPr>
+      <w:rPr>
+        <w:rFonts w:ascii="Wingdings" w:hAnsi="Wingdings" w:hint="default"/>
+      </w:rPr>
+    </w:lvl>
+    <w:lvl w:ilvl="3" w:tplc="04090001" w:tentative="1">
+      <w:start w:val="1"/>
+      <w:numFmt w:val="bullet"/>
+      <w:lvlText w:val=""/>
+      <w:lvlJc w:val="left"/>
+      <w:pPr>
+        <w:ind w:left="2880" w:hanging="360"/>
+      </w:pPr>
+      <w:rPr>
+        <w:rFonts w:ascii="Symbol" w:hAnsi="Symbol" w:hint="default"/>
+      </w:rPr>
+    </w:lvl>
+    <w:lvl w:ilvl="4" w:tplc="04090003" w:tentative="1">
+      <w:start w:val="1"/>
+      <w:numFmt w:val="bullet"/>
+      <w:lvlText w:val="o"/>
+      <w:lvlJc w:val="left"/>
+      <w:pPr>
+        <w:ind w:left="3600" w:hanging="360"/>
+      </w:pPr>
+      <w:rPr>
+        <w:rFonts w:ascii="Courier New" w:hAnsi="Courier New" w:cs="Courier New" w:hint="default"/>
+      </w:rPr>
+    </w:lvl>
+    <w:lvl w:ilvl="5" w:tplc="04090005" w:tentative="1">
+      <w:start w:val="1"/>
+      <w:numFmt w:val="bullet"/>
+      <w:lvlText w:val=""/>
+      <w:lvlJc w:val="left"/>
+      <w:pPr>
+        <w:ind w:left="4320" w:hanging="360"/>
+      </w:pPr>
+      <w:rPr>
+        <w:rFonts w:ascii="Wingdings" w:hAnsi="Wingdings" w:hint="default"/>
+      </w:rPr>
+    </w:lvl>
+    <w:lvl w:ilvl="6" w:tplc="04090001" w:tentative="1">
+      <w:start w:val="1"/>
+      <w:numFmt w:val="bullet"/>
+      <w:lvlText w:val=""/>
+      <w:lvlJc w:val="left"/>
+      <w:pPr>
+        <w:ind w:left="5040" w:hanging="360"/>
+      </w:pPr>
+      <w:rPr>
+        <w:rFonts w:ascii="Symbol" w:hAnsi="Symbol" w:hint="default"/>
+      </w:rPr>
+    </w:lvl>
+    <w:lvl w:ilvl="7" w:tplc="04090003" w:tentative="1">
+      <w:start w:val="1"/>
+      <w:numFmt w:val="bullet"/>
+      <w:lvlText w:val="o"/>
+      <w:lvlJc w:val="left"/>
+      <w:pPr>
+        <w:ind w:left="5760" w:hanging="360"/>
+      </w:pPr>
+      <w:rPr>
+        <w:rFonts w:ascii="Courier New" w:hAnsi="Courier New" w:cs="Courier New" w:hint="default"/>
+      </w:rPr>
+    </w:lvl>
+    <w:lvl w:ilvl="8" w:tplc="04090005" w:tentative="1">
+      <w:start w:val="1"/>
+      <w:numFmt w:val="bullet"/>
+      <w:lvlText w:val=""/>
+      <w:lvlJc w:val="left"/>
+      <w:pPr>
+        <w:ind w:left="6480" w:hanging="360"/>
+      </w:pPr>
+      <w:rPr>
+        <w:rFonts w:ascii="Wingdings" w:hAnsi="Wingdings" w:hint="default"/>
+      </w:rPr>
+    </w:lvl>
+  </w:abstractNum>
+  <w:abstractNum w:abstractNumId="5" w15:restartNumberingAfterBreak="0">
     <w:nsid w:val="17734325"/>
     <w:multiLevelType w:val="hybridMultilevel"/>
     <w:tmpl w:val="1FD45FEA"/>
@@ -3234,7 +10638,7 @@
       </w:pPr>
     </w:lvl>
   </w:abstractNum>
-  <w:abstractNum w:abstractNumId="2" w15:restartNumberingAfterBreak="0">
+  <w:abstractNum w:abstractNumId="6" w15:restartNumberingAfterBreak="0">
     <w:nsid w:val="23EF4721"/>
     <w:multiLevelType w:val="hybridMultilevel"/>
     <w:tmpl w:val="F968BD98"/>
@@ -3347,7 +10751,7 @@
       </w:rPr>
     </w:lvl>
   </w:abstractNum>
-  <w:abstractNum w:abstractNumId="3" w15:restartNumberingAfterBreak="0">
+  <w:abstractNum w:abstractNumId="7" w15:restartNumberingAfterBreak="0">
     <w:nsid w:val="3BB84C08"/>
     <w:multiLevelType w:val="multilevel"/>
     <w:tmpl w:val="15EA2E82"/>
@@ -3460,7 +10864,7 @@
       </w:rPr>
     </w:lvl>
   </w:abstractNum>
-  <w:abstractNum w:abstractNumId="4" w15:restartNumberingAfterBreak="0">
+  <w:abstractNum w:abstractNumId="8" w15:restartNumberingAfterBreak="0">
     <w:nsid w:val="40AE21F6"/>
     <w:multiLevelType w:val="hybridMultilevel"/>
     <w:tmpl w:val="21A076AA"/>
@@ -3573,7 +10977,7 @@
       </w:rPr>
     </w:lvl>
   </w:abstractNum>
-  <w:abstractNum w:abstractNumId="5" w15:restartNumberingAfterBreak="0">
+  <w:abstractNum w:abstractNumId="9" w15:restartNumberingAfterBreak="0">
     <w:nsid w:val="40B811FD"/>
     <w:multiLevelType w:val="hybridMultilevel"/>
     <w:tmpl w:val="A5DC8B7C"/>
@@ -3686,7 +11090,7 @@
       </w:rPr>
     </w:lvl>
   </w:abstractNum>
-  <w:abstractNum w:abstractNumId="6" w15:restartNumberingAfterBreak="0">
+  <w:abstractNum w:abstractNumId="10" w15:restartNumberingAfterBreak="0">
     <w:nsid w:val="40D8608A"/>
     <w:multiLevelType w:val="hybridMultilevel"/>
     <w:tmpl w:val="979CD868"/>
@@ -3775,7 +11179,7 @@
       </w:pPr>
     </w:lvl>
   </w:abstractNum>
-  <w:abstractNum w:abstractNumId="7" w15:restartNumberingAfterBreak="0">
+  <w:abstractNum w:abstractNumId="11" w15:restartNumberingAfterBreak="0">
     <w:nsid w:val="46A44212"/>
     <w:multiLevelType w:val="hybridMultilevel"/>
     <w:tmpl w:val="B42A62EC"/>
@@ -3887,7 +11291,7 @@
       </w:rPr>
     </w:lvl>
   </w:abstractNum>
-  <w:abstractNum w:abstractNumId="8" w15:restartNumberingAfterBreak="0">
+  <w:abstractNum w:abstractNumId="12" w15:restartNumberingAfterBreak="0">
     <w:nsid w:val="46EB5F37"/>
     <w:multiLevelType w:val="hybridMultilevel"/>
     <w:tmpl w:val="FC529674"/>
@@ -3973,7 +11377,7 @@
       </w:pPr>
     </w:lvl>
   </w:abstractNum>
-  <w:abstractNum w:abstractNumId="9" w15:restartNumberingAfterBreak="0">
+  <w:abstractNum w:abstractNumId="13" w15:restartNumberingAfterBreak="0">
     <w:nsid w:val="55526E7B"/>
     <w:multiLevelType w:val="hybridMultilevel"/>
     <w:tmpl w:val="F828AA00"/>
@@ -4062,7 +11466,7 @@
       </w:pPr>
     </w:lvl>
   </w:abstractNum>
-  <w:abstractNum w:abstractNumId="10" w15:restartNumberingAfterBreak="0">
+  <w:abstractNum w:abstractNumId="14" w15:restartNumberingAfterBreak="0">
     <w:nsid w:val="5555769C"/>
     <w:multiLevelType w:val="hybridMultilevel"/>
     <w:tmpl w:val="1EE6DECC"/>
@@ -4175,7 +11579,7 @@
       </w:rPr>
     </w:lvl>
   </w:abstractNum>
-  <w:abstractNum w:abstractNumId="11" w15:restartNumberingAfterBreak="0">
+  <w:abstractNum w:abstractNumId="15" w15:restartNumberingAfterBreak="0">
     <w:nsid w:val="62505955"/>
     <w:multiLevelType w:val="hybridMultilevel"/>
     <w:tmpl w:val="E02ED160"/>
@@ -4288,7 +11692,120 @@
       </w:rPr>
     </w:lvl>
   </w:abstractNum>
-  <w:abstractNum w:abstractNumId="12" w15:restartNumberingAfterBreak="0">
+  <w:abstractNum w:abstractNumId="16" w15:restartNumberingAfterBreak="0">
+    <w:nsid w:val="63B60C33"/>
+    <w:multiLevelType w:val="hybridMultilevel"/>
+    <w:tmpl w:val="635C44DE"/>
+    <w:lvl w:ilvl="0" w:tplc="04090001">
+      <w:start w:val="1"/>
+      <w:numFmt w:val="bullet"/>
+      <w:lvlText w:val=""/>
+      <w:lvlJc w:val="left"/>
+      <w:pPr>
+        <w:ind w:left="720" w:hanging="360"/>
+      </w:pPr>
+      <w:rPr>
+        <w:rFonts w:ascii="Symbol" w:hAnsi="Symbol" w:hint="default"/>
+      </w:rPr>
+    </w:lvl>
+    <w:lvl w:ilvl="1" w:tplc="04090003" w:tentative="1">
+      <w:start w:val="1"/>
+      <w:numFmt w:val="bullet"/>
+      <w:lvlText w:val="o"/>
+      <w:lvlJc w:val="left"/>
+      <w:pPr>
+        <w:ind w:left="1440" w:hanging="360"/>
+      </w:pPr>
+      <w:rPr>
+        <w:rFonts w:ascii="Courier New" w:hAnsi="Courier New" w:cs="Courier New" w:hint="default"/>
+      </w:rPr>
+    </w:lvl>
+    <w:lvl w:ilvl="2" w:tplc="04090005" w:tentative="1">
+      <w:start w:val="1"/>
+      <w:numFmt w:val="bullet"/>
+      <w:lvlText w:val=""/>
+      <w:lvlJc w:val="left"/>
+      <w:pPr>
+        <w:ind w:left="2160" w:hanging="360"/>
+      </w:pPr>
+      <w:rPr>
+        <w:rFonts w:ascii="Wingdings" w:hAnsi="Wingdings" w:hint="default"/>
+      </w:rPr>
+    </w:lvl>
+    <w:lvl w:ilvl="3" w:tplc="04090001" w:tentative="1">
+      <w:start w:val="1"/>
+      <w:numFmt w:val="bullet"/>
+      <w:lvlText w:val=""/>
+      <w:lvlJc w:val="left"/>
+      <w:pPr>
+        <w:ind w:left="2880" w:hanging="360"/>
+      </w:pPr>
+      <w:rPr>
+        <w:rFonts w:ascii="Symbol" w:hAnsi="Symbol" w:hint="default"/>
+      </w:rPr>
+    </w:lvl>
+    <w:lvl w:ilvl="4" w:tplc="04090003" w:tentative="1">
+      <w:start w:val="1"/>
+      <w:numFmt w:val="bullet"/>
+      <w:lvlText w:val="o"/>
+      <w:lvlJc w:val="left"/>
+      <w:pPr>
+        <w:ind w:left="3600" w:hanging="360"/>
+      </w:pPr>
+      <w:rPr>
+        <w:rFonts w:ascii="Courier New" w:hAnsi="Courier New" w:cs="Courier New" w:hint="default"/>
+      </w:rPr>
+    </w:lvl>
+    <w:lvl w:ilvl="5" w:tplc="04090005" w:tentative="1">
+      <w:start w:val="1"/>
+      <w:numFmt w:val="bullet"/>
+      <w:lvlText w:val=""/>
+      <w:lvlJc w:val="left"/>
+      <w:pPr>
+        <w:ind w:left="4320" w:hanging="360"/>
+      </w:pPr>
+      <w:rPr>
+        <w:rFonts w:ascii="Wingdings" w:hAnsi="Wingdings" w:hint="default"/>
+      </w:rPr>
+    </w:lvl>
+    <w:lvl w:ilvl="6" w:tplc="04090001" w:tentative="1">
+      <w:start w:val="1"/>
+      <w:numFmt w:val="bullet"/>
+      <w:lvlText w:val=""/>
+      <w:lvlJc w:val="left"/>
+      <w:pPr>
+        <w:ind w:left="5040" w:hanging="360"/>
+      </w:pPr>
+      <w:rPr>
+        <w:rFonts w:ascii="Symbol" w:hAnsi="Symbol" w:hint="default"/>
+      </w:rPr>
+    </w:lvl>
+    <w:lvl w:ilvl="7" w:tplc="04090003" w:tentative="1">
+      <w:start w:val="1"/>
+      <w:numFmt w:val="bullet"/>
+      <w:lvlText w:val="o"/>
+      <w:lvlJc w:val="left"/>
+      <w:pPr>
+        <w:ind w:left="5760" w:hanging="360"/>
+      </w:pPr>
+      <w:rPr>
+        <w:rFonts w:ascii="Courier New" w:hAnsi="Courier New" w:cs="Courier New" w:hint="default"/>
+      </w:rPr>
+    </w:lvl>
+    <w:lvl w:ilvl="8" w:tplc="04090005" w:tentative="1">
+      <w:start w:val="1"/>
+      <w:numFmt w:val="bullet"/>
+      <w:lvlText w:val=""/>
+      <w:lvlJc w:val="left"/>
+      <w:pPr>
+        <w:ind w:left="6480" w:hanging="360"/>
+      </w:pPr>
+      <w:rPr>
+        <w:rFonts w:ascii="Wingdings" w:hAnsi="Wingdings" w:hint="default"/>
+      </w:rPr>
+    </w:lvl>
+  </w:abstractNum>
+  <w:abstractNum w:abstractNumId="17" w15:restartNumberingAfterBreak="0">
     <w:nsid w:val="686F2D3F"/>
     <w:multiLevelType w:val="hybridMultilevel"/>
     <w:tmpl w:val="E4CE448E"/>
@@ -4377,7 +11894,120 @@
       </w:pPr>
     </w:lvl>
   </w:abstractNum>
-  <w:abstractNum w:abstractNumId="13" w15:restartNumberingAfterBreak="0">
+  <w:abstractNum w:abstractNumId="18" w15:restartNumberingAfterBreak="0">
+    <w:nsid w:val="6B3C3847"/>
+    <w:multiLevelType w:val="hybridMultilevel"/>
+    <w:tmpl w:val="564E730E"/>
+    <w:lvl w:ilvl="0" w:tplc="04090001">
+      <w:start w:val="1"/>
+      <w:numFmt w:val="bullet"/>
+      <w:lvlText w:val=""/>
+      <w:lvlJc w:val="left"/>
+      <w:pPr>
+        <w:ind w:left="720" w:hanging="360"/>
+      </w:pPr>
+      <w:rPr>
+        <w:rFonts w:ascii="Symbol" w:hAnsi="Symbol" w:hint="default"/>
+      </w:rPr>
+    </w:lvl>
+    <w:lvl w:ilvl="1" w:tplc="04090003" w:tentative="1">
+      <w:start w:val="1"/>
+      <w:numFmt w:val="bullet"/>
+      <w:lvlText w:val="o"/>
+      <w:lvlJc w:val="left"/>
+      <w:pPr>
+        <w:ind w:left="1440" w:hanging="360"/>
+      </w:pPr>
+      <w:rPr>
+        <w:rFonts w:ascii="Courier New" w:hAnsi="Courier New" w:cs="Courier New" w:hint="default"/>
+      </w:rPr>
+    </w:lvl>
+    <w:lvl w:ilvl="2" w:tplc="04090005" w:tentative="1">
+      <w:start w:val="1"/>
+      <w:numFmt w:val="bullet"/>
+      <w:lvlText w:val=""/>
+      <w:lvlJc w:val="left"/>
+      <w:pPr>
+        <w:ind w:left="2160" w:hanging="360"/>
+      </w:pPr>
+      <w:rPr>
+        <w:rFonts w:ascii="Wingdings" w:hAnsi="Wingdings" w:hint="default"/>
+      </w:rPr>
+    </w:lvl>
+    <w:lvl w:ilvl="3" w:tplc="04090001" w:tentative="1">
+      <w:start w:val="1"/>
+      <w:numFmt w:val="bullet"/>
+      <w:lvlText w:val=""/>
+      <w:lvlJc w:val="left"/>
+      <w:pPr>
+        <w:ind w:left="2880" w:hanging="360"/>
+      </w:pPr>
+      <w:rPr>
+        <w:rFonts w:ascii="Symbol" w:hAnsi="Symbol" w:hint="default"/>
+      </w:rPr>
+    </w:lvl>
+    <w:lvl w:ilvl="4" w:tplc="04090003" w:tentative="1">
+      <w:start w:val="1"/>
+      <w:numFmt w:val="bullet"/>
+      <w:lvlText w:val="o"/>
+      <w:lvlJc w:val="left"/>
+      <w:pPr>
+        <w:ind w:left="3600" w:hanging="360"/>
+      </w:pPr>
+      <w:rPr>
+        <w:rFonts w:ascii="Courier New" w:hAnsi="Courier New" w:cs="Courier New" w:hint="default"/>
+      </w:rPr>
+    </w:lvl>
+    <w:lvl w:ilvl="5" w:tplc="04090005" w:tentative="1">
+      <w:start w:val="1"/>
+      <w:numFmt w:val="bullet"/>
+      <w:lvlText w:val=""/>
+      <w:lvlJc w:val="left"/>
+      <w:pPr>
+        <w:ind w:left="4320" w:hanging="360"/>
+      </w:pPr>
+      <w:rPr>
+        <w:rFonts w:ascii="Wingdings" w:hAnsi="Wingdings" w:hint="default"/>
+      </w:rPr>
+    </w:lvl>
+    <w:lvl w:ilvl="6" w:tplc="04090001" w:tentative="1">
+      <w:start w:val="1"/>
+      <w:numFmt w:val="bullet"/>
+      <w:lvlText w:val=""/>
+      <w:lvlJc w:val="left"/>
+      <w:pPr>
+        <w:ind w:left="5040" w:hanging="360"/>
+      </w:pPr>
+      <w:rPr>
+        <w:rFonts w:ascii="Symbol" w:hAnsi="Symbol" w:hint="default"/>
+      </w:rPr>
+    </w:lvl>
+    <w:lvl w:ilvl="7" w:tplc="04090003" w:tentative="1">
+      <w:start w:val="1"/>
+      <w:numFmt w:val="bullet"/>
+      <w:lvlText w:val="o"/>
+      <w:lvlJc w:val="left"/>
+      <w:pPr>
+        <w:ind w:left="5760" w:hanging="360"/>
+      </w:pPr>
+      <w:rPr>
+        <w:rFonts w:ascii="Courier New" w:hAnsi="Courier New" w:cs="Courier New" w:hint="default"/>
+      </w:rPr>
+    </w:lvl>
+    <w:lvl w:ilvl="8" w:tplc="04090005" w:tentative="1">
+      <w:start w:val="1"/>
+      <w:numFmt w:val="bullet"/>
+      <w:lvlText w:val=""/>
+      <w:lvlJc w:val="left"/>
+      <w:pPr>
+        <w:ind w:left="6480" w:hanging="360"/>
+      </w:pPr>
+      <w:rPr>
+        <w:rFonts w:ascii="Wingdings" w:hAnsi="Wingdings" w:hint="default"/>
+      </w:rPr>
+    </w:lvl>
+  </w:abstractNum>
+  <w:abstractNum w:abstractNumId="19" w15:restartNumberingAfterBreak="0">
     <w:nsid w:val="6C833018"/>
     <w:multiLevelType w:val="hybridMultilevel"/>
     <w:tmpl w:val="1FD45FEA"/>
@@ -4466,7 +12096,7 @@
       </w:pPr>
     </w:lvl>
   </w:abstractNum>
-  <w:abstractNum w:abstractNumId="14" w15:restartNumberingAfterBreak="0">
+  <w:abstractNum w:abstractNumId="20" w15:restartNumberingAfterBreak="0">
     <w:nsid w:val="7577240C"/>
     <w:multiLevelType w:val="hybridMultilevel"/>
     <w:tmpl w:val="4B768118"/>
@@ -4579,7 +12209,7 @@
       </w:rPr>
     </w:lvl>
   </w:abstractNum>
-  <w:abstractNum w:abstractNumId="15" w15:restartNumberingAfterBreak="0">
+  <w:abstractNum w:abstractNumId="21" w15:restartNumberingAfterBreak="0">
     <w:nsid w:val="7EE027D1"/>
     <w:multiLevelType w:val="hybridMultilevel"/>
     <w:tmpl w:val="58203784"/>
@@ -4665,53 +12295,187 @@
       </w:pPr>
     </w:lvl>
   </w:abstractNum>
+  <w:abstractNum w:abstractNumId="22" w15:restartNumberingAfterBreak="0">
+    <w:nsid w:val="7FE71914"/>
+    <w:multiLevelType w:val="hybridMultilevel"/>
+    <w:tmpl w:val="FD960A64"/>
+    <w:lvl w:ilvl="0" w:tplc="04090001">
+      <w:start w:val="1"/>
+      <w:numFmt w:val="bullet"/>
+      <w:lvlText w:val=""/>
+      <w:lvlJc w:val="left"/>
+      <w:pPr>
+        <w:ind w:left="720" w:hanging="360"/>
+      </w:pPr>
+      <w:rPr>
+        <w:rFonts w:ascii="Symbol" w:hAnsi="Symbol" w:hint="default"/>
+      </w:rPr>
+    </w:lvl>
+    <w:lvl w:ilvl="1" w:tplc="04090003" w:tentative="1">
+      <w:start w:val="1"/>
+      <w:numFmt w:val="bullet"/>
+      <w:lvlText w:val="o"/>
+      <w:lvlJc w:val="left"/>
+      <w:pPr>
+        <w:ind w:left="1440" w:hanging="360"/>
+      </w:pPr>
+      <w:rPr>
+        <w:rFonts w:ascii="Courier New" w:hAnsi="Courier New" w:cs="Courier New" w:hint="default"/>
+      </w:rPr>
+    </w:lvl>
+    <w:lvl w:ilvl="2" w:tplc="04090005" w:tentative="1">
+      <w:start w:val="1"/>
+      <w:numFmt w:val="bullet"/>
+      <w:lvlText w:val=""/>
+      <w:lvlJc w:val="left"/>
+      <w:pPr>
+        <w:ind w:left="2160" w:hanging="360"/>
+      </w:pPr>
+      <w:rPr>
+        <w:rFonts w:ascii="Wingdings" w:hAnsi="Wingdings" w:hint="default"/>
+      </w:rPr>
+    </w:lvl>
+    <w:lvl w:ilvl="3" w:tplc="04090001" w:tentative="1">
+      <w:start w:val="1"/>
+      <w:numFmt w:val="bullet"/>
+      <w:lvlText w:val=""/>
+      <w:lvlJc w:val="left"/>
+      <w:pPr>
+        <w:ind w:left="2880" w:hanging="360"/>
+      </w:pPr>
+      <w:rPr>
+        <w:rFonts w:ascii="Symbol" w:hAnsi="Symbol" w:hint="default"/>
+      </w:rPr>
+    </w:lvl>
+    <w:lvl w:ilvl="4" w:tplc="04090003" w:tentative="1">
+      <w:start w:val="1"/>
+      <w:numFmt w:val="bullet"/>
+      <w:lvlText w:val="o"/>
+      <w:lvlJc w:val="left"/>
+      <w:pPr>
+        <w:ind w:left="3600" w:hanging="360"/>
+      </w:pPr>
+      <w:rPr>
+        <w:rFonts w:ascii="Courier New" w:hAnsi="Courier New" w:cs="Courier New" w:hint="default"/>
+      </w:rPr>
+    </w:lvl>
+    <w:lvl w:ilvl="5" w:tplc="04090005" w:tentative="1">
+      <w:start w:val="1"/>
+      <w:numFmt w:val="bullet"/>
+      <w:lvlText w:val=""/>
+      <w:lvlJc w:val="left"/>
+      <w:pPr>
+        <w:ind w:left="4320" w:hanging="360"/>
+      </w:pPr>
+      <w:rPr>
+        <w:rFonts w:ascii="Wingdings" w:hAnsi="Wingdings" w:hint="default"/>
+      </w:rPr>
+    </w:lvl>
+    <w:lvl w:ilvl="6" w:tplc="04090001" w:tentative="1">
+      <w:start w:val="1"/>
+      <w:numFmt w:val="bullet"/>
+      <w:lvlText w:val=""/>
+      <w:lvlJc w:val="left"/>
+      <w:pPr>
+        <w:ind w:left="5040" w:hanging="360"/>
+      </w:pPr>
+      <w:rPr>
+        <w:rFonts w:ascii="Symbol" w:hAnsi="Symbol" w:hint="default"/>
+      </w:rPr>
+    </w:lvl>
+    <w:lvl w:ilvl="7" w:tplc="04090003" w:tentative="1">
+      <w:start w:val="1"/>
+      <w:numFmt w:val="bullet"/>
+      <w:lvlText w:val="o"/>
+      <w:lvlJc w:val="left"/>
+      <w:pPr>
+        <w:ind w:left="5760" w:hanging="360"/>
+      </w:pPr>
+      <w:rPr>
+        <w:rFonts w:ascii="Courier New" w:hAnsi="Courier New" w:cs="Courier New" w:hint="default"/>
+      </w:rPr>
+    </w:lvl>
+    <w:lvl w:ilvl="8" w:tplc="04090005" w:tentative="1">
+      <w:start w:val="1"/>
+      <w:numFmt w:val="bullet"/>
+      <w:lvlText w:val=""/>
+      <w:lvlJc w:val="left"/>
+      <w:pPr>
+        <w:ind w:left="6480" w:hanging="360"/>
+      </w:pPr>
+      <w:rPr>
+        <w:rFonts w:ascii="Wingdings" w:hAnsi="Wingdings" w:hint="default"/>
+      </w:rPr>
+    </w:lvl>
+  </w:abstractNum>
   <w:num w:numId="1">
+    <w:abstractNumId w:val="11"/>
+  </w:num>
+  <w:num w:numId="2">
+    <w:abstractNumId w:val="12"/>
+  </w:num>
+  <w:num w:numId="3">
+    <w:abstractNumId w:val="5"/>
+  </w:num>
+  <w:num w:numId="4">
+    <w:abstractNumId w:val="19"/>
+  </w:num>
+  <w:num w:numId="5">
+    <w:abstractNumId w:val="10"/>
+  </w:num>
+  <w:num w:numId="6">
+    <w:abstractNumId w:val="17"/>
+  </w:num>
+  <w:num w:numId="7">
+    <w:abstractNumId w:val="20"/>
+  </w:num>
+  <w:num w:numId="8">
+    <w:abstractNumId w:val="13"/>
+  </w:num>
+  <w:num w:numId="9">
+    <w:abstractNumId w:val="3"/>
+  </w:num>
+  <w:num w:numId="10">
+    <w:abstractNumId w:val="9"/>
+  </w:num>
+  <w:num w:numId="11">
+    <w:abstractNumId w:val="8"/>
+  </w:num>
+  <w:num w:numId="12">
+    <w:abstractNumId w:val="15"/>
+  </w:num>
+  <w:num w:numId="13">
+    <w:abstractNumId w:val="21"/>
+  </w:num>
+  <w:num w:numId="14">
     <w:abstractNumId w:val="7"/>
   </w:num>
-  <w:num w:numId="2">
-    <w:abstractNumId w:val="8"/>
+  <w:num w:numId="15">
+    <w:abstractNumId w:val="6"/>
   </w:num>
-  <w:num w:numId="3">
+  <w:num w:numId="16">
+    <w:abstractNumId w:val="14"/>
+  </w:num>
+  <w:num w:numId="17">
+    <w:abstractNumId w:val="18"/>
+  </w:num>
+  <w:num w:numId="18">
+    <w:abstractNumId w:val="16"/>
+  </w:num>
+  <w:num w:numId="19">
+    <w:abstractNumId w:val="2"/>
+  </w:num>
+  <w:num w:numId="20">
+    <w:abstractNumId w:val="22"/>
+  </w:num>
+  <w:num w:numId="21">
+    <w:abstractNumId w:val="4"/>
+  </w:num>
+  <w:num w:numId="22">
     <w:abstractNumId w:val="1"/>
   </w:num>
-  <w:num w:numId="4">
-    <w:abstractNumId w:val="13"/>
-  </w:num>
-  <w:num w:numId="5">
-    <w:abstractNumId w:val="6"/>
-  </w:num>
-  <w:num w:numId="6">
-    <w:abstractNumId w:val="12"/>
-  </w:num>
-  <w:num w:numId="7">
-    <w:abstractNumId w:val="14"/>
-  </w:num>
-  <w:num w:numId="8">
-    <w:abstractNumId w:val="9"/>
-  </w:num>
-  <w:num w:numId="9">
+  <w:num w:numId="23">
     <w:abstractNumId w:val="0"/>
-  </w:num>
-  <w:num w:numId="10">
-    <w:abstractNumId w:val="5"/>
-  </w:num>
-  <w:num w:numId="11">
-    <w:abstractNumId w:val="4"/>
-  </w:num>
-  <w:num w:numId="12">
-    <w:abstractNumId w:val="11"/>
-  </w:num>
-  <w:num w:numId="13">
-    <w:abstractNumId w:val="15"/>
-  </w:num>
-  <w:num w:numId="14">
-    <w:abstractNumId w:val="3"/>
-  </w:num>
-  <w:num w:numId="15">
-    <w:abstractNumId w:val="2"/>
-  </w:num>
-  <w:num w:numId="16">
-    <w:abstractNumId w:val="10"/>
   </w:num>
 </w:numbering>
 </file>
@@ -4890,7 +12654,7 @@
     <w:lsdException w:name="Table Web 2" w:semiHidden="1" w:unhideWhenUsed="1"/>
     <w:lsdException w:name="Table Web 3" w:semiHidden="1" w:unhideWhenUsed="1"/>
     <w:lsdException w:name="Balloon Text" w:semiHidden="1" w:unhideWhenUsed="1"/>
-    <w:lsdException w:name="Table Grid" w:uiPriority="39"/>
+    <w:lsdException w:name="Table Grid" w:uiPriority="59"/>
     <w:lsdException w:name="Table Theme" w:semiHidden="1" w:unhideWhenUsed="1"/>
     <w:lsdException w:name="Placeholder Text" w:semiHidden="1"/>
     <w:lsdException w:name="No Spacing" w:uiPriority="1" w:qFormat="1"/>
@@ -5111,7 +12875,7 @@
   <w:style w:type="paragraph" w:default="1" w:styleId="Normal">
     <w:name w:val="Normal"/>
     <w:qFormat/>
-    <w:rsid w:val="003714C7"/>
+    <w:rsid w:val="004738B7"/>
     <w:rPr>
       <w:rFonts w:ascii="Times New Roman" w:hAnsi="Times New Roman"/>
       <w:sz w:val="26"/>
@@ -5187,10 +12951,9 @@
     <w:next w:val="Normal"/>
     <w:link w:val="Heading4Char"/>
     <w:uiPriority w:val="9"/>
-    <w:semiHidden/>
     <w:unhideWhenUsed/>
     <w:qFormat/>
-    <w:rsid w:val="003300AD"/>
+    <w:rsid w:val="006F61E7"/>
     <w:pPr>
       <w:keepNext/>
       <w:keepLines/>
@@ -5199,9 +12962,8 @@
     </w:pPr>
     <w:rPr>
       <w:rFonts w:eastAsiaTheme="majorEastAsia" w:cstheme="majorBidi"/>
-      <w:i/>
+      <w:b/>
       <w:iCs/>
-      <w:color w:val="0F4761" w:themeColor="accent1" w:themeShade="BF"/>
     </w:rPr>
   </w:style>
   <w:style w:type="paragraph" w:styleId="Heading5">
@@ -5210,10 +12972,9 @@
     <w:next w:val="Normal"/>
     <w:link w:val="Heading5Char"/>
     <w:uiPriority w:val="9"/>
-    <w:semiHidden/>
     <w:unhideWhenUsed/>
     <w:qFormat/>
-    <w:rsid w:val="003300AD"/>
+    <w:rsid w:val="006F61E7"/>
     <w:pPr>
       <w:keepNext/>
       <w:keepLines/>
@@ -5222,7 +12983,7 @@
     </w:pPr>
     <w:rPr>
       <w:rFonts w:eastAsiaTheme="majorEastAsia" w:cstheme="majorBidi"/>
-      <w:color w:val="0F4761" w:themeColor="accent1" w:themeShade="BF"/>
+      <w:b/>
     </w:rPr>
   </w:style>
   <w:style w:type="paragraph" w:styleId="Heading6">
@@ -5384,13 +13145,12 @@
     <w:basedOn w:val="DefaultParagraphFont"/>
     <w:link w:val="Heading4"/>
     <w:uiPriority w:val="9"/>
-    <w:semiHidden/>
-    <w:rsid w:val="003300AD"/>
+    <w:rsid w:val="006F61E7"/>
     <w:rPr>
-      <w:rFonts w:eastAsiaTheme="majorEastAsia" w:cstheme="majorBidi"/>
-      <w:i/>
+      <w:rFonts w:ascii="Times New Roman" w:eastAsiaTheme="majorEastAsia" w:hAnsi="Times New Roman" w:cstheme="majorBidi"/>
+      <w:b/>
       <w:iCs/>
-      <w:color w:val="0F4761" w:themeColor="accent1" w:themeShade="BF"/>
+      <w:sz w:val="26"/>
     </w:rPr>
   </w:style>
   <w:style w:type="character" w:customStyle="1" w:styleId="Heading5Char">
@@ -5398,11 +13158,11 @@
     <w:basedOn w:val="DefaultParagraphFont"/>
     <w:link w:val="Heading5"/>
     <w:uiPriority w:val="9"/>
-    <w:semiHidden/>
-    <w:rsid w:val="003300AD"/>
+    <w:rsid w:val="006F61E7"/>
     <w:rPr>
-      <w:rFonts w:eastAsiaTheme="majorEastAsia" w:cstheme="majorBidi"/>
-      <w:color w:val="0F4761" w:themeColor="accent1" w:themeShade="BF"/>
+      <w:rFonts w:ascii="Times New Roman" w:eastAsiaTheme="majorEastAsia" w:hAnsi="Times New Roman" w:cstheme="majorBidi"/>
+      <w:b/>
+      <w:sz w:val="26"/>
     </w:rPr>
   </w:style>
   <w:style w:type="character" w:customStyle="1" w:styleId="Heading6Char">
@@ -5656,8 +13416,8 @@
       <w:u w:val="single"/>
     </w:rPr>
   </w:style>
-  <w:style w:type="character" w:customStyle="1" w:styleId="UnresolvedMention">
-    <w:name w:val="Unresolved Mention"/>
+  <w:style w:type="character" w:customStyle="1" w:styleId="UnresolvedMention1">
+    <w:name w:val="Unresolved Mention1"/>
     <w:basedOn w:val="DefaultParagraphFont"/>
     <w:uiPriority w:val="99"/>
     <w:semiHidden/>
@@ -5908,7 +13668,7 @@
   <w:style w:type="table" w:styleId="TableGrid">
     <w:name w:val="Table Grid"/>
     <w:basedOn w:val="TableNormal"/>
-    <w:uiPriority w:val="39"/>
+    <w:uiPriority w:val="59"/>
     <w:rsid w:val="00AD5F24"/>
     <w:pPr>
       <w:spacing w:after="0" w:line="240" w:lineRule="auto"/>
@@ -5923,6 +13683,46 @@
         <w:insideV w:val="single" w:sz="4" w:space="0" w:color="auto"/>
       </w:tblBorders>
     </w:tblPr>
+  </w:style>
+  <w:style w:type="paragraph" w:customStyle="1" w:styleId="CellBullet">
+    <w:name w:val="Cell Bullet"/>
+    <w:rsid w:val="006F61E7"/>
+    <w:pPr>
+      <w:spacing w:after="0" w:line="264" w:lineRule="auto"/>
+      <w:ind w:left="255" w:hanging="142"/>
+    </w:pPr>
+    <w:rPr>
+      <w:rFonts w:ascii="Times New Roman" w:eastAsia="Times New Roman" w:hAnsi="Times New Roman"/>
+      <w:kern w:val="0"/>
+      <w:sz w:val="23"/>
+      <w14:ligatures w14:val="none"/>
+    </w:rPr>
+  </w:style>
+  <w:style w:type="paragraph" w:styleId="TOC4">
+    <w:name w:val="toc 4"/>
+    <w:basedOn w:val="Normal"/>
+    <w:next w:val="Normal"/>
+    <w:autoRedefine/>
+    <w:uiPriority w:val="39"/>
+    <w:unhideWhenUsed/>
+    <w:rsid w:val="004738B7"/>
+    <w:pPr>
+      <w:spacing w:after="100"/>
+      <w:ind w:left="780"/>
+    </w:pPr>
+  </w:style>
+  <w:style w:type="paragraph" w:styleId="TOC5">
+    <w:name w:val="toc 5"/>
+    <w:basedOn w:val="Normal"/>
+    <w:next w:val="Normal"/>
+    <w:autoRedefine/>
+    <w:uiPriority w:val="39"/>
+    <w:unhideWhenUsed/>
+    <w:rsid w:val="005716C5"/>
+    <w:pPr>
+      <w:spacing w:after="100"/>
+      <w:ind w:left="1040"/>
+    </w:pPr>
   </w:style>
 </w:styles>
 </file>
@@ -6227,7 +14027,7 @@
 </file>
 
 <file path=customXml/itemProps1.xml><?xml version="1.0" encoding="utf-8"?>
-<ds:datastoreItem xmlns:ds="http://schemas.openxmlformats.org/officeDocument/2006/customXml" ds:itemID="{07788B7A-7163-4ED7-ADC2-E7A0A1A96EE8}">
+<ds:datastoreItem xmlns:ds="http://schemas.openxmlformats.org/officeDocument/2006/customXml" ds:itemID="{228CD21D-209B-4CCB-A9DC-78145B7266CE}">
   <ds:schemaRefs>
     <ds:schemaRef ds:uri="http://schemas.openxmlformats.org/officeDocument/2006/bibliography"/>
   </ds:schemaRefs>

--- a/DoAn_Final.docx
+++ b/DoAn_Final.docx
@@ -2330,8 +2330,6 @@
               </w:rPr>
               <w:tab/>
             </w:r>
-            <w:bookmarkStart w:id="1" w:name="_GoBack"/>
-            <w:bookmarkEnd w:id="1"/>
             <w:r>
               <w:rPr>
                 <w:noProof/>
@@ -2910,7 +2908,7 @@
       <w:pPr>
         <w:pStyle w:val="Heading1"/>
       </w:pPr>
-      <w:bookmarkStart w:id="2" w:name="_Toc236513283"/>
+      <w:bookmarkStart w:id="1" w:name="_Toc236513283"/>
       <w:r>
         <w:lastRenderedPageBreak/>
         <w:t>DANH SÁCH HÌNH</w:t>
@@ -2918,7 +2916,7 @@
       <w:r>
         <w:t>, BẢNG</w:t>
       </w:r>
-      <w:bookmarkEnd w:id="2"/>
+      <w:bookmarkEnd w:id="1"/>
     </w:p>
     <w:p>
       <w:pPr>
@@ -3234,7 +3232,7 @@
       <w:pPr>
         <w:pStyle w:val="Heading1"/>
       </w:pPr>
-      <w:bookmarkStart w:id="3" w:name="_Toc236513284"/>
+      <w:bookmarkStart w:id="2" w:name="_Toc236513284"/>
       <w:r>
         <w:t xml:space="preserve">Chương I. </w:t>
       </w:r>
@@ -3244,39 +3242,39 @@
       <w:r>
         <w:t>.</w:t>
       </w:r>
+      <w:bookmarkEnd w:id="2"/>
+    </w:p>
+    <w:p>
+      <w:pPr>
+        <w:pStyle w:val="Heading2"/>
+      </w:pPr>
+      <w:bookmarkStart w:id="3" w:name="_Toc236513285"/>
+      <w:r>
+        <w:t xml:space="preserve">1. </w:t>
+      </w:r>
+      <w:r>
+        <w:t>Giới thiệu</w:t>
+      </w:r>
+      <w:r>
+        <w:t xml:space="preserve"> đề tài</w:t>
+      </w:r>
+      <w:r>
+        <w:t>.</w:t>
+      </w:r>
       <w:bookmarkEnd w:id="3"/>
     </w:p>
     <w:p>
       <w:pPr>
-        <w:pStyle w:val="Heading2"/>
-      </w:pPr>
-      <w:bookmarkStart w:id="4" w:name="_Toc236513285"/>
-      <w:r>
-        <w:t xml:space="preserve">1. </w:t>
-      </w:r>
-      <w:r>
-        <w:t>Giới thiệu</w:t>
-      </w:r>
-      <w:r>
-        <w:t xml:space="preserve"> đề tài</w:t>
-      </w:r>
-      <w:r>
-        <w:t>.</w:t>
+        <w:pStyle w:val="Heading3"/>
+      </w:pPr>
+      <w:bookmarkStart w:id="4" w:name="_Toc236513286"/>
+      <w:r>
+        <w:t xml:space="preserve">1.1. </w:t>
+      </w:r>
+      <w:r>
+        <w:t>Lý do chọn đề tài</w:t>
       </w:r>
       <w:bookmarkEnd w:id="4"/>
-    </w:p>
-    <w:p>
-      <w:pPr>
-        <w:pStyle w:val="Heading3"/>
-      </w:pPr>
-      <w:bookmarkStart w:id="5" w:name="_Toc236513286"/>
-      <w:r>
-        <w:t xml:space="preserve">1.1. </w:t>
-      </w:r>
-      <w:r>
-        <w:t>Lý do chọn đề tài</w:t>
-      </w:r>
-      <w:bookmarkEnd w:id="5"/>
     </w:p>
     <w:p>
       <w:pPr>
@@ -3333,7 +3331,7 @@
       <w:pPr>
         <w:pStyle w:val="Heading3"/>
       </w:pPr>
-      <w:bookmarkStart w:id="6" w:name="_Toc236513287"/>
+      <w:bookmarkStart w:id="5" w:name="_Toc236513287"/>
       <w:r>
         <w:t>1.2</w:t>
       </w:r>
@@ -3343,7 +3341,7 @@
       <w:r>
         <w:t xml:space="preserve"> Mục tiêu nghiên cứu</w:t>
       </w:r>
-      <w:bookmarkEnd w:id="6"/>
+      <w:bookmarkEnd w:id="5"/>
     </w:p>
     <w:p>
       <w:pPr>
@@ -3428,14 +3426,14 @@
       <w:pPr>
         <w:pStyle w:val="Heading3"/>
       </w:pPr>
-      <w:bookmarkStart w:id="7" w:name="_Toc236513288"/>
+      <w:bookmarkStart w:id="6" w:name="_Toc236513288"/>
       <w:r>
         <w:t xml:space="preserve">1.3. </w:t>
       </w:r>
       <w:r>
         <w:t>Đối tượng và phạm vi nghiêm cứu</w:t>
       </w:r>
-      <w:bookmarkEnd w:id="7"/>
+      <w:bookmarkEnd w:id="6"/>
     </w:p>
     <w:p>
       <w:pPr>
@@ -3463,7 +3461,13 @@
         <w:t xml:space="preserve"> Q</w:t>
       </w:r>
       <w:r>
-        <w:t>uy trình giải quyết thủ tục hành chính tại Ủy ban nhân dân (UBND) và hệ thống thông tin hỗ trợ quản lý các quy trình này. Đồ án tập trung nghiên cứu các hoạt động tiếp nhận, kiểm tra, xử lý, phê duyệt và trả kết quả hồ sơ hành chính giữa người dân và UBND, đồng thời phân tích luồng công việc, luồng thông tin và các tác nhân tham gia trong quá trình giải quyết thủ tục hành chính.</w:t>
+        <w:t xml:space="preserve">uy trình giải quyết thủ tục hành chính tại </w:t>
+      </w:r>
+      <w:r>
+        <w:t xml:space="preserve">địa phương </w:t>
+      </w:r>
+      <w:r>
+        <w:t>và hệ thống thông tin hỗ trợ quản lý các quy trình này. Đồ án tập trung nghiên cứu các hoạt động tiếp nhận, kiểm tra, xử lý, phê duyệt và trả kết quả hồ sơ hành chính giữa người dân và UBND, đồng thời phân tích luồng công việc, luồng thông tin và các tác nhân tham gia trong quá trình giải quyết thủ tục hành chính.</w:t>
       </w:r>
     </w:p>
     <w:p>
@@ -3495,11 +3499,11 @@
       <w:pPr>
         <w:pStyle w:val="Heading3"/>
       </w:pPr>
-      <w:bookmarkStart w:id="8" w:name="_Toc236513289"/>
+      <w:bookmarkStart w:id="7" w:name="_Toc236513289"/>
       <w:r>
         <w:t>1.4. Phương pháp nghiên cứu</w:t>
       </w:r>
-      <w:bookmarkEnd w:id="8"/>
+      <w:bookmarkEnd w:id="7"/>
     </w:p>
     <w:p>
       <w:pPr>
@@ -3570,11 +3574,11 @@
       <w:pPr>
         <w:pStyle w:val="Heading3"/>
       </w:pPr>
-      <w:bookmarkStart w:id="9" w:name="_Toc236513290"/>
+      <w:bookmarkStart w:id="8" w:name="_Toc236513290"/>
       <w:r>
         <w:t>1.5. Cấu trúc đồ án</w:t>
       </w:r>
-      <w:bookmarkEnd w:id="9"/>
+      <w:bookmarkEnd w:id="8"/>
     </w:p>
     <w:p>
       <w:pPr>
@@ -3668,12 +3672,12 @@
       <w:pPr>
         <w:pStyle w:val="Heading2"/>
       </w:pPr>
-      <w:bookmarkStart w:id="10" w:name="_Toc236513291"/>
+      <w:bookmarkStart w:id="9" w:name="_Toc236513291"/>
       <w:r>
         <w:lastRenderedPageBreak/>
         <w:t>2. Cơ sở lý thuyết.</w:t>
       </w:r>
-      <w:bookmarkEnd w:id="10"/>
+      <w:bookmarkEnd w:id="9"/>
     </w:p>
     <w:p>
       <w:pPr>
@@ -3753,8 +3757,8 @@
       <w:pPr>
         <w:pStyle w:val="Heading1"/>
       </w:pPr>
-      <w:bookmarkStart w:id="11" w:name="_Toc236264118"/>
-      <w:bookmarkStart w:id="12" w:name="_Toc236513292"/>
+      <w:bookmarkStart w:id="10" w:name="_Toc236264118"/>
+      <w:bookmarkStart w:id="11" w:name="_Toc236513292"/>
       <w:r>
         <w:lastRenderedPageBreak/>
         <w:t>Chương II.</w:t>
@@ -3774,50 +3778,50 @@
       <w:r>
         <w:t>.</w:t>
       </w:r>
+      <w:bookmarkEnd w:id="10"/>
       <w:bookmarkEnd w:id="11"/>
+    </w:p>
+    <w:p>
+      <w:pPr>
+        <w:pStyle w:val="Heading2"/>
+      </w:pPr>
+      <w:bookmarkStart w:id="12" w:name="_Toc236264119"/>
+      <w:bookmarkStart w:id="13" w:name="_Toc236513293"/>
+      <w:r>
+        <w:t>2. Tổng quan hệ thống quy trình nghiệp vụ</w:t>
+      </w:r>
       <w:bookmarkEnd w:id="12"/>
-    </w:p>
-    <w:p>
-      <w:pPr>
-        <w:pStyle w:val="Heading2"/>
-      </w:pPr>
-      <w:bookmarkStart w:id="13" w:name="_Toc236264119"/>
-      <w:bookmarkStart w:id="14" w:name="_Toc236513293"/>
-      <w:r>
-        <w:t>2. Tổng quan hệ thống quy trình nghiệp vụ</w:t>
-      </w:r>
       <w:bookmarkEnd w:id="13"/>
+    </w:p>
+    <w:p>
+      <w:pPr>
+        <w:pStyle w:val="Heading3"/>
+      </w:pPr>
+      <w:bookmarkStart w:id="14" w:name="_Toc236264120"/>
+      <w:bookmarkStart w:id="15" w:name="_Toc236513294"/>
+      <w:r>
+        <w:t xml:space="preserve">2.1. </w:t>
+      </w:r>
+      <w:r>
+        <w:t xml:space="preserve">Kiến trúc quy trình nghiệp vụ </w:t>
+      </w:r>
+      <w:r>
+        <w:t>tại phường Tân Hải.</w:t>
+      </w:r>
       <w:bookmarkEnd w:id="14"/>
-    </w:p>
-    <w:p>
-      <w:pPr>
-        <w:pStyle w:val="Heading3"/>
-      </w:pPr>
-      <w:bookmarkStart w:id="15" w:name="_Toc236264120"/>
-      <w:bookmarkStart w:id="16" w:name="_Toc236513294"/>
-      <w:r>
-        <w:t xml:space="preserve">2.1. </w:t>
-      </w:r>
-      <w:r>
-        <w:t xml:space="preserve">Kiến trúc quy trình nghiệp vụ </w:t>
-      </w:r>
-      <w:r>
-        <w:t>tại phường Tân Hải.</w:t>
-      </w:r>
       <w:bookmarkEnd w:id="15"/>
+    </w:p>
+    <w:p>
+      <w:pPr>
+        <w:pStyle w:val="Heading4"/>
+      </w:pPr>
+      <w:bookmarkStart w:id="16" w:name="_Toc236264121"/>
+      <w:bookmarkStart w:id="17" w:name="_Toc236513295"/>
+      <w:r>
+        <w:t>2.1.1 Phân loại quy trình.</w:t>
+      </w:r>
       <w:bookmarkEnd w:id="16"/>
-    </w:p>
-    <w:p>
-      <w:pPr>
-        <w:pStyle w:val="Heading4"/>
-      </w:pPr>
-      <w:bookmarkStart w:id="17" w:name="_Toc236264121"/>
-      <w:bookmarkStart w:id="18" w:name="_Toc236513295"/>
-      <w:r>
-        <w:t>2.1.1 Phân loại quy trình.</w:t>
-      </w:r>
       <w:bookmarkEnd w:id="17"/>
-      <w:bookmarkEnd w:id="18"/>
     </w:p>
     <w:p>
       <w:pPr>
@@ -6011,44 +6015,44 @@
       <w:pPr>
         <w:pStyle w:val="Heading4"/>
       </w:pPr>
-      <w:bookmarkStart w:id="19" w:name="_Toc236264122"/>
-      <w:bookmarkStart w:id="20" w:name="_Toc236513296"/>
+      <w:bookmarkStart w:id="18" w:name="_Toc236264122"/>
+      <w:bookmarkStart w:id="19" w:name="_Toc236513296"/>
       <w:r>
         <w:lastRenderedPageBreak/>
         <w:t>2.1.2 Quy trình quản lý (Processs Management).</w:t>
       </w:r>
+      <w:bookmarkEnd w:id="18"/>
       <w:bookmarkEnd w:id="19"/>
+    </w:p>
+    <w:p>
+      <w:pPr>
+        <w:pStyle w:val="Heading4"/>
+      </w:pPr>
+      <w:bookmarkStart w:id="20" w:name="_Toc236264123"/>
+      <w:bookmarkStart w:id="21" w:name="_Toc236513297"/>
+      <w:r>
+        <w:t>2.1.3 Quy trình cốt lõi (Processs Core).</w:t>
+      </w:r>
       <w:bookmarkEnd w:id="20"/>
-    </w:p>
-    <w:p>
-      <w:pPr>
-        <w:pStyle w:val="Heading4"/>
-      </w:pPr>
-      <w:bookmarkStart w:id="21" w:name="_Toc236264123"/>
-      <w:bookmarkStart w:id="22" w:name="_Toc236513297"/>
-      <w:r>
-        <w:t>2.1.3 Quy trình cốt lõi (Processs Core).</w:t>
-      </w:r>
       <w:bookmarkEnd w:id="21"/>
+    </w:p>
+    <w:p>
+      <w:pPr>
+        <w:pStyle w:val="Heading5"/>
+      </w:pPr>
+      <w:bookmarkStart w:id="22" w:name="_Toc236264124"/>
+      <w:bookmarkStart w:id="23" w:name="_Toc236513298"/>
+      <w:r>
+        <w:t>2.1.3.1 Quy trình tiếp nhận hồ sơ</w:t>
+      </w:r>
       <w:bookmarkEnd w:id="22"/>
-    </w:p>
-    <w:p>
-      <w:pPr>
-        <w:pStyle w:val="Heading5"/>
-      </w:pPr>
-      <w:bookmarkStart w:id="23" w:name="_Toc236264124"/>
-      <w:bookmarkStart w:id="24" w:name="_Toc236513298"/>
-      <w:r>
-        <w:t>2.1.3.1 Quy trình tiếp nhận hồ sơ</w:t>
-      </w:r>
       <w:bookmarkEnd w:id="23"/>
-      <w:bookmarkEnd w:id="24"/>
     </w:p>
     <w:p>
       <w:pPr>
         <w:keepNext/>
       </w:pPr>
-      <w:bookmarkStart w:id="25" w:name="_Toc236264125"/>
+      <w:bookmarkStart w:id="24" w:name="_Toc236264125"/>
       <w:r>
         <w:rPr>
           <w:noProof/>
@@ -6107,35 +6111,22 @@
       <w:pPr>
         <w:pStyle w:val="Caption"/>
       </w:pPr>
-      <w:bookmarkStart w:id="26" w:name="_Toc236242614"/>
+      <w:bookmarkStart w:id="25" w:name="_Toc236242614"/>
       <w:r>
         <w:t xml:space="preserve">Hình </w:t>
       </w:r>
-      <w:r>
-        <w:fldChar w:fldCharType="begin"/>
-      </w:r>
-      <w:r>
-        <w:instrText xml:space="preserve"> SEQ Hình \* ARABIC </w:instrText>
-      </w:r>
-      <w:r>
-        <w:fldChar w:fldCharType="separate"/>
-      </w:r>
-      <w:r>
-        <w:rPr>
-          <w:noProof/>
-        </w:rPr>
-        <w:t>1</w:t>
-      </w:r>
-      <w:r>
-        <w:rPr>
-          <w:noProof/>
-        </w:rPr>
-        <w:fldChar w:fldCharType="end"/>
-      </w:r>
+      <w:fldSimple w:instr=" SEQ Hình \* ARABIC ">
+        <w:r>
+          <w:rPr>
+            <w:noProof/>
+          </w:rPr>
+          <w:t>1</w:t>
+        </w:r>
+      </w:fldSimple>
       <w:r>
         <w:t>. Quy trình tiếp nhận hồ sơ</w:t>
       </w:r>
-      <w:bookmarkEnd w:id="26"/>
+      <w:bookmarkEnd w:id="25"/>
     </w:p>
     <w:p>
       <w:pPr>
@@ -6374,7 +6365,7 @@
       <w:r>
         <w:t xml:space="preserve">2.1.3.2 </w:t>
       </w:r>
-      <w:bookmarkEnd w:id="25"/>
+      <w:bookmarkEnd w:id="24"/>
       <w:r>
         <w:t>Quy trình kiểm tra, thẩm định và xử lý hồ sơ</w:t>
       </w:r>
@@ -6384,7 +6375,7 @@
         </w:rPr>
         <w:t xml:space="preserve"> </w:t>
       </w:r>
-      <w:bookmarkStart w:id="27" w:name="_Toc236264126"/>
+      <w:bookmarkStart w:id="26" w:name="_Toc236264126"/>
       <w:r>
         <w:rPr>
           <w:noProof/>
@@ -6443,35 +6434,22 @@
       <w:pPr>
         <w:pStyle w:val="Caption"/>
       </w:pPr>
-      <w:bookmarkStart w:id="28" w:name="_Toc236242615"/>
+      <w:bookmarkStart w:id="27" w:name="_Toc236242615"/>
       <w:r>
         <w:t xml:space="preserve">Hình </w:t>
       </w:r>
-      <w:r>
-        <w:fldChar w:fldCharType="begin"/>
-      </w:r>
-      <w:r>
-        <w:instrText xml:space="preserve"> SEQ Hình \* ARABIC </w:instrText>
-      </w:r>
-      <w:r>
-        <w:fldChar w:fldCharType="separate"/>
-      </w:r>
-      <w:r>
-        <w:rPr>
-          <w:noProof/>
-        </w:rPr>
-        <w:t>2</w:t>
-      </w:r>
-      <w:r>
-        <w:rPr>
-          <w:noProof/>
-        </w:rPr>
-        <w:fldChar w:fldCharType="end"/>
-      </w:r>
+      <w:fldSimple w:instr=" SEQ Hình \* ARABIC ">
+        <w:r>
+          <w:rPr>
+            <w:noProof/>
+          </w:rPr>
+          <w:t>2</w:t>
+        </w:r>
+      </w:fldSimple>
       <w:r>
         <w:t>. Quy trình kiểm tra, thẩm định và xử lý hồ sơ</w:t>
       </w:r>
-      <w:bookmarkEnd w:id="28"/>
+      <w:bookmarkEnd w:id="27"/>
     </w:p>
     <w:p>
       <w:pPr>
@@ -6678,15 +6656,15 @@
       <w:pPr>
         <w:pStyle w:val="Heading5"/>
       </w:pPr>
-      <w:bookmarkStart w:id="29" w:name="_Toc236513299"/>
+      <w:bookmarkStart w:id="28" w:name="_Toc236513299"/>
       <w:r>
         <w:t xml:space="preserve">2.1.3.3 </w:t>
       </w:r>
-      <w:bookmarkEnd w:id="27"/>
+      <w:bookmarkEnd w:id="26"/>
       <w:r>
         <w:t>Quy trình phê duyệt và ban hành kết quả</w:t>
       </w:r>
-      <w:bookmarkEnd w:id="29"/>
+      <w:bookmarkEnd w:id="28"/>
     </w:p>
     <w:p>
       <w:pPr>
@@ -6750,35 +6728,22 @@
       <w:pPr>
         <w:pStyle w:val="Caption"/>
       </w:pPr>
-      <w:bookmarkStart w:id="30" w:name="_Toc236263982"/>
+      <w:bookmarkStart w:id="29" w:name="_Toc236263982"/>
       <w:r>
         <w:t xml:space="preserve">Hình </w:t>
       </w:r>
-      <w:r>
-        <w:fldChar w:fldCharType="begin"/>
-      </w:r>
-      <w:r>
-        <w:instrText xml:space="preserve"> SEQ Hình \* ARABIC </w:instrText>
-      </w:r>
-      <w:r>
-        <w:fldChar w:fldCharType="separate"/>
-      </w:r>
-      <w:r>
-        <w:rPr>
-          <w:noProof/>
-        </w:rPr>
-        <w:t>3</w:t>
-      </w:r>
-      <w:r>
-        <w:rPr>
-          <w:noProof/>
-        </w:rPr>
-        <w:fldChar w:fldCharType="end"/>
-      </w:r>
+      <w:fldSimple w:instr=" SEQ Hình \* ARABIC ">
+        <w:r>
+          <w:rPr>
+            <w:noProof/>
+          </w:rPr>
+          <w:t>3</w:t>
+        </w:r>
+      </w:fldSimple>
       <w:r>
         <w:t>. Quy trình phê duyệt và ban hành kết quả</w:t>
       </w:r>
-      <w:bookmarkEnd w:id="30"/>
+      <w:bookmarkEnd w:id="29"/>
     </w:p>
     <w:p>
       <w:pPr>
@@ -6922,13 +6887,13 @@
       <w:pPr>
         <w:pStyle w:val="Heading5"/>
       </w:pPr>
-      <w:bookmarkStart w:id="31" w:name="_Toc236264127"/>
-      <w:bookmarkStart w:id="32" w:name="_Toc236513300"/>
+      <w:bookmarkStart w:id="30" w:name="_Toc236264127"/>
+      <w:bookmarkStart w:id="31" w:name="_Toc236513300"/>
       <w:r>
         <w:t>2.1.3.4 Quy trình trả kết quả và thông báo</w:t>
       </w:r>
+      <w:bookmarkEnd w:id="30"/>
       <w:bookmarkEnd w:id="31"/>
-      <w:bookmarkEnd w:id="32"/>
     </w:p>
     <w:p>
       <w:pPr>
@@ -6992,35 +6957,22 @@
       <w:pPr>
         <w:pStyle w:val="Caption"/>
       </w:pPr>
-      <w:bookmarkStart w:id="33" w:name="_Toc236263983"/>
+      <w:bookmarkStart w:id="32" w:name="_Toc236263983"/>
       <w:r>
         <w:t xml:space="preserve">Hình </w:t>
       </w:r>
-      <w:r>
-        <w:fldChar w:fldCharType="begin"/>
-      </w:r>
-      <w:r>
-        <w:instrText xml:space="preserve"> SEQ Hình \* ARABIC </w:instrText>
-      </w:r>
-      <w:r>
-        <w:fldChar w:fldCharType="separate"/>
-      </w:r>
-      <w:r>
-        <w:rPr>
-          <w:noProof/>
-        </w:rPr>
-        <w:t>4</w:t>
-      </w:r>
-      <w:r>
-        <w:rPr>
-          <w:noProof/>
-        </w:rPr>
-        <w:fldChar w:fldCharType="end"/>
-      </w:r>
+      <w:fldSimple w:instr=" SEQ Hình \* ARABIC ">
+        <w:r>
+          <w:rPr>
+            <w:noProof/>
+          </w:rPr>
+          <w:t>4</w:t>
+        </w:r>
+      </w:fldSimple>
       <w:r>
         <w:t>. Quy trình trả kết quả và thông báo</w:t>
       </w:r>
-      <w:bookmarkEnd w:id="33"/>
+      <w:bookmarkEnd w:id="32"/>
     </w:p>
     <w:p>
       <w:pPr>
@@ -7164,47 +7116,47 @@
       <w:pPr>
         <w:pStyle w:val="Heading4"/>
       </w:pPr>
-      <w:bookmarkStart w:id="34" w:name="_Toc236264128"/>
-      <w:bookmarkStart w:id="35" w:name="_Toc236513301"/>
+      <w:bookmarkStart w:id="33" w:name="_Toc236264128"/>
+      <w:bookmarkStart w:id="34" w:name="_Toc236513301"/>
       <w:r>
         <w:t>2.1.4 Quy trình hỗ trợ (Processs Support).</w:t>
       </w:r>
+      <w:bookmarkEnd w:id="33"/>
       <w:bookmarkEnd w:id="34"/>
+    </w:p>
+    <w:p>
+      <w:pPr>
+        <w:pStyle w:val="Heading3"/>
+      </w:pPr>
+      <w:bookmarkStart w:id="35" w:name="_Toc236264129"/>
+      <w:bookmarkStart w:id="36" w:name="_Toc236513302"/>
+      <w:r>
+        <w:t>2.2 Mô hình hóa quy trình quản lý (Processs Management).</w:t>
+      </w:r>
       <w:bookmarkEnd w:id="35"/>
+      <w:bookmarkEnd w:id="36"/>
     </w:p>
     <w:p>
       <w:pPr>
         <w:pStyle w:val="Heading3"/>
       </w:pPr>
-      <w:bookmarkStart w:id="36" w:name="_Toc236264129"/>
-      <w:bookmarkStart w:id="37" w:name="_Toc236513302"/>
-      <w:r>
-        <w:t>2.2 Mô hình hóa quy trình quản lý (Processs Management).</w:t>
-      </w:r>
-      <w:bookmarkEnd w:id="36"/>
+      <w:bookmarkStart w:id="37" w:name="_Toc236264130"/>
+      <w:bookmarkStart w:id="38" w:name="_Toc236513303"/>
+      <w:r>
+        <w:t>2.3 Mô hình hóa quy trình cốt lõi (Processs Core).</w:t>
+      </w:r>
       <w:bookmarkEnd w:id="37"/>
-    </w:p>
-    <w:p>
-      <w:pPr>
-        <w:pStyle w:val="Heading3"/>
-      </w:pPr>
-      <w:bookmarkStart w:id="38" w:name="_Toc236264130"/>
-      <w:bookmarkStart w:id="39" w:name="_Toc236513303"/>
-      <w:r>
-        <w:t>2.3 Mô hình hóa quy trình cốt lõi (Processs Core).</w:t>
-      </w:r>
       <w:bookmarkEnd w:id="38"/>
+    </w:p>
+    <w:p>
+      <w:pPr>
+        <w:pStyle w:val="Heading4"/>
+      </w:pPr>
+      <w:bookmarkStart w:id="39" w:name="_Toc236513304"/>
+      <w:r>
+        <w:t>2.3.1 Mô hình hóa quy trình tiếp nhận hồ sơ</w:t>
+      </w:r>
       <w:bookmarkEnd w:id="39"/>
-    </w:p>
-    <w:p>
-      <w:pPr>
-        <w:pStyle w:val="Heading4"/>
-      </w:pPr>
-      <w:bookmarkStart w:id="40" w:name="_Toc236513304"/>
-      <w:r>
-        <w:t>2.3.1 Mô hình hóa quy trình tiếp nhận hồ sơ</w:t>
-      </w:r>
-      <w:bookmarkEnd w:id="40"/>
     </w:p>
     <w:p>
       <w:r>
@@ -7255,27 +7207,14 @@
       <w:r>
         <w:t xml:space="preserve">Hình </w:t>
       </w:r>
-      <w:r>
-        <w:fldChar w:fldCharType="begin"/>
-      </w:r>
-      <w:r>
-        <w:instrText xml:space="preserve"> SEQ Hình \* ARABIC </w:instrText>
-      </w:r>
-      <w:r>
-        <w:fldChar w:fldCharType="separate"/>
-      </w:r>
-      <w:r>
-        <w:rPr>
-          <w:noProof/>
-        </w:rPr>
-        <w:t>5</w:t>
-      </w:r>
-      <w:r>
-        <w:rPr>
-          <w:noProof/>
-        </w:rPr>
-        <w:fldChar w:fldCharType="end"/>
-      </w:r>
+      <w:fldSimple w:instr=" SEQ Hình \* ARABIC ">
+        <w:r>
+          <w:rPr>
+            <w:noProof/>
+          </w:rPr>
+          <w:t>5</w:t>
+        </w:r>
+      </w:fldSimple>
       <w:r>
         <w:t>. Mô hình hóa q</w:t>
       </w:r>
@@ -7287,17 +7226,19 @@
       <w:pPr>
         <w:pStyle w:val="Heading5"/>
       </w:pPr>
-      <w:bookmarkStart w:id="41" w:name="_Toc236513305"/>
+      <w:bookmarkStart w:id="40" w:name="_Toc236513305"/>
       <w:r>
         <w:t>2.3.1.1 Mô tả quy trình hiện có</w:t>
       </w:r>
-      <w:bookmarkEnd w:id="41"/>
+      <w:bookmarkEnd w:id="40"/>
     </w:p>
     <w:p>
       <w:r>
         <w:tab/>
         <w:t>Bảng 2. Mô tả mô hình quy trình tiếp nhận hồ trực tiếp BNĐP</w:t>
       </w:r>
+      <w:bookmarkStart w:id="41" w:name="_GoBack"/>
+      <w:bookmarkEnd w:id="41"/>
     </w:p>
     <w:tbl>
       <w:tblPr>
@@ -9601,7 +9542,10 @@
         <w:t xml:space="preserve">Chương III. </w:t>
       </w:r>
       <w:r>
-        <w:t>TRIỂN KHAI HỆ THỐNG</w:t>
+        <w:t>PHÂN TÍCH</w:t>
+      </w:r>
+      <w:r>
+        <w:t xml:space="preserve"> HỆ THỐNG</w:t>
       </w:r>
       <w:r>
         <w:t>.</w:t>
@@ -9903,7 +9847,7 @@
             <w:noProof/>
             <w:szCs w:val="26"/>
           </w:rPr>
-          <w:t>20</w:t>
+          <w:t>15</w:t>
         </w:r>
         <w:r>
           <w:rPr>
@@ -14027,7 +13971,7 @@
 </file>
 
 <file path=customXml/itemProps1.xml><?xml version="1.0" encoding="utf-8"?>
-<ds:datastoreItem xmlns:ds="http://schemas.openxmlformats.org/officeDocument/2006/customXml" ds:itemID="{228CD21D-209B-4CCB-A9DC-78145B7266CE}">
+<ds:datastoreItem xmlns:ds="http://schemas.openxmlformats.org/officeDocument/2006/customXml" ds:itemID="{C8ED53E6-99A7-4123-9A15-F1A88BFC5B2F}">
   <ds:schemaRefs>
     <ds:schemaRef ds:uri="http://schemas.openxmlformats.org/officeDocument/2006/bibliography"/>
   </ds:schemaRefs>

--- a/DoAn_Final.docx
+++ b/DoAn_Final.docx
@@ -761,7 +761,7 @@
         <w:br w:type="page"/>
       </w:r>
     </w:p>
-    <w:bookmarkStart w:id="0" w:name="_Toc236513282" w:displacedByCustomXml="next"/>
+    <w:bookmarkStart w:id="0" w:name="_Toc237026989" w:displacedByCustomXml="next"/>
     <w:sdt>
       <w:sdtPr>
         <w:rPr>
@@ -815,7 +815,7 @@
           <w:r>
             <w:fldChar w:fldCharType="separate"/>
           </w:r>
-          <w:hyperlink w:anchor="_Toc236513282" w:history="1">
+          <w:hyperlink w:anchor="_Toc237026989" w:history="1">
             <w:r>
               <w:rPr>
                 <w:rStyle w:val="Hyperlink"/>
@@ -842,7 +842,7 @@
                 <w:noProof/>
                 <w:webHidden/>
               </w:rPr>
-              <w:instrText xml:space="preserve"> PAGEREF _Toc236513282 \h </w:instrText>
+              <w:instrText xml:space="preserve"> PAGEREF _Toc237026989 \h </w:instrText>
             </w:r>
             <w:r>
               <w:rPr>
@@ -887,7 +887,7 @@
               <w14:ligatures w14:val="none"/>
             </w:rPr>
           </w:pPr>
-          <w:hyperlink w:anchor="_Toc236513283" w:history="1">
+          <w:hyperlink w:anchor="_Toc237026990" w:history="1">
             <w:r>
               <w:rPr>
                 <w:rStyle w:val="Hyperlink"/>
@@ -914,7 +914,7 @@
                 <w:noProof/>
                 <w:webHidden/>
               </w:rPr>
-              <w:instrText xml:space="preserve"> PAGEREF _Toc236513283 \h </w:instrText>
+              <w:instrText xml:space="preserve"> PAGEREF _Toc237026990 \h </w:instrText>
             </w:r>
             <w:r>
               <w:rPr>
@@ -959,7 +959,7 @@
               <w14:ligatures w14:val="none"/>
             </w:rPr>
           </w:pPr>
-          <w:hyperlink w:anchor="_Toc236513284" w:history="1">
+          <w:hyperlink w:anchor="_Toc237026991" w:history="1">
             <w:r>
               <w:rPr>
                 <w:rStyle w:val="Hyperlink"/>
@@ -986,7 +986,7 @@
                 <w:noProof/>
                 <w:webHidden/>
               </w:rPr>
-              <w:instrText xml:space="preserve"> PAGEREF _Toc236513284 \h </w:instrText>
+              <w:instrText xml:space="preserve"> PAGEREF _Toc237026991 \h </w:instrText>
             </w:r>
             <w:r>
               <w:rPr>
@@ -1031,7 +1031,7 @@
               <w14:ligatures w14:val="none"/>
             </w:rPr>
           </w:pPr>
-          <w:hyperlink w:anchor="_Toc236513285" w:history="1">
+          <w:hyperlink w:anchor="_Toc237026992" w:history="1">
             <w:r>
               <w:rPr>
                 <w:rStyle w:val="Hyperlink"/>
@@ -1058,7 +1058,7 @@
                 <w:noProof/>
                 <w:webHidden/>
               </w:rPr>
-              <w:instrText xml:space="preserve"> PAGEREF _Toc236513285 \h </w:instrText>
+              <w:instrText xml:space="preserve"> PAGEREF _Toc237026992 \h </w:instrText>
             </w:r>
             <w:r>
               <w:rPr>
@@ -1103,7 +1103,7 @@
               <w14:ligatures w14:val="none"/>
             </w:rPr>
           </w:pPr>
-          <w:hyperlink w:anchor="_Toc236513286" w:history="1">
+          <w:hyperlink w:anchor="_Toc237026993" w:history="1">
             <w:r>
               <w:rPr>
                 <w:rStyle w:val="Hyperlink"/>
@@ -1130,7 +1130,7 @@
                 <w:noProof/>
                 <w:webHidden/>
               </w:rPr>
-              <w:instrText xml:space="preserve"> PAGEREF _Toc236513286 \h </w:instrText>
+              <w:instrText xml:space="preserve"> PAGEREF _Toc237026993 \h </w:instrText>
             </w:r>
             <w:r>
               <w:rPr>
@@ -1175,7 +1175,7 @@
               <w14:ligatures w14:val="none"/>
             </w:rPr>
           </w:pPr>
-          <w:hyperlink w:anchor="_Toc236513287" w:history="1">
+          <w:hyperlink w:anchor="_Toc237026994" w:history="1">
             <w:r>
               <w:rPr>
                 <w:rStyle w:val="Hyperlink"/>
@@ -1202,7 +1202,7 @@
                 <w:noProof/>
                 <w:webHidden/>
               </w:rPr>
-              <w:instrText xml:space="preserve"> PAGEREF _Toc236513287 \h </w:instrText>
+              <w:instrText xml:space="preserve"> PAGEREF _Toc237026994 \h </w:instrText>
             </w:r>
             <w:r>
               <w:rPr>
@@ -1247,7 +1247,7 @@
               <w14:ligatures w14:val="none"/>
             </w:rPr>
           </w:pPr>
-          <w:hyperlink w:anchor="_Toc236513288" w:history="1">
+          <w:hyperlink w:anchor="_Toc237026995" w:history="1">
             <w:r>
               <w:rPr>
                 <w:rStyle w:val="Hyperlink"/>
@@ -1274,7 +1274,7 @@
                 <w:noProof/>
                 <w:webHidden/>
               </w:rPr>
-              <w:instrText xml:space="preserve"> PAGEREF _Toc236513288 \h </w:instrText>
+              <w:instrText xml:space="preserve"> PAGEREF _Toc237026995 \h </w:instrText>
             </w:r>
             <w:r>
               <w:rPr>
@@ -1319,7 +1319,7 @@
               <w14:ligatures w14:val="none"/>
             </w:rPr>
           </w:pPr>
-          <w:hyperlink w:anchor="_Toc236513289" w:history="1">
+          <w:hyperlink w:anchor="_Toc237026996" w:history="1">
             <w:r>
               <w:rPr>
                 <w:rStyle w:val="Hyperlink"/>
@@ -1346,7 +1346,7 @@
                 <w:noProof/>
                 <w:webHidden/>
               </w:rPr>
-              <w:instrText xml:space="preserve"> PAGEREF _Toc236513289 \h </w:instrText>
+              <w:instrText xml:space="preserve"> PAGEREF _Toc237026996 \h </w:instrText>
             </w:r>
             <w:r>
               <w:rPr>
@@ -1391,7 +1391,7 @@
               <w14:ligatures w14:val="none"/>
             </w:rPr>
           </w:pPr>
-          <w:hyperlink w:anchor="_Toc236513290" w:history="1">
+          <w:hyperlink w:anchor="_Toc237026997" w:history="1">
             <w:r>
               <w:rPr>
                 <w:rStyle w:val="Hyperlink"/>
@@ -1418,7 +1418,7 @@
                 <w:noProof/>
                 <w:webHidden/>
               </w:rPr>
-              <w:instrText xml:space="preserve"> PAGEREF _Toc236513290 \h </w:instrText>
+              <w:instrText xml:space="preserve"> PAGEREF _Toc237026997 \h </w:instrText>
             </w:r>
             <w:r>
               <w:rPr>
@@ -1463,7 +1463,7 @@
               <w14:ligatures w14:val="none"/>
             </w:rPr>
           </w:pPr>
-          <w:hyperlink w:anchor="_Toc236513291" w:history="1">
+          <w:hyperlink w:anchor="_Toc237026998" w:history="1">
             <w:r>
               <w:rPr>
                 <w:rStyle w:val="Hyperlink"/>
@@ -1490,7 +1490,7 @@
                 <w:noProof/>
                 <w:webHidden/>
               </w:rPr>
-              <w:instrText xml:space="preserve"> PAGEREF _Toc236513291 \h </w:instrText>
+              <w:instrText xml:space="preserve"> PAGEREF _Toc237026998 \h </w:instrText>
             </w:r>
             <w:r>
               <w:rPr>
@@ -1535,7 +1535,7 @@
               <w14:ligatures w14:val="none"/>
             </w:rPr>
           </w:pPr>
-          <w:hyperlink w:anchor="_Toc236513292" w:history="1">
+          <w:hyperlink w:anchor="_Toc237026999" w:history="1">
             <w:r>
               <w:rPr>
                 <w:rStyle w:val="Hyperlink"/>
@@ -1562,7 +1562,7 @@
                 <w:noProof/>
                 <w:webHidden/>
               </w:rPr>
-              <w:instrText xml:space="preserve"> PAGEREF _Toc236513292 \h </w:instrText>
+              <w:instrText xml:space="preserve"> PAGEREF _Toc237026999 \h </w:instrText>
             </w:r>
             <w:r>
               <w:rPr>
@@ -1607,7 +1607,7 @@
               <w14:ligatures w14:val="none"/>
             </w:rPr>
           </w:pPr>
-          <w:hyperlink w:anchor="_Toc236513293" w:history="1">
+          <w:hyperlink w:anchor="_Toc237027000" w:history="1">
             <w:r>
               <w:rPr>
                 <w:rStyle w:val="Hyperlink"/>
@@ -1634,7 +1634,7 @@
                 <w:noProof/>
                 <w:webHidden/>
               </w:rPr>
-              <w:instrText xml:space="preserve"> PAGEREF _Toc236513293 \h </w:instrText>
+              <w:instrText xml:space="preserve"> PAGEREF _Toc237027000 \h </w:instrText>
             </w:r>
             <w:r>
               <w:rPr>
@@ -1679,7 +1679,7 @@
               <w14:ligatures w14:val="none"/>
             </w:rPr>
           </w:pPr>
-          <w:hyperlink w:anchor="_Toc236513294" w:history="1">
+          <w:hyperlink w:anchor="_Toc237027001" w:history="1">
             <w:r>
               <w:rPr>
                 <w:rStyle w:val="Hyperlink"/>
@@ -1706,7 +1706,7 @@
                 <w:noProof/>
                 <w:webHidden/>
               </w:rPr>
-              <w:instrText xml:space="preserve"> PAGEREF _Toc236513294 \h </w:instrText>
+              <w:instrText xml:space="preserve"> PAGEREF _Toc237027001 \h </w:instrText>
             </w:r>
             <w:r>
               <w:rPr>
@@ -1751,7 +1751,7 @@
               <w14:ligatures w14:val="none"/>
             </w:rPr>
           </w:pPr>
-          <w:hyperlink w:anchor="_Toc236513295" w:history="1">
+          <w:hyperlink w:anchor="_Toc237027002" w:history="1">
             <w:r>
               <w:rPr>
                 <w:rStyle w:val="Hyperlink"/>
@@ -1778,7 +1778,7 @@
                 <w:noProof/>
                 <w:webHidden/>
               </w:rPr>
-              <w:instrText xml:space="preserve"> PAGEREF _Toc236513295 \h </w:instrText>
+              <w:instrText xml:space="preserve"> PAGEREF _Toc237027002 \h </w:instrText>
             </w:r>
             <w:r>
               <w:rPr>
@@ -1823,7 +1823,7 @@
               <w14:ligatures w14:val="none"/>
             </w:rPr>
           </w:pPr>
-          <w:hyperlink w:anchor="_Toc236513296" w:history="1">
+          <w:hyperlink w:anchor="_Toc237027003" w:history="1">
             <w:r>
               <w:rPr>
                 <w:rStyle w:val="Hyperlink"/>
@@ -1850,7 +1850,7 @@
                 <w:noProof/>
                 <w:webHidden/>
               </w:rPr>
-              <w:instrText xml:space="preserve"> PAGEREF _Toc236513296 \h </w:instrText>
+              <w:instrText xml:space="preserve"> PAGEREF _Toc237027003 \h </w:instrText>
             </w:r>
             <w:r>
               <w:rPr>
@@ -1895,7 +1895,7 @@
               <w14:ligatures w14:val="none"/>
             </w:rPr>
           </w:pPr>
-          <w:hyperlink w:anchor="_Toc236513297" w:history="1">
+          <w:hyperlink w:anchor="_Toc237027004" w:history="1">
             <w:r>
               <w:rPr>
                 <w:rStyle w:val="Hyperlink"/>
@@ -1922,7 +1922,7 @@
                 <w:noProof/>
                 <w:webHidden/>
               </w:rPr>
-              <w:instrText xml:space="preserve"> PAGEREF _Toc236513297 \h </w:instrText>
+              <w:instrText xml:space="preserve"> PAGEREF _Toc237027004 \h </w:instrText>
             </w:r>
             <w:r>
               <w:rPr>
@@ -1960,10 +1960,14 @@
               <w:tab w:val="right" w:leader="dot" w:pos="9016"/>
             </w:tabs>
             <w:rPr>
+              <w:rFonts w:asciiTheme="minorHAnsi" w:eastAsiaTheme="minorEastAsia" w:hAnsiTheme="minorHAnsi"/>
               <w:noProof/>
+              <w:kern w:val="0"/>
+              <w:sz w:val="22"/>
+              <w14:ligatures w14:val="none"/>
             </w:rPr>
           </w:pPr>
-          <w:hyperlink w:anchor="_Toc236513298" w:history="1">
+          <w:hyperlink w:anchor="_Toc237027005" w:history="1">
             <w:r>
               <w:rPr>
                 <w:rStyle w:val="Hyperlink"/>
@@ -1990,7 +1994,7 @@
                 <w:noProof/>
                 <w:webHidden/>
               </w:rPr>
-              <w:instrText xml:space="preserve"> PAGEREF _Toc236513298 \h </w:instrText>
+              <w:instrText xml:space="preserve"> PAGEREF _Toc237027005 \h </w:instrText>
             </w:r>
             <w:r>
               <w:rPr>
@@ -2028,10 +2032,14 @@
               <w:tab w:val="right" w:leader="dot" w:pos="9016"/>
             </w:tabs>
             <w:rPr>
+              <w:rFonts w:asciiTheme="minorHAnsi" w:eastAsiaTheme="minorEastAsia" w:hAnsiTheme="minorHAnsi"/>
               <w:noProof/>
+              <w:kern w:val="0"/>
+              <w:sz w:val="22"/>
+              <w14:ligatures w14:val="none"/>
             </w:rPr>
           </w:pPr>
-          <w:hyperlink w:anchor="_Toc236513299" w:history="1">
+          <w:hyperlink w:anchor="_Toc237027006" w:history="1">
             <w:r>
               <w:rPr>
                 <w:rStyle w:val="Hyperlink"/>
@@ -2058,7 +2066,7 @@
                 <w:noProof/>
                 <w:webHidden/>
               </w:rPr>
-              <w:instrText xml:space="preserve"> PAGEREF _Toc236513299 \h </w:instrText>
+              <w:instrText xml:space="preserve"> PAGEREF _Toc237027006 \h </w:instrText>
             </w:r>
             <w:r>
               <w:rPr>
@@ -2096,10 +2104,14 @@
               <w:tab w:val="right" w:leader="dot" w:pos="9016"/>
             </w:tabs>
             <w:rPr>
+              <w:rFonts w:asciiTheme="minorHAnsi" w:eastAsiaTheme="minorEastAsia" w:hAnsiTheme="minorHAnsi"/>
               <w:noProof/>
+              <w:kern w:val="0"/>
+              <w:sz w:val="22"/>
+              <w14:ligatures w14:val="none"/>
             </w:rPr>
           </w:pPr>
-          <w:hyperlink w:anchor="_Toc236513300" w:history="1">
+          <w:hyperlink w:anchor="_Toc237027007" w:history="1">
             <w:r>
               <w:rPr>
                 <w:rStyle w:val="Hyperlink"/>
@@ -2126,7 +2138,7 @@
                 <w:noProof/>
                 <w:webHidden/>
               </w:rPr>
-              <w:instrText xml:space="preserve"> PAGEREF _Toc236513300 \h </w:instrText>
+              <w:instrText xml:space="preserve"> PAGEREF _Toc237027007 \h </w:instrText>
             </w:r>
             <w:r>
               <w:rPr>
@@ -2171,7 +2183,7 @@
               <w14:ligatures w14:val="none"/>
             </w:rPr>
           </w:pPr>
-          <w:hyperlink w:anchor="_Toc236513301" w:history="1">
+          <w:hyperlink w:anchor="_Toc237027008" w:history="1">
             <w:r>
               <w:rPr>
                 <w:rStyle w:val="Hyperlink"/>
@@ -2198,7 +2210,7 @@
                 <w:noProof/>
                 <w:webHidden/>
               </w:rPr>
-              <w:instrText xml:space="preserve"> PAGEREF _Toc236513301 \h </w:instrText>
+              <w:instrText xml:space="preserve"> PAGEREF _Toc237027008 \h </w:instrText>
             </w:r>
             <w:r>
               <w:rPr>
@@ -2219,6 +2231,366 @@
                 <w:webHidden/>
               </w:rPr>
               <w:t>14</w:t>
+            </w:r>
+            <w:r>
+              <w:rPr>
+                <w:noProof/>
+                <w:webHidden/>
+              </w:rPr>
+              <w:fldChar w:fldCharType="end"/>
+            </w:r>
+          </w:hyperlink>
+        </w:p>
+        <w:p>
+          <w:pPr>
+            <w:pStyle w:val="TOC4"/>
+            <w:tabs>
+              <w:tab w:val="right" w:leader="dot" w:pos="9016"/>
+            </w:tabs>
+            <w:rPr>
+              <w:rFonts w:asciiTheme="minorHAnsi" w:eastAsiaTheme="minorEastAsia" w:hAnsiTheme="minorHAnsi"/>
+              <w:noProof/>
+              <w:kern w:val="0"/>
+              <w:sz w:val="22"/>
+              <w14:ligatures w14:val="none"/>
+            </w:rPr>
+          </w:pPr>
+          <w:hyperlink w:anchor="_Toc237027009" w:history="1">
+            <w:r>
+              <w:rPr>
+                <w:rStyle w:val="Hyperlink"/>
+                <w:noProof/>
+              </w:rPr>
+              <w:t>2.1.4.1 Hỗ trợ, tiếp nhận phản ánh và kiến nghị</w:t>
+            </w:r>
+            <w:r>
+              <w:rPr>
+                <w:noProof/>
+                <w:webHidden/>
+              </w:rPr>
+              <w:tab/>
+            </w:r>
+            <w:r>
+              <w:rPr>
+                <w:noProof/>
+                <w:webHidden/>
+              </w:rPr>
+              <w:fldChar w:fldCharType="begin"/>
+            </w:r>
+            <w:r>
+              <w:rPr>
+                <w:noProof/>
+                <w:webHidden/>
+              </w:rPr>
+              <w:instrText xml:space="preserve"> PAGEREF _Toc237027009 \h </w:instrText>
+            </w:r>
+            <w:r>
+              <w:rPr>
+                <w:noProof/>
+                <w:webHidden/>
+              </w:rPr>
+            </w:r>
+            <w:r>
+              <w:rPr>
+                <w:noProof/>
+                <w:webHidden/>
+              </w:rPr>
+              <w:fldChar w:fldCharType="separate"/>
+            </w:r>
+            <w:r>
+              <w:rPr>
+                <w:noProof/>
+                <w:webHidden/>
+              </w:rPr>
+              <w:t>14</w:t>
+            </w:r>
+            <w:r>
+              <w:rPr>
+                <w:noProof/>
+                <w:webHidden/>
+              </w:rPr>
+              <w:fldChar w:fldCharType="end"/>
+            </w:r>
+          </w:hyperlink>
+        </w:p>
+        <w:p>
+          <w:pPr>
+            <w:pStyle w:val="TOC4"/>
+            <w:tabs>
+              <w:tab w:val="right" w:leader="dot" w:pos="9016"/>
+            </w:tabs>
+            <w:rPr>
+              <w:rFonts w:asciiTheme="minorHAnsi" w:eastAsiaTheme="minorEastAsia" w:hAnsiTheme="minorHAnsi"/>
+              <w:noProof/>
+              <w:kern w:val="0"/>
+              <w:sz w:val="22"/>
+              <w14:ligatures w14:val="none"/>
+            </w:rPr>
+          </w:pPr>
+          <w:hyperlink w:anchor="_Toc237027010" w:history="1">
+            <w:r>
+              <w:rPr>
+                <w:rStyle w:val="Hyperlink"/>
+                <w:noProof/>
+              </w:rPr>
+              <w:t>2.1.4.2 Thanh toán trực tuyến</w:t>
+            </w:r>
+            <w:r>
+              <w:rPr>
+                <w:noProof/>
+                <w:webHidden/>
+              </w:rPr>
+              <w:tab/>
+            </w:r>
+            <w:r>
+              <w:rPr>
+                <w:noProof/>
+                <w:webHidden/>
+              </w:rPr>
+              <w:fldChar w:fldCharType="begin"/>
+            </w:r>
+            <w:r>
+              <w:rPr>
+                <w:noProof/>
+                <w:webHidden/>
+              </w:rPr>
+              <w:instrText xml:space="preserve"> PAGEREF _Toc237027010 \h </w:instrText>
+            </w:r>
+            <w:r>
+              <w:rPr>
+                <w:noProof/>
+                <w:webHidden/>
+              </w:rPr>
+            </w:r>
+            <w:r>
+              <w:rPr>
+                <w:noProof/>
+                <w:webHidden/>
+              </w:rPr>
+              <w:fldChar w:fldCharType="separate"/>
+            </w:r>
+            <w:r>
+              <w:rPr>
+                <w:noProof/>
+                <w:webHidden/>
+              </w:rPr>
+              <w:t>16</w:t>
+            </w:r>
+            <w:r>
+              <w:rPr>
+                <w:noProof/>
+                <w:webHidden/>
+              </w:rPr>
+              <w:fldChar w:fldCharType="end"/>
+            </w:r>
+          </w:hyperlink>
+        </w:p>
+        <w:p>
+          <w:pPr>
+            <w:pStyle w:val="TOC4"/>
+            <w:tabs>
+              <w:tab w:val="right" w:leader="dot" w:pos="9016"/>
+            </w:tabs>
+            <w:rPr>
+              <w:rFonts w:asciiTheme="minorHAnsi" w:eastAsiaTheme="minorEastAsia" w:hAnsiTheme="minorHAnsi"/>
+              <w:noProof/>
+              <w:kern w:val="0"/>
+              <w:sz w:val="22"/>
+              <w14:ligatures w14:val="none"/>
+            </w:rPr>
+          </w:pPr>
+          <w:hyperlink w:anchor="_Toc237027011" w:history="1">
+            <w:r>
+              <w:rPr>
+                <w:rStyle w:val="Hyperlink"/>
+                <w:noProof/>
+              </w:rPr>
+              <w:t>2.1.4.3 Quản lý văn bản và ký số</w:t>
+            </w:r>
+            <w:r>
+              <w:rPr>
+                <w:noProof/>
+                <w:webHidden/>
+              </w:rPr>
+              <w:tab/>
+            </w:r>
+            <w:r>
+              <w:rPr>
+                <w:noProof/>
+                <w:webHidden/>
+              </w:rPr>
+              <w:fldChar w:fldCharType="begin"/>
+            </w:r>
+            <w:r>
+              <w:rPr>
+                <w:noProof/>
+                <w:webHidden/>
+              </w:rPr>
+              <w:instrText xml:space="preserve"> PAGEREF _Toc237027011 \h </w:instrText>
+            </w:r>
+            <w:r>
+              <w:rPr>
+                <w:noProof/>
+                <w:webHidden/>
+              </w:rPr>
+            </w:r>
+            <w:r>
+              <w:rPr>
+                <w:noProof/>
+                <w:webHidden/>
+              </w:rPr>
+              <w:fldChar w:fldCharType="separate"/>
+            </w:r>
+            <w:r>
+              <w:rPr>
+                <w:noProof/>
+                <w:webHidden/>
+              </w:rPr>
+              <w:t>19</w:t>
+            </w:r>
+            <w:r>
+              <w:rPr>
+                <w:noProof/>
+                <w:webHidden/>
+              </w:rPr>
+              <w:fldChar w:fldCharType="end"/>
+            </w:r>
+          </w:hyperlink>
+        </w:p>
+        <w:p>
+          <w:pPr>
+            <w:pStyle w:val="TOC4"/>
+            <w:tabs>
+              <w:tab w:val="right" w:leader="dot" w:pos="9016"/>
+            </w:tabs>
+            <w:rPr>
+              <w:rFonts w:asciiTheme="minorHAnsi" w:eastAsiaTheme="minorEastAsia" w:hAnsiTheme="minorHAnsi"/>
+              <w:noProof/>
+              <w:kern w:val="0"/>
+              <w:sz w:val="22"/>
+              <w14:ligatures w14:val="none"/>
+            </w:rPr>
+          </w:pPr>
+          <w:hyperlink w:anchor="_Toc237027012" w:history="1">
+            <w:r>
+              <w:rPr>
+                <w:rStyle w:val="Hyperlink"/>
+                <w:noProof/>
+              </w:rPr>
+              <w:t>2.1.4.4 Tổng đài hỗ trợ và chắm sóc người dùng</w:t>
+            </w:r>
+            <w:r>
+              <w:rPr>
+                <w:noProof/>
+                <w:webHidden/>
+              </w:rPr>
+              <w:tab/>
+            </w:r>
+            <w:r>
+              <w:rPr>
+                <w:noProof/>
+                <w:webHidden/>
+              </w:rPr>
+              <w:fldChar w:fldCharType="begin"/>
+            </w:r>
+            <w:r>
+              <w:rPr>
+                <w:noProof/>
+                <w:webHidden/>
+              </w:rPr>
+              <w:instrText xml:space="preserve"> PAGEREF _Toc237027012 \h </w:instrText>
+            </w:r>
+            <w:r>
+              <w:rPr>
+                <w:noProof/>
+                <w:webHidden/>
+              </w:rPr>
+            </w:r>
+            <w:r>
+              <w:rPr>
+                <w:noProof/>
+                <w:webHidden/>
+              </w:rPr>
+              <w:fldChar w:fldCharType="separate"/>
+            </w:r>
+            <w:r>
+              <w:rPr>
+                <w:noProof/>
+                <w:webHidden/>
+              </w:rPr>
+              <w:t>21</w:t>
+            </w:r>
+            <w:r>
+              <w:rPr>
+                <w:noProof/>
+                <w:webHidden/>
+              </w:rPr>
+              <w:fldChar w:fldCharType="end"/>
+            </w:r>
+          </w:hyperlink>
+        </w:p>
+        <w:p>
+          <w:pPr>
+            <w:pStyle w:val="TOC4"/>
+            <w:tabs>
+              <w:tab w:val="right" w:leader="dot" w:pos="9016"/>
+            </w:tabs>
+            <w:rPr>
+              <w:rFonts w:asciiTheme="minorHAnsi" w:eastAsiaTheme="minorEastAsia" w:hAnsiTheme="minorHAnsi"/>
+              <w:noProof/>
+              <w:kern w:val="0"/>
+              <w:sz w:val="22"/>
+              <w14:ligatures w14:val="none"/>
+            </w:rPr>
+          </w:pPr>
+          <w:hyperlink w:anchor="_Toc237027013" w:history="1">
+            <w:r>
+              <w:rPr>
+                <w:rStyle w:val="Hyperlink"/>
+                <w:noProof/>
+              </w:rPr>
+              <w:t>2.1.4.5 Quản trị kỹ thuật và vận hành hệ thống</w:t>
+            </w:r>
+            <w:r>
+              <w:rPr>
+                <w:noProof/>
+                <w:webHidden/>
+              </w:rPr>
+              <w:tab/>
+            </w:r>
+            <w:r>
+              <w:rPr>
+                <w:noProof/>
+                <w:webHidden/>
+              </w:rPr>
+              <w:fldChar w:fldCharType="begin"/>
+            </w:r>
+            <w:r>
+              <w:rPr>
+                <w:noProof/>
+                <w:webHidden/>
+              </w:rPr>
+              <w:instrText xml:space="preserve"> PAGEREF _Toc237027013 \h </w:instrText>
+            </w:r>
+            <w:r>
+              <w:rPr>
+                <w:noProof/>
+                <w:webHidden/>
+              </w:rPr>
+            </w:r>
+            <w:r>
+              <w:rPr>
+                <w:noProof/>
+                <w:webHidden/>
+              </w:rPr>
+              <w:fldChar w:fldCharType="separate"/>
+            </w:r>
+            <w:r>
+              <w:rPr>
+                <w:noProof/>
+                <w:webHidden/>
+              </w:rPr>
+              <w:t>23</w:t>
             </w:r>
             <w:r>
               <w:rPr>
@@ -2243,7 +2615,7 @@
               <w14:ligatures w14:val="none"/>
             </w:rPr>
           </w:pPr>
-          <w:hyperlink w:anchor="_Toc236513302" w:history="1">
+          <w:hyperlink w:anchor="_Toc237027014" w:history="1">
             <w:r>
               <w:rPr>
                 <w:rStyle w:val="Hyperlink"/>
@@ -2270,7 +2642,7 @@
                 <w:noProof/>
                 <w:webHidden/>
               </w:rPr>
-              <w:instrText xml:space="preserve"> PAGEREF _Toc236513302 \h </w:instrText>
+              <w:instrText xml:space="preserve"> PAGEREF _Toc237027014 \h </w:instrText>
             </w:r>
             <w:r>
               <w:rPr>
@@ -2290,7 +2662,7 @@
                 <w:noProof/>
                 <w:webHidden/>
               </w:rPr>
-              <w:t>14</w:t>
+              <w:t>26</w:t>
             </w:r>
             <w:r>
               <w:rPr>
@@ -2315,7 +2687,7 @@
               <w14:ligatures w14:val="none"/>
             </w:rPr>
           </w:pPr>
-          <w:hyperlink w:anchor="_Toc236513303" w:history="1">
+          <w:hyperlink w:anchor="_Toc237027015" w:history="1">
             <w:r>
               <w:rPr>
                 <w:rStyle w:val="Hyperlink"/>
@@ -2342,7 +2714,7 @@
                 <w:noProof/>
                 <w:webHidden/>
               </w:rPr>
-              <w:instrText xml:space="preserve"> PAGEREF _Toc236513303 \h </w:instrText>
+              <w:instrText xml:space="preserve"> PAGEREF _Toc237027015 \h </w:instrText>
             </w:r>
             <w:r>
               <w:rPr>
@@ -2362,7 +2734,7 @@
                 <w:noProof/>
                 <w:webHidden/>
               </w:rPr>
-              <w:t>14</w:t>
+              <w:t>26</w:t>
             </w:r>
             <w:r>
               <w:rPr>
@@ -2387,7 +2759,7 @@
               <w14:ligatures w14:val="none"/>
             </w:rPr>
           </w:pPr>
-          <w:hyperlink w:anchor="_Toc236513304" w:history="1">
+          <w:hyperlink w:anchor="_Toc237027016" w:history="1">
             <w:r>
               <w:rPr>
                 <w:rStyle w:val="Hyperlink"/>
@@ -2414,7 +2786,7 @@
                 <w:noProof/>
                 <w:webHidden/>
               </w:rPr>
-              <w:instrText xml:space="preserve"> PAGEREF _Toc236513304 \h </w:instrText>
+              <w:instrText xml:space="preserve"> PAGEREF _Toc237027016 \h </w:instrText>
             </w:r>
             <w:r>
               <w:rPr>
@@ -2434,7 +2806,7 @@
                 <w:noProof/>
                 <w:webHidden/>
               </w:rPr>
-              <w:t>14</w:t>
+              <w:t>26</w:t>
             </w:r>
             <w:r>
               <w:rPr>
@@ -2452,10 +2824,14 @@
               <w:tab w:val="right" w:leader="dot" w:pos="9016"/>
             </w:tabs>
             <w:rPr>
+              <w:rFonts w:asciiTheme="minorHAnsi" w:eastAsiaTheme="minorEastAsia" w:hAnsiTheme="minorHAnsi"/>
               <w:noProof/>
+              <w:kern w:val="0"/>
+              <w:sz w:val="22"/>
+              <w14:ligatures w14:val="none"/>
             </w:rPr>
           </w:pPr>
-          <w:hyperlink w:anchor="_Toc236513305" w:history="1">
+          <w:hyperlink w:anchor="_Toc237027017" w:history="1">
             <w:r>
               <w:rPr>
                 <w:rStyle w:val="Hyperlink"/>
@@ -2482,7 +2858,7 @@
                 <w:noProof/>
                 <w:webHidden/>
               </w:rPr>
-              <w:instrText xml:space="preserve"> PAGEREF _Toc236513305 \h </w:instrText>
+              <w:instrText xml:space="preserve"> PAGEREF _Toc237027017 \h </w:instrText>
             </w:r>
             <w:r>
               <w:rPr>
@@ -2502,7 +2878,7 @@
                 <w:noProof/>
                 <w:webHidden/>
               </w:rPr>
-              <w:t>14</w:t>
+              <w:t>26</w:t>
             </w:r>
             <w:r>
               <w:rPr>
@@ -2527,7 +2903,7 @@
               <w14:ligatures w14:val="none"/>
             </w:rPr>
           </w:pPr>
-          <w:hyperlink w:anchor="_Toc236513306" w:history="1">
+          <w:hyperlink w:anchor="_Toc237027018" w:history="1">
             <w:r>
               <w:rPr>
                 <w:rStyle w:val="Hyperlink"/>
@@ -2554,7 +2930,7 @@
                 <w:noProof/>
                 <w:webHidden/>
               </w:rPr>
-              <w:instrText xml:space="preserve"> PAGEREF _Toc236513306 \h </w:instrText>
+              <w:instrText xml:space="preserve"> PAGEREF _Toc237027018 \h </w:instrText>
             </w:r>
             <w:r>
               <w:rPr>
@@ -2574,7 +2950,7 @@
                 <w:noProof/>
                 <w:webHidden/>
               </w:rPr>
-              <w:t>18</w:t>
+              <w:t>29</w:t>
             </w:r>
             <w:r>
               <w:rPr>
@@ -2599,7 +2975,7 @@
               <w14:ligatures w14:val="none"/>
             </w:rPr>
           </w:pPr>
-          <w:hyperlink w:anchor="_Toc236513307" w:history="1">
+          <w:hyperlink w:anchor="_Toc237027019" w:history="1">
             <w:r>
               <w:rPr>
                 <w:rStyle w:val="Hyperlink"/>
@@ -2626,7 +3002,7 @@
                 <w:noProof/>
                 <w:webHidden/>
               </w:rPr>
-              <w:instrText xml:space="preserve"> PAGEREF _Toc236513307 \h </w:instrText>
+              <w:instrText xml:space="preserve"> PAGEREF _Toc237027019 \h </w:instrText>
             </w:r>
             <w:r>
               <w:rPr>
@@ -2646,7 +3022,7 @@
                 <w:noProof/>
                 <w:webHidden/>
               </w:rPr>
-              <w:t>18</w:t>
+              <w:t>29</w:t>
             </w:r>
             <w:r>
               <w:rPr>
@@ -2671,13 +3047,13 @@
               <w14:ligatures w14:val="none"/>
             </w:rPr>
           </w:pPr>
-          <w:hyperlink w:anchor="_Toc236513308" w:history="1">
+          <w:hyperlink w:anchor="_Toc237027020" w:history="1">
             <w:r>
               <w:rPr>
                 <w:rStyle w:val="Hyperlink"/>
                 <w:noProof/>
               </w:rPr>
-              <w:t>Chương III. TRIỂN KHAI HỆ THỐNG.</w:t>
+              <w:t>Chương III. PHÂN TÍCH HỆ THỐNG.</w:t>
             </w:r>
             <w:r>
               <w:rPr>
@@ -2698,7 +3074,7 @@
                 <w:noProof/>
                 <w:webHidden/>
               </w:rPr>
-              <w:instrText xml:space="preserve"> PAGEREF _Toc236513308 \h </w:instrText>
+              <w:instrText xml:space="preserve"> PAGEREF _Toc237027020 \h </w:instrText>
             </w:r>
             <w:r>
               <w:rPr>
@@ -2718,7 +3094,7 @@
                 <w:noProof/>
                 <w:webHidden/>
               </w:rPr>
-              <w:t>19</w:t>
+              <w:t>30</w:t>
             </w:r>
             <w:r>
               <w:rPr>
@@ -2743,7 +3119,7 @@
               <w14:ligatures w14:val="none"/>
             </w:rPr>
           </w:pPr>
-          <w:hyperlink w:anchor="_Toc236513309" w:history="1">
+          <w:hyperlink w:anchor="_Toc237027021" w:history="1">
             <w:r>
               <w:rPr>
                 <w:rStyle w:val="Hyperlink"/>
@@ -2770,7 +3146,7 @@
                 <w:noProof/>
                 <w:webHidden/>
               </w:rPr>
-              <w:instrText xml:space="preserve"> PAGEREF _Toc236513309 \h </w:instrText>
+              <w:instrText xml:space="preserve"> PAGEREF _Toc237027021 \h </w:instrText>
             </w:r>
             <w:r>
               <w:rPr>
@@ -2790,7 +3166,7 @@
                 <w:noProof/>
                 <w:webHidden/>
               </w:rPr>
-              <w:t>19</w:t>
+              <w:t>30</w:t>
             </w:r>
             <w:r>
               <w:rPr>
@@ -2815,7 +3191,7 @@
               <w14:ligatures w14:val="none"/>
             </w:rPr>
           </w:pPr>
-          <w:hyperlink w:anchor="_Toc236513310" w:history="1">
+          <w:hyperlink w:anchor="_Toc237027022" w:history="1">
             <w:r>
               <w:rPr>
                 <w:rStyle w:val="Hyperlink"/>
@@ -2842,7 +3218,7 @@
                 <w:noProof/>
                 <w:webHidden/>
               </w:rPr>
-              <w:instrText xml:space="preserve"> PAGEREF _Toc236513310 \h </w:instrText>
+              <w:instrText xml:space="preserve"> PAGEREF _Toc237027022 \h </w:instrText>
             </w:r>
             <w:r>
               <w:rPr>
@@ -2862,7 +3238,7 @@
                 <w:noProof/>
                 <w:webHidden/>
               </w:rPr>
-              <w:t>20</w:t>
+              <w:t>31</w:t>
             </w:r>
             <w:r>
               <w:rPr>
@@ -2903,12 +3279,14 @@
         </w:rPr>
         <w:br w:type="page"/>
       </w:r>
+      <w:bookmarkStart w:id="1" w:name="_GoBack"/>
+      <w:bookmarkEnd w:id="1"/>
     </w:p>
     <w:p>
       <w:pPr>
         <w:pStyle w:val="Heading1"/>
       </w:pPr>
-      <w:bookmarkStart w:id="1" w:name="_Toc236513283"/>
+      <w:bookmarkStart w:id="2" w:name="_Toc237026990"/>
       <w:r>
         <w:lastRenderedPageBreak/>
         <w:t>DANH SÁCH HÌNH</w:t>
@@ -2916,7 +3294,7 @@
       <w:r>
         <w:t>, BẢNG</w:t>
       </w:r>
-      <w:bookmarkEnd w:id="1"/>
+      <w:bookmarkEnd w:id="2"/>
     </w:p>
     <w:p>
       <w:pPr>
@@ -3232,7 +3610,7 @@
       <w:pPr>
         <w:pStyle w:val="Heading1"/>
       </w:pPr>
-      <w:bookmarkStart w:id="2" w:name="_Toc236513284"/>
+      <w:bookmarkStart w:id="3" w:name="_Toc237026991"/>
       <w:r>
         <w:t xml:space="preserve">Chương I. </w:t>
       </w:r>
@@ -3242,13 +3620,13 @@
       <w:r>
         <w:t>.</w:t>
       </w:r>
-      <w:bookmarkEnd w:id="2"/>
+      <w:bookmarkEnd w:id="3"/>
     </w:p>
     <w:p>
       <w:pPr>
         <w:pStyle w:val="Heading2"/>
       </w:pPr>
-      <w:bookmarkStart w:id="3" w:name="_Toc236513285"/>
+      <w:bookmarkStart w:id="4" w:name="_Toc237026992"/>
       <w:r>
         <w:t xml:space="preserve">1. </w:t>
       </w:r>
@@ -3261,20 +3639,20 @@
       <w:r>
         <w:t>.</w:t>
       </w:r>
-      <w:bookmarkEnd w:id="3"/>
+      <w:bookmarkEnd w:id="4"/>
     </w:p>
     <w:p>
       <w:pPr>
         <w:pStyle w:val="Heading3"/>
       </w:pPr>
-      <w:bookmarkStart w:id="4" w:name="_Toc236513286"/>
+      <w:bookmarkStart w:id="5" w:name="_Toc237026993"/>
       <w:r>
         <w:t xml:space="preserve">1.1. </w:t>
       </w:r>
       <w:r>
         <w:t>Lý do chọn đề tài</w:t>
       </w:r>
-      <w:bookmarkEnd w:id="4"/>
+      <w:bookmarkEnd w:id="5"/>
     </w:p>
     <w:p>
       <w:pPr>
@@ -3331,7 +3709,7 @@
       <w:pPr>
         <w:pStyle w:val="Heading3"/>
       </w:pPr>
-      <w:bookmarkStart w:id="5" w:name="_Toc236513287"/>
+      <w:bookmarkStart w:id="6" w:name="_Toc237026994"/>
       <w:r>
         <w:t>1.2</w:t>
       </w:r>
@@ -3341,7 +3719,7 @@
       <w:r>
         <w:t xml:space="preserve"> Mục tiêu nghiên cứu</w:t>
       </w:r>
-      <w:bookmarkEnd w:id="5"/>
+      <w:bookmarkEnd w:id="6"/>
     </w:p>
     <w:p>
       <w:pPr>
@@ -3426,14 +3804,14 @@
       <w:pPr>
         <w:pStyle w:val="Heading3"/>
       </w:pPr>
-      <w:bookmarkStart w:id="6" w:name="_Toc236513288"/>
+      <w:bookmarkStart w:id="7" w:name="_Toc237026995"/>
       <w:r>
         <w:t xml:space="preserve">1.3. </w:t>
       </w:r>
       <w:r>
         <w:t>Đối tượng và phạm vi nghiêm cứu</w:t>
       </w:r>
-      <w:bookmarkEnd w:id="6"/>
+      <w:bookmarkEnd w:id="7"/>
     </w:p>
     <w:p>
       <w:pPr>
@@ -3499,11 +3877,11 @@
       <w:pPr>
         <w:pStyle w:val="Heading3"/>
       </w:pPr>
-      <w:bookmarkStart w:id="7" w:name="_Toc236513289"/>
+      <w:bookmarkStart w:id="8" w:name="_Toc237026996"/>
       <w:r>
         <w:t>1.4. Phương pháp nghiên cứu</w:t>
       </w:r>
-      <w:bookmarkEnd w:id="7"/>
+      <w:bookmarkEnd w:id="8"/>
     </w:p>
     <w:p>
       <w:pPr>
@@ -3574,11 +3952,11 @@
       <w:pPr>
         <w:pStyle w:val="Heading3"/>
       </w:pPr>
-      <w:bookmarkStart w:id="8" w:name="_Toc236513290"/>
+      <w:bookmarkStart w:id="9" w:name="_Toc237026997"/>
       <w:r>
         <w:t>1.5. Cấu trúc đồ án</w:t>
       </w:r>
-      <w:bookmarkEnd w:id="8"/>
+      <w:bookmarkEnd w:id="9"/>
     </w:p>
     <w:p>
       <w:pPr>
@@ -3672,12 +4050,12 @@
       <w:pPr>
         <w:pStyle w:val="Heading2"/>
       </w:pPr>
-      <w:bookmarkStart w:id="9" w:name="_Toc236513291"/>
+      <w:bookmarkStart w:id="10" w:name="_Toc237026998"/>
       <w:r>
         <w:lastRenderedPageBreak/>
         <w:t>2. Cơ sở lý thuyết.</w:t>
       </w:r>
-      <w:bookmarkEnd w:id="9"/>
+      <w:bookmarkEnd w:id="10"/>
     </w:p>
     <w:p>
       <w:pPr>
@@ -3757,8 +4135,8 @@
       <w:pPr>
         <w:pStyle w:val="Heading1"/>
       </w:pPr>
-      <w:bookmarkStart w:id="10" w:name="_Toc236264118"/>
-      <w:bookmarkStart w:id="11" w:name="_Toc236513292"/>
+      <w:bookmarkStart w:id="11" w:name="_Toc236264118"/>
+      <w:bookmarkStart w:id="12" w:name="_Toc237026999"/>
       <w:r>
         <w:lastRenderedPageBreak/>
         <w:t>Chương II.</w:t>
@@ -3778,27 +4156,27 @@
       <w:r>
         <w:t>.</w:t>
       </w:r>
-      <w:bookmarkEnd w:id="10"/>
       <w:bookmarkEnd w:id="11"/>
+      <w:bookmarkEnd w:id="12"/>
     </w:p>
     <w:p>
       <w:pPr>
         <w:pStyle w:val="Heading2"/>
       </w:pPr>
-      <w:bookmarkStart w:id="12" w:name="_Toc236264119"/>
-      <w:bookmarkStart w:id="13" w:name="_Toc236513293"/>
+      <w:bookmarkStart w:id="13" w:name="_Toc236264119"/>
+      <w:bookmarkStart w:id="14" w:name="_Toc237027000"/>
       <w:r>
         <w:t>2. Tổng quan hệ thống quy trình nghiệp vụ</w:t>
       </w:r>
-      <w:bookmarkEnd w:id="12"/>
       <w:bookmarkEnd w:id="13"/>
+      <w:bookmarkEnd w:id="14"/>
     </w:p>
     <w:p>
       <w:pPr>
         <w:pStyle w:val="Heading3"/>
       </w:pPr>
-      <w:bookmarkStart w:id="14" w:name="_Toc236264120"/>
-      <w:bookmarkStart w:id="15" w:name="_Toc236513294"/>
+      <w:bookmarkStart w:id="15" w:name="_Toc236264120"/>
+      <w:bookmarkStart w:id="16" w:name="_Toc237027001"/>
       <w:r>
         <w:t xml:space="preserve">2.1. </w:t>
       </w:r>
@@ -3808,20 +4186,20 @@
       <w:r>
         <w:t>tại phường Tân Hải.</w:t>
       </w:r>
-      <w:bookmarkEnd w:id="14"/>
       <w:bookmarkEnd w:id="15"/>
+      <w:bookmarkEnd w:id="16"/>
     </w:p>
     <w:p>
       <w:pPr>
         <w:pStyle w:val="Heading4"/>
       </w:pPr>
-      <w:bookmarkStart w:id="16" w:name="_Toc236264121"/>
-      <w:bookmarkStart w:id="17" w:name="_Toc236513295"/>
+      <w:bookmarkStart w:id="17" w:name="_Toc236264121"/>
+      <w:bookmarkStart w:id="18" w:name="_Toc237027002"/>
       <w:r>
         <w:t>2.1.1 Phân loại quy trình.</w:t>
       </w:r>
-      <w:bookmarkEnd w:id="16"/>
       <w:bookmarkEnd w:id="17"/>
+      <w:bookmarkEnd w:id="18"/>
     </w:p>
     <w:p>
       <w:pPr>
@@ -6015,44 +6393,44 @@
       <w:pPr>
         <w:pStyle w:val="Heading4"/>
       </w:pPr>
-      <w:bookmarkStart w:id="18" w:name="_Toc236264122"/>
-      <w:bookmarkStart w:id="19" w:name="_Toc236513296"/>
+      <w:bookmarkStart w:id="19" w:name="_Toc236264122"/>
+      <w:bookmarkStart w:id="20" w:name="_Toc237027003"/>
       <w:r>
         <w:lastRenderedPageBreak/>
         <w:t>2.1.2 Quy trình quản lý (Processs Management).</w:t>
       </w:r>
-      <w:bookmarkEnd w:id="18"/>
       <w:bookmarkEnd w:id="19"/>
+      <w:bookmarkEnd w:id="20"/>
     </w:p>
     <w:p>
       <w:pPr>
         <w:pStyle w:val="Heading4"/>
       </w:pPr>
-      <w:bookmarkStart w:id="20" w:name="_Toc236264123"/>
-      <w:bookmarkStart w:id="21" w:name="_Toc236513297"/>
+      <w:bookmarkStart w:id="21" w:name="_Toc236264123"/>
+      <w:bookmarkStart w:id="22" w:name="_Toc237027004"/>
       <w:r>
         <w:t>2.1.3 Quy trình cốt lõi (Processs Core).</w:t>
       </w:r>
-      <w:bookmarkEnd w:id="20"/>
       <w:bookmarkEnd w:id="21"/>
+      <w:bookmarkEnd w:id="22"/>
     </w:p>
     <w:p>
       <w:pPr>
         <w:pStyle w:val="Heading5"/>
       </w:pPr>
-      <w:bookmarkStart w:id="22" w:name="_Toc236264124"/>
-      <w:bookmarkStart w:id="23" w:name="_Toc236513298"/>
+      <w:bookmarkStart w:id="23" w:name="_Toc236264124"/>
+      <w:bookmarkStart w:id="24" w:name="_Toc237027005"/>
       <w:r>
         <w:t>2.1.3.1 Quy trình tiếp nhận hồ sơ</w:t>
       </w:r>
-      <w:bookmarkEnd w:id="22"/>
       <w:bookmarkEnd w:id="23"/>
+      <w:bookmarkEnd w:id="24"/>
     </w:p>
     <w:p>
       <w:pPr>
         <w:keepNext/>
       </w:pPr>
-      <w:bookmarkStart w:id="24" w:name="_Toc236264125"/>
+      <w:bookmarkStart w:id="25" w:name="_Toc236264125"/>
       <w:r>
         <w:rPr>
           <w:noProof/>
@@ -6111,22 +6489,35 @@
       <w:pPr>
         <w:pStyle w:val="Caption"/>
       </w:pPr>
-      <w:bookmarkStart w:id="25" w:name="_Toc236242614"/>
+      <w:bookmarkStart w:id="26" w:name="_Toc236242614"/>
       <w:r>
         <w:t xml:space="preserve">Hình </w:t>
       </w:r>
-      <w:fldSimple w:instr=" SEQ Hình \* ARABIC ">
-        <w:r>
-          <w:rPr>
-            <w:noProof/>
-          </w:rPr>
-          <w:t>1</w:t>
-        </w:r>
-      </w:fldSimple>
+      <w:r>
+        <w:fldChar w:fldCharType="begin"/>
+      </w:r>
+      <w:r>
+        <w:instrText xml:space="preserve"> SEQ Hình \* ARABIC </w:instrText>
+      </w:r>
+      <w:r>
+        <w:fldChar w:fldCharType="separate"/>
+      </w:r>
+      <w:r>
+        <w:rPr>
+          <w:noProof/>
+        </w:rPr>
+        <w:t>1</w:t>
+      </w:r>
+      <w:r>
+        <w:rPr>
+          <w:noProof/>
+        </w:rPr>
+        <w:fldChar w:fldCharType="end"/>
+      </w:r>
       <w:r>
         <w:t>. Quy trình tiếp nhận hồ sơ</w:t>
       </w:r>
-      <w:bookmarkEnd w:id="25"/>
+      <w:bookmarkEnd w:id="26"/>
     </w:p>
     <w:p>
       <w:pPr>
@@ -6365,7 +6756,7 @@
       <w:r>
         <w:t xml:space="preserve">2.1.3.2 </w:t>
       </w:r>
-      <w:bookmarkEnd w:id="24"/>
+      <w:bookmarkEnd w:id="25"/>
       <w:r>
         <w:t>Quy trình kiểm tra, thẩm định và xử lý hồ sơ</w:t>
       </w:r>
@@ -6375,7 +6766,7 @@
         </w:rPr>
         <w:t xml:space="preserve"> </w:t>
       </w:r>
-      <w:bookmarkStart w:id="26" w:name="_Toc236264126"/>
+      <w:bookmarkStart w:id="27" w:name="_Toc236264126"/>
       <w:r>
         <w:rPr>
           <w:noProof/>
@@ -6434,22 +6825,35 @@
       <w:pPr>
         <w:pStyle w:val="Caption"/>
       </w:pPr>
-      <w:bookmarkStart w:id="27" w:name="_Toc236242615"/>
+      <w:bookmarkStart w:id="28" w:name="_Toc236242615"/>
       <w:r>
         <w:t xml:space="preserve">Hình </w:t>
       </w:r>
-      <w:fldSimple w:instr=" SEQ Hình \* ARABIC ">
-        <w:r>
-          <w:rPr>
-            <w:noProof/>
-          </w:rPr>
-          <w:t>2</w:t>
-        </w:r>
-      </w:fldSimple>
+      <w:r>
+        <w:fldChar w:fldCharType="begin"/>
+      </w:r>
+      <w:r>
+        <w:instrText xml:space="preserve"> SEQ Hình \* ARABIC </w:instrText>
+      </w:r>
+      <w:r>
+        <w:fldChar w:fldCharType="separate"/>
+      </w:r>
+      <w:r>
+        <w:rPr>
+          <w:noProof/>
+        </w:rPr>
+        <w:t>2</w:t>
+      </w:r>
+      <w:r>
+        <w:rPr>
+          <w:noProof/>
+        </w:rPr>
+        <w:fldChar w:fldCharType="end"/>
+      </w:r>
       <w:r>
         <w:t>. Quy trình kiểm tra, thẩm định và xử lý hồ sơ</w:t>
       </w:r>
-      <w:bookmarkEnd w:id="27"/>
+      <w:bookmarkEnd w:id="28"/>
     </w:p>
     <w:p>
       <w:pPr>
@@ -6656,15 +7060,15 @@
       <w:pPr>
         <w:pStyle w:val="Heading5"/>
       </w:pPr>
-      <w:bookmarkStart w:id="28" w:name="_Toc236513299"/>
+      <w:bookmarkStart w:id="29" w:name="_Toc237027006"/>
       <w:r>
         <w:t xml:space="preserve">2.1.3.3 </w:t>
       </w:r>
-      <w:bookmarkEnd w:id="26"/>
+      <w:bookmarkEnd w:id="27"/>
       <w:r>
         <w:t>Quy trình phê duyệt và ban hành kết quả</w:t>
       </w:r>
-      <w:bookmarkEnd w:id="28"/>
+      <w:bookmarkEnd w:id="29"/>
     </w:p>
     <w:p>
       <w:pPr>
@@ -6728,22 +7132,38 @@
       <w:pPr>
         <w:pStyle w:val="Caption"/>
       </w:pPr>
-      <w:bookmarkStart w:id="29" w:name="_Toc236263982"/>
+      <w:bookmarkStart w:id="30" w:name="_Toc236263982"/>
       <w:r>
         <w:t xml:space="preserve">Hình </w:t>
       </w:r>
-      <w:fldSimple w:instr=" SEQ Hình \* ARABIC ">
-        <w:r>
-          <w:rPr>
-            <w:noProof/>
-          </w:rPr>
-          <w:t>3</w:t>
-        </w:r>
-      </w:fldSimple>
+      <w:r>
+        <w:fldChar w:fldCharType="begin"/>
+      </w:r>
+      <w:r>
+        <w:instrText xml:space="preserve"> SEQ Hình \</w:instrText>
+      </w:r>
+      <w:r>
+        <w:instrText xml:space="preserve">* ARABIC </w:instrText>
+      </w:r>
+      <w:r>
+        <w:fldChar w:fldCharType="separate"/>
+      </w:r>
+      <w:r>
+        <w:rPr>
+          <w:noProof/>
+        </w:rPr>
+        <w:t>3</w:t>
+      </w:r>
+      <w:r>
+        <w:rPr>
+          <w:noProof/>
+        </w:rPr>
+        <w:fldChar w:fldCharType="end"/>
+      </w:r>
       <w:r>
         <w:t>. Quy trình phê duyệt và ban hành kết quả</w:t>
       </w:r>
-      <w:bookmarkEnd w:id="29"/>
+      <w:bookmarkEnd w:id="30"/>
     </w:p>
     <w:p>
       <w:pPr>
@@ -6887,13 +7307,13 @@
       <w:pPr>
         <w:pStyle w:val="Heading5"/>
       </w:pPr>
-      <w:bookmarkStart w:id="30" w:name="_Toc236264127"/>
-      <w:bookmarkStart w:id="31" w:name="_Toc236513300"/>
+      <w:bookmarkStart w:id="31" w:name="_Toc236264127"/>
+      <w:bookmarkStart w:id="32" w:name="_Toc237027007"/>
       <w:r>
         <w:t>2.1.3.4 Quy trình trả kết quả và thông báo</w:t>
       </w:r>
-      <w:bookmarkEnd w:id="30"/>
       <w:bookmarkEnd w:id="31"/>
+      <w:bookmarkEnd w:id="32"/>
     </w:p>
     <w:p>
       <w:pPr>
@@ -6957,22 +7377,35 @@
       <w:pPr>
         <w:pStyle w:val="Caption"/>
       </w:pPr>
-      <w:bookmarkStart w:id="32" w:name="_Toc236263983"/>
+      <w:bookmarkStart w:id="33" w:name="_Toc236263983"/>
       <w:r>
         <w:t xml:space="preserve">Hình </w:t>
       </w:r>
-      <w:fldSimple w:instr=" SEQ Hình \* ARABIC ">
-        <w:r>
-          <w:rPr>
-            <w:noProof/>
-          </w:rPr>
-          <w:t>4</w:t>
-        </w:r>
-      </w:fldSimple>
+      <w:r>
+        <w:fldChar w:fldCharType="begin"/>
+      </w:r>
+      <w:r>
+        <w:instrText xml:space="preserve"> SEQ Hình \* ARABIC </w:instrText>
+      </w:r>
+      <w:r>
+        <w:fldChar w:fldCharType="separate"/>
+      </w:r>
+      <w:r>
+        <w:rPr>
+          <w:noProof/>
+        </w:rPr>
+        <w:t>4</w:t>
+      </w:r>
+      <w:r>
+        <w:rPr>
+          <w:noProof/>
+        </w:rPr>
+        <w:fldChar w:fldCharType="end"/>
+      </w:r>
       <w:r>
         <w:t>. Quy trình trả kết quả và thông báo</w:t>
       </w:r>
-      <w:bookmarkEnd w:id="32"/>
+      <w:bookmarkEnd w:id="33"/>
     </w:p>
     <w:p>
       <w:pPr>
@@ -7116,47 +7549,4125 @@
       <w:pPr>
         <w:pStyle w:val="Heading4"/>
       </w:pPr>
-      <w:bookmarkStart w:id="33" w:name="_Toc236264128"/>
-      <w:bookmarkStart w:id="34" w:name="_Toc236513301"/>
+      <w:bookmarkStart w:id="34" w:name="_Toc236264128"/>
+      <w:bookmarkStart w:id="35" w:name="_Toc237027008"/>
       <w:r>
         <w:t>2.1.4 Quy trình hỗ trợ (Processs Support).</w:t>
       </w:r>
-      <w:bookmarkEnd w:id="33"/>
       <w:bookmarkEnd w:id="34"/>
-    </w:p>
+      <w:bookmarkEnd w:id="35"/>
+    </w:p>
+    <w:p>
+      <w:pPr>
+        <w:pStyle w:val="Heading4"/>
+      </w:pPr>
+      <w:bookmarkStart w:id="36" w:name="_Toc236682209"/>
+      <w:bookmarkStart w:id="37" w:name="_Toc237027009"/>
+      <w:r>
+        <w:t>2.1.4.1 Hỗ trợ, tiếp nhận phản ánh và kiến nghị</w:t>
+      </w:r>
+      <w:bookmarkEnd w:id="36"/>
+      <w:bookmarkEnd w:id="37"/>
+    </w:p>
+    <w:p>
+      <w:r>
+        <w:t>TÁC NHÂN THỰC HIỆN</w:t>
+      </w:r>
+    </w:p>
+    <w:p>
+      <w:pPr>
+        <w:pStyle w:val="ListParagraph"/>
+        <w:numPr>
+          <w:ilvl w:val="0"/>
+          <w:numId w:val="30"/>
+        </w:numPr>
+      </w:pPr>
+      <w:r>
+        <w:t>Cán bộ tiếp nhận và xử lý phản ánh, người dân hoặc tổ chức, cơ quan có thẩm quyền xử lý phản ánh.</w:t>
+      </w:r>
+    </w:p>
+    <w:p>
+      <w:pPr>
+        <w:pStyle w:val="ListParagraph"/>
+        <w:numPr>
+          <w:ilvl w:val="0"/>
+          <w:numId w:val="30"/>
+        </w:numPr>
+      </w:pPr>
+      <w:r>
+        <w:t>Hệ thống thông tin giải quyết thủ tục hành chính và các cơ quan, đơn vị có liên quan.</w:t>
+      </w:r>
+    </w:p>
+    <w:p>
+      <w:r>
+        <w:t>MÔ TẢ QUY TRÌNH</w:t>
+      </w:r>
+    </w:p>
+    <w:p>
+      <w:pPr>
+        <w:pStyle w:val="ListParagraph"/>
+        <w:numPr>
+          <w:ilvl w:val="0"/>
+          <w:numId w:val="24"/>
+        </w:numPr>
+      </w:pPr>
+      <w:r>
+        <w:t>Tiếp nhận phản ánh, kiến nghị: Người dân hoặc tổ chức gửi phản ánh, kiến nghị thông qua Cổng Dịch vụ công, Hệ thống thông tin giải quyết thủ tục hành chính, trực tiếp, qua điện thoại, thư điện tử hoặc dịch vụ bưu chính. Hệ thống hoặc cán bộ tiếp nhận ghi nhận đầy đủ thông tin phản ánh.</w:t>
+      </w:r>
+    </w:p>
+    <w:p>
+      <w:pPr>
+        <w:pStyle w:val="ListParagraph"/>
+        <w:numPr>
+          <w:ilvl w:val="0"/>
+          <w:numId w:val="24"/>
+        </w:numPr>
+      </w:pPr>
+      <w:r>
+        <w:t>Kiểm tra và phân loại: Cán bộ kiểm tra tính đầy đủ, hợp lệ của nội dung phản ánh; phân loại theo lĩnh vực, thẩm quyền và mức độ xử lý. Trường hợp thông tin chưa đầy đủ, người gửi được yêu cầu bổ sung hoặc làm rõ nội dung.</w:t>
+      </w:r>
+    </w:p>
+    <w:p>
+      <w:pPr>
+        <w:pStyle w:val="ListParagraph"/>
+        <w:numPr>
+          <w:ilvl w:val="0"/>
+          <w:numId w:val="24"/>
+        </w:numPr>
+      </w:pPr>
+      <w:r>
+        <w:t xml:space="preserve">Chuyển xử lý: Đối với phản ánh thuộc thẩm quyền, hệ thống chuyển hồ sơ đến cơ quan hoặc đơn vị chuyên môn có trách nhiệm giải quyết. Nếu không thuộc </w:t>
+      </w:r>
+      <w:r>
+        <w:lastRenderedPageBreak/>
+        <w:t>thẩm quyền, phản ánh được chuyển đến cơ quan có thẩm quyền hoặc hướng dẫn người dân gửi đúng nơi tiếp nhận.</w:t>
+      </w:r>
+    </w:p>
+    <w:p>
+      <w:pPr>
+        <w:pStyle w:val="ListParagraph"/>
+        <w:numPr>
+          <w:ilvl w:val="0"/>
+          <w:numId w:val="24"/>
+        </w:numPr>
+      </w:pPr>
+      <w:r>
+        <w:t>Xử lý phản ánh, kiến nghị: Cơ quan chuyên môn xem xét nội dung phản ánh, xác minh thông tin khi cần thiết và thực hiện xử lý theo quy định của pháp luật. Trong quá trình xử lý, kết quả và tiến độ được cập nhật trên hệ thống.</w:t>
+      </w:r>
+    </w:p>
+    <w:p>
+      <w:pPr>
+        <w:pStyle w:val="ListParagraph"/>
+        <w:numPr>
+          <w:ilvl w:val="0"/>
+          <w:numId w:val="24"/>
+        </w:numPr>
+      </w:pPr>
+      <w:r>
+        <w:t>Thông báo kết quả xử lý: Sau khi có kết quả, hệ thống gửi thông báo cho người dân hoặc tổ chức qua tài khoản trên Cổng Dịch vụ công, thư điện tử, tin nhắn hoặc các phương thức phù hợp khác. Người dân có thể tra cứu tình trạng xử lý trên hệ thống.</w:t>
+      </w:r>
+    </w:p>
+    <w:p>
+      <w:pPr>
+        <w:pStyle w:val="ListParagraph"/>
+        <w:numPr>
+          <w:ilvl w:val="0"/>
+          <w:numId w:val="24"/>
+        </w:numPr>
+      </w:pPr>
+      <w:r>
+        <w:t>Lưu trữ và kết thúc: Sau khi phản ánh, kiến nghị được giải quyết hoặc trả lời, hệ thống cập nhật trạng thái hoàn thành và lưu trữ toàn bộ hồ sơ, lịch sử xử lý để phục vụ tra cứu, thống kê và theo dõi.</w:t>
+      </w:r>
+    </w:p>
+    <w:p>
+      <w:r>
+        <w:t>ĐỐI TƯỢNG KHÁCH HÀNG</w:t>
+      </w:r>
+    </w:p>
+    <w:p>
+      <w:pPr>
+        <w:ind w:firstLine="720"/>
+      </w:pPr>
+      <w:r>
+        <w:t>Người dân hoặc tổ chức có nhu cầu phản ánh, kiến nghị về quy định hành chính, việc thực hiện thủ tục hành chính hoặc chất lượng cung cấp dịch vụ công của cơ quan nhà nước.</w:t>
+      </w:r>
+    </w:p>
+    <w:p>
+      <w:r>
+        <w:t>CÁC KẾT QUẢ CÓ THỂ XẢY RA</w:t>
+      </w:r>
+    </w:p>
+    <w:tbl>
+      <w:tblPr>
+        <w:tblStyle w:val="TableGrid"/>
+        <w:tblW w:w="9466" w:type="dxa"/>
+        <w:tblLook w:val="04A0" w:firstRow="1" w:lastRow="0" w:firstColumn="1" w:lastColumn="0" w:noHBand="0" w:noVBand="1"/>
+      </w:tblPr>
+      <w:tblGrid>
+        <w:gridCol w:w="632"/>
+        <w:gridCol w:w="1490"/>
+        <w:gridCol w:w="2268"/>
+        <w:gridCol w:w="2693"/>
+        <w:gridCol w:w="2383"/>
+      </w:tblGrid>
+      <w:tr>
+        <w:tc>
+          <w:tcPr>
+            <w:tcW w:w="632" w:type="dxa"/>
+            <w:vAlign w:val="center"/>
+          </w:tcPr>
+          <w:p>
+            <w:pPr>
+              <w:rPr>
+                <w:b/>
+                <w:sz w:val="22"/>
+              </w:rPr>
+            </w:pPr>
+            <w:r>
+              <w:rPr>
+                <w:b/>
+                <w:sz w:val="22"/>
+              </w:rPr>
+              <w:t>STT</w:t>
+            </w:r>
+          </w:p>
+        </w:tc>
+        <w:tc>
+          <w:tcPr>
+            <w:tcW w:w="1490" w:type="dxa"/>
+            <w:vAlign w:val="center"/>
+          </w:tcPr>
+          <w:p>
+            <w:pPr>
+              <w:jc w:val="center"/>
+              <w:rPr>
+                <w:b/>
+                <w:sz w:val="22"/>
+              </w:rPr>
+            </w:pPr>
+            <w:r>
+              <w:rPr>
+                <w:b/>
+                <w:sz w:val="22"/>
+              </w:rPr>
+              <w:t>KẾT QUẢ</w:t>
+            </w:r>
+          </w:p>
+        </w:tc>
+        <w:tc>
+          <w:tcPr>
+            <w:tcW w:w="2268" w:type="dxa"/>
+            <w:vAlign w:val="center"/>
+          </w:tcPr>
+          <w:p>
+            <w:pPr>
+              <w:jc w:val="center"/>
+              <w:rPr>
+                <w:b/>
+                <w:sz w:val="22"/>
+              </w:rPr>
+            </w:pPr>
+            <w:r>
+              <w:rPr>
+                <w:b/>
+                <w:sz w:val="22"/>
+              </w:rPr>
+              <w:t>ĐIỀU KIỆN</w:t>
+            </w:r>
+          </w:p>
+        </w:tc>
+        <w:tc>
+          <w:tcPr>
+            <w:tcW w:w="2693" w:type="dxa"/>
+            <w:vAlign w:val="center"/>
+          </w:tcPr>
+          <w:p>
+            <w:pPr>
+              <w:jc w:val="center"/>
+              <w:rPr>
+                <w:b/>
+                <w:sz w:val="22"/>
+              </w:rPr>
+            </w:pPr>
+            <w:r>
+              <w:rPr>
+                <w:b/>
+                <w:sz w:val="22"/>
+              </w:rPr>
+              <w:t>Ý NGHĨA TRONG</w:t>
+            </w:r>
+          </w:p>
+          <w:p>
+            <w:pPr>
+              <w:jc w:val="center"/>
+              <w:rPr>
+                <w:b/>
+                <w:sz w:val="22"/>
+              </w:rPr>
+            </w:pPr>
+            <w:r>
+              <w:rPr>
+                <w:b/>
+                <w:sz w:val="22"/>
+              </w:rPr>
+              <w:t>QUY TRÌNH</w:t>
+            </w:r>
+          </w:p>
+        </w:tc>
+        <w:tc>
+          <w:tcPr>
+            <w:tcW w:w="2383" w:type="dxa"/>
+            <w:vAlign w:val="center"/>
+          </w:tcPr>
+          <w:p>
+            <w:pPr>
+              <w:jc w:val="center"/>
+              <w:rPr>
+                <w:b/>
+                <w:sz w:val="22"/>
+              </w:rPr>
+            </w:pPr>
+            <w:r>
+              <w:rPr>
+                <w:b/>
+                <w:sz w:val="22"/>
+              </w:rPr>
+              <w:t>TRẠNG THÁI TRÊN HỆ THỐNG</w:t>
+            </w:r>
+          </w:p>
+        </w:tc>
+      </w:tr>
+      <w:tr>
+        <w:tc>
+          <w:tcPr>
+            <w:tcW w:w="632" w:type="dxa"/>
+            <w:vAlign w:val="center"/>
+          </w:tcPr>
+          <w:p>
+            <w:pPr>
+              <w:jc w:val="center"/>
+            </w:pPr>
+            <w:r>
+              <w:t>1</w:t>
+            </w:r>
+          </w:p>
+        </w:tc>
+        <w:tc>
+          <w:tcPr>
+            <w:tcW w:w="1490" w:type="dxa"/>
+            <w:vAlign w:val="center"/>
+          </w:tcPr>
+          <w:p>
+            <w:r>
+              <w:t>Phản ánh, kiến nghị được tiếp nhận và xử lý thành công</w:t>
+            </w:r>
+          </w:p>
+        </w:tc>
+        <w:tc>
+          <w:tcPr>
+            <w:tcW w:w="2268" w:type="dxa"/>
+            <w:vAlign w:val="center"/>
+          </w:tcPr>
+          <w:p>
+            <w:r>
+              <w:t>Phản ánh thuộc thẩm quyền, nội dung đầy đủ, cơ quan có thẩm quyền đã xem xét và ban hành kết quả xử lý</w:t>
+            </w:r>
+          </w:p>
+        </w:tc>
+        <w:tc>
+          <w:tcPr>
+            <w:tcW w:w="2693" w:type="dxa"/>
+            <w:vAlign w:val="center"/>
+          </w:tcPr>
+          <w:p>
+            <w:r>
+              <w:t>Đây là kết quả mong muốn của quy trình. Người dân nhận được văn bản trả lời hoặc biện pháp xử lý đối với nội dung phản ánh</w:t>
+            </w:r>
+          </w:p>
+        </w:tc>
+        <w:tc>
+          <w:tcPr>
+            <w:tcW w:w="2383" w:type="dxa"/>
+            <w:vAlign w:val="center"/>
+          </w:tcPr>
+          <w:p>
+            <w:r>
+              <w:t>Đã xử lý hoặ</w:t>
+            </w:r>
+            <w:r>
+              <w:t>c đ</w:t>
+            </w:r>
+            <w:r>
+              <w:t>ã hoàn thành</w:t>
+            </w:r>
+          </w:p>
+        </w:tc>
+      </w:tr>
+      <w:tr>
+        <w:tc>
+          <w:tcPr>
+            <w:tcW w:w="632" w:type="dxa"/>
+            <w:vAlign w:val="center"/>
+          </w:tcPr>
+          <w:p>
+            <w:pPr>
+              <w:jc w:val="center"/>
+            </w:pPr>
+            <w:r>
+              <w:t>2</w:t>
+            </w:r>
+          </w:p>
+        </w:tc>
+        <w:tc>
+          <w:tcPr>
+            <w:tcW w:w="1490" w:type="dxa"/>
+            <w:vAlign w:val="center"/>
+          </w:tcPr>
+          <w:p>
+            <w:r>
+              <w:t>Phản ánh, kiến nghị được chuyển đến cơ quan có thẩm quyền</w:t>
+            </w:r>
+          </w:p>
+        </w:tc>
+        <w:tc>
+          <w:tcPr>
+            <w:tcW w:w="2268" w:type="dxa"/>
+            <w:vAlign w:val="center"/>
+          </w:tcPr>
+          <w:p>
+            <w:r>
+              <w:t>Cơ quan tiếp nhận ban đầu không có thẩm quyền giải quyết nhưng xác định được cơ quan có thẩm quyền theo quy định</w:t>
+            </w:r>
+          </w:p>
+        </w:tc>
+        <w:tc>
+          <w:tcPr>
+            <w:tcW w:w="2693" w:type="dxa"/>
+            <w:vAlign w:val="center"/>
+          </w:tcPr>
+          <w:p>
+            <w:r>
+              <w:t>Quy trình tại cơ quan tiếp nhận kết thúc, hồ sơ được chuyển sang cơ quan khác để tiếp tục xử lý, bảo đảm người dân không phải nộp lại phản ánh</w:t>
+            </w:r>
+          </w:p>
+        </w:tc>
+        <w:tc>
+          <w:tcPr>
+            <w:tcW w:w="2383" w:type="dxa"/>
+            <w:vAlign w:val="center"/>
+          </w:tcPr>
+          <w:p>
+            <w:r>
+              <w:t>Đã chuyển xử lý hoặ</w:t>
+            </w:r>
+            <w:r>
+              <w:t>c đ</w:t>
+            </w:r>
+            <w:r>
+              <w:t>ã chuyển cơ quan có thẩm quyền</w:t>
+            </w:r>
+          </w:p>
+        </w:tc>
+      </w:tr>
+      <w:tr>
+        <w:tc>
+          <w:tcPr>
+            <w:tcW w:w="632" w:type="dxa"/>
+            <w:vAlign w:val="center"/>
+          </w:tcPr>
+          <w:p>
+            <w:pPr>
+              <w:jc w:val="center"/>
+            </w:pPr>
+            <w:r>
+              <w:t>3</w:t>
+            </w:r>
+          </w:p>
+        </w:tc>
+        <w:tc>
+          <w:tcPr>
+            <w:tcW w:w="1490" w:type="dxa"/>
+            <w:vAlign w:val="center"/>
+          </w:tcPr>
+          <w:p>
+            <w:r>
+              <w:t>Người dân hoặc tổ chức được yêu cầu bổ sung thông tin</w:t>
+            </w:r>
+          </w:p>
+        </w:tc>
+        <w:tc>
+          <w:tcPr>
+            <w:tcW w:w="2268" w:type="dxa"/>
+            <w:vAlign w:val="center"/>
+          </w:tcPr>
+          <w:p>
+            <w:r>
+              <w:t>Nội dung phản ánh thiếu thông tin, thiếu tài liệu chứng minh, không đủ căn cứ để xác minh hoặc thiếu thông tin liên hệ</w:t>
+            </w:r>
+          </w:p>
+        </w:tc>
+        <w:tc>
+          <w:tcPr>
+            <w:tcW w:w="2693" w:type="dxa"/>
+            <w:vAlign w:val="center"/>
+          </w:tcPr>
+          <w:p>
+            <w:r>
+              <w:t>Quy trình tạm dừng để chờ người gửi bổ sung. Sau khi bổ sung, hồ sơ sẽ tiếp tục được xử lý. Nếu quá thời hạn mà không bổ sung thì hồ sơ có thể bị kết thúc</w:t>
+            </w:r>
+          </w:p>
+        </w:tc>
+        <w:tc>
+          <w:tcPr>
+            <w:tcW w:w="2383" w:type="dxa"/>
+            <w:vAlign w:val="center"/>
+          </w:tcPr>
+          <w:p>
+            <w:r>
+              <w:t>Chờ bổ sung thông tin</w:t>
+            </w:r>
+          </w:p>
+        </w:tc>
+      </w:tr>
+      <w:tr>
+        <w:tc>
+          <w:tcPr>
+            <w:tcW w:w="632" w:type="dxa"/>
+            <w:vAlign w:val="center"/>
+          </w:tcPr>
+          <w:p>
+            <w:pPr>
+              <w:jc w:val="center"/>
+            </w:pPr>
+            <w:r>
+              <w:lastRenderedPageBreak/>
+              <w:t>4</w:t>
+            </w:r>
+          </w:p>
+        </w:tc>
+        <w:tc>
+          <w:tcPr>
+            <w:tcW w:w="1490" w:type="dxa"/>
+            <w:vAlign w:val="center"/>
+          </w:tcPr>
+          <w:p>
+            <w:r>
+              <w:t>Phản ánh, kiến nghị không thuộc phạm vi tiếp nhận hoặc không đủ điều kiện xử lý</w:t>
+            </w:r>
+          </w:p>
+        </w:tc>
+        <w:tc>
+          <w:tcPr>
+            <w:tcW w:w="2268" w:type="dxa"/>
+            <w:vAlign w:val="center"/>
+          </w:tcPr>
+          <w:p>
+            <w:r>
+              <w:t>Nội dung phản ánh không liên quan đến thủ tục hành chính; thông tin sai sự thật, nặc danh, trùng lặp nhiều lần hoặc thuộc trường hợp pháp luật không tiếp nhận</w:t>
+            </w:r>
+          </w:p>
+        </w:tc>
+        <w:tc>
+          <w:tcPr>
+            <w:tcW w:w="2693" w:type="dxa"/>
+            <w:vAlign w:val="center"/>
+          </w:tcPr>
+          <w:p>
+            <w:r>
+              <w:t>Cơ quan không tiến hành xử lý nội dung mà thông báo lý do từ chối hoặc hướng dẫn người dân thực hiện theo kênh phù hợp</w:t>
+            </w:r>
+          </w:p>
+        </w:tc>
+        <w:tc>
+          <w:tcPr>
+            <w:tcW w:w="2383" w:type="dxa"/>
+            <w:vAlign w:val="center"/>
+          </w:tcPr>
+          <w:p>
+            <w:r>
+              <w:t>Không đủ điều kiện xử lý hoặ</w:t>
+            </w:r>
+            <w:r>
+              <w:t>c t</w:t>
+            </w:r>
+            <w:r>
+              <w:t>ừ chối tiếp nhận</w:t>
+            </w:r>
+          </w:p>
+        </w:tc>
+      </w:tr>
+      <w:tr>
+        <w:tc>
+          <w:tcPr>
+            <w:tcW w:w="632" w:type="dxa"/>
+            <w:vAlign w:val="center"/>
+          </w:tcPr>
+          <w:p>
+            <w:pPr>
+              <w:jc w:val="center"/>
+            </w:pPr>
+            <w:r>
+              <w:t>5</w:t>
+            </w:r>
+          </w:p>
+        </w:tc>
+        <w:tc>
+          <w:tcPr>
+            <w:tcW w:w="1490" w:type="dxa"/>
+            <w:vAlign w:val="center"/>
+          </w:tcPr>
+          <w:p>
+            <w:r>
+              <w:t>Phản ánh, kiến nghị chưa được xử lý hoặc đang chờ xử lý</w:t>
+            </w:r>
+          </w:p>
+        </w:tc>
+        <w:tc>
+          <w:tcPr>
+            <w:tcW w:w="2268" w:type="dxa"/>
+            <w:vAlign w:val="center"/>
+          </w:tcPr>
+          <w:p>
+            <w:r>
+              <w:t>Cần xác minh thực tế, thu thập thêm ý kiến của các đơn vị liên quan, vụ việc phức tạp hoặc đang trong thời hạn giải quyết theo quy định</w:t>
+            </w:r>
+          </w:p>
+        </w:tc>
+        <w:tc>
+          <w:tcPr>
+            <w:tcW w:w="2693" w:type="dxa"/>
+            <w:vAlign w:val="center"/>
+          </w:tcPr>
+          <w:p>
+            <w:r>
+              <w:t>Đây là trạng thái trung gian. Hồ sơ vẫn đang được giải quyết và chưa có kết quả cuối cùng. Người dân có thể theo dõi tiến độ trên hệ thống</w:t>
+            </w:r>
+          </w:p>
+        </w:tc>
+        <w:tc>
+          <w:tcPr>
+            <w:tcW w:w="2383" w:type="dxa"/>
+            <w:vAlign w:val="center"/>
+          </w:tcPr>
+          <w:p>
+            <w:r>
+              <w:t>Đang xử lý hoặ</w:t>
+            </w:r>
+            <w:r>
+              <w:t>c c</w:t>
+            </w:r>
+            <w:r>
+              <w:t>hờ xử lý</w:t>
+            </w:r>
+          </w:p>
+        </w:tc>
+      </w:tr>
+      <w:tr>
+        <w:tc>
+          <w:tcPr>
+            <w:tcW w:w="632" w:type="dxa"/>
+            <w:vAlign w:val="center"/>
+          </w:tcPr>
+          <w:p>
+            <w:pPr>
+              <w:jc w:val="center"/>
+            </w:pPr>
+            <w:r>
+              <w:t>6</w:t>
+            </w:r>
+          </w:p>
+        </w:tc>
+        <w:tc>
+          <w:tcPr>
+            <w:tcW w:w="1490" w:type="dxa"/>
+            <w:vAlign w:val="center"/>
+          </w:tcPr>
+          <w:p>
+            <w:r>
+              <w:t>Phản ánh, kiến nghị được trả lời nhưng không được chấp nhận</w:t>
+            </w:r>
+          </w:p>
+        </w:tc>
+        <w:tc>
+          <w:tcPr>
+            <w:tcW w:w="2268" w:type="dxa"/>
+            <w:vAlign w:val="center"/>
+          </w:tcPr>
+          <w:p>
+            <w:r>
+              <w:t>Sau khi xác minh, cơ quan có thẩm quyền xác định nội dung phản ánh không có căn cứ, không đúng quy định hoặc không đủ cơ sở pháp lý để giải quyết theo yêu cầu của người dân</w:t>
+            </w:r>
+          </w:p>
+        </w:tc>
+        <w:tc>
+          <w:tcPr>
+            <w:tcW w:w="2693" w:type="dxa"/>
+            <w:vAlign w:val="center"/>
+          </w:tcPr>
+          <w:p>
+            <w:r>
+              <w:t>Cơ quan ban hành văn bản trả lời, giải thích căn cứ pháp luật và kết thúc việc giải quyết mặc dù yêu cầu của người dân không được chấp nhận</w:t>
+            </w:r>
+          </w:p>
+        </w:tc>
+        <w:tc>
+          <w:tcPr>
+            <w:tcW w:w="2383" w:type="dxa"/>
+            <w:vAlign w:val="center"/>
+          </w:tcPr>
+          <w:p>
+            <w:r>
+              <w:t>Đã trả lời hoặ</w:t>
+            </w:r>
+            <w:r>
+              <w:t>c đ</w:t>
+            </w:r>
+            <w:r>
+              <w:t>ã giải quyết (không chấp nhận)</w:t>
+            </w:r>
+          </w:p>
+        </w:tc>
+      </w:tr>
+      <w:tr>
+        <w:tc>
+          <w:tcPr>
+            <w:tcW w:w="632" w:type="dxa"/>
+            <w:vAlign w:val="center"/>
+          </w:tcPr>
+          <w:p>
+            <w:pPr>
+              <w:jc w:val="center"/>
+            </w:pPr>
+            <w:r>
+              <w:t>7</w:t>
+            </w:r>
+          </w:p>
+        </w:tc>
+        <w:tc>
+          <w:tcPr>
+            <w:tcW w:w="1490" w:type="dxa"/>
+            <w:vAlign w:val="center"/>
+          </w:tcPr>
+          <w:p>
+            <w:r>
+              <w:t>Hồ sơ phản ánh, kiến nghị được kết thúc và lưu trữ</w:t>
+            </w:r>
+          </w:p>
+        </w:tc>
+        <w:tc>
+          <w:tcPr>
+            <w:tcW w:w="2268" w:type="dxa"/>
+            <w:vAlign w:val="center"/>
+          </w:tcPr>
+          <w:p>
+            <w:r>
+              <w:t>Sau khi đã xử lý, trả lời hoặc kết thúc theo một trong các trường hợp trên, toàn bộ hồ sơ được lưu vào hệ thống để phục vụ tra cứu, thống kê và kiểm tra sau này</w:t>
+            </w:r>
+          </w:p>
+        </w:tc>
+        <w:tc>
+          <w:tcPr>
+            <w:tcW w:w="2693" w:type="dxa"/>
+            <w:vAlign w:val="center"/>
+          </w:tcPr>
+          <w:p>
+            <w:r>
+              <w:t>Đây là trạng thái cuối cùng của quy trình, không còn hoạt động xử lý nào phát sinh đối với hồ sơ đó</w:t>
+            </w:r>
+          </w:p>
+        </w:tc>
+        <w:tc>
+          <w:tcPr>
+            <w:tcW w:w="2383" w:type="dxa"/>
+            <w:vAlign w:val="center"/>
+          </w:tcPr>
+          <w:p>
+            <w:r>
+              <w:t>Đã kết thúc hoặ</w:t>
+            </w:r>
+            <w:r>
+              <w:t>c đ</w:t>
+            </w:r>
+            <w:r>
+              <w:t>ã lưu trữ</w:t>
+            </w:r>
+          </w:p>
+        </w:tc>
+      </w:tr>
+    </w:tbl>
+    <w:p/>
+    <w:p>
+      <w:pPr>
+        <w:pStyle w:val="Heading4"/>
+      </w:pPr>
+      <w:bookmarkStart w:id="38" w:name="_Toc236682210"/>
+      <w:bookmarkStart w:id="39" w:name="_Toc237027010"/>
+      <w:r>
+        <w:t>2.1.4.2 Thanh toán trực tuyến</w:t>
+      </w:r>
+      <w:bookmarkEnd w:id="38"/>
+      <w:bookmarkEnd w:id="39"/>
+    </w:p>
+    <w:p>
+      <w:r>
+        <w:t>TÁC NHÂN THỰC HIỆN</w:t>
+      </w:r>
+    </w:p>
+    <w:p>
+      <w:pPr>
+        <w:pStyle w:val="ListParagraph"/>
+        <w:numPr>
+          <w:ilvl w:val="0"/>
+          <w:numId w:val="31"/>
+        </w:numPr>
+        <w:spacing w:line="240" w:lineRule="auto"/>
+      </w:pPr>
+      <w:r>
+        <w:t>Người dân hoặc tổ chức.</w:t>
+      </w:r>
+    </w:p>
+    <w:p>
+      <w:pPr>
+        <w:pStyle w:val="ListParagraph"/>
+        <w:numPr>
+          <w:ilvl w:val="0"/>
+          <w:numId w:val="31"/>
+        </w:numPr>
+        <w:spacing w:line="240" w:lineRule="auto"/>
+      </w:pPr>
+      <w:r>
+        <w:t>Hệ thống thông tin giải quyết thủ tục hành chính.</w:t>
+      </w:r>
+    </w:p>
+    <w:p>
+      <w:pPr>
+        <w:pStyle w:val="ListParagraph"/>
+        <w:numPr>
+          <w:ilvl w:val="0"/>
+          <w:numId w:val="31"/>
+        </w:numPr>
+        <w:spacing w:line="240" w:lineRule="auto"/>
+      </w:pPr>
+      <w:r>
+        <w:t>Cổng thanh toán điện tử, ngân hàng hoặc tổ chức cung ứng dịch vụ thanh toán và cơ quan giải quyết thủ tục hành chính.</w:t>
+      </w:r>
+    </w:p>
+    <w:p>
+      <w:r>
+        <w:lastRenderedPageBreak/>
+        <w:t>MÔ TẢ QUY TRÌNH</w:t>
+      </w:r>
+    </w:p>
+    <w:p>
+      <w:pPr>
+        <w:pStyle w:val="ListParagraph"/>
+        <w:numPr>
+          <w:ilvl w:val="0"/>
+          <w:numId w:val="25"/>
+        </w:numPr>
+      </w:pPr>
+      <w:r>
+        <w:t>Khởi tạo yêu cầu thanh toán: Sau khi hồ sơ được tiếp nhận hoặc có thông báo phát sinh phí, lệ phí, Hệ thống thông tin giải quyết thủ tục hành chính hiển thị số tiền cần thanh toán và cho phép người dân hoặc tổ chức thực hiện thanh toán trực tuyến.</w:t>
+      </w:r>
+    </w:p>
+    <w:p>
+      <w:pPr>
+        <w:pStyle w:val="ListParagraph"/>
+        <w:numPr>
+          <w:ilvl w:val="0"/>
+          <w:numId w:val="25"/>
+        </w:numPr>
+      </w:pPr>
+      <w:r>
+        <w:t>Lựa chọn phương thức thanh toán: Người dân hoặc tổ chức lựa chọn phương thức thanh toán phù hợp như tài khoản ngân hàng, thẻ ATM nội địa, thẻ quốc tế, ví điện tử hoặc các hình thức thanh toán điện tử được hệ thống hỗ trợ.</w:t>
+      </w:r>
+    </w:p>
+    <w:p>
+      <w:pPr>
+        <w:pStyle w:val="ListParagraph"/>
+        <w:numPr>
+          <w:ilvl w:val="0"/>
+          <w:numId w:val="25"/>
+        </w:numPr>
+      </w:pPr>
+      <w:r>
+        <w:t>Chuyển sang Cổng thanh toán: Hệ thống chuyển yêu cầu đến Cổng thanh toán điện tử. Người thanh toán xác thực giao dịch theo quy định của đơn vị cung cấp dịch vụ thanh toán (OTP, Smart OTP, sinh trắc học hoặc phương thức xác thực khác).</w:t>
+      </w:r>
+    </w:p>
+    <w:p>
+      <w:pPr>
+        <w:pStyle w:val="ListParagraph"/>
+        <w:numPr>
+          <w:ilvl w:val="0"/>
+          <w:numId w:val="25"/>
+        </w:numPr>
+      </w:pPr>
+      <w:r>
+        <w:t>Xử lý giao dịch thanh toán: Ngân hàng hoặc tổ chức cung ứng dịch vụ thanh toán kiểm tra số dư, thông tin tài khoản và thực hiện giao dịch. Sau khi xử lý, kết quả thanh toán được gửi về Cổng thanh toán và Hệ thống thông tin giải quyết thủ tục hành chính.</w:t>
+      </w:r>
+    </w:p>
+    <w:p>
+      <w:pPr>
+        <w:pStyle w:val="ListParagraph"/>
+        <w:numPr>
+          <w:ilvl w:val="0"/>
+          <w:numId w:val="25"/>
+        </w:numPr>
+      </w:pPr>
+      <w:r>
+        <w:t>Cập nhật kết quả thanh toán: Hệ thống tự động cập nhật trạng thái thanh toán của hồ sơ. Trường hợp thanh toán thành công, hệ thống ghi nhận đã hoàn thành nghĩa vụ tài chính và phát hành biên lai điện tử theo quy định (nếu có).</w:t>
+      </w:r>
+    </w:p>
+    <w:p>
+      <w:pPr>
+        <w:pStyle w:val="ListParagraph"/>
+        <w:numPr>
+          <w:ilvl w:val="0"/>
+          <w:numId w:val="25"/>
+        </w:numPr>
+      </w:pPr>
+      <w:r>
+        <w:t>Thông báo kết quả: Hệ thống gửi thông báo kết quả thanh toán đến người dân hoặc tổ chức thông qua tài khoản trên Cổng Dịch vụ công, thư điện tử, tin nhắn hoặc các phương thức thông báo khác.</w:t>
+      </w:r>
+    </w:p>
+    <w:p>
+      <w:pPr>
+        <w:pStyle w:val="ListParagraph"/>
+        <w:numPr>
+          <w:ilvl w:val="0"/>
+          <w:numId w:val="25"/>
+        </w:numPr>
+      </w:pPr>
+      <w:r>
+        <w:t>Lưu trữ giao dịch: Sau khi hoàn tất, hệ thống lưu trữ thông tin giao dịch, biên lai điện tử và lịch sử thanh toán để phục vụ tra cứu, đối soát và kiểm tra sau này.</w:t>
+      </w:r>
+    </w:p>
+    <w:p>
+      <w:r>
+        <w:t>ĐỐI TƯỢNG KHÁCH HÀNG</w:t>
+      </w:r>
+    </w:p>
+    <w:p>
+      <w:pPr>
+        <w:ind w:firstLine="720"/>
+      </w:pPr>
+      <w:r>
+        <w:t>Người dân hoặc tổ chức thực hiện nghĩa vụ thanh toán phí, lệ phí hoặc các khoản thu khác phát sinh trong quá trình giải quyết thủ tục hành chính.</w:t>
+      </w:r>
+    </w:p>
+    <w:p>
+      <w:r>
+        <w:t>CÁC KẾT QUẢ CÓ THỂ XẢY RA</w:t>
+      </w:r>
+    </w:p>
+    <w:p/>
+    <w:tbl>
+      <w:tblPr>
+        <w:tblStyle w:val="TableGrid"/>
+        <w:tblW w:w="9466" w:type="dxa"/>
+        <w:tblLook w:val="04A0" w:firstRow="1" w:lastRow="0" w:firstColumn="1" w:lastColumn="0" w:noHBand="0" w:noVBand="1"/>
+      </w:tblPr>
+      <w:tblGrid>
+        <w:gridCol w:w="632"/>
+        <w:gridCol w:w="1490"/>
+        <w:gridCol w:w="2268"/>
+        <w:gridCol w:w="2693"/>
+        <w:gridCol w:w="2383"/>
+      </w:tblGrid>
+      <w:tr>
+        <w:tc>
+          <w:tcPr>
+            <w:tcW w:w="632" w:type="dxa"/>
+            <w:vAlign w:val="center"/>
+          </w:tcPr>
+          <w:p>
+            <w:pPr>
+              <w:rPr>
+                <w:b/>
+                <w:sz w:val="22"/>
+              </w:rPr>
+            </w:pPr>
+            <w:r>
+              <w:rPr>
+                <w:b/>
+                <w:sz w:val="22"/>
+              </w:rPr>
+              <w:t>STT</w:t>
+            </w:r>
+          </w:p>
+        </w:tc>
+        <w:tc>
+          <w:tcPr>
+            <w:tcW w:w="1490" w:type="dxa"/>
+            <w:vAlign w:val="center"/>
+          </w:tcPr>
+          <w:p>
+            <w:pPr>
+              <w:jc w:val="center"/>
+              <w:rPr>
+                <w:b/>
+                <w:sz w:val="22"/>
+              </w:rPr>
+            </w:pPr>
+            <w:r>
+              <w:rPr>
+                <w:b/>
+                <w:sz w:val="22"/>
+              </w:rPr>
+              <w:t>KẾT QUẢ</w:t>
+            </w:r>
+          </w:p>
+        </w:tc>
+        <w:tc>
+          <w:tcPr>
+            <w:tcW w:w="2268" w:type="dxa"/>
+            <w:vAlign w:val="center"/>
+          </w:tcPr>
+          <w:p>
+            <w:pPr>
+              <w:jc w:val="center"/>
+              <w:rPr>
+                <w:b/>
+                <w:sz w:val="22"/>
+              </w:rPr>
+            </w:pPr>
+            <w:r>
+              <w:rPr>
+                <w:b/>
+                <w:sz w:val="22"/>
+              </w:rPr>
+              <w:t>ĐIỀU KIỆN</w:t>
+            </w:r>
+          </w:p>
+        </w:tc>
+        <w:tc>
+          <w:tcPr>
+            <w:tcW w:w="2693" w:type="dxa"/>
+            <w:vAlign w:val="center"/>
+          </w:tcPr>
+          <w:p>
+            <w:pPr>
+              <w:jc w:val="center"/>
+              <w:rPr>
+                <w:b/>
+                <w:sz w:val="22"/>
+              </w:rPr>
+            </w:pPr>
+            <w:r>
+              <w:rPr>
+                <w:b/>
+                <w:sz w:val="22"/>
+              </w:rPr>
+              <w:t>Ý NGHĨA TRONG</w:t>
+            </w:r>
+          </w:p>
+          <w:p>
+            <w:pPr>
+              <w:jc w:val="center"/>
+              <w:rPr>
+                <w:b/>
+                <w:sz w:val="22"/>
+              </w:rPr>
+            </w:pPr>
+            <w:r>
+              <w:rPr>
+                <w:b/>
+                <w:sz w:val="22"/>
+              </w:rPr>
+              <w:t>QUY TRÌNH</w:t>
+            </w:r>
+          </w:p>
+        </w:tc>
+        <w:tc>
+          <w:tcPr>
+            <w:tcW w:w="2383" w:type="dxa"/>
+            <w:vAlign w:val="center"/>
+          </w:tcPr>
+          <w:p>
+            <w:pPr>
+              <w:jc w:val="center"/>
+              <w:rPr>
+                <w:b/>
+                <w:sz w:val="22"/>
+              </w:rPr>
+            </w:pPr>
+            <w:r>
+              <w:rPr>
+                <w:b/>
+                <w:sz w:val="22"/>
+              </w:rPr>
+              <w:t>TRẠNG THÁI TRÊN HỆ THỐNG</w:t>
+            </w:r>
+          </w:p>
+        </w:tc>
+      </w:tr>
+      <w:tr>
+        <w:tc>
+          <w:tcPr>
+            <w:tcW w:w="632" w:type="dxa"/>
+            <w:vAlign w:val="center"/>
+          </w:tcPr>
+          <w:p>
+            <w:pPr>
+              <w:jc w:val="center"/>
+            </w:pPr>
+            <w:r>
+              <w:t>1</w:t>
+            </w:r>
+          </w:p>
+        </w:tc>
+        <w:tc>
+          <w:tcPr>
+            <w:tcW w:w="1490" w:type="dxa"/>
+          </w:tcPr>
+          <w:p>
+            <w:r>
+              <w:t>Thanh toán thành công</w:t>
+            </w:r>
+          </w:p>
+        </w:tc>
+        <w:tc>
+          <w:tcPr>
+            <w:tcW w:w="2268" w:type="dxa"/>
+          </w:tcPr>
+          <w:p>
+            <w:r>
+              <w:t>Giao dịch được ngân hàng hoặc tổ chức thanh toán xác nhận thành công</w:t>
+            </w:r>
+          </w:p>
+        </w:tc>
+        <w:tc>
+          <w:tcPr>
+            <w:tcW w:w="2693" w:type="dxa"/>
+          </w:tcPr>
+          <w:p>
+            <w:r>
+              <w:t xml:space="preserve">Người dân đã hoàn thành nghĩa vụ tài chính. Hồ sơ đủ điều kiện để tiếp tục giải </w:t>
+            </w:r>
+            <w:r>
+              <w:lastRenderedPageBreak/>
+              <w:t>quyết hoặc trả kết quả theo quy định</w:t>
+            </w:r>
+          </w:p>
+        </w:tc>
+        <w:tc>
+          <w:tcPr>
+            <w:tcW w:w="2383" w:type="dxa"/>
+          </w:tcPr>
+          <w:p>
+            <w:r>
+              <w:lastRenderedPageBreak/>
+              <w:t>Đã thanh toán</w:t>
+            </w:r>
+          </w:p>
+        </w:tc>
+      </w:tr>
+      <w:tr>
+        <w:tc>
+          <w:tcPr>
+            <w:tcW w:w="632" w:type="dxa"/>
+            <w:vAlign w:val="center"/>
+          </w:tcPr>
+          <w:p>
+            <w:pPr>
+              <w:jc w:val="center"/>
+            </w:pPr>
+            <w:r>
+              <w:lastRenderedPageBreak/>
+              <w:t>2</w:t>
+            </w:r>
+          </w:p>
+        </w:tc>
+        <w:tc>
+          <w:tcPr>
+            <w:tcW w:w="1490" w:type="dxa"/>
+          </w:tcPr>
+          <w:p>
+            <w:r>
+              <w:t>Thanh toán thất bại</w:t>
+            </w:r>
+          </w:p>
+        </w:tc>
+        <w:tc>
+          <w:tcPr>
+            <w:tcW w:w="2268" w:type="dxa"/>
+          </w:tcPr>
+          <w:p>
+            <w:r>
+              <w:t>Giao dịch bị từ chối do tài khoản không đủ số dư, sai thông tin, lỗi xác thực, vượt hạn mức hoặc ngân hàng từ chối giao dịch</w:t>
+            </w:r>
+          </w:p>
+        </w:tc>
+        <w:tc>
+          <w:tcPr>
+            <w:tcW w:w="2693" w:type="dxa"/>
+          </w:tcPr>
+          <w:p>
+            <w:r>
+              <w:t>Người dân chưa hoàn thành nghĩa vụ tài chính và cần thực hiện lại giao dịch</w:t>
+            </w:r>
+          </w:p>
+        </w:tc>
+        <w:tc>
+          <w:tcPr>
+            <w:tcW w:w="2383" w:type="dxa"/>
+          </w:tcPr>
+          <w:p>
+            <w:r>
+              <w:t>Thanh toán thất bại</w:t>
+            </w:r>
+          </w:p>
+        </w:tc>
+      </w:tr>
+      <w:tr>
+        <w:tc>
+          <w:tcPr>
+            <w:tcW w:w="632" w:type="dxa"/>
+            <w:vAlign w:val="center"/>
+          </w:tcPr>
+          <w:p>
+            <w:pPr>
+              <w:jc w:val="center"/>
+            </w:pPr>
+            <w:r>
+              <w:t>3</w:t>
+            </w:r>
+          </w:p>
+        </w:tc>
+        <w:tc>
+          <w:tcPr>
+            <w:tcW w:w="1490" w:type="dxa"/>
+          </w:tcPr>
+          <w:p>
+            <w:r>
+              <w:t>Giao dịch bị hủy bởi người thanh toán</w:t>
+            </w:r>
+          </w:p>
+        </w:tc>
+        <w:tc>
+          <w:tcPr>
+            <w:tcW w:w="2268" w:type="dxa"/>
+          </w:tcPr>
+          <w:p>
+            <w:r>
+              <w:t>Người dân chủ động hủy giao dịch hoặc thoát khỏi quá trình thanh toán trước khi hoàn tất xác nhận</w:t>
+            </w:r>
+          </w:p>
+        </w:tc>
+        <w:tc>
+          <w:tcPr>
+            <w:tcW w:w="2693" w:type="dxa"/>
+          </w:tcPr>
+          <w:p>
+            <w:r>
+              <w:t>Hệ thống không ghi nhận thanh toán và hồ sơ vẫn ở trạng thái chưa hoàn thành nghĩa vụ tài chính</w:t>
+            </w:r>
+          </w:p>
+        </w:tc>
+        <w:tc>
+          <w:tcPr>
+            <w:tcW w:w="2383" w:type="dxa"/>
+          </w:tcPr>
+          <w:p>
+            <w:r>
+              <w:t>Đã hủy giao dịch</w:t>
+            </w:r>
+          </w:p>
+        </w:tc>
+      </w:tr>
+      <w:tr>
+        <w:tc>
+          <w:tcPr>
+            <w:tcW w:w="632" w:type="dxa"/>
+            <w:vAlign w:val="center"/>
+          </w:tcPr>
+          <w:p>
+            <w:pPr>
+              <w:jc w:val="center"/>
+            </w:pPr>
+            <w:r>
+              <w:t>4</w:t>
+            </w:r>
+          </w:p>
+        </w:tc>
+        <w:tc>
+          <w:tcPr>
+            <w:tcW w:w="1490" w:type="dxa"/>
+          </w:tcPr>
+          <w:p>
+            <w:r>
+              <w:t>Giao dịch hết thời gian thực hiện</w:t>
+            </w:r>
+          </w:p>
+        </w:tc>
+        <w:tc>
+          <w:tcPr>
+            <w:tcW w:w="2268" w:type="dxa"/>
+          </w:tcPr>
+          <w:p>
+            <w:r>
+              <w:t>Người dân không hoàn thành xác thực hoặc không xác nhận thanh toán trong thời gian quy định của ngân hàng hoặc cổng thanh toán</w:t>
+            </w:r>
+          </w:p>
+        </w:tc>
+        <w:tc>
+          <w:tcPr>
+            <w:tcW w:w="2693" w:type="dxa"/>
+          </w:tcPr>
+          <w:p>
+            <w:r>
+              <w:t>Giao dịch tự động hết hiệu lực. Người dân phải khởi tạo giao dịch mới nếu muốn tiếp tục thanh toán</w:t>
+            </w:r>
+          </w:p>
+        </w:tc>
+        <w:tc>
+          <w:tcPr>
+            <w:tcW w:w="2383" w:type="dxa"/>
+          </w:tcPr>
+          <w:p>
+            <w:r>
+              <w:t>Hết thời gian thanh toán</w:t>
+            </w:r>
+          </w:p>
+        </w:tc>
+      </w:tr>
+      <w:tr>
+        <w:tc>
+          <w:tcPr>
+            <w:tcW w:w="632" w:type="dxa"/>
+            <w:vAlign w:val="center"/>
+          </w:tcPr>
+          <w:p>
+            <w:pPr>
+              <w:jc w:val="center"/>
+            </w:pPr>
+            <w:r>
+              <w:t>5</w:t>
+            </w:r>
+          </w:p>
+        </w:tc>
+        <w:tc>
+          <w:tcPr>
+            <w:tcW w:w="1490" w:type="dxa"/>
+          </w:tcPr>
+          <w:p>
+            <w:r>
+              <w:t>Giao dịch đang chờ xác nhận</w:t>
+            </w:r>
+          </w:p>
+        </w:tc>
+        <w:tc>
+          <w:tcPr>
+            <w:tcW w:w="2268" w:type="dxa"/>
+          </w:tcPr>
+          <w:p>
+            <w:r>
+              <w:t>Cổng thanh toán hoặc ngân hàng chưa trả kết quả cuối cùng do đang xử lý hoặc đối soát giao dịch</w:t>
+            </w:r>
+          </w:p>
+        </w:tc>
+        <w:tc>
+          <w:tcPr>
+            <w:tcW w:w="2693" w:type="dxa"/>
+          </w:tcPr>
+          <w:p>
+            <w:r>
+              <w:t>Đây là trạng thái trung gian. Hệ thống chưa xác định thành công hay thất bại và sẽ tự động cập nhật khi có kết quả</w:t>
+            </w:r>
+          </w:p>
+        </w:tc>
+        <w:tc>
+          <w:tcPr>
+            <w:tcW w:w="2383" w:type="dxa"/>
+          </w:tcPr>
+          <w:p>
+            <w:r>
+              <w:t>Đang xử lý thanh toán</w:t>
+            </w:r>
+          </w:p>
+        </w:tc>
+      </w:tr>
+      <w:tr>
+        <w:tc>
+          <w:tcPr>
+            <w:tcW w:w="632" w:type="dxa"/>
+            <w:vAlign w:val="center"/>
+          </w:tcPr>
+          <w:p>
+            <w:pPr>
+              <w:jc w:val="center"/>
+            </w:pPr>
+            <w:r>
+              <w:t>6</w:t>
+            </w:r>
+          </w:p>
+        </w:tc>
+        <w:tc>
+          <w:tcPr>
+            <w:tcW w:w="1490" w:type="dxa"/>
+          </w:tcPr>
+          <w:p>
+            <w:r>
+              <w:t>Thanh toán thành công nhưng chưa đồng bộ dữ liệu</w:t>
+            </w:r>
+          </w:p>
+        </w:tc>
+        <w:tc>
+          <w:tcPr>
+            <w:tcW w:w="2268" w:type="dxa"/>
+          </w:tcPr>
+          <w:p>
+            <w:r>
+              <w:t>Giao dịch đã được ngân hàng xác nhận nhưng Hệ thống thông tin giải quyết thủ tục hành chính chưa nhận được kết quả do lỗi kết nối hoặc đồng bộ dữ liệu</w:t>
+            </w:r>
+          </w:p>
+        </w:tc>
+        <w:tc>
+          <w:tcPr>
+            <w:tcW w:w="2693" w:type="dxa"/>
+          </w:tcPr>
+          <w:p>
+            <w:r>
+              <w:t>Cơ quan quản lý hoặc hệ thống sẽ thực hiện đối soát để cập nhật trạng thái thanh toán chính xác</w:t>
+            </w:r>
+          </w:p>
+        </w:tc>
+        <w:tc>
+          <w:tcPr>
+            <w:tcW w:w="2383" w:type="dxa"/>
+          </w:tcPr>
+          <w:p>
+            <w:r>
+              <w:t>Chờ đồng bộ thanh toán</w:t>
+            </w:r>
+          </w:p>
+        </w:tc>
+      </w:tr>
+      <w:tr>
+        <w:tc>
+          <w:tcPr>
+            <w:tcW w:w="632" w:type="dxa"/>
+            <w:vAlign w:val="center"/>
+          </w:tcPr>
+          <w:p>
+            <w:pPr>
+              <w:jc w:val="center"/>
+            </w:pPr>
+            <w:r>
+              <w:t>7</w:t>
+            </w:r>
+          </w:p>
+        </w:tc>
+        <w:tc>
+          <w:tcPr>
+            <w:tcW w:w="1490" w:type="dxa"/>
+          </w:tcPr>
+          <w:p>
+            <w:r>
+              <w:t>Giao dịch cần đối soát</w:t>
+            </w:r>
+          </w:p>
+        </w:tc>
+        <w:tc>
+          <w:tcPr>
+            <w:tcW w:w="2268" w:type="dxa"/>
+          </w:tcPr>
+          <w:p>
+            <w:r>
+              <w:t>Có sự không thống nhất giữa dữ liệu của Cổng thanh toán, ngân hàng và Hệ thống thông tin giải quyết thủ tục hành chính</w:t>
+            </w:r>
+          </w:p>
+        </w:tc>
+        <w:tc>
+          <w:tcPr>
+            <w:tcW w:w="2693" w:type="dxa"/>
+          </w:tcPr>
+          <w:p>
+            <w:r>
+              <w:t>Giao dịch được chuyển sang quy trình đối soát. Sau khi xác minh, hệ thống sẽ cập nhật trạng thái cuối cùng là thành công hoặc thất bại</w:t>
+            </w:r>
+          </w:p>
+        </w:tc>
+        <w:tc>
+          <w:tcPr>
+            <w:tcW w:w="2383" w:type="dxa"/>
+          </w:tcPr>
+          <w:p>
+            <w:r>
+              <w:t>Chờ đối soát</w:t>
+            </w:r>
+          </w:p>
+        </w:tc>
+      </w:tr>
+      <w:tr>
+        <w:tc>
+          <w:tcPr>
+            <w:tcW w:w="632" w:type="dxa"/>
+            <w:vAlign w:val="center"/>
+          </w:tcPr>
+          <w:p>
+            <w:pPr>
+              <w:jc w:val="center"/>
+            </w:pPr>
+            <w:r>
+              <w:lastRenderedPageBreak/>
+              <w:t>8</w:t>
+            </w:r>
+          </w:p>
+        </w:tc>
+        <w:tc>
+          <w:tcPr>
+            <w:tcW w:w="1490" w:type="dxa"/>
+          </w:tcPr>
+          <w:p>
+            <w:r>
+              <w:t>Hoàn trả giao dịch (nếu có)</w:t>
+            </w:r>
+          </w:p>
+        </w:tc>
+        <w:tc>
+          <w:tcPr>
+            <w:tcW w:w="2268" w:type="dxa"/>
+          </w:tcPr>
+          <w:p>
+            <w:r>
+              <w:t>Thanh toán được xác nhận nhưng phát sinh quyết định hoàn phí, hủy hồ sơ hoặc thanh toán trùng theo quy định</w:t>
+            </w:r>
+          </w:p>
+        </w:tc>
+        <w:tc>
+          <w:tcPr>
+            <w:tcW w:w="2693" w:type="dxa"/>
+          </w:tcPr>
+          <w:p>
+            <w:r>
+              <w:t>Số tiền được hoàn trả cho người thanh toán theo quy trình của cơ quan và đơn vị thanh toán. Hồ sơ ghi nhận lịch sử hoàn tiền</w:t>
+            </w:r>
+          </w:p>
+        </w:tc>
+        <w:tc>
+          <w:tcPr>
+            <w:tcW w:w="2383" w:type="dxa"/>
+          </w:tcPr>
+          <w:p>
+            <w:r>
+              <w:t>Đã hoàn tiền</w:t>
+            </w:r>
+          </w:p>
+        </w:tc>
+      </w:tr>
+      <w:tr>
+        <w:tc>
+          <w:tcPr>
+            <w:tcW w:w="632" w:type="dxa"/>
+            <w:vAlign w:val="center"/>
+          </w:tcPr>
+          <w:p>
+            <w:pPr>
+              <w:jc w:val="center"/>
+            </w:pPr>
+            <w:r>
+              <w:t>9</w:t>
+            </w:r>
+          </w:p>
+        </w:tc>
+        <w:tc>
+          <w:tcPr>
+            <w:tcW w:w="1490" w:type="dxa"/>
+          </w:tcPr>
+          <w:p>
+            <w:r>
+              <w:t>Giao dịch kết thúc và lưu trữ</w:t>
+            </w:r>
+          </w:p>
+        </w:tc>
+        <w:tc>
+          <w:tcPr>
+            <w:tcW w:w="2268" w:type="dxa"/>
+          </w:tcPr>
+          <w:p>
+            <w:r>
+              <w:t>Sau khi thanh toán thành công, thất bại, hủy hoặc hoàn tiền, toàn bộ thông tin giao dịch được lưu trữ</w:t>
+            </w:r>
+          </w:p>
+        </w:tc>
+        <w:tc>
+          <w:tcPr>
+            <w:tcW w:w="2693" w:type="dxa"/>
+          </w:tcPr>
+          <w:p>
+            <w:r>
+              <w:t>Đây là trạng thái cuối cùng của quy trình thanh toán, phục vụ tra cứu, kiểm tra và đối soát sau này</w:t>
+            </w:r>
+          </w:p>
+        </w:tc>
+        <w:tc>
+          <w:tcPr>
+            <w:tcW w:w="2383" w:type="dxa"/>
+          </w:tcPr>
+          <w:p>
+            <w:r>
+              <w:t>Đã kết thúc</w:t>
+            </w:r>
+          </w:p>
+        </w:tc>
+      </w:tr>
+    </w:tbl>
+    <w:p/>
+    <w:p>
+      <w:pPr>
+        <w:pStyle w:val="Heading4"/>
+      </w:pPr>
+      <w:bookmarkStart w:id="40" w:name="_Toc236682211"/>
+      <w:bookmarkStart w:id="41" w:name="_Toc237027011"/>
+      <w:r>
+        <w:t>2.1.4.3 Quản lý văn bản và ký số</w:t>
+      </w:r>
+      <w:bookmarkEnd w:id="40"/>
+      <w:bookmarkEnd w:id="41"/>
+    </w:p>
+    <w:p>
+      <w:r>
+        <w:t>TÁC NHÂN THỰC HIỆN</w:t>
+      </w:r>
+    </w:p>
+    <w:p>
+      <w:pPr>
+        <w:pStyle w:val="ListParagraph"/>
+        <w:numPr>
+          <w:ilvl w:val="0"/>
+          <w:numId w:val="32"/>
+        </w:numPr>
+        <w:spacing w:line="240" w:lineRule="auto"/>
+      </w:pPr>
+      <w:r>
+        <w:t>Cán bộ, công chức xử lý hồ sơ.</w:t>
+      </w:r>
+    </w:p>
+    <w:p>
+      <w:pPr>
+        <w:pStyle w:val="ListParagraph"/>
+        <w:numPr>
+          <w:ilvl w:val="0"/>
+          <w:numId w:val="32"/>
+        </w:numPr>
+        <w:spacing w:line="240" w:lineRule="auto"/>
+      </w:pPr>
+      <w:r>
+        <w:t>Lãnh đạo cơ quan hoặc người có thẩm quyền ký số.</w:t>
+      </w:r>
+    </w:p>
+    <w:p>
+      <w:pPr>
+        <w:pStyle w:val="ListParagraph"/>
+        <w:numPr>
+          <w:ilvl w:val="0"/>
+          <w:numId w:val="32"/>
+        </w:numPr>
+        <w:spacing w:line="240" w:lineRule="auto"/>
+      </w:pPr>
+      <w:r>
+        <w:t>Hệ thống thông tin giải quyết thủ tục hành chính.</w:t>
+      </w:r>
+    </w:p>
+    <w:p>
+      <w:pPr>
+        <w:pStyle w:val="ListParagraph"/>
+        <w:numPr>
+          <w:ilvl w:val="0"/>
+          <w:numId w:val="32"/>
+        </w:numPr>
+        <w:spacing w:line="240" w:lineRule="auto"/>
+      </w:pPr>
+      <w:r>
+        <w:t>Hệ thống quản lý văn bản và điều hành.</w:t>
+      </w:r>
+    </w:p>
+    <w:p>
+      <w:pPr>
+        <w:pStyle w:val="ListParagraph"/>
+        <w:numPr>
+          <w:ilvl w:val="0"/>
+          <w:numId w:val="32"/>
+        </w:numPr>
+        <w:spacing w:line="240" w:lineRule="auto"/>
+      </w:pPr>
+      <w:r>
+        <w:t>Hệ thống chứng thực chữ ký số (CA) và các cơ quan, đơn vị có liên quan.</w:t>
+      </w:r>
+    </w:p>
+    <w:p>
+      <w:r>
+        <w:t>MÔ TẢ QUY TRÌNH</w:t>
+      </w:r>
+    </w:p>
+    <w:p>
+      <w:pPr>
+        <w:pStyle w:val="ListParagraph"/>
+        <w:numPr>
+          <w:ilvl w:val="0"/>
+          <w:numId w:val="26"/>
+        </w:numPr>
+      </w:pPr>
+      <w:r>
+        <w:t>Khởi tạo văn bản: Sau khi hồ sơ được giải quyết hoặc cần ban hành văn bản, cán bộ chuyên môn soạn thảo văn bản điện tử trên Hệ thống thông tin giải quyết thủ tục hành chính hoặc Hệ thống quản lý văn bản và điều hành.</w:t>
+      </w:r>
+    </w:p>
+    <w:p>
+      <w:pPr>
+        <w:pStyle w:val="ListParagraph"/>
+        <w:numPr>
+          <w:ilvl w:val="0"/>
+          <w:numId w:val="26"/>
+        </w:numPr>
+      </w:pPr>
+      <w:r>
+        <w:t>Kiểm tra và hoàn thiện nội dung: Cán bộ hoặc lãnh đạo đơn vị kiểm tra nội dung, thể thức, kỹ thuật trình bày và căn cứ pháp lý của văn bản. Trường hợp phát hiện sai sót, văn bản được chỉnh sửa trước khi trình ký.</w:t>
+      </w:r>
+    </w:p>
+    <w:p>
+      <w:pPr>
+        <w:pStyle w:val="ListParagraph"/>
+        <w:numPr>
+          <w:ilvl w:val="0"/>
+          <w:numId w:val="26"/>
+        </w:numPr>
+      </w:pPr>
+      <w:r>
+        <w:t>Trình ký số: Văn bản hoàn thiện được chuyển điện tử đến người có thẩm quyền ký thông qua hệ thống. Hệ thống thông báo và ghi nhận quá trình trình ký.</w:t>
+      </w:r>
+    </w:p>
+    <w:p>
+      <w:pPr>
+        <w:pStyle w:val="ListParagraph"/>
+        <w:numPr>
+          <w:ilvl w:val="0"/>
+          <w:numId w:val="26"/>
+        </w:numPr>
+      </w:pPr>
+      <w:r>
+        <w:t>Thực hiện ký số: Người có thẩm quyền sử dụng chứng thư số để ký điện tử trên văn bản. Hệ thống xác thực chứng thư số, ghi nhận thời gian ký và bảo đảm tính toàn vẹn của văn bản.</w:t>
+      </w:r>
+    </w:p>
+    <w:p>
+      <w:pPr>
+        <w:pStyle w:val="ListParagraph"/>
+        <w:numPr>
+          <w:ilvl w:val="0"/>
+          <w:numId w:val="26"/>
+        </w:numPr>
+      </w:pPr>
+      <w:r>
+        <w:t>Phát hành văn bản: Sau khi ký số thành công, hệ thống cấp số văn bản (nếu chưa có), phát hành văn bản điện tử đến người dân, tổ chức hoặc các cơ quan liên quan theo đúng phạm vi được quy định.</w:t>
+      </w:r>
+    </w:p>
+    <w:p>
+      <w:pPr>
+        <w:pStyle w:val="ListParagraph"/>
+        <w:numPr>
+          <w:ilvl w:val="0"/>
+          <w:numId w:val="26"/>
+        </w:numPr>
+      </w:pPr>
+      <w:r>
+        <w:t>Lưu trữ văn bản: Văn bản đã ký số được lưu trữ trong Hệ thống quản lý văn bản và Hệ thống thông tin giải quyết thủ tục hành chính, phục vụ tra cứu, kiểm tra và lưu trữ hồ sơ điện tử.</w:t>
+      </w:r>
+    </w:p>
+    <w:p>
+      <w:r>
+        <w:lastRenderedPageBreak/>
+        <w:t>ĐỐI TƯỢNG KHÁCH HÀNG</w:t>
+      </w:r>
+    </w:p>
+    <w:p>
+      <w:pPr>
+        <w:ind w:firstLine="720"/>
+      </w:pPr>
+      <w:r>
+        <w:t>Cán bộ, công chức, lãnh đạo cơ quan nhà nước, người dân hoặc tổ chức nhận văn bản điện tử có ký số trong quá trình giải quyết thủ tục hành chính.</w:t>
+      </w:r>
+    </w:p>
+    <w:p>
+      <w:r>
+        <w:t>CÁC KẾT QUẢ CÓ THỂ XẢY RA</w:t>
+      </w:r>
+    </w:p>
+    <w:tbl>
+      <w:tblPr>
+        <w:tblStyle w:val="TableGrid"/>
+        <w:tblW w:w="9466" w:type="dxa"/>
+        <w:tblLook w:val="04A0" w:firstRow="1" w:lastRow="0" w:firstColumn="1" w:lastColumn="0" w:noHBand="0" w:noVBand="1"/>
+      </w:tblPr>
+      <w:tblGrid>
+        <w:gridCol w:w="632"/>
+        <w:gridCol w:w="1490"/>
+        <w:gridCol w:w="2268"/>
+        <w:gridCol w:w="2693"/>
+        <w:gridCol w:w="2383"/>
+      </w:tblGrid>
+      <w:tr>
+        <w:tc>
+          <w:tcPr>
+            <w:tcW w:w="632" w:type="dxa"/>
+            <w:vAlign w:val="center"/>
+          </w:tcPr>
+          <w:p>
+            <w:pPr>
+              <w:rPr>
+                <w:b/>
+                <w:sz w:val="22"/>
+              </w:rPr>
+            </w:pPr>
+            <w:r>
+              <w:rPr>
+                <w:b/>
+                <w:sz w:val="22"/>
+              </w:rPr>
+              <w:t>STT</w:t>
+            </w:r>
+          </w:p>
+        </w:tc>
+        <w:tc>
+          <w:tcPr>
+            <w:tcW w:w="1490" w:type="dxa"/>
+            <w:vAlign w:val="center"/>
+          </w:tcPr>
+          <w:p>
+            <w:pPr>
+              <w:jc w:val="center"/>
+              <w:rPr>
+                <w:b/>
+                <w:sz w:val="22"/>
+              </w:rPr>
+            </w:pPr>
+            <w:r>
+              <w:rPr>
+                <w:b/>
+                <w:sz w:val="22"/>
+              </w:rPr>
+              <w:t>KẾT QUẢ</w:t>
+            </w:r>
+          </w:p>
+        </w:tc>
+        <w:tc>
+          <w:tcPr>
+            <w:tcW w:w="2268" w:type="dxa"/>
+            <w:vAlign w:val="center"/>
+          </w:tcPr>
+          <w:p>
+            <w:pPr>
+              <w:jc w:val="center"/>
+              <w:rPr>
+                <w:b/>
+                <w:sz w:val="22"/>
+              </w:rPr>
+            </w:pPr>
+            <w:r>
+              <w:rPr>
+                <w:b/>
+                <w:sz w:val="22"/>
+              </w:rPr>
+              <w:t>ĐIỀU KIỆN</w:t>
+            </w:r>
+          </w:p>
+        </w:tc>
+        <w:tc>
+          <w:tcPr>
+            <w:tcW w:w="2693" w:type="dxa"/>
+            <w:vAlign w:val="center"/>
+          </w:tcPr>
+          <w:p>
+            <w:pPr>
+              <w:jc w:val="center"/>
+              <w:rPr>
+                <w:b/>
+                <w:sz w:val="22"/>
+              </w:rPr>
+            </w:pPr>
+            <w:r>
+              <w:rPr>
+                <w:b/>
+                <w:sz w:val="22"/>
+              </w:rPr>
+              <w:t>Ý NGHĨA TRONG</w:t>
+            </w:r>
+          </w:p>
+          <w:p>
+            <w:pPr>
+              <w:jc w:val="center"/>
+              <w:rPr>
+                <w:b/>
+                <w:sz w:val="22"/>
+              </w:rPr>
+            </w:pPr>
+            <w:r>
+              <w:rPr>
+                <w:b/>
+                <w:sz w:val="22"/>
+              </w:rPr>
+              <w:t>QUY TRÌNH</w:t>
+            </w:r>
+          </w:p>
+        </w:tc>
+        <w:tc>
+          <w:tcPr>
+            <w:tcW w:w="2383" w:type="dxa"/>
+            <w:vAlign w:val="center"/>
+          </w:tcPr>
+          <w:p>
+            <w:pPr>
+              <w:jc w:val="center"/>
+              <w:rPr>
+                <w:b/>
+                <w:sz w:val="22"/>
+              </w:rPr>
+            </w:pPr>
+            <w:r>
+              <w:rPr>
+                <w:b/>
+                <w:sz w:val="22"/>
+              </w:rPr>
+              <w:t>TRẠNG THÁI TRÊN HỆ THỐNG</w:t>
+            </w:r>
+          </w:p>
+        </w:tc>
+      </w:tr>
+      <w:tr>
+        <w:tc>
+          <w:tcPr>
+            <w:tcW w:w="632" w:type="dxa"/>
+            <w:vAlign w:val="center"/>
+          </w:tcPr>
+          <w:p>
+            <w:pPr>
+              <w:jc w:val="center"/>
+            </w:pPr>
+            <w:r>
+              <w:t>1</w:t>
+            </w:r>
+          </w:p>
+        </w:tc>
+        <w:tc>
+          <w:tcPr>
+            <w:tcW w:w="1490" w:type="dxa"/>
+          </w:tcPr>
+          <w:p>
+            <w:r>
+              <w:t>Văn bản được ký số và phát hành thành công</w:t>
+            </w:r>
+          </w:p>
+        </w:tc>
+        <w:tc>
+          <w:tcPr>
+            <w:tcW w:w="2268" w:type="dxa"/>
+          </w:tcPr>
+          <w:p>
+            <w:r>
+              <w:t>Người có thẩm quyền ký số hợp lệ, chứng thư số còn hiệu lực và hệ thống phát hành thành công</w:t>
+            </w:r>
+          </w:p>
+        </w:tc>
+        <w:tc>
+          <w:tcPr>
+            <w:tcW w:w="2693" w:type="dxa"/>
+          </w:tcPr>
+          <w:p>
+            <w:r>
+              <w:t>Văn bản có giá trị pháp lý theo quy định, được gửi đến người dân, tổ chức hoặc cơ quan liên quan</w:t>
+            </w:r>
+          </w:p>
+        </w:tc>
+        <w:tc>
+          <w:tcPr>
+            <w:tcW w:w="2383" w:type="dxa"/>
+          </w:tcPr>
+          <w:p>
+            <w:r>
+              <w:t>Đã ký số và phát hành</w:t>
+            </w:r>
+          </w:p>
+        </w:tc>
+      </w:tr>
+      <w:tr>
+        <w:tc>
+          <w:tcPr>
+            <w:tcW w:w="632" w:type="dxa"/>
+            <w:vAlign w:val="center"/>
+          </w:tcPr>
+          <w:p>
+            <w:pPr>
+              <w:jc w:val="center"/>
+            </w:pPr>
+            <w:r>
+              <w:t>2</w:t>
+            </w:r>
+          </w:p>
+        </w:tc>
+        <w:tc>
+          <w:tcPr>
+            <w:tcW w:w="1490" w:type="dxa"/>
+          </w:tcPr>
+          <w:p>
+            <w:r>
+              <w:t>2. Văn bản được ký số nhưng chưa phát hành</w:t>
+            </w:r>
+          </w:p>
+        </w:tc>
+        <w:tc>
+          <w:tcPr>
+            <w:tcW w:w="2268" w:type="dxa"/>
+          </w:tcPr>
+          <w:p>
+            <w:r>
+              <w:t>Ký số thành công nhưng văn bản đang chờ cấp số, chờ phê duyệt phát hành hoặc đến thời điểm phát hành</w:t>
+            </w:r>
+          </w:p>
+        </w:tc>
+        <w:tc>
+          <w:tcPr>
+            <w:tcW w:w="2693" w:type="dxa"/>
+          </w:tcPr>
+          <w:p>
+            <w:r>
+              <w:t>Văn bản đã có chữ ký số nhưng chưa được gửi ra ngoài hệ thống</w:t>
+            </w:r>
+          </w:p>
+        </w:tc>
+        <w:tc>
+          <w:tcPr>
+            <w:tcW w:w="2383" w:type="dxa"/>
+          </w:tcPr>
+          <w:p>
+            <w:r>
+              <w:t>Đã ký số - Chờ phát hành</w:t>
+            </w:r>
+          </w:p>
+        </w:tc>
+      </w:tr>
+      <w:tr>
+        <w:tc>
+          <w:tcPr>
+            <w:tcW w:w="632" w:type="dxa"/>
+            <w:vAlign w:val="center"/>
+          </w:tcPr>
+          <w:p>
+            <w:pPr>
+              <w:jc w:val="center"/>
+            </w:pPr>
+            <w:r>
+              <w:t>3</w:t>
+            </w:r>
+          </w:p>
+        </w:tc>
+        <w:tc>
+          <w:tcPr>
+            <w:tcW w:w="1490" w:type="dxa"/>
+          </w:tcPr>
+          <w:p>
+            <w:r>
+              <w:t>3. Văn bản bị trả lại để chỉnh sửa</w:t>
+            </w:r>
+          </w:p>
+        </w:tc>
+        <w:tc>
+          <w:tcPr>
+            <w:tcW w:w="2268" w:type="dxa"/>
+          </w:tcPr>
+          <w:p>
+            <w:r>
+              <w:t>Người có thẩm quyền hoặc bộ phận kiểm tra phát hiện sai sót về nội dung, căn cứ pháp lý, thể thức hoặc định dạng văn bản</w:t>
+            </w:r>
+          </w:p>
+        </w:tc>
+        <w:tc>
+          <w:tcPr>
+            <w:tcW w:w="2693" w:type="dxa"/>
+          </w:tcPr>
+          <w:p>
+            <w:r>
+              <w:t>Văn bản quay lại bước soạn thảo để chỉnh sửa trước khi trình ký lại</w:t>
+            </w:r>
+          </w:p>
+        </w:tc>
+        <w:tc>
+          <w:tcPr>
+            <w:tcW w:w="2383" w:type="dxa"/>
+          </w:tcPr>
+          <w:p>
+            <w:r>
+              <w:t>Yêu cầu chỉnh sửa</w:t>
+            </w:r>
+          </w:p>
+        </w:tc>
+      </w:tr>
+      <w:tr>
+        <w:tc>
+          <w:tcPr>
+            <w:tcW w:w="632" w:type="dxa"/>
+            <w:vAlign w:val="center"/>
+          </w:tcPr>
+          <w:p>
+            <w:pPr>
+              <w:jc w:val="center"/>
+            </w:pPr>
+            <w:r>
+              <w:t>4</w:t>
+            </w:r>
+          </w:p>
+        </w:tc>
+        <w:tc>
+          <w:tcPr>
+            <w:tcW w:w="1490" w:type="dxa"/>
+          </w:tcPr>
+          <w:p>
+            <w:r>
+              <w:t>4. Ký số không thành công</w:t>
+            </w:r>
+          </w:p>
+        </w:tc>
+        <w:tc>
+          <w:tcPr>
+            <w:tcW w:w="2268" w:type="dxa"/>
+          </w:tcPr>
+          <w:p>
+            <w:r>
+              <w:t>Chứng thư số hết hạn, bị thu hồi, thiết bị ký số lỗi, sai mã PIN hoặc xảy ra lỗi kỹ thuật trong quá trình ký</w:t>
+            </w:r>
+          </w:p>
+        </w:tc>
+        <w:tc>
+          <w:tcPr>
+            <w:tcW w:w="2693" w:type="dxa"/>
+          </w:tcPr>
+          <w:p>
+            <w:r>
+              <w:t>Văn bản chưa được ký và không thể phát hành cho đến khi lỗi được khắc phục</w:t>
+            </w:r>
+          </w:p>
+        </w:tc>
+        <w:tc>
+          <w:tcPr>
+            <w:tcW w:w="2383" w:type="dxa"/>
+          </w:tcPr>
+          <w:p>
+            <w:r>
+              <w:t>Ký số thất bại</w:t>
+            </w:r>
+          </w:p>
+        </w:tc>
+      </w:tr>
+      <w:tr>
+        <w:tc>
+          <w:tcPr>
+            <w:tcW w:w="632" w:type="dxa"/>
+            <w:vAlign w:val="center"/>
+          </w:tcPr>
+          <w:p>
+            <w:pPr>
+              <w:jc w:val="center"/>
+            </w:pPr>
+            <w:r>
+              <w:t>5</w:t>
+            </w:r>
+          </w:p>
+        </w:tc>
+        <w:tc>
+          <w:tcPr>
+            <w:tcW w:w="1490" w:type="dxa"/>
+          </w:tcPr>
+          <w:p>
+            <w:r>
+              <w:t>5. Văn bản đang chờ ký số</w:t>
+            </w:r>
+          </w:p>
+        </w:tc>
+        <w:tc>
+          <w:tcPr>
+            <w:tcW w:w="2268" w:type="dxa"/>
+          </w:tcPr>
+          <w:p>
+            <w:r>
+              <w:t>Văn bản đã được trình ký nhưng người có thẩm quyền chưa thực hiện ký hoặc đang trong thời hạn xử lý</w:t>
+            </w:r>
+          </w:p>
+        </w:tc>
+        <w:tc>
+          <w:tcPr>
+            <w:tcW w:w="2693" w:type="dxa"/>
+          </w:tcPr>
+          <w:p>
+            <w:r>
+              <w:t>Đây là trạng thái trung gian trước khi hoàn tất ký số hoặc trả lại văn bản</w:t>
+            </w:r>
+          </w:p>
+        </w:tc>
+        <w:tc>
+          <w:tcPr>
+            <w:tcW w:w="2383" w:type="dxa"/>
+          </w:tcPr>
+          <w:p>
+            <w:r>
+              <w:t>Chờ ký số</w:t>
+            </w:r>
+          </w:p>
+        </w:tc>
+      </w:tr>
+      <w:tr>
+        <w:tc>
+          <w:tcPr>
+            <w:tcW w:w="632" w:type="dxa"/>
+            <w:vAlign w:val="center"/>
+          </w:tcPr>
+          <w:p>
+            <w:pPr>
+              <w:jc w:val="center"/>
+            </w:pPr>
+            <w:r>
+              <w:t>6</w:t>
+            </w:r>
+          </w:p>
+        </w:tc>
+        <w:tc>
+          <w:tcPr>
+            <w:tcW w:w="1490" w:type="dxa"/>
+          </w:tcPr>
+          <w:p>
+            <w:r>
+              <w:t>6. Văn bản bị từ chối ký</w:t>
+            </w:r>
+          </w:p>
+        </w:tc>
+        <w:tc>
+          <w:tcPr>
+            <w:tcW w:w="2268" w:type="dxa"/>
+          </w:tcPr>
+          <w:p>
+            <w:r>
+              <w:t xml:space="preserve">Người có thẩm quyền không đồng ý ký do nội dung chưa phù hợp, chưa đủ căn cứ pháp lý </w:t>
+            </w:r>
+            <w:r>
+              <w:lastRenderedPageBreak/>
+              <w:t>hoặc cần bổ sung tài liệu</w:t>
+            </w:r>
+          </w:p>
+        </w:tc>
+        <w:tc>
+          <w:tcPr>
+            <w:tcW w:w="2693" w:type="dxa"/>
+          </w:tcPr>
+          <w:p>
+            <w:r>
+              <w:lastRenderedPageBreak/>
+              <w:t>Quy trình ký kết thúc, văn bản được trả về đơn vị soạn thảo để xử lý theo yêu cầu</w:t>
+            </w:r>
+          </w:p>
+        </w:tc>
+        <w:tc>
+          <w:tcPr>
+            <w:tcW w:w="2383" w:type="dxa"/>
+          </w:tcPr>
+          <w:p>
+            <w:r>
+              <w:t>Từ chối ký</w:t>
+            </w:r>
+          </w:p>
+        </w:tc>
+      </w:tr>
+      <w:tr>
+        <w:tc>
+          <w:tcPr>
+            <w:tcW w:w="632" w:type="dxa"/>
+            <w:vAlign w:val="center"/>
+          </w:tcPr>
+          <w:p>
+            <w:pPr>
+              <w:jc w:val="center"/>
+            </w:pPr>
+            <w:r>
+              <w:lastRenderedPageBreak/>
+              <w:t>7</w:t>
+            </w:r>
+          </w:p>
+        </w:tc>
+        <w:tc>
+          <w:tcPr>
+            <w:tcW w:w="1490" w:type="dxa"/>
+          </w:tcPr>
+          <w:p>
+            <w:r>
+              <w:t>7. Văn bản phát hành không thành công</w:t>
+            </w:r>
+          </w:p>
+        </w:tc>
+        <w:tc>
+          <w:tcPr>
+            <w:tcW w:w="2268" w:type="dxa"/>
+          </w:tcPr>
+          <w:p>
+            <w:r>
+              <w:t>Văn bản đã ký số nhưng xảy ra lỗi trong quá trình gửi đến người nhận hoặc kết nối với hệ thống liên thông văn bản</w:t>
+            </w:r>
+          </w:p>
+        </w:tc>
+        <w:tc>
+          <w:tcPr>
+            <w:tcW w:w="2693" w:type="dxa"/>
+          </w:tcPr>
+          <w:p>
+            <w:r>
+              <w:t>Văn bản vẫn hợp lệ nhưng cần phát hành lại sau khi khắc phục lỗi kỹ thuật</w:t>
+            </w:r>
+          </w:p>
+        </w:tc>
+        <w:tc>
+          <w:tcPr>
+            <w:tcW w:w="2383" w:type="dxa"/>
+          </w:tcPr>
+          <w:p>
+            <w:r>
+              <w:t>Phát hành thất bại</w:t>
+            </w:r>
+          </w:p>
+        </w:tc>
+      </w:tr>
+      <w:tr>
+        <w:tc>
+          <w:tcPr>
+            <w:tcW w:w="632" w:type="dxa"/>
+            <w:vAlign w:val="center"/>
+          </w:tcPr>
+          <w:p>
+            <w:pPr>
+              <w:jc w:val="center"/>
+            </w:pPr>
+            <w:r>
+              <w:t>8</w:t>
+            </w:r>
+          </w:p>
+        </w:tc>
+        <w:tc>
+          <w:tcPr>
+            <w:tcW w:w="1490" w:type="dxa"/>
+          </w:tcPr>
+          <w:p>
+            <w:r>
+              <w:t>8. Văn bản được thu hồi hoặc thay thế</w:t>
+            </w:r>
+          </w:p>
+        </w:tc>
+        <w:tc>
+          <w:tcPr>
+            <w:tcW w:w="2268" w:type="dxa"/>
+          </w:tcPr>
+          <w:p>
+            <w:r>
+              <w:t>Sau khi phát hành phát hiện sai sót hoặc có quyết định thu hồi, sửa đổi, thay thế theo quy định</w:t>
+            </w:r>
+          </w:p>
+        </w:tc>
+        <w:tc>
+          <w:tcPr>
+            <w:tcW w:w="2693" w:type="dxa"/>
+          </w:tcPr>
+          <w:p>
+            <w:r>
+              <w:t>Văn bản cũ được đánh dấu không còn hiệu lực và được thay thế bằng văn bản mới (nếu có)</w:t>
+            </w:r>
+          </w:p>
+        </w:tc>
+        <w:tc>
+          <w:tcPr>
+            <w:tcW w:w="2383" w:type="dxa"/>
+          </w:tcPr>
+          <w:p>
+            <w:r>
+              <w:t>Đã thu hồi hoặc Đã thay thế</w:t>
+            </w:r>
+          </w:p>
+        </w:tc>
+      </w:tr>
+      <w:tr>
+        <w:tc>
+          <w:tcPr>
+            <w:tcW w:w="632" w:type="dxa"/>
+            <w:vAlign w:val="center"/>
+          </w:tcPr>
+          <w:p>
+            <w:pPr>
+              <w:jc w:val="center"/>
+            </w:pPr>
+            <w:r>
+              <w:t>9</w:t>
+            </w:r>
+          </w:p>
+        </w:tc>
+        <w:tc>
+          <w:tcPr>
+            <w:tcW w:w="1490" w:type="dxa"/>
+          </w:tcPr>
+          <w:p>
+            <w:r>
+              <w:t>9. Văn bản được lưu trữ và kết thúc quy trình</w:t>
+            </w:r>
+          </w:p>
+        </w:tc>
+        <w:tc>
+          <w:tcPr>
+            <w:tcW w:w="2268" w:type="dxa"/>
+          </w:tcPr>
+          <w:p>
+            <w:r>
+              <w:t>Sau khi phát hành, từ chối ký hoặc thu hồi, toàn bộ hồ sơ và lịch sử xử lý được lưu trữ theo quy định về lưu trữ điện tử</w:t>
+            </w:r>
+          </w:p>
+        </w:tc>
+        <w:tc>
+          <w:tcPr>
+            <w:tcW w:w="2693" w:type="dxa"/>
+          </w:tcPr>
+          <w:p>
+            <w:r>
+              <w:t>Đây là trạng thái cuối cùng của quy trình quản lý văn bản và ký số, phục vụ tra cứu, kiểm tra và lưu trữ lâu dài</w:t>
+            </w:r>
+          </w:p>
+        </w:tc>
+        <w:tc>
+          <w:tcPr>
+            <w:tcW w:w="2383" w:type="dxa"/>
+          </w:tcPr>
+          <w:p>
+            <w:r>
+              <w:t>Đã lưu trữ hoặc Đã kết thúc</w:t>
+            </w:r>
+          </w:p>
+        </w:tc>
+      </w:tr>
+    </w:tbl>
+    <w:p/>
+    <w:p>
+      <w:pPr>
+        <w:pStyle w:val="Heading4"/>
+      </w:pPr>
+      <w:bookmarkStart w:id="42" w:name="_Toc236682212"/>
+      <w:bookmarkStart w:id="43" w:name="_Toc237027012"/>
+      <w:r>
+        <w:t>2.1.4.4 Tổng đài hỗ trợ và chắm sóc người dùng</w:t>
+      </w:r>
+      <w:bookmarkEnd w:id="42"/>
+      <w:bookmarkEnd w:id="43"/>
+    </w:p>
+    <w:p>
+      <w:r>
+        <w:t>TÁC NHÂN THỰC HIỆN</w:t>
+      </w:r>
+    </w:p>
+    <w:p>
+      <w:pPr>
+        <w:pStyle w:val="ListParagraph"/>
+        <w:numPr>
+          <w:ilvl w:val="0"/>
+          <w:numId w:val="33"/>
+        </w:numPr>
+        <w:spacing w:line="240" w:lineRule="auto"/>
+      </w:pPr>
+      <w:r>
+        <w:t>Người dân hoặc tổ chức.</w:t>
+      </w:r>
+    </w:p>
+    <w:p>
+      <w:pPr>
+        <w:pStyle w:val="ListParagraph"/>
+        <w:numPr>
+          <w:ilvl w:val="0"/>
+          <w:numId w:val="33"/>
+        </w:numPr>
+        <w:spacing w:line="240" w:lineRule="auto"/>
+      </w:pPr>
+      <w:r>
+        <w:t>Nhân viên tổng đài hỗ trợ.</w:t>
+      </w:r>
+    </w:p>
+    <w:p>
+      <w:pPr>
+        <w:pStyle w:val="ListParagraph"/>
+        <w:numPr>
+          <w:ilvl w:val="0"/>
+          <w:numId w:val="33"/>
+        </w:numPr>
+        <w:spacing w:line="240" w:lineRule="auto"/>
+      </w:pPr>
+      <w:r>
+        <w:t>Cán bộ chuyên môn.</w:t>
+      </w:r>
+    </w:p>
+    <w:p>
+      <w:pPr>
+        <w:pStyle w:val="ListParagraph"/>
+        <w:numPr>
+          <w:ilvl w:val="0"/>
+          <w:numId w:val="33"/>
+        </w:numPr>
+        <w:spacing w:line="240" w:lineRule="auto"/>
+      </w:pPr>
+      <w:r>
+        <w:t>Hệ thống thông tin giải quyết thủ tục hành chính.</w:t>
+      </w:r>
+    </w:p>
+    <w:p>
+      <w:pPr>
+        <w:pStyle w:val="ListParagraph"/>
+        <w:numPr>
+          <w:ilvl w:val="0"/>
+          <w:numId w:val="33"/>
+        </w:numPr>
+        <w:spacing w:line="240" w:lineRule="auto"/>
+      </w:pPr>
+      <w:r>
+        <w:t>Hệ thống quản lý yêu cầu hỗ trợ (Ticket).</w:t>
+      </w:r>
+    </w:p>
+    <w:p>
+      <w:pPr>
+        <w:pStyle w:val="ListParagraph"/>
+        <w:numPr>
+          <w:ilvl w:val="0"/>
+          <w:numId w:val="33"/>
+        </w:numPr>
+        <w:spacing w:line="240" w:lineRule="auto"/>
+      </w:pPr>
+      <w:r>
+        <w:t>Các cơ quan, đơn vị có liên quan.</w:t>
+      </w:r>
+    </w:p>
+    <w:p>
+      <w:r>
+        <w:t>MÔ TẢ QUY TRÌNH</w:t>
+      </w:r>
+    </w:p>
+    <w:p>
+      <w:pPr>
+        <w:pStyle w:val="ListParagraph"/>
+        <w:numPr>
+          <w:ilvl w:val="0"/>
+          <w:numId w:val="27"/>
+        </w:numPr>
+      </w:pPr>
+      <w:r>
+        <w:t>Tiếp nhận yêu cầu hỗ trợ: Người dân hoặc tổ chức liên hệ tổng đài thông qua điện thoại, thư điện tử, Cổng Dịch vụ công, chatbot hoặc các kênh hỗ trợ trực tuyến khác để yêu cầu hỗ trợ hoặc giải đáp thắc mắc. Hệ thống ghi nhận thông tin và tạo yêu cầu hỗ trợ.</w:t>
+      </w:r>
+    </w:p>
+    <w:p>
+      <w:pPr>
+        <w:pStyle w:val="ListParagraph"/>
+        <w:numPr>
+          <w:ilvl w:val="0"/>
+          <w:numId w:val="27"/>
+        </w:numPr>
+      </w:pPr>
+      <w:r>
+        <w:t>Xác minh thông tin: Nhân viên tổng đài xác minh thông tin người yêu cầu, nội dung cần hỗ trợ và tình trạng hồ sơ (nếu có) để bảo đảm việc hỗ trợ đúng đối tượng và đúng hồ sơ.</w:t>
+      </w:r>
+    </w:p>
+    <w:p>
+      <w:pPr>
+        <w:pStyle w:val="ListParagraph"/>
+        <w:numPr>
+          <w:ilvl w:val="0"/>
+          <w:numId w:val="27"/>
+        </w:numPr>
+      </w:pPr>
+      <w:r>
+        <w:t xml:space="preserve">Phân loại yêu cầu: Yêu cầu được phân loại theo nội dung như hướng dẫn thủ tục hành chính, hỗ trợ sử dụng hệ thống, tra cứu tình trạng hồ sơ, hỗ trợ thanh </w:t>
+      </w:r>
+      <w:r>
+        <w:lastRenderedPageBreak/>
+        <w:t>toán, xử lý lỗi kỹ thuật hoặc các nội dung khác. Trường hợp vượt thẩm quyền, yêu cầu được chuyển đến đơn vị chuyên môn.</w:t>
+      </w:r>
+    </w:p>
+    <w:p>
+      <w:pPr>
+        <w:pStyle w:val="ListParagraph"/>
+        <w:numPr>
+          <w:ilvl w:val="0"/>
+          <w:numId w:val="27"/>
+        </w:numPr>
+      </w:pPr>
+      <w:r>
+        <w:t>Xử lý hoặc chuyển xử lý: Nhân viên tổng đài trực tiếp giải đáp các vấn đề thuộc phạm vi hỗ trợ. Đối với các yêu cầu chuyên môn hoặc lỗi kỹ thuật, hệ thống chuyển yêu cầu đến đơn vị có thẩm quyền xử lý và theo dõi tiến độ giải quyết.</w:t>
+      </w:r>
+    </w:p>
+    <w:p>
+      <w:pPr>
+        <w:pStyle w:val="ListParagraph"/>
+        <w:numPr>
+          <w:ilvl w:val="0"/>
+          <w:numId w:val="27"/>
+        </w:numPr>
+      </w:pPr>
+      <w:r>
+        <w:t>Phản hồi kết quả: Sau khi có kết quả xử lý hoặc hướng dẫn, tổng đài thông báo cho người dân hoặc tổ chức thông qua điện thoại, thư điện tử, tin nhắn hoặc tài khoản trên Hệ thống thông tin giải quyết thủ tục hành chính.</w:t>
+      </w:r>
+    </w:p>
+    <w:p>
+      <w:pPr>
+        <w:pStyle w:val="ListParagraph"/>
+        <w:numPr>
+          <w:ilvl w:val="0"/>
+          <w:numId w:val="27"/>
+        </w:numPr>
+      </w:pPr>
+      <w:r>
+        <w:t>Đóng yêu cầu và lưu trữ: Sau khi yêu cầu được giải quyết hoặc kết thúc theo quy định, hệ thống cập nhật trạng thái hoàn thành, lưu trữ lịch sử trao đổi và kết quả xử lý để phục vụ tra cứu, thống kê và đánh giá chất lượng dịch vụ.</w:t>
+      </w:r>
+    </w:p>
+    <w:p>
+      <w:r>
+        <w:t>ĐỐI TƯỢNG KHÁCH HÀNG</w:t>
+      </w:r>
+    </w:p>
+    <w:p>
+      <w:pPr>
+        <w:ind w:firstLine="720"/>
+      </w:pPr>
+      <w:r>
+        <w:t>Người dân hoặc tổ chức có nhu cầu được hướng dẫn, giải đáp, hỗ trợ kỹ thuật hoặc hỗ trợ trong quá trình sử dụng hệ thống thông tin giải quyết thủ tục hành chính và thực hiện thủ tục hành chính.</w:t>
+      </w:r>
+    </w:p>
+    <w:p>
+      <w:r>
+        <w:t>CÁC KẾT QUẢ CÓ THỂ XẢY RA</w:t>
+      </w:r>
+    </w:p>
+    <w:tbl>
+      <w:tblPr>
+        <w:tblStyle w:val="TableGrid"/>
+        <w:tblW w:w="9466" w:type="dxa"/>
+        <w:tblLook w:val="04A0" w:firstRow="1" w:lastRow="0" w:firstColumn="1" w:lastColumn="0" w:noHBand="0" w:noVBand="1"/>
+      </w:tblPr>
+      <w:tblGrid>
+        <w:gridCol w:w="632"/>
+        <w:gridCol w:w="1490"/>
+        <w:gridCol w:w="2268"/>
+        <w:gridCol w:w="2693"/>
+        <w:gridCol w:w="2383"/>
+      </w:tblGrid>
+      <w:tr>
+        <w:tc>
+          <w:tcPr>
+            <w:tcW w:w="632" w:type="dxa"/>
+            <w:vAlign w:val="center"/>
+          </w:tcPr>
+          <w:p>
+            <w:pPr>
+              <w:rPr>
+                <w:b/>
+                <w:sz w:val="22"/>
+              </w:rPr>
+            </w:pPr>
+            <w:r>
+              <w:rPr>
+                <w:b/>
+                <w:sz w:val="22"/>
+              </w:rPr>
+              <w:t>STT</w:t>
+            </w:r>
+          </w:p>
+        </w:tc>
+        <w:tc>
+          <w:tcPr>
+            <w:tcW w:w="1490" w:type="dxa"/>
+            <w:vAlign w:val="center"/>
+          </w:tcPr>
+          <w:p>
+            <w:pPr>
+              <w:jc w:val="center"/>
+              <w:rPr>
+                <w:b/>
+                <w:sz w:val="22"/>
+              </w:rPr>
+            </w:pPr>
+            <w:r>
+              <w:rPr>
+                <w:b/>
+                <w:sz w:val="22"/>
+              </w:rPr>
+              <w:t>KẾT QUẢ</w:t>
+            </w:r>
+          </w:p>
+        </w:tc>
+        <w:tc>
+          <w:tcPr>
+            <w:tcW w:w="2268" w:type="dxa"/>
+            <w:vAlign w:val="center"/>
+          </w:tcPr>
+          <w:p>
+            <w:pPr>
+              <w:jc w:val="center"/>
+              <w:rPr>
+                <w:b/>
+                <w:sz w:val="22"/>
+              </w:rPr>
+            </w:pPr>
+            <w:r>
+              <w:rPr>
+                <w:b/>
+                <w:sz w:val="22"/>
+              </w:rPr>
+              <w:t>ĐIỀU KIỆN</w:t>
+            </w:r>
+          </w:p>
+        </w:tc>
+        <w:tc>
+          <w:tcPr>
+            <w:tcW w:w="2693" w:type="dxa"/>
+            <w:vAlign w:val="center"/>
+          </w:tcPr>
+          <w:p>
+            <w:pPr>
+              <w:jc w:val="center"/>
+              <w:rPr>
+                <w:b/>
+                <w:sz w:val="22"/>
+              </w:rPr>
+            </w:pPr>
+            <w:r>
+              <w:rPr>
+                <w:b/>
+                <w:sz w:val="22"/>
+              </w:rPr>
+              <w:t>Ý NGHĨA TRONG</w:t>
+            </w:r>
+          </w:p>
+          <w:p>
+            <w:pPr>
+              <w:jc w:val="center"/>
+              <w:rPr>
+                <w:b/>
+                <w:sz w:val="22"/>
+              </w:rPr>
+            </w:pPr>
+            <w:r>
+              <w:rPr>
+                <w:b/>
+                <w:sz w:val="22"/>
+              </w:rPr>
+              <w:t>QUY TRÌNH</w:t>
+            </w:r>
+          </w:p>
+        </w:tc>
+        <w:tc>
+          <w:tcPr>
+            <w:tcW w:w="2383" w:type="dxa"/>
+            <w:vAlign w:val="center"/>
+          </w:tcPr>
+          <w:p>
+            <w:pPr>
+              <w:jc w:val="center"/>
+              <w:rPr>
+                <w:b/>
+                <w:sz w:val="22"/>
+              </w:rPr>
+            </w:pPr>
+            <w:r>
+              <w:rPr>
+                <w:b/>
+                <w:sz w:val="22"/>
+              </w:rPr>
+              <w:t>TRẠNG THÁI TRÊN HỆ THỐNG</w:t>
+            </w:r>
+          </w:p>
+        </w:tc>
+      </w:tr>
+      <w:tr>
+        <w:tc>
+          <w:tcPr>
+            <w:tcW w:w="632" w:type="dxa"/>
+            <w:vAlign w:val="center"/>
+          </w:tcPr>
+          <w:p>
+            <w:pPr>
+              <w:jc w:val="center"/>
+            </w:pPr>
+            <w:r>
+              <w:t>1</w:t>
+            </w:r>
+          </w:p>
+        </w:tc>
+        <w:tc>
+          <w:tcPr>
+            <w:tcW w:w="1490" w:type="dxa"/>
+          </w:tcPr>
+          <w:p>
+            <w:r>
+              <w:t>Yêu cầu được hỗ trợ và giải quyết thành công</w:t>
+            </w:r>
+          </w:p>
+        </w:tc>
+        <w:tc>
+          <w:tcPr>
+            <w:tcW w:w="2268" w:type="dxa"/>
+          </w:tcPr>
+          <w:p>
+            <w:r>
+              <w:t>Tổng đài hoặc đơn vị chuyên môn đã giải đáp đầy đủ, xử lý xong yêu cầu của người dân</w:t>
+            </w:r>
+          </w:p>
+        </w:tc>
+        <w:tc>
+          <w:tcPr>
+            <w:tcW w:w="2693" w:type="dxa"/>
+          </w:tcPr>
+          <w:p>
+            <w:r>
+              <w:t>Người dân nhận được thông tin hoặc hỗ trợ cần thiết, yêu cầu kết thúc</w:t>
+            </w:r>
+          </w:p>
+        </w:tc>
+        <w:tc>
+          <w:tcPr>
+            <w:tcW w:w="2383" w:type="dxa"/>
+          </w:tcPr>
+          <w:p>
+            <w:r>
+              <w:t>Đã hoàn thành</w:t>
+            </w:r>
+          </w:p>
+        </w:tc>
+      </w:tr>
+      <w:tr>
+        <w:tc>
+          <w:tcPr>
+            <w:tcW w:w="632" w:type="dxa"/>
+            <w:vAlign w:val="center"/>
+          </w:tcPr>
+          <w:p>
+            <w:pPr>
+              <w:jc w:val="center"/>
+            </w:pPr>
+            <w:r>
+              <w:t>2</w:t>
+            </w:r>
+          </w:p>
+        </w:tc>
+        <w:tc>
+          <w:tcPr>
+            <w:tcW w:w="1490" w:type="dxa"/>
+          </w:tcPr>
+          <w:p>
+            <w:r>
+              <w:t>Yêu cầu được chuyển đến đơn vị chuyên môn</w:t>
+            </w:r>
+          </w:p>
+        </w:tc>
+        <w:tc>
+          <w:tcPr>
+            <w:tcW w:w="2268" w:type="dxa"/>
+          </w:tcPr>
+          <w:p>
+            <w:r>
+              <w:t>Nội dung vượt thẩm quyền của tổng đài hoặc cần cơ quan chuyên môn xử lý</w:t>
+            </w:r>
+          </w:p>
+        </w:tc>
+        <w:tc>
+          <w:tcPr>
+            <w:tcW w:w="2693" w:type="dxa"/>
+          </w:tcPr>
+          <w:p>
+            <w:r>
+              <w:t>Tổng đài hoàn thành bước tiếp nhận và chuyển xử lý; đơn vị chuyên môn tiếp tục giải quyết</w:t>
+            </w:r>
+          </w:p>
+        </w:tc>
+        <w:tc>
+          <w:tcPr>
+            <w:tcW w:w="2383" w:type="dxa"/>
+          </w:tcPr>
+          <w:p>
+            <w:r>
+              <w:t>Đã chuyển xử lý</w:t>
+            </w:r>
+          </w:p>
+        </w:tc>
+      </w:tr>
+      <w:tr>
+        <w:tc>
+          <w:tcPr>
+            <w:tcW w:w="632" w:type="dxa"/>
+            <w:vAlign w:val="center"/>
+          </w:tcPr>
+          <w:p>
+            <w:pPr>
+              <w:jc w:val="center"/>
+            </w:pPr>
+            <w:r>
+              <w:t>3</w:t>
+            </w:r>
+          </w:p>
+        </w:tc>
+        <w:tc>
+          <w:tcPr>
+            <w:tcW w:w="1490" w:type="dxa"/>
+          </w:tcPr>
+          <w:p>
+            <w:r>
+              <w:t>Yêu cầu đang được xử lý</w:t>
+            </w:r>
+          </w:p>
+        </w:tc>
+        <w:tc>
+          <w:tcPr>
+            <w:tcW w:w="2268" w:type="dxa"/>
+          </w:tcPr>
+          <w:p>
+            <w:r>
+              <w:t>Đơn vị chuyên môn đang xem xét, xác minh hoặc khắc phục sự cố</w:t>
+            </w:r>
+          </w:p>
+        </w:tc>
+        <w:tc>
+          <w:tcPr>
+            <w:tcW w:w="2693" w:type="dxa"/>
+          </w:tcPr>
+          <w:p>
+            <w:r>
+              <w:t>Đây là trạng thái trung gian, người dân có thể theo dõi tiến độ xử lý</w:t>
+            </w:r>
+          </w:p>
+        </w:tc>
+        <w:tc>
+          <w:tcPr>
+            <w:tcW w:w="2383" w:type="dxa"/>
+          </w:tcPr>
+          <w:p>
+            <w:r>
+              <w:t>Đang xử lý</w:t>
+            </w:r>
+          </w:p>
+        </w:tc>
+      </w:tr>
+      <w:tr>
+        <w:tc>
+          <w:tcPr>
+            <w:tcW w:w="632" w:type="dxa"/>
+            <w:vAlign w:val="center"/>
+          </w:tcPr>
+          <w:p>
+            <w:pPr>
+              <w:jc w:val="center"/>
+            </w:pPr>
+            <w:r>
+              <w:t>4</w:t>
+            </w:r>
+          </w:p>
+        </w:tc>
+        <w:tc>
+          <w:tcPr>
+            <w:tcW w:w="1490" w:type="dxa"/>
+          </w:tcPr>
+          <w:p>
+            <w:r>
+              <w:t>Yêu cầu cần bổ sung thông tin</w:t>
+            </w:r>
+          </w:p>
+        </w:tc>
+        <w:tc>
+          <w:tcPr>
+            <w:tcW w:w="2268" w:type="dxa"/>
+          </w:tcPr>
+          <w:p>
+            <w:r>
+              <w:t>Người dân cung cấp chưa đầy đủ thông tin, thiếu mã hồ sơ, thông tin liên hệ hoặc nội dung chưa rõ ràng</w:t>
+            </w:r>
+          </w:p>
+        </w:tc>
+        <w:tc>
+          <w:tcPr>
+            <w:tcW w:w="2693" w:type="dxa"/>
+          </w:tcPr>
+          <w:p>
+            <w:r>
+              <w:t>Hệ thống chờ người dân bổ sung trước khi tiếp tục xử lý</w:t>
+            </w:r>
+          </w:p>
+        </w:tc>
+        <w:tc>
+          <w:tcPr>
+            <w:tcW w:w="2383" w:type="dxa"/>
+          </w:tcPr>
+          <w:p>
+            <w:r>
+              <w:t>Chờ bổ sung thông tin</w:t>
+            </w:r>
+          </w:p>
+        </w:tc>
+      </w:tr>
+      <w:tr>
+        <w:tc>
+          <w:tcPr>
+            <w:tcW w:w="632" w:type="dxa"/>
+            <w:vAlign w:val="center"/>
+          </w:tcPr>
+          <w:p>
+            <w:pPr>
+              <w:jc w:val="center"/>
+            </w:pPr>
+            <w:r>
+              <w:lastRenderedPageBreak/>
+              <w:t>5</w:t>
+            </w:r>
+          </w:p>
+        </w:tc>
+        <w:tc>
+          <w:tcPr>
+            <w:tcW w:w="1490" w:type="dxa"/>
+          </w:tcPr>
+          <w:p>
+            <w:r>
+              <w:t>Yêu cầu không thuộc phạm vi hỗ trợ</w:t>
+            </w:r>
+          </w:p>
+        </w:tc>
+        <w:tc>
+          <w:tcPr>
+            <w:tcW w:w="2268" w:type="dxa"/>
+          </w:tcPr>
+          <w:p>
+            <w:r>
+              <w:t>Nội dung không liên quan đến thủ tục hành chính hoặc không thuộc chức năng của tổng đài</w:t>
+            </w:r>
+          </w:p>
+        </w:tc>
+        <w:tc>
+          <w:tcPr>
+            <w:tcW w:w="2693" w:type="dxa"/>
+          </w:tcPr>
+          <w:p>
+            <w:r>
+              <w:t>Tổng đài từ chối xử lý và hướng dẫn người dân liên hệ đúng cơ quan hoặc kênh hỗ trợ phù hợp</w:t>
+            </w:r>
+          </w:p>
+        </w:tc>
+        <w:tc>
+          <w:tcPr>
+            <w:tcW w:w="2383" w:type="dxa"/>
+          </w:tcPr>
+          <w:p>
+            <w:r>
+              <w:t>Không thuộc phạm vi hỗ trợ</w:t>
+            </w:r>
+          </w:p>
+        </w:tc>
+      </w:tr>
+      <w:tr>
+        <w:tc>
+          <w:tcPr>
+            <w:tcW w:w="632" w:type="dxa"/>
+            <w:vAlign w:val="center"/>
+          </w:tcPr>
+          <w:p>
+            <w:pPr>
+              <w:jc w:val="center"/>
+            </w:pPr>
+            <w:r>
+              <w:t>6</w:t>
+            </w:r>
+          </w:p>
+        </w:tc>
+        <w:tc>
+          <w:tcPr>
+            <w:tcW w:w="1490" w:type="dxa"/>
+          </w:tcPr>
+          <w:p>
+            <w:r>
+              <w:t>Không liên hệ được với người yêu cầu</w:t>
+            </w:r>
+          </w:p>
+        </w:tc>
+        <w:tc>
+          <w:tcPr>
+            <w:tcW w:w="2268" w:type="dxa"/>
+          </w:tcPr>
+          <w:p>
+            <w:r>
+              <w:t>Tổng đài gọi lại nhiều lần nhưng không liên lạc được hoặc người dân không phản hồi trong thời hạn quy địn</w:t>
+            </w:r>
+          </w:p>
+        </w:tc>
+        <w:tc>
+          <w:tcPr>
+            <w:tcW w:w="2693" w:type="dxa"/>
+          </w:tcPr>
+          <w:p>
+            <w:r>
+              <w:t>Yêu cầu được tạm dừng hoặc đóng theo quy trình chăm sóc khách hàng</w:t>
+            </w:r>
+          </w:p>
+        </w:tc>
+        <w:tc>
+          <w:tcPr>
+            <w:tcW w:w="2383" w:type="dxa"/>
+          </w:tcPr>
+          <w:p>
+            <w:r>
+              <w:t>Không liên hệ được</w:t>
+            </w:r>
+          </w:p>
+        </w:tc>
+      </w:tr>
+      <w:tr>
+        <w:tc>
+          <w:tcPr>
+            <w:tcW w:w="632" w:type="dxa"/>
+            <w:vAlign w:val="center"/>
+          </w:tcPr>
+          <w:p>
+            <w:pPr>
+              <w:jc w:val="center"/>
+            </w:pPr>
+            <w:r>
+              <w:t>7</w:t>
+            </w:r>
+          </w:p>
+        </w:tc>
+        <w:tc>
+          <w:tcPr>
+            <w:tcW w:w="1490" w:type="dxa"/>
+          </w:tcPr>
+          <w:p>
+            <w:r>
+              <w:t>Người dân hủy yêu cầu hỗ trợ</w:t>
+            </w:r>
+          </w:p>
+        </w:tc>
+        <w:tc>
+          <w:tcPr>
+            <w:tcW w:w="2268" w:type="dxa"/>
+          </w:tcPr>
+          <w:p>
+            <w:r>
+              <w:t>Người dân chủ động rút yêu cầu hoặc xác nhận không còn cần hỗ trợ.</w:t>
+            </w:r>
+          </w:p>
+        </w:tc>
+        <w:tc>
+          <w:tcPr>
+            <w:tcW w:w="2693" w:type="dxa"/>
+          </w:tcPr>
+          <w:p>
+            <w:r>
+              <w:t>Quy trình kết thúc theo yêu cầu của người dân.</w:t>
+            </w:r>
+          </w:p>
+        </w:tc>
+        <w:tc>
+          <w:tcPr>
+            <w:tcW w:w="2383" w:type="dxa"/>
+          </w:tcPr>
+          <w:p>
+            <w:r>
+              <w:t>Đã hủy yêu cầu</w:t>
+            </w:r>
+          </w:p>
+        </w:tc>
+      </w:tr>
+      <w:tr>
+        <w:tc>
+          <w:tcPr>
+            <w:tcW w:w="632" w:type="dxa"/>
+            <w:vAlign w:val="center"/>
+          </w:tcPr>
+          <w:p>
+            <w:pPr>
+              <w:jc w:val="center"/>
+            </w:pPr>
+            <w:r>
+              <w:t>8</w:t>
+            </w:r>
+          </w:p>
+        </w:tc>
+        <w:tc>
+          <w:tcPr>
+            <w:tcW w:w="1490" w:type="dxa"/>
+          </w:tcPr>
+          <w:p>
+            <w:r>
+              <w:t>Yêu cầu bị đóng do quá thời hạn bổ sung hoặc phản hồi</w:t>
+            </w:r>
+          </w:p>
+        </w:tc>
+        <w:tc>
+          <w:tcPr>
+            <w:tcW w:w="2268" w:type="dxa"/>
+          </w:tcPr>
+          <w:p>
+            <w:r>
+              <w:t>Người dân không bổ sung thông tin hoặc không phản hồi trong thời gian quy định sau khi được yêu cầ</w:t>
+            </w:r>
+          </w:p>
+        </w:tc>
+        <w:tc>
+          <w:tcPr>
+            <w:tcW w:w="2693" w:type="dxa"/>
+          </w:tcPr>
+          <w:p>
+            <w:r>
+              <w:t>Hệ thống tự động đóng yêu cầu, nhưng người dân có thể tạo yêu cầu mới nếu cần</w:t>
+            </w:r>
+          </w:p>
+        </w:tc>
+        <w:tc>
+          <w:tcPr>
+            <w:tcW w:w="2383" w:type="dxa"/>
+          </w:tcPr>
+          <w:p>
+            <w:r>
+              <w:t>Đã đóng</w:t>
+            </w:r>
+          </w:p>
+        </w:tc>
+      </w:tr>
+      <w:tr>
+        <w:tc>
+          <w:tcPr>
+            <w:tcW w:w="632" w:type="dxa"/>
+            <w:vAlign w:val="center"/>
+          </w:tcPr>
+          <w:p>
+            <w:pPr>
+              <w:jc w:val="center"/>
+            </w:pPr>
+            <w:r>
+              <w:t>9</w:t>
+            </w:r>
+          </w:p>
+        </w:tc>
+        <w:tc>
+          <w:tcPr>
+            <w:tcW w:w="1490" w:type="dxa"/>
+          </w:tcPr>
+          <w:p>
+            <w:r>
+              <w:t>Yêu cầu được lưu trữ và kết thúc</w:t>
+            </w:r>
+          </w:p>
+        </w:tc>
+        <w:tc>
+          <w:tcPr>
+            <w:tcW w:w="2268" w:type="dxa"/>
+          </w:tcPr>
+          <w:p>
+            <w:r>
+              <w:t>Sau khi hỗ trợ hoàn tất hoặc yêu cầu được đóng, toàn bộ lịch sử trao đổi và kết quả xử lý được lưu trên hệ thốn</w:t>
+            </w:r>
+          </w:p>
+        </w:tc>
+        <w:tc>
+          <w:tcPr>
+            <w:tcW w:w="2693" w:type="dxa"/>
+          </w:tcPr>
+          <w:p>
+            <w:r>
+              <w:t>Đây là trạng thái cuối cùng của quy trình, phục vụ tra cứu, thống kê, đánh giá chất lượng phục vụ và cải tiến dịch vụ</w:t>
+            </w:r>
+          </w:p>
+        </w:tc>
+        <w:tc>
+          <w:tcPr>
+            <w:tcW w:w="2383" w:type="dxa"/>
+          </w:tcPr>
+          <w:p>
+            <w:r>
+              <w:t>Đã lưu trữ hoặc Đã kết thúc</w:t>
+            </w:r>
+          </w:p>
+        </w:tc>
+      </w:tr>
+    </w:tbl>
+    <w:p/>
+    <w:p>
+      <w:pPr>
+        <w:pStyle w:val="Heading4"/>
+      </w:pPr>
+      <w:bookmarkStart w:id="44" w:name="_Toc236682213"/>
+      <w:bookmarkStart w:id="45" w:name="_Toc237027013"/>
+      <w:r>
+        <w:t>2.1.4.5 Quản trị kỹ thuật và vận hành hệ thống</w:t>
+      </w:r>
+      <w:bookmarkEnd w:id="44"/>
+      <w:bookmarkEnd w:id="45"/>
+    </w:p>
+    <w:p>
+      <w:r>
+        <w:t>TÁC NHÂN THỰC HIỆN</w:t>
+      </w:r>
+    </w:p>
+    <w:p>
+      <w:pPr>
+        <w:pStyle w:val="ListParagraph"/>
+        <w:numPr>
+          <w:ilvl w:val="0"/>
+          <w:numId w:val="29"/>
+        </w:numPr>
+        <w:ind w:left="709" w:hanging="425"/>
+      </w:pPr>
+      <w:r>
+        <w:t>Quản trị viên hệ thống.</w:t>
+      </w:r>
+    </w:p>
+    <w:p>
+      <w:pPr>
+        <w:pStyle w:val="ListParagraph"/>
+        <w:numPr>
+          <w:ilvl w:val="0"/>
+          <w:numId w:val="29"/>
+        </w:numPr>
+        <w:ind w:left="709" w:hanging="425"/>
+      </w:pPr>
+      <w:r>
+        <w:t>Cán bộ quản trị kỹ thuật.</w:t>
+      </w:r>
+    </w:p>
+    <w:p>
+      <w:pPr>
+        <w:pStyle w:val="ListParagraph"/>
+        <w:numPr>
+          <w:ilvl w:val="0"/>
+          <w:numId w:val="29"/>
+        </w:numPr>
+        <w:ind w:left="709" w:hanging="425"/>
+      </w:pPr>
+      <w:r>
+        <w:t>Đơn vị vận hành hạ tầng công nghệ thông tin.</w:t>
+      </w:r>
+    </w:p>
+    <w:p>
+      <w:pPr>
+        <w:pStyle w:val="ListParagraph"/>
+        <w:numPr>
+          <w:ilvl w:val="0"/>
+          <w:numId w:val="29"/>
+        </w:numPr>
+        <w:ind w:left="709" w:hanging="425"/>
+      </w:pPr>
+      <w:r>
+        <w:t>Hệ thống thông tin giải quyết thủ tục hành chính.</w:t>
+      </w:r>
+    </w:p>
+    <w:p>
+      <w:pPr>
+        <w:pStyle w:val="ListParagraph"/>
+        <w:numPr>
+          <w:ilvl w:val="0"/>
+          <w:numId w:val="29"/>
+        </w:numPr>
+        <w:ind w:left="709" w:hanging="425"/>
+      </w:pPr>
+      <w:r>
+        <w:t>Các hệ thống tích hợp (Cơ sở dữ liệu quốc gia, Cổng Dịch vụ công Quốc gia, hệ thống thanh toán điện tử, hệ thống quản lý văn bản và các hệ thống liên quan).</w:t>
+      </w:r>
+    </w:p>
+    <w:p>
+      <w:pPr>
+        <w:pStyle w:val="ListParagraph"/>
+        <w:numPr>
+          <w:ilvl w:val="0"/>
+          <w:numId w:val="29"/>
+        </w:numPr>
+        <w:ind w:left="709" w:hanging="425"/>
+      </w:pPr>
+      <w:r>
+        <w:t>Người dân, tổ chức và cán bộ sử dụng hệ thống.</w:t>
+      </w:r>
+    </w:p>
+    <w:p>
+      <w:r>
+        <w:t>MÔ TẢ QUY TRÌNH</w:t>
+      </w:r>
+    </w:p>
+    <w:p>
+      <w:pPr>
+        <w:pStyle w:val="ListParagraph"/>
+        <w:numPr>
+          <w:ilvl w:val="0"/>
+          <w:numId w:val="28"/>
+        </w:numPr>
+      </w:pPr>
+      <w:r>
+        <w:lastRenderedPageBreak/>
+        <w:t>Giám sát hoạt động hệ thống: Hệ thống và quản trị viên theo dõi tình trạng hoạt động của máy chủ, cơ sở dữ liệu, mạng, dịch vụ ứng dụng và các hệ thống tích hợp nhằm phát hiện sớm các sự cố hoặc dấu hiệu bất thường.</w:t>
+      </w:r>
+    </w:p>
+    <w:p>
+      <w:pPr>
+        <w:pStyle w:val="ListParagraph"/>
+        <w:numPr>
+          <w:ilvl w:val="0"/>
+          <w:numId w:val="28"/>
+        </w:numPr>
+      </w:pPr>
+      <w:r>
+        <w:t>Tiếp nhận và ghi nhận sự cố: Khi phát hiện lỗi từ hệ thống giám sát hoặc nhận phản ánh từ người sử dụng, quản trị viên ghi nhận thông tin sự cố, đánh giá mức độ ảnh hưởng và tạo yêu cầu xử lý.</w:t>
+      </w:r>
+    </w:p>
+    <w:p>
+      <w:pPr>
+        <w:pStyle w:val="ListParagraph"/>
+        <w:numPr>
+          <w:ilvl w:val="0"/>
+          <w:numId w:val="28"/>
+        </w:numPr>
+      </w:pPr>
+      <w:r>
+        <w:t>Phân tích và xử lý sự cố: Quản trị viên xác định nguyên nhân, thực hiện các biện pháp khắc phục như khởi động lại dịch vụ, cấu hình hệ thống, sửa lỗi phần mềm, khôi phục dữ liệu hoặc phối hợp với đơn vị kỹ thuật để xử lý.</w:t>
+      </w:r>
+    </w:p>
+    <w:p>
+      <w:pPr>
+        <w:pStyle w:val="ListParagraph"/>
+        <w:numPr>
+          <w:ilvl w:val="0"/>
+          <w:numId w:val="28"/>
+        </w:numPr>
+      </w:pPr>
+      <w:r>
+        <w:t>Kiểm tra và xác nhận kết quả: Sau khi khắc phục, quản trị viên kiểm tra toàn bộ chức năng liên quan, đánh giá khả năng hoạt động ổn định của hệ thống và xác nhận sự cố đã được xử lý.</w:t>
+      </w:r>
+    </w:p>
+    <w:p>
+      <w:pPr>
+        <w:pStyle w:val="ListParagraph"/>
+        <w:numPr>
+          <w:ilvl w:val="0"/>
+          <w:numId w:val="28"/>
+        </w:numPr>
+      </w:pPr>
+      <w:r>
+        <w:t>Thông báo trạng thái hệ thống: Hệ thống hoặc quản trị viên thông báo kết quả xử lý sự cố, lịch bảo trì hoặc tình trạng vận hành đến các đơn vị liên quan và người sử dụng khi cần thiết.</w:t>
+      </w:r>
+    </w:p>
+    <w:p>
+      <w:pPr>
+        <w:pStyle w:val="ListParagraph"/>
+        <w:numPr>
+          <w:ilvl w:val="0"/>
+          <w:numId w:val="28"/>
+        </w:numPr>
+      </w:pPr>
+      <w:r>
+        <w:t>Lưu nhật ký và báo cáo: Toàn bộ quá trình xử lý, lịch sử vận hành, nhật ký hệ thống và kết quả khắc phục được lưu trữ để phục vụ kiểm tra, đánh giá, thống kê và cải tiến hệ thống.</w:t>
+      </w:r>
+    </w:p>
+    <w:p>
+      <w:r>
+        <w:t>ĐỐI TƯỢNG KHÁCH HÀNG</w:t>
+      </w:r>
+    </w:p>
+    <w:p>
+      <w:r>
+        <w:t>Quản trị viên hệ thống, cán bộ vận hành kỹ thuật, cán bộ xử lý thủ tục hành chính, người dân và tổ chức sử dụng hệ thống thông tin giải quyết thủ tục hành chính.</w:t>
+      </w:r>
+    </w:p>
+    <w:p>
+      <w:r>
+        <w:t>CÁC KẾT QUẢ CÓ THỂ XẢY RA</w:t>
+      </w:r>
+    </w:p>
+    <w:tbl>
+      <w:tblPr>
+        <w:tblStyle w:val="TableGrid"/>
+        <w:tblW w:w="9466" w:type="dxa"/>
+        <w:tblLook w:val="04A0" w:firstRow="1" w:lastRow="0" w:firstColumn="1" w:lastColumn="0" w:noHBand="0" w:noVBand="1"/>
+      </w:tblPr>
+      <w:tblGrid>
+        <w:gridCol w:w="632"/>
+        <w:gridCol w:w="1490"/>
+        <w:gridCol w:w="2268"/>
+        <w:gridCol w:w="2693"/>
+        <w:gridCol w:w="2383"/>
+      </w:tblGrid>
+      <w:tr>
+        <w:tc>
+          <w:tcPr>
+            <w:tcW w:w="632" w:type="dxa"/>
+            <w:vAlign w:val="center"/>
+          </w:tcPr>
+          <w:p>
+            <w:pPr>
+              <w:rPr>
+                <w:b/>
+                <w:sz w:val="22"/>
+              </w:rPr>
+            </w:pPr>
+            <w:r>
+              <w:rPr>
+                <w:b/>
+                <w:sz w:val="22"/>
+              </w:rPr>
+              <w:t>STT</w:t>
+            </w:r>
+          </w:p>
+        </w:tc>
+        <w:tc>
+          <w:tcPr>
+            <w:tcW w:w="1490" w:type="dxa"/>
+            <w:vAlign w:val="center"/>
+          </w:tcPr>
+          <w:p>
+            <w:pPr>
+              <w:jc w:val="center"/>
+              <w:rPr>
+                <w:b/>
+                <w:sz w:val="22"/>
+              </w:rPr>
+            </w:pPr>
+            <w:r>
+              <w:rPr>
+                <w:b/>
+                <w:sz w:val="22"/>
+              </w:rPr>
+              <w:t>KẾT QUẢ</w:t>
+            </w:r>
+          </w:p>
+        </w:tc>
+        <w:tc>
+          <w:tcPr>
+            <w:tcW w:w="2268" w:type="dxa"/>
+            <w:vAlign w:val="center"/>
+          </w:tcPr>
+          <w:p>
+            <w:pPr>
+              <w:jc w:val="center"/>
+              <w:rPr>
+                <w:b/>
+                <w:sz w:val="22"/>
+              </w:rPr>
+            </w:pPr>
+            <w:r>
+              <w:rPr>
+                <w:b/>
+                <w:sz w:val="22"/>
+              </w:rPr>
+              <w:t>ĐIỀU KIỆN</w:t>
+            </w:r>
+          </w:p>
+        </w:tc>
+        <w:tc>
+          <w:tcPr>
+            <w:tcW w:w="2693" w:type="dxa"/>
+            <w:vAlign w:val="center"/>
+          </w:tcPr>
+          <w:p>
+            <w:pPr>
+              <w:jc w:val="center"/>
+              <w:rPr>
+                <w:b/>
+                <w:sz w:val="22"/>
+              </w:rPr>
+            </w:pPr>
+            <w:r>
+              <w:rPr>
+                <w:b/>
+                <w:sz w:val="22"/>
+              </w:rPr>
+              <w:t>Ý NGHĨA TRONG</w:t>
+            </w:r>
+          </w:p>
+          <w:p>
+            <w:pPr>
+              <w:jc w:val="center"/>
+              <w:rPr>
+                <w:b/>
+                <w:sz w:val="22"/>
+              </w:rPr>
+            </w:pPr>
+            <w:r>
+              <w:rPr>
+                <w:b/>
+                <w:sz w:val="22"/>
+              </w:rPr>
+              <w:t>QUY TRÌNH</w:t>
+            </w:r>
+          </w:p>
+        </w:tc>
+        <w:tc>
+          <w:tcPr>
+            <w:tcW w:w="2383" w:type="dxa"/>
+            <w:vAlign w:val="center"/>
+          </w:tcPr>
+          <w:p>
+            <w:pPr>
+              <w:jc w:val="center"/>
+              <w:rPr>
+                <w:b/>
+                <w:sz w:val="22"/>
+              </w:rPr>
+            </w:pPr>
+            <w:r>
+              <w:rPr>
+                <w:b/>
+                <w:sz w:val="22"/>
+              </w:rPr>
+              <w:t>TRẠNG THÁI TRÊN HỆ THỐNG</w:t>
+            </w:r>
+          </w:p>
+        </w:tc>
+      </w:tr>
+      <w:tr>
+        <w:tc>
+          <w:tcPr>
+            <w:tcW w:w="632" w:type="dxa"/>
+            <w:vAlign w:val="center"/>
+          </w:tcPr>
+          <w:p>
+            <w:pPr>
+              <w:jc w:val="center"/>
+            </w:pPr>
+            <w:r>
+              <w:t>1</w:t>
+            </w:r>
+          </w:p>
+        </w:tc>
+        <w:tc>
+          <w:tcPr>
+            <w:tcW w:w="1490" w:type="dxa"/>
+          </w:tcPr>
+          <w:p>
+            <w:r>
+              <w:t>Hệ thống vận hành ổn định</w:t>
+            </w:r>
+          </w:p>
+        </w:tc>
+        <w:tc>
+          <w:tcPr>
+            <w:tcW w:w="2268" w:type="dxa"/>
+          </w:tcPr>
+          <w:p>
+            <w:r>
+              <w:t>Không phát hiện sự cố hoặc sự cố đã được khắc phục hoàn toàn và các chức năng hoạt động bình thường</w:t>
+            </w:r>
+          </w:p>
+        </w:tc>
+        <w:tc>
+          <w:tcPr>
+            <w:tcW w:w="2693" w:type="dxa"/>
+          </w:tcPr>
+          <w:p>
+            <w:r>
+              <w:t>Hệ thống sẵn sàng phục vụ người sử dụng và các dịch vụ được cung cấp liên tục</w:t>
+            </w:r>
+          </w:p>
+        </w:tc>
+        <w:tc>
+          <w:tcPr>
+            <w:tcW w:w="2383" w:type="dxa"/>
+          </w:tcPr>
+          <w:p>
+            <w:r>
+              <w:t>Hoạt động bình thường</w:t>
+            </w:r>
+          </w:p>
+        </w:tc>
+      </w:tr>
+      <w:tr>
+        <w:tc>
+          <w:tcPr>
+            <w:tcW w:w="632" w:type="dxa"/>
+            <w:vAlign w:val="center"/>
+          </w:tcPr>
+          <w:p>
+            <w:pPr>
+              <w:jc w:val="center"/>
+            </w:pPr>
+            <w:r>
+              <w:t>2</w:t>
+            </w:r>
+          </w:p>
+        </w:tc>
+        <w:tc>
+          <w:tcPr>
+            <w:tcW w:w="1490" w:type="dxa"/>
+          </w:tcPr>
+          <w:p>
+            <w:r>
+              <w:t>Sự cố được xử lý thành công</w:t>
+            </w:r>
+          </w:p>
+        </w:tc>
+        <w:tc>
+          <w:tcPr>
+            <w:tcW w:w="2268" w:type="dxa"/>
+          </w:tcPr>
+          <w:p>
+            <w:r>
+              <w:t>Quản trị viên đã xác định nguyên nhân và hoàn thành việc khắc phục, kiểm tra xác nhận thành công</w:t>
+            </w:r>
+          </w:p>
+        </w:tc>
+        <w:tc>
+          <w:tcPr>
+            <w:tcW w:w="2693" w:type="dxa"/>
+          </w:tcPr>
+          <w:p>
+            <w:r>
+              <w:t>Hệ thống trở lại trạng thái hoạt động bình thường, không còn ảnh hưởng đến người sử dụng</w:t>
+            </w:r>
+          </w:p>
+        </w:tc>
+        <w:tc>
+          <w:tcPr>
+            <w:tcW w:w="2383" w:type="dxa"/>
+          </w:tcPr>
+          <w:p>
+            <w:r>
+              <w:t>Đã xử lý sự cố</w:t>
+            </w:r>
+          </w:p>
+        </w:tc>
+      </w:tr>
+      <w:tr>
+        <w:tc>
+          <w:tcPr>
+            <w:tcW w:w="632" w:type="dxa"/>
+            <w:vAlign w:val="center"/>
+          </w:tcPr>
+          <w:p>
+            <w:pPr>
+              <w:jc w:val="center"/>
+            </w:pPr>
+            <w:r>
+              <w:t>3</w:t>
+            </w:r>
+          </w:p>
+        </w:tc>
+        <w:tc>
+          <w:tcPr>
+            <w:tcW w:w="1490" w:type="dxa"/>
+          </w:tcPr>
+          <w:p>
+            <w:r>
+              <w:t>Sự cố đang được xử lý</w:t>
+            </w:r>
+          </w:p>
+        </w:tc>
+        <w:tc>
+          <w:tcPr>
+            <w:tcW w:w="2268" w:type="dxa"/>
+          </w:tcPr>
+          <w:p>
+            <w:r>
+              <w:t xml:space="preserve">Đã ghi nhận sự cố nhưng vẫn đang trong quá trình </w:t>
+            </w:r>
+            <w:r>
+              <w:lastRenderedPageBreak/>
+              <w:t>phân tích hoặc khắc phục</w:t>
+            </w:r>
+          </w:p>
+        </w:tc>
+        <w:tc>
+          <w:tcPr>
+            <w:tcW w:w="2693" w:type="dxa"/>
+          </w:tcPr>
+          <w:p>
+            <w:r>
+              <w:lastRenderedPageBreak/>
+              <w:t xml:space="preserve">Đây là trạng thái trung gian, một phần hoặc toàn bộ hệ thống có thể </w:t>
+            </w:r>
+            <w:r>
+              <w:lastRenderedPageBreak/>
+              <w:t>bị ảnh hưởng trong thời gian xử lý</w:t>
+            </w:r>
+          </w:p>
+        </w:tc>
+        <w:tc>
+          <w:tcPr>
+            <w:tcW w:w="2383" w:type="dxa"/>
+          </w:tcPr>
+          <w:p>
+            <w:r>
+              <w:lastRenderedPageBreak/>
+              <w:t>Đang xử lý sự cố</w:t>
+            </w:r>
+          </w:p>
+        </w:tc>
+      </w:tr>
+      <w:tr>
+        <w:tc>
+          <w:tcPr>
+            <w:tcW w:w="632" w:type="dxa"/>
+            <w:vAlign w:val="center"/>
+          </w:tcPr>
+          <w:p>
+            <w:pPr>
+              <w:jc w:val="center"/>
+            </w:pPr>
+            <w:r>
+              <w:lastRenderedPageBreak/>
+              <w:t>4</w:t>
+            </w:r>
+          </w:p>
+        </w:tc>
+        <w:tc>
+          <w:tcPr>
+            <w:tcW w:w="1490" w:type="dxa"/>
+          </w:tcPr>
+          <w:p>
+            <w:r>
+              <w:t>Hệ thống bảo trì theo kế hoạch</w:t>
+            </w:r>
+          </w:p>
+        </w:tc>
+        <w:tc>
+          <w:tcPr>
+            <w:tcW w:w="2268" w:type="dxa"/>
+          </w:tcPr>
+          <w:p>
+            <w:r>
+              <w:t>Đến thời gian bảo trì định kỳ hoặc nâng cấp hệ thống đã được phê duyệt</w:t>
+            </w:r>
+          </w:p>
+        </w:tc>
+        <w:tc>
+          <w:tcPr>
+            <w:tcW w:w="2693" w:type="dxa"/>
+          </w:tcPr>
+          <w:p>
+            <w:r>
+              <w:t>Một số chức năng có thể tạm ngừng để bảo đảm việc nâng cấp, cập nhật và tối ưu hệ thống</w:t>
+            </w:r>
+          </w:p>
+        </w:tc>
+        <w:tc>
+          <w:tcPr>
+            <w:tcW w:w="2383" w:type="dxa"/>
+          </w:tcPr>
+          <w:p>
+            <w:r>
+              <w:t>Đang bảo trì</w:t>
+            </w:r>
+          </w:p>
+        </w:tc>
+      </w:tr>
+      <w:tr>
+        <w:tc>
+          <w:tcPr>
+            <w:tcW w:w="632" w:type="dxa"/>
+            <w:vAlign w:val="center"/>
+          </w:tcPr>
+          <w:p>
+            <w:pPr>
+              <w:jc w:val="center"/>
+            </w:pPr>
+            <w:r>
+              <w:t>5</w:t>
+            </w:r>
+          </w:p>
+        </w:tc>
+        <w:tc>
+          <w:tcPr>
+            <w:tcW w:w="1490" w:type="dxa"/>
+          </w:tcPr>
+          <w:p>
+            <w:r>
+              <w:t>Hệ thống gặp sự cố nghiêm trọng</w:t>
+            </w:r>
+          </w:p>
+        </w:tc>
+        <w:tc>
+          <w:tcPr>
+            <w:tcW w:w="2268" w:type="dxa"/>
+          </w:tcPr>
+          <w:p>
+            <w:r>
+              <w:t>Phát sinh lỗi hạ tầng, mất kết nối, lỗi cơ sở dữ liệu, tấn công mạng hoặc các sự cố làm gián đoạn dịch v</w:t>
+            </w:r>
+          </w:p>
+        </w:tc>
+        <w:tc>
+          <w:tcPr>
+            <w:tcW w:w="2693" w:type="dxa"/>
+          </w:tcPr>
+          <w:p>
+            <w:r>
+              <w:t>Hệ thống không thể cung cấp đầy đủ dịch vụ cho đến khi được khắc phục</w:t>
+            </w:r>
+          </w:p>
+        </w:tc>
+        <w:tc>
+          <w:tcPr>
+            <w:tcW w:w="2383" w:type="dxa"/>
+          </w:tcPr>
+          <w:p>
+            <w:r>
+              <w:t>Sự cố nghiêm trọng</w:t>
+            </w:r>
+          </w:p>
+        </w:tc>
+      </w:tr>
+      <w:tr>
+        <w:tc>
+          <w:tcPr>
+            <w:tcW w:w="632" w:type="dxa"/>
+            <w:vAlign w:val="center"/>
+          </w:tcPr>
+          <w:p>
+            <w:pPr>
+              <w:jc w:val="center"/>
+            </w:pPr>
+            <w:r>
+              <w:t>6</w:t>
+            </w:r>
+          </w:p>
+        </w:tc>
+        <w:tc>
+          <w:tcPr>
+            <w:tcW w:w="1490" w:type="dxa"/>
+          </w:tcPr>
+          <w:p>
+            <w:r>
+              <w:t>Chuyển xử lý cho đơn vị kỹ thuật chuyên trách</w:t>
+            </w:r>
+          </w:p>
+        </w:tc>
+        <w:tc>
+          <w:tcPr>
+            <w:tcW w:w="2268" w:type="dxa"/>
+          </w:tcPr>
+          <w:p>
+            <w:r>
+              <w:t>Sự cố vượt quá thẩm quyền hoặc khả năng xử lý của quản trị viên tại đơn vị</w:t>
+            </w:r>
+          </w:p>
+        </w:tc>
+        <w:tc>
+          <w:tcPr>
+            <w:tcW w:w="2693" w:type="dxa"/>
+          </w:tcPr>
+          <w:p>
+            <w:r>
+              <w:t>Hồ sơ sự cố được chuyển đến đơn vị quản lý hạ tầng hoặc nhà cung cấp để tiếp tục xử l</w:t>
+            </w:r>
+            <w:r>
+              <w:t>ý</w:t>
+            </w:r>
+          </w:p>
+        </w:tc>
+        <w:tc>
+          <w:tcPr>
+            <w:tcW w:w="2383" w:type="dxa"/>
+          </w:tcPr>
+          <w:p>
+            <w:r>
+              <w:t>Đã chuyển xử lý</w:t>
+            </w:r>
+          </w:p>
+        </w:tc>
+      </w:tr>
+      <w:tr>
+        <w:tc>
+          <w:tcPr>
+            <w:tcW w:w="632" w:type="dxa"/>
+            <w:vAlign w:val="center"/>
+          </w:tcPr>
+          <w:p>
+            <w:pPr>
+              <w:jc w:val="center"/>
+            </w:pPr>
+            <w:r>
+              <w:t>7</w:t>
+            </w:r>
+          </w:p>
+        </w:tc>
+        <w:tc>
+          <w:tcPr>
+            <w:tcW w:w="1490" w:type="dxa"/>
+          </w:tcPr>
+          <w:p>
+            <w:r>
+              <w:t>Khôi phục hệ thống từ bản sao lưu</w:t>
+            </w:r>
+          </w:p>
+        </w:tc>
+        <w:tc>
+          <w:tcPr>
+            <w:tcW w:w="2268" w:type="dxa"/>
+          </w:tcPr>
+          <w:p>
+            <w:r>
+              <w:t>Dữ liệu hoặc hệ thống bị lỗi nghiêm trọng và cần khôi phục từ bản sao lưu để bảo đảm hoạt động</w:t>
+            </w:r>
+          </w:p>
+        </w:tc>
+        <w:tc>
+          <w:tcPr>
+            <w:tcW w:w="2693" w:type="dxa"/>
+          </w:tcPr>
+          <w:p>
+            <w:r>
+              <w:t>Hệ thống được phục hồi về trạng thái ổn định theo dữ liệu sao lưu gần nhất</w:t>
+            </w:r>
+          </w:p>
+        </w:tc>
+        <w:tc>
+          <w:tcPr>
+            <w:tcW w:w="2383" w:type="dxa"/>
+          </w:tcPr>
+          <w:p>
+            <w:r>
+              <w:t>Đã khôi phục hệ thống</w:t>
+            </w:r>
+          </w:p>
+        </w:tc>
+      </w:tr>
+      <w:tr>
+        <w:tc>
+          <w:tcPr>
+            <w:tcW w:w="632" w:type="dxa"/>
+            <w:vAlign w:val="center"/>
+          </w:tcPr>
+          <w:p>
+            <w:pPr>
+              <w:jc w:val="center"/>
+            </w:pPr>
+            <w:r>
+              <w:t>8</w:t>
+            </w:r>
+          </w:p>
+        </w:tc>
+        <w:tc>
+          <w:tcPr>
+            <w:tcW w:w="1490" w:type="dxa"/>
+          </w:tcPr>
+          <w:p>
+            <w:r>
+              <w:t>Yêu cầu vận hành bị từ chối hoặc hủy</w:t>
+            </w:r>
+          </w:p>
+        </w:tc>
+        <w:tc>
+          <w:tcPr>
+            <w:tcW w:w="2268" w:type="dxa"/>
+          </w:tcPr>
+          <w:p>
+            <w:r>
+              <w:t>Yêu cầu xử lý không hợp lệ, trùng lặp, không còn cần thiết hoặc được người yêu cầu hủy bỏ</w:t>
+            </w:r>
+          </w:p>
+        </w:tc>
+        <w:tc>
+          <w:tcPr>
+            <w:tcW w:w="2693" w:type="dxa"/>
+          </w:tcPr>
+          <w:p>
+            <w:r>
+              <w:t>Không thực hiện thao tác kỹ thuật, hệ thống ghi nhận lý do từ chối hoặc hủy yêu cầu</w:t>
+            </w:r>
+          </w:p>
+        </w:tc>
+        <w:tc>
+          <w:tcPr>
+            <w:tcW w:w="2383" w:type="dxa"/>
+          </w:tcPr>
+          <w:p>
+            <w:r>
+              <w:t>Đã từ chối hoặc Đã hủy</w:t>
+            </w:r>
+          </w:p>
+        </w:tc>
+      </w:tr>
+      <w:tr>
+        <w:tc>
+          <w:tcPr>
+            <w:tcW w:w="632" w:type="dxa"/>
+            <w:vAlign w:val="center"/>
+          </w:tcPr>
+          <w:p>
+            <w:pPr>
+              <w:jc w:val="center"/>
+            </w:pPr>
+            <w:r>
+              <w:t>9</w:t>
+            </w:r>
+          </w:p>
+        </w:tc>
+        <w:tc>
+          <w:tcPr>
+            <w:tcW w:w="1490" w:type="dxa"/>
+          </w:tcPr>
+          <w:p>
+            <w:r>
+              <w:t>Nhật ký vận hành được lưu trữ và quy trình kết thúc</w:t>
+            </w:r>
+          </w:p>
+        </w:tc>
+        <w:tc>
+          <w:tcPr>
+            <w:tcW w:w="2268" w:type="dxa"/>
+          </w:tcPr>
+          <w:p>
+            <w:r>
+              <w:t>Sau khi hoàn tất xử lý hoặc kết thúc bảo trì, toàn bộ nhật ký, báo cáo và lịch sử thao tác được lưu trên hệ thống</w:t>
+            </w:r>
+          </w:p>
+        </w:tc>
+        <w:tc>
+          <w:tcPr>
+            <w:tcW w:w="2693" w:type="dxa"/>
+          </w:tcPr>
+          <w:p>
+            <w:r>
+              <w:t>Đây là trạng thái cuối cùng của quy trình, phục vụ kiểm tra, đánh giá, kiểm toán và nâng cao chất lượng vận hành</w:t>
+            </w:r>
+          </w:p>
+        </w:tc>
+        <w:tc>
+          <w:tcPr>
+            <w:tcW w:w="2383" w:type="dxa"/>
+          </w:tcPr>
+          <w:p>
+            <w:r>
+              <w:t>Đã lưu trữ hoặc Đã kết thúc</w:t>
+            </w:r>
+          </w:p>
+        </w:tc>
+      </w:tr>
+    </w:tbl>
+    <w:p/>
+    <w:p/>
     <w:p>
       <w:pPr>
         <w:pStyle w:val="Heading3"/>
       </w:pPr>
-      <w:bookmarkStart w:id="35" w:name="_Toc236264129"/>
-      <w:bookmarkStart w:id="36" w:name="_Toc236513302"/>
-      <w:r>
+      <w:bookmarkStart w:id="46" w:name="_Toc236264129"/>
+      <w:bookmarkStart w:id="47" w:name="_Toc237027014"/>
+      <w:r>
+        <w:lastRenderedPageBreak/>
         <w:t>2.2 Mô hình hóa quy trình quản lý (Processs Management).</w:t>
       </w:r>
-      <w:bookmarkEnd w:id="35"/>
-      <w:bookmarkEnd w:id="36"/>
+      <w:bookmarkEnd w:id="46"/>
+      <w:bookmarkEnd w:id="47"/>
     </w:p>
     <w:p>
       <w:pPr>
         <w:pStyle w:val="Heading3"/>
       </w:pPr>
-      <w:bookmarkStart w:id="37" w:name="_Toc236264130"/>
-      <w:bookmarkStart w:id="38" w:name="_Toc236513303"/>
+      <w:bookmarkStart w:id="48" w:name="_Toc236264130"/>
+      <w:bookmarkStart w:id="49" w:name="_Toc237027015"/>
       <w:r>
         <w:t>2.3 Mô hình hóa quy trình cốt lõi (Processs Core).</w:t>
       </w:r>
-      <w:bookmarkEnd w:id="37"/>
-      <w:bookmarkEnd w:id="38"/>
+      <w:bookmarkEnd w:id="48"/>
+      <w:bookmarkEnd w:id="49"/>
     </w:p>
     <w:p>
       <w:pPr>
         <w:pStyle w:val="Heading4"/>
       </w:pPr>
-      <w:bookmarkStart w:id="39" w:name="_Toc236513304"/>
+      <w:bookmarkStart w:id="50" w:name="_Toc237027016"/>
       <w:r>
         <w:t>2.3.1 Mô hình hóa quy trình tiếp nhận hồ sơ</w:t>
       </w:r>
-      <w:bookmarkEnd w:id="39"/>
+      <w:bookmarkEnd w:id="50"/>
     </w:p>
     <w:p>
       <w:r>
@@ -7207,14 +11718,27 @@
       <w:r>
         <w:t xml:space="preserve">Hình </w:t>
       </w:r>
-      <w:fldSimple w:instr=" SEQ Hình \* ARABIC ">
-        <w:r>
-          <w:rPr>
-            <w:noProof/>
-          </w:rPr>
-          <w:t>5</w:t>
-        </w:r>
-      </w:fldSimple>
+      <w:r>
+        <w:fldChar w:fldCharType="begin"/>
+      </w:r>
+      <w:r>
+        <w:instrText xml:space="preserve"> SEQ Hình \* ARABIC </w:instrText>
+      </w:r>
+      <w:r>
+        <w:fldChar w:fldCharType="separate"/>
+      </w:r>
+      <w:r>
+        <w:rPr>
+          <w:noProof/>
+        </w:rPr>
+        <w:t>5</w:t>
+      </w:r>
+      <w:r>
+        <w:rPr>
+          <w:noProof/>
+        </w:rPr>
+        <w:fldChar w:fldCharType="end"/>
+      </w:r>
       <w:r>
         <w:t>. Mô hình hóa q</w:t>
       </w:r>
@@ -7226,19 +11750,17 @@
       <w:pPr>
         <w:pStyle w:val="Heading5"/>
       </w:pPr>
-      <w:bookmarkStart w:id="40" w:name="_Toc236513305"/>
+      <w:bookmarkStart w:id="51" w:name="_Toc237027017"/>
       <w:r>
         <w:t>2.3.1.1 Mô tả quy trình hiện có</w:t>
       </w:r>
-      <w:bookmarkEnd w:id="40"/>
+      <w:bookmarkEnd w:id="51"/>
     </w:p>
     <w:p>
       <w:r>
         <w:tab/>
         <w:t>Bảng 2. Mô tả mô hình quy trình tiếp nhận hồ trực tiếp BNĐP</w:t>
       </w:r>
-      <w:bookmarkStart w:id="41" w:name="_GoBack"/>
-      <w:bookmarkEnd w:id="41"/>
     </w:p>
     <w:tbl>
       <w:tblPr>
@@ -7283,7 +11805,6 @@
                 <w:color w:val="000000"/>
                 <w:sz w:val="28"/>
               </w:rPr>
-              <w:lastRenderedPageBreak/>
               <w:t>STT</w:t>
             </w:r>
           </w:p>
@@ -7807,6 +12328,7 @@
                 <w:color w:val="000000"/>
                 <w:sz w:val="23"/>
               </w:rPr>
+              <w:lastRenderedPageBreak/>
               <w:t>5</w:t>
             </w:r>
           </w:p>
@@ -8116,7 +12638,6 @@
                 <w:color w:val="000000"/>
                 <w:sz w:val="23"/>
               </w:rPr>
-              <w:lastRenderedPageBreak/>
               <w:t>8</w:t>
             </w:r>
           </w:p>
@@ -8483,6 +13004,7 @@
                 <w:color w:val="000000"/>
                 <w:sz w:val="23"/>
               </w:rPr>
+              <w:lastRenderedPageBreak/>
               <w:t>11</w:t>
             </w:r>
           </w:p>
@@ -8792,7 +13314,6 @@
                 <w:color w:val="000000"/>
                 <w:sz w:val="23"/>
               </w:rPr>
-              <w:lastRenderedPageBreak/>
               <w:t>14</w:t>
             </w:r>
           </w:p>
@@ -9205,6 +13726,7 @@
                 <w:color w:val="000000"/>
                 <w:sz w:val="23"/>
               </w:rPr>
+              <w:lastRenderedPageBreak/>
               <w:t>18</w:t>
             </w:r>
           </w:p>
@@ -9495,24 +14017,23 @@
       <w:pPr>
         <w:pStyle w:val="Heading4"/>
       </w:pPr>
-      <w:bookmarkStart w:id="42" w:name="_Toc236513306"/>
-      <w:r>
-        <w:lastRenderedPageBreak/>
+      <w:bookmarkStart w:id="52" w:name="_Toc237027018"/>
+      <w:r>
         <w:t>2.3.2 Mô hình hóa quy trình kiểm tra, thẩm định và xử lý hồ sơ</w:t>
       </w:r>
-      <w:bookmarkEnd w:id="42"/>
+      <w:bookmarkEnd w:id="52"/>
     </w:p>
     <w:p>
       <w:pPr>
         <w:pStyle w:val="Heading3"/>
       </w:pPr>
-      <w:bookmarkStart w:id="43" w:name="_Toc236264131"/>
-      <w:bookmarkStart w:id="44" w:name="_Toc236513307"/>
+      <w:bookmarkStart w:id="53" w:name="_Toc236264131"/>
+      <w:bookmarkStart w:id="54" w:name="_Toc237027019"/>
       <w:r>
         <w:t>2.4 Mô hình hóa quy trình hỗ trợ (Processs Support)</w:t>
       </w:r>
-      <w:bookmarkEnd w:id="43"/>
-      <w:bookmarkEnd w:id="44"/>
+      <w:bookmarkEnd w:id="53"/>
+      <w:bookmarkEnd w:id="54"/>
     </w:p>
     <w:p/>
     <w:p/>
@@ -9535,8 +14056,8 @@
       <w:pPr>
         <w:pStyle w:val="Heading1"/>
       </w:pPr>
-      <w:bookmarkStart w:id="45" w:name="_Toc236264132"/>
-      <w:bookmarkStart w:id="46" w:name="_Toc236513308"/>
+      <w:bookmarkStart w:id="55" w:name="_Toc236264132"/>
+      <w:bookmarkStart w:id="56" w:name="_Toc237027020"/>
       <w:r>
         <w:lastRenderedPageBreak/>
         <w:t xml:space="preserve">Chương III. </w:t>
@@ -9550,15 +14071,15 @@
       <w:r>
         <w:t>.</w:t>
       </w:r>
-      <w:bookmarkEnd w:id="45"/>
-      <w:bookmarkEnd w:id="46"/>
+      <w:bookmarkEnd w:id="55"/>
+      <w:bookmarkEnd w:id="56"/>
     </w:p>
     <w:p>
       <w:pPr>
         <w:pStyle w:val="Heading1"/>
       </w:pPr>
-      <w:bookmarkStart w:id="47" w:name="_Toc236264133"/>
-      <w:bookmarkStart w:id="48" w:name="_Toc236513309"/>
+      <w:bookmarkStart w:id="57" w:name="_Toc236264133"/>
+      <w:bookmarkStart w:id="58" w:name="_Toc237027021"/>
       <w:r>
         <w:t xml:space="preserve">Chương IV. </w:t>
       </w:r>
@@ -9568,8 +14089,8 @@
       <w:r>
         <w:t>.</w:t>
       </w:r>
-      <w:bookmarkEnd w:id="47"/>
-      <w:bookmarkEnd w:id="48"/>
+      <w:bookmarkEnd w:id="57"/>
+      <w:bookmarkEnd w:id="58"/>
     </w:p>
     <w:p>
       <w:pPr>
@@ -9607,14 +14128,14 @@
       <w:pPr>
         <w:pStyle w:val="Heading1"/>
       </w:pPr>
-      <w:bookmarkStart w:id="49" w:name="_Toc236264134"/>
-      <w:bookmarkStart w:id="50" w:name="_Toc236513310"/>
+      <w:bookmarkStart w:id="59" w:name="_Toc236264134"/>
+      <w:bookmarkStart w:id="60" w:name="_Toc237027022"/>
       <w:r>
         <w:lastRenderedPageBreak/>
         <w:t>NGUỒN THAM KHẢO</w:t>
       </w:r>
-      <w:bookmarkEnd w:id="49"/>
-      <w:bookmarkEnd w:id="50"/>
+      <w:bookmarkEnd w:id="59"/>
+      <w:bookmarkEnd w:id="60"/>
     </w:p>
     <w:p>
       <w:pPr>
@@ -9847,7 +14368,7 @@
             <w:noProof/>
             <w:szCs w:val="26"/>
           </w:rPr>
-          <w:t>15</w:t>
+          <w:t>21</w:t>
         </w:r>
         <w:r>
           <w:rPr>
@@ -9953,6 +14474,119 @@
 <file path=word/numbering.xml><?xml version="1.0" encoding="utf-8"?>
 <w:numbering xmlns:wpc="http://schemas.microsoft.com/office/word/2010/wordprocessingCanvas" xmlns:cx="http://schemas.microsoft.com/office/drawing/2014/chartex" xmlns:mc="http://schemas.openxmlformats.org/markup-compatibility/2006" xmlns:o="urn:schemas-microsoft-com:office:office" xmlns:r="http://schemas.openxmlformats.org/officeDocument/2006/relationships" xmlns:m="http://schemas.openxmlformats.org/officeDocument/2006/math" xmlns:v="urn:schemas-microsoft-com:vml" xmlns:wp14="http://schemas.microsoft.com/office/word/2010/wordprocessingDrawing" xmlns:wp="http://schemas.openxmlformats.org/drawingml/2006/wordprocessingDrawing" xmlns:w10="urn:schemas-microsoft-com:office:word" xmlns:w="http://schemas.openxmlformats.org/wordprocessingml/2006/main" xmlns:w14="http://schemas.microsoft.com/office/word/2010/wordml" xmlns:w15="http://schemas.microsoft.com/office/word/2012/wordml" xmlns:w16se="http://schemas.microsoft.com/office/word/2015/wordml/symex" xmlns:wpg="http://schemas.microsoft.com/office/word/2010/wordprocessingGroup" xmlns:wpi="http://schemas.microsoft.com/office/word/2010/wordprocessingInk" xmlns:wne="http://schemas.microsoft.com/office/word/2006/wordml" xmlns:wps="http://schemas.microsoft.com/office/word/2010/wordprocessingShape" mc:Ignorable="w14 w15 w16se wp14">
   <w:abstractNum w:abstractNumId="0" w15:restartNumberingAfterBreak="0">
+    <w:nsid w:val="05D32685"/>
+    <w:multiLevelType w:val="hybridMultilevel"/>
+    <w:tmpl w:val="DBBE9752"/>
+    <w:lvl w:ilvl="0" w:tplc="04090001">
+      <w:start w:val="1"/>
+      <w:numFmt w:val="bullet"/>
+      <w:lvlText w:val=""/>
+      <w:lvlJc w:val="left"/>
+      <w:pPr>
+        <w:ind w:left="720" w:hanging="360"/>
+      </w:pPr>
+      <w:rPr>
+        <w:rFonts w:ascii="Symbol" w:hAnsi="Symbol" w:hint="default"/>
+      </w:rPr>
+    </w:lvl>
+    <w:lvl w:ilvl="1" w:tplc="04090003" w:tentative="1">
+      <w:start w:val="1"/>
+      <w:numFmt w:val="bullet"/>
+      <w:lvlText w:val="o"/>
+      <w:lvlJc w:val="left"/>
+      <w:pPr>
+        <w:ind w:left="1440" w:hanging="360"/>
+      </w:pPr>
+      <w:rPr>
+        <w:rFonts w:ascii="Courier New" w:hAnsi="Courier New" w:cs="Courier New" w:hint="default"/>
+      </w:rPr>
+    </w:lvl>
+    <w:lvl w:ilvl="2" w:tplc="04090005" w:tentative="1">
+      <w:start w:val="1"/>
+      <w:numFmt w:val="bullet"/>
+      <w:lvlText w:val=""/>
+      <w:lvlJc w:val="left"/>
+      <w:pPr>
+        <w:ind w:left="2160" w:hanging="360"/>
+      </w:pPr>
+      <w:rPr>
+        <w:rFonts w:ascii="Wingdings" w:hAnsi="Wingdings" w:hint="default"/>
+      </w:rPr>
+    </w:lvl>
+    <w:lvl w:ilvl="3" w:tplc="04090001" w:tentative="1">
+      <w:start w:val="1"/>
+      <w:numFmt w:val="bullet"/>
+      <w:lvlText w:val=""/>
+      <w:lvlJc w:val="left"/>
+      <w:pPr>
+        <w:ind w:left="2880" w:hanging="360"/>
+      </w:pPr>
+      <w:rPr>
+        <w:rFonts w:ascii="Symbol" w:hAnsi="Symbol" w:hint="default"/>
+      </w:rPr>
+    </w:lvl>
+    <w:lvl w:ilvl="4" w:tplc="04090003" w:tentative="1">
+      <w:start w:val="1"/>
+      <w:numFmt w:val="bullet"/>
+      <w:lvlText w:val="o"/>
+      <w:lvlJc w:val="left"/>
+      <w:pPr>
+        <w:ind w:left="3600" w:hanging="360"/>
+      </w:pPr>
+      <w:rPr>
+        <w:rFonts w:ascii="Courier New" w:hAnsi="Courier New" w:cs="Courier New" w:hint="default"/>
+      </w:rPr>
+    </w:lvl>
+    <w:lvl w:ilvl="5" w:tplc="04090005" w:tentative="1">
+      <w:start w:val="1"/>
+      <w:numFmt w:val="bullet"/>
+      <w:lvlText w:val=""/>
+      <w:lvlJc w:val="left"/>
+      <w:pPr>
+        <w:ind w:left="4320" w:hanging="360"/>
+      </w:pPr>
+      <w:rPr>
+        <w:rFonts w:ascii="Wingdings" w:hAnsi="Wingdings" w:hint="default"/>
+      </w:rPr>
+    </w:lvl>
+    <w:lvl w:ilvl="6" w:tplc="04090001" w:tentative="1">
+      <w:start w:val="1"/>
+      <w:numFmt w:val="bullet"/>
+      <w:lvlText w:val=""/>
+      <w:lvlJc w:val="left"/>
+      <w:pPr>
+        <w:ind w:left="5040" w:hanging="360"/>
+      </w:pPr>
+      <w:rPr>
+        <w:rFonts w:ascii="Symbol" w:hAnsi="Symbol" w:hint="default"/>
+      </w:rPr>
+    </w:lvl>
+    <w:lvl w:ilvl="7" w:tplc="04090003" w:tentative="1">
+      <w:start w:val="1"/>
+      <w:numFmt w:val="bullet"/>
+      <w:lvlText w:val="o"/>
+      <w:lvlJc w:val="left"/>
+      <w:pPr>
+        <w:ind w:left="5760" w:hanging="360"/>
+      </w:pPr>
+      <w:rPr>
+        <w:rFonts w:ascii="Courier New" w:hAnsi="Courier New" w:cs="Courier New" w:hint="default"/>
+      </w:rPr>
+    </w:lvl>
+    <w:lvl w:ilvl="8" w:tplc="04090005" w:tentative="1">
+      <w:start w:val="1"/>
+      <w:numFmt w:val="bullet"/>
+      <w:lvlText w:val=""/>
+      <w:lvlJc w:val="left"/>
+      <w:pPr>
+        <w:ind w:left="6480" w:hanging="360"/>
+      </w:pPr>
+      <w:rPr>
+        <w:rFonts w:ascii="Wingdings" w:hAnsi="Wingdings" w:hint="default"/>
+      </w:rPr>
+    </w:lvl>
+  </w:abstractNum>
+  <w:abstractNum w:abstractNumId="1" w15:restartNumberingAfterBreak="0">
     <w:nsid w:val="08943C16"/>
     <w:multiLevelType w:val="hybridMultilevel"/>
     <w:tmpl w:val="DCA09C3A"/>
@@ -10065,7 +14699,7 @@
       </w:rPr>
     </w:lvl>
   </w:abstractNum>
-  <w:abstractNum w:abstractNumId="1" w15:restartNumberingAfterBreak="0">
+  <w:abstractNum w:abstractNumId="2" w15:restartNumberingAfterBreak="0">
     <w:nsid w:val="09C16AAF"/>
     <w:multiLevelType w:val="hybridMultilevel"/>
     <w:tmpl w:val="42564248"/>
@@ -10178,7 +14812,7 @@
       </w:rPr>
     </w:lvl>
   </w:abstractNum>
-  <w:abstractNum w:abstractNumId="2" w15:restartNumberingAfterBreak="0">
+  <w:abstractNum w:abstractNumId="3" w15:restartNumberingAfterBreak="0">
     <w:nsid w:val="0ABA2525"/>
     <w:multiLevelType w:val="hybridMultilevel"/>
     <w:tmpl w:val="08227230"/>
@@ -10291,7 +14925,7 @@
       </w:rPr>
     </w:lvl>
   </w:abstractNum>
-  <w:abstractNum w:abstractNumId="3" w15:restartNumberingAfterBreak="0">
+  <w:abstractNum w:abstractNumId="4" w15:restartNumberingAfterBreak="0">
     <w:nsid w:val="0CA1247E"/>
     <w:multiLevelType w:val="hybridMultilevel"/>
     <w:tmpl w:val="737856F2"/>
@@ -10380,7 +15014,7 @@
       </w:pPr>
     </w:lvl>
   </w:abstractNum>
-  <w:abstractNum w:abstractNumId="4" w15:restartNumberingAfterBreak="0">
+  <w:abstractNum w:abstractNumId="5" w15:restartNumberingAfterBreak="0">
     <w:nsid w:val="12435B25"/>
     <w:multiLevelType w:val="hybridMultilevel"/>
     <w:tmpl w:val="8C3407DE"/>
@@ -10493,7 +15127,7 @@
       </w:rPr>
     </w:lvl>
   </w:abstractNum>
-  <w:abstractNum w:abstractNumId="5" w15:restartNumberingAfterBreak="0">
+  <w:abstractNum w:abstractNumId="6" w15:restartNumberingAfterBreak="0">
     <w:nsid w:val="17734325"/>
     <w:multiLevelType w:val="hybridMultilevel"/>
     <w:tmpl w:val="1FD45FEA"/>
@@ -10582,7 +15216,120 @@
       </w:pPr>
     </w:lvl>
   </w:abstractNum>
-  <w:abstractNum w:abstractNumId="6" w15:restartNumberingAfterBreak="0">
+  <w:abstractNum w:abstractNumId="7" w15:restartNumberingAfterBreak="0">
+    <w:nsid w:val="17B704CB"/>
+    <w:multiLevelType w:val="hybridMultilevel"/>
+    <w:tmpl w:val="3078EB38"/>
+    <w:lvl w:ilvl="0" w:tplc="04090001">
+      <w:start w:val="1"/>
+      <w:numFmt w:val="bullet"/>
+      <w:lvlText w:val=""/>
+      <w:lvlJc w:val="left"/>
+      <w:pPr>
+        <w:ind w:left="720" w:hanging="360"/>
+      </w:pPr>
+      <w:rPr>
+        <w:rFonts w:ascii="Symbol" w:hAnsi="Symbol" w:hint="default"/>
+      </w:rPr>
+    </w:lvl>
+    <w:lvl w:ilvl="1" w:tplc="04090003" w:tentative="1">
+      <w:start w:val="1"/>
+      <w:numFmt w:val="bullet"/>
+      <w:lvlText w:val="o"/>
+      <w:lvlJc w:val="left"/>
+      <w:pPr>
+        <w:ind w:left="1440" w:hanging="360"/>
+      </w:pPr>
+      <w:rPr>
+        <w:rFonts w:ascii="Courier New" w:hAnsi="Courier New" w:cs="Courier New" w:hint="default"/>
+      </w:rPr>
+    </w:lvl>
+    <w:lvl w:ilvl="2" w:tplc="04090005" w:tentative="1">
+      <w:start w:val="1"/>
+      <w:numFmt w:val="bullet"/>
+      <w:lvlText w:val=""/>
+      <w:lvlJc w:val="left"/>
+      <w:pPr>
+        <w:ind w:left="2160" w:hanging="360"/>
+      </w:pPr>
+      <w:rPr>
+        <w:rFonts w:ascii="Wingdings" w:hAnsi="Wingdings" w:hint="default"/>
+      </w:rPr>
+    </w:lvl>
+    <w:lvl w:ilvl="3" w:tplc="04090001" w:tentative="1">
+      <w:start w:val="1"/>
+      <w:numFmt w:val="bullet"/>
+      <w:lvlText w:val=""/>
+      <w:lvlJc w:val="left"/>
+      <w:pPr>
+        <w:ind w:left="2880" w:hanging="360"/>
+      </w:pPr>
+      <w:rPr>
+        <w:rFonts w:ascii="Symbol" w:hAnsi="Symbol" w:hint="default"/>
+      </w:rPr>
+    </w:lvl>
+    <w:lvl w:ilvl="4" w:tplc="04090003" w:tentative="1">
+      <w:start w:val="1"/>
+      <w:numFmt w:val="bullet"/>
+      <w:lvlText w:val="o"/>
+      <w:lvlJc w:val="left"/>
+      <w:pPr>
+        <w:ind w:left="3600" w:hanging="360"/>
+      </w:pPr>
+      <w:rPr>
+        <w:rFonts w:ascii="Courier New" w:hAnsi="Courier New" w:cs="Courier New" w:hint="default"/>
+      </w:rPr>
+    </w:lvl>
+    <w:lvl w:ilvl="5" w:tplc="04090005" w:tentative="1">
+      <w:start w:val="1"/>
+      <w:numFmt w:val="bullet"/>
+      <w:lvlText w:val=""/>
+      <w:lvlJc w:val="left"/>
+      <w:pPr>
+        <w:ind w:left="4320" w:hanging="360"/>
+      </w:pPr>
+      <w:rPr>
+        <w:rFonts w:ascii="Wingdings" w:hAnsi="Wingdings" w:hint="default"/>
+      </w:rPr>
+    </w:lvl>
+    <w:lvl w:ilvl="6" w:tplc="04090001" w:tentative="1">
+      <w:start w:val="1"/>
+      <w:numFmt w:val="bullet"/>
+      <w:lvlText w:val=""/>
+      <w:lvlJc w:val="left"/>
+      <w:pPr>
+        <w:ind w:left="5040" w:hanging="360"/>
+      </w:pPr>
+      <w:rPr>
+        <w:rFonts w:ascii="Symbol" w:hAnsi="Symbol" w:hint="default"/>
+      </w:rPr>
+    </w:lvl>
+    <w:lvl w:ilvl="7" w:tplc="04090003" w:tentative="1">
+      <w:start w:val="1"/>
+      <w:numFmt w:val="bullet"/>
+      <w:lvlText w:val="o"/>
+      <w:lvlJc w:val="left"/>
+      <w:pPr>
+        <w:ind w:left="5760" w:hanging="360"/>
+      </w:pPr>
+      <w:rPr>
+        <w:rFonts w:ascii="Courier New" w:hAnsi="Courier New" w:cs="Courier New" w:hint="default"/>
+      </w:rPr>
+    </w:lvl>
+    <w:lvl w:ilvl="8" w:tplc="04090005" w:tentative="1">
+      <w:start w:val="1"/>
+      <w:numFmt w:val="bullet"/>
+      <w:lvlText w:val=""/>
+      <w:lvlJc w:val="left"/>
+      <w:pPr>
+        <w:ind w:left="6480" w:hanging="360"/>
+      </w:pPr>
+      <w:rPr>
+        <w:rFonts w:ascii="Wingdings" w:hAnsi="Wingdings" w:hint="default"/>
+      </w:rPr>
+    </w:lvl>
+  </w:abstractNum>
+  <w:abstractNum w:abstractNumId="8" w15:restartNumberingAfterBreak="0">
     <w:nsid w:val="23EF4721"/>
     <w:multiLevelType w:val="hybridMultilevel"/>
     <w:tmpl w:val="F968BD98"/>
@@ -10695,7 +15442,572 @@
       </w:rPr>
     </w:lvl>
   </w:abstractNum>
-  <w:abstractNum w:abstractNumId="7" w15:restartNumberingAfterBreak="0">
+  <w:abstractNum w:abstractNumId="9" w15:restartNumberingAfterBreak="0">
+    <w:nsid w:val="245165DB"/>
+    <w:multiLevelType w:val="hybridMultilevel"/>
+    <w:tmpl w:val="933AA232"/>
+    <w:lvl w:ilvl="0" w:tplc="04090001">
+      <w:start w:val="1"/>
+      <w:numFmt w:val="bullet"/>
+      <w:lvlText w:val=""/>
+      <w:lvlJc w:val="left"/>
+      <w:pPr>
+        <w:ind w:left="720" w:hanging="360"/>
+      </w:pPr>
+      <w:rPr>
+        <w:rFonts w:ascii="Symbol" w:hAnsi="Symbol" w:hint="default"/>
+      </w:rPr>
+    </w:lvl>
+    <w:lvl w:ilvl="1" w:tplc="04090003" w:tentative="1">
+      <w:start w:val="1"/>
+      <w:numFmt w:val="bullet"/>
+      <w:lvlText w:val="o"/>
+      <w:lvlJc w:val="left"/>
+      <w:pPr>
+        <w:ind w:left="1440" w:hanging="360"/>
+      </w:pPr>
+      <w:rPr>
+        <w:rFonts w:ascii="Courier New" w:hAnsi="Courier New" w:cs="Courier New" w:hint="default"/>
+      </w:rPr>
+    </w:lvl>
+    <w:lvl w:ilvl="2" w:tplc="04090005" w:tentative="1">
+      <w:start w:val="1"/>
+      <w:numFmt w:val="bullet"/>
+      <w:lvlText w:val=""/>
+      <w:lvlJc w:val="left"/>
+      <w:pPr>
+        <w:ind w:left="2160" w:hanging="360"/>
+      </w:pPr>
+      <w:rPr>
+        <w:rFonts w:ascii="Wingdings" w:hAnsi="Wingdings" w:hint="default"/>
+      </w:rPr>
+    </w:lvl>
+    <w:lvl w:ilvl="3" w:tplc="04090001" w:tentative="1">
+      <w:start w:val="1"/>
+      <w:numFmt w:val="bullet"/>
+      <w:lvlText w:val=""/>
+      <w:lvlJc w:val="left"/>
+      <w:pPr>
+        <w:ind w:left="2880" w:hanging="360"/>
+      </w:pPr>
+      <w:rPr>
+        <w:rFonts w:ascii="Symbol" w:hAnsi="Symbol" w:hint="default"/>
+      </w:rPr>
+    </w:lvl>
+    <w:lvl w:ilvl="4" w:tplc="04090003" w:tentative="1">
+      <w:start w:val="1"/>
+      <w:numFmt w:val="bullet"/>
+      <w:lvlText w:val="o"/>
+      <w:lvlJc w:val="left"/>
+      <w:pPr>
+        <w:ind w:left="3600" w:hanging="360"/>
+      </w:pPr>
+      <w:rPr>
+        <w:rFonts w:ascii="Courier New" w:hAnsi="Courier New" w:cs="Courier New" w:hint="default"/>
+      </w:rPr>
+    </w:lvl>
+    <w:lvl w:ilvl="5" w:tplc="04090005" w:tentative="1">
+      <w:start w:val="1"/>
+      <w:numFmt w:val="bullet"/>
+      <w:lvlText w:val=""/>
+      <w:lvlJc w:val="left"/>
+      <w:pPr>
+        <w:ind w:left="4320" w:hanging="360"/>
+      </w:pPr>
+      <w:rPr>
+        <w:rFonts w:ascii="Wingdings" w:hAnsi="Wingdings" w:hint="default"/>
+      </w:rPr>
+    </w:lvl>
+    <w:lvl w:ilvl="6" w:tplc="04090001" w:tentative="1">
+      <w:start w:val="1"/>
+      <w:numFmt w:val="bullet"/>
+      <w:lvlText w:val=""/>
+      <w:lvlJc w:val="left"/>
+      <w:pPr>
+        <w:ind w:left="5040" w:hanging="360"/>
+      </w:pPr>
+      <w:rPr>
+        <w:rFonts w:ascii="Symbol" w:hAnsi="Symbol" w:hint="default"/>
+      </w:rPr>
+    </w:lvl>
+    <w:lvl w:ilvl="7" w:tplc="04090003" w:tentative="1">
+      <w:start w:val="1"/>
+      <w:numFmt w:val="bullet"/>
+      <w:lvlText w:val="o"/>
+      <w:lvlJc w:val="left"/>
+      <w:pPr>
+        <w:ind w:left="5760" w:hanging="360"/>
+      </w:pPr>
+      <w:rPr>
+        <w:rFonts w:ascii="Courier New" w:hAnsi="Courier New" w:cs="Courier New" w:hint="default"/>
+      </w:rPr>
+    </w:lvl>
+    <w:lvl w:ilvl="8" w:tplc="04090005" w:tentative="1">
+      <w:start w:val="1"/>
+      <w:numFmt w:val="bullet"/>
+      <w:lvlText w:val=""/>
+      <w:lvlJc w:val="left"/>
+      <w:pPr>
+        <w:ind w:left="6480" w:hanging="360"/>
+      </w:pPr>
+      <w:rPr>
+        <w:rFonts w:ascii="Wingdings" w:hAnsi="Wingdings" w:hint="default"/>
+      </w:rPr>
+    </w:lvl>
+  </w:abstractNum>
+  <w:abstractNum w:abstractNumId="10" w15:restartNumberingAfterBreak="0">
+    <w:nsid w:val="24894294"/>
+    <w:multiLevelType w:val="hybridMultilevel"/>
+    <w:tmpl w:val="B9DA5E94"/>
+    <w:lvl w:ilvl="0" w:tplc="04090001">
+      <w:start w:val="1"/>
+      <w:numFmt w:val="bullet"/>
+      <w:lvlText w:val=""/>
+      <w:lvlJc w:val="left"/>
+      <w:pPr>
+        <w:ind w:left="720" w:hanging="360"/>
+      </w:pPr>
+      <w:rPr>
+        <w:rFonts w:ascii="Symbol" w:hAnsi="Symbol" w:hint="default"/>
+      </w:rPr>
+    </w:lvl>
+    <w:lvl w:ilvl="1" w:tplc="04090003" w:tentative="1">
+      <w:start w:val="1"/>
+      <w:numFmt w:val="bullet"/>
+      <w:lvlText w:val="o"/>
+      <w:lvlJc w:val="left"/>
+      <w:pPr>
+        <w:ind w:left="1440" w:hanging="360"/>
+      </w:pPr>
+      <w:rPr>
+        <w:rFonts w:ascii="Courier New" w:hAnsi="Courier New" w:cs="Courier New" w:hint="default"/>
+      </w:rPr>
+    </w:lvl>
+    <w:lvl w:ilvl="2" w:tplc="04090005" w:tentative="1">
+      <w:start w:val="1"/>
+      <w:numFmt w:val="bullet"/>
+      <w:lvlText w:val=""/>
+      <w:lvlJc w:val="left"/>
+      <w:pPr>
+        <w:ind w:left="2160" w:hanging="360"/>
+      </w:pPr>
+      <w:rPr>
+        <w:rFonts w:ascii="Wingdings" w:hAnsi="Wingdings" w:hint="default"/>
+      </w:rPr>
+    </w:lvl>
+    <w:lvl w:ilvl="3" w:tplc="04090001" w:tentative="1">
+      <w:start w:val="1"/>
+      <w:numFmt w:val="bullet"/>
+      <w:lvlText w:val=""/>
+      <w:lvlJc w:val="left"/>
+      <w:pPr>
+        <w:ind w:left="2880" w:hanging="360"/>
+      </w:pPr>
+      <w:rPr>
+        <w:rFonts w:ascii="Symbol" w:hAnsi="Symbol" w:hint="default"/>
+      </w:rPr>
+    </w:lvl>
+    <w:lvl w:ilvl="4" w:tplc="04090003" w:tentative="1">
+      <w:start w:val="1"/>
+      <w:numFmt w:val="bullet"/>
+      <w:lvlText w:val="o"/>
+      <w:lvlJc w:val="left"/>
+      <w:pPr>
+        <w:ind w:left="3600" w:hanging="360"/>
+      </w:pPr>
+      <w:rPr>
+        <w:rFonts w:ascii="Courier New" w:hAnsi="Courier New" w:cs="Courier New" w:hint="default"/>
+      </w:rPr>
+    </w:lvl>
+    <w:lvl w:ilvl="5" w:tplc="04090005" w:tentative="1">
+      <w:start w:val="1"/>
+      <w:numFmt w:val="bullet"/>
+      <w:lvlText w:val=""/>
+      <w:lvlJc w:val="left"/>
+      <w:pPr>
+        <w:ind w:left="4320" w:hanging="360"/>
+      </w:pPr>
+      <w:rPr>
+        <w:rFonts w:ascii="Wingdings" w:hAnsi="Wingdings" w:hint="default"/>
+      </w:rPr>
+    </w:lvl>
+    <w:lvl w:ilvl="6" w:tplc="04090001" w:tentative="1">
+      <w:start w:val="1"/>
+      <w:numFmt w:val="bullet"/>
+      <w:lvlText w:val=""/>
+      <w:lvlJc w:val="left"/>
+      <w:pPr>
+        <w:ind w:left="5040" w:hanging="360"/>
+      </w:pPr>
+      <w:rPr>
+        <w:rFonts w:ascii="Symbol" w:hAnsi="Symbol" w:hint="default"/>
+      </w:rPr>
+    </w:lvl>
+    <w:lvl w:ilvl="7" w:tplc="04090003" w:tentative="1">
+      <w:start w:val="1"/>
+      <w:numFmt w:val="bullet"/>
+      <w:lvlText w:val="o"/>
+      <w:lvlJc w:val="left"/>
+      <w:pPr>
+        <w:ind w:left="5760" w:hanging="360"/>
+      </w:pPr>
+      <w:rPr>
+        <w:rFonts w:ascii="Courier New" w:hAnsi="Courier New" w:cs="Courier New" w:hint="default"/>
+      </w:rPr>
+    </w:lvl>
+    <w:lvl w:ilvl="8" w:tplc="04090005" w:tentative="1">
+      <w:start w:val="1"/>
+      <w:numFmt w:val="bullet"/>
+      <w:lvlText w:val=""/>
+      <w:lvlJc w:val="left"/>
+      <w:pPr>
+        <w:ind w:left="6480" w:hanging="360"/>
+      </w:pPr>
+      <w:rPr>
+        <w:rFonts w:ascii="Wingdings" w:hAnsi="Wingdings" w:hint="default"/>
+      </w:rPr>
+    </w:lvl>
+  </w:abstractNum>
+  <w:abstractNum w:abstractNumId="11" w15:restartNumberingAfterBreak="0">
+    <w:nsid w:val="27577681"/>
+    <w:multiLevelType w:val="hybridMultilevel"/>
+    <w:tmpl w:val="24F4EE46"/>
+    <w:lvl w:ilvl="0" w:tplc="04090001">
+      <w:start w:val="1"/>
+      <w:numFmt w:val="bullet"/>
+      <w:lvlText w:val=""/>
+      <w:lvlJc w:val="left"/>
+      <w:pPr>
+        <w:ind w:left="720" w:hanging="360"/>
+      </w:pPr>
+      <w:rPr>
+        <w:rFonts w:ascii="Symbol" w:hAnsi="Symbol" w:hint="default"/>
+      </w:rPr>
+    </w:lvl>
+    <w:lvl w:ilvl="1" w:tplc="04090003" w:tentative="1">
+      <w:start w:val="1"/>
+      <w:numFmt w:val="bullet"/>
+      <w:lvlText w:val="o"/>
+      <w:lvlJc w:val="left"/>
+      <w:pPr>
+        <w:ind w:left="1440" w:hanging="360"/>
+      </w:pPr>
+      <w:rPr>
+        <w:rFonts w:ascii="Courier New" w:hAnsi="Courier New" w:cs="Courier New" w:hint="default"/>
+      </w:rPr>
+    </w:lvl>
+    <w:lvl w:ilvl="2" w:tplc="04090005" w:tentative="1">
+      <w:start w:val="1"/>
+      <w:numFmt w:val="bullet"/>
+      <w:lvlText w:val=""/>
+      <w:lvlJc w:val="left"/>
+      <w:pPr>
+        <w:ind w:left="2160" w:hanging="360"/>
+      </w:pPr>
+      <w:rPr>
+        <w:rFonts w:ascii="Wingdings" w:hAnsi="Wingdings" w:hint="default"/>
+      </w:rPr>
+    </w:lvl>
+    <w:lvl w:ilvl="3" w:tplc="04090001" w:tentative="1">
+      <w:start w:val="1"/>
+      <w:numFmt w:val="bullet"/>
+      <w:lvlText w:val=""/>
+      <w:lvlJc w:val="left"/>
+      <w:pPr>
+        <w:ind w:left="2880" w:hanging="360"/>
+      </w:pPr>
+      <w:rPr>
+        <w:rFonts w:ascii="Symbol" w:hAnsi="Symbol" w:hint="default"/>
+      </w:rPr>
+    </w:lvl>
+    <w:lvl w:ilvl="4" w:tplc="04090003" w:tentative="1">
+      <w:start w:val="1"/>
+      <w:numFmt w:val="bullet"/>
+      <w:lvlText w:val="o"/>
+      <w:lvlJc w:val="left"/>
+      <w:pPr>
+        <w:ind w:left="3600" w:hanging="360"/>
+      </w:pPr>
+      <w:rPr>
+        <w:rFonts w:ascii="Courier New" w:hAnsi="Courier New" w:cs="Courier New" w:hint="default"/>
+      </w:rPr>
+    </w:lvl>
+    <w:lvl w:ilvl="5" w:tplc="04090005" w:tentative="1">
+      <w:start w:val="1"/>
+      <w:numFmt w:val="bullet"/>
+      <w:lvlText w:val=""/>
+      <w:lvlJc w:val="left"/>
+      <w:pPr>
+        <w:ind w:left="4320" w:hanging="360"/>
+      </w:pPr>
+      <w:rPr>
+        <w:rFonts w:ascii="Wingdings" w:hAnsi="Wingdings" w:hint="default"/>
+      </w:rPr>
+    </w:lvl>
+    <w:lvl w:ilvl="6" w:tplc="04090001" w:tentative="1">
+      <w:start w:val="1"/>
+      <w:numFmt w:val="bullet"/>
+      <w:lvlText w:val=""/>
+      <w:lvlJc w:val="left"/>
+      <w:pPr>
+        <w:ind w:left="5040" w:hanging="360"/>
+      </w:pPr>
+      <w:rPr>
+        <w:rFonts w:ascii="Symbol" w:hAnsi="Symbol" w:hint="default"/>
+      </w:rPr>
+    </w:lvl>
+    <w:lvl w:ilvl="7" w:tplc="04090003" w:tentative="1">
+      <w:start w:val="1"/>
+      <w:numFmt w:val="bullet"/>
+      <w:lvlText w:val="o"/>
+      <w:lvlJc w:val="left"/>
+      <w:pPr>
+        <w:ind w:left="5760" w:hanging="360"/>
+      </w:pPr>
+      <w:rPr>
+        <w:rFonts w:ascii="Courier New" w:hAnsi="Courier New" w:cs="Courier New" w:hint="default"/>
+      </w:rPr>
+    </w:lvl>
+    <w:lvl w:ilvl="8" w:tplc="04090005" w:tentative="1">
+      <w:start w:val="1"/>
+      <w:numFmt w:val="bullet"/>
+      <w:lvlText w:val=""/>
+      <w:lvlJc w:val="left"/>
+      <w:pPr>
+        <w:ind w:left="6480" w:hanging="360"/>
+      </w:pPr>
+      <w:rPr>
+        <w:rFonts w:ascii="Wingdings" w:hAnsi="Wingdings" w:hint="default"/>
+      </w:rPr>
+    </w:lvl>
+  </w:abstractNum>
+  <w:abstractNum w:abstractNumId="12" w15:restartNumberingAfterBreak="0">
+    <w:nsid w:val="2BDF5301"/>
+    <w:multiLevelType w:val="hybridMultilevel"/>
+    <w:tmpl w:val="387674A2"/>
+    <w:lvl w:ilvl="0" w:tplc="04090001">
+      <w:start w:val="1"/>
+      <w:numFmt w:val="bullet"/>
+      <w:lvlText w:val=""/>
+      <w:lvlJc w:val="left"/>
+      <w:pPr>
+        <w:ind w:left="1440" w:hanging="360"/>
+      </w:pPr>
+      <w:rPr>
+        <w:rFonts w:ascii="Symbol" w:hAnsi="Symbol" w:hint="default"/>
+      </w:rPr>
+    </w:lvl>
+    <w:lvl w:ilvl="1" w:tplc="04090003" w:tentative="1">
+      <w:start w:val="1"/>
+      <w:numFmt w:val="bullet"/>
+      <w:lvlText w:val="o"/>
+      <w:lvlJc w:val="left"/>
+      <w:pPr>
+        <w:ind w:left="2160" w:hanging="360"/>
+      </w:pPr>
+      <w:rPr>
+        <w:rFonts w:ascii="Courier New" w:hAnsi="Courier New" w:cs="Courier New" w:hint="default"/>
+      </w:rPr>
+    </w:lvl>
+    <w:lvl w:ilvl="2" w:tplc="04090005" w:tentative="1">
+      <w:start w:val="1"/>
+      <w:numFmt w:val="bullet"/>
+      <w:lvlText w:val=""/>
+      <w:lvlJc w:val="left"/>
+      <w:pPr>
+        <w:ind w:left="2880" w:hanging="360"/>
+      </w:pPr>
+      <w:rPr>
+        <w:rFonts w:ascii="Wingdings" w:hAnsi="Wingdings" w:hint="default"/>
+      </w:rPr>
+    </w:lvl>
+    <w:lvl w:ilvl="3" w:tplc="04090001" w:tentative="1">
+      <w:start w:val="1"/>
+      <w:numFmt w:val="bullet"/>
+      <w:lvlText w:val=""/>
+      <w:lvlJc w:val="left"/>
+      <w:pPr>
+        <w:ind w:left="3600" w:hanging="360"/>
+      </w:pPr>
+      <w:rPr>
+        <w:rFonts w:ascii="Symbol" w:hAnsi="Symbol" w:hint="default"/>
+      </w:rPr>
+    </w:lvl>
+    <w:lvl w:ilvl="4" w:tplc="04090003" w:tentative="1">
+      <w:start w:val="1"/>
+      <w:numFmt w:val="bullet"/>
+      <w:lvlText w:val="o"/>
+      <w:lvlJc w:val="left"/>
+      <w:pPr>
+        <w:ind w:left="4320" w:hanging="360"/>
+      </w:pPr>
+      <w:rPr>
+        <w:rFonts w:ascii="Courier New" w:hAnsi="Courier New" w:cs="Courier New" w:hint="default"/>
+      </w:rPr>
+    </w:lvl>
+    <w:lvl w:ilvl="5" w:tplc="04090005" w:tentative="1">
+      <w:start w:val="1"/>
+      <w:numFmt w:val="bullet"/>
+      <w:lvlText w:val=""/>
+      <w:lvlJc w:val="left"/>
+      <w:pPr>
+        <w:ind w:left="5040" w:hanging="360"/>
+      </w:pPr>
+      <w:rPr>
+        <w:rFonts w:ascii="Wingdings" w:hAnsi="Wingdings" w:hint="default"/>
+      </w:rPr>
+    </w:lvl>
+    <w:lvl w:ilvl="6" w:tplc="04090001" w:tentative="1">
+      <w:start w:val="1"/>
+      <w:numFmt w:val="bullet"/>
+      <w:lvlText w:val=""/>
+      <w:lvlJc w:val="left"/>
+      <w:pPr>
+        <w:ind w:left="5760" w:hanging="360"/>
+      </w:pPr>
+      <w:rPr>
+        <w:rFonts w:ascii="Symbol" w:hAnsi="Symbol" w:hint="default"/>
+      </w:rPr>
+    </w:lvl>
+    <w:lvl w:ilvl="7" w:tplc="04090003" w:tentative="1">
+      <w:start w:val="1"/>
+      <w:numFmt w:val="bullet"/>
+      <w:lvlText w:val="o"/>
+      <w:lvlJc w:val="left"/>
+      <w:pPr>
+        <w:ind w:left="6480" w:hanging="360"/>
+      </w:pPr>
+      <w:rPr>
+        <w:rFonts w:ascii="Courier New" w:hAnsi="Courier New" w:cs="Courier New" w:hint="default"/>
+      </w:rPr>
+    </w:lvl>
+    <w:lvl w:ilvl="8" w:tplc="04090005" w:tentative="1">
+      <w:start w:val="1"/>
+      <w:numFmt w:val="bullet"/>
+      <w:lvlText w:val=""/>
+      <w:lvlJc w:val="left"/>
+      <w:pPr>
+        <w:ind w:left="7200" w:hanging="360"/>
+      </w:pPr>
+      <w:rPr>
+        <w:rFonts w:ascii="Wingdings" w:hAnsi="Wingdings" w:hint="default"/>
+      </w:rPr>
+    </w:lvl>
+  </w:abstractNum>
+  <w:abstractNum w:abstractNumId="13" w15:restartNumberingAfterBreak="0">
+    <w:nsid w:val="2D68241F"/>
+    <w:multiLevelType w:val="hybridMultilevel"/>
+    <w:tmpl w:val="E096693C"/>
+    <w:lvl w:ilvl="0" w:tplc="04090001">
+      <w:start w:val="1"/>
+      <w:numFmt w:val="bullet"/>
+      <w:lvlText w:val=""/>
+      <w:lvlJc w:val="left"/>
+      <w:pPr>
+        <w:ind w:left="720" w:hanging="360"/>
+      </w:pPr>
+      <w:rPr>
+        <w:rFonts w:ascii="Symbol" w:hAnsi="Symbol" w:hint="default"/>
+      </w:rPr>
+    </w:lvl>
+    <w:lvl w:ilvl="1" w:tplc="04090003" w:tentative="1">
+      <w:start w:val="1"/>
+      <w:numFmt w:val="bullet"/>
+      <w:lvlText w:val="o"/>
+      <w:lvlJc w:val="left"/>
+      <w:pPr>
+        <w:ind w:left="1440" w:hanging="360"/>
+      </w:pPr>
+      <w:rPr>
+        <w:rFonts w:ascii="Courier New" w:hAnsi="Courier New" w:cs="Courier New" w:hint="default"/>
+      </w:rPr>
+    </w:lvl>
+    <w:lvl w:ilvl="2" w:tplc="04090005" w:tentative="1">
+      <w:start w:val="1"/>
+      <w:numFmt w:val="bullet"/>
+      <w:lvlText w:val=""/>
+      <w:lvlJc w:val="left"/>
+      <w:pPr>
+        <w:ind w:left="2160" w:hanging="360"/>
+      </w:pPr>
+      <w:rPr>
+        <w:rFonts w:ascii="Wingdings" w:hAnsi="Wingdings" w:hint="default"/>
+      </w:rPr>
+    </w:lvl>
+    <w:lvl w:ilvl="3" w:tplc="04090001" w:tentative="1">
+      <w:start w:val="1"/>
+      <w:numFmt w:val="bullet"/>
+      <w:lvlText w:val=""/>
+      <w:lvlJc w:val="left"/>
+      <w:pPr>
+        <w:ind w:left="2880" w:hanging="360"/>
+      </w:pPr>
+      <w:rPr>
+        <w:rFonts w:ascii="Symbol" w:hAnsi="Symbol" w:hint="default"/>
+      </w:rPr>
+    </w:lvl>
+    <w:lvl w:ilvl="4" w:tplc="04090003" w:tentative="1">
+      <w:start w:val="1"/>
+      <w:numFmt w:val="bullet"/>
+      <w:lvlText w:val="o"/>
+      <w:lvlJc w:val="left"/>
+      <w:pPr>
+        <w:ind w:left="3600" w:hanging="360"/>
+      </w:pPr>
+      <w:rPr>
+        <w:rFonts w:ascii="Courier New" w:hAnsi="Courier New" w:cs="Courier New" w:hint="default"/>
+      </w:rPr>
+    </w:lvl>
+    <w:lvl w:ilvl="5" w:tplc="04090005" w:tentative="1">
+      <w:start w:val="1"/>
+      <w:numFmt w:val="bullet"/>
+      <w:lvlText w:val=""/>
+      <w:lvlJc w:val="left"/>
+      <w:pPr>
+        <w:ind w:left="4320" w:hanging="360"/>
+      </w:pPr>
+      <w:rPr>
+        <w:rFonts w:ascii="Wingdings" w:hAnsi="Wingdings" w:hint="default"/>
+      </w:rPr>
+    </w:lvl>
+    <w:lvl w:ilvl="6" w:tplc="04090001" w:tentative="1">
+      <w:start w:val="1"/>
+      <w:numFmt w:val="bullet"/>
+      <w:lvlText w:val=""/>
+      <w:lvlJc w:val="left"/>
+      <w:pPr>
+        <w:ind w:left="5040" w:hanging="360"/>
+      </w:pPr>
+      <w:rPr>
+        <w:rFonts w:ascii="Symbol" w:hAnsi="Symbol" w:hint="default"/>
+      </w:rPr>
+    </w:lvl>
+    <w:lvl w:ilvl="7" w:tplc="04090003" w:tentative="1">
+      <w:start w:val="1"/>
+      <w:numFmt w:val="bullet"/>
+      <w:lvlText w:val="o"/>
+      <w:lvlJc w:val="left"/>
+      <w:pPr>
+        <w:ind w:left="5760" w:hanging="360"/>
+      </w:pPr>
+      <w:rPr>
+        <w:rFonts w:ascii="Courier New" w:hAnsi="Courier New" w:cs="Courier New" w:hint="default"/>
+      </w:rPr>
+    </w:lvl>
+    <w:lvl w:ilvl="8" w:tplc="04090005" w:tentative="1">
+      <w:start w:val="1"/>
+      <w:numFmt w:val="bullet"/>
+      <w:lvlText w:val=""/>
+      <w:lvlJc w:val="left"/>
+      <w:pPr>
+        <w:ind w:left="6480" w:hanging="360"/>
+      </w:pPr>
+      <w:rPr>
+        <w:rFonts w:ascii="Wingdings" w:hAnsi="Wingdings" w:hint="default"/>
+      </w:rPr>
+    </w:lvl>
+  </w:abstractNum>
+  <w:abstractNum w:abstractNumId="14" w15:restartNumberingAfterBreak="0">
     <w:nsid w:val="3BB84C08"/>
     <w:multiLevelType w:val="multilevel"/>
     <w:tmpl w:val="15EA2E82"/>
@@ -10808,7 +16120,120 @@
       </w:rPr>
     </w:lvl>
   </w:abstractNum>
-  <w:abstractNum w:abstractNumId="8" w15:restartNumberingAfterBreak="0">
+  <w:abstractNum w:abstractNumId="15" w15:restartNumberingAfterBreak="0">
+    <w:nsid w:val="3CC62E9B"/>
+    <w:multiLevelType w:val="hybridMultilevel"/>
+    <w:tmpl w:val="55088168"/>
+    <w:lvl w:ilvl="0" w:tplc="04090001">
+      <w:start w:val="1"/>
+      <w:numFmt w:val="bullet"/>
+      <w:lvlText w:val=""/>
+      <w:lvlJc w:val="left"/>
+      <w:pPr>
+        <w:ind w:left="720" w:hanging="360"/>
+      </w:pPr>
+      <w:rPr>
+        <w:rFonts w:ascii="Symbol" w:hAnsi="Symbol" w:hint="default"/>
+      </w:rPr>
+    </w:lvl>
+    <w:lvl w:ilvl="1" w:tplc="04090003" w:tentative="1">
+      <w:start w:val="1"/>
+      <w:numFmt w:val="bullet"/>
+      <w:lvlText w:val="o"/>
+      <w:lvlJc w:val="left"/>
+      <w:pPr>
+        <w:ind w:left="1440" w:hanging="360"/>
+      </w:pPr>
+      <w:rPr>
+        <w:rFonts w:ascii="Courier New" w:hAnsi="Courier New" w:cs="Courier New" w:hint="default"/>
+      </w:rPr>
+    </w:lvl>
+    <w:lvl w:ilvl="2" w:tplc="04090005" w:tentative="1">
+      <w:start w:val="1"/>
+      <w:numFmt w:val="bullet"/>
+      <w:lvlText w:val=""/>
+      <w:lvlJc w:val="left"/>
+      <w:pPr>
+        <w:ind w:left="2160" w:hanging="360"/>
+      </w:pPr>
+      <w:rPr>
+        <w:rFonts w:ascii="Wingdings" w:hAnsi="Wingdings" w:hint="default"/>
+      </w:rPr>
+    </w:lvl>
+    <w:lvl w:ilvl="3" w:tplc="04090001" w:tentative="1">
+      <w:start w:val="1"/>
+      <w:numFmt w:val="bullet"/>
+      <w:lvlText w:val=""/>
+      <w:lvlJc w:val="left"/>
+      <w:pPr>
+        <w:ind w:left="2880" w:hanging="360"/>
+      </w:pPr>
+      <w:rPr>
+        <w:rFonts w:ascii="Symbol" w:hAnsi="Symbol" w:hint="default"/>
+      </w:rPr>
+    </w:lvl>
+    <w:lvl w:ilvl="4" w:tplc="04090003" w:tentative="1">
+      <w:start w:val="1"/>
+      <w:numFmt w:val="bullet"/>
+      <w:lvlText w:val="o"/>
+      <w:lvlJc w:val="left"/>
+      <w:pPr>
+        <w:ind w:left="3600" w:hanging="360"/>
+      </w:pPr>
+      <w:rPr>
+        <w:rFonts w:ascii="Courier New" w:hAnsi="Courier New" w:cs="Courier New" w:hint="default"/>
+      </w:rPr>
+    </w:lvl>
+    <w:lvl w:ilvl="5" w:tplc="04090005" w:tentative="1">
+      <w:start w:val="1"/>
+      <w:numFmt w:val="bullet"/>
+      <w:lvlText w:val=""/>
+      <w:lvlJc w:val="left"/>
+      <w:pPr>
+        <w:ind w:left="4320" w:hanging="360"/>
+      </w:pPr>
+      <w:rPr>
+        <w:rFonts w:ascii="Wingdings" w:hAnsi="Wingdings" w:hint="default"/>
+      </w:rPr>
+    </w:lvl>
+    <w:lvl w:ilvl="6" w:tplc="04090001" w:tentative="1">
+      <w:start w:val="1"/>
+      <w:numFmt w:val="bullet"/>
+      <w:lvlText w:val=""/>
+      <w:lvlJc w:val="left"/>
+      <w:pPr>
+        <w:ind w:left="5040" w:hanging="360"/>
+      </w:pPr>
+      <w:rPr>
+        <w:rFonts w:ascii="Symbol" w:hAnsi="Symbol" w:hint="default"/>
+      </w:rPr>
+    </w:lvl>
+    <w:lvl w:ilvl="7" w:tplc="04090003" w:tentative="1">
+      <w:start w:val="1"/>
+      <w:numFmt w:val="bullet"/>
+      <w:lvlText w:val="o"/>
+      <w:lvlJc w:val="left"/>
+      <w:pPr>
+        <w:ind w:left="5760" w:hanging="360"/>
+      </w:pPr>
+      <w:rPr>
+        <w:rFonts w:ascii="Courier New" w:hAnsi="Courier New" w:cs="Courier New" w:hint="default"/>
+      </w:rPr>
+    </w:lvl>
+    <w:lvl w:ilvl="8" w:tplc="04090005" w:tentative="1">
+      <w:start w:val="1"/>
+      <w:numFmt w:val="bullet"/>
+      <w:lvlText w:val=""/>
+      <w:lvlJc w:val="left"/>
+      <w:pPr>
+        <w:ind w:left="6480" w:hanging="360"/>
+      </w:pPr>
+      <w:rPr>
+        <w:rFonts w:ascii="Wingdings" w:hAnsi="Wingdings" w:hint="default"/>
+      </w:rPr>
+    </w:lvl>
+  </w:abstractNum>
+  <w:abstractNum w:abstractNumId="16" w15:restartNumberingAfterBreak="0">
     <w:nsid w:val="40AE21F6"/>
     <w:multiLevelType w:val="hybridMultilevel"/>
     <w:tmpl w:val="21A076AA"/>
@@ -10921,7 +16346,7 @@
       </w:rPr>
     </w:lvl>
   </w:abstractNum>
-  <w:abstractNum w:abstractNumId="9" w15:restartNumberingAfterBreak="0">
+  <w:abstractNum w:abstractNumId="17" w15:restartNumberingAfterBreak="0">
     <w:nsid w:val="40B811FD"/>
     <w:multiLevelType w:val="hybridMultilevel"/>
     <w:tmpl w:val="A5DC8B7C"/>
@@ -11034,7 +16459,7 @@
       </w:rPr>
     </w:lvl>
   </w:abstractNum>
-  <w:abstractNum w:abstractNumId="10" w15:restartNumberingAfterBreak="0">
+  <w:abstractNum w:abstractNumId="18" w15:restartNumberingAfterBreak="0">
     <w:nsid w:val="40D8608A"/>
     <w:multiLevelType w:val="hybridMultilevel"/>
     <w:tmpl w:val="979CD868"/>
@@ -11123,7 +16548,120 @@
       </w:pPr>
     </w:lvl>
   </w:abstractNum>
-  <w:abstractNum w:abstractNumId="11" w15:restartNumberingAfterBreak="0">
+  <w:abstractNum w:abstractNumId="19" w15:restartNumberingAfterBreak="0">
+    <w:nsid w:val="4110472F"/>
+    <w:multiLevelType w:val="hybridMultilevel"/>
+    <w:tmpl w:val="3916939A"/>
+    <w:lvl w:ilvl="0" w:tplc="04090001">
+      <w:start w:val="1"/>
+      <w:numFmt w:val="bullet"/>
+      <w:lvlText w:val=""/>
+      <w:lvlJc w:val="left"/>
+      <w:pPr>
+        <w:ind w:left="720" w:hanging="360"/>
+      </w:pPr>
+      <w:rPr>
+        <w:rFonts w:ascii="Symbol" w:hAnsi="Symbol" w:hint="default"/>
+      </w:rPr>
+    </w:lvl>
+    <w:lvl w:ilvl="1" w:tplc="04090003" w:tentative="1">
+      <w:start w:val="1"/>
+      <w:numFmt w:val="bullet"/>
+      <w:lvlText w:val="o"/>
+      <w:lvlJc w:val="left"/>
+      <w:pPr>
+        <w:ind w:left="1440" w:hanging="360"/>
+      </w:pPr>
+      <w:rPr>
+        <w:rFonts w:ascii="Courier New" w:hAnsi="Courier New" w:cs="Courier New" w:hint="default"/>
+      </w:rPr>
+    </w:lvl>
+    <w:lvl w:ilvl="2" w:tplc="04090005" w:tentative="1">
+      <w:start w:val="1"/>
+      <w:numFmt w:val="bullet"/>
+      <w:lvlText w:val=""/>
+      <w:lvlJc w:val="left"/>
+      <w:pPr>
+        <w:ind w:left="2160" w:hanging="360"/>
+      </w:pPr>
+      <w:rPr>
+        <w:rFonts w:ascii="Wingdings" w:hAnsi="Wingdings" w:hint="default"/>
+      </w:rPr>
+    </w:lvl>
+    <w:lvl w:ilvl="3" w:tplc="04090001" w:tentative="1">
+      <w:start w:val="1"/>
+      <w:numFmt w:val="bullet"/>
+      <w:lvlText w:val=""/>
+      <w:lvlJc w:val="left"/>
+      <w:pPr>
+        <w:ind w:left="2880" w:hanging="360"/>
+      </w:pPr>
+      <w:rPr>
+        <w:rFonts w:ascii="Symbol" w:hAnsi="Symbol" w:hint="default"/>
+      </w:rPr>
+    </w:lvl>
+    <w:lvl w:ilvl="4" w:tplc="04090003" w:tentative="1">
+      <w:start w:val="1"/>
+      <w:numFmt w:val="bullet"/>
+      <w:lvlText w:val="o"/>
+      <w:lvlJc w:val="left"/>
+      <w:pPr>
+        <w:ind w:left="3600" w:hanging="360"/>
+      </w:pPr>
+      <w:rPr>
+        <w:rFonts w:ascii="Courier New" w:hAnsi="Courier New" w:cs="Courier New" w:hint="default"/>
+      </w:rPr>
+    </w:lvl>
+    <w:lvl w:ilvl="5" w:tplc="04090005" w:tentative="1">
+      <w:start w:val="1"/>
+      <w:numFmt w:val="bullet"/>
+      <w:lvlText w:val=""/>
+      <w:lvlJc w:val="left"/>
+      <w:pPr>
+        <w:ind w:left="4320" w:hanging="360"/>
+      </w:pPr>
+      <w:rPr>
+        <w:rFonts w:ascii="Wingdings" w:hAnsi="Wingdings" w:hint="default"/>
+      </w:rPr>
+    </w:lvl>
+    <w:lvl w:ilvl="6" w:tplc="04090001" w:tentative="1">
+      <w:start w:val="1"/>
+      <w:numFmt w:val="bullet"/>
+      <w:lvlText w:val=""/>
+      <w:lvlJc w:val="left"/>
+      <w:pPr>
+        <w:ind w:left="5040" w:hanging="360"/>
+      </w:pPr>
+      <w:rPr>
+        <w:rFonts w:ascii="Symbol" w:hAnsi="Symbol" w:hint="default"/>
+      </w:rPr>
+    </w:lvl>
+    <w:lvl w:ilvl="7" w:tplc="04090003" w:tentative="1">
+      <w:start w:val="1"/>
+      <w:numFmt w:val="bullet"/>
+      <w:lvlText w:val="o"/>
+      <w:lvlJc w:val="left"/>
+      <w:pPr>
+        <w:ind w:left="5760" w:hanging="360"/>
+      </w:pPr>
+      <w:rPr>
+        <w:rFonts w:ascii="Courier New" w:hAnsi="Courier New" w:cs="Courier New" w:hint="default"/>
+      </w:rPr>
+    </w:lvl>
+    <w:lvl w:ilvl="8" w:tplc="04090005" w:tentative="1">
+      <w:start w:val="1"/>
+      <w:numFmt w:val="bullet"/>
+      <w:lvlText w:val=""/>
+      <w:lvlJc w:val="left"/>
+      <w:pPr>
+        <w:ind w:left="6480" w:hanging="360"/>
+      </w:pPr>
+      <w:rPr>
+        <w:rFonts w:ascii="Wingdings" w:hAnsi="Wingdings" w:hint="default"/>
+      </w:rPr>
+    </w:lvl>
+  </w:abstractNum>
+  <w:abstractNum w:abstractNumId="20" w15:restartNumberingAfterBreak="0">
     <w:nsid w:val="46A44212"/>
     <w:multiLevelType w:val="hybridMultilevel"/>
     <w:tmpl w:val="B42A62EC"/>
@@ -11235,7 +16773,7 @@
       </w:rPr>
     </w:lvl>
   </w:abstractNum>
-  <w:abstractNum w:abstractNumId="12" w15:restartNumberingAfterBreak="0">
+  <w:abstractNum w:abstractNumId="21" w15:restartNumberingAfterBreak="0">
     <w:nsid w:val="46EB5F37"/>
     <w:multiLevelType w:val="hybridMultilevel"/>
     <w:tmpl w:val="FC529674"/>
@@ -11321,7 +16859,7 @@
       </w:pPr>
     </w:lvl>
   </w:abstractNum>
-  <w:abstractNum w:abstractNumId="13" w15:restartNumberingAfterBreak="0">
+  <w:abstractNum w:abstractNumId="22" w15:restartNumberingAfterBreak="0">
     <w:nsid w:val="55526E7B"/>
     <w:multiLevelType w:val="hybridMultilevel"/>
     <w:tmpl w:val="F828AA00"/>
@@ -11410,7 +16948,7 @@
       </w:pPr>
     </w:lvl>
   </w:abstractNum>
-  <w:abstractNum w:abstractNumId="14" w15:restartNumberingAfterBreak="0">
+  <w:abstractNum w:abstractNumId="23" w15:restartNumberingAfterBreak="0">
     <w:nsid w:val="5555769C"/>
     <w:multiLevelType w:val="hybridMultilevel"/>
     <w:tmpl w:val="1EE6DECC"/>
@@ -11523,7 +17061,7 @@
       </w:rPr>
     </w:lvl>
   </w:abstractNum>
-  <w:abstractNum w:abstractNumId="15" w15:restartNumberingAfterBreak="0">
+  <w:abstractNum w:abstractNumId="24" w15:restartNumberingAfterBreak="0">
     <w:nsid w:val="62505955"/>
     <w:multiLevelType w:val="hybridMultilevel"/>
     <w:tmpl w:val="E02ED160"/>
@@ -11636,7 +17174,7 @@
       </w:rPr>
     </w:lvl>
   </w:abstractNum>
-  <w:abstractNum w:abstractNumId="16" w15:restartNumberingAfterBreak="0">
+  <w:abstractNum w:abstractNumId="25" w15:restartNumberingAfterBreak="0">
     <w:nsid w:val="63B60C33"/>
     <w:multiLevelType w:val="hybridMultilevel"/>
     <w:tmpl w:val="635C44DE"/>
@@ -11749,7 +17287,7 @@
       </w:rPr>
     </w:lvl>
   </w:abstractNum>
-  <w:abstractNum w:abstractNumId="17" w15:restartNumberingAfterBreak="0">
+  <w:abstractNum w:abstractNumId="26" w15:restartNumberingAfterBreak="0">
     <w:nsid w:val="686F2D3F"/>
     <w:multiLevelType w:val="hybridMultilevel"/>
     <w:tmpl w:val="E4CE448E"/>
@@ -11838,7 +17376,7 @@
       </w:pPr>
     </w:lvl>
   </w:abstractNum>
-  <w:abstractNum w:abstractNumId="18" w15:restartNumberingAfterBreak="0">
+  <w:abstractNum w:abstractNumId="27" w15:restartNumberingAfterBreak="0">
     <w:nsid w:val="6B3C3847"/>
     <w:multiLevelType w:val="hybridMultilevel"/>
     <w:tmpl w:val="564E730E"/>
@@ -11951,7 +17489,7 @@
       </w:rPr>
     </w:lvl>
   </w:abstractNum>
-  <w:abstractNum w:abstractNumId="19" w15:restartNumberingAfterBreak="0">
+  <w:abstractNum w:abstractNumId="28" w15:restartNumberingAfterBreak="0">
     <w:nsid w:val="6C833018"/>
     <w:multiLevelType w:val="hybridMultilevel"/>
     <w:tmpl w:val="1FD45FEA"/>
@@ -12040,7 +17578,120 @@
       </w:pPr>
     </w:lvl>
   </w:abstractNum>
-  <w:abstractNum w:abstractNumId="20" w15:restartNumberingAfterBreak="0">
+  <w:abstractNum w:abstractNumId="29" w15:restartNumberingAfterBreak="0">
+    <w:nsid w:val="701A52DC"/>
+    <w:multiLevelType w:val="hybridMultilevel"/>
+    <w:tmpl w:val="114A7F28"/>
+    <w:lvl w:ilvl="0" w:tplc="04090001">
+      <w:start w:val="1"/>
+      <w:numFmt w:val="bullet"/>
+      <w:lvlText w:val=""/>
+      <w:lvlJc w:val="left"/>
+      <w:pPr>
+        <w:ind w:left="720" w:hanging="360"/>
+      </w:pPr>
+      <w:rPr>
+        <w:rFonts w:ascii="Symbol" w:hAnsi="Symbol" w:hint="default"/>
+      </w:rPr>
+    </w:lvl>
+    <w:lvl w:ilvl="1" w:tplc="04090003" w:tentative="1">
+      <w:start w:val="1"/>
+      <w:numFmt w:val="bullet"/>
+      <w:lvlText w:val="o"/>
+      <w:lvlJc w:val="left"/>
+      <w:pPr>
+        <w:ind w:left="1440" w:hanging="360"/>
+      </w:pPr>
+      <w:rPr>
+        <w:rFonts w:ascii="Courier New" w:hAnsi="Courier New" w:cs="Courier New" w:hint="default"/>
+      </w:rPr>
+    </w:lvl>
+    <w:lvl w:ilvl="2" w:tplc="04090005" w:tentative="1">
+      <w:start w:val="1"/>
+      <w:numFmt w:val="bullet"/>
+      <w:lvlText w:val=""/>
+      <w:lvlJc w:val="left"/>
+      <w:pPr>
+        <w:ind w:left="2160" w:hanging="360"/>
+      </w:pPr>
+      <w:rPr>
+        <w:rFonts w:ascii="Wingdings" w:hAnsi="Wingdings" w:hint="default"/>
+      </w:rPr>
+    </w:lvl>
+    <w:lvl w:ilvl="3" w:tplc="04090001" w:tentative="1">
+      <w:start w:val="1"/>
+      <w:numFmt w:val="bullet"/>
+      <w:lvlText w:val=""/>
+      <w:lvlJc w:val="left"/>
+      <w:pPr>
+        <w:ind w:left="2880" w:hanging="360"/>
+      </w:pPr>
+      <w:rPr>
+        <w:rFonts w:ascii="Symbol" w:hAnsi="Symbol" w:hint="default"/>
+      </w:rPr>
+    </w:lvl>
+    <w:lvl w:ilvl="4" w:tplc="04090003" w:tentative="1">
+      <w:start w:val="1"/>
+      <w:numFmt w:val="bullet"/>
+      <w:lvlText w:val="o"/>
+      <w:lvlJc w:val="left"/>
+      <w:pPr>
+        <w:ind w:left="3600" w:hanging="360"/>
+      </w:pPr>
+      <w:rPr>
+        <w:rFonts w:ascii="Courier New" w:hAnsi="Courier New" w:cs="Courier New" w:hint="default"/>
+      </w:rPr>
+    </w:lvl>
+    <w:lvl w:ilvl="5" w:tplc="04090005" w:tentative="1">
+      <w:start w:val="1"/>
+      <w:numFmt w:val="bullet"/>
+      <w:lvlText w:val=""/>
+      <w:lvlJc w:val="left"/>
+      <w:pPr>
+        <w:ind w:left="4320" w:hanging="360"/>
+      </w:pPr>
+      <w:rPr>
+        <w:rFonts w:ascii="Wingdings" w:hAnsi="Wingdings" w:hint="default"/>
+      </w:rPr>
+    </w:lvl>
+    <w:lvl w:ilvl="6" w:tplc="04090001" w:tentative="1">
+      <w:start w:val="1"/>
+      <w:numFmt w:val="bullet"/>
+      <w:lvlText w:val=""/>
+      <w:lvlJc w:val="left"/>
+      <w:pPr>
+        <w:ind w:left="5040" w:hanging="360"/>
+      </w:pPr>
+      <w:rPr>
+        <w:rFonts w:ascii="Symbol" w:hAnsi="Symbol" w:hint="default"/>
+      </w:rPr>
+    </w:lvl>
+    <w:lvl w:ilvl="7" w:tplc="04090003" w:tentative="1">
+      <w:start w:val="1"/>
+      <w:numFmt w:val="bullet"/>
+      <w:lvlText w:val="o"/>
+      <w:lvlJc w:val="left"/>
+      <w:pPr>
+        <w:ind w:left="5760" w:hanging="360"/>
+      </w:pPr>
+      <w:rPr>
+        <w:rFonts w:ascii="Courier New" w:hAnsi="Courier New" w:cs="Courier New" w:hint="default"/>
+      </w:rPr>
+    </w:lvl>
+    <w:lvl w:ilvl="8" w:tplc="04090005" w:tentative="1">
+      <w:start w:val="1"/>
+      <w:numFmt w:val="bullet"/>
+      <w:lvlText w:val=""/>
+      <w:lvlJc w:val="left"/>
+      <w:pPr>
+        <w:ind w:left="6480" w:hanging="360"/>
+      </w:pPr>
+      <w:rPr>
+        <w:rFonts w:ascii="Wingdings" w:hAnsi="Wingdings" w:hint="default"/>
+      </w:rPr>
+    </w:lvl>
+  </w:abstractNum>
+  <w:abstractNum w:abstractNumId="30" w15:restartNumberingAfterBreak="0">
     <w:nsid w:val="7577240C"/>
     <w:multiLevelType w:val="hybridMultilevel"/>
     <w:tmpl w:val="4B768118"/>
@@ -12153,7 +17804,7 @@
       </w:rPr>
     </w:lvl>
   </w:abstractNum>
-  <w:abstractNum w:abstractNumId="21" w15:restartNumberingAfterBreak="0">
+  <w:abstractNum w:abstractNumId="31" w15:restartNumberingAfterBreak="0">
     <w:nsid w:val="7EE027D1"/>
     <w:multiLevelType w:val="hybridMultilevel"/>
     <w:tmpl w:val="58203784"/>
@@ -12239,7 +17890,7 @@
       </w:pPr>
     </w:lvl>
   </w:abstractNum>
-  <w:abstractNum w:abstractNumId="22" w15:restartNumberingAfterBreak="0">
+  <w:abstractNum w:abstractNumId="32" w15:restartNumberingAfterBreak="0">
     <w:nsid w:val="7FE71914"/>
     <w:multiLevelType w:val="hybridMultilevel"/>
     <w:tmpl w:val="FD960A64"/>
@@ -12353,73 +18004,103 @@
     </w:lvl>
   </w:abstractNum>
   <w:num w:numId="1">
+    <w:abstractNumId w:val="20"/>
+  </w:num>
+  <w:num w:numId="2">
+    <w:abstractNumId w:val="21"/>
+  </w:num>
+  <w:num w:numId="3">
+    <w:abstractNumId w:val="6"/>
+  </w:num>
+  <w:num w:numId="4">
+    <w:abstractNumId w:val="28"/>
+  </w:num>
+  <w:num w:numId="5">
+    <w:abstractNumId w:val="18"/>
+  </w:num>
+  <w:num w:numId="6">
+    <w:abstractNumId w:val="26"/>
+  </w:num>
+  <w:num w:numId="7">
+    <w:abstractNumId w:val="30"/>
+  </w:num>
+  <w:num w:numId="8">
+    <w:abstractNumId w:val="22"/>
+  </w:num>
+  <w:num w:numId="9">
+    <w:abstractNumId w:val="4"/>
+  </w:num>
+  <w:num w:numId="10">
+    <w:abstractNumId w:val="17"/>
+  </w:num>
+  <w:num w:numId="11">
+    <w:abstractNumId w:val="16"/>
+  </w:num>
+  <w:num w:numId="12">
+    <w:abstractNumId w:val="24"/>
+  </w:num>
+  <w:num w:numId="13">
+    <w:abstractNumId w:val="31"/>
+  </w:num>
+  <w:num w:numId="14">
+    <w:abstractNumId w:val="14"/>
+  </w:num>
+  <w:num w:numId="15">
+    <w:abstractNumId w:val="8"/>
+  </w:num>
+  <w:num w:numId="16">
+    <w:abstractNumId w:val="23"/>
+  </w:num>
+  <w:num w:numId="17">
+    <w:abstractNumId w:val="27"/>
+  </w:num>
+  <w:num w:numId="18">
+    <w:abstractNumId w:val="25"/>
+  </w:num>
+  <w:num w:numId="19">
+    <w:abstractNumId w:val="3"/>
+  </w:num>
+  <w:num w:numId="20">
+    <w:abstractNumId w:val="32"/>
+  </w:num>
+  <w:num w:numId="21">
+    <w:abstractNumId w:val="5"/>
+  </w:num>
+  <w:num w:numId="22">
+    <w:abstractNumId w:val="2"/>
+  </w:num>
+  <w:num w:numId="23">
+    <w:abstractNumId w:val="1"/>
+  </w:num>
+  <w:num w:numId="24">
+    <w:abstractNumId w:val="19"/>
+  </w:num>
+  <w:num w:numId="25">
+    <w:abstractNumId w:val="13"/>
+  </w:num>
+  <w:num w:numId="26">
+    <w:abstractNumId w:val="7"/>
+  </w:num>
+  <w:num w:numId="27">
+    <w:abstractNumId w:val="29"/>
+  </w:num>
+  <w:num w:numId="28">
+    <w:abstractNumId w:val="0"/>
+  </w:num>
+  <w:num w:numId="29">
+    <w:abstractNumId w:val="12"/>
+  </w:num>
+  <w:num w:numId="30">
+    <w:abstractNumId w:val="9"/>
+  </w:num>
+  <w:num w:numId="31">
     <w:abstractNumId w:val="11"/>
   </w:num>
-  <w:num w:numId="2">
-    <w:abstractNumId w:val="12"/>
-  </w:num>
-  <w:num w:numId="3">
-    <w:abstractNumId w:val="5"/>
-  </w:num>
-  <w:num w:numId="4">
-    <w:abstractNumId w:val="19"/>
-  </w:num>
-  <w:num w:numId="5">
+  <w:num w:numId="32">
     <w:abstractNumId w:val="10"/>
   </w:num>
-  <w:num w:numId="6">
-    <w:abstractNumId w:val="17"/>
-  </w:num>
-  <w:num w:numId="7">
-    <w:abstractNumId w:val="20"/>
-  </w:num>
-  <w:num w:numId="8">
-    <w:abstractNumId w:val="13"/>
-  </w:num>
-  <w:num w:numId="9">
-    <w:abstractNumId w:val="3"/>
-  </w:num>
-  <w:num w:numId="10">
-    <w:abstractNumId w:val="9"/>
-  </w:num>
-  <w:num w:numId="11">
-    <w:abstractNumId w:val="8"/>
-  </w:num>
-  <w:num w:numId="12">
+  <w:num w:numId="33">
     <w:abstractNumId w:val="15"/>
-  </w:num>
-  <w:num w:numId="13">
-    <w:abstractNumId w:val="21"/>
-  </w:num>
-  <w:num w:numId="14">
-    <w:abstractNumId w:val="7"/>
-  </w:num>
-  <w:num w:numId="15">
-    <w:abstractNumId w:val="6"/>
-  </w:num>
-  <w:num w:numId="16">
-    <w:abstractNumId w:val="14"/>
-  </w:num>
-  <w:num w:numId="17">
-    <w:abstractNumId w:val="18"/>
-  </w:num>
-  <w:num w:numId="18">
-    <w:abstractNumId w:val="16"/>
-  </w:num>
-  <w:num w:numId="19">
-    <w:abstractNumId w:val="2"/>
-  </w:num>
-  <w:num w:numId="20">
-    <w:abstractNumId w:val="22"/>
-  </w:num>
-  <w:num w:numId="21">
-    <w:abstractNumId w:val="4"/>
-  </w:num>
-  <w:num w:numId="22">
-    <w:abstractNumId w:val="1"/>
-  </w:num>
-  <w:num w:numId="23">
-    <w:abstractNumId w:val="0"/>
   </w:num>
 </w:numbering>
 </file>
@@ -13971,7 +19652,7 @@
 </file>
 
 <file path=customXml/itemProps1.xml><?xml version="1.0" encoding="utf-8"?>
-<ds:datastoreItem xmlns:ds="http://schemas.openxmlformats.org/officeDocument/2006/customXml" ds:itemID="{C8ED53E6-99A7-4123-9A15-F1A88BFC5B2F}">
+<ds:datastoreItem xmlns:ds="http://schemas.openxmlformats.org/officeDocument/2006/customXml" ds:itemID="{5BA7655D-3FB7-4D88-8307-51758C3A0214}">
   <ds:schemaRefs>
     <ds:schemaRef ds:uri="http://schemas.openxmlformats.org/officeDocument/2006/bibliography"/>
   </ds:schemaRefs>

--- a/DoAn_Final.docx
+++ b/DoAn_Final.docx
@@ -1,6 +1,6 @@
 
 <file path=word/document.xml><?xml version="1.0" encoding="utf-8"?>
-<w:document xmlns:wpc="http://schemas.microsoft.com/office/word/2010/wordprocessingCanvas" xmlns:cx="http://schemas.microsoft.com/office/drawing/2014/chartex" xmlns:mc="http://schemas.openxmlformats.org/markup-compatibility/2006" xmlns:o="urn:schemas-microsoft-com:office:office" xmlns:r="http://schemas.openxmlformats.org/officeDocument/2006/relationships" xmlns:m="http://schemas.openxmlformats.org/officeDocument/2006/math" xmlns:v="urn:schemas-microsoft-com:vml" xmlns:wp14="http://schemas.microsoft.com/office/word/2010/wordprocessingDrawing" xmlns:wp="http://schemas.openxmlformats.org/drawingml/2006/wordprocessingDrawing" xmlns:w10="urn:schemas-microsoft-com:office:word" xmlns:w="http://schemas.openxmlformats.org/wordprocessingml/2006/main" xmlns:w14="http://schemas.microsoft.com/office/word/2010/wordml" xmlns:w15="http://schemas.microsoft.com/office/word/2012/wordml" xmlns:w16se="http://schemas.microsoft.com/office/word/2015/wordml/symex" xmlns:wpg="http://schemas.microsoft.com/office/word/2010/wordprocessingGroup" xmlns:wpi="http://schemas.microsoft.com/office/word/2010/wordprocessingInk" xmlns:wne="http://schemas.microsoft.com/office/word/2006/wordml" xmlns:wps="http://schemas.microsoft.com/office/word/2010/wordprocessingShape" mc:Ignorable="w14 w15 w16se wp14">
+<w:document xmlns:wpc="http://schemas.microsoft.com/office/word/2010/wordprocessingCanvas" xmlns:cx="http://schemas.microsoft.com/office/drawing/2014/chartex" xmlns:cx1="http://schemas.microsoft.com/office/drawing/2015/9/8/chartex" xmlns:cx2="http://schemas.microsoft.com/office/drawing/2015/10/21/chartex" xmlns:cx3="http://schemas.microsoft.com/office/drawing/2016/5/9/chartex" xmlns:cx4="http://schemas.microsoft.com/office/drawing/2016/5/10/chartex" xmlns:cx5="http://schemas.microsoft.com/office/drawing/2016/5/11/chartex" xmlns:cx6="http://schemas.microsoft.com/office/drawing/2016/5/12/chartex" xmlns:cx7="http://schemas.microsoft.com/office/drawing/2016/5/13/chartex" xmlns:cx8="http://schemas.microsoft.com/office/drawing/2016/5/14/chartex" xmlns:mc="http://schemas.openxmlformats.org/markup-compatibility/2006" xmlns:aink="http://schemas.microsoft.com/office/drawing/2016/ink" xmlns:am3d="http://schemas.microsoft.com/office/drawing/2017/model3d" xmlns:o="urn:schemas-microsoft-com:office:office" xmlns:oel="http://schemas.microsoft.com/office/2019/extlst" xmlns:r="http://schemas.openxmlformats.org/officeDocument/2006/relationships" xmlns:m="http://schemas.openxmlformats.org/officeDocument/2006/math" xmlns:v="urn:schemas-microsoft-com:vml" xmlns:wp14="http://schemas.microsoft.com/office/word/2010/wordprocessingDrawing" xmlns:wp="http://schemas.openxmlformats.org/drawingml/2006/wordprocessingDrawing" xmlns:w10="urn:schemas-microsoft-com:office:word" xmlns:w="http://schemas.openxmlformats.org/wordprocessingml/2006/main" xmlns:w14="http://schemas.microsoft.com/office/word/2010/wordml" xmlns:w15="http://schemas.microsoft.com/office/word/2012/wordml" xmlns:w16cei="http://schemas.microsoft.com/office/word/2026/wordml/cei" xmlns:w16cex="http://schemas.microsoft.com/office/word/2018/wordml/cex" xmlns:w16cid="http://schemas.microsoft.com/office/word/2016/wordml/cid" xmlns:w16="http://schemas.microsoft.com/office/word/2018/wordml" xmlns:w16du="http://schemas.microsoft.com/office/word/2023/wordml/word16du" xmlns:w16sdtdh="http://schemas.microsoft.com/office/word/2020/wordml/sdtdatahash" xmlns:w16sdtfl="http://schemas.microsoft.com/office/word/2024/wordml/sdtformatlock" xmlns:w16se="http://schemas.microsoft.com/office/word/2015/wordml/symex" xmlns:wpg="http://schemas.microsoft.com/office/word/2010/wordprocessingGroup" xmlns:wpi="http://schemas.microsoft.com/office/word/2010/wordprocessingInk" xmlns:wne="http://schemas.microsoft.com/office/word/2006/wordml" xmlns:wps="http://schemas.microsoft.com/office/word/2010/wordprocessingShape" mc:Ignorable="w14 w15 w16se w16cid w16 w16cex w16sdtdh w16sdtfl w16du wp14">
   <w:body>
     <w:p>
       <w:pPr>
@@ -79,7 +79,7 @@
           <w:szCs w:val="26"/>
         </w:rPr>
         <w:drawing>
-          <wp:inline distT="0" distB="0" distL="0" distR="0" wp14:anchorId="61AA30EF" wp14:editId="6ED18625">
+          <wp:inline distT="0" distB="0" distL="0" distR="0" wp14:anchorId="61AA30EF" wp14:editId="79A3B43B">
             <wp:extent cx="1948539" cy="1606164"/>
             <wp:effectExtent l="0" t="0" r="0" b="0"/>
             <wp:docPr id="990850389" name="Picture 1"/>
@@ -3279,14 +3279,12 @@
         </w:rPr>
         <w:br w:type="page"/>
       </w:r>
-      <w:bookmarkStart w:id="1" w:name="_GoBack"/>
-      <w:bookmarkEnd w:id="1"/>
     </w:p>
     <w:p>
       <w:pPr>
         <w:pStyle w:val="Heading1"/>
       </w:pPr>
-      <w:bookmarkStart w:id="2" w:name="_Toc237026990"/>
+      <w:bookmarkStart w:id="1" w:name="_Toc237026990"/>
       <w:r>
         <w:lastRenderedPageBreak/>
         <w:t>DANH SÁCH HÌNH</w:t>
@@ -3294,7 +3292,7 @@
       <w:r>
         <w:t>, BẢNG</w:t>
       </w:r>
-      <w:bookmarkEnd w:id="2"/>
+      <w:bookmarkEnd w:id="1"/>
     </w:p>
     <w:p>
       <w:pPr>
@@ -3610,7 +3608,7 @@
       <w:pPr>
         <w:pStyle w:val="Heading1"/>
       </w:pPr>
-      <w:bookmarkStart w:id="3" w:name="_Toc237026991"/>
+      <w:bookmarkStart w:id="2" w:name="_Toc237026991"/>
       <w:r>
         <w:t xml:space="preserve">Chương I. </w:t>
       </w:r>
@@ -3620,39 +3618,39 @@
       <w:r>
         <w:t>.</w:t>
       </w:r>
+      <w:bookmarkEnd w:id="2"/>
+    </w:p>
+    <w:p>
+      <w:pPr>
+        <w:pStyle w:val="Heading2"/>
+      </w:pPr>
+      <w:bookmarkStart w:id="3" w:name="_Toc237026992"/>
+      <w:r>
+        <w:t xml:space="preserve">1. </w:t>
+      </w:r>
+      <w:r>
+        <w:t>Giới thiệu</w:t>
+      </w:r>
+      <w:r>
+        <w:t xml:space="preserve"> đề tài</w:t>
+      </w:r>
+      <w:r>
+        <w:t>.</w:t>
+      </w:r>
       <w:bookmarkEnd w:id="3"/>
     </w:p>
     <w:p>
       <w:pPr>
-        <w:pStyle w:val="Heading2"/>
-      </w:pPr>
-      <w:bookmarkStart w:id="4" w:name="_Toc237026992"/>
-      <w:r>
-        <w:t xml:space="preserve">1. </w:t>
-      </w:r>
-      <w:r>
-        <w:t>Giới thiệu</w:t>
-      </w:r>
-      <w:r>
-        <w:t xml:space="preserve"> đề tài</w:t>
-      </w:r>
-      <w:r>
-        <w:t>.</w:t>
+        <w:pStyle w:val="Heading3"/>
+      </w:pPr>
+      <w:bookmarkStart w:id="4" w:name="_Toc237026993"/>
+      <w:r>
+        <w:t xml:space="preserve">1.1. </w:t>
+      </w:r>
+      <w:r>
+        <w:t>Lý do chọn đề tài</w:t>
       </w:r>
       <w:bookmarkEnd w:id="4"/>
-    </w:p>
-    <w:p>
-      <w:pPr>
-        <w:pStyle w:val="Heading3"/>
-      </w:pPr>
-      <w:bookmarkStart w:id="5" w:name="_Toc237026993"/>
-      <w:r>
-        <w:t xml:space="preserve">1.1. </w:t>
-      </w:r>
-      <w:r>
-        <w:t>Lý do chọn đề tài</w:t>
-      </w:r>
-      <w:bookmarkEnd w:id="5"/>
     </w:p>
     <w:p>
       <w:pPr>
@@ -3709,7 +3707,7 @@
       <w:pPr>
         <w:pStyle w:val="Heading3"/>
       </w:pPr>
-      <w:bookmarkStart w:id="6" w:name="_Toc237026994"/>
+      <w:bookmarkStart w:id="5" w:name="_Toc237026994"/>
       <w:r>
         <w:t>1.2</w:t>
       </w:r>
@@ -3719,7 +3717,7 @@
       <w:r>
         <w:t xml:space="preserve"> Mục tiêu nghiên cứu</w:t>
       </w:r>
-      <w:bookmarkEnd w:id="6"/>
+      <w:bookmarkEnd w:id="5"/>
     </w:p>
     <w:p>
       <w:pPr>
@@ -3804,14 +3802,14 @@
       <w:pPr>
         <w:pStyle w:val="Heading3"/>
       </w:pPr>
-      <w:bookmarkStart w:id="7" w:name="_Toc237026995"/>
+      <w:bookmarkStart w:id="6" w:name="_Toc237026995"/>
       <w:r>
         <w:t xml:space="preserve">1.3. </w:t>
       </w:r>
       <w:r>
         <w:t>Đối tượng và phạm vi nghiêm cứu</w:t>
       </w:r>
-      <w:bookmarkEnd w:id="7"/>
+      <w:bookmarkEnd w:id="6"/>
     </w:p>
     <w:p>
       <w:pPr>
@@ -3877,11 +3875,11 @@
       <w:pPr>
         <w:pStyle w:val="Heading3"/>
       </w:pPr>
-      <w:bookmarkStart w:id="8" w:name="_Toc237026996"/>
+      <w:bookmarkStart w:id="7" w:name="_Toc237026996"/>
       <w:r>
         <w:t>1.4. Phương pháp nghiên cứu</w:t>
       </w:r>
-      <w:bookmarkEnd w:id="8"/>
+      <w:bookmarkEnd w:id="7"/>
     </w:p>
     <w:p>
       <w:pPr>
@@ -3952,11 +3950,11 @@
       <w:pPr>
         <w:pStyle w:val="Heading3"/>
       </w:pPr>
-      <w:bookmarkStart w:id="9" w:name="_Toc237026997"/>
+      <w:bookmarkStart w:id="8" w:name="_Toc237026997"/>
       <w:r>
         <w:t>1.5. Cấu trúc đồ án</w:t>
       </w:r>
-      <w:bookmarkEnd w:id="9"/>
+      <w:bookmarkEnd w:id="8"/>
     </w:p>
     <w:p>
       <w:pPr>
@@ -4050,12 +4048,12 @@
       <w:pPr>
         <w:pStyle w:val="Heading2"/>
       </w:pPr>
-      <w:bookmarkStart w:id="10" w:name="_Toc237026998"/>
+      <w:bookmarkStart w:id="9" w:name="_Toc237026998"/>
       <w:r>
         <w:lastRenderedPageBreak/>
         <w:t>2. Cơ sở lý thuyết.</w:t>
       </w:r>
-      <w:bookmarkEnd w:id="10"/>
+      <w:bookmarkEnd w:id="9"/>
     </w:p>
     <w:p>
       <w:pPr>
@@ -4135,8 +4133,8 @@
       <w:pPr>
         <w:pStyle w:val="Heading1"/>
       </w:pPr>
-      <w:bookmarkStart w:id="11" w:name="_Toc236264118"/>
-      <w:bookmarkStart w:id="12" w:name="_Toc237026999"/>
+      <w:bookmarkStart w:id="10" w:name="_Toc236264118"/>
+      <w:bookmarkStart w:id="11" w:name="_Toc237026999"/>
       <w:r>
         <w:lastRenderedPageBreak/>
         <w:t>Chương II.</w:t>
@@ -4156,50 +4154,50 @@
       <w:r>
         <w:t>.</w:t>
       </w:r>
+      <w:bookmarkEnd w:id="10"/>
       <w:bookmarkEnd w:id="11"/>
+    </w:p>
+    <w:p>
+      <w:pPr>
+        <w:pStyle w:val="Heading2"/>
+      </w:pPr>
+      <w:bookmarkStart w:id="12" w:name="_Toc236264119"/>
+      <w:bookmarkStart w:id="13" w:name="_Toc237027000"/>
+      <w:r>
+        <w:t>2. Tổng quan hệ thống quy trình nghiệp vụ</w:t>
+      </w:r>
       <w:bookmarkEnd w:id="12"/>
-    </w:p>
-    <w:p>
-      <w:pPr>
-        <w:pStyle w:val="Heading2"/>
-      </w:pPr>
-      <w:bookmarkStart w:id="13" w:name="_Toc236264119"/>
-      <w:bookmarkStart w:id="14" w:name="_Toc237027000"/>
-      <w:r>
-        <w:t>2. Tổng quan hệ thống quy trình nghiệp vụ</w:t>
-      </w:r>
       <w:bookmarkEnd w:id="13"/>
+    </w:p>
+    <w:p>
+      <w:pPr>
+        <w:pStyle w:val="Heading3"/>
+      </w:pPr>
+      <w:bookmarkStart w:id="14" w:name="_Toc236264120"/>
+      <w:bookmarkStart w:id="15" w:name="_Toc237027001"/>
+      <w:r>
+        <w:t xml:space="preserve">2.1. </w:t>
+      </w:r>
+      <w:r>
+        <w:t xml:space="preserve">Kiến trúc quy trình nghiệp vụ </w:t>
+      </w:r>
+      <w:r>
+        <w:t>tại phường Tân Hải.</w:t>
+      </w:r>
       <w:bookmarkEnd w:id="14"/>
-    </w:p>
-    <w:p>
-      <w:pPr>
-        <w:pStyle w:val="Heading3"/>
-      </w:pPr>
-      <w:bookmarkStart w:id="15" w:name="_Toc236264120"/>
-      <w:bookmarkStart w:id="16" w:name="_Toc237027001"/>
-      <w:r>
-        <w:t xml:space="preserve">2.1. </w:t>
-      </w:r>
-      <w:r>
-        <w:t xml:space="preserve">Kiến trúc quy trình nghiệp vụ </w:t>
-      </w:r>
-      <w:r>
-        <w:t>tại phường Tân Hải.</w:t>
-      </w:r>
       <w:bookmarkEnd w:id="15"/>
+    </w:p>
+    <w:p>
+      <w:pPr>
+        <w:pStyle w:val="Heading4"/>
+      </w:pPr>
+      <w:bookmarkStart w:id="16" w:name="_Toc236264121"/>
+      <w:bookmarkStart w:id="17" w:name="_Toc237027002"/>
+      <w:r>
+        <w:t>2.1.1 Phân loại quy trình.</w:t>
+      </w:r>
       <w:bookmarkEnd w:id="16"/>
-    </w:p>
-    <w:p>
-      <w:pPr>
-        <w:pStyle w:val="Heading4"/>
-      </w:pPr>
-      <w:bookmarkStart w:id="17" w:name="_Toc236264121"/>
-      <w:bookmarkStart w:id="18" w:name="_Toc237027002"/>
-      <w:r>
-        <w:t>2.1.1 Phân loại quy trình.</w:t>
-      </w:r>
       <w:bookmarkEnd w:id="17"/>
-      <w:bookmarkEnd w:id="18"/>
     </w:p>
     <w:p>
       <w:pPr>
@@ -4405,7 +4403,7 @@
           </mc:Choice>
           <mc:Fallback>
             <w:pict>
-              <v:roundrect w14:anchorId="28E19EA2" id="Rectangle: Rounded Corners 3" o:spid="_x0000_s1026" style="position:absolute;margin-left:128.3pt;margin-top:15.9pt;width:107.35pt;height:63.3pt;z-index:251660288;visibility:visible;mso-wrap-style:square;mso-width-percent:0;mso-height-percent:0;mso-wrap-distance-left:9pt;mso-wrap-distance-top:0;mso-wrap-distance-right:9pt;mso-wrap-distance-bottom:0;mso-position-horizontal:absolute;mso-position-horizontal-relative:margin;mso-position-vertical:absolute;mso-position-vertical-relative:text;mso-width-percent:0;mso-height-percent:0;mso-width-relative:margin;mso-height-relative:margin;v-text-anchor:middle" arcsize="10923f" o:gfxdata="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" fillcolor="white [3201]" strokecolor="#e97132 [3205]" strokeweight="1pt">
+              <v:roundrect w14:anchorId="28E19EA2" id="Rectangle: Rounded Corners 3" o:spid="_x0000_s1026" style="position:absolute;margin-left:128.3pt;margin-top:15.9pt;width:107.35pt;height:63.3pt;z-index:251660288;visibility:visible;mso-wrap-style:square;mso-width-percent:0;mso-height-percent:0;mso-wrap-distance-left:9pt;mso-wrap-distance-top:0;mso-wrap-distance-right:9pt;mso-wrap-distance-bottom:0;mso-position-horizontal:absolute;mso-position-horizontal-relative:margin;mso-position-vertical:absolute;mso-position-vertical-relative:text;mso-width-percent:0;mso-height-percent:0;mso-width-relative:margin;mso-height-relative:margin;v-text-anchor:middle" arcsize="10923f" o:gfxdata="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" fillcolor="white [3201]" strokecolor="#e97132 [3205]" strokeweight="1pt">
                 <v:stroke joinstyle="miter"/>
                 <v:textbox>
                   <w:txbxContent>
@@ -4513,7 +4511,7 @@
           </mc:Choice>
           <mc:Fallback>
             <w:pict>
-              <v:roundrect w14:anchorId="06A50C2F" id="_x0000_s1027" style="position:absolute;margin-left:238.75pt;margin-top:15.6pt;width:108pt;height:64.8pt;z-index:251661312;visibility:visible;mso-wrap-style:square;mso-width-percent:0;mso-height-percent:0;mso-wrap-distance-left:9pt;mso-wrap-distance-top:0;mso-wrap-distance-right:9pt;mso-wrap-distance-bottom:0;mso-position-horizontal:absolute;mso-position-horizontal-relative:margin;mso-position-vertical:absolute;mso-position-vertical-relative:text;mso-width-percent:0;mso-height-percent:0;mso-width-relative:margin;mso-height-relative:margin;v-text-anchor:middle" arcsize="10923f" o:gfxdata="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" fillcolor="white [3201]" strokecolor="#e97132 [3205]" strokeweight="1pt">
+              <v:roundrect w14:anchorId="06A50C2F" id="_x0000_s1027" style="position:absolute;margin-left:238.75pt;margin-top:15.6pt;width:108pt;height:64.8pt;z-index:251661312;visibility:visible;mso-wrap-style:square;mso-width-percent:0;mso-height-percent:0;mso-wrap-distance-left:9pt;mso-wrap-distance-top:0;mso-wrap-distance-right:9pt;mso-wrap-distance-bottom:0;mso-position-horizontal:absolute;mso-position-horizontal-relative:margin;mso-position-vertical:absolute;mso-position-vertical-relative:text;mso-width-percent:0;mso-height-percent:0;mso-width-relative:margin;mso-height-relative:margin;v-text-anchor:middle" arcsize="10923f" o:gfxdata="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" fillcolor="white [3201]" strokecolor="#e97132 [3205]" strokeweight="1pt">
                 <v:stroke joinstyle="miter"/>
                 <v:textbox>
                   <w:txbxContent>
@@ -4615,7 +4613,7 @@
           </mc:Choice>
           <mc:Fallback>
             <w:pict>
-              <v:roundrect w14:anchorId="65CEDB10" id="_x0000_s1028" style="position:absolute;margin-left:98.7pt;margin-top:27.4pt;width:136.8pt;height:50.4pt;z-index:251662336;visibility:visible;mso-wrap-style:square;mso-width-percent:0;mso-height-percent:0;mso-wrap-distance-left:9pt;mso-wrap-distance-top:0;mso-wrap-distance-right:9pt;mso-wrap-distance-bottom:0;mso-position-horizontal:absolute;mso-position-horizontal-relative:margin;mso-position-vertical:absolute;mso-position-vertical-relative:text;mso-width-percent:0;mso-height-percent:0;mso-width-relative:margin;mso-height-relative:margin;v-text-anchor:middle" arcsize="10923f" o:gfxdata="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" fillcolor="white [3201]" strokecolor="#e97132 [3205]" strokeweight="1pt">
+              <v:roundrect w14:anchorId="65CEDB10" id="_x0000_s1028" style="position:absolute;margin-left:98.7pt;margin-top:27.4pt;width:136.8pt;height:50.4pt;z-index:251662336;visibility:visible;mso-wrap-style:square;mso-width-percent:0;mso-height-percent:0;mso-wrap-distance-left:9pt;mso-wrap-distance-top:0;mso-wrap-distance-right:9pt;mso-wrap-distance-bottom:0;mso-position-horizontal:absolute;mso-position-horizontal-relative:margin;mso-position-vertical:absolute;mso-position-vertical-relative:text;mso-width-percent:0;mso-height-percent:0;mso-width-relative:margin;mso-height-relative:margin;v-text-anchor:middle" arcsize="10923f" o:gfxdata="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" fillcolor="white [3201]" strokecolor="#e97132 [3205]" strokeweight="1pt">
                 <v:stroke joinstyle="miter"/>
                 <v:textbox>
                   <w:txbxContent>
@@ -4716,7 +4714,7 @@
           </mc:Choice>
           <mc:Fallback>
             <w:pict>
-              <v:roundrect w14:anchorId="43DFB7C4" id="_x0000_s1029" style="position:absolute;margin-left:238.25pt;margin-top:.7pt;width:136.8pt;height:50.4pt;z-index:251664384;visibility:visible;mso-wrap-style:square;mso-width-percent:0;mso-height-percent:0;mso-wrap-distance-left:9pt;mso-wrap-distance-top:0;mso-wrap-distance-right:9pt;mso-wrap-distance-bottom:0;mso-position-horizontal:absolute;mso-position-horizontal-relative:margin;mso-position-vertical:absolute;mso-position-vertical-relative:text;mso-width-percent:0;mso-height-percent:0;mso-width-relative:margin;mso-height-relative:margin;v-text-anchor:middle" arcsize="10923f" o:gfxdata="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" fillcolor="white [3201]" strokecolor="#e97132 [3205]" strokeweight="1pt">
+              <v:roundrect w14:anchorId="43DFB7C4" id="_x0000_s1029" style="position:absolute;margin-left:238.25pt;margin-top:.7pt;width:136.8pt;height:50.4pt;z-index:251664384;visibility:visible;mso-wrap-style:square;mso-width-percent:0;mso-height-percent:0;mso-wrap-distance-left:9pt;mso-wrap-distance-top:0;mso-wrap-distance-right:9pt;mso-wrap-distance-bottom:0;mso-position-horizontal:absolute;mso-position-horizontal-relative:margin;mso-position-vertical:absolute;mso-position-vertical-relative:text;mso-width-percent:0;mso-height-percent:0;mso-width-relative:margin;mso-height-relative:margin;v-text-anchor:middle" arcsize="10923f" o:gfxdata="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" fillcolor="white [3201]" strokecolor="#e97132 [3205]" strokeweight="1pt">
                 <v:stroke joinstyle="miter"/>
                 <v:textbox>
                   <w:txbxContent>
@@ -4830,7 +4828,7 @@
           </mc:Choice>
           <mc:Fallback>
             <w:pict>
-              <v:rect w14:anchorId="39A2F26E" id="Rectangle 9" o:spid="_x0000_s1030" style="position:absolute;margin-left:0;margin-top:17pt;width:148.2pt;height:26.25pt;z-index:251663360;visibility:visible;mso-wrap-style:square;mso-width-percent:0;mso-height-percent:0;mso-wrap-distance-left:9pt;mso-wrap-distance-top:0;mso-wrap-distance-right:9pt;mso-wrap-distance-bottom:0;mso-position-horizontal:absolute;mso-position-horizontal-relative:margin;mso-position-vertical:absolute;mso-position-vertical-relative:text;mso-width-percent:0;mso-height-percent:0;mso-width-relative:margin;mso-height-relative:margin;v-text-anchor:middle" o:gfxdata="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" filled="f" stroked="f">
+              <v:rect w14:anchorId="39A2F26E" id="Rectangle 9" o:spid="_x0000_s1030" style="position:absolute;margin-left:0;margin-top:17pt;width:148.2pt;height:26.25pt;z-index:251663360;visibility:visible;mso-wrap-style:square;mso-width-percent:0;mso-height-percent:0;mso-wrap-distance-left:9pt;mso-wrap-distance-top:0;mso-wrap-distance-right:9pt;mso-wrap-distance-bottom:0;mso-position-horizontal:absolute;mso-position-horizontal-relative:margin;mso-position-vertical:absolute;mso-position-vertical-relative:text;mso-width-percent:0;mso-height-percent:0;mso-width-relative:margin;mso-height-relative:margin;v-text-anchor:middle" o:gfxdata="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" filled="f" stroked="f">
                 <v:textbox>
                   <w:txbxContent>
                     <w:p>
@@ -4949,7 +4947,7 @@
           </mc:Choice>
           <mc:Fallback>
             <w:pict>
-              <v:rect w14:anchorId="6A75F3DE" id="Rectangle 10" o:spid="_x0000_s1031" style="position:absolute;margin-left:-17pt;margin-top:16.5pt;width:507.2pt;height:145.5pt;z-index:251665408;visibility:visible;mso-wrap-style:square;mso-width-percent:0;mso-height-percent:0;mso-wrap-distance-left:9pt;mso-wrap-distance-top:0;mso-wrap-distance-right:9pt;mso-wrap-distance-bottom:0;mso-position-horizontal:absolute;mso-position-horizontal-relative:margin;mso-position-vertical:absolute;mso-position-vertical-relative:text;mso-width-percent:0;mso-height-percent:0;mso-width-relative:margin;mso-height-relative:margin;v-text-anchor:middle" o:gfxdata="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" fillcolor="#8dd873 [1945]" strokecolor="white [3212]" strokeweight=".5pt">
+              <v:rect w14:anchorId="6A75F3DE" id="Rectangle 10" o:spid="_x0000_s1031" style="position:absolute;margin-left:-17pt;margin-top:16.5pt;width:507.2pt;height:145.5pt;z-index:251665408;visibility:visible;mso-wrap-style:square;mso-width-percent:0;mso-height-percent:0;mso-wrap-distance-left:9pt;mso-wrap-distance-top:0;mso-wrap-distance-right:9pt;mso-wrap-distance-bottom:0;mso-position-horizontal:absolute;mso-position-horizontal-relative:margin;mso-position-vertical:absolute;mso-position-vertical-relative:text;mso-width-percent:0;mso-height-percent:0;mso-width-relative:margin;mso-height-relative:margin;v-text-anchor:middle" o:gfxdata="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" fillcolor="#8dd873 [1945]" strokecolor="white [3212]" strokeweight=".5pt">
                 <v:textbox>
                   <w:txbxContent>
                     <w:p>
@@ -5051,7 +5049,7 @@
           </mc:Choice>
           <mc:Fallback>
             <w:pict>
-              <v:roundrect w14:anchorId="4EA4580F" id="_x0000_s1032" style="position:absolute;margin-left:241.9pt;margin-top:25.7pt;width:136.8pt;height:50.4pt;z-index:251667456;visibility:visible;mso-wrap-style:square;mso-width-percent:0;mso-height-percent:0;mso-wrap-distance-left:9pt;mso-wrap-distance-top:0;mso-wrap-distance-right:9pt;mso-wrap-distance-bottom:0;mso-position-horizontal:absolute;mso-position-horizontal-relative:margin;mso-position-vertical:absolute;mso-position-vertical-relative:text;mso-width-percent:0;mso-height-percent:0;mso-width-relative:margin;mso-height-relative:margin;v-text-anchor:middle" arcsize="10923f" o:gfxdata="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" fillcolor="white [3201]" strokecolor="white [3212]" strokeweight="1pt">
+              <v:roundrect w14:anchorId="4EA4580F" id="_x0000_s1032" style="position:absolute;margin-left:241.9pt;margin-top:25.7pt;width:136.8pt;height:50.4pt;z-index:251667456;visibility:visible;mso-wrap-style:square;mso-width-percent:0;mso-height-percent:0;mso-wrap-distance-left:9pt;mso-wrap-distance-top:0;mso-wrap-distance-right:9pt;mso-wrap-distance-bottom:0;mso-position-horizontal:absolute;mso-position-horizontal-relative:margin;mso-position-vertical:absolute;mso-position-vertical-relative:text;mso-width-percent:0;mso-height-percent:0;mso-width-relative:margin;mso-height-relative:margin;v-text-anchor:middle" arcsize="10923f" o:gfxdata="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" fillcolor="white [3201]" strokecolor="white [3212]" strokeweight="1pt">
                 <v:stroke joinstyle="miter"/>
                 <v:textbox>
                   <w:txbxContent>
@@ -5173,7 +5171,7 @@
           </mc:Choice>
           <mc:Fallback>
             <w:pict>
-              <v:roundrect w14:anchorId="6BA0FAA7" id="_x0000_s1033" style="position:absolute;margin-left:94.6pt;margin-top:25.15pt;width:136.8pt;height:50.4pt;z-index:251666432;visibility:visible;mso-wrap-style:square;mso-width-percent:0;mso-height-percent:0;mso-wrap-distance-left:9pt;mso-wrap-distance-top:0;mso-wrap-distance-right:9pt;mso-wrap-distance-bottom:0;mso-position-horizontal:absolute;mso-position-horizontal-relative:margin;mso-position-vertical:absolute;mso-position-vertical-relative:text;mso-width-percent:0;mso-height-percent:0;mso-width-relative:margin;mso-height-relative:margin;v-text-anchor:middle" arcsize="10923f" o:gfxdata="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" fillcolor="white [3201]" strokecolor="white [3212]" strokeweight="1pt">
+              <v:roundrect w14:anchorId="6BA0FAA7" id="_x0000_s1033" style="position:absolute;margin-left:94.6pt;margin-top:25.15pt;width:136.8pt;height:50.4pt;z-index:251666432;visibility:visible;mso-wrap-style:square;mso-width-percent:0;mso-height-percent:0;mso-wrap-distance-left:9pt;mso-wrap-distance-top:0;mso-wrap-distance-right:9pt;mso-wrap-distance-bottom:0;mso-position-horizontal:absolute;mso-position-horizontal-relative:margin;mso-position-vertical:absolute;mso-position-vertical-relative:text;mso-width-percent:0;mso-height-percent:0;mso-width-relative:margin;mso-height-relative:margin;v-text-anchor:middle" arcsize="10923f" o:gfxdata="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" fillcolor="white [3201]" strokecolor="white [3212]" strokeweight="1pt">
                 <v:stroke joinstyle="miter"/>
                 <v:textbox>
                   <w:txbxContent>
@@ -5306,7 +5304,7 @@
           </mc:Choice>
           <mc:Fallback>
             <w:pict>
-              <v:roundrect w14:anchorId="7ACD8C4B" id="_x0000_s1034" style="position:absolute;margin-left:240.45pt;margin-top:1.45pt;width:136.8pt;height:64.8pt;z-index:251672576;visibility:visible;mso-wrap-style:square;mso-width-percent:0;mso-height-percent:0;mso-wrap-distance-left:9pt;mso-wrap-distance-top:0;mso-wrap-distance-right:9pt;mso-wrap-distance-bottom:0;mso-position-horizontal:absolute;mso-position-horizontal-relative:margin;mso-position-vertical:absolute;mso-position-vertical-relative:text;mso-width-percent:0;mso-height-percent:0;mso-width-relative:margin;mso-height-relative:margin;v-text-anchor:middle" arcsize="10923f" o:gfxdata="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" fillcolor="white [3201]" strokecolor="white [3212]" strokeweight="1pt">
+              <v:roundrect w14:anchorId="7ACD8C4B" id="_x0000_s1034" style="position:absolute;margin-left:240.45pt;margin-top:1.45pt;width:136.8pt;height:64.8pt;z-index:251672576;visibility:visible;mso-wrap-style:square;mso-width-percent:0;mso-height-percent:0;mso-wrap-distance-left:9pt;mso-wrap-distance-top:0;mso-wrap-distance-right:9pt;mso-wrap-distance-bottom:0;mso-position-horizontal:absolute;mso-position-horizontal-relative:margin;mso-position-vertical:absolute;mso-position-vertical-relative:text;mso-width-percent:0;mso-height-percent:0;mso-width-relative:margin;mso-height-relative:margin;v-text-anchor:middle" arcsize="10923f" o:gfxdata="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" fillcolor="white [3201]" strokecolor="white [3212]" strokeweight="1pt">
                 <v:stroke joinstyle="miter"/>
                 <v:textbox>
                   <w:txbxContent>
@@ -5417,7 +5415,7 @@
           </mc:Choice>
           <mc:Fallback>
             <w:pict>
-              <v:roundrect w14:anchorId="2A1E14F2" id="_x0000_s1035" style="position:absolute;margin-left:94.5pt;margin-top:.8pt;width:136.8pt;height:64.8pt;z-index:251668480;visibility:visible;mso-wrap-style:square;mso-width-percent:0;mso-height-percent:0;mso-wrap-distance-left:9pt;mso-wrap-distance-top:0;mso-wrap-distance-right:9pt;mso-wrap-distance-bottom:0;mso-position-horizontal:absolute;mso-position-horizontal-relative:margin;mso-position-vertical:absolute;mso-position-vertical-relative:text;mso-width-percent:0;mso-height-percent:0;mso-width-relative:margin;mso-height-relative:margin;v-text-anchor:middle" arcsize="10923f" o:gfxdata="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" fillcolor="white [3201]" strokecolor="white [3212]" strokeweight="1pt">
+              <v:roundrect w14:anchorId="2A1E14F2" id="_x0000_s1035" style="position:absolute;margin-left:94.5pt;margin-top:.8pt;width:136.8pt;height:64.8pt;z-index:251668480;visibility:visible;mso-wrap-style:square;mso-width-percent:0;mso-height-percent:0;mso-wrap-distance-left:9pt;mso-wrap-distance-top:0;mso-wrap-distance-right:9pt;mso-wrap-distance-bottom:0;mso-position-horizontal:absolute;mso-position-horizontal-relative:margin;mso-position-vertical:absolute;mso-position-vertical-relative:text;mso-width-percent:0;mso-height-percent:0;mso-width-relative:margin;mso-height-relative:margin;v-text-anchor:middle" arcsize="10923f" o:gfxdata="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" fillcolor="white [3201]" strokecolor="white [3212]" strokeweight="1pt">
                 <v:stroke joinstyle="miter"/>
                 <v:textbox>
                   <w:txbxContent>
@@ -5533,7 +5531,7 @@
           </mc:Choice>
           <mc:Fallback>
             <w:pict>
-              <v:rect w14:anchorId="74F3C5D9" id="Rectangle 15" o:spid="_x0000_s1036" style="position:absolute;margin-left:-17.95pt;margin-top:31.05pt;width:507.85pt;height:139.85pt;z-index:251669504;visibility:visible;mso-wrap-style:square;mso-width-percent:0;mso-height-percent:0;mso-wrap-distance-left:9pt;mso-wrap-distance-top:0;mso-wrap-distance-right:9pt;mso-wrap-distance-bottom:0;mso-position-horizontal:absolute;mso-position-horizontal-relative:margin;mso-position-vertical:absolute;mso-position-vertical-relative:text;mso-width-percent:0;mso-height-percent:0;mso-width-relative:margin;mso-height-relative:margin;v-text-anchor:middle" o:gfxdata="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" fillcolor="#4e95d9 [1631]" strokecolor="white [3212]">
+              <v:rect w14:anchorId="74F3C5D9" id="Rectangle 15" o:spid="_x0000_s1036" style="position:absolute;margin-left:-17.95pt;margin-top:31.05pt;width:507.85pt;height:139.85pt;z-index:251669504;visibility:visible;mso-wrap-style:square;mso-width-percent:0;mso-height-percent:0;mso-wrap-distance-left:9pt;mso-wrap-distance-top:0;mso-wrap-distance-right:9pt;mso-wrap-distance-bottom:0;mso-position-horizontal:absolute;mso-position-horizontal-relative:margin;mso-position-vertical:absolute;mso-position-vertical-relative:text;mso-width-percent:0;mso-height-percent:0;mso-width-relative:margin;mso-height-relative:margin;v-text-anchor:middle" o:gfxdata="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" fillcolor="#4e95d9 [1631]" strokecolor="white [3212]">
                 <v:stroke joinstyle="round"/>
                 <v:textbox>
                   <w:txbxContent>
@@ -5644,7 +5642,7 @@
           </mc:Choice>
           <mc:Fallback>
             <w:pict>
-              <v:rect w14:anchorId="01CA98DA" id="_x0000_s1037" style="position:absolute;margin-left:0;margin-top:6pt;width:128.35pt;height:26.25pt;z-index:251673600;visibility:visible;mso-wrap-style:square;mso-width-percent:0;mso-height-percent:0;mso-wrap-distance-left:9pt;mso-wrap-distance-top:0;mso-wrap-distance-right:9pt;mso-wrap-distance-bottom:0;mso-position-horizontal:left;mso-position-horizontal-relative:margin;mso-position-vertical:absolute;mso-position-vertical-relative:text;mso-width-percent:0;mso-height-percent:0;mso-width-relative:margin;mso-height-relative:margin;v-text-anchor:middle" o:gfxdata="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" filled="f" stroked="f">
+              <v:rect w14:anchorId="01CA98DA" id="_x0000_s1037" style="position:absolute;margin-left:0;margin-top:6pt;width:128.35pt;height:26.25pt;z-index:251673600;visibility:visible;mso-wrap-style:square;mso-width-percent:0;mso-height-percent:0;mso-wrap-distance-left:9pt;mso-wrap-distance-top:0;mso-wrap-distance-right:9pt;mso-wrap-distance-bottom:0;mso-position-horizontal:left;mso-position-horizontal-relative:margin;mso-position-vertical:absolute;mso-position-vertical-relative:text;mso-width-percent:0;mso-height-percent:0;mso-width-relative:margin;mso-height-relative:margin;v-text-anchor:middle" o:gfxdata="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" filled="f" stroked="f">
                 <v:textbox>
                   <w:txbxContent>
                     <w:p>
@@ -5775,7 +5773,7 @@
           </mc:Choice>
           <mc:Fallback>
             <w:pict>
-              <v:roundrect w14:anchorId="1A0728D7" id="_x0000_s1038" style="position:absolute;margin-left:13.85pt;margin-top:13.5pt;width:136.8pt;height:50.4pt;z-index:251676672;visibility:visible;mso-wrap-style:square;mso-width-percent:0;mso-height-percent:0;mso-wrap-distance-left:9pt;mso-wrap-distance-top:0;mso-wrap-distance-right:9pt;mso-wrap-distance-bottom:0;mso-position-horizontal:absolute;mso-position-horizontal-relative:margin;mso-position-vertical:absolute;mso-position-vertical-relative:text;mso-width-percent:0;mso-height-percent:0;mso-width-relative:margin;mso-height-relative:margin;v-text-anchor:middle" arcsize="10923f" o:gfxdata="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" fillcolor="white [3212]" strokecolor="white [3212]" strokeweight="1pt">
+              <v:roundrect w14:anchorId="1A0728D7" id="_x0000_s1038" style="position:absolute;margin-left:13.85pt;margin-top:13.5pt;width:136.8pt;height:50.4pt;z-index:251676672;visibility:visible;mso-wrap-style:square;mso-width-percent:0;mso-height-percent:0;mso-wrap-distance-left:9pt;mso-wrap-distance-top:0;mso-wrap-distance-right:9pt;mso-wrap-distance-bottom:0;mso-position-horizontal:absolute;mso-position-horizontal-relative:margin;mso-position-vertical:absolute;mso-position-vertical-relative:text;mso-width-percent:0;mso-height-percent:0;mso-width-relative:margin;mso-height-relative:margin;v-text-anchor:middle" arcsize="10923f" o:gfxdata="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" fillcolor="white [3212]" strokecolor="white [3212]" strokeweight="1pt">
                 <v:stroke joinstyle="miter"/>
                 <v:textbox>
                   <w:txbxContent>
@@ -5893,7 +5891,7 @@
           </mc:Choice>
           <mc:Fallback>
             <w:pict>
-              <v:roundrect w14:anchorId="387F4A24" id="_x0000_s1039" style="position:absolute;margin-left:320.35pt;margin-top:13.5pt;width:136.8pt;height:50.4pt;z-index:251677696;visibility:visible;mso-wrap-style:square;mso-width-percent:0;mso-height-percent:0;mso-wrap-distance-left:9pt;mso-wrap-distance-top:0;mso-wrap-distance-right:9pt;mso-wrap-distance-bottom:0;mso-position-horizontal:absolute;mso-position-horizontal-relative:margin;mso-position-vertical:absolute;mso-position-vertical-relative:text;mso-width-percent:0;mso-height-percent:0;mso-width-relative:margin;mso-height-relative:margin;v-text-anchor:middle" arcsize="10923f" o:gfxdata="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" fillcolor="white [3201]" strokecolor="white [3212]" strokeweight="1pt">
+              <v:roundrect w14:anchorId="387F4A24" id="_x0000_s1039" style="position:absolute;margin-left:320.35pt;margin-top:13.5pt;width:136.8pt;height:50.4pt;z-index:251677696;visibility:visible;mso-wrap-style:square;mso-width-percent:0;mso-height-percent:0;mso-wrap-distance-left:9pt;mso-wrap-distance-top:0;mso-wrap-distance-right:9pt;mso-wrap-distance-bottom:0;mso-position-horizontal:absolute;mso-position-horizontal-relative:margin;mso-position-vertical:absolute;mso-position-vertical-relative:text;mso-width-percent:0;mso-height-percent:0;mso-width-relative:margin;mso-height-relative:margin;v-text-anchor:middle" arcsize="10923f" o:gfxdata="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" fillcolor="white [3201]" strokecolor="white [3212]" strokeweight="1pt">
                 <v:stroke joinstyle="miter"/>
                 <v:textbox>
                   <w:txbxContent>
@@ -6004,7 +6002,7 @@
           </mc:Choice>
           <mc:Fallback>
             <w:pict>
-              <v:roundrect w14:anchorId="32BCDBDA" id="_x0000_s1040" style="position:absolute;margin-left:167.55pt;margin-top:13.5pt;width:136.8pt;height:50.4pt;z-index:251671552;visibility:visible;mso-wrap-style:square;mso-width-percent:0;mso-height-percent:0;mso-wrap-distance-left:9pt;mso-wrap-distance-top:0;mso-wrap-distance-right:9pt;mso-wrap-distance-bottom:0;mso-position-horizontal:absolute;mso-position-horizontal-relative:margin;mso-position-vertical:absolute;mso-position-vertical-relative:text;mso-width-percent:0;mso-height-percent:0;mso-width-relative:margin;mso-height-relative:margin;v-text-anchor:middle" arcsize="10923f" o:gfxdata="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" fillcolor="white [3212]" strokecolor="white [3212]" strokeweight="1pt">
+              <v:roundrect w14:anchorId="32BCDBDA" id="_x0000_s1040" style="position:absolute;margin-left:167.55pt;margin-top:13.5pt;width:136.8pt;height:50.4pt;z-index:251671552;visibility:visible;mso-wrap-style:square;mso-width-percent:0;mso-height-percent:0;mso-wrap-distance-left:9pt;mso-wrap-distance-top:0;mso-wrap-distance-right:9pt;mso-wrap-distance-bottom:0;mso-position-horizontal:absolute;mso-position-horizontal-relative:margin;mso-position-vertical:absolute;mso-position-vertical-relative:text;mso-width-percent:0;mso-height-percent:0;mso-width-relative:margin;mso-height-relative:margin;v-text-anchor:middle" arcsize="10923f" o:gfxdata="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" fillcolor="white [3212]" strokecolor="white [3212]" strokeweight="1pt">
                 <v:stroke joinstyle="miter"/>
                 <v:textbox>
                   <w:txbxContent>
@@ -6115,7 +6113,7 @@
           </mc:Choice>
           <mc:Fallback>
             <w:pict>
-              <v:roundrect w14:anchorId="657A6CDF" id="_x0000_s1041" style="position:absolute;margin-left:249.25pt;margin-top:17.25pt;width:136.8pt;height:50.4pt;z-index:251670528;visibility:visible;mso-wrap-style:square;mso-width-percent:0;mso-height-percent:0;mso-wrap-distance-left:9pt;mso-wrap-distance-top:0;mso-wrap-distance-right:9pt;mso-wrap-distance-bottom:0;mso-position-horizontal:absolute;mso-position-horizontal-relative:margin;mso-position-vertical:absolute;mso-position-vertical-relative:text;mso-width-percent:0;mso-height-percent:0;mso-width-relative:margin;mso-height-relative:margin;v-text-anchor:middle" arcsize="10923f" o:gfxdata="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" fillcolor="white [3201]" strokecolor="white [3212]" strokeweight="1pt">
+              <v:roundrect w14:anchorId="657A6CDF" id="_x0000_s1041" style="position:absolute;margin-left:249.25pt;margin-top:17.25pt;width:136.8pt;height:50.4pt;z-index:251670528;visibility:visible;mso-wrap-style:square;mso-width-percent:0;mso-height-percent:0;mso-wrap-distance-left:9pt;mso-wrap-distance-top:0;mso-wrap-distance-right:9pt;mso-wrap-distance-bottom:0;mso-position-horizontal:absolute;mso-position-horizontal-relative:margin;mso-position-vertical:absolute;mso-position-vertical-relative:text;mso-width-percent:0;mso-height-percent:0;mso-width-relative:margin;mso-height-relative:margin;v-text-anchor:middle" arcsize="10923f" o:gfxdata="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" fillcolor="white [3201]" strokecolor="white [3212]" strokeweight="1pt">
                 <v:stroke joinstyle="miter"/>
                 <v:textbox>
                   <w:txbxContent>
@@ -6226,7 +6224,7 @@
           </mc:Choice>
           <mc:Fallback>
             <w:pict>
-              <v:roundrect w14:anchorId="7D7BAB04" id="_x0000_s1042" style="position:absolute;margin-left:93.25pt;margin-top:17.25pt;width:136.8pt;height:50.4pt;z-index:251675648;visibility:visible;mso-wrap-style:square;mso-width-percent:0;mso-height-percent:0;mso-wrap-distance-left:9pt;mso-wrap-distance-top:0;mso-wrap-distance-right:9pt;mso-wrap-distance-bottom:0;mso-position-horizontal:absolute;mso-position-horizontal-relative:margin;mso-position-vertical:absolute;mso-position-vertical-relative:text;mso-width-percent:0;mso-height-percent:0;mso-width-relative:margin;mso-height-relative:margin;v-text-anchor:middle" arcsize="10923f" o:gfxdata="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" fillcolor="white [3212]" strokecolor="white [3212]" strokeweight="1pt">
+              <v:roundrect w14:anchorId="7D7BAB04" id="_x0000_s1042" style="position:absolute;margin-left:93.25pt;margin-top:17.25pt;width:136.8pt;height:50.4pt;z-index:251675648;visibility:visible;mso-wrap-style:square;mso-width-percent:0;mso-height-percent:0;mso-wrap-distance-left:9pt;mso-wrap-distance-top:0;mso-wrap-distance-right:9pt;mso-wrap-distance-bottom:0;mso-position-horizontal:absolute;mso-position-horizontal-relative:margin;mso-position-vertical:absolute;mso-position-vertical-relative:text;mso-width-percent:0;mso-height-percent:0;mso-width-relative:margin;mso-height-relative:margin;v-text-anchor:middle" arcsize="10923f" o:gfxdata="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" fillcolor="white [3212]" strokecolor="white [3212]" strokeweight="1pt">
                 <v:stroke joinstyle="miter"/>
                 <v:textbox>
                   <w:txbxContent>
@@ -6359,7 +6357,7 @@
           </mc:Choice>
           <mc:Fallback>
             <w:pict>
-              <v:rect w14:anchorId="5D164BEA" id="_x0000_s1043" style="position:absolute;left:0;text-align:left;margin-left:0;margin-top:7.95pt;width:128.35pt;height:26.25pt;z-index:251674624;visibility:visible;mso-wrap-style:square;mso-width-percent:0;mso-height-percent:0;mso-wrap-distance-left:9pt;mso-wrap-distance-top:0;mso-wrap-distance-right:9pt;mso-wrap-distance-bottom:0;mso-position-horizontal:left;mso-position-horizontal-relative:margin;mso-position-vertical:absolute;mso-position-vertical-relative:text;mso-width-percent:0;mso-height-percent:0;mso-width-relative:margin;mso-height-relative:margin;v-text-anchor:middle" o:gfxdata="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" filled="f" stroked="f">
+              <v:rect w14:anchorId="5D164BEA" id="_x0000_s1043" style="position:absolute;left:0;text-align:left;margin-left:0;margin-top:7.95pt;width:128.35pt;height:26.25pt;z-index:251674624;visibility:visible;mso-wrap-style:square;mso-width-percent:0;mso-height-percent:0;mso-wrap-distance-left:9pt;mso-wrap-distance-top:0;mso-wrap-distance-right:9pt;mso-wrap-distance-bottom:0;mso-position-horizontal:left;mso-position-horizontal-relative:margin;mso-position-vertical:absolute;mso-position-vertical-relative:text;mso-width-percent:0;mso-height-percent:0;mso-width-relative:margin;mso-height-relative:margin;v-text-anchor:middle" o:gfxdata="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" filled="f" stroked="f">
                 <v:textbox>
                   <w:txbxContent>
                     <w:p>
@@ -6393,44 +6391,44 @@
       <w:pPr>
         <w:pStyle w:val="Heading4"/>
       </w:pPr>
-      <w:bookmarkStart w:id="19" w:name="_Toc236264122"/>
-      <w:bookmarkStart w:id="20" w:name="_Toc237027003"/>
+      <w:bookmarkStart w:id="18" w:name="_Toc236264122"/>
+      <w:bookmarkStart w:id="19" w:name="_Toc237027003"/>
       <w:r>
         <w:lastRenderedPageBreak/>
         <w:t>2.1.2 Quy trình quản lý (Processs Management).</w:t>
       </w:r>
+      <w:bookmarkEnd w:id="18"/>
       <w:bookmarkEnd w:id="19"/>
+    </w:p>
+    <w:p>
+      <w:pPr>
+        <w:pStyle w:val="Heading4"/>
+      </w:pPr>
+      <w:bookmarkStart w:id="20" w:name="_Toc236264123"/>
+      <w:bookmarkStart w:id="21" w:name="_Toc237027004"/>
+      <w:r>
+        <w:t>2.1.3 Quy trình cốt lõi (Processs Core).</w:t>
+      </w:r>
       <w:bookmarkEnd w:id="20"/>
-    </w:p>
-    <w:p>
-      <w:pPr>
-        <w:pStyle w:val="Heading4"/>
-      </w:pPr>
-      <w:bookmarkStart w:id="21" w:name="_Toc236264123"/>
-      <w:bookmarkStart w:id="22" w:name="_Toc237027004"/>
-      <w:r>
-        <w:t>2.1.3 Quy trình cốt lõi (Processs Core).</w:t>
-      </w:r>
       <w:bookmarkEnd w:id="21"/>
+    </w:p>
+    <w:p>
+      <w:pPr>
+        <w:pStyle w:val="Heading5"/>
+      </w:pPr>
+      <w:bookmarkStart w:id="22" w:name="_Toc236264124"/>
+      <w:bookmarkStart w:id="23" w:name="_Toc237027005"/>
+      <w:r>
+        <w:t>2.1.3.1 Quy trình tiếp nhận hồ sơ</w:t>
+      </w:r>
       <w:bookmarkEnd w:id="22"/>
-    </w:p>
-    <w:p>
-      <w:pPr>
-        <w:pStyle w:val="Heading5"/>
-      </w:pPr>
-      <w:bookmarkStart w:id="23" w:name="_Toc236264124"/>
-      <w:bookmarkStart w:id="24" w:name="_Toc237027005"/>
-      <w:r>
-        <w:t>2.1.3.1 Quy trình tiếp nhận hồ sơ</w:t>
-      </w:r>
       <w:bookmarkEnd w:id="23"/>
-      <w:bookmarkEnd w:id="24"/>
     </w:p>
     <w:p>
       <w:pPr>
         <w:keepNext/>
       </w:pPr>
-      <w:bookmarkStart w:id="25" w:name="_Toc236264125"/>
+      <w:bookmarkStart w:id="24" w:name="_Toc236264125"/>
       <w:r>
         <w:rPr>
           <w:noProof/>
@@ -6489,7 +6487,7 @@
       <w:pPr>
         <w:pStyle w:val="Caption"/>
       </w:pPr>
-      <w:bookmarkStart w:id="26" w:name="_Toc236242614"/>
+      <w:bookmarkStart w:id="25" w:name="_Toc236242614"/>
       <w:r>
         <w:t xml:space="preserve">Hình </w:t>
       </w:r>
@@ -6517,14 +6515,151 @@
       <w:r>
         <w:t>. Quy trình tiếp nhận hồ sơ</w:t>
       </w:r>
-      <w:bookmarkEnd w:id="26"/>
-    </w:p>
-    <w:p>
-      <w:pPr>
+      <w:bookmarkEnd w:id="25"/>
+    </w:p>
+    <w:p>
+      <w:pPr>
+        <w:tabs>
+          <w:tab w:val="left" w:pos="1980"/>
+        </w:tabs>
         <w:jc w:val="both"/>
       </w:pPr>
       <w:r>
         <w:t>TÁC NHÂN</w:t>
+      </w:r>
+      <w:r>
+        <w:t xml:space="preserve"> THỰC HIỆN</w:t>
+      </w:r>
+    </w:p>
+    <w:p>
+      <w:pPr>
+        <w:keepNext/>
+        <w:ind w:firstLine="720"/>
+      </w:pPr>
+      <w:r>
+        <w:t>Người nộp hồ sơ: Tra cứu thủ tục, chuẩn bị hồ sơ, nộp hồ sơ và nhận phiếu hẹn trả kết quả. </w:t>
+      </w:r>
+    </w:p>
+    <w:p>
+      <w:pPr>
+        <w:keepNext/>
+        <w:ind w:firstLine="720"/>
+      </w:pPr>
+      <w:r>
+        <w:t>Công chức Bộ phận Một cửa: Tiếp nhận hồ sơ, kiểm tra thành phần và tính hợp lệ ban đầu, nhập thông tin hồ sơ vào hệ thống, xác nhận tiếp nhận và lập Phiếu kiểm soát quá trình giải quyết hồ sơ.  </w:t>
+      </w:r>
+    </w:p>
+    <w:p>
+      <w:pPr>
+        <w:keepNext/>
+        <w:ind w:firstLine="720"/>
+      </w:pPr>
+      <w:r>
+        <w:t>Hệ thống thông tin giải quyết TTHC: Lưu thông tin hồ sơ, cấp mã hồ sơ, cập nhật trạng thái và hỗ trợ lập/in/gửi Phiếu tiếp nhận hồ sơ và hẹn trả kết quả.  </w:t>
+      </w:r>
+    </w:p>
+    <w:p>
+      <w:pPr>
+        <w:keepNext/>
+        <w:ind w:firstLine="720"/>
+      </w:pPr>
+      <w:r>
+        <w:t>Công chức/Đơn vị chuyên môn: Nhận hồ sơ sau khi được Bộ phận Một cửa tiếp nhận để tiếp tục kiểm tra, thẩm định và xử lý theo quy định.</w:t>
+      </w:r>
+    </w:p>
+    <w:p>
+      <w:pPr>
+        <w:jc w:val="both"/>
+      </w:pPr>
+      <w:r>
+        <w:t>MÔ TẢ QUY TRÌNH</w:t>
+      </w:r>
+    </w:p>
+    <w:p>
+      <w:pPr>
+        <w:keepNext/>
+        <w:ind w:firstLine="720"/>
+        <w:rPr>
+          <w:b/>
+          <w:bCs/>
+        </w:rPr>
+      </w:pPr>
+      <w:r>
+        <w:t>Bước 1. Tra cứu thủ tục</w:t>
+      </w:r>
+    </w:p>
+    <w:p>
+      <w:pPr>
+        <w:keepNext/>
+        <w:ind w:left="720" w:firstLine="720"/>
+      </w:pPr>
+      <w:r>
+        <w:t>Người nộp hồ sơ tra cứu thông tin về thủ tục hành chính cần thực hiện. Nội dung tra cứu bao gồm thành phần hồ sơ, số lượng giấy tờ, hình thức nộp, thời hạn giải quyết, phí hoặc lệ phí và cơ quan có thẩm quyền tiếp nhận.</w:t>
+      </w:r>
+    </w:p>
+    <w:p>
+      <w:pPr>
+        <w:keepNext/>
+        <w:ind w:left="720" w:firstLine="720"/>
+      </w:pPr>
+      <w:r>
+        <w:t>Việc tra cứu có thể thực hiện trên Cổng dịch vụ công, tại Bộ phận Một cửa hoặc thông qua hướng dẫn của cán bộ.</w:t>
+      </w:r>
+    </w:p>
+    <w:p>
+      <w:pPr>
+        <w:keepNext/>
+        <w:ind w:firstLine="720"/>
+        <w:rPr>
+          <w:b/>
+          <w:bCs/>
+        </w:rPr>
+      </w:pPr>
+      <w:r>
+        <w:t>Bước 2. Chuẩn bị hồ sơ</w:t>
+      </w:r>
+    </w:p>
+    <w:p>
+      <w:pPr>
+        <w:keepNext/>
+        <w:ind w:left="720" w:firstLine="720"/>
+      </w:pPr>
+      <w:r>
+        <w:t>Sau khi xác định đúng thủ tục, Người nộp hồ sơ tra chuẩn bị các tờ khai, giấy tờ và tài liệu theo quy định.</w:t>
+      </w:r>
+    </w:p>
+    <w:p>
+      <w:pPr>
+        <w:keepNext/>
+        <w:ind w:left="720" w:firstLine="720"/>
+      </w:pPr>
+      <w:r>
+        <w:t>Người nộp cần kiểm tra các thông tin bắt buộc, ký xác nhận khi cần và chuẩn bị bản chính, bản sao hoặc tệp điện tử tương ứng với hình thức nộp hồ sơ.</w:t>
+      </w:r>
+    </w:p>
+    <w:p>
+      <w:r>
+        <w:tab/>
+      </w:r>
+      <w:r>
+        <w:t>Bước 3. Nộp hồ sơ</w:t>
+      </w:r>
+    </w:p>
+    <w:p>
+      <w:pPr>
+        <w:ind w:left="1440"/>
+      </w:pPr>
+      <w:r>
+        <w:lastRenderedPageBreak/>
+        <w:t>Người nộp hồ sơ tra nộp hồ sơ cho cơ quan có thẩm quyền.</w:t>
+      </w:r>
+    </w:p>
+    <w:p>
+      <w:pPr>
+        <w:ind w:left="1440"/>
+      </w:pPr>
+      <w:r>
+        <w:t>Hồ sơ có thể được nộp:</w:t>
       </w:r>
     </w:p>
     <w:p>
@@ -6532,12 +6667,12 @@
         <w:pStyle w:val="ListParagraph"/>
         <w:numPr>
           <w:ilvl w:val="0"/>
-          <w:numId w:val="19"/>
+          <w:numId w:val="35"/>
         </w:numPr>
         <w:jc w:val="both"/>
       </w:pPr>
       <w:r>
-        <w:t>Tác nhân chính trực tiếp vận hành quy trình trên hệ thống là Cán bộ tiếp nhận và trả kết quả (gọi chung là Cán bộ một cửa).</w:t>
+        <w:t>Trực tiếp tại Bộ phận Một cửa;</w:t>
       </w:r>
     </w:p>
     <w:p>
@@ -6545,100 +6680,12 @@
         <w:pStyle w:val="ListParagraph"/>
         <w:numPr>
           <w:ilvl w:val="0"/>
-          <w:numId w:val="19"/>
+          <w:numId w:val="35"/>
         </w:numPr>
         <w:jc w:val="both"/>
       </w:pPr>
       <w:r>
-        <w:t>Vai trò &amp; Trách nhiệm: Trực tiếp thao tác trên hệ thống quản trị để nhập liệu hồ sơ nộp trực tiếp, tiếp nhận hồ sơ gửi qua Cổng Dịch vụ công trực tuyến, kiểm tra tính pháp lý/đầy đủ của thành phần hồ sơ, chuyển giao hồ sơ cho đơn vị chuyên môn thụ lý, theo dõi tiến độ giải quyết, quản lý thu phí/lệ phí, yêu cầu bổ sung, từ chối tiếp nhận và thực hiện trả kết quả thủ tục hành chính cho người dân/doanh nghiệp.</w:t>
-      </w:r>
-    </w:p>
-    <w:p>
-      <w:pPr>
-        <w:jc w:val="both"/>
-      </w:pPr>
-      <w:r>
-        <w:t>MÔ TẢ QUY TRÌNH</w:t>
-      </w:r>
-    </w:p>
-    <w:p>
-      <w:pPr>
-        <w:jc w:val="both"/>
-      </w:pPr>
-      <w:r>
-        <w:t>Mô tả quy trình theo các bước</w:t>
-      </w:r>
-    </w:p>
-    <w:p>
-      <w:pPr>
-        <w:ind w:firstLine="720"/>
-        <w:jc w:val="both"/>
-      </w:pPr>
-      <w:r>
-        <w:t>Tra cứu thủ tục: Người dân hoặc tổ chức tìm kiếm thông tin về thủ tục hành chính cần thực hiện trên hệ thống, bao gồm yêu cầu và thành phần hồ sơ.</w:t>
-      </w:r>
-    </w:p>
-    <w:p>
-      <w:pPr>
-        <w:ind w:firstLine="720"/>
-        <w:jc w:val="both"/>
-      </w:pPr>
-      <w:r>
-        <w:t>Chuẩn bị hồ sơ: Người dân kê khai thông tin, chuẩn bị và đính kèm các giấy tờ cần thiết theo yêu cầu của thủ tục.</w:t>
-      </w:r>
-    </w:p>
-    <w:p>
-      <w:pPr>
-        <w:ind w:firstLine="720"/>
-        <w:jc w:val="both"/>
-      </w:pPr>
-      <w:r>
-        <w:t>Nộp hồ sơ: Người dân gửi hồ sơ trực tuyến qua hệ thống hoặc nộp trực tiếp tại Bộ phận Một cửa. Trường hợp nộp trực tiếp, cán bộ tiếp nhận và thực hiện số hóa hồ sơ theo quy định.</w:t>
-      </w:r>
-    </w:p>
-    <w:p>
-      <w:pPr>
-        <w:ind w:firstLine="720"/>
-        <w:jc w:val="both"/>
-      </w:pPr>
-      <w:r>
-        <w:t>Tiếp nhận hồ sơ: Hồ sơ được ghi nhận trên hệ thống và đưa vào danh sách hồ sơ chờ tiếp nhận để cán bộ xem xét, xử lý.</w:t>
-      </w:r>
-    </w:p>
-    <w:p>
-      <w:pPr>
-        <w:ind w:firstLine="720"/>
-        <w:jc w:val="both"/>
-      </w:pPr>
-      <w:r>
-        <w:t>Kiểm tra ban đầu: Cán bộ kiểm tra thông tin hồ sơ, thành phần hồ sơ, tài liệu đính kèm và các thông tin liên quan trước khi quyết định tiếp nhận.</w:t>
-      </w:r>
-    </w:p>
-    <w:p>
-      <w:pPr>
-        <w:ind w:firstLine="720"/>
-        <w:jc w:val="both"/>
-      </w:pPr>
-      <w:r>
-        <w:t>Xác nhận tiếp nhận: Nếu hồ sơ đáp ứng yêu cầu, cán bộ xác nhận tiếp nhận và chuyển hồ sơ sang bộ phận hoặc đơn vị nghiệp vụ để xử lý. Nếu hồ sơ chưa đầy đủ, cán bộ yêu cầu bổ sung; nếu không đủ điều kiện tiếp nhận, cán bộ từ chối và ghi rõ nội dung từ chối.</w:t>
-      </w:r>
-    </w:p>
-    <w:p>
-      <w:pPr>
-        <w:jc w:val="both"/>
-      </w:pPr>
-      <w:r>
-        <w:lastRenderedPageBreak/>
-        <w:t>ĐỐI TƯỢNG KHÁCH HÀNG</w:t>
-      </w:r>
-    </w:p>
-    <w:p>
-      <w:pPr>
-        <w:ind w:firstLine="360"/>
-        <w:jc w:val="both"/>
-      </w:pPr>
-      <w:r>
-        <w:t>Các chủ thể thực hiện giao dịch và thụ hưởng dịch vụ hành chính công gồm:</w:t>
+        <w:t>Trực tuyến trên hệ thống;</w:t>
       </w:r>
     </w:p>
     <w:p>
@@ -6646,12 +6693,99 @@
         <w:pStyle w:val="ListParagraph"/>
         <w:numPr>
           <w:ilvl w:val="0"/>
-          <w:numId w:val="20"/>
+          <w:numId w:val="35"/>
         </w:numPr>
+        <w:tabs>
+          <w:tab w:val="num" w:pos="2160"/>
+        </w:tabs>
         <w:jc w:val="both"/>
       </w:pPr>
       <w:r>
-        <w:t>Công dân, cá nhân: Người dân trên địa bàn có nhu cầu thực hiện thủ tục xin cấp giấy phép xây dựng (công trình, nhà ở riêng lẻ) hoặc đề nghị cung cấp thông tin về quy hoạch xây dựng.</w:t>
+        <w:t>Qua dịch vụ bưu chính, nếu thủ tục cho phép.</w:t>
+      </w:r>
+    </w:p>
+    <w:p>
+      <w:pPr>
+        <w:pStyle w:val="NormalWeb"/>
+        <w:spacing w:before="0" w:beforeAutospacing="0" w:after="200" w:afterAutospacing="0"/>
+        <w:ind w:left="720" w:firstLine="720"/>
+        <w:rPr>
+          <w:color w:val="000000"/>
+          <w:sz w:val="26"/>
+          <w:szCs w:val="26"/>
+        </w:rPr>
+      </w:pPr>
+      <w:r>
+        <w:rPr>
+          <w:color w:val="000000"/>
+          <w:sz w:val="26"/>
+          <w:szCs w:val="26"/>
+        </w:rPr>
+        <w:t>Sau khi nhận hồ sơ, cán bộ Một cửa ghi nhận thông tin người nộp và nội dung yêu cầu giải quyết.</w:t>
+      </w:r>
+    </w:p>
+    <w:p>
+      <w:pPr>
+        <w:ind w:left="720"/>
+        <w:rPr>
+          <w:b/>
+          <w:bCs/>
+        </w:rPr>
+      </w:pPr>
+      <w:r>
+        <w:t>Bước 4. Tiếp nhận hồ sơ</w:t>
+      </w:r>
+    </w:p>
+    <w:p>
+      <w:pPr>
+        <w:ind w:left="720" w:firstLine="720"/>
+      </w:pPr>
+      <w:r>
+        <w:t>Cán bộ Bộ phận Một cửa tiếp nhận hồ sơ do cá nhân/tổ chức nộp và ghi nhận các thông tin ban đầu của người nộp, thủ tục hành chính yêu cầu giải quyết và hình thức nộp hồ sơ.</w:t>
+      </w:r>
+    </w:p>
+    <w:p>
+      <w:pPr>
+        <w:ind w:left="720" w:firstLine="720"/>
+      </w:pPr>
+      <w:r>
+        <w:t>Trường hợp cần thiết, cán bộ kiểm tra hoặc hỗ trợ người nộp về tài khoản trên Cổng Dịch vụ công và hệ thống giải quyết thủ tục hành chính.</w:t>
+      </w:r>
+    </w:p>
+    <w:p>
+      <w:pPr>
+        <w:ind w:left="720" w:firstLine="720"/>
+      </w:pPr>
+      <w:r>
+        <w:t>Sau đó hồ sơ được chuyển sang bước kiểm tra thành phần, tính đầy đủ, hợp lệ và thẩm quyền tiếp nhận.</w:t>
+      </w:r>
+    </w:p>
+    <w:p>
+      <w:pPr>
+        <w:ind w:firstLine="720"/>
+        <w:rPr>
+          <w:b/>
+          <w:bCs/>
+        </w:rPr>
+      </w:pPr>
+      <w:r>
+        <w:t>Bước 5. Kiểm tra hồ sơ</w:t>
+      </w:r>
+    </w:p>
+    <w:p>
+      <w:pPr>
+        <w:ind w:left="720" w:firstLine="720"/>
+      </w:pPr>
+      <w:r>
+        <w:t>Cán bộ Bộ phận Một cửa kiểm tra thành phần, số lượng và nội dung hồ sơ đã được người nộp cung cấp.</w:t>
+      </w:r>
+    </w:p>
+    <w:p>
+      <w:pPr>
+        <w:ind w:left="720" w:firstLine="720"/>
+      </w:pPr>
+      <w:r>
+        <w:t>Nội dung kiểm tra bao gồm sự đầy đủ của giấy tờ, các trường thông tin bắt buộc, tính rõ ràng và thống nhất của thông tin, tình trạng bản chính, bản sao hoặc tệp điện tử và thẩm quyền tiếp nhận của cơ quan.</w:t>
       </w:r>
     </w:p>
     <w:p>
@@ -6659,29 +6793,12 @@
         <w:pStyle w:val="ListParagraph"/>
         <w:numPr>
           <w:ilvl w:val="0"/>
-          <w:numId w:val="20"/>
+          <w:numId w:val="34"/>
         </w:numPr>
         <w:jc w:val="both"/>
       </w:pPr>
       <w:r>
-        <w:t>Doanh nghiệp, tổ chức: Các đơn vị, doanh nghiệp có nhu cầu thực hiện thủ tục hành chính liên quan đến việc xin cấp phép xây dựng hoặc khai thác, tra cứu thông tin quy hoạch xây dựng phục vụ các dự án đầu tư.</w:t>
-      </w:r>
-    </w:p>
-    <w:p>
-      <w:pPr>
-        <w:jc w:val="both"/>
-      </w:pPr>
-      <w:r>
-        <w:t>CÁC KẾT QUẢ CÓ THỂ XẢY RA</w:t>
-      </w:r>
-    </w:p>
-    <w:p>
-      <w:pPr>
-        <w:ind w:firstLine="360"/>
-        <w:jc w:val="both"/>
-      </w:pPr>
-      <w:r>
-        <w:t>Trong toàn bộ quy trình tiếp nhận và xử lý, một hồ sơ hành chính có thể dẫn đến các kết quả đầu ra sau:</w:t>
+        <w:t>Nếu hồ sơ đầy đủ, hợp lệ và thuộc thẩm quyền, hồ sơ được tiếp tục tiếp nhận để giải quyết.</w:t>
       </w:r>
     </w:p>
     <w:p>
@@ -6689,12 +6806,12 @@
         <w:pStyle w:val="ListParagraph"/>
         <w:numPr>
           <w:ilvl w:val="0"/>
-          <w:numId w:val="21"/>
+          <w:numId w:val="34"/>
         </w:numPr>
         <w:jc w:val="both"/>
       </w:pPr>
       <w:r>
-        <w:t>Cấp / Trả kết quả thành công: Hồ sơ hợp lệ, được đơn vị chuyên môn xử lý hoàn tất đúng hoặc trước thời hạn quy định. Cán bộ một cửa đã thực hiện trả kết quả (dạng bản điện tử ký số hoặc bản cứng) cho công dân/doanh nghiệp.</w:t>
+        <w:t>Nếu hồ sơ chưa đầy đủ hoặc cần bổ sung, cán bộ hướng dẫn người nộp bổ sung, hoàn thiện hồ sơ.</w:t>
       </w:r>
     </w:p>
     <w:p>
@@ -6702,61 +6819,150 @@
         <w:pStyle w:val="ListParagraph"/>
         <w:numPr>
           <w:ilvl w:val="0"/>
-          <w:numId w:val="21"/>
+          <w:numId w:val="34"/>
         </w:numPr>
+        <w:tabs>
+          <w:tab w:val="num" w:pos="720"/>
+        </w:tabs>
         <w:jc w:val="both"/>
       </w:pPr>
       <w:r>
-        <w:t>Yêu cầu bổ sung hồ sơ: Hồ sơ tạm thời bị dừng tiến trình xử lý do thiếu tài liệu hoặc thông tin chưa chuẩn xác; chờ người nộp cập nhật, bổ sung lại theo thông báo.</w:t>
-      </w:r>
-    </w:p>
-    <w:p>
-      <w:pPr>
-        <w:pStyle w:val="ListParagraph"/>
-        <w:numPr>
-          <w:ilvl w:val="0"/>
-          <w:numId w:val="21"/>
-        </w:numPr>
+        <w:t>Nếu hồ sơ không hợp lệ hoặc không thuộc thẩm quyền giải quyết, cán bộ thông báo và hướng dẫn người nộp thực hiện theo quy định.</w:t>
+      </w:r>
+    </w:p>
+    <w:p>
+      <w:pPr>
+        <w:ind w:firstLine="720"/>
+        <w:rPr>
+          <w:sz w:val="27"/>
+        </w:rPr>
+      </w:pPr>
+      <w:r>
+        <w:t>Bước 6. Cấp phiếu hẹn</w:t>
+      </w:r>
+    </w:p>
+    <w:p>
+      <w:pPr>
+        <w:ind w:left="720" w:firstLine="720"/>
+      </w:pPr>
+      <w:r>
+        <w:t>Đối với hồ sơ đầy đủ, hợp lệ và thuộc thẩm quyền, cán bộ Bộ phận Một cửa xác nhận tiếp nhận hồ sơ.</w:t>
+      </w:r>
+    </w:p>
+    <w:p>
+      <w:pPr>
+        <w:ind w:left="720" w:firstLine="720"/>
+      </w:pPr>
+      <w:r>
+        <w:lastRenderedPageBreak/>
+        <w:t>Cán bộ thực hiện cập nhật thông tin hồ sơ trên hệ thống, cấp mã hồ sơ, lưu thông tin cần thiết và in hoặc gửi điện tử Phiếu tiếp nhận hồ sơ và hẹn trả kết quả cho người nộp.</w:t>
+      </w:r>
+    </w:p>
+    <w:p>
+      <w:pPr>
+        <w:ind w:left="720" w:firstLine="720"/>
         <w:jc w:val="both"/>
       </w:pPr>
       <w:r>
-        <w:t>Từ chối tiếp nhận: Hồ sơ bị dừng và trả lại ngay từ giai đoạn kiểm tra ban đầu do không đáp ứng đúng quy định pháp luật, không đủ điều kiện hoặc gửi sai cơ quan có thẩm quyền giải quyết.</w:t>
-      </w:r>
-    </w:p>
-    <w:p>
-      <w:pPr>
-        <w:pStyle w:val="ListParagraph"/>
-        <w:numPr>
-          <w:ilvl w:val="0"/>
-          <w:numId w:val="21"/>
-        </w:numPr>
+        <w:t>Sau khi hoàn tất việc tiếp nhận, hồ sơ được chuyển đến bộ phận chuyên môn hoặc đơn vị có trách nhiệm để tiếp tục xử lý theo quy định.</w:t>
+      </w:r>
+    </w:p>
+    <w:p>
+      <w:pPr>
         <w:jc w:val="both"/>
       </w:pPr>
       <w:r>
-        <w:t>Rút / Dừng xử lý hồ sơ: Quy trình giải quyết bị hủy bỏ giữa chừng do công dân/doanh nghiệp chủ động nộp đơn xin rút hồ sơ.</w:t>
-      </w:r>
-    </w:p>
-    <w:p>
-      <w:pPr>
-        <w:pStyle w:val="ListParagraph"/>
-        <w:numPr>
-          <w:ilvl w:val="0"/>
-          <w:numId w:val="21"/>
-        </w:numPr>
+        <w:t>ĐỐI TƯỢNG KHÁCH HÀNG</w:t>
+      </w:r>
+    </w:p>
+    <w:p>
+      <w:pPr>
+        <w:ind w:firstLine="720"/>
+      </w:pPr>
+      <w:r>
+        <w:t>Đối tượng khách hàng của quy trình là cá nhân hoặc tổ chức có nhu cầu thực hiện thủ tục hành chính. Khách hàng là người kích hoạt quy trình thông qua việc tra cứu thủ tục, chuẩn bị và nộp hồ sơ đến Bộ phận Một cửa. </w:t>
+      </w:r>
+    </w:p>
+    <w:p>
+      <w:pPr>
+        <w:ind w:firstLine="720"/>
+      </w:pPr>
+      <w:r>
+        <w:t>Giá trị quy trình này mang lại cho khách mang chủ yếu ở việc giúp nộp hồ sơ đúng ngay từ đầu, giảm thời gian chờ và tăng tính minh bạch</w:t>
+      </w:r>
+      <w:r>
+        <w:t>.</w:t>
+      </w:r>
+    </w:p>
+    <w:p>
+      <w:pPr>
         <w:jc w:val="both"/>
       </w:pPr>
       <w:r>
-        <w:t>Lỗi thao tác / Dữ liệu không hợp lệ: Lỗi kỹ thuật phát sinh trong quá trình cán bộ hoặc người dân nhập liệu (bỏ sót các trường bắt buộc có dấu * hoặc nhập sai định dạng dữ liệu), dẫn đến hệ thống không ghi nhận hoặc từ chối lưu hồ sơ.</w:t>
+        <w:t>CÁC KẾT QUẢ CÓ THỂ XẢY RA</w:t>
+      </w:r>
+    </w:p>
+    <w:p>
+      <w:pPr>
+        <w:ind w:firstLine="720"/>
+      </w:pPr>
+      <w:r>
+        <w:t>Hồ sơ được tiếp nhận: Hồ sơ đầy đủ, hợp lệ và thuộc thẩm quyền. Hệ thống cấp mã hồ sơ và Phiếu tiếp nhận, hẹn trả kết quả. </w:t>
+      </w:r>
+    </w:p>
+    <w:p>
+      <w:pPr>
+        <w:ind w:firstLine="720"/>
+      </w:pPr>
+      <w:r>
+        <w:t>Hồ sơ cần bổ sung: Hồ sơ còn thiếu giấy tờ hoặc điền thông tin kê khai còn thiếu. Sau khi đầy đủ Công chức có thể kiểm tra lại và tiếp nhận.</w:t>
+      </w:r>
+    </w:p>
+    <w:p>
+      <w:pPr>
+        <w:ind w:firstLine="720"/>
+      </w:pPr>
+      <w:r>
+        <w:t>Hồ sơ bị từ chối tiếp nhận: Hồ sơ không hợp lệ, không đáp ứng điều kiện hoặc không thể hoàn thiện tại thời điểm tiếp nhận. </w:t>
+      </w:r>
+    </w:p>
+    <w:p>
+      <w:pPr>
+        <w:ind w:firstLine="720"/>
+      </w:pPr>
+      <w:r>
+        <w:t>Hồ sơ bị từ chối tiếp nhận</w:t>
+      </w:r>
+      <w:r>
+        <w:rPr>
+          <w:b/>
+          <w:bCs/>
+        </w:rPr>
+        <w:t>:</w:t>
+      </w:r>
+      <w:r>
+        <w:t xml:space="preserve"> Hồ sơ chưa đúng quy định pháp luật, sai biểu mẫu, lỗi trực tuyến hoặc cơ quan không đủ thẩm quyền tiếp nhận (ví dụ: Làm giấy căn cước phải qua bộ công an).</w:t>
+      </w:r>
+    </w:p>
+    <w:p>
+      <w:pPr>
+        <w:ind w:firstLine="720"/>
+      </w:pPr>
+      <w:r>
+        <w:t>Người nộp rút hồ sơ: Người nộp hồ sơ tra không tiếp tục thực hiện thủ tục và đề nghị rút hồ sơ.</w:t>
       </w:r>
     </w:p>
     <w:p>
       <w:pPr>
         <w:keepNext/>
+        <w:rPr>
+          <w:noProof/>
+        </w:rPr>
       </w:pPr>
       <w:r>
         <w:t xml:space="preserve">2.1.3.2 </w:t>
       </w:r>
-      <w:bookmarkEnd w:id="25"/>
+      <w:bookmarkEnd w:id="24"/>
       <w:r>
         <w:t>Quy trình kiểm tra, thẩm định và xử lý hồ sơ</w:t>
       </w:r>
@@ -6766,16 +6972,18 @@
         </w:rPr>
         <w:t xml:space="preserve"> </w:t>
       </w:r>
-      <w:bookmarkStart w:id="27" w:name="_Toc236264126"/>
-      <w:r>
-        <w:rPr>
-          <w:noProof/>
-        </w:rPr>
+      <w:bookmarkStart w:id="26" w:name="_Toc236264126"/>
+    </w:p>
+    <w:p>
+      <w:pPr>
+        <w:keepNext/>
+      </w:pPr>
+      <w:r>
         <w:drawing>
-          <wp:inline distT="0" distB="0" distL="0" distR="0" wp14:anchorId="5A7EEE72" wp14:editId="528E6D92">
-            <wp:extent cx="5731510" cy="767715"/>
+          <wp:inline distT="0" distB="0" distL="0" distR="0" wp14:anchorId="6F5149CD" wp14:editId="24C35712">
+            <wp:extent cx="5731510" cy="614045"/>
             <wp:effectExtent l="0" t="0" r="2540" b="0"/>
-            <wp:docPr id="1035055498" name="Picture 23"/>
+            <wp:docPr id="1030713368" name="Picture 1"/>
             <wp:cNvGraphicFramePr>
               <a:graphicFrameLocks xmlns:a="http://schemas.openxmlformats.org/drawingml/2006/main" noChangeAspect="1"/>
             </wp:cNvGraphicFramePr>
@@ -6783,36 +6991,23 @@
               <a:graphicData uri="http://schemas.openxmlformats.org/drawingml/2006/picture">
                 <pic:pic xmlns:pic="http://schemas.openxmlformats.org/drawingml/2006/picture">
                   <pic:nvPicPr>
-                    <pic:cNvPr id="0" name="Picture 13"/>
-                    <pic:cNvPicPr>
-                      <a:picLocks noChangeAspect="1" noChangeArrowheads="1"/>
-                    </pic:cNvPicPr>
+                    <pic:cNvPr id="1030713368" name=""/>
+                    <pic:cNvPicPr/>
                   </pic:nvPicPr>
                   <pic:blipFill>
-                    <a:blip r:embed="rId10">
-                      <a:extLst>
-                        <a:ext uri="{28A0092B-C50C-407E-A947-70E740481C1C}">
-                          <a14:useLocalDpi xmlns:a14="http://schemas.microsoft.com/office/drawing/2010/main" val="0"/>
-                        </a:ext>
-                      </a:extLst>
-                    </a:blip>
-                    <a:srcRect/>
+                    <a:blip r:embed="rId10"/>
                     <a:stretch>
                       <a:fillRect/>
                     </a:stretch>
                   </pic:blipFill>
-                  <pic:spPr bwMode="auto">
+                  <pic:spPr>
                     <a:xfrm>
                       <a:off x="0" y="0"/>
-                      <a:ext cx="5731510" cy="767715"/>
+                      <a:ext cx="5731510" cy="614045"/>
                     </a:xfrm>
                     <a:prstGeom prst="rect">
                       <a:avLst/>
                     </a:prstGeom>
-                    <a:noFill/>
-                    <a:ln>
-                      <a:noFill/>
-                    </a:ln>
                   </pic:spPr>
                 </pic:pic>
               </a:graphicData>
@@ -6825,7 +7020,7 @@
       <w:pPr>
         <w:pStyle w:val="Caption"/>
       </w:pPr>
-      <w:bookmarkStart w:id="28" w:name="_Toc236242615"/>
+      <w:bookmarkStart w:id="27" w:name="_Toc236242615"/>
       <w:r>
         <w:t xml:space="preserve">Hình </w:t>
       </w:r>
@@ -6853,7 +7048,7 @@
       <w:r>
         <w:t>. Quy trình kiểm tra, thẩm định và xử lý hồ sơ</w:t>
       </w:r>
-      <w:bookmarkEnd w:id="28"/>
+      <w:bookmarkEnd w:id="27"/>
     </w:p>
     <w:p>
       <w:pPr>
@@ -6865,20 +7060,99 @@
     </w:p>
     <w:p>
       <w:pPr>
-        <w:ind w:firstLine="360"/>
+        <w:ind w:firstLine="720"/>
+      </w:pPr>
+      <w:r>
+        <w:t>Công chức Bộ phận Một cửa: Chuyển hồ sơ đã được tiếp nhận đến công chức hoặc đơn vị chuyên môn có trách nhiệm xử lý; tiếp nhận lại hồ sơ bổ sung nếu có.</w:t>
+      </w:r>
+    </w:p>
+    <w:p>
+      <w:pPr>
+        <w:ind w:firstLine="720"/>
+      </w:pPr>
+      <w:r>
+        <w:lastRenderedPageBreak/>
+        <w:t>Công chức/Đơn vị chuyên môn: Rà soát, kiểm tra, thẩm định và xử lý hồ sơ; đề xuất kết quả; lập dự thảo kết quả giải quyết hoặc văn bản không giải quyết.</w:t>
+      </w:r>
+    </w:p>
+    <w:p>
+      <w:pPr>
+        <w:ind w:firstLine="720"/>
+      </w:pPr>
+      <w:r>
+        <w:t>Cơ quan/Bộ phận phối hợp: Cung cấp thông tin, ý kiến chuyên môn hoặc hỗ trợ xác minh khi hồ sơ có nội dung cần làm rõ.</w:t>
+      </w:r>
+    </w:p>
+    <w:p>
+      <w:pPr>
+        <w:ind w:firstLine="720"/>
+      </w:pPr>
+      <w:r>
+        <w:t>Lãnh đạo/Người có thẩm quyền: Xem xét đề xuất, kiểm tra dự thảo và phê duyệt kết quả xử lý theo thẩm quyền.</w:t>
+      </w:r>
+    </w:p>
+    <w:p>
+      <w:pPr>
+        <w:ind w:firstLine="720"/>
+      </w:pPr>
+      <w:r>
+        <w:t>Hệ thống thông tin giải quyết TTHC: Chuyển hồ sơ giữa các bộ phận, lưu tài liệu, cập nhật trạng thái, ghi nhận tiến trình và hỗ trợ gửi thông báo.</w:t>
+      </w:r>
+    </w:p>
+    <w:p>
+      <w:pPr>
+        <w:ind w:firstLine="720"/>
+      </w:pPr>
+      <w:r>
+        <w:t>Người nộp hồ sơ: Bổ sung, chỉnh sửa hoặc cung cấp thêm thông tin khi nhận được yêu cầu từ cơ quan xử lý.</w:t>
+      </w:r>
+    </w:p>
+    <w:p>
+      <w:pPr>
         <w:jc w:val="both"/>
       </w:pPr>
       <w:r>
-        <w:t>Cán bộ tiếp nhận hồ sơ, cán bộ chuyên môn, người dân hoặc tổ chức và hệ thống thông tin giải quyết thủ tục hành chính.</w:t>
-      </w:r>
-    </w:p>
-    <w:p>
-      <w:pPr>
-        <w:ind w:firstLine="360"/>
-        <w:jc w:val="both"/>
-      </w:pPr>
-      <w:r>
-        <w:t>Trách nhiệm và quyền hạn:</w:t>
+        <w:t>MÔ TẢ QUY TRÌNH</w:t>
+      </w:r>
+    </w:p>
+    <w:p>
+      <w:pPr>
+        <w:ind w:firstLine="720"/>
+      </w:pPr>
+      <w:r>
+        <w:t>Bước 1. Chuyển hồ sơ xử lý</w:t>
+      </w:r>
+    </w:p>
+    <w:p>
+      <w:pPr>
+        <w:ind w:left="720" w:firstLine="720"/>
+      </w:pPr>
+      <w:r>
+        <w:t>Sau khi hồ sơ đã được Bộ phận Một cửa tiếp nhận, hồ sơ được chuyển đến công chức hoặc đơn vị chuyên môn có trách nhiệm giải quyết.</w:t>
+      </w:r>
+    </w:p>
+    <w:p>
+      <w:pPr>
+        <w:ind w:left="720" w:firstLine="720"/>
+      </w:pPr>
+      <w:r>
+        <w:t>Hệ thống ghi nhận việc chuyển hồ sơ và cập nhật trạng thái để đơn vị chuyên môn biết hồ sơ đang chờ xử lý.</w:t>
+      </w:r>
+    </w:p>
+    <w:p>
+      <w:pPr>
+        <w:ind w:firstLine="720"/>
+      </w:pPr>
+      <w:r>
+        <w:t>Bước 2. Rà soát hồ sơ</w:t>
+      </w:r>
+    </w:p>
+    <w:p>
+      <w:pPr>
+        <w:ind w:left="720" w:firstLine="720"/>
+      </w:pPr>
+      <w:r>
+        <w:t>Công chức chuyên môn tiếp nhận và xem lại toàn bộ hồ sơ. Nội dung rà soát bao gồm:</w:t>
       </w:r>
     </w:p>
     <w:p>
@@ -6886,13 +7160,12 @@
         <w:pStyle w:val="ListParagraph"/>
         <w:numPr>
           <w:ilvl w:val="0"/>
-          <w:numId w:val="23"/>
+          <w:numId w:val="36"/>
         </w:numPr>
         <w:jc w:val="both"/>
       </w:pPr>
       <w:r>
-        <w:lastRenderedPageBreak/>
-        <w:t xml:space="preserve">Tiếp nhận hồ sơ đã qua kiểm tra ban đầu từ Bộ phận Một cửa luân chuyển sang để nghiên cứu, rà soát chuyên môn. </w:t>
+        <w:t>Thành phần giấy tờ trong hồ sơ;</w:t>
       </w:r>
     </w:p>
     <w:p>
@@ -6900,12 +7173,12 @@
         <w:pStyle w:val="ListParagraph"/>
         <w:numPr>
           <w:ilvl w:val="0"/>
-          <w:numId w:val="23"/>
+          <w:numId w:val="36"/>
         </w:numPr>
         <w:jc w:val="both"/>
       </w:pPr>
       <w:r>
-        <w:t xml:space="preserve">Đánh giá điều kiện pháp lý, quy hoạch xây dựng, bản vẽ thiết kế công trình hoặc các thông tin quy hoạch liên quan. </w:t>
+        <w:t>Thông tin kê khai của người nộp;</w:t>
       </w:r>
     </w:p>
     <w:p>
@@ -6913,20 +7186,12 @@
         <w:pStyle w:val="ListParagraph"/>
         <w:numPr>
           <w:ilvl w:val="0"/>
-          <w:numId w:val="23"/>
+          <w:numId w:val="36"/>
         </w:numPr>
         <w:jc w:val="both"/>
       </w:pPr>
       <w:r>
-        <w:t xml:space="preserve">Trực tiếp thực hiện các nghiệp vụ: Đánh giá tính hợp lệ, dự thảo văn bản Yêu cầu bổ sung/Từ chối, Chuyển hồ sơ cho các bộ phận phối hợp, Thẩm định thực địa/chuyên môn, Xử lý ra kết quả (Giấy phép/Văn bản cung cấp thông tin) và Hoàn tất quy trình giải quyết trên phần mềm. </w:t>
-      </w:r>
-    </w:p>
-    <w:p>
-      <w:pPr>
-        <w:jc w:val="both"/>
-      </w:pPr>
-      <w:r>
-        <w:t>MÔ TẢ QUY TRÌNH</w:t>
+        <w:t>Tính thống nhất giữa các giấy tờ;</w:t>
       </w:r>
     </w:p>
     <w:p>
@@ -6934,12 +7199,12 @@
         <w:pStyle w:val="ListParagraph"/>
         <w:numPr>
           <w:ilvl w:val="0"/>
-          <w:numId w:val="22"/>
+          <w:numId w:val="36"/>
         </w:numPr>
         <w:jc w:val="both"/>
       </w:pPr>
       <w:r>
-        <w:t xml:space="preserve">Kiểm tra hồ sơ: Cán bộ kiểm tra thông tin kê khai, thành phần hồ sơ và các tài liệu đính kèm. </w:t>
+        <w:t>Tệp điện tử và tài liệu đính kèm;</w:t>
       </w:r>
     </w:p>
     <w:p>
@@ -6947,12 +7212,52 @@
         <w:pStyle w:val="ListParagraph"/>
         <w:numPr>
           <w:ilvl w:val="0"/>
-          <w:numId w:val="22"/>
+          <w:numId w:val="36"/>
         </w:numPr>
         <w:jc w:val="both"/>
       </w:pPr>
       <w:r>
-        <w:t xml:space="preserve">Đánh giá tính hợp lệ: Cán bộ xác định hồ sơ có đầy đủ, đúng yêu cầu và thuộc thẩm quyền giải quyết hay không. </w:t>
+        <w:t>Thẩm quyền và điều kiện giải quyết;</w:t>
+      </w:r>
+    </w:p>
+    <w:p>
+      <w:pPr>
+        <w:ind w:left="720" w:firstLine="720"/>
+      </w:pPr>
+      <w:r>
+        <w:t>Các yêu cầu bổ sung trước đó, nếu có.</w:t>
+      </w:r>
+    </w:p>
+    <w:p>
+      <w:pPr>
+        <w:ind w:left="720" w:firstLine="720"/>
+      </w:pPr>
+      <w:r>
+        <w:t>Kết quả rà soát giúp xác định hồ sơ có đủ điều kiện để tiếp tục thẩm định hay cần bổ sung, xác minh hoặc dừng xử lý.</w:t>
+      </w:r>
+    </w:p>
+    <w:p>
+      <w:pPr>
+        <w:ind w:firstLine="720"/>
+      </w:pPr>
+      <w:r>
+        <w:t>Bước 3. Thẩm định hồ sơ</w:t>
+      </w:r>
+    </w:p>
+    <w:p>
+      <w:pPr>
+        <w:ind w:left="720" w:firstLine="720"/>
+      </w:pPr>
+      <w:r>
+        <w:t>Nếu hồ sơ cơ bản đầy đủ, công chức chuyên môn tiến hành thẩm định.</w:t>
+      </w:r>
+    </w:p>
+    <w:p>
+      <w:pPr>
+        <w:ind w:left="720" w:firstLine="720"/>
+      </w:pPr>
+      <w:r>
+        <w:t>Ở bước này, công chức kiểm tra kỹ hơn về nội dung, căn cứ pháp lý, tính chính xác và mức độ đáp ứng điều kiện của hồ sơ.</w:t>
       </w:r>
     </w:p>
     <w:p>
@@ -6960,12 +7265,13 @@
         <w:pStyle w:val="ListParagraph"/>
         <w:numPr>
           <w:ilvl w:val="0"/>
-          <w:numId w:val="22"/>
+          <w:numId w:val="37"/>
         </w:numPr>
         <w:jc w:val="both"/>
       </w:pPr>
       <w:r>
-        <w:t xml:space="preserve">Yêu cầu bổ sung: Trường hợp hồ sơ còn thiếu hoặc thông tin chưa chính xác, cán bộ lập yêu cầu bổ sung và gửi thông báo cho người dân. </w:t>
+        <w:lastRenderedPageBreak/>
+        <w:t>Trường hợp cần làm rõ thêm, đơn vị chuyên môn có thể:</w:t>
       </w:r>
     </w:p>
     <w:p>
@@ -6973,12 +7279,12 @@
         <w:pStyle w:val="ListParagraph"/>
         <w:numPr>
           <w:ilvl w:val="0"/>
-          <w:numId w:val="22"/>
+          <w:numId w:val="37"/>
         </w:numPr>
         <w:jc w:val="both"/>
       </w:pPr>
       <w:r>
-        <w:t xml:space="preserve">Chuyển xử lý: Hồ sơ đáp ứng yêu cầu được chuyển đến cán bộ hoặc bộ phận chuyên môn phụ trách. </w:t>
+        <w:t>Yêu cầu người nộp bổ sung;</w:t>
       </w:r>
     </w:p>
     <w:p>
@@ -6986,12 +7292,12 @@
         <w:pStyle w:val="ListParagraph"/>
         <w:numPr>
           <w:ilvl w:val="0"/>
-          <w:numId w:val="22"/>
+          <w:numId w:val="37"/>
         </w:numPr>
         <w:jc w:val="both"/>
       </w:pPr>
       <w:r>
-        <w:t xml:space="preserve">Thẩm định hồ sơ: Cán bộ chuyên môn đối chiếu thông tin, kiểm tra điều kiện và xem xét nội dung hồ sơ theo quy định. </w:t>
+        <w:t>Gửi yêu cầu xác minh;</w:t>
       </w:r>
     </w:p>
     <w:p>
@@ -6999,12 +7305,52 @@
         <w:pStyle w:val="ListParagraph"/>
         <w:numPr>
           <w:ilvl w:val="0"/>
-          <w:numId w:val="22"/>
+          <w:numId w:val="37"/>
         </w:numPr>
         <w:jc w:val="both"/>
       </w:pPr>
       <w:r>
-        <w:t xml:space="preserve">Xử lý hồ sơ: Cán bộ chuyên môn thực hiện nghiệp vụ, cập nhật kết quả xử lý và lập dự thảo kết quả giải quyết. </w:t>
+        <w:t>Lấy ý kiến cơ quan hoặc bộ phận phối hợp;</w:t>
+      </w:r>
+    </w:p>
+    <w:p>
+      <w:pPr>
+        <w:ind w:left="720" w:firstLine="720"/>
+      </w:pPr>
+      <w:r>
+        <w:t>Đối chiếu với dữ liệu có liên quan.</w:t>
+      </w:r>
+    </w:p>
+    <w:p>
+      <w:pPr>
+        <w:ind w:left="720" w:firstLine="720"/>
+      </w:pPr>
+      <w:r>
+        <w:t>Sau khi có đủ thông tin, công chức đưa ra kết luận hồ sơ đạt hay không đạt yêu cầu.</w:t>
+      </w:r>
+    </w:p>
+    <w:p>
+      <w:pPr>
+        <w:ind w:firstLine="720"/>
+      </w:pPr>
+      <w:r>
+        <w:t>Bước 4. Đề xuất kết quả</w:t>
+      </w:r>
+    </w:p>
+    <w:p>
+      <w:pPr>
+        <w:ind w:left="1440"/>
+      </w:pPr>
+      <w:r>
+        <w:t>Dựa trên kết quả thẩm định, công chức chuyên môn đề xuất hướng xử lý hồ sơ.</w:t>
+      </w:r>
+    </w:p>
+    <w:p>
+      <w:pPr>
+        <w:ind w:left="1440"/>
+      </w:pPr>
+      <w:r>
+        <w:t>Các hướng đề xuất có thể gồm:</w:t>
       </w:r>
     </w:p>
     <w:p>
@@ -7012,63 +7358,321 @@
         <w:pStyle w:val="ListParagraph"/>
         <w:numPr>
           <w:ilvl w:val="0"/>
-          <w:numId w:val="22"/>
+          <w:numId w:val="38"/>
         </w:numPr>
         <w:jc w:val="both"/>
       </w:pPr>
       <w:r>
-        <w:t>Hoàn tất xử lý: Hồ sơ sau khi xử lý được chuyển sang quy trình phê duyệt và ban hành kết quả.</w:t>
-      </w:r>
-    </w:p>
-    <w:p>
-      <w:pPr>
+        <w:t>Đề xuất giải quyết hồ sơ;</w:t>
+      </w:r>
+    </w:p>
+    <w:p>
+      <w:pPr>
+        <w:pStyle w:val="ListParagraph"/>
+        <w:numPr>
+          <w:ilvl w:val="0"/>
+          <w:numId w:val="38"/>
+        </w:numPr>
         <w:jc w:val="both"/>
       </w:pPr>
       <w:r>
+        <w:t>Đề xuất yêu cầu bổ sung;</w:t>
+      </w:r>
+    </w:p>
+    <w:p>
+      <w:pPr>
+        <w:pStyle w:val="ListParagraph"/>
+        <w:numPr>
+          <w:ilvl w:val="0"/>
+          <w:numId w:val="38"/>
+        </w:numPr>
+        <w:jc w:val="both"/>
+      </w:pPr>
+      <w:r>
+        <w:t>Đề xuất không giải quyết;</w:t>
+      </w:r>
+    </w:p>
+    <w:p>
+      <w:pPr>
+        <w:pStyle w:val="ListParagraph"/>
+        <w:numPr>
+          <w:ilvl w:val="0"/>
+          <w:numId w:val="38"/>
+        </w:numPr>
+        <w:jc w:val="both"/>
+      </w:pPr>
+      <w:r>
+        <w:t>Đề xuất dừng xử lý;</w:t>
+      </w:r>
+    </w:p>
+    <w:p>
+      <w:pPr>
+        <w:ind w:left="720" w:firstLine="720"/>
+      </w:pPr>
+      <w:r>
+        <w:t>Đề xuất chuyển cơ quan có thẩm quyền nếu phát hiện hồ sơ không thuộc phạm vi giải quyết.</w:t>
+      </w:r>
+    </w:p>
+    <w:p>
+      <w:pPr>
+        <w:ind w:left="720" w:firstLine="720"/>
+      </w:pPr>
+      <w:r>
+        <w:t>Đây chưa phải kết quả chính thức mà chỉ là ý kiến chuyên môn để làm căn cứ cho bước tiếp theo.</w:t>
+      </w:r>
+    </w:p>
+    <w:p>
+      <w:pPr>
+        <w:ind w:left="720"/>
+      </w:pPr>
+      <w:r>
+        <w:t>Bước 5. Xử lý hồ sơ</w:t>
+      </w:r>
+    </w:p>
+    <w:p>
+      <w:pPr>
+        <w:ind w:left="720" w:firstLine="720"/>
+      </w:pPr>
+      <w:r>
+        <w:t>Công chức chuyên môn thực hiện việc xử lý theo kết quả đã đề xuất.</w:t>
+      </w:r>
+    </w:p>
+    <w:p>
+      <w:pPr>
+        <w:ind w:left="720" w:firstLine="720"/>
+      </w:pPr>
+      <w:r>
+        <w:t>Nếu hồ sơ đạt yêu cầu, công chức lập dự thảo kết quả giải quyết. Nếu hồ sơ không đạt, công chức lập dự thảo văn bản không giải quyết và ghi rõ lý do.</w:t>
+      </w:r>
+    </w:p>
+    <w:p>
+      <w:pPr>
+        <w:ind w:left="720" w:firstLine="720"/>
+      </w:pPr>
+      <w:r>
+        <w:t>Trường hợp dự thảo chưa phù hợp, hồ sơ được hiệu chỉnh và rà soát lại trước khi trình người có thẩm quyền.</w:t>
+      </w:r>
+    </w:p>
+    <w:p>
+      <w:pPr>
+        <w:ind w:firstLine="720"/>
+      </w:pPr>
+      <w:r>
+        <w:t>Bước 6. Hoàn tất xử lý</w:t>
+      </w:r>
+    </w:p>
+    <w:p>
+      <w:pPr>
+        <w:ind w:left="720" w:firstLine="720"/>
+      </w:pPr>
+      <w:r>
+        <w:t>Sau khi hồ sơ và dự thảo đã được kiểm tra đầy đủ, kết quả được chuyển sang bước phê duyệt hoặc ký ban hành.</w:t>
+      </w:r>
+    </w:p>
+    <w:p>
+      <w:pPr>
+        <w:ind w:left="720" w:firstLine="720"/>
+      </w:pPr>
+      <w:r>
+        <w:t>Hệ thống cập nhật trạng thái hồ sơ, lưu lại các tài liệu liên quan và kết thúc giai đoạn thẩm định, xử lý.</w:t>
+      </w:r>
+    </w:p>
+    <w:p>
+      <w:pPr>
+        <w:pStyle w:val="ListParagraph"/>
+        <w:numPr>
+          <w:ilvl w:val="0"/>
+          <w:numId w:val="39"/>
+        </w:numPr>
+        <w:jc w:val="both"/>
+      </w:pPr>
+      <w:r>
+        <w:lastRenderedPageBreak/>
+        <w:t>Đầu ra của quy trình có thể là:</w:t>
+      </w:r>
+    </w:p>
+    <w:p>
+      <w:pPr>
+        <w:pStyle w:val="ListParagraph"/>
+        <w:numPr>
+          <w:ilvl w:val="0"/>
+          <w:numId w:val="39"/>
+        </w:numPr>
+        <w:jc w:val="both"/>
+      </w:pPr>
+      <w:r>
+        <w:t>Dự thảo kết quả giải quyết;</w:t>
+      </w:r>
+    </w:p>
+    <w:p>
+      <w:pPr>
+        <w:pStyle w:val="ListParagraph"/>
+        <w:numPr>
+          <w:ilvl w:val="0"/>
+          <w:numId w:val="39"/>
+        </w:numPr>
+        <w:jc w:val="both"/>
+      </w:pPr>
+      <w:r>
+        <w:t>Dự thảo văn bản không giải quyết;</w:t>
+      </w:r>
+    </w:p>
+    <w:p>
+      <w:pPr>
+        <w:pStyle w:val="ListParagraph"/>
+        <w:numPr>
+          <w:ilvl w:val="0"/>
+          <w:numId w:val="39"/>
+        </w:numPr>
+        <w:jc w:val="both"/>
+      </w:pPr>
+      <w:r>
+        <w:t>Yêu cầu bổ sung hồ sơ;</w:t>
+      </w:r>
+    </w:p>
+    <w:p>
+      <w:pPr>
+        <w:pStyle w:val="ListParagraph"/>
+        <w:numPr>
+          <w:ilvl w:val="0"/>
+          <w:numId w:val="39"/>
+        </w:numPr>
+        <w:jc w:val="both"/>
+      </w:pPr>
+      <w:r>
+        <w:t>Đề xuất dừng xử lý;</w:t>
+      </w:r>
+    </w:p>
+    <w:p>
+      <w:pPr>
+        <w:ind w:left="720" w:firstLine="720"/>
+        <w:jc w:val="both"/>
+      </w:pPr>
+      <w:r>
+        <w:t>Hồ sơ chuyển sang bước phê duyệt</w:t>
+      </w:r>
+      <w:r>
+        <w:t>.</w:t>
+      </w:r>
+    </w:p>
+    <w:p>
+      <w:pPr>
+        <w:jc w:val="both"/>
+      </w:pPr>
+      <w:r>
         <w:t>ĐỐI TƯỢNG KHÁCH HÀNG</w:t>
       </w:r>
     </w:p>
     <w:p>
       <w:pPr>
         <w:ind w:firstLine="720"/>
+      </w:pPr>
+      <w:r>
+        <w:t>Đối tượng khách hàng của quy trình là cá nhân hoặc tổ chức đã nộp hồ sơ và có nhu cầu được cơ quan nhà nước xem xét, giải quyết thủ tục hành chính.</w:t>
+      </w:r>
+    </w:p>
+    <w:p>
+      <w:pPr>
+        <w:ind w:firstLine="720"/>
+      </w:pPr>
+      <w:r>
+        <w:t>Khách hàng không trực tiếp thực hiện các bước rà soát và thẩm định, nhưng là người nhận giá trị cuối cùng từ quy trình. Khách hàng cũng có trách nhiệm bổ sung hoặc giải trình thêm khi cơ quan chuyên môn yêu cầu.</w:t>
+      </w:r>
+    </w:p>
+    <w:p>
+      <w:pPr>
+        <w:ind w:firstLine="720"/>
+      </w:pPr>
+      <w:r>
+        <w:t>Quy trình này giúp hồ sơ được kiểm tra và xử lý rõ ràng, hạn chế sai sót, bảo đảm đúng quy định và giúp người dân dễ theo dõi tình trạng hồ sơ.</w:t>
+      </w:r>
+    </w:p>
+    <w:p>
+      <w:pPr>
         <w:jc w:val="both"/>
       </w:pPr>
       <w:r>
-        <w:t>Người dân hoặc tổ chức đã nộp hồ sơ thủ tục hành chính tại phường Tân Hải.</w:t>
-      </w:r>
-    </w:p>
-    <w:p>
-      <w:pPr>
-        <w:jc w:val="both"/>
-      </w:pPr>
-      <w:r>
         <w:t>CÁC KẾT QUẢ CÓ THỂ XẢY RA</w:t>
       </w:r>
     </w:p>
     <w:p>
       <w:pPr>
-        <w:jc w:val="both"/>
-      </w:pPr>
-      <w:r>
-        <w:tab/>
-      </w:r>
-      <w:r>
-        <w:t>Hồ sơ được xác định hợp lệ và hoàn tất xử lý; hồ sơ được yêu cầu bổ sung; hồ sơ cần xác minh hoặc xử lý thêm; hoặc hồ sơ được đề xuất từ chối giải quyết và nêu rõ lý do.</w:t>
+        <w:ind w:firstLine="720"/>
+      </w:pPr>
+      <w:r>
+        <w:t>Hồ sơ đạt yêu cầu: Hồ sơ đầy đủ, thông tin chính xác và đáp ứng điều kiện giải quyết. Công chức chuyên môn lập dự thảo kết quả và chuyển sang bước phê duyệt.</w:t>
+      </w:r>
+    </w:p>
+    <w:p>
+      <w:pPr>
+        <w:ind w:firstLine="720"/>
+      </w:pPr>
+      <w:r>
+        <w:t>Hồ sơ cần bổ sung: Hồ sơ còn thiếu giấy tờ, thông tin chưa đầy đủ, chưa chính xác hoặc chưa thống nhất. Công chức lập yêu cầu bổ sung và gửi cho người nộp hoàn thiện.</w:t>
+      </w:r>
+    </w:p>
+    <w:p>
+      <w:pPr>
+        <w:ind w:firstLine="720"/>
+      </w:pPr>
+      <w:r>
+        <w:t>Hồ sơ cần xác minh hoặc phối hợp: Hồ sơ có nội dung chưa rõ hoặc cần đối chiếu thêm. Đơn vị chuyên môn gửi yêu cầu đến cơ quan hoặc bộ phận liên quan để lấy ý kiến, dữ liệu hoặc kết quả xác minh.</w:t>
+      </w:r>
+    </w:p>
+    <w:p>
+      <w:pPr>
+        <w:ind w:firstLine="720"/>
+      </w:pPr>
+      <w:r>
+        <w:t>Hồ sơ không đạt yêu cầu: Qua thẩm định, hồ sơ không đáp ứng điều kiện giải quyết. Công chức lập dự thảo văn bản không giải quyết và nêu rõ lý do.</w:t>
+      </w:r>
+    </w:p>
+    <w:p>
+      <w:pPr>
+        <w:ind w:firstLine="720"/>
+      </w:pPr>
+      <w:r>
+        <w:t>Hồ sơ bị dừng xử lý: Hồ sơ không thể tiếp tục giải quyết do không đủ điều kiện, người nộp không bổ sung theo yêu cầu hoặc có căn cứ phải dừng xử lý.</w:t>
+      </w:r>
+    </w:p>
+    <w:p>
+      <w:pPr>
+        <w:ind w:firstLine="720"/>
+      </w:pPr>
+      <w:r>
+        <w:t>Dự thảo cần hiệu chỉnh: Nội dung dự thảo còn sai sót, thiếu căn cứ hoặc chưa đúng hình thức nên được trả lại để chỉnh sửa và rà soát lại.</w:t>
+      </w:r>
+    </w:p>
+    <w:p>
+      <w:pPr>
+        <w:ind w:firstLine="720"/>
+      </w:pPr>
+      <w:r>
+        <w:t>Hồ sơ được chuyển phê duyệt: Hồ sơ và dự thảo đã hoàn chỉnh, được chuyển đến lãnh đạo hoặc người có thẩm quyền xem xét.</w:t>
+      </w:r>
+    </w:p>
+    <w:p>
+      <w:pPr>
+        <w:ind w:firstLine="720"/>
+      </w:pPr>
+      <w:r>
+        <w:lastRenderedPageBreak/>
+        <w:t>Hồ sơ không thuộc thẩm quyền: Trong quá trình rà soát hoặc thẩm định, cơ quan phát hiện hồ sơ không thuộc phạm vi giải quyết nên hướng dẫn hoặc chuyển đến đúng cơ quan có thẩm quyền.</w:t>
       </w:r>
     </w:p>
     <w:p>
       <w:pPr>
         <w:pStyle w:val="Heading5"/>
       </w:pPr>
-      <w:bookmarkStart w:id="29" w:name="_Toc237027006"/>
+      <w:bookmarkStart w:id="28" w:name="_Toc237027006"/>
       <w:r>
         <w:t xml:space="preserve">2.1.3.3 </w:t>
       </w:r>
-      <w:bookmarkEnd w:id="27"/>
+      <w:bookmarkEnd w:id="26"/>
       <w:r>
         <w:t>Quy trình phê duyệt và ban hành kết quả</w:t>
       </w:r>
-      <w:bookmarkEnd w:id="29"/>
+      <w:bookmarkEnd w:id="28"/>
     </w:p>
     <w:p>
       <w:pPr>
@@ -7132,7 +7736,7 @@
       <w:pPr>
         <w:pStyle w:val="Caption"/>
       </w:pPr>
-      <w:bookmarkStart w:id="30" w:name="_Toc236263982"/>
+      <w:bookmarkStart w:id="29" w:name="_Toc236263982"/>
       <w:r>
         <w:t xml:space="preserve">Hình </w:t>
       </w:r>
@@ -7140,10 +7744,7 @@
         <w:fldChar w:fldCharType="begin"/>
       </w:r>
       <w:r>
-        <w:instrText xml:space="preserve"> SEQ Hình \</w:instrText>
-      </w:r>
-      <w:r>
-        <w:instrText xml:space="preserve">* ARABIC </w:instrText>
+        <w:instrText xml:space="preserve"> SEQ Hình \* ARABIC </w:instrText>
       </w:r>
       <w:r>
         <w:fldChar w:fldCharType="separate"/>
@@ -7163,14 +7764,13 @@
       <w:r>
         <w:t>. Quy trình phê duyệt và ban hành kết quả</w:t>
       </w:r>
-      <w:bookmarkEnd w:id="30"/>
+      <w:bookmarkEnd w:id="29"/>
     </w:p>
     <w:p>
       <w:pPr>
         <w:jc w:val="both"/>
       </w:pPr>
       <w:r>
-        <w:lastRenderedPageBreak/>
         <w:t>TÁC NHÂN THỰC HIỆN</w:t>
       </w:r>
     </w:p>
@@ -7307,13 +7907,14 @@
       <w:pPr>
         <w:pStyle w:val="Heading5"/>
       </w:pPr>
-      <w:bookmarkStart w:id="31" w:name="_Toc236264127"/>
-      <w:bookmarkStart w:id="32" w:name="_Toc237027007"/>
-      <w:r>
+      <w:bookmarkStart w:id="30" w:name="_Toc236264127"/>
+      <w:bookmarkStart w:id="31" w:name="_Toc237027007"/>
+      <w:r>
+        <w:lastRenderedPageBreak/>
         <w:t>2.1.3.4 Quy trình trả kết quả và thông báo</w:t>
       </w:r>
+      <w:bookmarkEnd w:id="30"/>
       <w:bookmarkEnd w:id="31"/>
-      <w:bookmarkEnd w:id="32"/>
     </w:p>
     <w:p>
       <w:pPr>
@@ -7377,7 +7978,7 @@
       <w:pPr>
         <w:pStyle w:val="Caption"/>
       </w:pPr>
-      <w:bookmarkStart w:id="33" w:name="_Toc236263983"/>
+      <w:bookmarkStart w:id="32" w:name="_Toc236263983"/>
       <w:r>
         <w:t xml:space="preserve">Hình </w:t>
       </w:r>
@@ -7405,7 +8006,7 @@
       <w:r>
         <w:t>. Quy trình trả kết quả và thông báo</w:t>
       </w:r>
-      <w:bookmarkEnd w:id="33"/>
+      <w:bookmarkEnd w:id="32"/>
     </w:p>
     <w:p>
       <w:pPr>
@@ -7442,7 +8043,6 @@
         <w:jc w:val="both"/>
       </w:pPr>
       <w:r>
-        <w:lastRenderedPageBreak/>
         <w:t xml:space="preserve">Nhận kết quả: Bộ phận tiếp nhận và trả kết quả nhận kết quả đã được phê duyệt và ban hành. </w:t>
       </w:r>
     </w:p>
@@ -7549,25 +8149,25 @@
       <w:pPr>
         <w:pStyle w:val="Heading4"/>
       </w:pPr>
-      <w:bookmarkStart w:id="34" w:name="_Toc236264128"/>
-      <w:bookmarkStart w:id="35" w:name="_Toc237027008"/>
+      <w:bookmarkStart w:id="33" w:name="_Toc236264128"/>
+      <w:bookmarkStart w:id="34" w:name="_Toc237027008"/>
       <w:r>
         <w:t>2.1.4 Quy trình hỗ trợ (Processs Support).</w:t>
       </w:r>
+      <w:bookmarkEnd w:id="33"/>
       <w:bookmarkEnd w:id="34"/>
+    </w:p>
+    <w:p>
+      <w:pPr>
+        <w:pStyle w:val="Heading4"/>
+      </w:pPr>
+      <w:bookmarkStart w:id="35" w:name="_Toc236682209"/>
+      <w:bookmarkStart w:id="36" w:name="_Toc237027009"/>
+      <w:r>
+        <w:t>2.1.4.1 Hỗ trợ, tiếp nhận phản ánh và kiến nghị</w:t>
+      </w:r>
       <w:bookmarkEnd w:id="35"/>
-    </w:p>
-    <w:p>
-      <w:pPr>
-        <w:pStyle w:val="Heading4"/>
-      </w:pPr>
-      <w:bookmarkStart w:id="36" w:name="_Toc236682209"/>
-      <w:bookmarkStart w:id="37" w:name="_Toc237027009"/>
-      <w:r>
-        <w:t>2.1.4.1 Hỗ trợ, tiếp nhận phản ánh và kiến nghị</w:t>
-      </w:r>
       <w:bookmarkEnd w:id="36"/>
-      <w:bookmarkEnd w:id="37"/>
     </w:p>
     <w:p>
       <w:r>
@@ -7595,6 +8195,7 @@
         </w:numPr>
       </w:pPr>
       <w:r>
+        <w:lastRenderedPageBreak/>
         <w:t>Hệ thống thông tin giải quyết thủ tục hành chính và các cơ quan, đơn vị có liên quan.</w:t>
       </w:r>
     </w:p>
@@ -7636,11 +8237,7 @@
         </w:numPr>
       </w:pPr>
       <w:r>
-        <w:t xml:space="preserve">Chuyển xử lý: Đối với phản ánh thuộc thẩm quyền, hệ thống chuyển hồ sơ đến cơ quan hoặc đơn vị chuyên môn có trách nhiệm giải quyết. Nếu không thuộc </w:t>
-      </w:r>
-      <w:r>
-        <w:lastRenderedPageBreak/>
-        <w:t>thẩm quyền, phản ánh được chuyển đến cơ quan có thẩm quyền hoặc hướng dẫn người dân gửi đúng nơi tiếp nhận.</w:t>
+        <w:t>Chuyển xử lý: Đối với phản ánh thuộc thẩm quyền, hệ thống chuyển hồ sơ đến cơ quan hoặc đơn vị chuyên môn có trách nhiệm giải quyết. Nếu không thuộc thẩm quyền, phản ánh được chuyển đến cơ quan có thẩm quyền hoặc hướng dẫn người dân gửi đúng nơi tiếp nhận.</w:t>
       </w:r>
     </w:p>
     <w:p>
@@ -7914,6 +8511,7 @@
               <w:jc w:val="center"/>
             </w:pPr>
             <w:r>
+              <w:lastRenderedPageBreak/>
               <w:t>2</w:t>
             </w:r>
           </w:p>
@@ -8040,7 +8638,6 @@
               <w:jc w:val="center"/>
             </w:pPr>
             <w:r>
-              <w:lastRenderedPageBreak/>
               <w:t>4</w:t>
             </w:r>
           </w:p>
@@ -8261,7 +8858,11 @@
           </w:tcPr>
           <w:p>
             <w:r>
-              <w:t>Sau khi đã xử lý, trả lời hoặc kết thúc theo một trong các trường hợp trên, toàn bộ hồ sơ được lưu vào hệ thống để phục vụ tra cứu, thống kê và kiểm tra sau này</w:t>
+              <w:t xml:space="preserve">Sau khi đã xử lý, trả lời hoặc kết thúc theo một trong các trường hợp trên, toàn bộ hồ sơ </w:t>
+            </w:r>
+            <w:r>
+              <w:lastRenderedPageBreak/>
+              <w:t>được lưu vào hệ thống để phục vụ tra cứu, thống kê và kiểm tra sau này</w:t>
             </w:r>
           </w:p>
         </w:tc>
@@ -8272,6 +8873,7 @@
           </w:tcPr>
           <w:p>
             <w:r>
+              <w:lastRenderedPageBreak/>
               <w:t>Đây là trạng thái cuối cùng của quy trình, không còn hoạt động xử lý nào phát sinh đối với hồ sơ đó</w:t>
             </w:r>
           </w:p>
@@ -8300,13 +8902,13 @@
       <w:pPr>
         <w:pStyle w:val="Heading4"/>
       </w:pPr>
-      <w:bookmarkStart w:id="38" w:name="_Toc236682210"/>
-      <w:bookmarkStart w:id="39" w:name="_Toc237027010"/>
+      <w:bookmarkStart w:id="37" w:name="_Toc236682210"/>
+      <w:bookmarkStart w:id="38" w:name="_Toc237027010"/>
       <w:r>
         <w:t>2.1.4.2 Thanh toán trực tuyến</w:t>
       </w:r>
+      <w:bookmarkEnd w:id="37"/>
       <w:bookmarkEnd w:id="38"/>
-      <w:bookmarkEnd w:id="39"/>
     </w:p>
     <w:p>
       <w:r>
@@ -8354,7 +8956,6 @@
     </w:p>
     <w:p>
       <w:r>
-        <w:lastRenderedPageBreak/>
         <w:t>MÔ TẢ QUY TRÌNH</w:t>
       </w:r>
     </w:p>
@@ -8452,6 +9053,7 @@
         <w:ind w:firstLine="720"/>
       </w:pPr>
       <w:r>
+        <w:lastRenderedPageBreak/>
         <w:t>Người dân hoặc tổ chức thực hiện nghĩa vụ thanh toán phí, lệ phí hoặc các khoản thu khác phát sinh trong quá trình giải quyết thủ tục hành chính.</w:t>
       </w:r>
     </w:p>
@@ -8642,11 +9244,7 @@
           </w:tcPr>
           <w:p>
             <w:r>
-              <w:t xml:space="preserve">Người dân đã hoàn thành nghĩa vụ tài chính. Hồ sơ đủ điều kiện để tiếp tục giải </w:t>
-            </w:r>
-            <w:r>
-              <w:lastRenderedPageBreak/>
-              <w:t>quyết hoặc trả kết quả theo quy định</w:t>
+              <w:t>Người dân đã hoàn thành nghĩa vụ tài chính. Hồ sơ đủ điều kiện để tiếp tục giải quyết hoặc trả kết quả theo quy định</w:t>
             </w:r>
           </w:p>
         </w:tc>
@@ -8656,7 +9254,6 @@
           </w:tcPr>
           <w:p>
             <w:r>
-              <w:lastRenderedPageBreak/>
               <w:t>Đã thanh toán</w:t>
             </w:r>
           </w:p>
@@ -8673,7 +9270,6 @@
               <w:jc w:val="center"/>
             </w:pPr>
             <w:r>
-              <w:lastRenderedPageBreak/>
               <w:t>2</w:t>
             </w:r>
           </w:p>
@@ -8918,7 +9514,11 @@
           </w:tcPr>
           <w:p>
             <w:r>
-              <w:t>Giao dịch đã được ngân hàng xác nhận nhưng Hệ thống thông tin giải quyết thủ tục hành chính chưa nhận được kết quả do lỗi kết nối hoặc đồng bộ dữ liệu</w:t>
+              <w:t xml:space="preserve">Giao dịch đã được ngân hàng xác nhận nhưng Hệ thống thông tin giải quyết thủ tục hành </w:t>
+            </w:r>
+            <w:r>
+              <w:lastRenderedPageBreak/>
+              <w:t>chính chưa nhận được kết quả do lỗi kết nối hoặc đồng bộ dữ liệu</w:t>
             </w:r>
           </w:p>
         </w:tc>
@@ -8928,6 +9528,7 @@
           </w:tcPr>
           <w:p>
             <w:r>
+              <w:lastRenderedPageBreak/>
               <w:t>Cơ quan quản lý hoặc hệ thống sẽ thực hiện đối soát để cập nhật trạng thái thanh toán chính xác</w:t>
             </w:r>
           </w:p>
@@ -9010,7 +9611,6 @@
               <w:jc w:val="center"/>
             </w:pPr>
             <w:r>
-              <w:lastRenderedPageBreak/>
               <w:t>8</w:t>
             </w:r>
           </w:p>
@@ -9118,13 +9718,13 @@
       <w:pPr>
         <w:pStyle w:val="Heading4"/>
       </w:pPr>
-      <w:bookmarkStart w:id="40" w:name="_Toc236682211"/>
-      <w:bookmarkStart w:id="41" w:name="_Toc237027011"/>
+      <w:bookmarkStart w:id="39" w:name="_Toc236682211"/>
+      <w:bookmarkStart w:id="40" w:name="_Toc237027011"/>
       <w:r>
         <w:t>2.1.4.3 Quản lý văn bản và ký số</w:t>
       </w:r>
+      <w:bookmarkEnd w:id="39"/>
       <w:bookmarkEnd w:id="40"/>
-      <w:bookmarkEnd w:id="41"/>
     </w:p>
     <w:p>
       <w:r>
@@ -9246,6 +9846,7 @@
         </w:numPr>
       </w:pPr>
       <w:r>
+        <w:lastRenderedPageBreak/>
         <w:t>Thực hiện ký số: Người có thẩm quyền sử dụng chứng thư số để ký điện tử trên văn bản. Hệ thống xác thực chứng thư số, ghi nhận thời gian ký và bảo đảm tính toàn vẹn của văn bản.</w:t>
       </w:r>
     </w:p>
@@ -9275,7 +9876,6 @@
     </w:p>
     <w:p>
       <w:r>
-        <w:lastRenderedPageBreak/>
         <w:t>ĐỐI TƯỢNG KHÁCH HÀNG</w:t>
       </w:r>
     </w:p>
@@ -9667,6 +10267,7 @@
               <w:jc w:val="center"/>
             </w:pPr>
             <w:r>
+              <w:lastRenderedPageBreak/>
               <w:t>5</w:t>
             </w:r>
           </w:p>
@@ -9743,11 +10344,7 @@
           </w:tcPr>
           <w:p>
             <w:r>
-              <w:t xml:space="preserve">Người có thẩm quyền không đồng ý ký do nội dung chưa phù hợp, chưa đủ căn cứ pháp lý </w:t>
-            </w:r>
-            <w:r>
-              <w:lastRenderedPageBreak/>
-              <w:t>hoặc cần bổ sung tài liệu</w:t>
+              <w:t>Người có thẩm quyền không đồng ý ký do nội dung chưa phù hợp, chưa đủ căn cứ pháp lý hoặc cần bổ sung tài liệu</w:t>
             </w:r>
           </w:p>
         </w:tc>
@@ -9757,7 +10354,6 @@
           </w:tcPr>
           <w:p>
             <w:r>
-              <w:lastRenderedPageBreak/>
               <w:t>Quy trình ký kết thúc, văn bản được trả về đơn vị soạn thảo để xử lý theo yêu cầu</w:t>
             </w:r>
           </w:p>
@@ -9784,7 +10380,6 @@
               <w:jc w:val="center"/>
             </w:pPr>
             <w:r>
-              <w:lastRenderedPageBreak/>
               <w:t>7</w:t>
             </w:r>
           </w:p>
@@ -9948,13 +10543,13 @@
       <w:pPr>
         <w:pStyle w:val="Heading4"/>
       </w:pPr>
-      <w:bookmarkStart w:id="42" w:name="_Toc236682212"/>
-      <w:bookmarkStart w:id="43" w:name="_Toc237027012"/>
+      <w:bookmarkStart w:id="41" w:name="_Toc236682212"/>
+      <w:bookmarkStart w:id="42" w:name="_Toc237027012"/>
       <w:r>
         <w:t>2.1.4.4 Tổng đài hỗ trợ và chắm sóc người dùng</w:t>
       </w:r>
+      <w:bookmarkEnd w:id="41"/>
       <w:bookmarkEnd w:id="42"/>
-      <w:bookmarkEnd w:id="43"/>
     </w:p>
     <w:p>
       <w:r>
@@ -10041,6 +10636,7 @@
     </w:p>
     <w:p>
       <w:r>
+        <w:lastRenderedPageBreak/>
         <w:t>MÔ TẢ QUY TRÌNH</w:t>
       </w:r>
     </w:p>
@@ -10077,11 +10673,7 @@
         </w:numPr>
       </w:pPr>
       <w:r>
-        <w:t xml:space="preserve">Phân loại yêu cầu: Yêu cầu được phân loại theo nội dung như hướng dẫn thủ tục hành chính, hỗ trợ sử dụng hệ thống, tra cứu tình trạng hồ sơ, hỗ trợ thanh </w:t>
-      </w:r>
-      <w:r>
-        <w:lastRenderedPageBreak/>
-        <w:t>toán, xử lý lỗi kỹ thuật hoặc các nội dung khác. Trường hợp vượt thẩm quyền, yêu cầu được chuyển đến đơn vị chuyên môn.</w:t>
+        <w:t>Phân loại yêu cầu: Yêu cầu được phân loại theo nội dung như hướng dẫn thủ tục hành chính, hỗ trợ sử dụng hệ thống, tra cứu tình trạng hồ sơ, hỗ trợ thanh toán, xử lý lỗi kỹ thuật hoặc các nội dung khác. Trường hợp vượt thẩm quyền, yêu cầu được chuyển đến đơn vị chuyên môn.</w:t>
       </w:r>
     </w:p>
     <w:p>
@@ -10355,7 +10947,11 @@
           </w:tcPr>
           <w:p>
             <w:r>
-              <w:t>Yêu cầu được chuyển đến đơn vị chuyên môn</w:t>
+              <w:t xml:space="preserve">Yêu cầu được chuyển đến đơn vị </w:t>
+            </w:r>
+            <w:r>
+              <w:lastRenderedPageBreak/>
+              <w:t>chuyên môn</w:t>
             </w:r>
           </w:p>
         </w:tc>
@@ -10365,6 +10961,7 @@
           </w:tcPr>
           <w:p>
             <w:r>
+              <w:lastRenderedPageBreak/>
               <w:t>Nội dung vượt thẩm quyền của tổng đài hoặc cần cơ quan chuyên môn xử lý</w:t>
             </w:r>
           </w:p>
@@ -10513,7 +11110,6 @@
               <w:jc w:val="center"/>
             </w:pPr>
             <w:r>
-              <w:lastRenderedPageBreak/>
               <w:t>5</w:t>
             </w:r>
           </w:p>
@@ -10789,13 +11385,13 @@
       <w:pPr>
         <w:pStyle w:val="Heading4"/>
       </w:pPr>
-      <w:bookmarkStart w:id="44" w:name="_Toc236682213"/>
-      <w:bookmarkStart w:id="45" w:name="_Toc237027013"/>
+      <w:bookmarkStart w:id="43" w:name="_Toc236682213"/>
+      <w:bookmarkStart w:id="44" w:name="_Toc237027013"/>
       <w:r>
         <w:t>2.1.4.5 Quản trị kỹ thuật và vận hành hệ thống</w:t>
       </w:r>
+      <w:bookmarkEnd w:id="43"/>
       <w:bookmarkEnd w:id="44"/>
-      <w:bookmarkEnd w:id="45"/>
     </w:p>
     <w:p>
       <w:r>
@@ -10812,6 +11408,7 @@
         <w:ind w:left="709" w:hanging="425"/>
       </w:pPr>
       <w:r>
+        <w:lastRenderedPageBreak/>
         <w:t>Quản trị viên hệ thống.</w:t>
       </w:r>
     </w:p>
@@ -10894,7 +11491,6 @@
         </w:numPr>
       </w:pPr>
       <w:r>
-        <w:lastRenderedPageBreak/>
         <w:t>Giám sát hoạt động hệ thống: Hệ thống và quản trị viên theo dõi tình trạng hoạt động của máy chủ, cơ sở dữ liệu, mạng, dịch vụ ứng dụng và các hệ thống tích hợp nhằm phát hiện sớm các sự cố hoặc dấu hiệu bất thường.</w:t>
       </w:r>
     </w:p>
@@ -11144,7 +11740,11 @@
           </w:tcPr>
           <w:p>
             <w:r>
-              <w:t>Không phát hiện sự cố hoặc sự cố đã được khắc phục hoàn toàn và các chức năng hoạt động bình thường</w:t>
+              <w:t xml:space="preserve">Không phát hiện sự cố hoặc sự cố đã được khắc phục hoàn toàn và các </w:t>
+            </w:r>
+            <w:r>
+              <w:lastRenderedPageBreak/>
+              <w:t>chức năng hoạt động bình thường</w:t>
             </w:r>
           </w:p>
         </w:tc>
@@ -11154,6 +11754,7 @@
           </w:tcPr>
           <w:p>
             <w:r>
+              <w:lastRenderedPageBreak/>
               <w:t>Hệ thống sẵn sàng phục vụ người sử dụng và các dịch vụ được cung cấp liên tục</w:t>
             </w:r>
           </w:p>
@@ -11256,11 +11857,7 @@
           </w:tcPr>
           <w:p>
             <w:r>
-              <w:t xml:space="preserve">Đã ghi nhận sự cố nhưng vẫn đang trong quá trình </w:t>
-            </w:r>
-            <w:r>
-              <w:lastRenderedPageBreak/>
-              <w:t>phân tích hoặc khắc phục</w:t>
+              <w:t>Đã ghi nhận sự cố nhưng vẫn đang trong quá trình phân tích hoặc khắc phục</w:t>
             </w:r>
           </w:p>
         </w:tc>
@@ -11270,12 +11867,7 @@
           </w:tcPr>
           <w:p>
             <w:r>
-              <w:lastRenderedPageBreak/>
-              <w:t xml:space="preserve">Đây là trạng thái trung gian, một phần hoặc toàn bộ hệ thống có thể </w:t>
-            </w:r>
-            <w:r>
-              <w:lastRenderedPageBreak/>
-              <w:t>bị ảnh hưởng trong thời gian xử lý</w:t>
+              <w:t>Đây là trạng thái trung gian, một phần hoặc toàn bộ hệ thống có thể bị ảnh hưởng trong thời gian xử lý</w:t>
             </w:r>
           </w:p>
         </w:tc>
@@ -11285,7 +11877,6 @@
           </w:tcPr>
           <w:p>
             <w:r>
-              <w:lastRenderedPageBreak/>
               <w:t>Đang xử lý sự cố</w:t>
             </w:r>
           </w:p>
@@ -11302,7 +11893,6 @@
               <w:jc w:val="center"/>
             </w:pPr>
             <w:r>
-              <w:lastRenderedPageBreak/>
               <w:t>4</w:t>
             </w:r>
           </w:p>
@@ -11606,7 +12196,11 @@
           </w:tcPr>
           <w:p>
             <w:r>
-              <w:t>Sau khi hoàn tất xử lý hoặc kết thúc bảo trì, toàn bộ nhật ký, báo cáo và lịch sử thao tác được lưu trên hệ thống</w:t>
+              <w:t xml:space="preserve">Sau khi hoàn tất xử lý hoặc kết thúc bảo trì, toàn bộ nhật ký, báo cáo và lịch sử thao tác </w:t>
+            </w:r>
+            <w:r>
+              <w:lastRenderedPageBreak/>
+              <w:t>được lưu trên hệ thống</w:t>
             </w:r>
           </w:p>
         </w:tc>
@@ -11616,6 +12210,7 @@
           </w:tcPr>
           <w:p>
             <w:r>
+              <w:lastRenderedPageBreak/>
               <w:t>Đây là trạng thái cuối cùng của quy trình, phục vụ kiểm tra, đánh giá, kiểm toán và nâng cao chất lượng vận hành</w:t>
             </w:r>
           </w:p>
@@ -11638,36 +12233,35 @@
       <w:pPr>
         <w:pStyle w:val="Heading3"/>
       </w:pPr>
-      <w:bookmarkStart w:id="46" w:name="_Toc236264129"/>
-      <w:bookmarkStart w:id="47" w:name="_Toc237027014"/>
-      <w:r>
-        <w:lastRenderedPageBreak/>
+      <w:bookmarkStart w:id="45" w:name="_Toc236264129"/>
+      <w:bookmarkStart w:id="46" w:name="_Toc237027014"/>
+      <w:r>
         <w:t>2.2 Mô hình hóa quy trình quản lý (Processs Management).</w:t>
       </w:r>
+      <w:bookmarkEnd w:id="45"/>
       <w:bookmarkEnd w:id="46"/>
+    </w:p>
+    <w:p>
+      <w:pPr>
+        <w:pStyle w:val="Heading3"/>
+      </w:pPr>
+      <w:bookmarkStart w:id="47" w:name="_Toc236264130"/>
+      <w:bookmarkStart w:id="48" w:name="_Toc237027015"/>
+      <w:r>
+        <w:t>2.3 Mô hình hóa quy trình cốt lõi (Processs Core).</w:t>
+      </w:r>
       <w:bookmarkEnd w:id="47"/>
-    </w:p>
-    <w:p>
-      <w:pPr>
-        <w:pStyle w:val="Heading3"/>
-      </w:pPr>
-      <w:bookmarkStart w:id="48" w:name="_Toc236264130"/>
-      <w:bookmarkStart w:id="49" w:name="_Toc237027015"/>
-      <w:r>
-        <w:t>2.3 Mô hình hóa quy trình cốt lõi (Processs Core).</w:t>
-      </w:r>
       <w:bookmarkEnd w:id="48"/>
+    </w:p>
+    <w:p>
+      <w:pPr>
+        <w:pStyle w:val="Heading4"/>
+      </w:pPr>
+      <w:bookmarkStart w:id="49" w:name="_Toc237027016"/>
+      <w:r>
+        <w:t>2.3.1 Mô hình hóa quy trình tiếp nhận hồ sơ</w:t>
+      </w:r>
       <w:bookmarkEnd w:id="49"/>
-    </w:p>
-    <w:p>
-      <w:pPr>
-        <w:pStyle w:val="Heading4"/>
-      </w:pPr>
-      <w:bookmarkStart w:id="50" w:name="_Toc237027016"/>
-      <w:r>
-        <w:t>2.3.1 Mô hình hóa quy trình tiếp nhận hồ sơ</w:t>
-      </w:r>
-      <w:bookmarkEnd w:id="50"/>
     </w:p>
     <w:p>
       <w:r>
@@ -11675,10 +12269,10 @@
           <w:noProof/>
         </w:rPr>
         <w:drawing>
-          <wp:inline distT="0" distB="0" distL="0" distR="0" wp14:anchorId="53C28370" wp14:editId="6839430A">
-            <wp:extent cx="5731510" cy="1784350"/>
-            <wp:effectExtent l="0" t="0" r="2540" b="6350"/>
-            <wp:docPr id="864215819" name="Picture 1"/>
+          <wp:inline distT="0" distB="0" distL="0" distR="0" wp14:anchorId="29F4C10A" wp14:editId="6C28C490">
+            <wp:extent cx="5731510" cy="2157730"/>
+            <wp:effectExtent l="0" t="0" r="2540" b="0"/>
+            <wp:docPr id="628094679" name="Picture 23"/>
             <wp:cNvGraphicFramePr>
               <a:graphicFrameLocks xmlns:a="http://schemas.openxmlformats.org/drawingml/2006/main" noChangeAspect="1"/>
             </wp:cNvGraphicFramePr>
@@ -11686,23 +12280,36 @@
               <a:graphicData uri="http://schemas.openxmlformats.org/drawingml/2006/picture">
                 <pic:pic xmlns:pic="http://schemas.openxmlformats.org/drawingml/2006/picture">
                   <pic:nvPicPr>
-                    <pic:cNvPr id="864215819" name=""/>
-                    <pic:cNvPicPr/>
+                    <pic:cNvPr id="0" name="Picture 16"/>
+                    <pic:cNvPicPr>
+                      <a:picLocks noChangeAspect="1" noChangeArrowheads="1"/>
+                    </pic:cNvPicPr>
                   </pic:nvPicPr>
                   <pic:blipFill>
-                    <a:blip r:embed="rId13"/>
+                    <a:blip r:embed="rId13" cstate="print">
+                      <a:extLst>
+                        <a:ext uri="{28A0092B-C50C-407E-A947-70E740481C1C}">
+                          <a14:useLocalDpi xmlns:a14="http://schemas.microsoft.com/office/drawing/2010/main" val="0"/>
+                        </a:ext>
+                      </a:extLst>
+                    </a:blip>
+                    <a:srcRect/>
                     <a:stretch>
                       <a:fillRect/>
                     </a:stretch>
                   </pic:blipFill>
-                  <pic:spPr>
+                  <pic:spPr bwMode="auto">
                     <a:xfrm>
                       <a:off x="0" y="0"/>
-                      <a:ext cx="5731510" cy="1784350"/>
+                      <a:ext cx="5731510" cy="2157730"/>
                     </a:xfrm>
                     <a:prstGeom prst="rect">
                       <a:avLst/>
                     </a:prstGeom>
+                    <a:noFill/>
+                    <a:ln>
+                      <a:noFill/>
+                    </a:ln>
                   </pic:spPr>
                 </pic:pic>
               </a:graphicData>
@@ -11750,11 +12357,11 @@
       <w:pPr>
         <w:pStyle w:val="Heading5"/>
       </w:pPr>
-      <w:bookmarkStart w:id="51" w:name="_Toc237027017"/>
+      <w:bookmarkStart w:id="50" w:name="_Toc237027017"/>
       <w:r>
         <w:t>2.3.1.1 Mô tả quy trình hiện có</w:t>
       </w:r>
-      <w:bookmarkEnd w:id="51"/>
+      <w:bookmarkEnd w:id="50"/>
     </w:p>
     <w:p>
       <w:r>
@@ -12122,6 +12729,7 @@
                 <w:color w:val="000000"/>
                 <w:sz w:val="23"/>
               </w:rPr>
+              <w:lastRenderedPageBreak/>
               <w:t>3</w:t>
             </w:r>
           </w:p>
@@ -12328,7 +12936,6 @@
                 <w:color w:val="000000"/>
                 <w:sz w:val="23"/>
               </w:rPr>
-              <w:lastRenderedPageBreak/>
               <w:t>5</w:t>
             </w:r>
           </w:p>
@@ -12741,6 +13348,7 @@
                 <w:color w:val="000000"/>
                 <w:sz w:val="23"/>
               </w:rPr>
+              <w:lastRenderedPageBreak/>
               <w:t>9</w:t>
             </w:r>
           </w:p>
@@ -13004,7 +13612,6 @@
                 <w:color w:val="000000"/>
                 <w:sz w:val="23"/>
               </w:rPr>
-              <w:lastRenderedPageBreak/>
               <w:t>11</w:t>
             </w:r>
           </w:p>
@@ -13417,6 +14024,7 @@
                 <w:color w:val="000000"/>
                 <w:sz w:val="23"/>
               </w:rPr>
+              <w:lastRenderedPageBreak/>
               <w:t>15</w:t>
             </w:r>
           </w:p>
@@ -13726,7 +14334,6 @@
                 <w:color w:val="000000"/>
                 <w:sz w:val="23"/>
               </w:rPr>
-              <w:lastRenderedPageBreak/>
               <w:t>18</w:t>
             </w:r>
           </w:p>
@@ -14017,23 +14624,23 @@
       <w:pPr>
         <w:pStyle w:val="Heading4"/>
       </w:pPr>
-      <w:bookmarkStart w:id="52" w:name="_Toc237027018"/>
+      <w:bookmarkStart w:id="51" w:name="_Toc237027018"/>
       <w:r>
         <w:t>2.3.2 Mô hình hóa quy trình kiểm tra, thẩm định và xử lý hồ sơ</w:t>
       </w:r>
+      <w:bookmarkEnd w:id="51"/>
+    </w:p>
+    <w:p>
+      <w:pPr>
+        <w:pStyle w:val="Heading3"/>
+      </w:pPr>
+      <w:bookmarkStart w:id="52" w:name="_Toc236264131"/>
+      <w:bookmarkStart w:id="53" w:name="_Toc237027019"/>
+      <w:r>
+        <w:t>2.4 Mô hình hóa quy trình hỗ trợ (Processs Support)</w:t>
+      </w:r>
       <w:bookmarkEnd w:id="52"/>
-    </w:p>
-    <w:p>
-      <w:pPr>
-        <w:pStyle w:val="Heading3"/>
-      </w:pPr>
-      <w:bookmarkStart w:id="53" w:name="_Toc236264131"/>
-      <w:bookmarkStart w:id="54" w:name="_Toc237027019"/>
-      <w:r>
-        <w:t>2.4 Mô hình hóa quy trình hỗ trợ (Processs Support)</w:t>
-      </w:r>
       <w:bookmarkEnd w:id="53"/>
-      <w:bookmarkEnd w:id="54"/>
     </w:p>
     <w:p/>
     <w:p/>
@@ -14056,8 +14663,8 @@
       <w:pPr>
         <w:pStyle w:val="Heading1"/>
       </w:pPr>
-      <w:bookmarkStart w:id="55" w:name="_Toc236264132"/>
-      <w:bookmarkStart w:id="56" w:name="_Toc237027020"/>
+      <w:bookmarkStart w:id="54" w:name="_Toc236264132"/>
+      <w:bookmarkStart w:id="55" w:name="_Toc237027020"/>
       <w:r>
         <w:lastRenderedPageBreak/>
         <w:t xml:space="preserve">Chương III. </w:t>
@@ -14071,26 +14678,26 @@
       <w:r>
         <w:t>.</w:t>
       </w:r>
+      <w:bookmarkEnd w:id="54"/>
       <w:bookmarkEnd w:id="55"/>
+    </w:p>
+    <w:p>
+      <w:pPr>
+        <w:pStyle w:val="Heading1"/>
+      </w:pPr>
+      <w:bookmarkStart w:id="56" w:name="_Toc236264133"/>
+      <w:bookmarkStart w:id="57" w:name="_Toc237027021"/>
+      <w:r>
+        <w:t xml:space="preserve">Chương IV. </w:t>
+      </w:r>
+      <w:r>
+        <w:t>KẾT LUẬN</w:t>
+      </w:r>
+      <w:r>
+        <w:t>.</w:t>
+      </w:r>
       <w:bookmarkEnd w:id="56"/>
-    </w:p>
-    <w:p>
-      <w:pPr>
-        <w:pStyle w:val="Heading1"/>
-      </w:pPr>
-      <w:bookmarkStart w:id="57" w:name="_Toc236264133"/>
-      <w:bookmarkStart w:id="58" w:name="_Toc237027021"/>
-      <w:r>
-        <w:t xml:space="preserve">Chương IV. </w:t>
-      </w:r>
-      <w:r>
-        <w:t>KẾT LUẬN</w:t>
-      </w:r>
-      <w:r>
-        <w:t>.</w:t>
-      </w:r>
       <w:bookmarkEnd w:id="57"/>
-      <w:bookmarkEnd w:id="58"/>
     </w:p>
     <w:p>
       <w:pPr>
@@ -14128,14 +14735,14 @@
       <w:pPr>
         <w:pStyle w:val="Heading1"/>
       </w:pPr>
-      <w:bookmarkStart w:id="59" w:name="_Toc236264134"/>
-      <w:bookmarkStart w:id="60" w:name="_Toc237027022"/>
+      <w:bookmarkStart w:id="58" w:name="_Toc236264134"/>
+      <w:bookmarkStart w:id="59" w:name="_Toc237027022"/>
       <w:r>
         <w:lastRenderedPageBreak/>
         <w:t>NGUỒN THAM KHẢO</w:t>
       </w:r>
+      <w:bookmarkEnd w:id="58"/>
       <w:bookmarkEnd w:id="59"/>
-      <w:bookmarkEnd w:id="60"/>
     </w:p>
     <w:p>
       <w:pPr>
@@ -14296,7 +14903,7 @@
 </file>
 
 <file path=word/endnotes.xml><?xml version="1.0" encoding="utf-8"?>
-<w:endnotes xmlns:wpc="http://schemas.microsoft.com/office/word/2010/wordprocessingCanvas" xmlns:cx="http://schemas.microsoft.com/office/drawing/2014/chartex" xmlns:mc="http://schemas.openxmlformats.org/markup-compatibility/2006" xmlns:o="urn:schemas-microsoft-com:office:office" xmlns:r="http://schemas.openxmlformats.org/officeDocument/2006/relationships" xmlns:m="http://schemas.openxmlformats.org/officeDocument/2006/math" xmlns:v="urn:schemas-microsoft-com:vml" xmlns:wp14="http://schemas.microsoft.com/office/word/2010/wordprocessingDrawing" xmlns:wp="http://schemas.openxmlformats.org/drawingml/2006/wordprocessingDrawing" xmlns:w10="urn:schemas-microsoft-com:office:word" xmlns:w="http://schemas.openxmlformats.org/wordprocessingml/2006/main" xmlns:w14="http://schemas.microsoft.com/office/word/2010/wordml" xmlns:w15="http://schemas.microsoft.com/office/word/2012/wordml" xmlns:w16se="http://schemas.microsoft.com/office/word/2015/wordml/symex" xmlns:wpg="http://schemas.microsoft.com/office/word/2010/wordprocessingGroup" xmlns:wpi="http://schemas.microsoft.com/office/word/2010/wordprocessingInk" xmlns:wne="http://schemas.microsoft.com/office/word/2006/wordml" xmlns:wps="http://schemas.microsoft.com/office/word/2010/wordprocessingShape" mc:Ignorable="w14 w15 w16se wp14">
+<w:endnotes xmlns:wpc="http://schemas.microsoft.com/office/word/2010/wordprocessingCanvas" xmlns:cx="http://schemas.microsoft.com/office/drawing/2014/chartex" xmlns:cx1="http://schemas.microsoft.com/office/drawing/2015/9/8/chartex" xmlns:cx2="http://schemas.microsoft.com/office/drawing/2015/10/21/chartex" xmlns:cx3="http://schemas.microsoft.com/office/drawing/2016/5/9/chartex" xmlns:cx4="http://schemas.microsoft.com/office/drawing/2016/5/10/chartex" xmlns:cx5="http://schemas.microsoft.com/office/drawing/2016/5/11/chartex" xmlns:cx6="http://schemas.microsoft.com/office/drawing/2016/5/12/chartex" xmlns:cx7="http://schemas.microsoft.com/office/drawing/2016/5/13/chartex" xmlns:cx8="http://schemas.microsoft.com/office/drawing/2016/5/14/chartex" xmlns:mc="http://schemas.openxmlformats.org/markup-compatibility/2006" xmlns:aink="http://schemas.microsoft.com/office/drawing/2016/ink" xmlns:am3d="http://schemas.microsoft.com/office/drawing/2017/model3d" xmlns:o="urn:schemas-microsoft-com:office:office" xmlns:oel="http://schemas.microsoft.com/office/2019/extlst" xmlns:r="http://schemas.openxmlformats.org/officeDocument/2006/relationships" xmlns:m="http://schemas.openxmlformats.org/officeDocument/2006/math" xmlns:v="urn:schemas-microsoft-com:vml" xmlns:wp14="http://schemas.microsoft.com/office/word/2010/wordprocessingDrawing" xmlns:wp="http://schemas.openxmlformats.org/drawingml/2006/wordprocessingDrawing" xmlns:w10="urn:schemas-microsoft-com:office:word" xmlns:w="http://schemas.openxmlformats.org/wordprocessingml/2006/main" xmlns:w14="http://schemas.microsoft.com/office/word/2010/wordml" xmlns:w15="http://schemas.microsoft.com/office/word/2012/wordml" xmlns:w16cei="http://schemas.microsoft.com/office/word/2026/wordml/cei" xmlns:w16cex="http://schemas.microsoft.com/office/word/2018/wordml/cex" xmlns:w16cid="http://schemas.microsoft.com/office/word/2016/wordml/cid" xmlns:w16="http://schemas.microsoft.com/office/word/2018/wordml" xmlns:w16du="http://schemas.microsoft.com/office/word/2023/wordml/word16du" xmlns:w16sdtdh="http://schemas.microsoft.com/office/word/2020/wordml/sdtdatahash" xmlns:w16sdtfl="http://schemas.microsoft.com/office/word/2024/wordml/sdtformatlock" xmlns:w16se="http://schemas.microsoft.com/office/word/2015/wordml/symex" xmlns:wpg="http://schemas.microsoft.com/office/word/2010/wordprocessingGroup" xmlns:wpi="http://schemas.microsoft.com/office/word/2010/wordprocessingInk" xmlns:wne="http://schemas.microsoft.com/office/word/2006/wordml" xmlns:wps="http://schemas.microsoft.com/office/word/2010/wordprocessingShape" mc:Ignorable="w14 w15 w16se w16cid w16 w16cex w16sdtdh w16sdtfl w16du wp14">
   <w:endnote w:type="separator" w:id="-1">
     <w:p>
       <w:pPr>
@@ -14321,7 +14928,7 @@
 </file>
 
 <file path=word/footer1.xml><?xml version="1.0" encoding="utf-8"?>
-<w:ftr xmlns:wpc="http://schemas.microsoft.com/office/word/2010/wordprocessingCanvas" xmlns:cx="http://schemas.microsoft.com/office/drawing/2014/chartex" xmlns:mc="http://schemas.openxmlformats.org/markup-compatibility/2006" xmlns:o="urn:schemas-microsoft-com:office:office" xmlns:r="http://schemas.openxmlformats.org/officeDocument/2006/relationships" xmlns:m="http://schemas.openxmlformats.org/officeDocument/2006/math" xmlns:v="urn:schemas-microsoft-com:vml" xmlns:wp14="http://schemas.microsoft.com/office/word/2010/wordprocessingDrawing" xmlns:wp="http://schemas.openxmlformats.org/drawingml/2006/wordprocessingDrawing" xmlns:w10="urn:schemas-microsoft-com:office:word" xmlns:w="http://schemas.openxmlformats.org/wordprocessingml/2006/main" xmlns:w14="http://schemas.microsoft.com/office/word/2010/wordml" xmlns:w15="http://schemas.microsoft.com/office/word/2012/wordml" xmlns:w16se="http://schemas.microsoft.com/office/word/2015/wordml/symex" xmlns:wpg="http://schemas.microsoft.com/office/word/2010/wordprocessingGroup" xmlns:wpi="http://schemas.microsoft.com/office/word/2010/wordprocessingInk" xmlns:wne="http://schemas.microsoft.com/office/word/2006/wordml" xmlns:wps="http://schemas.microsoft.com/office/word/2010/wordprocessingShape" mc:Ignorable="w14 w15 w16se wp14">
+<w:ftr xmlns:wpc="http://schemas.microsoft.com/office/word/2010/wordprocessingCanvas" xmlns:cx="http://schemas.microsoft.com/office/drawing/2014/chartex" xmlns:cx1="http://schemas.microsoft.com/office/drawing/2015/9/8/chartex" xmlns:cx2="http://schemas.microsoft.com/office/drawing/2015/10/21/chartex" xmlns:cx3="http://schemas.microsoft.com/office/drawing/2016/5/9/chartex" xmlns:cx4="http://schemas.microsoft.com/office/drawing/2016/5/10/chartex" xmlns:cx5="http://schemas.microsoft.com/office/drawing/2016/5/11/chartex" xmlns:cx6="http://schemas.microsoft.com/office/drawing/2016/5/12/chartex" xmlns:cx7="http://schemas.microsoft.com/office/drawing/2016/5/13/chartex" xmlns:cx8="http://schemas.microsoft.com/office/drawing/2016/5/14/chartex" xmlns:mc="http://schemas.openxmlformats.org/markup-compatibility/2006" xmlns:aink="http://schemas.microsoft.com/office/drawing/2016/ink" xmlns:am3d="http://schemas.microsoft.com/office/drawing/2017/model3d" xmlns:o="urn:schemas-microsoft-com:office:office" xmlns:oel="http://schemas.microsoft.com/office/2019/extlst" xmlns:r="http://schemas.openxmlformats.org/officeDocument/2006/relationships" xmlns:m="http://schemas.openxmlformats.org/officeDocument/2006/math" xmlns:v="urn:schemas-microsoft-com:vml" xmlns:wp14="http://schemas.microsoft.com/office/word/2010/wordprocessingDrawing" xmlns:wp="http://schemas.openxmlformats.org/drawingml/2006/wordprocessingDrawing" xmlns:w10="urn:schemas-microsoft-com:office:word" xmlns:w="http://schemas.openxmlformats.org/wordprocessingml/2006/main" xmlns:w14="http://schemas.microsoft.com/office/word/2010/wordml" xmlns:w15="http://schemas.microsoft.com/office/word/2012/wordml" xmlns:w16cei="http://schemas.microsoft.com/office/word/2026/wordml/cei" xmlns:w16cex="http://schemas.microsoft.com/office/word/2018/wordml/cex" xmlns:w16cid="http://schemas.microsoft.com/office/word/2016/wordml/cid" xmlns:w16="http://schemas.microsoft.com/office/word/2018/wordml" xmlns:w16du="http://schemas.microsoft.com/office/word/2023/wordml/word16du" xmlns:w16sdtdh="http://schemas.microsoft.com/office/word/2020/wordml/sdtdatahash" xmlns:w16sdtfl="http://schemas.microsoft.com/office/word/2024/wordml/sdtformatlock" xmlns:w16se="http://schemas.microsoft.com/office/word/2015/wordml/symex" xmlns:wpg="http://schemas.microsoft.com/office/word/2010/wordprocessingGroup" xmlns:wpi="http://schemas.microsoft.com/office/word/2010/wordprocessingInk" xmlns:wne="http://schemas.microsoft.com/office/word/2006/wordml" xmlns:wps="http://schemas.microsoft.com/office/word/2010/wordprocessingShape" mc:Ignorable="w14 w15 w16se w16cid w16 w16cex w16sdtdh w16sdtfl w16du wp14">
   <w:sdt>
     <w:sdtPr>
       <w:id w:val="365795399"/>
@@ -14389,7 +14996,7 @@
 </file>
 
 <file path=word/footnotes.xml><?xml version="1.0" encoding="utf-8"?>
-<w:footnotes xmlns:wpc="http://schemas.microsoft.com/office/word/2010/wordprocessingCanvas" xmlns:cx="http://schemas.microsoft.com/office/drawing/2014/chartex" xmlns:mc="http://schemas.openxmlformats.org/markup-compatibility/2006" xmlns:o="urn:schemas-microsoft-com:office:office" xmlns:r="http://schemas.openxmlformats.org/officeDocument/2006/relationships" xmlns:m="http://schemas.openxmlformats.org/officeDocument/2006/math" xmlns:v="urn:schemas-microsoft-com:vml" xmlns:wp14="http://schemas.microsoft.com/office/word/2010/wordprocessingDrawing" xmlns:wp="http://schemas.openxmlformats.org/drawingml/2006/wordprocessingDrawing" xmlns:w10="urn:schemas-microsoft-com:office:word" xmlns:w="http://schemas.openxmlformats.org/wordprocessingml/2006/main" xmlns:w14="http://schemas.microsoft.com/office/word/2010/wordml" xmlns:w15="http://schemas.microsoft.com/office/word/2012/wordml" xmlns:w16se="http://schemas.microsoft.com/office/word/2015/wordml/symex" xmlns:wpg="http://schemas.microsoft.com/office/word/2010/wordprocessingGroup" xmlns:wpi="http://schemas.microsoft.com/office/word/2010/wordprocessingInk" xmlns:wne="http://schemas.microsoft.com/office/word/2006/wordml" xmlns:wps="http://schemas.microsoft.com/office/word/2010/wordprocessingShape" mc:Ignorable="w14 w15 w16se wp14">
+<w:footnotes xmlns:wpc="http://schemas.microsoft.com/office/word/2010/wordprocessingCanvas" xmlns:cx="http://schemas.microsoft.com/office/drawing/2014/chartex" xmlns:cx1="http://schemas.microsoft.com/office/drawing/2015/9/8/chartex" xmlns:cx2="http://schemas.microsoft.com/office/drawing/2015/10/21/chartex" xmlns:cx3="http://schemas.microsoft.com/office/drawing/2016/5/9/chartex" xmlns:cx4="http://schemas.microsoft.com/office/drawing/2016/5/10/chartex" xmlns:cx5="http://schemas.microsoft.com/office/drawing/2016/5/11/chartex" xmlns:cx6="http://schemas.microsoft.com/office/drawing/2016/5/12/chartex" xmlns:cx7="http://schemas.microsoft.com/office/drawing/2016/5/13/chartex" xmlns:cx8="http://schemas.microsoft.com/office/drawing/2016/5/14/chartex" xmlns:mc="http://schemas.openxmlformats.org/markup-compatibility/2006" xmlns:aink="http://schemas.microsoft.com/office/drawing/2016/ink" xmlns:am3d="http://schemas.microsoft.com/office/drawing/2017/model3d" xmlns:o="urn:schemas-microsoft-com:office:office" xmlns:oel="http://schemas.microsoft.com/office/2019/extlst" xmlns:r="http://schemas.openxmlformats.org/officeDocument/2006/relationships" xmlns:m="http://schemas.openxmlformats.org/officeDocument/2006/math" xmlns:v="urn:schemas-microsoft-com:vml" xmlns:wp14="http://schemas.microsoft.com/office/word/2010/wordprocessingDrawing" xmlns:wp="http://schemas.openxmlformats.org/drawingml/2006/wordprocessingDrawing" xmlns:w10="urn:schemas-microsoft-com:office:word" xmlns:w="http://schemas.openxmlformats.org/wordprocessingml/2006/main" xmlns:w14="http://schemas.microsoft.com/office/word/2010/wordml" xmlns:w15="http://schemas.microsoft.com/office/word/2012/wordml" xmlns:w16cei="http://schemas.microsoft.com/office/word/2026/wordml/cei" xmlns:w16cex="http://schemas.microsoft.com/office/word/2018/wordml/cex" xmlns:w16cid="http://schemas.microsoft.com/office/word/2016/wordml/cid" xmlns:w16="http://schemas.microsoft.com/office/word/2018/wordml" xmlns:w16du="http://schemas.microsoft.com/office/word/2023/wordml/word16du" xmlns:w16sdtdh="http://schemas.microsoft.com/office/word/2020/wordml/sdtdatahash" xmlns:w16sdtfl="http://schemas.microsoft.com/office/word/2024/wordml/sdtformatlock" xmlns:w16se="http://schemas.microsoft.com/office/word/2015/wordml/symex" xmlns:wpg="http://schemas.microsoft.com/office/word/2010/wordprocessingGroup" xmlns:wpi="http://schemas.microsoft.com/office/word/2010/wordprocessingInk" xmlns:wne="http://schemas.microsoft.com/office/word/2006/wordml" xmlns:wps="http://schemas.microsoft.com/office/word/2010/wordprocessingShape" mc:Ignorable="w14 w15 w16se w16cid w16 w16cex w16sdtdh w16sdtfl w16du wp14">
   <w:footnote w:type="separator" w:id="-1">
     <w:p>
       <w:pPr>
@@ -14414,7 +15021,7 @@
 </file>
 
 <file path=word/header1.xml><?xml version="1.0" encoding="utf-8"?>
-<w:hdr xmlns:wpc="http://schemas.microsoft.com/office/word/2010/wordprocessingCanvas" xmlns:cx="http://schemas.microsoft.com/office/drawing/2014/chartex" xmlns:mc="http://schemas.openxmlformats.org/markup-compatibility/2006" xmlns:o="urn:schemas-microsoft-com:office:office" xmlns:r="http://schemas.openxmlformats.org/officeDocument/2006/relationships" xmlns:m="http://schemas.openxmlformats.org/officeDocument/2006/math" xmlns:v="urn:schemas-microsoft-com:vml" xmlns:wp14="http://schemas.microsoft.com/office/word/2010/wordprocessingDrawing" xmlns:wp="http://schemas.openxmlformats.org/drawingml/2006/wordprocessingDrawing" xmlns:w10="urn:schemas-microsoft-com:office:word" xmlns:w="http://schemas.openxmlformats.org/wordprocessingml/2006/main" xmlns:w14="http://schemas.microsoft.com/office/word/2010/wordml" xmlns:w15="http://schemas.microsoft.com/office/word/2012/wordml" xmlns:w16se="http://schemas.microsoft.com/office/word/2015/wordml/symex" xmlns:wpg="http://schemas.microsoft.com/office/word/2010/wordprocessingGroup" xmlns:wpi="http://schemas.microsoft.com/office/word/2010/wordprocessingInk" xmlns:wne="http://schemas.microsoft.com/office/word/2006/wordml" xmlns:wps="http://schemas.microsoft.com/office/word/2010/wordprocessingShape" mc:Ignorable="w14 w15 w16se wp14">
+<w:hdr xmlns:wpc="http://schemas.microsoft.com/office/word/2010/wordprocessingCanvas" xmlns:cx="http://schemas.microsoft.com/office/drawing/2014/chartex" xmlns:cx1="http://schemas.microsoft.com/office/drawing/2015/9/8/chartex" xmlns:cx2="http://schemas.microsoft.com/office/drawing/2015/10/21/chartex" xmlns:cx3="http://schemas.microsoft.com/office/drawing/2016/5/9/chartex" xmlns:cx4="http://schemas.microsoft.com/office/drawing/2016/5/10/chartex" xmlns:cx5="http://schemas.microsoft.com/office/drawing/2016/5/11/chartex" xmlns:cx6="http://schemas.microsoft.com/office/drawing/2016/5/12/chartex" xmlns:cx7="http://schemas.microsoft.com/office/drawing/2016/5/13/chartex" xmlns:cx8="http://schemas.microsoft.com/office/drawing/2016/5/14/chartex" xmlns:mc="http://schemas.openxmlformats.org/markup-compatibility/2006" xmlns:aink="http://schemas.microsoft.com/office/drawing/2016/ink" xmlns:am3d="http://schemas.microsoft.com/office/drawing/2017/model3d" xmlns:o="urn:schemas-microsoft-com:office:office" xmlns:oel="http://schemas.microsoft.com/office/2019/extlst" xmlns:r="http://schemas.openxmlformats.org/officeDocument/2006/relationships" xmlns:m="http://schemas.openxmlformats.org/officeDocument/2006/math" xmlns:v="urn:schemas-microsoft-com:vml" xmlns:wp14="http://schemas.microsoft.com/office/word/2010/wordprocessingDrawing" xmlns:wp="http://schemas.openxmlformats.org/drawingml/2006/wordprocessingDrawing" xmlns:w10="urn:schemas-microsoft-com:office:word" xmlns:w="http://schemas.openxmlformats.org/wordprocessingml/2006/main" xmlns:w14="http://schemas.microsoft.com/office/word/2010/wordml" xmlns:w15="http://schemas.microsoft.com/office/word/2012/wordml" xmlns:w16cei="http://schemas.microsoft.com/office/word/2026/wordml/cei" xmlns:w16cex="http://schemas.microsoft.com/office/word/2018/wordml/cex" xmlns:w16cid="http://schemas.microsoft.com/office/word/2016/wordml/cid" xmlns:w16="http://schemas.microsoft.com/office/word/2018/wordml" xmlns:w16du="http://schemas.microsoft.com/office/word/2023/wordml/word16du" xmlns:w16sdtdh="http://schemas.microsoft.com/office/word/2020/wordml/sdtdatahash" xmlns:w16sdtfl="http://schemas.microsoft.com/office/word/2024/wordml/sdtformatlock" xmlns:w16se="http://schemas.microsoft.com/office/word/2015/wordml/symex" xmlns:wpg="http://schemas.microsoft.com/office/word/2010/wordprocessingGroup" xmlns:wpi="http://schemas.microsoft.com/office/word/2010/wordprocessingInk" xmlns:wne="http://schemas.microsoft.com/office/word/2006/wordml" xmlns:wps="http://schemas.microsoft.com/office/word/2010/wordprocessingShape" mc:Ignorable="w14 w15 w16se w16cid w16 w16cex w16sdtdh w16sdtfl w16du wp14">
   <w:p>
     <w:pPr>
       <w:pStyle w:val="Header"/>
@@ -14472,8 +15079,121 @@
 </file>
 
 <file path=word/numbering.xml><?xml version="1.0" encoding="utf-8"?>
-<w:numbering xmlns:wpc="http://schemas.microsoft.com/office/word/2010/wordprocessingCanvas" xmlns:cx="http://schemas.microsoft.com/office/drawing/2014/chartex" xmlns:mc="http://schemas.openxmlformats.org/markup-compatibility/2006" xmlns:o="urn:schemas-microsoft-com:office:office" xmlns:r="http://schemas.openxmlformats.org/officeDocument/2006/relationships" xmlns:m="http://schemas.openxmlformats.org/officeDocument/2006/math" xmlns:v="urn:schemas-microsoft-com:vml" xmlns:wp14="http://schemas.microsoft.com/office/word/2010/wordprocessingDrawing" xmlns:wp="http://schemas.openxmlformats.org/drawingml/2006/wordprocessingDrawing" xmlns:w10="urn:schemas-microsoft-com:office:word" xmlns:w="http://schemas.openxmlformats.org/wordprocessingml/2006/main" xmlns:w14="http://schemas.microsoft.com/office/word/2010/wordml" xmlns:w15="http://schemas.microsoft.com/office/word/2012/wordml" xmlns:w16se="http://schemas.microsoft.com/office/word/2015/wordml/symex" xmlns:wpg="http://schemas.microsoft.com/office/word/2010/wordprocessingGroup" xmlns:wpi="http://schemas.microsoft.com/office/word/2010/wordprocessingInk" xmlns:wne="http://schemas.microsoft.com/office/word/2006/wordml" xmlns:wps="http://schemas.microsoft.com/office/word/2010/wordprocessingShape" mc:Ignorable="w14 w15 w16se wp14">
+<w:numbering xmlns:wpc="http://schemas.microsoft.com/office/word/2010/wordprocessingCanvas" xmlns:cx="http://schemas.microsoft.com/office/drawing/2014/chartex" xmlns:cx1="http://schemas.microsoft.com/office/drawing/2015/9/8/chartex" xmlns:cx2="http://schemas.microsoft.com/office/drawing/2015/10/21/chartex" xmlns:cx3="http://schemas.microsoft.com/office/drawing/2016/5/9/chartex" xmlns:cx4="http://schemas.microsoft.com/office/drawing/2016/5/10/chartex" xmlns:cx5="http://schemas.microsoft.com/office/drawing/2016/5/11/chartex" xmlns:cx6="http://schemas.microsoft.com/office/drawing/2016/5/12/chartex" xmlns:cx7="http://schemas.microsoft.com/office/drawing/2016/5/13/chartex" xmlns:cx8="http://schemas.microsoft.com/office/drawing/2016/5/14/chartex" xmlns:mc="http://schemas.openxmlformats.org/markup-compatibility/2006" xmlns:aink="http://schemas.microsoft.com/office/drawing/2016/ink" xmlns:am3d="http://schemas.microsoft.com/office/drawing/2017/model3d" xmlns:o="urn:schemas-microsoft-com:office:office" xmlns:oel="http://schemas.microsoft.com/office/2019/extlst" xmlns:r="http://schemas.openxmlformats.org/officeDocument/2006/relationships" xmlns:m="http://schemas.openxmlformats.org/officeDocument/2006/math" xmlns:v="urn:schemas-microsoft-com:vml" xmlns:wp14="http://schemas.microsoft.com/office/word/2010/wordprocessingDrawing" xmlns:wp="http://schemas.openxmlformats.org/drawingml/2006/wordprocessingDrawing" xmlns:w10="urn:schemas-microsoft-com:office:word" xmlns:w="http://schemas.openxmlformats.org/wordprocessingml/2006/main" xmlns:w14="http://schemas.microsoft.com/office/word/2010/wordml" xmlns:w15="http://schemas.microsoft.com/office/word/2012/wordml" xmlns:w16cei="http://schemas.microsoft.com/office/word/2026/wordml/cei" xmlns:w16cex="http://schemas.microsoft.com/office/word/2018/wordml/cex" xmlns:w16cid="http://schemas.microsoft.com/office/word/2016/wordml/cid" xmlns:w16="http://schemas.microsoft.com/office/word/2018/wordml" xmlns:w16du="http://schemas.microsoft.com/office/word/2023/wordml/word16du" xmlns:w16sdtdh="http://schemas.microsoft.com/office/word/2020/wordml/sdtdatahash" xmlns:w16sdtfl="http://schemas.microsoft.com/office/word/2024/wordml/sdtformatlock" xmlns:w16se="http://schemas.microsoft.com/office/word/2015/wordml/symex" xmlns:wpg="http://schemas.microsoft.com/office/word/2010/wordprocessingGroup" xmlns:wpi="http://schemas.microsoft.com/office/word/2010/wordprocessingInk" xmlns:wne="http://schemas.microsoft.com/office/word/2006/wordml" xmlns:wps="http://schemas.microsoft.com/office/word/2010/wordprocessingShape" mc:Ignorable="w14 w15 w16se w16cid w16 w16cex w16sdtdh w16sdtfl w16du wp14">
   <w:abstractNum w:abstractNumId="0" w15:restartNumberingAfterBreak="0">
+    <w:nsid w:val="037A0B8C"/>
+    <w:multiLevelType w:val="hybridMultilevel"/>
+    <w:tmpl w:val="3220468C"/>
+    <w:lvl w:ilvl="0" w:tplc="04090001">
+      <w:start w:val="1"/>
+      <w:numFmt w:val="bullet"/>
+      <w:lvlText w:val=""/>
+      <w:lvlJc w:val="left"/>
+      <w:pPr>
+        <w:ind w:left="1800" w:hanging="360"/>
+      </w:pPr>
+      <w:rPr>
+        <w:rFonts w:ascii="Symbol" w:hAnsi="Symbol" w:hint="default"/>
+      </w:rPr>
+    </w:lvl>
+    <w:lvl w:ilvl="1" w:tplc="04090003" w:tentative="1">
+      <w:start w:val="1"/>
+      <w:numFmt w:val="bullet"/>
+      <w:lvlText w:val="o"/>
+      <w:lvlJc w:val="left"/>
+      <w:pPr>
+        <w:ind w:left="2520" w:hanging="360"/>
+      </w:pPr>
+      <w:rPr>
+        <w:rFonts w:ascii="Courier New" w:hAnsi="Courier New" w:cs="Courier New" w:hint="default"/>
+      </w:rPr>
+    </w:lvl>
+    <w:lvl w:ilvl="2" w:tplc="04090005" w:tentative="1">
+      <w:start w:val="1"/>
+      <w:numFmt w:val="bullet"/>
+      <w:lvlText w:val=""/>
+      <w:lvlJc w:val="left"/>
+      <w:pPr>
+        <w:ind w:left="3240" w:hanging="360"/>
+      </w:pPr>
+      <w:rPr>
+        <w:rFonts w:ascii="Wingdings" w:hAnsi="Wingdings" w:hint="default"/>
+      </w:rPr>
+    </w:lvl>
+    <w:lvl w:ilvl="3" w:tplc="04090001" w:tentative="1">
+      <w:start w:val="1"/>
+      <w:numFmt w:val="bullet"/>
+      <w:lvlText w:val=""/>
+      <w:lvlJc w:val="left"/>
+      <w:pPr>
+        <w:ind w:left="3960" w:hanging="360"/>
+      </w:pPr>
+      <w:rPr>
+        <w:rFonts w:ascii="Symbol" w:hAnsi="Symbol" w:hint="default"/>
+      </w:rPr>
+    </w:lvl>
+    <w:lvl w:ilvl="4" w:tplc="04090003" w:tentative="1">
+      <w:start w:val="1"/>
+      <w:numFmt w:val="bullet"/>
+      <w:lvlText w:val="o"/>
+      <w:lvlJc w:val="left"/>
+      <w:pPr>
+        <w:ind w:left="4680" w:hanging="360"/>
+      </w:pPr>
+      <w:rPr>
+        <w:rFonts w:ascii="Courier New" w:hAnsi="Courier New" w:cs="Courier New" w:hint="default"/>
+      </w:rPr>
+    </w:lvl>
+    <w:lvl w:ilvl="5" w:tplc="04090005" w:tentative="1">
+      <w:start w:val="1"/>
+      <w:numFmt w:val="bullet"/>
+      <w:lvlText w:val=""/>
+      <w:lvlJc w:val="left"/>
+      <w:pPr>
+        <w:ind w:left="5400" w:hanging="360"/>
+      </w:pPr>
+      <w:rPr>
+        <w:rFonts w:ascii="Wingdings" w:hAnsi="Wingdings" w:hint="default"/>
+      </w:rPr>
+    </w:lvl>
+    <w:lvl w:ilvl="6" w:tplc="04090001" w:tentative="1">
+      <w:start w:val="1"/>
+      <w:numFmt w:val="bullet"/>
+      <w:lvlText w:val=""/>
+      <w:lvlJc w:val="left"/>
+      <w:pPr>
+        <w:ind w:left="6120" w:hanging="360"/>
+      </w:pPr>
+      <w:rPr>
+        <w:rFonts w:ascii="Symbol" w:hAnsi="Symbol" w:hint="default"/>
+      </w:rPr>
+    </w:lvl>
+    <w:lvl w:ilvl="7" w:tplc="04090003" w:tentative="1">
+      <w:start w:val="1"/>
+      <w:numFmt w:val="bullet"/>
+      <w:lvlText w:val="o"/>
+      <w:lvlJc w:val="left"/>
+      <w:pPr>
+        <w:ind w:left="6840" w:hanging="360"/>
+      </w:pPr>
+      <w:rPr>
+        <w:rFonts w:ascii="Courier New" w:hAnsi="Courier New" w:cs="Courier New" w:hint="default"/>
+      </w:rPr>
+    </w:lvl>
+    <w:lvl w:ilvl="8" w:tplc="04090005" w:tentative="1">
+      <w:start w:val="1"/>
+      <w:numFmt w:val="bullet"/>
+      <w:lvlText w:val=""/>
+      <w:lvlJc w:val="left"/>
+      <w:pPr>
+        <w:ind w:left="7560" w:hanging="360"/>
+      </w:pPr>
+      <w:rPr>
+        <w:rFonts w:ascii="Wingdings" w:hAnsi="Wingdings" w:hint="default"/>
+      </w:rPr>
+    </w:lvl>
+  </w:abstractNum>
+  <w:abstractNum w:abstractNumId="1" w15:restartNumberingAfterBreak="0">
     <w:nsid w:val="05D32685"/>
     <w:multiLevelType w:val="hybridMultilevel"/>
     <w:tmpl w:val="DBBE9752"/>
@@ -14586,7 +15306,7 @@
       </w:rPr>
     </w:lvl>
   </w:abstractNum>
-  <w:abstractNum w:abstractNumId="1" w15:restartNumberingAfterBreak="0">
+  <w:abstractNum w:abstractNumId="2" w15:restartNumberingAfterBreak="0">
     <w:nsid w:val="08943C16"/>
     <w:multiLevelType w:val="hybridMultilevel"/>
     <w:tmpl w:val="DCA09C3A"/>
@@ -14699,7 +15419,7 @@
       </w:rPr>
     </w:lvl>
   </w:abstractNum>
-  <w:abstractNum w:abstractNumId="2" w15:restartNumberingAfterBreak="0">
+  <w:abstractNum w:abstractNumId="3" w15:restartNumberingAfterBreak="0">
     <w:nsid w:val="09C16AAF"/>
     <w:multiLevelType w:val="hybridMultilevel"/>
     <w:tmpl w:val="42564248"/>
@@ -14812,7 +15532,7 @@
       </w:rPr>
     </w:lvl>
   </w:abstractNum>
-  <w:abstractNum w:abstractNumId="3" w15:restartNumberingAfterBreak="0">
+  <w:abstractNum w:abstractNumId="4" w15:restartNumberingAfterBreak="0">
     <w:nsid w:val="0ABA2525"/>
     <w:multiLevelType w:val="hybridMultilevel"/>
     <w:tmpl w:val="08227230"/>
@@ -14925,7 +15645,7 @@
       </w:rPr>
     </w:lvl>
   </w:abstractNum>
-  <w:abstractNum w:abstractNumId="4" w15:restartNumberingAfterBreak="0">
+  <w:abstractNum w:abstractNumId="5" w15:restartNumberingAfterBreak="0">
     <w:nsid w:val="0CA1247E"/>
     <w:multiLevelType w:val="hybridMultilevel"/>
     <w:tmpl w:val="737856F2"/>
@@ -15014,7 +15734,7 @@
       </w:pPr>
     </w:lvl>
   </w:abstractNum>
-  <w:abstractNum w:abstractNumId="5" w15:restartNumberingAfterBreak="0">
+  <w:abstractNum w:abstractNumId="6" w15:restartNumberingAfterBreak="0">
     <w:nsid w:val="12435B25"/>
     <w:multiLevelType w:val="hybridMultilevel"/>
     <w:tmpl w:val="8C3407DE"/>
@@ -15127,7 +15847,7 @@
       </w:rPr>
     </w:lvl>
   </w:abstractNum>
-  <w:abstractNum w:abstractNumId="6" w15:restartNumberingAfterBreak="0">
+  <w:abstractNum w:abstractNumId="7" w15:restartNumberingAfterBreak="0">
     <w:nsid w:val="17734325"/>
     <w:multiLevelType w:val="hybridMultilevel"/>
     <w:tmpl w:val="1FD45FEA"/>
@@ -15216,7 +15936,7 @@
       </w:pPr>
     </w:lvl>
   </w:abstractNum>
-  <w:abstractNum w:abstractNumId="7" w15:restartNumberingAfterBreak="0">
+  <w:abstractNum w:abstractNumId="8" w15:restartNumberingAfterBreak="0">
     <w:nsid w:val="17B704CB"/>
     <w:multiLevelType w:val="hybridMultilevel"/>
     <w:tmpl w:val="3078EB38"/>
@@ -15329,7 +16049,7 @@
       </w:rPr>
     </w:lvl>
   </w:abstractNum>
-  <w:abstractNum w:abstractNumId="8" w15:restartNumberingAfterBreak="0">
+  <w:abstractNum w:abstractNumId="9" w15:restartNumberingAfterBreak="0">
     <w:nsid w:val="23EF4721"/>
     <w:multiLevelType w:val="hybridMultilevel"/>
     <w:tmpl w:val="F968BD98"/>
@@ -15442,7 +16162,7 @@
       </w:rPr>
     </w:lvl>
   </w:abstractNum>
-  <w:abstractNum w:abstractNumId="9" w15:restartNumberingAfterBreak="0">
+  <w:abstractNum w:abstractNumId="10" w15:restartNumberingAfterBreak="0">
     <w:nsid w:val="245165DB"/>
     <w:multiLevelType w:val="hybridMultilevel"/>
     <w:tmpl w:val="933AA232"/>
@@ -15555,7 +16275,7 @@
       </w:rPr>
     </w:lvl>
   </w:abstractNum>
-  <w:abstractNum w:abstractNumId="10" w15:restartNumberingAfterBreak="0">
+  <w:abstractNum w:abstractNumId="11" w15:restartNumberingAfterBreak="0">
     <w:nsid w:val="24894294"/>
     <w:multiLevelType w:val="hybridMultilevel"/>
     <w:tmpl w:val="B9DA5E94"/>
@@ -15668,7 +16388,7 @@
       </w:rPr>
     </w:lvl>
   </w:abstractNum>
-  <w:abstractNum w:abstractNumId="11" w15:restartNumberingAfterBreak="0">
+  <w:abstractNum w:abstractNumId="12" w15:restartNumberingAfterBreak="0">
     <w:nsid w:val="27577681"/>
     <w:multiLevelType w:val="hybridMultilevel"/>
     <w:tmpl w:val="24F4EE46"/>
@@ -15781,7 +16501,7 @@
       </w:rPr>
     </w:lvl>
   </w:abstractNum>
-  <w:abstractNum w:abstractNumId="12" w15:restartNumberingAfterBreak="0">
+  <w:abstractNum w:abstractNumId="13" w15:restartNumberingAfterBreak="0">
     <w:nsid w:val="2BDF5301"/>
     <w:multiLevelType w:val="hybridMultilevel"/>
     <w:tmpl w:val="387674A2"/>
@@ -15894,7 +16614,7 @@
       </w:rPr>
     </w:lvl>
   </w:abstractNum>
-  <w:abstractNum w:abstractNumId="13" w15:restartNumberingAfterBreak="0">
+  <w:abstractNum w:abstractNumId="14" w15:restartNumberingAfterBreak="0">
     <w:nsid w:val="2D68241F"/>
     <w:multiLevelType w:val="hybridMultilevel"/>
     <w:tmpl w:val="E096693C"/>
@@ -16007,7 +16727,7 @@
       </w:rPr>
     </w:lvl>
   </w:abstractNum>
-  <w:abstractNum w:abstractNumId="14" w15:restartNumberingAfterBreak="0">
+  <w:abstractNum w:abstractNumId="15" w15:restartNumberingAfterBreak="0">
     <w:nsid w:val="3BB84C08"/>
     <w:multiLevelType w:val="multilevel"/>
     <w:tmpl w:val="15EA2E82"/>
@@ -16120,7 +16840,7 @@
       </w:rPr>
     </w:lvl>
   </w:abstractNum>
-  <w:abstractNum w:abstractNumId="15" w15:restartNumberingAfterBreak="0">
+  <w:abstractNum w:abstractNumId="16" w15:restartNumberingAfterBreak="0">
     <w:nsid w:val="3CC62E9B"/>
     <w:multiLevelType w:val="hybridMultilevel"/>
     <w:tmpl w:val="55088168"/>
@@ -16233,7 +16953,7 @@
       </w:rPr>
     </w:lvl>
   </w:abstractNum>
-  <w:abstractNum w:abstractNumId="16" w15:restartNumberingAfterBreak="0">
+  <w:abstractNum w:abstractNumId="17" w15:restartNumberingAfterBreak="0">
     <w:nsid w:val="40AE21F6"/>
     <w:multiLevelType w:val="hybridMultilevel"/>
     <w:tmpl w:val="21A076AA"/>
@@ -16346,7 +17066,7 @@
       </w:rPr>
     </w:lvl>
   </w:abstractNum>
-  <w:abstractNum w:abstractNumId="17" w15:restartNumberingAfterBreak="0">
+  <w:abstractNum w:abstractNumId="18" w15:restartNumberingAfterBreak="0">
     <w:nsid w:val="40B811FD"/>
     <w:multiLevelType w:val="hybridMultilevel"/>
     <w:tmpl w:val="A5DC8B7C"/>
@@ -16459,7 +17179,7 @@
       </w:rPr>
     </w:lvl>
   </w:abstractNum>
-  <w:abstractNum w:abstractNumId="18" w15:restartNumberingAfterBreak="0">
+  <w:abstractNum w:abstractNumId="19" w15:restartNumberingAfterBreak="0">
     <w:nsid w:val="40D8608A"/>
     <w:multiLevelType w:val="hybridMultilevel"/>
     <w:tmpl w:val="979CD868"/>
@@ -16548,7 +17268,7 @@
       </w:pPr>
     </w:lvl>
   </w:abstractNum>
-  <w:abstractNum w:abstractNumId="19" w15:restartNumberingAfterBreak="0">
+  <w:abstractNum w:abstractNumId="20" w15:restartNumberingAfterBreak="0">
     <w:nsid w:val="4110472F"/>
     <w:multiLevelType w:val="hybridMultilevel"/>
     <w:tmpl w:val="3916939A"/>
@@ -16661,7 +17381,7 @@
       </w:rPr>
     </w:lvl>
   </w:abstractNum>
-  <w:abstractNum w:abstractNumId="20" w15:restartNumberingAfterBreak="0">
+  <w:abstractNum w:abstractNumId="21" w15:restartNumberingAfterBreak="0">
     <w:nsid w:val="46A44212"/>
     <w:multiLevelType w:val="hybridMultilevel"/>
     <w:tmpl w:val="B42A62EC"/>
@@ -16773,7 +17493,7 @@
       </w:rPr>
     </w:lvl>
   </w:abstractNum>
-  <w:abstractNum w:abstractNumId="21" w15:restartNumberingAfterBreak="0">
+  <w:abstractNum w:abstractNumId="22" w15:restartNumberingAfterBreak="0">
     <w:nsid w:val="46EB5F37"/>
     <w:multiLevelType w:val="hybridMultilevel"/>
     <w:tmpl w:val="FC529674"/>
@@ -16859,7 +17579,120 @@
       </w:pPr>
     </w:lvl>
   </w:abstractNum>
-  <w:abstractNum w:abstractNumId="22" w15:restartNumberingAfterBreak="0">
+  <w:abstractNum w:abstractNumId="23" w15:restartNumberingAfterBreak="0">
+    <w:nsid w:val="495041CA"/>
+    <w:multiLevelType w:val="hybridMultilevel"/>
+    <w:tmpl w:val="692C1A52"/>
+    <w:lvl w:ilvl="0" w:tplc="04090001">
+      <w:start w:val="1"/>
+      <w:numFmt w:val="bullet"/>
+      <w:lvlText w:val=""/>
+      <w:lvlJc w:val="left"/>
+      <w:pPr>
+        <w:ind w:left="1800" w:hanging="360"/>
+      </w:pPr>
+      <w:rPr>
+        <w:rFonts w:ascii="Symbol" w:hAnsi="Symbol" w:hint="default"/>
+      </w:rPr>
+    </w:lvl>
+    <w:lvl w:ilvl="1" w:tplc="04090003" w:tentative="1">
+      <w:start w:val="1"/>
+      <w:numFmt w:val="bullet"/>
+      <w:lvlText w:val="o"/>
+      <w:lvlJc w:val="left"/>
+      <w:pPr>
+        <w:ind w:left="2520" w:hanging="360"/>
+      </w:pPr>
+      <w:rPr>
+        <w:rFonts w:ascii="Courier New" w:hAnsi="Courier New" w:cs="Courier New" w:hint="default"/>
+      </w:rPr>
+    </w:lvl>
+    <w:lvl w:ilvl="2" w:tplc="04090005" w:tentative="1">
+      <w:start w:val="1"/>
+      <w:numFmt w:val="bullet"/>
+      <w:lvlText w:val=""/>
+      <w:lvlJc w:val="left"/>
+      <w:pPr>
+        <w:ind w:left="3240" w:hanging="360"/>
+      </w:pPr>
+      <w:rPr>
+        <w:rFonts w:ascii="Wingdings" w:hAnsi="Wingdings" w:hint="default"/>
+      </w:rPr>
+    </w:lvl>
+    <w:lvl w:ilvl="3" w:tplc="04090001" w:tentative="1">
+      <w:start w:val="1"/>
+      <w:numFmt w:val="bullet"/>
+      <w:lvlText w:val=""/>
+      <w:lvlJc w:val="left"/>
+      <w:pPr>
+        <w:ind w:left="3960" w:hanging="360"/>
+      </w:pPr>
+      <w:rPr>
+        <w:rFonts w:ascii="Symbol" w:hAnsi="Symbol" w:hint="default"/>
+      </w:rPr>
+    </w:lvl>
+    <w:lvl w:ilvl="4" w:tplc="04090003" w:tentative="1">
+      <w:start w:val="1"/>
+      <w:numFmt w:val="bullet"/>
+      <w:lvlText w:val="o"/>
+      <w:lvlJc w:val="left"/>
+      <w:pPr>
+        <w:ind w:left="4680" w:hanging="360"/>
+      </w:pPr>
+      <w:rPr>
+        <w:rFonts w:ascii="Courier New" w:hAnsi="Courier New" w:cs="Courier New" w:hint="default"/>
+      </w:rPr>
+    </w:lvl>
+    <w:lvl w:ilvl="5" w:tplc="04090005" w:tentative="1">
+      <w:start w:val="1"/>
+      <w:numFmt w:val="bullet"/>
+      <w:lvlText w:val=""/>
+      <w:lvlJc w:val="left"/>
+      <w:pPr>
+        <w:ind w:left="5400" w:hanging="360"/>
+      </w:pPr>
+      <w:rPr>
+        <w:rFonts w:ascii="Wingdings" w:hAnsi="Wingdings" w:hint="default"/>
+      </w:rPr>
+    </w:lvl>
+    <w:lvl w:ilvl="6" w:tplc="04090001" w:tentative="1">
+      <w:start w:val="1"/>
+      <w:numFmt w:val="bullet"/>
+      <w:lvlText w:val=""/>
+      <w:lvlJc w:val="left"/>
+      <w:pPr>
+        <w:ind w:left="6120" w:hanging="360"/>
+      </w:pPr>
+      <w:rPr>
+        <w:rFonts w:ascii="Symbol" w:hAnsi="Symbol" w:hint="default"/>
+      </w:rPr>
+    </w:lvl>
+    <w:lvl w:ilvl="7" w:tplc="04090003" w:tentative="1">
+      <w:start w:val="1"/>
+      <w:numFmt w:val="bullet"/>
+      <w:lvlText w:val="o"/>
+      <w:lvlJc w:val="left"/>
+      <w:pPr>
+        <w:ind w:left="6840" w:hanging="360"/>
+      </w:pPr>
+      <w:rPr>
+        <w:rFonts w:ascii="Courier New" w:hAnsi="Courier New" w:cs="Courier New" w:hint="default"/>
+      </w:rPr>
+    </w:lvl>
+    <w:lvl w:ilvl="8" w:tplc="04090005" w:tentative="1">
+      <w:start w:val="1"/>
+      <w:numFmt w:val="bullet"/>
+      <w:lvlText w:val=""/>
+      <w:lvlJc w:val="left"/>
+      <w:pPr>
+        <w:ind w:left="7560" w:hanging="360"/>
+      </w:pPr>
+      <w:rPr>
+        <w:rFonts w:ascii="Wingdings" w:hAnsi="Wingdings" w:hint="default"/>
+      </w:rPr>
+    </w:lvl>
+  </w:abstractNum>
+  <w:abstractNum w:abstractNumId="24" w15:restartNumberingAfterBreak="0">
     <w:nsid w:val="55526E7B"/>
     <w:multiLevelType w:val="hybridMultilevel"/>
     <w:tmpl w:val="F828AA00"/>
@@ -16948,7 +17781,7 @@
       </w:pPr>
     </w:lvl>
   </w:abstractNum>
-  <w:abstractNum w:abstractNumId="23" w15:restartNumberingAfterBreak="0">
+  <w:abstractNum w:abstractNumId="25" w15:restartNumberingAfterBreak="0">
     <w:nsid w:val="5555769C"/>
     <w:multiLevelType w:val="hybridMultilevel"/>
     <w:tmpl w:val="1EE6DECC"/>
@@ -17061,7 +17894,120 @@
       </w:rPr>
     </w:lvl>
   </w:abstractNum>
-  <w:abstractNum w:abstractNumId="24" w15:restartNumberingAfterBreak="0">
+  <w:abstractNum w:abstractNumId="26" w15:restartNumberingAfterBreak="0">
+    <w:nsid w:val="60DA4BDD"/>
+    <w:multiLevelType w:val="hybridMultilevel"/>
+    <w:tmpl w:val="3E7C9FF8"/>
+    <w:lvl w:ilvl="0" w:tplc="04090001">
+      <w:start w:val="1"/>
+      <w:numFmt w:val="bullet"/>
+      <w:lvlText w:val=""/>
+      <w:lvlJc w:val="left"/>
+      <w:pPr>
+        <w:ind w:left="1800" w:hanging="360"/>
+      </w:pPr>
+      <w:rPr>
+        <w:rFonts w:ascii="Symbol" w:hAnsi="Symbol" w:hint="default"/>
+      </w:rPr>
+    </w:lvl>
+    <w:lvl w:ilvl="1" w:tplc="04090003" w:tentative="1">
+      <w:start w:val="1"/>
+      <w:numFmt w:val="bullet"/>
+      <w:lvlText w:val="o"/>
+      <w:lvlJc w:val="left"/>
+      <w:pPr>
+        <w:ind w:left="2520" w:hanging="360"/>
+      </w:pPr>
+      <w:rPr>
+        <w:rFonts w:ascii="Courier New" w:hAnsi="Courier New" w:cs="Courier New" w:hint="default"/>
+      </w:rPr>
+    </w:lvl>
+    <w:lvl w:ilvl="2" w:tplc="04090005" w:tentative="1">
+      <w:start w:val="1"/>
+      <w:numFmt w:val="bullet"/>
+      <w:lvlText w:val=""/>
+      <w:lvlJc w:val="left"/>
+      <w:pPr>
+        <w:ind w:left="3240" w:hanging="360"/>
+      </w:pPr>
+      <w:rPr>
+        <w:rFonts w:ascii="Wingdings" w:hAnsi="Wingdings" w:hint="default"/>
+      </w:rPr>
+    </w:lvl>
+    <w:lvl w:ilvl="3" w:tplc="04090001" w:tentative="1">
+      <w:start w:val="1"/>
+      <w:numFmt w:val="bullet"/>
+      <w:lvlText w:val=""/>
+      <w:lvlJc w:val="left"/>
+      <w:pPr>
+        <w:ind w:left="3960" w:hanging="360"/>
+      </w:pPr>
+      <w:rPr>
+        <w:rFonts w:ascii="Symbol" w:hAnsi="Symbol" w:hint="default"/>
+      </w:rPr>
+    </w:lvl>
+    <w:lvl w:ilvl="4" w:tplc="04090003" w:tentative="1">
+      <w:start w:val="1"/>
+      <w:numFmt w:val="bullet"/>
+      <w:lvlText w:val="o"/>
+      <w:lvlJc w:val="left"/>
+      <w:pPr>
+        <w:ind w:left="4680" w:hanging="360"/>
+      </w:pPr>
+      <w:rPr>
+        <w:rFonts w:ascii="Courier New" w:hAnsi="Courier New" w:cs="Courier New" w:hint="default"/>
+      </w:rPr>
+    </w:lvl>
+    <w:lvl w:ilvl="5" w:tplc="04090005" w:tentative="1">
+      <w:start w:val="1"/>
+      <w:numFmt w:val="bullet"/>
+      <w:lvlText w:val=""/>
+      <w:lvlJc w:val="left"/>
+      <w:pPr>
+        <w:ind w:left="5400" w:hanging="360"/>
+      </w:pPr>
+      <w:rPr>
+        <w:rFonts w:ascii="Wingdings" w:hAnsi="Wingdings" w:hint="default"/>
+      </w:rPr>
+    </w:lvl>
+    <w:lvl w:ilvl="6" w:tplc="04090001" w:tentative="1">
+      <w:start w:val="1"/>
+      <w:numFmt w:val="bullet"/>
+      <w:lvlText w:val=""/>
+      <w:lvlJc w:val="left"/>
+      <w:pPr>
+        <w:ind w:left="6120" w:hanging="360"/>
+      </w:pPr>
+      <w:rPr>
+        <w:rFonts w:ascii="Symbol" w:hAnsi="Symbol" w:hint="default"/>
+      </w:rPr>
+    </w:lvl>
+    <w:lvl w:ilvl="7" w:tplc="04090003" w:tentative="1">
+      <w:start w:val="1"/>
+      <w:numFmt w:val="bullet"/>
+      <w:lvlText w:val="o"/>
+      <w:lvlJc w:val="left"/>
+      <w:pPr>
+        <w:ind w:left="6840" w:hanging="360"/>
+      </w:pPr>
+      <w:rPr>
+        <w:rFonts w:ascii="Courier New" w:hAnsi="Courier New" w:cs="Courier New" w:hint="default"/>
+      </w:rPr>
+    </w:lvl>
+    <w:lvl w:ilvl="8" w:tplc="04090005" w:tentative="1">
+      <w:start w:val="1"/>
+      <w:numFmt w:val="bullet"/>
+      <w:lvlText w:val=""/>
+      <w:lvlJc w:val="left"/>
+      <w:pPr>
+        <w:ind w:left="7560" w:hanging="360"/>
+      </w:pPr>
+      <w:rPr>
+        <w:rFonts w:ascii="Wingdings" w:hAnsi="Wingdings" w:hint="default"/>
+      </w:rPr>
+    </w:lvl>
+  </w:abstractNum>
+  <w:abstractNum w:abstractNumId="27" w15:restartNumberingAfterBreak="0">
     <w:nsid w:val="62505955"/>
     <w:multiLevelType w:val="hybridMultilevel"/>
     <w:tmpl w:val="E02ED160"/>
@@ -17174,7 +18120,7 @@
       </w:rPr>
     </w:lvl>
   </w:abstractNum>
-  <w:abstractNum w:abstractNumId="25" w15:restartNumberingAfterBreak="0">
+  <w:abstractNum w:abstractNumId="28" w15:restartNumberingAfterBreak="0">
     <w:nsid w:val="63B60C33"/>
     <w:multiLevelType w:val="hybridMultilevel"/>
     <w:tmpl w:val="635C44DE"/>
@@ -17287,7 +18233,7 @@
       </w:rPr>
     </w:lvl>
   </w:abstractNum>
-  <w:abstractNum w:abstractNumId="26" w15:restartNumberingAfterBreak="0">
+  <w:abstractNum w:abstractNumId="29" w15:restartNumberingAfterBreak="0">
     <w:nsid w:val="686F2D3F"/>
     <w:multiLevelType w:val="hybridMultilevel"/>
     <w:tmpl w:val="E4CE448E"/>
@@ -17376,7 +18322,120 @@
       </w:pPr>
     </w:lvl>
   </w:abstractNum>
-  <w:abstractNum w:abstractNumId="27" w15:restartNumberingAfterBreak="0">
+  <w:abstractNum w:abstractNumId="30" w15:restartNumberingAfterBreak="0">
+    <w:nsid w:val="6A0B05E3"/>
+    <w:multiLevelType w:val="hybridMultilevel"/>
+    <w:tmpl w:val="0EB0BBC2"/>
+    <w:lvl w:ilvl="0" w:tplc="04090001">
+      <w:start w:val="1"/>
+      <w:numFmt w:val="bullet"/>
+      <w:lvlText w:val=""/>
+      <w:lvlJc w:val="left"/>
+      <w:pPr>
+        <w:ind w:left="1800" w:hanging="360"/>
+      </w:pPr>
+      <w:rPr>
+        <w:rFonts w:ascii="Symbol" w:hAnsi="Symbol" w:hint="default"/>
+      </w:rPr>
+    </w:lvl>
+    <w:lvl w:ilvl="1" w:tplc="04090003" w:tentative="1">
+      <w:start w:val="1"/>
+      <w:numFmt w:val="bullet"/>
+      <w:lvlText w:val="o"/>
+      <w:lvlJc w:val="left"/>
+      <w:pPr>
+        <w:ind w:left="2520" w:hanging="360"/>
+      </w:pPr>
+      <w:rPr>
+        <w:rFonts w:ascii="Courier New" w:hAnsi="Courier New" w:cs="Courier New" w:hint="default"/>
+      </w:rPr>
+    </w:lvl>
+    <w:lvl w:ilvl="2" w:tplc="04090005" w:tentative="1">
+      <w:start w:val="1"/>
+      <w:numFmt w:val="bullet"/>
+      <w:lvlText w:val=""/>
+      <w:lvlJc w:val="left"/>
+      <w:pPr>
+        <w:ind w:left="3240" w:hanging="360"/>
+      </w:pPr>
+      <w:rPr>
+        <w:rFonts w:ascii="Wingdings" w:hAnsi="Wingdings" w:hint="default"/>
+      </w:rPr>
+    </w:lvl>
+    <w:lvl w:ilvl="3" w:tplc="04090001" w:tentative="1">
+      <w:start w:val="1"/>
+      <w:numFmt w:val="bullet"/>
+      <w:lvlText w:val=""/>
+      <w:lvlJc w:val="left"/>
+      <w:pPr>
+        <w:ind w:left="3960" w:hanging="360"/>
+      </w:pPr>
+      <w:rPr>
+        <w:rFonts w:ascii="Symbol" w:hAnsi="Symbol" w:hint="default"/>
+      </w:rPr>
+    </w:lvl>
+    <w:lvl w:ilvl="4" w:tplc="04090003" w:tentative="1">
+      <w:start w:val="1"/>
+      <w:numFmt w:val="bullet"/>
+      <w:lvlText w:val="o"/>
+      <w:lvlJc w:val="left"/>
+      <w:pPr>
+        <w:ind w:left="4680" w:hanging="360"/>
+      </w:pPr>
+      <w:rPr>
+        <w:rFonts w:ascii="Courier New" w:hAnsi="Courier New" w:cs="Courier New" w:hint="default"/>
+      </w:rPr>
+    </w:lvl>
+    <w:lvl w:ilvl="5" w:tplc="04090005" w:tentative="1">
+      <w:start w:val="1"/>
+      <w:numFmt w:val="bullet"/>
+      <w:lvlText w:val=""/>
+      <w:lvlJc w:val="left"/>
+      <w:pPr>
+        <w:ind w:left="5400" w:hanging="360"/>
+      </w:pPr>
+      <w:rPr>
+        <w:rFonts w:ascii="Wingdings" w:hAnsi="Wingdings" w:hint="default"/>
+      </w:rPr>
+    </w:lvl>
+    <w:lvl w:ilvl="6" w:tplc="04090001" w:tentative="1">
+      <w:start w:val="1"/>
+      <w:numFmt w:val="bullet"/>
+      <w:lvlText w:val=""/>
+      <w:lvlJc w:val="left"/>
+      <w:pPr>
+        <w:ind w:left="6120" w:hanging="360"/>
+      </w:pPr>
+      <w:rPr>
+        <w:rFonts w:ascii="Symbol" w:hAnsi="Symbol" w:hint="default"/>
+      </w:rPr>
+    </w:lvl>
+    <w:lvl w:ilvl="7" w:tplc="04090003" w:tentative="1">
+      <w:start w:val="1"/>
+      <w:numFmt w:val="bullet"/>
+      <w:lvlText w:val="o"/>
+      <w:lvlJc w:val="left"/>
+      <w:pPr>
+        <w:ind w:left="6840" w:hanging="360"/>
+      </w:pPr>
+      <w:rPr>
+        <w:rFonts w:ascii="Courier New" w:hAnsi="Courier New" w:cs="Courier New" w:hint="default"/>
+      </w:rPr>
+    </w:lvl>
+    <w:lvl w:ilvl="8" w:tplc="04090005" w:tentative="1">
+      <w:start w:val="1"/>
+      <w:numFmt w:val="bullet"/>
+      <w:lvlText w:val=""/>
+      <w:lvlJc w:val="left"/>
+      <w:pPr>
+        <w:ind w:left="7560" w:hanging="360"/>
+      </w:pPr>
+      <w:rPr>
+        <w:rFonts w:ascii="Wingdings" w:hAnsi="Wingdings" w:hint="default"/>
+      </w:rPr>
+    </w:lvl>
+  </w:abstractNum>
+  <w:abstractNum w:abstractNumId="31" w15:restartNumberingAfterBreak="0">
     <w:nsid w:val="6B3C3847"/>
     <w:multiLevelType w:val="hybridMultilevel"/>
     <w:tmpl w:val="564E730E"/>
@@ -17489,7 +18548,7 @@
       </w:rPr>
     </w:lvl>
   </w:abstractNum>
-  <w:abstractNum w:abstractNumId="28" w15:restartNumberingAfterBreak="0">
+  <w:abstractNum w:abstractNumId="32" w15:restartNumberingAfterBreak="0">
     <w:nsid w:val="6C833018"/>
     <w:multiLevelType w:val="hybridMultilevel"/>
     <w:tmpl w:val="1FD45FEA"/>
@@ -17578,7 +18637,7 @@
       </w:pPr>
     </w:lvl>
   </w:abstractNum>
-  <w:abstractNum w:abstractNumId="29" w15:restartNumberingAfterBreak="0">
+  <w:abstractNum w:abstractNumId="33" w15:restartNumberingAfterBreak="0">
     <w:nsid w:val="701A52DC"/>
     <w:multiLevelType w:val="hybridMultilevel"/>
     <w:tmpl w:val="114A7F28"/>
@@ -17691,7 +18750,120 @@
       </w:rPr>
     </w:lvl>
   </w:abstractNum>
-  <w:abstractNum w:abstractNumId="30" w15:restartNumberingAfterBreak="0">
+  <w:abstractNum w:abstractNumId="34" w15:restartNumberingAfterBreak="0">
+    <w:nsid w:val="71D30917"/>
+    <w:multiLevelType w:val="hybridMultilevel"/>
+    <w:tmpl w:val="D44CE134"/>
+    <w:lvl w:ilvl="0" w:tplc="04090001">
+      <w:start w:val="1"/>
+      <w:numFmt w:val="bullet"/>
+      <w:lvlText w:val=""/>
+      <w:lvlJc w:val="left"/>
+      <w:pPr>
+        <w:ind w:left="1800" w:hanging="360"/>
+      </w:pPr>
+      <w:rPr>
+        <w:rFonts w:ascii="Symbol" w:hAnsi="Symbol" w:hint="default"/>
+      </w:rPr>
+    </w:lvl>
+    <w:lvl w:ilvl="1" w:tplc="04090003" w:tentative="1">
+      <w:start w:val="1"/>
+      <w:numFmt w:val="bullet"/>
+      <w:lvlText w:val="o"/>
+      <w:lvlJc w:val="left"/>
+      <w:pPr>
+        <w:ind w:left="2520" w:hanging="360"/>
+      </w:pPr>
+      <w:rPr>
+        <w:rFonts w:ascii="Courier New" w:hAnsi="Courier New" w:cs="Courier New" w:hint="default"/>
+      </w:rPr>
+    </w:lvl>
+    <w:lvl w:ilvl="2" w:tplc="04090005" w:tentative="1">
+      <w:start w:val="1"/>
+      <w:numFmt w:val="bullet"/>
+      <w:lvlText w:val=""/>
+      <w:lvlJc w:val="left"/>
+      <w:pPr>
+        <w:ind w:left="3240" w:hanging="360"/>
+      </w:pPr>
+      <w:rPr>
+        <w:rFonts w:ascii="Wingdings" w:hAnsi="Wingdings" w:hint="default"/>
+      </w:rPr>
+    </w:lvl>
+    <w:lvl w:ilvl="3" w:tplc="04090001" w:tentative="1">
+      <w:start w:val="1"/>
+      <w:numFmt w:val="bullet"/>
+      <w:lvlText w:val=""/>
+      <w:lvlJc w:val="left"/>
+      <w:pPr>
+        <w:ind w:left="3960" w:hanging="360"/>
+      </w:pPr>
+      <w:rPr>
+        <w:rFonts w:ascii="Symbol" w:hAnsi="Symbol" w:hint="default"/>
+      </w:rPr>
+    </w:lvl>
+    <w:lvl w:ilvl="4" w:tplc="04090003" w:tentative="1">
+      <w:start w:val="1"/>
+      <w:numFmt w:val="bullet"/>
+      <w:lvlText w:val="o"/>
+      <w:lvlJc w:val="left"/>
+      <w:pPr>
+        <w:ind w:left="4680" w:hanging="360"/>
+      </w:pPr>
+      <w:rPr>
+        <w:rFonts w:ascii="Courier New" w:hAnsi="Courier New" w:cs="Courier New" w:hint="default"/>
+      </w:rPr>
+    </w:lvl>
+    <w:lvl w:ilvl="5" w:tplc="04090005" w:tentative="1">
+      <w:start w:val="1"/>
+      <w:numFmt w:val="bullet"/>
+      <w:lvlText w:val=""/>
+      <w:lvlJc w:val="left"/>
+      <w:pPr>
+        <w:ind w:left="5400" w:hanging="360"/>
+      </w:pPr>
+      <w:rPr>
+        <w:rFonts w:ascii="Wingdings" w:hAnsi="Wingdings" w:hint="default"/>
+      </w:rPr>
+    </w:lvl>
+    <w:lvl w:ilvl="6" w:tplc="04090001" w:tentative="1">
+      <w:start w:val="1"/>
+      <w:numFmt w:val="bullet"/>
+      <w:lvlText w:val=""/>
+      <w:lvlJc w:val="left"/>
+      <w:pPr>
+        <w:ind w:left="6120" w:hanging="360"/>
+      </w:pPr>
+      <w:rPr>
+        <w:rFonts w:ascii="Symbol" w:hAnsi="Symbol" w:hint="default"/>
+      </w:rPr>
+    </w:lvl>
+    <w:lvl w:ilvl="7" w:tplc="04090003" w:tentative="1">
+      <w:start w:val="1"/>
+      <w:numFmt w:val="bullet"/>
+      <w:lvlText w:val="o"/>
+      <w:lvlJc w:val="left"/>
+      <w:pPr>
+        <w:ind w:left="6840" w:hanging="360"/>
+      </w:pPr>
+      <w:rPr>
+        <w:rFonts w:ascii="Courier New" w:hAnsi="Courier New" w:cs="Courier New" w:hint="default"/>
+      </w:rPr>
+    </w:lvl>
+    <w:lvl w:ilvl="8" w:tplc="04090005" w:tentative="1">
+      <w:start w:val="1"/>
+      <w:numFmt w:val="bullet"/>
+      <w:lvlText w:val=""/>
+      <w:lvlJc w:val="left"/>
+      <w:pPr>
+        <w:ind w:left="7560" w:hanging="360"/>
+      </w:pPr>
+      <w:rPr>
+        <w:rFonts w:ascii="Wingdings" w:hAnsi="Wingdings" w:hint="default"/>
+      </w:rPr>
+    </w:lvl>
+  </w:abstractNum>
+  <w:abstractNum w:abstractNumId="35" w15:restartNumberingAfterBreak="0">
     <w:nsid w:val="7577240C"/>
     <w:multiLevelType w:val="hybridMultilevel"/>
     <w:tmpl w:val="4B768118"/>
@@ -17804,7 +18976,120 @@
       </w:rPr>
     </w:lvl>
   </w:abstractNum>
-  <w:abstractNum w:abstractNumId="31" w15:restartNumberingAfterBreak="0">
+  <w:abstractNum w:abstractNumId="36" w15:restartNumberingAfterBreak="0">
+    <w:nsid w:val="77EF6E4A"/>
+    <w:multiLevelType w:val="hybridMultilevel"/>
+    <w:tmpl w:val="C6089EA6"/>
+    <w:lvl w:ilvl="0" w:tplc="04090001">
+      <w:start w:val="1"/>
+      <w:numFmt w:val="bullet"/>
+      <w:lvlText w:val=""/>
+      <w:lvlJc w:val="left"/>
+      <w:pPr>
+        <w:ind w:left="1800" w:hanging="360"/>
+      </w:pPr>
+      <w:rPr>
+        <w:rFonts w:ascii="Symbol" w:hAnsi="Symbol" w:hint="default"/>
+      </w:rPr>
+    </w:lvl>
+    <w:lvl w:ilvl="1" w:tplc="04090003" w:tentative="1">
+      <w:start w:val="1"/>
+      <w:numFmt w:val="bullet"/>
+      <w:lvlText w:val="o"/>
+      <w:lvlJc w:val="left"/>
+      <w:pPr>
+        <w:ind w:left="2520" w:hanging="360"/>
+      </w:pPr>
+      <w:rPr>
+        <w:rFonts w:ascii="Courier New" w:hAnsi="Courier New" w:cs="Courier New" w:hint="default"/>
+      </w:rPr>
+    </w:lvl>
+    <w:lvl w:ilvl="2" w:tplc="04090005" w:tentative="1">
+      <w:start w:val="1"/>
+      <w:numFmt w:val="bullet"/>
+      <w:lvlText w:val=""/>
+      <w:lvlJc w:val="left"/>
+      <w:pPr>
+        <w:ind w:left="3240" w:hanging="360"/>
+      </w:pPr>
+      <w:rPr>
+        <w:rFonts w:ascii="Wingdings" w:hAnsi="Wingdings" w:hint="default"/>
+      </w:rPr>
+    </w:lvl>
+    <w:lvl w:ilvl="3" w:tplc="04090001" w:tentative="1">
+      <w:start w:val="1"/>
+      <w:numFmt w:val="bullet"/>
+      <w:lvlText w:val=""/>
+      <w:lvlJc w:val="left"/>
+      <w:pPr>
+        <w:ind w:left="3960" w:hanging="360"/>
+      </w:pPr>
+      <w:rPr>
+        <w:rFonts w:ascii="Symbol" w:hAnsi="Symbol" w:hint="default"/>
+      </w:rPr>
+    </w:lvl>
+    <w:lvl w:ilvl="4" w:tplc="04090003" w:tentative="1">
+      <w:start w:val="1"/>
+      <w:numFmt w:val="bullet"/>
+      <w:lvlText w:val="o"/>
+      <w:lvlJc w:val="left"/>
+      <w:pPr>
+        <w:ind w:left="4680" w:hanging="360"/>
+      </w:pPr>
+      <w:rPr>
+        <w:rFonts w:ascii="Courier New" w:hAnsi="Courier New" w:cs="Courier New" w:hint="default"/>
+      </w:rPr>
+    </w:lvl>
+    <w:lvl w:ilvl="5" w:tplc="04090005" w:tentative="1">
+      <w:start w:val="1"/>
+      <w:numFmt w:val="bullet"/>
+      <w:lvlText w:val=""/>
+      <w:lvlJc w:val="left"/>
+      <w:pPr>
+        <w:ind w:left="5400" w:hanging="360"/>
+      </w:pPr>
+      <w:rPr>
+        <w:rFonts w:ascii="Wingdings" w:hAnsi="Wingdings" w:hint="default"/>
+      </w:rPr>
+    </w:lvl>
+    <w:lvl w:ilvl="6" w:tplc="04090001" w:tentative="1">
+      <w:start w:val="1"/>
+      <w:numFmt w:val="bullet"/>
+      <w:lvlText w:val=""/>
+      <w:lvlJc w:val="left"/>
+      <w:pPr>
+        <w:ind w:left="6120" w:hanging="360"/>
+      </w:pPr>
+      <w:rPr>
+        <w:rFonts w:ascii="Symbol" w:hAnsi="Symbol" w:hint="default"/>
+      </w:rPr>
+    </w:lvl>
+    <w:lvl w:ilvl="7" w:tplc="04090003" w:tentative="1">
+      <w:start w:val="1"/>
+      <w:numFmt w:val="bullet"/>
+      <w:lvlText w:val="o"/>
+      <w:lvlJc w:val="left"/>
+      <w:pPr>
+        <w:ind w:left="6840" w:hanging="360"/>
+      </w:pPr>
+      <w:rPr>
+        <w:rFonts w:ascii="Courier New" w:hAnsi="Courier New" w:cs="Courier New" w:hint="default"/>
+      </w:rPr>
+    </w:lvl>
+    <w:lvl w:ilvl="8" w:tplc="04090005" w:tentative="1">
+      <w:start w:val="1"/>
+      <w:numFmt w:val="bullet"/>
+      <w:lvlText w:val=""/>
+      <w:lvlJc w:val="left"/>
+      <w:pPr>
+        <w:ind w:left="7560" w:hanging="360"/>
+      </w:pPr>
+      <w:rPr>
+        <w:rFonts w:ascii="Wingdings" w:hAnsi="Wingdings" w:hint="default"/>
+      </w:rPr>
+    </w:lvl>
+  </w:abstractNum>
+  <w:abstractNum w:abstractNumId="37" w15:restartNumberingAfterBreak="0">
     <w:nsid w:val="7EE027D1"/>
     <w:multiLevelType w:val="hybridMultilevel"/>
     <w:tmpl w:val="58203784"/>
@@ -17890,7 +19175,7 @@
       </w:pPr>
     </w:lvl>
   </w:abstractNum>
-  <w:abstractNum w:abstractNumId="32" w15:restartNumberingAfterBreak="0">
+  <w:abstractNum w:abstractNumId="38" w15:restartNumberingAfterBreak="0">
     <w:nsid w:val="7FE71914"/>
     <w:multiLevelType w:val="hybridMultilevel"/>
     <w:tmpl w:val="FD960A64"/>
@@ -18003,110 +19288,128 @@
       </w:rPr>
     </w:lvl>
   </w:abstractNum>
-  <w:num w:numId="1">
+  <w:num w:numId="1" w16cid:durableId="1559052276">
+    <w:abstractNumId w:val="21"/>
+  </w:num>
+  <w:num w:numId="2" w16cid:durableId="1337032550">
+    <w:abstractNumId w:val="22"/>
+  </w:num>
+  <w:num w:numId="3" w16cid:durableId="904997478">
+    <w:abstractNumId w:val="7"/>
+  </w:num>
+  <w:num w:numId="4" w16cid:durableId="743262614">
+    <w:abstractNumId w:val="32"/>
+  </w:num>
+  <w:num w:numId="5" w16cid:durableId="224605461">
+    <w:abstractNumId w:val="19"/>
+  </w:num>
+  <w:num w:numId="6" w16cid:durableId="1116293561">
+    <w:abstractNumId w:val="29"/>
+  </w:num>
+  <w:num w:numId="7" w16cid:durableId="1428890117">
+    <w:abstractNumId w:val="35"/>
+  </w:num>
+  <w:num w:numId="8" w16cid:durableId="1725906693">
+    <w:abstractNumId w:val="24"/>
+  </w:num>
+  <w:num w:numId="9" w16cid:durableId="1782334065">
+    <w:abstractNumId w:val="5"/>
+  </w:num>
+  <w:num w:numId="10" w16cid:durableId="1765568109">
+    <w:abstractNumId w:val="18"/>
+  </w:num>
+  <w:num w:numId="11" w16cid:durableId="804665057">
+    <w:abstractNumId w:val="17"/>
+  </w:num>
+  <w:num w:numId="12" w16cid:durableId="2049525461">
+    <w:abstractNumId w:val="27"/>
+  </w:num>
+  <w:num w:numId="13" w16cid:durableId="89934033">
+    <w:abstractNumId w:val="37"/>
+  </w:num>
+  <w:num w:numId="14" w16cid:durableId="1549495136">
+    <w:abstractNumId w:val="15"/>
+  </w:num>
+  <w:num w:numId="15" w16cid:durableId="806822410">
+    <w:abstractNumId w:val="9"/>
+  </w:num>
+  <w:num w:numId="16" w16cid:durableId="1720083429">
+    <w:abstractNumId w:val="25"/>
+  </w:num>
+  <w:num w:numId="17" w16cid:durableId="45222246">
+    <w:abstractNumId w:val="31"/>
+  </w:num>
+  <w:num w:numId="18" w16cid:durableId="1425762405">
+    <w:abstractNumId w:val="28"/>
+  </w:num>
+  <w:num w:numId="19" w16cid:durableId="974484775">
+    <w:abstractNumId w:val="4"/>
+  </w:num>
+  <w:num w:numId="20" w16cid:durableId="1779174534">
+    <w:abstractNumId w:val="38"/>
+  </w:num>
+  <w:num w:numId="21" w16cid:durableId="440927242">
+    <w:abstractNumId w:val="6"/>
+  </w:num>
+  <w:num w:numId="22" w16cid:durableId="1965043477">
+    <w:abstractNumId w:val="3"/>
+  </w:num>
+  <w:num w:numId="23" w16cid:durableId="1342124349">
+    <w:abstractNumId w:val="2"/>
+  </w:num>
+  <w:num w:numId="24" w16cid:durableId="1701976287">
     <w:abstractNumId w:val="20"/>
   </w:num>
-  <w:num w:numId="2">
-    <w:abstractNumId w:val="21"/>
+  <w:num w:numId="25" w16cid:durableId="860357999">
+    <w:abstractNumId w:val="14"/>
   </w:num>
-  <w:num w:numId="3">
-    <w:abstractNumId w:val="6"/>
+  <w:num w:numId="26" w16cid:durableId="1048069550">
+    <w:abstractNumId w:val="8"/>
   </w:num>
-  <w:num w:numId="4">
-    <w:abstractNumId w:val="28"/>
+  <w:num w:numId="27" w16cid:durableId="1164735302">
+    <w:abstractNumId w:val="33"/>
   </w:num>
-  <w:num w:numId="5">
-    <w:abstractNumId w:val="18"/>
+  <w:num w:numId="28" w16cid:durableId="630281345">
+    <w:abstractNumId w:val="1"/>
   </w:num>
-  <w:num w:numId="6">
+  <w:num w:numId="29" w16cid:durableId="360520665">
+    <w:abstractNumId w:val="13"/>
+  </w:num>
+  <w:num w:numId="30" w16cid:durableId="264581116">
+    <w:abstractNumId w:val="10"/>
+  </w:num>
+  <w:num w:numId="31" w16cid:durableId="604507091">
+    <w:abstractNumId w:val="12"/>
+  </w:num>
+  <w:num w:numId="32" w16cid:durableId="654799350">
+    <w:abstractNumId w:val="11"/>
+  </w:num>
+  <w:num w:numId="33" w16cid:durableId="1774670250">
+    <w:abstractNumId w:val="16"/>
+  </w:num>
+  <w:num w:numId="34" w16cid:durableId="1567834612">
     <w:abstractNumId w:val="26"/>
   </w:num>
-  <w:num w:numId="7">
-    <w:abstractNumId w:val="30"/>
+  <w:num w:numId="35" w16cid:durableId="1456562084">
+    <w:abstractNumId w:val="34"/>
   </w:num>
-  <w:num w:numId="8">
-    <w:abstractNumId w:val="22"/>
-  </w:num>
-  <w:num w:numId="9">
-    <w:abstractNumId w:val="4"/>
-  </w:num>
-  <w:num w:numId="10">
-    <w:abstractNumId w:val="17"/>
-  </w:num>
-  <w:num w:numId="11">
-    <w:abstractNumId w:val="16"/>
-  </w:num>
-  <w:num w:numId="12">
-    <w:abstractNumId w:val="24"/>
-  </w:num>
-  <w:num w:numId="13">
-    <w:abstractNumId w:val="31"/>
-  </w:num>
-  <w:num w:numId="14">
-    <w:abstractNumId w:val="14"/>
-  </w:num>
-  <w:num w:numId="15">
-    <w:abstractNumId w:val="8"/>
-  </w:num>
-  <w:num w:numId="16">
+  <w:num w:numId="36" w16cid:durableId="1039862789">
     <w:abstractNumId w:val="23"/>
   </w:num>
-  <w:num w:numId="17">
-    <w:abstractNumId w:val="27"/>
+  <w:num w:numId="37" w16cid:durableId="393355011">
+    <w:abstractNumId w:val="36"/>
   </w:num>
-  <w:num w:numId="18">
-    <w:abstractNumId w:val="25"/>
-  </w:num>
-  <w:num w:numId="19">
-    <w:abstractNumId w:val="3"/>
-  </w:num>
-  <w:num w:numId="20">
-    <w:abstractNumId w:val="32"/>
-  </w:num>
-  <w:num w:numId="21">
-    <w:abstractNumId w:val="5"/>
-  </w:num>
-  <w:num w:numId="22">
-    <w:abstractNumId w:val="2"/>
-  </w:num>
-  <w:num w:numId="23">
-    <w:abstractNumId w:val="1"/>
-  </w:num>
-  <w:num w:numId="24">
-    <w:abstractNumId w:val="19"/>
-  </w:num>
-  <w:num w:numId="25">
-    <w:abstractNumId w:val="13"/>
-  </w:num>
-  <w:num w:numId="26">
-    <w:abstractNumId w:val="7"/>
-  </w:num>
-  <w:num w:numId="27">
-    <w:abstractNumId w:val="29"/>
-  </w:num>
-  <w:num w:numId="28">
+  <w:num w:numId="38" w16cid:durableId="1397044333">
     <w:abstractNumId w:val="0"/>
   </w:num>
-  <w:num w:numId="29">
-    <w:abstractNumId w:val="12"/>
-  </w:num>
-  <w:num w:numId="30">
-    <w:abstractNumId w:val="9"/>
-  </w:num>
-  <w:num w:numId="31">
-    <w:abstractNumId w:val="11"/>
-  </w:num>
-  <w:num w:numId="32">
-    <w:abstractNumId w:val="10"/>
-  </w:num>
-  <w:num w:numId="33">
-    <w:abstractNumId w:val="15"/>
+  <w:num w:numId="39" w16cid:durableId="1886017260">
+    <w:abstractNumId w:val="30"/>
   </w:num>
 </w:numbering>
 </file>
 
 <file path=word/styles.xml><?xml version="1.0" encoding="utf-8"?>
-<w:styles xmlns:mc="http://schemas.openxmlformats.org/markup-compatibility/2006" xmlns:r="http://schemas.openxmlformats.org/officeDocument/2006/relationships" xmlns:w="http://schemas.openxmlformats.org/wordprocessingml/2006/main" xmlns:w14="http://schemas.microsoft.com/office/word/2010/wordml" xmlns:w15="http://schemas.microsoft.com/office/word/2012/wordml" xmlns:w16se="http://schemas.microsoft.com/office/word/2015/wordml/symex" mc:Ignorable="w14 w15 w16se">
+<w:styles xmlns:mc="http://schemas.openxmlformats.org/markup-compatibility/2006" xmlns:r="http://schemas.openxmlformats.org/officeDocument/2006/relationships" xmlns:w="http://schemas.openxmlformats.org/wordprocessingml/2006/main" xmlns:w14="http://schemas.microsoft.com/office/word/2010/wordml" xmlns:w15="http://schemas.microsoft.com/office/word/2012/wordml" xmlns:w16cex="http://schemas.microsoft.com/office/word/2018/wordml/cex" xmlns:w16cid="http://schemas.microsoft.com/office/word/2016/wordml/cid" xmlns:w16="http://schemas.microsoft.com/office/word/2018/wordml" xmlns:w16du="http://schemas.microsoft.com/office/word/2023/wordml/word16du" xmlns:w16sdtdh="http://schemas.microsoft.com/office/word/2020/wordml/sdtdatahash" xmlns:w16sdtfl="http://schemas.microsoft.com/office/word/2024/wordml/sdtformatlock" xmlns:w16se="http://schemas.microsoft.com/office/word/2015/wordml/symex" mc:Ignorable="w14 w15 w16se w16cid w16 w16cex w16sdtdh w16sdtfl w16du">
   <w:docDefaults>
     <w:rPrDefault>
       <w:rPr>
@@ -18124,7 +19427,7 @@
       </w:pPr>
     </w:pPrDefault>
   </w:docDefaults>
-  <w:latentStyles w:defLockedState="0" w:defUIPriority="99" w:defSemiHidden="0" w:defUnhideWhenUsed="0" w:defQFormat="0" w:count="371">
+  <w:latentStyles w:defLockedState="0" w:defUIPriority="99" w:defSemiHidden="0" w:defUnhideWhenUsed="0" w:defQFormat="0" w:count="376">
     <w:lsdException w:name="Normal" w:uiPriority="0" w:qFormat="1"/>
     <w:lsdException w:name="heading 1" w:uiPriority="9" w:qFormat="1"/>
     <w:lsdException w:name="heading 2" w:semiHidden="1" w:uiPriority="9" w:unhideWhenUsed="1" w:qFormat="1"/>
@@ -18496,6 +19799,11 @@
     <w:lsdException w:name="List Table 5 Dark Accent 6" w:uiPriority="50"/>
     <w:lsdException w:name="List Table 6 Colorful Accent 6" w:uiPriority="51"/>
     <w:lsdException w:name="List Table 7 Colorful Accent 6" w:uiPriority="52"/>
+    <w:lsdException w:name="Mention" w:semiHidden="1" w:unhideWhenUsed="1"/>
+    <w:lsdException w:name="Smart Hyperlink" w:semiHidden="1" w:unhideWhenUsed="1"/>
+    <w:lsdException w:name="Hashtag" w:semiHidden="1" w:unhideWhenUsed="1"/>
+    <w:lsdException w:name="Unresolved Mention" w:semiHidden="1" w:unhideWhenUsed="1"/>
+    <w:lsdException w:name="Smart Link" w:semiHidden="1" w:unhideWhenUsed="1"/>
   </w:latentStyles>
   <w:style w:type="paragraph" w:default="1" w:styleId="Normal">
     <w:name w:val="Normal"/>
@@ -19349,6 +20657,25 @@
       <w:ind w:left="1040"/>
     </w:pPr>
   </w:style>
+  <w:style w:type="paragraph" w:styleId="NormalWeb">
+    <w:name w:val="Normal (Web)"/>
+    <w:basedOn w:val="Normal"/>
+    <w:uiPriority w:val="99"/>
+    <w:semiHidden/>
+    <w:unhideWhenUsed/>
+    <w:rsid w:val="006D6982"/>
+    <w:pPr>
+      <w:spacing w:before="100" w:beforeAutospacing="1" w:after="100" w:afterAutospacing="1" w:line="240" w:lineRule="auto"/>
+      <w:jc w:val="both"/>
+    </w:pPr>
+    <w:rPr>
+      <w:rFonts w:eastAsia="Times New Roman" w:cs="Times New Roman"/>
+      <w:kern w:val="0"/>
+      <w:sz w:val="24"/>
+      <w:szCs w:val="24"/>
+      <w14:ligatures w14:val="none"/>
+    </w:rPr>
+  </w:style>
 </w:styles>
 </file>
 

--- a/DoAn_Final.docx
+++ b/DoAn_Final.docx
@@ -79,7 +79,7 @@
           <w:szCs w:val="26"/>
         </w:rPr>
         <w:drawing>
-          <wp:inline distT="0" distB="0" distL="0" distR="0" wp14:anchorId="61AA30EF" wp14:editId="79A3B43B">
+          <wp:inline distT="0" distB="0" distL="0" distR="0" wp14:anchorId="61AA30EF" wp14:editId="6C94B52C">
             <wp:extent cx="1948539" cy="1606164"/>
             <wp:effectExtent l="0" t="0" r="0" b="0"/>
             <wp:docPr id="990850389" name="Picture 1"/>
@@ -6979,6 +6979,9 @@
         <w:keepNext/>
       </w:pPr>
       <w:r>
+        <w:rPr>
+          <w:noProof/>
+        </w:rPr>
         <w:drawing>
           <wp:inline distT="0" distB="0" distL="0" distR="0" wp14:anchorId="6F5149CD" wp14:editId="24C35712">
             <wp:extent cx="5731510" cy="614045"/>
@@ -7792,81 +7795,101 @@
       </w:r>
     </w:p>
     <w:p>
-      <w:pPr>
-        <w:pStyle w:val="ListParagraph"/>
-        <w:numPr>
-          <w:ilvl w:val="0"/>
-          <w:numId w:val="17"/>
-        </w:numPr>
+      <w:r>
+        <w:t>Bước 1.  Trình phê duyệt</w:t>
+      </w:r>
+      <w:r>
+        <w:br/>
+        <w:t xml:space="preserve"> </w:t>
+      </w:r>
+      <w:r>
+        <w:tab/>
+        <w:t>Sau khi hoàn tất quá trình xử lý hồ sơ và chuẩn bị dự thảo kết quả, công chức chuyên môn chuyển hồ sơ cùng dự thảo kết quả đến cấp có thẩm quyền để thực hiện quy trình phê duyệt.</w:t>
+      </w:r>
+    </w:p>
+    <w:p>
+      <w:pPr>
         <w:jc w:val="both"/>
       </w:pPr>
       <w:r>
-        <w:t xml:space="preserve">Tiếp nhận kết quả xử lý: Bộ phận hoặc người có thẩm quyền nhận dự thảo kết quả do cán bộ chuyên môn chuyển đến. </w:t>
-      </w:r>
-    </w:p>
-    <w:p>
-      <w:pPr>
-        <w:pStyle w:val="ListParagraph"/>
-        <w:numPr>
-          <w:ilvl w:val="0"/>
-          <w:numId w:val="17"/>
-        </w:numPr>
+        <w:t>Bước 2.  Tiếp nhận hồ sơ trình duyệt</w:t>
+      </w:r>
+    </w:p>
+    <w:p>
+      <w:pPr>
         <w:jc w:val="both"/>
       </w:pPr>
       <w:r>
-        <w:t xml:space="preserve">Kiểm tra nội dung: Nội dung dự thảo, thông tin hồ sơ và căn cứ xử lý được kiểm tra trước khi trình phê duyệt. </w:t>
-      </w:r>
-    </w:p>
-    <w:p>
-      <w:pPr>
-        <w:pStyle w:val="ListParagraph"/>
-        <w:numPr>
-          <w:ilvl w:val="0"/>
-          <w:numId w:val="17"/>
-        </w:numPr>
+        <w:tab/>
+        <w:t>Bộ phận hoặc người có thẩm quyền tiếp nhận hồ sơ, dự thảo kết quả và các tài liệu liên quan được chuyển từ công chức chuyên môn. </w:t>
+      </w:r>
+    </w:p>
+    <w:p>
+      <w:pPr>
         <w:jc w:val="both"/>
       </w:pPr>
       <w:r>
-        <w:t xml:space="preserve">Trình phê duyệt: Dự thảo kết quả được chuyển đến lãnh đạo hoặc người có thẩm quyền xem xét. </w:t>
-      </w:r>
-    </w:p>
-    <w:p>
-      <w:pPr>
-        <w:pStyle w:val="ListParagraph"/>
-        <w:numPr>
-          <w:ilvl w:val="0"/>
-          <w:numId w:val="17"/>
-        </w:numPr>
+        <w:t>Bước 3.  Rà soát dự thảo</w:t>
+      </w:r>
+    </w:p>
+    <w:p>
+      <w:pPr>
         <w:jc w:val="both"/>
       </w:pPr>
       <w:r>
-        <w:t xml:space="preserve">Xem xét phê duyệt: Người có thẩm quyền đánh giá nội dung và quyết định chấp thuận hoặc trả lại để chỉnh sửa. </w:t>
-      </w:r>
-    </w:p>
-    <w:p>
-      <w:pPr>
-        <w:pStyle w:val="ListParagraph"/>
-        <w:numPr>
-          <w:ilvl w:val="0"/>
-          <w:numId w:val="17"/>
-        </w:numPr>
+        <w:tab/>
+        <w:t>Dự thảo kết quả được rà soát về nội dung, thông tin hồ sơ, căn cứ pháp lý và tính đầy đủ trước khi đưa ra quyết định phê duyệt. </w:t>
+      </w:r>
+    </w:p>
+    <w:p>
+      <w:pPr>
         <w:jc w:val="both"/>
       </w:pPr>
       <w:r>
-        <w:t xml:space="preserve">Ký số hoặc ký duyệt: Trường hợp được chấp thuận, kết quả được ký số hoặc ký duyệt theo quy định. </w:t>
-      </w:r>
-    </w:p>
-    <w:p>
-      <w:pPr>
-        <w:pStyle w:val="ListParagraph"/>
-        <w:numPr>
-          <w:ilvl w:val="0"/>
-          <w:numId w:val="17"/>
-        </w:numPr>
+        <w:t>Bước 4. Xem xét phê duyệt </w:t>
+      </w:r>
+    </w:p>
+    <w:p>
+      <w:pPr>
         <w:jc w:val="both"/>
       </w:pPr>
       <w:r>
-        <w:t>Ban hành kết quả: Hệ thống ghi nhận kết quả đã được ban hành và chuyển đến bộ phận trả kết quả.</w:t>
+        <w:tab/>
+        <w:t>Lãnh đạo hoặc người có thẩm quyền xem xét hồ sơ và dự thảo kết quả để quyết định chấp thuận, yêu cầu chỉnh sửa hoặc trả lại để xử lý bổ sung. </w:t>
+      </w:r>
+    </w:p>
+    <w:p>
+      <w:pPr>
+        <w:jc w:val="both"/>
+      </w:pPr>
+      <w:r>
+        <w:t>Bước 5.  Ký số/Ký duyệt</w:t>
+      </w:r>
+    </w:p>
+    <w:p>
+      <w:pPr>
+        <w:jc w:val="both"/>
+      </w:pPr>
+      <w:r>
+        <w:tab/>
+        <w:t>Đối với dự thảo được chấp thuận, người có thẩm quyền thực hiện ký số hoặc ký duyệt theo quy định để xác nhận giá trị pháp lý của kết quả giải quyết. </w:t>
+      </w:r>
+    </w:p>
+    <w:p>
+      <w:pPr>
+        <w:jc w:val="both"/>
+      </w:pPr>
+      <w:r>
+        <w:t>Bước 6. Ban hành kết quả </w:t>
+      </w:r>
+    </w:p>
+    <w:p>
+      <w:pPr>
+        <w:jc w:val="both"/>
+      </w:pPr>
+      <w:r>
+        <w:lastRenderedPageBreak/>
+        <w:t xml:space="preserve">Kết quả sau khi được ký được ghi nhận chính thức trên hệ thống, cập nhật trạng thái và chuyển sang quy trình trả kết quả cho người nộp hồ sơ. </w:t>
       </w:r>
     </w:p>
     <w:p>
@@ -7883,15 +7906,7 @@
         <w:jc w:val="both"/>
       </w:pPr>
       <w:r>
-        <w:t xml:space="preserve">Người dân hoặc tổ chức đang chờ nhận kết quả giải quyết thủ tục hành chính. </w:t>
-      </w:r>
-    </w:p>
-    <w:p>
-      <w:pPr>
-        <w:jc w:val="both"/>
-      </w:pPr>
-      <w:r>
-        <w:t>CÁC KẾT QUẢ CÓ THỂ XẢY RA</w:t>
+        <w:t>Người nộp hồ sơ, bao gồm cá nhân hoặc tổ chức đang chờ nhận kết quả giải quyết thủ tục hành chính.</w:t>
       </w:r>
     </w:p>
     <w:p>
@@ -7900,7 +7915,42 @@
         <w:jc w:val="both"/>
       </w:pPr>
       <w:r>
-        <w:t>Kết quả được phê duyệt, ký và ban hành; dự thảo bị trả lại để chỉnh sửa; hồ sơ cần xử lý lại; hoặc ban hành thông báo từ chối giải quyết nếu hồ sơ không đáp ứng điều kiện.</w:t>
+        <w:t>Giá trị mang lại của quy trình là bảo đảm kết quả giải quyết hồ sơ được rà soát, phê duyệt và ký bởi đúng người có thẩm quyền trước khi ban hành. Qua đó giúp kết quả có giá trị pháp lý, bảo đảm tính chính xác, minh bạch và hạn chế các trường hợp phải điều chỉnh hoặc xử lý lại sau khi đã trả cho người nộp hồ sơ.</w:t>
+      </w:r>
+    </w:p>
+    <w:p>
+      <w:pPr>
+        <w:jc w:val="both"/>
+      </w:pPr>
+      <w:r>
+        <w:t>CÁC KẾT QUẢ CÓ THỂ XẢY RA</w:t>
+      </w:r>
+    </w:p>
+    <w:p>
+      <w:pPr>
+        <w:ind w:firstLine="720"/>
+        <w:jc w:val="both"/>
+      </w:pPr>
+      <w:r>
+        <w:t>Hồ sơ được phê duyệt, ký duyệt và ban hành chính thức: Hồ sơ đã đáp ứng yêu cầu, được người có thẩm quyền chấp thuận và ký xác nhận để trở thành kết quả chính thức. </w:t>
+      </w:r>
+    </w:p>
+    <w:p>
+      <w:pPr>
+        <w:ind w:firstLine="720"/>
+        <w:jc w:val="both"/>
+      </w:pPr>
+      <w:r>
+        <w:t>Hồ sơ được chuyển lại để rà soát hoặc thẩm định bổ sung: Trong quá trình phê duyệt phát hiện cần kiểm tra thêm thông tin, điều kiện hoặc căn cứ xử lý nên hồ sơ được chuyển về bước chuyên môn để xem xét lại.</w:t>
+      </w:r>
+    </w:p>
+    <w:p>
+      <w:pPr>
+        <w:ind w:firstLine="720"/>
+        <w:jc w:val="both"/>
+      </w:pPr>
+      <w:r>
+        <w:t xml:space="preserve">Hồ sơ bị từ chối giải quyết và ban hành thông báo theo quy định: Hồ sơ không đáp ứng điều kiện giải quyết nên cơ quan có thẩm quyền không chấp thuận và phát hành văn bản hoặc thông báo nêu rõ lý do từ chối. </w:t>
       </w:r>
     </w:p>
     <w:p>
@@ -7910,7 +7960,6 @@
       <w:bookmarkStart w:id="30" w:name="_Toc236264127"/>
       <w:bookmarkStart w:id="31" w:name="_Toc237027007"/>
       <w:r>
-        <w:lastRenderedPageBreak/>
         <w:t>2.1.3.4 Quy trình trả kết quả và thông báo</w:t>
       </w:r>
       <w:bookmarkEnd w:id="30"/>
@@ -8022,101 +8071,7 @@
         <w:jc w:val="both"/>
       </w:pPr>
       <w:r>
-        <w:t>Cán bộ tiếp nhận và trả kết quả, người dân hoặc tổ chức, hệ thống thông tin giải quyết thủ tục hành chính, hệ thống thanh toán và đơn vị bưu chính nếu có.</w:t>
-      </w:r>
-    </w:p>
-    <w:p>
-      <w:pPr>
-        <w:jc w:val="both"/>
-      </w:pPr>
-      <w:r>
-        <w:t>MÔ TẢ QUY TRÌNH</w:t>
-      </w:r>
-    </w:p>
-    <w:p>
-      <w:pPr>
-        <w:pStyle w:val="ListParagraph"/>
-        <w:numPr>
-          <w:ilvl w:val="0"/>
-          <w:numId w:val="18"/>
-        </w:numPr>
-        <w:jc w:val="both"/>
-      </w:pPr>
-      <w:r>
-        <w:t xml:space="preserve">Nhận kết quả: Bộ phận tiếp nhận và trả kết quả nhận kết quả đã được phê duyệt và ban hành. </w:t>
-      </w:r>
-    </w:p>
-    <w:p>
-      <w:pPr>
-        <w:pStyle w:val="ListParagraph"/>
-        <w:numPr>
-          <w:ilvl w:val="0"/>
-          <w:numId w:val="18"/>
-        </w:numPr>
-        <w:jc w:val="both"/>
-      </w:pPr>
-      <w:r>
-        <w:t xml:space="preserve">Cập nhật trạng thái: Hệ thống cập nhật trạng thái hồ sơ sang đã có kết quả hoặc chờ trả kết quả. </w:t>
-      </w:r>
-    </w:p>
-    <w:p>
-      <w:pPr>
-        <w:pStyle w:val="ListParagraph"/>
-        <w:numPr>
-          <w:ilvl w:val="0"/>
-          <w:numId w:val="18"/>
-        </w:numPr>
-        <w:jc w:val="both"/>
-      </w:pPr>
-      <w:r>
-        <w:t xml:space="preserve">Thông báo kết quả: Hệ thống gửi thông báo cho người dân về tình trạng hồ sơ, thời gian và hình thức nhận kết quả. </w:t>
-      </w:r>
-    </w:p>
-    <w:p>
-      <w:pPr>
-        <w:pStyle w:val="ListParagraph"/>
-        <w:numPr>
-          <w:ilvl w:val="0"/>
-          <w:numId w:val="18"/>
-        </w:numPr>
-        <w:jc w:val="both"/>
-      </w:pPr>
-      <w:r>
-        <w:t xml:space="preserve">Xác nhận thanh toán: Trường hợp thủ tục có phí hoặc lệ phí, hệ thống hoặc cán bộ kiểm tra việc hoàn thành nghĩa vụ thanh toán. </w:t>
-      </w:r>
-    </w:p>
-    <w:p>
-      <w:pPr>
-        <w:pStyle w:val="ListParagraph"/>
-        <w:numPr>
-          <w:ilvl w:val="0"/>
-          <w:numId w:val="18"/>
-        </w:numPr>
-        <w:jc w:val="both"/>
-      </w:pPr>
-      <w:r>
-        <w:t xml:space="preserve">Trả kết quả: Kết quả được trả trực tuyến, trực tiếp tại Bộ phận Một cửa hoặc thông qua dịch vụ bưu chính. </w:t>
-      </w:r>
-    </w:p>
-    <w:p>
-      <w:pPr>
-        <w:pStyle w:val="ListParagraph"/>
-        <w:numPr>
-          <w:ilvl w:val="0"/>
-          <w:numId w:val="18"/>
-        </w:numPr>
-        <w:jc w:val="both"/>
-      </w:pPr>
-      <w:r>
-        <w:t>Lưu hồ sơ: Sau khi hoàn thành việc trả kết quả, hệ thống cập nhật trạng thái kết thúc và lưu trữ hồ sơ.</w:t>
-      </w:r>
-    </w:p>
-    <w:p>
-      <w:pPr>
-        <w:jc w:val="both"/>
-      </w:pPr>
-      <w:r>
-        <w:t>ĐỐI TƯỢNG KHÁCH HÀNG</w:t>
+        <w:t>Bộ phận Văn thư hoặc bộ phận ban hành: Chuyển kết quả đã được ký, đóng dấu hoặc ký số đến Bộ phận Một cửa để thực hiện trả kết quả.</w:t>
       </w:r>
     </w:p>
     <w:p>
@@ -8125,15 +8080,7 @@
         <w:jc w:val="both"/>
       </w:pPr>
       <w:r>
-        <w:t>Người dân hoặc tổ chức có hồ sơ đã được giải quyết và đang chờ nhận kết quả.</w:t>
-      </w:r>
-    </w:p>
-    <w:p>
-      <w:pPr>
-        <w:jc w:val="both"/>
-      </w:pPr>
-      <w:r>
-        <w:t>CÁC KẾT QUẢ CÓ THỂ XẢY RA</w:t>
+        <w:t>Công chức Bộ phận Một cửa: Tiếp nhận kết quả đã ban hành, kiểm tra thông tin, cập nhật trạng thái, thông báo và trả kết quả cho người nộp.</w:t>
       </w:r>
     </w:p>
     <w:p>
@@ -8142,7 +8089,241 @@
         <w:jc w:val="both"/>
       </w:pPr>
       <w:r>
-        <w:t>Kết quả được trả thành công; hồ sơ chờ người dân đến nhận; hồ sơ chưa được trả do chưa hoàn thành thanh toán; việc giao kết quả qua bưu chính không thành công; hoặc hồ sơ được đóng và lưu trữ sau khi hoàn tất.</w:t>
+        <w:t>Hệ thống thông tin giải quyết TTHC: Ghi nhận kết quả đã ban hành, cập nhật trạng thái hồ sơ, gửi thông báo và lưu thông tin trả kết quả.</w:t>
+      </w:r>
+    </w:p>
+    <w:p>
+      <w:pPr>
+        <w:ind w:firstLine="720"/>
+        <w:jc w:val="both"/>
+      </w:pPr>
+      <w:r>
+        <w:lastRenderedPageBreak/>
+        <w:t>Đơn vị cung cấp dịch vụ bưu chính: Nhận và chuyển kết quả đến địa chỉ của người dân nếu khách hàng đăng ký nhận qua bưu chính.</w:t>
+      </w:r>
+    </w:p>
+    <w:p>
+      <w:pPr>
+        <w:ind w:firstLine="720"/>
+        <w:jc w:val="both"/>
+      </w:pPr>
+      <w:r>
+        <w:t>Người nộp hồ sơ: Nhận thông báo, xuất trình giấy hẹn hoặc thông tin xác thực, nhận kết quả và xác nhận đã hoàn thành.</w:t>
+      </w:r>
+    </w:p>
+    <w:p>
+      <w:pPr>
+        <w:jc w:val="both"/>
+      </w:pPr>
+      <w:r>
+        <w:t>MÔ TẢ QUY TRÌNH</w:t>
+      </w:r>
+    </w:p>
+    <w:p>
+      <w:r>
+        <w:t>Bước 1. Tiếp nhận kết quả ban hành</w:t>
+      </w:r>
+      <w:r>
+        <w:br/>
+        <w:t xml:space="preserve"> </w:t>
+      </w:r>
+      <w:r>
+        <w:tab/>
+        <w:t>Bộ phận tiếp nhận và trả kết quả nhận kết quả giải quyết đã được phê duyệt, ký và ban hành từ quy trình trước để chuẩn bị thực hiện việc trả kết quả cho người nộp hồ sơ.</w:t>
+      </w:r>
+    </w:p>
+    <w:p>
+      <w:r>
+        <w:t>Bước 2. Cập nhật trạng thái</w:t>
+      </w:r>
+      <w:r>
+        <w:br/>
+        <w:t xml:space="preserve"> </w:t>
+      </w:r>
+      <w:r>
+        <w:tab/>
+        <w:t>Trạng thái hồ sơ được cập nhật trên hệ thống thành đã có kết quả, chờ trả kết quả hoặc trạng thái tương ứng theo quy định để phản ánh tiến độ xử lý thực tế.</w:t>
+      </w:r>
+    </w:p>
+    <w:p>
+      <w:r>
+        <w:t>Bước 3. Thông báo kết quả</w:t>
+      </w:r>
+      <w:r>
+        <w:br/>
+        <w:t xml:space="preserve"> </w:t>
+      </w:r>
+      <w:r>
+        <w:tab/>
+        <w:t>Hệ thống hoặc công chức phụ trách thông báo cho người nộp hồ sơ biết kết quả đã sẵn sàng, đồng thời cung cấp thông tin về hình thức, thời gian hoặc địa điểm nhận kết quả.</w:t>
+      </w:r>
+    </w:p>
+    <w:p>
+      <w:r>
+        <w:t>Bước 4. Trả kết quả</w:t>
+      </w:r>
+      <w:r>
+        <w:br/>
+        <w:t xml:space="preserve"> </w:t>
+      </w:r>
+      <w:r>
+        <w:tab/>
+        <w:t>Kết quả giải quyết thủ tục hành chính được chuyển giao cho người nộp hồ sơ theo hình thức đã đăng ký, như nhận trực tiếp tại Bộ phận Một cửa, nhận trực tuyến hoặc qua dịch vụ bưu chính.</w:t>
+      </w:r>
+    </w:p>
+    <w:p>
+      <w:r>
+        <w:t>Bước 5. Xác nhận hoàn thành</w:t>
+      </w:r>
+      <w:r>
+        <w:br/>
+        <w:t xml:space="preserve"> </w:t>
+      </w:r>
+      <w:r>
+        <w:tab/>
+        <w:t>Sau khi kết quả được giao thành công, công chức hoặc hệ thống ghi nhận việc trả kết quả đã hoàn tất và cập nhật trạng thái hồ sơ tương ứng.</w:t>
+      </w:r>
+    </w:p>
+    <w:p>
+      <w:r>
+        <w:t>Bước 6. Lưu trữ hồ sơ</w:t>
+      </w:r>
+      <w:r>
+        <w:br/>
+        <w:t xml:space="preserve"> </w:t>
+      </w:r>
+      <w:r>
+        <w:tab/>
+        <w:t>Hồ sơ, kết quả giải quyết và các thông tin liên quan được lưu trữ trên hệ thống hoặc theo hình thức lưu trữ phù hợp để phục vụ tra cứu, kiểm tra và đối chiếu khi cần thiết.</w:t>
+      </w:r>
+    </w:p>
+    <w:p>
+      <w:pPr>
+        <w:jc w:val="both"/>
+      </w:pPr>
+      <w:r>
+        <w:t>ĐỐI TƯỢNG KHÁCH HÀNG</w:t>
+      </w:r>
+    </w:p>
+    <w:p>
+      <w:pPr>
+        <w:ind w:firstLine="720"/>
+        <w:jc w:val="both"/>
+      </w:pPr>
+      <w:r>
+        <w:t>Đối tượng khách hàng của quy trình là cá nhân hoặc tổ chức đã hoàn thành việc nộp hồ sơ và đang chờ nhận kết quả giải quyết thủ tục hành chính.</w:t>
+      </w:r>
+      <w:r>
+        <w:t xml:space="preserve"> </w:t>
+      </w:r>
+    </w:p>
+    <w:p>
+      <w:pPr>
+        <w:ind w:firstLine="720"/>
+        <w:jc w:val="both"/>
+      </w:pPr>
+      <w:r>
+        <w:t>Quy trình giúp người dân nhận kết quả đúng hồ sơ, đúng thời gian và đúng hình thức đã đăng ký. Việc cập nhật trạng thái và gửi thông báo cũng giúp người dân biết khi nào có thể nhận kết quả, hạn chế phải đi lại hoặc chờ đợi không cần thiết.</w:t>
+      </w:r>
+    </w:p>
+    <w:p>
+      <w:pPr>
+        <w:ind w:firstLine="720"/>
+        <w:jc w:val="both"/>
+      </w:pPr>
+      <w:r>
+        <w:lastRenderedPageBreak/>
+        <w:t>CÁC KẾT QUẢ CÓ THỂ XẢY RA</w:t>
+      </w:r>
+    </w:p>
+    <w:p>
+      <w:pPr>
+        <w:ind w:firstLine="720"/>
+        <w:jc w:val="both"/>
+      </w:pPr>
+      <w:r>
+        <w:t>Kết quả được trả trực tiếp: Người nộp đến Bộ phận Một cửa, xuất trình giấy tờ cần thiết và nhận kết quả.</w:t>
+      </w:r>
+    </w:p>
+    <w:p>
+      <w:pPr>
+        <w:ind w:firstLine="720"/>
+        <w:jc w:val="both"/>
+      </w:pPr>
+      <w:r>
+        <w:t>Kết quả được trả trực tuyến: Người nộp nhận hoặc tải kết quả điện tử trên hệ thống.</w:t>
+      </w:r>
+    </w:p>
+    <w:p>
+      <w:pPr>
+        <w:ind w:firstLine="720"/>
+        <w:jc w:val="both"/>
+      </w:pPr>
+      <w:r>
+        <w:t>Kết quả được trả qua bưu chính: Kết quả được chuyển đến địa chỉ mà người nộp đã đăng ký.</w:t>
+      </w:r>
+    </w:p>
+    <w:p>
+      <w:pPr>
+        <w:ind w:firstLine="720"/>
+        <w:jc w:val="both"/>
+      </w:pPr>
+      <w:r>
+        <w:t>Người nộp chưa đến nhận kết quả: Hồ sơ đã có kết quả nhưng người nộp chưa đến nhận hoặc chưa xác nhận nhận trực tuyến.</w:t>
+      </w:r>
+    </w:p>
+    <w:p>
+      <w:pPr>
+        <w:ind w:firstLine="720"/>
+        <w:jc w:val="both"/>
+      </w:pPr>
+      <w:r>
+        <w:t>Không liên hệ được với người nộp: Thông tin liên hệ không chính xác, điện thoại không liên lạc được hoặc thông báo không được tiếp nhận.</w:t>
+      </w:r>
+    </w:p>
+    <w:p>
+      <w:pPr>
+        <w:ind w:firstLine="720"/>
+        <w:jc w:val="both"/>
+      </w:pPr>
+      <w:r>
+        <w:t>Người nhận không đủ giấy tờ: Người đến nhận không có giấy hẹn, giấy tờ tùy thân hoặc giấy ủy quyền hợp lệ nên chưa thể nhận kết quả.</w:t>
+      </w:r>
+    </w:p>
+    <w:p>
+      <w:pPr>
+        <w:ind w:firstLine="720"/>
+        <w:jc w:val="both"/>
+      </w:pPr>
+      <w:r>
+        <w:t>Kết quả có sai sót: Kết quả có sai thông tin, thiếu chữ ký, thiếu con dấu hoặc lỗi tệp điện tử nên phải chuyển lại đơn vị xử lý để chỉnh sửa.</w:t>
+      </w:r>
+    </w:p>
+    <w:p>
+      <w:pPr>
+        <w:ind w:firstLine="720"/>
+        <w:jc w:val="both"/>
+      </w:pPr>
+      <w:r>
+        <w:t>Bưu chính giao không thành công: Sai địa chỉ, không có người nhận hoặc người nhận từ chối nhận.</w:t>
+      </w:r>
+    </w:p>
+    <w:p>
+      <w:pPr>
+        <w:ind w:firstLine="720"/>
+        <w:jc w:val="both"/>
+      </w:pPr>
+      <w:r>
+        <w:t>Kết quả đã được nhận và xác nhận: Người nộp đã nhận kết quả, hệ thống cập nhật trạng thái hoàn thành.</w:t>
+      </w:r>
+    </w:p>
+    <w:p>
+      <w:pPr>
+        <w:ind w:firstLine="720"/>
+        <w:jc w:val="both"/>
+      </w:pPr>
+      <w:r>
+        <w:t>Hồ sơ được lưu trữ: Sau khi hoàn tất việc trả kết quả, toàn bộ hồ sơ được lưu để phục vụ tra cứu và kiểm tra.</w:t>
       </w:r>
     </w:p>
     <w:p>
@@ -8195,7 +8376,6 @@
         </w:numPr>
       </w:pPr>
       <w:r>
-        <w:lastRenderedPageBreak/>
         <w:t>Hệ thống thông tin giải quyết thủ tục hành chính và các cơ quan, đơn vị có liên quan.</w:t>
       </w:r>
     </w:p>
@@ -8213,7 +8393,11 @@
         </w:numPr>
       </w:pPr>
       <w:r>
-        <w:t>Tiếp nhận phản ánh, kiến nghị: Người dân hoặc tổ chức gửi phản ánh, kiến nghị thông qua Cổng Dịch vụ công, Hệ thống thông tin giải quyết thủ tục hành chính, trực tiếp, qua điện thoại, thư điện tử hoặc dịch vụ bưu chính. Hệ thống hoặc cán bộ tiếp nhận ghi nhận đầy đủ thông tin phản ánh.</w:t>
+        <w:t xml:space="preserve">Tiếp nhận phản ánh, kiến nghị: Người dân hoặc tổ chức gửi phản ánh, kiến nghị thông qua Cổng Dịch vụ công, Hệ thống thông tin giải quyết thủ tục hành </w:t>
+      </w:r>
+      <w:r>
+        <w:lastRenderedPageBreak/>
+        <w:t>chính, trực tiếp, qua điện thoại, thư điện tử hoặc dịch vụ bưu chính. Hệ thống hoặc cán bộ tiếp nhận ghi nhận đầy đủ thông tin phản ánh.</w:t>
       </w:r>
     </w:p>
     <w:p>
@@ -8511,7 +8695,6 @@
               <w:jc w:val="center"/>
             </w:pPr>
             <w:r>
-              <w:lastRenderedPageBreak/>
               <w:t>2</w:t>
             </w:r>
           </w:p>
@@ -8578,6 +8761,7 @@
               <w:jc w:val="center"/>
             </w:pPr>
             <w:r>
+              <w:lastRenderedPageBreak/>
               <w:t>3</w:t>
             </w:r>
           </w:p>
@@ -8858,11 +9042,7 @@
           </w:tcPr>
           <w:p>
             <w:r>
-              <w:t xml:space="preserve">Sau khi đã xử lý, trả lời hoặc kết thúc theo một trong các trường hợp trên, toàn bộ hồ sơ </w:t>
-            </w:r>
-            <w:r>
-              <w:lastRenderedPageBreak/>
-              <w:t>được lưu vào hệ thống để phục vụ tra cứu, thống kê và kiểm tra sau này</w:t>
+              <w:t>Sau khi đã xử lý, trả lời hoặc kết thúc theo một trong các trường hợp trên, toàn bộ hồ sơ được lưu vào hệ thống để phục vụ tra cứu, thống kê và kiểm tra sau này</w:t>
             </w:r>
           </w:p>
         </w:tc>
@@ -8873,7 +9053,6 @@
           </w:tcPr>
           <w:p>
             <w:r>
-              <w:lastRenderedPageBreak/>
               <w:t>Đây là trạng thái cuối cùng của quy trình, không còn hoạt động xử lý nào phát sinh đối với hồ sơ đó</w:t>
             </w:r>
           </w:p>
@@ -8905,6 +9084,7 @@
       <w:bookmarkStart w:id="37" w:name="_Toc236682210"/>
       <w:bookmarkStart w:id="38" w:name="_Toc237027010"/>
       <w:r>
+        <w:lastRenderedPageBreak/>
         <w:t>2.1.4.2 Thanh toán trực tuyến</w:t>
       </w:r>
       <w:bookmarkEnd w:id="37"/>
@@ -9053,7 +9233,6 @@
         <w:ind w:firstLine="720"/>
       </w:pPr>
       <w:r>
-        <w:lastRenderedPageBreak/>
         <w:t>Người dân hoặc tổ chức thực hiện nghĩa vụ thanh toán phí, lệ phí hoặc các khoản thu khác phát sinh trong quá trình giải quyết thủ tục hành chính.</w:t>
       </w:r>
     </w:p>
@@ -9094,6 +9273,7 @@
                 <w:b/>
                 <w:sz w:val="22"/>
               </w:rPr>
+              <w:lastRenderedPageBreak/>
               <w:t>STT</w:t>
             </w:r>
           </w:p>
@@ -9514,11 +9694,7 @@
           </w:tcPr>
           <w:p>
             <w:r>
-              <w:t xml:space="preserve">Giao dịch đã được ngân hàng xác nhận nhưng Hệ thống thông tin giải quyết thủ tục hành </w:t>
-            </w:r>
-            <w:r>
-              <w:lastRenderedPageBreak/>
-              <w:t>chính chưa nhận được kết quả do lỗi kết nối hoặc đồng bộ dữ liệu</w:t>
+              <w:t>Giao dịch đã được ngân hàng xác nhận nhưng Hệ thống thông tin giải quyết thủ tục hành chính chưa nhận được kết quả do lỗi kết nối hoặc đồng bộ dữ liệu</w:t>
             </w:r>
           </w:p>
         </w:tc>
@@ -9528,7 +9704,6 @@
           </w:tcPr>
           <w:p>
             <w:r>
-              <w:lastRenderedPageBreak/>
               <w:t>Cơ quan quản lý hoặc hệ thống sẽ thực hiện đối soát để cập nhật trạng thái thanh toán chính xác</w:t>
             </w:r>
           </w:p>
@@ -9575,7 +9750,11 @@
           </w:tcPr>
           <w:p>
             <w:r>
-              <w:t>Có sự không thống nhất giữa dữ liệu của Cổng thanh toán, ngân hàng và Hệ thống thông tin giải quyết thủ tục hành chính</w:t>
+              <w:t xml:space="preserve">Có sự không thống nhất giữa dữ liệu </w:t>
+            </w:r>
+            <w:r>
+              <w:lastRenderedPageBreak/>
+              <w:t>của Cổng thanh toán, ngân hàng và Hệ thống thông tin giải quyết thủ tục hành chính</w:t>
             </w:r>
           </w:p>
         </w:tc>
@@ -9585,7 +9764,12 @@
           </w:tcPr>
           <w:p>
             <w:r>
-              <w:t>Giao dịch được chuyển sang quy trình đối soát. Sau khi xác minh, hệ thống sẽ cập nhật trạng thái cuối cùng là thành công hoặc thất bại</w:t>
+              <w:lastRenderedPageBreak/>
+              <w:t xml:space="preserve">Giao dịch được chuyển sang quy trình đối soát. </w:t>
+            </w:r>
+            <w:r>
+              <w:lastRenderedPageBreak/>
+              <w:t>Sau khi xác minh, hệ thống sẽ cập nhật trạng thái cuối cùng là thành công hoặc thất bại</w:t>
             </w:r>
           </w:p>
         </w:tc>
@@ -9595,6 +9779,7 @@
           </w:tcPr>
           <w:p>
             <w:r>
+              <w:lastRenderedPageBreak/>
               <w:t>Chờ đối soát</w:t>
             </w:r>
           </w:p>
@@ -9846,7 +10031,6 @@
         </w:numPr>
       </w:pPr>
       <w:r>
-        <w:lastRenderedPageBreak/>
         <w:t>Thực hiện ký số: Người có thẩm quyền sử dụng chứng thư số để ký điện tử trên văn bản. Hệ thống xác thực chứng thư số, ghi nhận thời gian ký và bảo đảm tính toàn vẹn của văn bản.</w:t>
       </w:r>
     </w:p>
@@ -9859,6 +10043,7 @@
         </w:numPr>
       </w:pPr>
       <w:r>
+        <w:lastRenderedPageBreak/>
         <w:t>Phát hành văn bản: Sau khi ký số thành công, hệ thống cấp số văn bản (nếu chưa có), phát hành văn bản điện tử đến người dân, tổ chức hoặc các cơ quan liên quan theo đúng phạm vi được quy định.</w:t>
       </w:r>
     </w:p>
@@ -10267,28 +10452,31 @@
               <w:jc w:val="center"/>
             </w:pPr>
             <w:r>
+              <w:t>5</w:t>
+            </w:r>
+          </w:p>
+        </w:tc>
+        <w:tc>
+          <w:tcPr>
+            <w:tcW w:w="1490" w:type="dxa"/>
+          </w:tcPr>
+          <w:p>
+            <w:r>
+              <w:t>5. Văn bản đang chờ ký số</w:t>
+            </w:r>
+          </w:p>
+        </w:tc>
+        <w:tc>
+          <w:tcPr>
+            <w:tcW w:w="2268" w:type="dxa"/>
+          </w:tcPr>
+          <w:p>
+            <w:r>
+              <w:t xml:space="preserve">Văn bản đã được trình ký nhưng người có thẩm quyền chưa thực hiện ký hoặc đang </w:t>
+            </w:r>
+            <w:r>
               <w:lastRenderedPageBreak/>
-              <w:t>5</w:t>
-            </w:r>
-          </w:p>
-        </w:tc>
-        <w:tc>
-          <w:tcPr>
-            <w:tcW w:w="1490" w:type="dxa"/>
-          </w:tcPr>
-          <w:p>
-            <w:r>
-              <w:t>5. Văn bản đang chờ ký số</w:t>
-            </w:r>
-          </w:p>
-        </w:tc>
-        <w:tc>
-          <w:tcPr>
-            <w:tcW w:w="2268" w:type="dxa"/>
-          </w:tcPr>
-          <w:p>
-            <w:r>
-              <w:t>Văn bản đã được trình ký nhưng người có thẩm quyền chưa thực hiện ký hoặc đang trong thời hạn xử lý</w:t>
+              <w:t>trong thời hạn xử lý</w:t>
             </w:r>
           </w:p>
         </w:tc>
@@ -10298,6 +10486,7 @@
           </w:tcPr>
           <w:p>
             <w:r>
+              <w:lastRenderedPageBreak/>
               <w:t>Đây là trạng thái trung gian trước khi hoàn tất ký số hoặc trả lại văn bản</w:t>
             </w:r>
           </w:p>
@@ -10636,7 +10825,6 @@
     </w:p>
     <w:p>
       <w:r>
-        <w:lastRenderedPageBreak/>
         <w:t>MÔ TẢ QUY TRÌNH</w:t>
       </w:r>
     </w:p>
@@ -10649,7 +10837,11 @@
         </w:numPr>
       </w:pPr>
       <w:r>
-        <w:t>Tiếp nhận yêu cầu hỗ trợ: Người dân hoặc tổ chức liên hệ tổng đài thông qua điện thoại, thư điện tử, Cổng Dịch vụ công, chatbot hoặc các kênh hỗ trợ trực tuyến khác để yêu cầu hỗ trợ hoặc giải đáp thắc mắc. Hệ thống ghi nhận thông tin và tạo yêu cầu hỗ trợ.</w:t>
+        <w:t xml:space="preserve">Tiếp nhận yêu cầu hỗ trợ: Người dân hoặc tổ chức liên hệ tổng đài thông qua điện thoại, thư điện tử, Cổng Dịch vụ công, chatbot hoặc các kênh hỗ trợ trực </w:t>
+      </w:r>
+      <w:r>
+        <w:lastRenderedPageBreak/>
+        <w:t>tuyến khác để yêu cầu hỗ trợ hoặc giải đáp thắc mắc. Hệ thống ghi nhận thông tin và tạo yêu cầu hỗ trợ.</w:t>
       </w:r>
     </w:p>
     <w:p>
@@ -10947,11 +11139,7 @@
           </w:tcPr>
           <w:p>
             <w:r>
-              <w:t xml:space="preserve">Yêu cầu được chuyển đến đơn vị </w:t>
-            </w:r>
-            <w:r>
-              <w:lastRenderedPageBreak/>
-              <w:t>chuyên môn</w:t>
+              <w:t>Yêu cầu được chuyển đến đơn vị chuyên môn</w:t>
             </w:r>
           </w:p>
         </w:tc>
@@ -10961,7 +11149,6 @@
           </w:tcPr>
           <w:p>
             <w:r>
-              <w:lastRenderedPageBreak/>
               <w:t>Nội dung vượt thẩm quyền của tổng đài hoặc cần cơ quan chuyên môn xử lý</w:t>
             </w:r>
           </w:p>
@@ -11018,7 +11205,11 @@
           </w:tcPr>
           <w:p>
             <w:r>
-              <w:t>Đơn vị chuyên môn đang xem xét, xác minh hoặc khắc phục sự cố</w:t>
+              <w:t xml:space="preserve">Đơn vị chuyên môn đang xem xét, </w:t>
+            </w:r>
+            <w:r>
+              <w:lastRenderedPageBreak/>
+              <w:t>xác minh hoặc khắc phục sự cố</w:t>
             </w:r>
           </w:p>
         </w:tc>
@@ -11028,6 +11219,7 @@
           </w:tcPr>
           <w:p>
             <w:r>
+              <w:lastRenderedPageBreak/>
               <w:t>Đây là trạng thái trung gian, người dân có thể theo dõi tiến độ xử lý</w:t>
             </w:r>
           </w:p>
@@ -11408,7 +11600,6 @@
         <w:ind w:left="709" w:hanging="425"/>
       </w:pPr>
       <w:r>
-        <w:lastRenderedPageBreak/>
         <w:t>Quản trị viên hệ thống.</w:t>
       </w:r>
     </w:p>
@@ -11448,6 +11639,7 @@
         <w:ind w:left="709" w:hanging="425"/>
       </w:pPr>
       <w:r>
+        <w:lastRenderedPageBreak/>
         <w:t>Hệ thống thông tin giải quyết thủ tục hành chính.</w:t>
       </w:r>
     </w:p>
@@ -11740,11 +11932,7 @@
           </w:tcPr>
           <w:p>
             <w:r>
-              <w:t xml:space="preserve">Không phát hiện sự cố hoặc sự cố đã được khắc phục hoàn toàn và các </w:t>
-            </w:r>
-            <w:r>
-              <w:lastRenderedPageBreak/>
-              <w:t>chức năng hoạt động bình thường</w:t>
+              <w:t>Không phát hiện sự cố hoặc sự cố đã được khắc phục hoàn toàn và các chức năng hoạt động bình thường</w:t>
             </w:r>
           </w:p>
         </w:tc>
@@ -11754,7 +11942,6 @@
           </w:tcPr>
           <w:p>
             <w:r>
-              <w:lastRenderedPageBreak/>
               <w:t>Hệ thống sẵn sàng phục vụ người sử dụng và các dịch vụ được cung cấp liên tục</w:t>
             </w:r>
           </w:p>
@@ -11781,6 +11968,7 @@
               <w:jc w:val="center"/>
             </w:pPr>
             <w:r>
+              <w:lastRenderedPageBreak/>
               <w:t>2</w:t>
             </w:r>
           </w:p>
@@ -12196,11 +12384,7 @@
           </w:tcPr>
           <w:p>
             <w:r>
-              <w:t xml:space="preserve">Sau khi hoàn tất xử lý hoặc kết thúc bảo trì, toàn bộ nhật ký, báo cáo và lịch sử thao tác </w:t>
-            </w:r>
-            <w:r>
-              <w:lastRenderedPageBreak/>
-              <w:t>được lưu trên hệ thống</w:t>
+              <w:t>Sau khi hoàn tất xử lý hoặc kết thúc bảo trì, toàn bộ nhật ký, báo cáo và lịch sử thao tác được lưu trên hệ thống</w:t>
             </w:r>
           </w:p>
         </w:tc>
@@ -12210,7 +12394,6 @@
           </w:tcPr>
           <w:p>
             <w:r>
-              <w:lastRenderedPageBreak/>
               <w:t>Đây là trạng thái cuối cùng của quy trình, phục vụ kiểm tra, đánh giá, kiểm toán và nâng cao chất lượng vận hành</w:t>
             </w:r>
           </w:p>
@@ -12371,27 +12554,34 @@
     </w:p>
     <w:tbl>
       <w:tblPr>
-        <w:tblStyle w:val="TableGrid"/>
-        <w:tblW w:w="10729" w:type="dxa"/>
-        <w:jc w:val="center"/>
-        <w:tblLayout w:type="fixed"/>
+        <w:tblW w:w="0" w:type="auto"/>
+        <w:tblCellMar>
+          <w:top w:w="15" w:type="dxa"/>
+          <w:left w:w="15" w:type="dxa"/>
+          <w:bottom w:w="15" w:type="dxa"/>
+          <w:right w:w="15" w:type="dxa"/>
+        </w:tblCellMar>
         <w:tblLook w:val="04A0" w:firstRow="1" w:lastRow="0" w:firstColumn="1" w:lastColumn="0" w:noHBand="0" w:noVBand="1"/>
       </w:tblPr>
       <w:tblGrid>
-        <w:gridCol w:w="708"/>
-        <w:gridCol w:w="3247"/>
-        <w:gridCol w:w="2110"/>
-        <w:gridCol w:w="4664"/>
+        <w:gridCol w:w="672"/>
+        <w:gridCol w:w="1823"/>
+        <w:gridCol w:w="1515"/>
+        <w:gridCol w:w="5006"/>
       </w:tblGrid>
       <w:tr>
         <w:trPr>
-          <w:cantSplit/>
           <w:tblHeader/>
-          <w:jc w:val="center"/>
         </w:trPr>
         <w:tc>
           <w:tcPr>
-            <w:tcW w:w="708" w:type="dxa"/>
+            <w:tcW w:w="0" w:type="auto"/>
+            <w:tcBorders>
+              <w:top w:val="single" w:sz="4" w:space="0" w:color="000000"/>
+              <w:left w:val="single" w:sz="4" w:space="0" w:color="000000"/>
+              <w:bottom w:val="single" w:sz="4" w:space="0" w:color="000000"/>
+              <w:right w:val="single" w:sz="4" w:space="0" w:color="000000"/>
+            </w:tcBorders>
             <w:shd w:val="clear" w:color="auto" w:fill="D9D9D9"/>
             <w:tcMar>
               <w:top w:w="110" w:type="dxa"/>
@@ -12400,17 +12590,19 @@
               <w:right w:w="90" w:type="dxa"/>
             </w:tcMar>
             <w:vAlign w:val="center"/>
+            <w:hideMark/>
           </w:tcPr>
           <w:p>
             <w:pPr>
-              <w:jc w:val="center"/>
+              <w:rPr>
+                <w:b/>
+                <w:bCs/>
+              </w:rPr>
             </w:pPr>
             <w:r>
               <w:rPr>
-                <w:rFonts w:eastAsia="Times New Roman"/>
                 <w:b/>
-                <w:color w:val="000000"/>
-                <w:sz w:val="28"/>
+                <w:bCs/>
               </w:rPr>
               <w:t>STT</w:t>
             </w:r>
@@ -12418,7 +12610,13 @@
         </w:tc>
         <w:tc>
           <w:tcPr>
-            <w:tcW w:w="3247" w:type="dxa"/>
+            <w:tcW w:w="0" w:type="auto"/>
+            <w:tcBorders>
+              <w:top w:val="single" w:sz="4" w:space="0" w:color="000000"/>
+              <w:left w:val="single" w:sz="4" w:space="0" w:color="000000"/>
+              <w:bottom w:val="single" w:sz="4" w:space="0" w:color="000000"/>
+              <w:right w:val="single" w:sz="4" w:space="0" w:color="000000"/>
+            </w:tcBorders>
             <w:shd w:val="clear" w:color="auto" w:fill="D9D9D9"/>
             <w:tcMar>
               <w:top w:w="110" w:type="dxa"/>
@@ -12427,17 +12625,19 @@
               <w:right w:w="90" w:type="dxa"/>
             </w:tcMar>
             <w:vAlign w:val="center"/>
+            <w:hideMark/>
           </w:tcPr>
           <w:p>
             <w:pPr>
-              <w:jc w:val="center"/>
+              <w:rPr>
+                <w:b/>
+                <w:bCs/>
+              </w:rPr>
             </w:pPr>
             <w:r>
               <w:rPr>
-                <w:rFonts w:eastAsia="Times New Roman"/>
                 <w:b/>
-                <w:color w:val="000000"/>
-                <w:sz w:val="28"/>
+                <w:bCs/>
               </w:rPr>
               <w:t>Bước</w:t>
             </w:r>
@@ -12445,7 +12645,13 @@
         </w:tc>
         <w:tc>
           <w:tcPr>
-            <w:tcW w:w="2110" w:type="dxa"/>
+            <w:tcW w:w="0" w:type="auto"/>
+            <w:tcBorders>
+              <w:top w:val="single" w:sz="4" w:space="0" w:color="000000"/>
+              <w:left w:val="single" w:sz="4" w:space="0" w:color="000000"/>
+              <w:bottom w:val="single" w:sz="4" w:space="0" w:color="000000"/>
+              <w:right w:val="single" w:sz="4" w:space="0" w:color="000000"/>
+            </w:tcBorders>
             <w:shd w:val="clear" w:color="auto" w:fill="D9D9D9"/>
             <w:tcMar>
               <w:top w:w="110" w:type="dxa"/>
@@ -12454,17 +12660,19 @@
               <w:right w:w="90" w:type="dxa"/>
             </w:tcMar>
             <w:vAlign w:val="center"/>
+            <w:hideMark/>
           </w:tcPr>
           <w:p>
             <w:pPr>
-              <w:jc w:val="center"/>
+              <w:rPr>
+                <w:b/>
+                <w:bCs/>
+              </w:rPr>
             </w:pPr>
             <w:r>
               <w:rPr>
-                <w:rFonts w:eastAsia="Times New Roman"/>
                 <w:b/>
-                <w:color w:val="000000"/>
-                <w:sz w:val="28"/>
+                <w:bCs/>
               </w:rPr>
               <w:t>Tác nhân</w:t>
             </w:r>
@@ -12472,7 +12680,13 @@
         </w:tc>
         <w:tc>
           <w:tcPr>
-            <w:tcW w:w="4664" w:type="dxa"/>
+            <w:tcW w:w="0" w:type="auto"/>
+            <w:tcBorders>
+              <w:top w:val="single" w:sz="4" w:space="0" w:color="000000"/>
+              <w:left w:val="single" w:sz="4" w:space="0" w:color="000000"/>
+              <w:bottom w:val="single" w:sz="4" w:space="0" w:color="000000"/>
+              <w:right w:val="single" w:sz="4" w:space="0" w:color="000000"/>
+            </w:tcBorders>
             <w:shd w:val="clear" w:color="auto" w:fill="D9D9D9"/>
             <w:tcMar>
               <w:top w:w="110" w:type="dxa"/>
@@ -12481,17 +12695,19 @@
               <w:right w:w="90" w:type="dxa"/>
             </w:tcMar>
             <w:vAlign w:val="center"/>
+            <w:hideMark/>
           </w:tcPr>
           <w:p>
             <w:pPr>
-              <w:jc w:val="center"/>
+              <w:rPr>
+                <w:b/>
+                <w:bCs/>
+              </w:rPr>
             </w:pPr>
             <w:r>
               <w:rPr>
-                <w:rFonts w:eastAsia="Times New Roman"/>
                 <w:b/>
-                <w:color w:val="000000"/>
-                <w:sz w:val="28"/>
+                <w:bCs/>
               </w:rPr>
               <w:t>Mô tả</w:t>
             </w:r>
@@ -12499,1150 +12715,1388 @@
         </w:tc>
       </w:tr>
       <w:tr>
-        <w:trPr>
-          <w:cantSplit/>
-          <w:jc w:val="center"/>
-        </w:trPr>
-        <w:tc>
-          <w:tcPr>
-            <w:tcW w:w="708" w:type="dxa"/>
+        <w:tc>
+          <w:tcPr>
+            <w:tcW w:w="0" w:type="auto"/>
+            <w:tcBorders>
+              <w:top w:val="single" w:sz="4" w:space="0" w:color="000000"/>
+              <w:left w:val="single" w:sz="4" w:space="0" w:color="000000"/>
+              <w:bottom w:val="single" w:sz="4" w:space="0" w:color="000000"/>
+              <w:right w:val="single" w:sz="4" w:space="0" w:color="000000"/>
+            </w:tcBorders>
             <w:tcMar>
               <w:top w:w="95" w:type="dxa"/>
               <w:left w:w="95" w:type="dxa"/>
               <w:bottom w:w="95" w:type="dxa"/>
               <w:right w:w="95" w:type="dxa"/>
             </w:tcMar>
-          </w:tcPr>
-          <w:p>
-            <w:pPr>
-              <w:jc w:val="center"/>
-            </w:pPr>
-            <w:r>
-              <w:rPr>
-                <w:rFonts w:eastAsia="Times New Roman"/>
-                <w:color w:val="000000"/>
-                <w:sz w:val="23"/>
-              </w:rPr>
+            <w:hideMark/>
+          </w:tcPr>
+          <w:p>
+            <w:r>
               <w:t>1</w:t>
             </w:r>
           </w:p>
         </w:tc>
         <w:tc>
           <w:tcPr>
-            <w:tcW w:w="3247" w:type="dxa"/>
+            <w:tcW w:w="0" w:type="auto"/>
+            <w:tcBorders>
+              <w:top w:val="single" w:sz="4" w:space="0" w:color="000000"/>
+              <w:left w:val="single" w:sz="4" w:space="0" w:color="000000"/>
+              <w:bottom w:val="single" w:sz="4" w:space="0" w:color="000000"/>
+              <w:right w:val="single" w:sz="4" w:space="0" w:color="000000"/>
+            </w:tcBorders>
             <w:tcMar>
               <w:top w:w="95" w:type="dxa"/>
               <w:left w:w="95" w:type="dxa"/>
               <w:bottom w:w="95" w:type="dxa"/>
               <w:right w:w="95" w:type="dxa"/>
             </w:tcMar>
-          </w:tcPr>
-          <w:p>
-            <w:pPr>
-              <w:spacing w:line="264" w:lineRule="auto"/>
-            </w:pPr>
-            <w:r>
-              <w:rPr>
-                <w:rFonts w:eastAsia="Times New Roman"/>
-                <w:color w:val="000000"/>
-                <w:sz w:val="23"/>
-              </w:rPr>
+            <w:hideMark/>
+          </w:tcPr>
+          <w:p>
+            <w:r>
               <w:t>B1: Cá nhân/tổ chức nộp hồ sơ</w:t>
             </w:r>
           </w:p>
         </w:tc>
         <w:tc>
           <w:tcPr>
-            <w:tcW w:w="2110" w:type="dxa"/>
+            <w:tcW w:w="0" w:type="auto"/>
+            <w:tcBorders>
+              <w:top w:val="single" w:sz="4" w:space="0" w:color="000000"/>
+              <w:left w:val="single" w:sz="4" w:space="0" w:color="000000"/>
+              <w:bottom w:val="single" w:sz="4" w:space="0" w:color="000000"/>
+              <w:right w:val="single" w:sz="4" w:space="0" w:color="000000"/>
+            </w:tcBorders>
             <w:tcMar>
               <w:top w:w="95" w:type="dxa"/>
               <w:left w:w="95" w:type="dxa"/>
               <w:bottom w:w="95" w:type="dxa"/>
               <w:right w:w="95" w:type="dxa"/>
             </w:tcMar>
-          </w:tcPr>
-          <w:p>
-            <w:pPr>
-              <w:spacing w:line="264" w:lineRule="auto"/>
-            </w:pPr>
-            <w:r>
-              <w:rPr>
-                <w:rFonts w:eastAsia="Times New Roman"/>
-                <w:color w:val="000000"/>
-                <w:sz w:val="23"/>
-              </w:rPr>
+            <w:hideMark/>
+          </w:tcPr>
+          <w:p>
+            <w:r>
               <w:t>Cá nhân/Tổ chức</w:t>
             </w:r>
           </w:p>
         </w:tc>
         <w:tc>
           <w:tcPr>
-            <w:tcW w:w="4664" w:type="dxa"/>
+            <w:tcW w:w="0" w:type="auto"/>
+            <w:tcBorders>
+              <w:top w:val="single" w:sz="4" w:space="0" w:color="000000"/>
+              <w:left w:val="single" w:sz="4" w:space="0" w:color="000000"/>
+              <w:bottom w:val="single" w:sz="4" w:space="0" w:color="000000"/>
+              <w:right w:val="single" w:sz="4" w:space="0" w:color="000000"/>
+            </w:tcBorders>
+            <w:tcMar>
+              <w:top w:w="100" w:type="dxa"/>
+              <w:left w:w="100" w:type="dxa"/>
+              <w:bottom w:w="100" w:type="dxa"/>
+              <w:right w:w="100" w:type="dxa"/>
+            </w:tcMar>
+            <w:vAlign w:val="bottom"/>
+            <w:hideMark/>
+          </w:tcPr>
+          <w:p>
+            <w:r>
+              <w:t>Cá nhân, tổ chức chuẩn bị đầy đủ hồ sơ theo quy định gồm đơn đề nghị, giấy tờ pháp lý và các tài liệu chuyên ngành liên quan, sau đó nộp trực tuyến qua Cổng Dịch vụ công hoặc nộp trực tiếp tại Bộ phận Một cửa.</w:t>
+            </w:r>
+          </w:p>
+        </w:tc>
+      </w:tr>
+      <w:tr>
+        <w:tc>
+          <w:tcPr>
+            <w:tcW w:w="0" w:type="auto"/>
+            <w:tcBorders>
+              <w:top w:val="single" w:sz="4" w:space="0" w:color="000000"/>
+              <w:left w:val="single" w:sz="4" w:space="0" w:color="000000"/>
+              <w:bottom w:val="single" w:sz="4" w:space="0" w:color="000000"/>
+              <w:right w:val="single" w:sz="4" w:space="0" w:color="000000"/>
+            </w:tcBorders>
             <w:tcMar>
               <w:top w:w="95" w:type="dxa"/>
               <w:left w:w="95" w:type="dxa"/>
               <w:bottom w:w="95" w:type="dxa"/>
               <w:right w:w="95" w:type="dxa"/>
             </w:tcMar>
-          </w:tcPr>
-          <w:p>
-            <w:pPr>
-              <w:spacing w:line="269" w:lineRule="auto"/>
-              <w:jc w:val="both"/>
-            </w:pPr>
-            <w:r>
-              <w:rPr>
-                <w:rFonts w:eastAsia="Times New Roman"/>
-                <w:color w:val="000000"/>
-                <w:sz w:val="23"/>
-              </w:rPr>
-              <w:t>Cá nhân hoặc tổ chức chuẩn bị hồ sơ theo thành phần quy định và nộp trực tiếp tại Bộ phận Một cửa. Hồ sơ bao gồm đơn đề nghị, giấy tờ pháp lý và các tài liệu chuyên ngành có liên quan đến thủ tục hành chính cần giải quyết.</w:t>
-            </w:r>
-          </w:p>
-        </w:tc>
-      </w:tr>
-      <w:tr>
-        <w:trPr>
-          <w:cantSplit/>
-          <w:jc w:val="center"/>
-        </w:trPr>
-        <w:tc>
-          <w:tcPr>
-            <w:tcW w:w="708" w:type="dxa"/>
+            <w:hideMark/>
+          </w:tcPr>
+          <w:p>
+            <w:r>
+              <w:t>2</w:t>
+            </w:r>
+          </w:p>
+        </w:tc>
+        <w:tc>
+          <w:tcPr>
+            <w:tcW w:w="0" w:type="auto"/>
+            <w:tcBorders>
+              <w:top w:val="single" w:sz="4" w:space="0" w:color="000000"/>
+              <w:left w:val="single" w:sz="4" w:space="0" w:color="000000"/>
+              <w:bottom w:val="single" w:sz="4" w:space="0" w:color="000000"/>
+              <w:right w:val="single" w:sz="4" w:space="0" w:color="000000"/>
+            </w:tcBorders>
             <w:tcMar>
               <w:top w:w="95" w:type="dxa"/>
               <w:left w:w="95" w:type="dxa"/>
               <w:bottom w:w="95" w:type="dxa"/>
               <w:right w:w="95" w:type="dxa"/>
             </w:tcMar>
-          </w:tcPr>
-          <w:p>
-            <w:pPr>
-              <w:jc w:val="center"/>
-            </w:pPr>
-            <w:r>
-              <w:rPr>
-                <w:rFonts w:eastAsia="Times New Roman"/>
-                <w:color w:val="000000"/>
-                <w:sz w:val="23"/>
-              </w:rPr>
-              <w:t>2</w:t>
-            </w:r>
-          </w:p>
-        </w:tc>
-        <w:tc>
-          <w:tcPr>
-            <w:tcW w:w="3247" w:type="dxa"/>
+            <w:hideMark/>
+          </w:tcPr>
+          <w:p>
+            <w:r>
+              <w:t>B2: Tiếp nhận hồ sơ và thông tin người nộp</w:t>
+            </w:r>
+          </w:p>
+        </w:tc>
+        <w:tc>
+          <w:tcPr>
+            <w:tcW w:w="0" w:type="auto"/>
+            <w:tcBorders>
+              <w:top w:val="single" w:sz="4" w:space="0" w:color="000000"/>
+              <w:left w:val="single" w:sz="4" w:space="0" w:color="000000"/>
+              <w:bottom w:val="single" w:sz="4" w:space="0" w:color="000000"/>
+              <w:right w:val="single" w:sz="4" w:space="0" w:color="000000"/>
+            </w:tcBorders>
             <w:tcMar>
               <w:top w:w="95" w:type="dxa"/>
               <w:left w:w="95" w:type="dxa"/>
               <w:bottom w:w="95" w:type="dxa"/>
               <w:right w:w="95" w:type="dxa"/>
             </w:tcMar>
-          </w:tcPr>
-          <w:p>
-            <w:pPr>
-              <w:spacing w:line="264" w:lineRule="auto"/>
-            </w:pPr>
-            <w:r>
-              <w:rPr>
-                <w:rFonts w:eastAsia="Times New Roman"/>
-                <w:color w:val="000000"/>
-                <w:sz w:val="23"/>
-              </w:rPr>
-              <w:t>B2: Tiếp nhận hồ sơ và thông tin người nộp</w:t>
-            </w:r>
-          </w:p>
-        </w:tc>
-        <w:tc>
-          <w:tcPr>
-            <w:tcW w:w="2110" w:type="dxa"/>
+            <w:hideMark/>
+          </w:tcPr>
+          <w:p>
+            <w:r>
+              <w:t>Cán bộ một cửa</w:t>
+            </w:r>
+          </w:p>
+        </w:tc>
+        <w:tc>
+          <w:tcPr>
+            <w:tcW w:w="0" w:type="auto"/>
+            <w:tcBorders>
+              <w:top w:val="single" w:sz="4" w:space="0" w:color="000000"/>
+              <w:left w:val="single" w:sz="4" w:space="0" w:color="000000"/>
+              <w:bottom w:val="single" w:sz="4" w:space="0" w:color="000000"/>
+              <w:right w:val="single" w:sz="4" w:space="0" w:color="000000"/>
+            </w:tcBorders>
+            <w:tcMar>
+              <w:top w:w="100" w:type="dxa"/>
+              <w:left w:w="100" w:type="dxa"/>
+              <w:bottom w:w="100" w:type="dxa"/>
+              <w:right w:w="100" w:type="dxa"/>
+            </w:tcMar>
+            <w:vAlign w:val="bottom"/>
+            <w:hideMark/>
+          </w:tcPr>
+          <w:p>
+            <w:r>
+              <w:t>Cán bộ tiếp nhận hồ sơ, đối chiếu thông tin sơ bộ của người nộp và xác định chính xác thủ tục hành chính cần giải quyết. Thông tin liên hệ của người nộp được ghi nhận đồng bộ để phục vụ công tác thông báo và trả kết quả.</w:t>
+            </w:r>
+          </w:p>
+        </w:tc>
+      </w:tr>
+      <w:tr>
+        <w:tc>
+          <w:tcPr>
+            <w:tcW w:w="0" w:type="auto"/>
+            <w:tcBorders>
+              <w:top w:val="single" w:sz="4" w:space="0" w:color="000000"/>
+              <w:left w:val="single" w:sz="4" w:space="0" w:color="000000"/>
+              <w:bottom w:val="single" w:sz="4" w:space="0" w:color="000000"/>
+              <w:right w:val="single" w:sz="4" w:space="0" w:color="000000"/>
+            </w:tcBorders>
             <w:tcMar>
               <w:top w:w="95" w:type="dxa"/>
               <w:left w:w="95" w:type="dxa"/>
               <w:bottom w:w="95" w:type="dxa"/>
               <w:right w:w="95" w:type="dxa"/>
             </w:tcMar>
-          </w:tcPr>
-          <w:p>
-            <w:pPr>
-              <w:spacing w:line="264" w:lineRule="auto"/>
-            </w:pPr>
-            <w:r>
-              <w:rPr>
-                <w:rFonts w:eastAsia="Times New Roman"/>
-                <w:color w:val="000000"/>
-                <w:sz w:val="23"/>
-              </w:rPr>
-              <w:t>Cán bộ một cửa</w:t>
-            </w:r>
-          </w:p>
-        </w:tc>
-        <w:tc>
-          <w:tcPr>
-            <w:tcW w:w="4664" w:type="dxa"/>
+            <w:hideMark/>
+          </w:tcPr>
+          <w:p>
+            <w:r>
+              <w:t>3</w:t>
+            </w:r>
+          </w:p>
+        </w:tc>
+        <w:tc>
+          <w:tcPr>
+            <w:tcW w:w="0" w:type="auto"/>
+            <w:tcBorders>
+              <w:top w:val="single" w:sz="4" w:space="0" w:color="000000"/>
+              <w:left w:val="single" w:sz="4" w:space="0" w:color="000000"/>
+              <w:bottom w:val="single" w:sz="4" w:space="0" w:color="000000"/>
+              <w:right w:val="single" w:sz="4" w:space="0" w:color="000000"/>
+            </w:tcBorders>
             <w:tcMar>
               <w:top w:w="95" w:type="dxa"/>
               <w:left w:w="95" w:type="dxa"/>
               <w:bottom w:w="95" w:type="dxa"/>
               <w:right w:w="95" w:type="dxa"/>
             </w:tcMar>
-          </w:tcPr>
-          <w:p>
-            <w:pPr>
-              <w:spacing w:line="269" w:lineRule="auto"/>
-              <w:jc w:val="both"/>
-            </w:pPr>
-            <w:r>
-              <w:rPr>
-                <w:rFonts w:eastAsia="Times New Roman"/>
-                <w:color w:val="000000"/>
-                <w:sz w:val="23"/>
-              </w:rPr>
-              <w:t>Cán bộ một cửa tiếp nhận hồ sơ, kiểm tra sơ bộ thông tin người nộp và xác định thủ tục hành chính mà cá nhân hoặc tổ chức yêu cầu giải quyết. Thông tin liên hệ của người nộp được ghi nhận để phục vụ việc thông báo và trả kết quả.</w:t>
-            </w:r>
-          </w:p>
-        </w:tc>
-      </w:tr>
-      <w:tr>
-        <w:trPr>
-          <w:cantSplit/>
-          <w:jc w:val="center"/>
-        </w:trPr>
-        <w:tc>
-          <w:tcPr>
-            <w:tcW w:w="708" w:type="dxa"/>
+            <w:hideMark/>
+          </w:tcPr>
+          <w:p>
+            <w:r>
+              <w:t>B3: Kiểm tra tài khoản Cổng DVCQG</w:t>
+            </w:r>
+          </w:p>
+        </w:tc>
+        <w:tc>
+          <w:tcPr>
+            <w:tcW w:w="0" w:type="auto"/>
+            <w:tcBorders>
+              <w:top w:val="single" w:sz="4" w:space="0" w:color="000000"/>
+              <w:left w:val="single" w:sz="4" w:space="0" w:color="000000"/>
+              <w:bottom w:val="single" w:sz="4" w:space="0" w:color="000000"/>
+              <w:right w:val="single" w:sz="4" w:space="0" w:color="000000"/>
+            </w:tcBorders>
             <w:tcMar>
               <w:top w:w="95" w:type="dxa"/>
               <w:left w:w="95" w:type="dxa"/>
               <w:bottom w:w="95" w:type="dxa"/>
               <w:right w:w="95" w:type="dxa"/>
             </w:tcMar>
-          </w:tcPr>
-          <w:p>
-            <w:pPr>
-              <w:jc w:val="center"/>
-            </w:pPr>
-            <w:r>
-              <w:rPr>
-                <w:rFonts w:eastAsia="Times New Roman"/>
-                <w:color w:val="000000"/>
-                <w:sz w:val="23"/>
-              </w:rPr>
+            <w:hideMark/>
+          </w:tcPr>
+          <w:p>
+            <w:r>
+              <w:t>Cán bộ một cửa; Hệ thống</w:t>
+            </w:r>
+          </w:p>
+        </w:tc>
+        <w:tc>
+          <w:tcPr>
+            <w:tcW w:w="0" w:type="auto"/>
+            <w:tcBorders>
+              <w:top w:val="single" w:sz="4" w:space="0" w:color="000000"/>
+              <w:left w:val="single" w:sz="4" w:space="0" w:color="000000"/>
+              <w:bottom w:val="single" w:sz="4" w:space="0" w:color="000000"/>
+              <w:right w:val="single" w:sz="4" w:space="0" w:color="000000"/>
+            </w:tcBorders>
+            <w:tcMar>
+              <w:top w:w="100" w:type="dxa"/>
+              <w:left w:w="100" w:type="dxa"/>
+              <w:bottom w:w="100" w:type="dxa"/>
+              <w:right w:w="100" w:type="dxa"/>
+            </w:tcMar>
+            <w:vAlign w:val="bottom"/>
+            <w:hideMark/>
+          </w:tcPr>
+          <w:p>
+            <w:r>
+              <w:t xml:space="preserve">Cán bộ (hoặc hệ thống) sử dụng mã định danh cá nhân/CCCD, hộ chiếu, mã số thuế hoặc mã số doanh nghiệp để truy vấn trạng </w:t>
+            </w:r>
+            <w:r>
               <w:lastRenderedPageBreak/>
-              <w:t>3</w:t>
-            </w:r>
-          </w:p>
-        </w:tc>
-        <w:tc>
-          <w:tcPr>
-            <w:tcW w:w="3247" w:type="dxa"/>
+              <w:t>thái tài khoản của cá nhân, tổ chức trên Cổng Dịch vụ công Quốc gia.</w:t>
+            </w:r>
+          </w:p>
+        </w:tc>
+      </w:tr>
+      <w:tr>
+        <w:tc>
+          <w:tcPr>
+            <w:tcW w:w="0" w:type="auto"/>
+            <w:tcBorders>
+              <w:top w:val="single" w:sz="4" w:space="0" w:color="000000"/>
+              <w:left w:val="single" w:sz="4" w:space="0" w:color="000000"/>
+              <w:bottom w:val="single" w:sz="4" w:space="0" w:color="000000"/>
+              <w:right w:val="single" w:sz="4" w:space="0" w:color="000000"/>
+            </w:tcBorders>
             <w:tcMar>
               <w:top w:w="95" w:type="dxa"/>
               <w:left w:w="95" w:type="dxa"/>
               <w:bottom w:w="95" w:type="dxa"/>
               <w:right w:w="95" w:type="dxa"/>
             </w:tcMar>
-          </w:tcPr>
-          <w:p>
-            <w:pPr>
-              <w:spacing w:line="264" w:lineRule="auto"/>
-            </w:pPr>
-            <w:r>
-              <w:rPr>
-                <w:rFonts w:eastAsia="Times New Roman"/>
-                <w:color w:val="000000"/>
-                <w:sz w:val="23"/>
-              </w:rPr>
-              <w:t>B3: Kiểm tra tài khoản Cổng DVCQG</w:t>
-            </w:r>
-          </w:p>
-        </w:tc>
-        <w:tc>
-          <w:tcPr>
-            <w:tcW w:w="2110" w:type="dxa"/>
+            <w:hideMark/>
+          </w:tcPr>
+          <w:p>
+            <w:r>
+              <w:lastRenderedPageBreak/>
+              <w:t>4</w:t>
+            </w:r>
+          </w:p>
+        </w:tc>
+        <w:tc>
+          <w:tcPr>
+            <w:tcW w:w="0" w:type="auto"/>
+            <w:tcBorders>
+              <w:top w:val="single" w:sz="4" w:space="0" w:color="000000"/>
+              <w:left w:val="single" w:sz="4" w:space="0" w:color="000000"/>
+              <w:bottom w:val="single" w:sz="4" w:space="0" w:color="000000"/>
+              <w:right w:val="single" w:sz="4" w:space="0" w:color="000000"/>
+            </w:tcBorders>
             <w:tcMar>
               <w:top w:w="95" w:type="dxa"/>
               <w:left w:w="95" w:type="dxa"/>
               <w:bottom w:w="95" w:type="dxa"/>
               <w:right w:w="95" w:type="dxa"/>
             </w:tcMar>
-          </w:tcPr>
-          <w:p>
-            <w:pPr>
-              <w:spacing w:line="264" w:lineRule="auto"/>
-            </w:pPr>
-            <w:r>
-              <w:rPr>
-                <w:rFonts w:eastAsia="Times New Roman"/>
-                <w:color w:val="000000"/>
-                <w:sz w:val="23"/>
-              </w:rPr>
-              <w:t>Cán bộ một cửa; Hệ thống</w:t>
-            </w:r>
-          </w:p>
-        </w:tc>
-        <w:tc>
-          <w:tcPr>
-            <w:tcW w:w="4664" w:type="dxa"/>
+            <w:hideMark/>
+          </w:tcPr>
+          <w:p>
+            <w:r>
+              <w:t>B4: Hỗ trợ tạo tài khoản Cổng DVCQG</w:t>
+            </w:r>
+          </w:p>
+        </w:tc>
+        <w:tc>
+          <w:tcPr>
+            <w:tcW w:w="0" w:type="auto"/>
+            <w:tcBorders>
+              <w:top w:val="single" w:sz="4" w:space="0" w:color="000000"/>
+              <w:left w:val="single" w:sz="4" w:space="0" w:color="000000"/>
+              <w:bottom w:val="single" w:sz="4" w:space="0" w:color="000000"/>
+              <w:right w:val="single" w:sz="4" w:space="0" w:color="000000"/>
+            </w:tcBorders>
             <w:tcMar>
               <w:top w:w="95" w:type="dxa"/>
               <w:left w:w="95" w:type="dxa"/>
               <w:bottom w:w="95" w:type="dxa"/>
               <w:right w:w="95" w:type="dxa"/>
             </w:tcMar>
-          </w:tcPr>
-          <w:p>
-            <w:pPr>
-              <w:spacing w:line="269" w:lineRule="auto"/>
-              <w:jc w:val="both"/>
-            </w:pPr>
-            <w:r>
-              <w:rPr>
-                <w:rFonts w:eastAsia="Times New Roman"/>
-                <w:color w:val="000000"/>
-                <w:sz w:val="23"/>
-              </w:rPr>
-              <w:t>Cán bộ sử dụng số định danh cá nhân, số căn cước công dân, số hộ chiếu, mã số thuế hoặc mã số doanh nghiệp để kiểm tra cá nhân hoặc tổ chức đã có tài khoản trên Cổng Dịch vụ công quốc gia hay chưa.</w:t>
+            <w:hideMark/>
+          </w:tcPr>
+          <w:p>
+            <w:r>
+              <w:t>Cán bộ một cửa; Cá nhân/Tổ chức</w:t>
+            </w:r>
+          </w:p>
+        </w:tc>
+        <w:tc>
+          <w:tcPr>
+            <w:tcW w:w="0" w:type="auto"/>
+            <w:tcBorders>
+              <w:top w:val="single" w:sz="4" w:space="0" w:color="000000"/>
+              <w:left w:val="single" w:sz="4" w:space="0" w:color="000000"/>
+              <w:bottom w:val="single" w:sz="4" w:space="0" w:color="000000"/>
+              <w:right w:val="single" w:sz="4" w:space="0" w:color="000000"/>
+            </w:tcBorders>
+            <w:tcMar>
+              <w:top w:w="100" w:type="dxa"/>
+              <w:left w:w="100" w:type="dxa"/>
+              <w:bottom w:w="100" w:type="dxa"/>
+              <w:right w:w="100" w:type="dxa"/>
+            </w:tcMar>
+            <w:vAlign w:val="bottom"/>
+            <w:hideMark/>
+          </w:tcPr>
+          <w:p>
+            <w:r>
+              <w:t>Người nộp chưa có tài khoản, cán bộ hướng dẫn hoặc hỗ trợ đăng ký mới trên Cổng Dịch vụ công Quốc gia. Tài khoản này dùng để theo dõi tiến độ xử lý, nhận thông báo và sử dụng các dịch vụ công trực tuyến khác.</w:t>
             </w:r>
           </w:p>
         </w:tc>
       </w:tr>
       <w:tr>
-        <w:trPr>
-          <w:cantSplit/>
-          <w:jc w:val="center"/>
-        </w:trPr>
-        <w:tc>
-          <w:tcPr>
-            <w:tcW w:w="708" w:type="dxa"/>
+        <w:tc>
+          <w:tcPr>
+            <w:tcW w:w="0" w:type="auto"/>
+            <w:tcBorders>
+              <w:top w:val="single" w:sz="4" w:space="0" w:color="000000"/>
+              <w:left w:val="single" w:sz="4" w:space="0" w:color="000000"/>
+              <w:bottom w:val="single" w:sz="4" w:space="0" w:color="000000"/>
+              <w:right w:val="single" w:sz="4" w:space="0" w:color="000000"/>
+            </w:tcBorders>
             <w:tcMar>
               <w:top w:w="95" w:type="dxa"/>
               <w:left w:w="95" w:type="dxa"/>
               <w:bottom w:w="95" w:type="dxa"/>
               <w:right w:w="95" w:type="dxa"/>
             </w:tcMar>
-          </w:tcPr>
-          <w:p>
-            <w:pPr>
-              <w:jc w:val="center"/>
-            </w:pPr>
-            <w:r>
-              <w:rPr>
-                <w:rFonts w:eastAsia="Times New Roman"/>
-                <w:color w:val="000000"/>
-                <w:sz w:val="23"/>
-              </w:rPr>
-              <w:t>4</w:t>
-            </w:r>
-          </w:p>
-        </w:tc>
-        <w:tc>
-          <w:tcPr>
-            <w:tcW w:w="3247" w:type="dxa"/>
+            <w:hideMark/>
+          </w:tcPr>
+          <w:p>
+            <w:r>
+              <w:t>5</w:t>
+            </w:r>
+          </w:p>
+        </w:tc>
+        <w:tc>
+          <w:tcPr>
+            <w:tcW w:w="0" w:type="auto"/>
+            <w:tcBorders>
+              <w:top w:val="single" w:sz="4" w:space="0" w:color="000000"/>
+              <w:left w:val="single" w:sz="4" w:space="0" w:color="000000"/>
+              <w:bottom w:val="single" w:sz="4" w:space="0" w:color="000000"/>
+              <w:right w:val="single" w:sz="4" w:space="0" w:color="000000"/>
+            </w:tcBorders>
             <w:tcMar>
               <w:top w:w="95" w:type="dxa"/>
               <w:left w:w="95" w:type="dxa"/>
               <w:bottom w:w="95" w:type="dxa"/>
               <w:right w:w="95" w:type="dxa"/>
             </w:tcMar>
-          </w:tcPr>
-          <w:p>
-            <w:pPr>
-              <w:spacing w:line="264" w:lineRule="auto"/>
-            </w:pPr>
-            <w:r>
-              <w:rPr>
-                <w:rFonts w:eastAsia="Times New Roman"/>
-                <w:color w:val="000000"/>
-                <w:sz w:val="23"/>
-              </w:rPr>
-              <w:t>B4: Hỗ trợ tạo tài khoản Cổng DVCQG</w:t>
-            </w:r>
-          </w:p>
-        </w:tc>
-        <w:tc>
-          <w:tcPr>
-            <w:tcW w:w="2110" w:type="dxa"/>
+            <w:hideMark/>
+          </w:tcPr>
+          <w:p>
+            <w:r>
+              <w:t>B5: Kiểm tra tài khoản trên HTTT giải quyết TTHC</w:t>
+            </w:r>
+          </w:p>
+        </w:tc>
+        <w:tc>
+          <w:tcPr>
+            <w:tcW w:w="0" w:type="auto"/>
+            <w:tcBorders>
+              <w:top w:val="single" w:sz="4" w:space="0" w:color="000000"/>
+              <w:left w:val="single" w:sz="4" w:space="0" w:color="000000"/>
+              <w:bottom w:val="single" w:sz="4" w:space="0" w:color="000000"/>
+              <w:right w:val="single" w:sz="4" w:space="0" w:color="000000"/>
+            </w:tcBorders>
             <w:tcMar>
               <w:top w:w="95" w:type="dxa"/>
               <w:left w:w="95" w:type="dxa"/>
               <w:bottom w:w="95" w:type="dxa"/>
               <w:right w:w="95" w:type="dxa"/>
             </w:tcMar>
-          </w:tcPr>
-          <w:p>
-            <w:pPr>
-              <w:spacing w:line="264" w:lineRule="auto"/>
-            </w:pPr>
-            <w:r>
-              <w:rPr>
-                <w:rFonts w:eastAsia="Times New Roman"/>
-                <w:color w:val="000000"/>
-                <w:sz w:val="23"/>
-              </w:rPr>
-              <w:t>Cán bộ một cửa; Cá nhân/Tổ chức</w:t>
-            </w:r>
-          </w:p>
-        </w:tc>
-        <w:tc>
-          <w:tcPr>
-            <w:tcW w:w="4664" w:type="dxa"/>
+            <w:hideMark/>
+          </w:tcPr>
+          <w:p>
+            <w:r>
+              <w:t>Cán bộ một cửa; Hệ thống</w:t>
+            </w:r>
+          </w:p>
+        </w:tc>
+        <w:tc>
+          <w:tcPr>
+            <w:tcW w:w="0" w:type="auto"/>
+            <w:tcBorders>
+              <w:top w:val="single" w:sz="4" w:space="0" w:color="000000"/>
+              <w:left w:val="single" w:sz="4" w:space="0" w:color="000000"/>
+              <w:bottom w:val="single" w:sz="4" w:space="0" w:color="000000"/>
+              <w:right w:val="single" w:sz="4" w:space="0" w:color="000000"/>
+            </w:tcBorders>
+            <w:tcMar>
+              <w:top w:w="100" w:type="dxa"/>
+              <w:left w:w="100" w:type="dxa"/>
+              <w:bottom w:w="100" w:type="dxa"/>
+              <w:right w:w="100" w:type="dxa"/>
+            </w:tcMar>
+            <w:vAlign w:val="bottom"/>
+            <w:hideMark/>
+          </w:tcPr>
+          <w:p>
+            <w:r>
+              <w:t>Tiếp theo, cán bộ hoặc hệ thống tra cứu xem cá nhân, tổ chức đã có tài khoản trên Hệ thống thông tin giải quyết thủ tục hành chính của Bộ, ngành, địa phương hay chưa.</w:t>
+            </w:r>
+          </w:p>
+        </w:tc>
+      </w:tr>
+      <w:tr>
+        <w:tc>
+          <w:tcPr>
+            <w:tcW w:w="0" w:type="auto"/>
+            <w:tcBorders>
+              <w:top w:val="single" w:sz="4" w:space="0" w:color="000000"/>
+              <w:left w:val="single" w:sz="4" w:space="0" w:color="000000"/>
+              <w:bottom w:val="single" w:sz="4" w:space="0" w:color="000000"/>
+              <w:right w:val="single" w:sz="4" w:space="0" w:color="000000"/>
+            </w:tcBorders>
             <w:tcMar>
               <w:top w:w="95" w:type="dxa"/>
               <w:left w:w="95" w:type="dxa"/>
               <w:bottom w:w="95" w:type="dxa"/>
               <w:right w:w="95" w:type="dxa"/>
             </w:tcMar>
-          </w:tcPr>
-          <w:p>
-            <w:pPr>
-              <w:spacing w:line="269" w:lineRule="auto"/>
-              <w:jc w:val="both"/>
-            </w:pPr>
-            <w:r>
-              <w:rPr>
-                <w:rFonts w:eastAsia="Times New Roman"/>
-                <w:color w:val="000000"/>
-                <w:sz w:val="23"/>
-              </w:rPr>
-              <w:t>Trường hợp người nộp chưa có tài khoản, cán bộ hướng dẫn hoặc hỗ trợ đăng ký tài khoản trên Cổng Dịch vụ công quốc gia. Tài khoản được sử dụng để theo dõi trạng thái hồ sơ, nhận thông báo và khai thác các dịch vụ công trực tuyến.</w:t>
-            </w:r>
-          </w:p>
-        </w:tc>
-      </w:tr>
-      <w:tr>
-        <w:trPr>
-          <w:cantSplit/>
-          <w:jc w:val="center"/>
-        </w:trPr>
-        <w:tc>
-          <w:tcPr>
-            <w:tcW w:w="708" w:type="dxa"/>
+            <w:hideMark/>
+          </w:tcPr>
+          <w:p>
+            <w:r>
+              <w:t>6</w:t>
+            </w:r>
+          </w:p>
+        </w:tc>
+        <w:tc>
+          <w:tcPr>
+            <w:tcW w:w="0" w:type="auto"/>
+            <w:tcBorders>
+              <w:top w:val="single" w:sz="4" w:space="0" w:color="000000"/>
+              <w:left w:val="single" w:sz="4" w:space="0" w:color="000000"/>
+              <w:bottom w:val="single" w:sz="4" w:space="0" w:color="000000"/>
+              <w:right w:val="single" w:sz="4" w:space="0" w:color="000000"/>
+            </w:tcBorders>
             <w:tcMar>
               <w:top w:w="95" w:type="dxa"/>
               <w:left w:w="95" w:type="dxa"/>
               <w:bottom w:w="95" w:type="dxa"/>
               <w:right w:w="95" w:type="dxa"/>
             </w:tcMar>
-          </w:tcPr>
-          <w:p>
-            <w:pPr>
-              <w:jc w:val="center"/>
-            </w:pPr>
-            <w:r>
-              <w:rPr>
-                <w:rFonts w:eastAsia="Times New Roman"/>
-                <w:color w:val="000000"/>
-                <w:sz w:val="23"/>
-              </w:rPr>
-              <w:t>5</w:t>
-            </w:r>
-          </w:p>
-        </w:tc>
-        <w:tc>
-          <w:tcPr>
-            <w:tcW w:w="3247" w:type="dxa"/>
+            <w:hideMark/>
+          </w:tcPr>
+          <w:p>
+            <w:r>
+              <w:t>B6: Tạo và liên kết tài khoản</w:t>
+            </w:r>
+          </w:p>
+        </w:tc>
+        <w:tc>
+          <w:tcPr>
+            <w:tcW w:w="0" w:type="auto"/>
+            <w:tcBorders>
+              <w:top w:val="single" w:sz="4" w:space="0" w:color="000000"/>
+              <w:left w:val="single" w:sz="4" w:space="0" w:color="000000"/>
+              <w:bottom w:val="single" w:sz="4" w:space="0" w:color="000000"/>
+              <w:right w:val="single" w:sz="4" w:space="0" w:color="000000"/>
+            </w:tcBorders>
             <w:tcMar>
               <w:top w:w="95" w:type="dxa"/>
               <w:left w:w="95" w:type="dxa"/>
               <w:bottom w:w="95" w:type="dxa"/>
               <w:right w:w="95" w:type="dxa"/>
             </w:tcMar>
-          </w:tcPr>
-          <w:p>
-            <w:pPr>
-              <w:spacing w:line="264" w:lineRule="auto"/>
-            </w:pPr>
-            <w:r>
-              <w:rPr>
-                <w:rFonts w:eastAsia="Times New Roman"/>
-                <w:color w:val="000000"/>
-                <w:sz w:val="23"/>
-              </w:rPr>
-              <w:t>B5: Kiểm tra tài khoản trên HTTT giải quyết TTHC</w:t>
-            </w:r>
-          </w:p>
-        </w:tc>
-        <w:tc>
-          <w:tcPr>
-            <w:tcW w:w="2110" w:type="dxa"/>
+            <w:hideMark/>
+          </w:tcPr>
+          <w:p>
+            <w:r>
+              <w:t>Hệ thống; Cán bộ một cửa</w:t>
+            </w:r>
+          </w:p>
+        </w:tc>
+        <w:tc>
+          <w:tcPr>
+            <w:tcW w:w="0" w:type="auto"/>
+            <w:tcBorders>
+              <w:top w:val="single" w:sz="4" w:space="0" w:color="000000"/>
+              <w:left w:val="single" w:sz="4" w:space="0" w:color="000000"/>
+              <w:bottom w:val="single" w:sz="4" w:space="0" w:color="000000"/>
+              <w:right w:val="single" w:sz="4" w:space="0" w:color="000000"/>
+            </w:tcBorders>
+            <w:tcMar>
+              <w:top w:w="100" w:type="dxa"/>
+              <w:left w:w="100" w:type="dxa"/>
+              <w:bottom w:w="100" w:type="dxa"/>
+              <w:right w:w="100" w:type="dxa"/>
+            </w:tcMar>
+            <w:vAlign w:val="bottom"/>
+            <w:hideMark/>
+          </w:tcPr>
+          <w:p>
+            <w:r>
+              <w:t>Nếu chưa có tài khoản tại hệ thống chuyên ngành của Bộ, ngành, địa phương, hệ thống sẽ tự động khởi tạo và liên kết đồng bộ với tài khoản Cổng Dịch vụ công Quốc gia thông qua thông tin định danh duy nhất.</w:t>
+            </w:r>
+          </w:p>
+        </w:tc>
+      </w:tr>
+      <w:tr>
+        <w:tc>
+          <w:tcPr>
+            <w:tcW w:w="0" w:type="auto"/>
+            <w:tcBorders>
+              <w:top w:val="single" w:sz="4" w:space="0" w:color="000000"/>
+              <w:left w:val="single" w:sz="4" w:space="0" w:color="000000"/>
+              <w:bottom w:val="single" w:sz="4" w:space="0" w:color="000000"/>
+              <w:right w:val="single" w:sz="4" w:space="0" w:color="000000"/>
+            </w:tcBorders>
             <w:tcMar>
               <w:top w:w="95" w:type="dxa"/>
               <w:left w:w="95" w:type="dxa"/>
               <w:bottom w:w="95" w:type="dxa"/>
               <w:right w:w="95" w:type="dxa"/>
             </w:tcMar>
-          </w:tcPr>
-          <w:p>
-            <w:pPr>
-              <w:spacing w:line="264" w:lineRule="auto"/>
-            </w:pPr>
-            <w:r>
-              <w:rPr>
-                <w:rFonts w:eastAsia="Times New Roman"/>
-                <w:color w:val="000000"/>
-                <w:sz w:val="23"/>
-              </w:rPr>
-              <w:t>Cán bộ một cửa; Hệ thống</w:t>
-            </w:r>
-          </w:p>
-        </w:tc>
-        <w:tc>
-          <w:tcPr>
-            <w:tcW w:w="4664" w:type="dxa"/>
+            <w:hideMark/>
+          </w:tcPr>
+          <w:p>
+            <w:r>
+              <w:t>7</w:t>
+            </w:r>
+          </w:p>
+        </w:tc>
+        <w:tc>
+          <w:tcPr>
+            <w:tcW w:w="0" w:type="auto"/>
+            <w:tcBorders>
+              <w:top w:val="single" w:sz="4" w:space="0" w:color="000000"/>
+              <w:left w:val="single" w:sz="4" w:space="0" w:color="000000"/>
+              <w:bottom w:val="single" w:sz="4" w:space="0" w:color="000000"/>
+              <w:right w:val="single" w:sz="4" w:space="0" w:color="000000"/>
+            </w:tcBorders>
             <w:tcMar>
               <w:top w:w="95" w:type="dxa"/>
               <w:left w:w="95" w:type="dxa"/>
               <w:bottom w:w="95" w:type="dxa"/>
               <w:right w:w="95" w:type="dxa"/>
             </w:tcMar>
-          </w:tcPr>
-          <w:p>
-            <w:pPr>
-              <w:spacing w:line="269" w:lineRule="auto"/>
-              <w:jc w:val="both"/>
-            </w:pPr>
-            <w:r>
-              <w:rPr>
-                <w:rFonts w:eastAsia="Times New Roman"/>
-                <w:color w:val="000000"/>
-                <w:sz w:val="23"/>
-              </w:rPr>
-              <w:t>Sau khi kiểm tra tài khoản Cổng Dịch vụ công quốc gia, cán bộ hoặc hệ thống tiếp tục xác định cá nhân, tổ chức đã có tài khoản trên Hệ thống thông tin giải quyết thủ tục hành chính của Bộ, ngành, địa phương hay chưa.</w:t>
-            </w:r>
-          </w:p>
-        </w:tc>
-      </w:tr>
-      <w:tr>
-        <w:trPr>
-          <w:cantSplit/>
-          <w:jc w:val="center"/>
-        </w:trPr>
-        <w:tc>
-          <w:tcPr>
-            <w:tcW w:w="708" w:type="dxa"/>
+            <w:hideMark/>
+          </w:tcPr>
+          <w:p>
+            <w:r>
+              <w:t>B7: Nhập thông tin hồ sơ vào hệ thống</w:t>
+            </w:r>
+          </w:p>
+        </w:tc>
+        <w:tc>
+          <w:tcPr>
+            <w:tcW w:w="0" w:type="auto"/>
+            <w:tcBorders>
+              <w:top w:val="single" w:sz="4" w:space="0" w:color="000000"/>
+              <w:left w:val="single" w:sz="4" w:space="0" w:color="000000"/>
+              <w:bottom w:val="single" w:sz="4" w:space="0" w:color="000000"/>
+              <w:right w:val="single" w:sz="4" w:space="0" w:color="000000"/>
+            </w:tcBorders>
             <w:tcMar>
               <w:top w:w="95" w:type="dxa"/>
               <w:left w:w="95" w:type="dxa"/>
               <w:bottom w:w="95" w:type="dxa"/>
               <w:right w:w="95" w:type="dxa"/>
             </w:tcMar>
-          </w:tcPr>
-          <w:p>
-            <w:pPr>
-              <w:jc w:val="center"/>
-            </w:pPr>
-            <w:r>
-              <w:rPr>
-                <w:rFonts w:eastAsia="Times New Roman"/>
-                <w:color w:val="000000"/>
-                <w:sz w:val="23"/>
-              </w:rPr>
-              <w:t>6</w:t>
-            </w:r>
-          </w:p>
-        </w:tc>
-        <w:tc>
-          <w:tcPr>
-            <w:tcW w:w="3247" w:type="dxa"/>
+            <w:hideMark/>
+          </w:tcPr>
+          <w:p>
+            <w:r>
+              <w:t>Cán bộ một cửa</w:t>
+            </w:r>
+          </w:p>
+        </w:tc>
+        <w:tc>
+          <w:tcPr>
+            <w:tcW w:w="0" w:type="auto"/>
+            <w:tcBorders>
+              <w:top w:val="single" w:sz="4" w:space="0" w:color="000000"/>
+              <w:left w:val="single" w:sz="4" w:space="0" w:color="000000"/>
+              <w:bottom w:val="single" w:sz="4" w:space="0" w:color="000000"/>
+              <w:right w:val="single" w:sz="4" w:space="0" w:color="000000"/>
+            </w:tcBorders>
+            <w:tcMar>
+              <w:top w:w="100" w:type="dxa"/>
+              <w:left w:w="100" w:type="dxa"/>
+              <w:bottom w:w="100" w:type="dxa"/>
+              <w:right w:w="100" w:type="dxa"/>
+            </w:tcMar>
+            <w:vAlign w:val="bottom"/>
+            <w:hideMark/>
+          </w:tcPr>
+          <w:p>
+            <w:r>
+              <w:t>Cán bộ tiến hành nhập các thông tin cốt lõi của hồ sơ lên hệ thống, bao gồm: thông tin người nộp/chủ hồ sơ, tên thủ tục, thời điểm tiếp nhận, hình thức nộp, thông tin liên hệ và các dữ liệu liên quan khác.</w:t>
+            </w:r>
+          </w:p>
+        </w:tc>
+      </w:tr>
+      <w:tr>
+        <w:tc>
+          <w:tcPr>
+            <w:tcW w:w="0" w:type="auto"/>
+            <w:tcBorders>
+              <w:top w:val="single" w:sz="4" w:space="0" w:color="000000"/>
+              <w:left w:val="single" w:sz="4" w:space="0" w:color="000000"/>
+              <w:bottom w:val="single" w:sz="4" w:space="0" w:color="000000"/>
+              <w:right w:val="single" w:sz="4" w:space="0" w:color="000000"/>
+            </w:tcBorders>
             <w:tcMar>
               <w:top w:w="95" w:type="dxa"/>
               <w:left w:w="95" w:type="dxa"/>
               <w:bottom w:w="95" w:type="dxa"/>
               <w:right w:w="95" w:type="dxa"/>
             </w:tcMar>
-          </w:tcPr>
-          <w:p>
-            <w:pPr>
-              <w:spacing w:line="264" w:lineRule="auto"/>
-            </w:pPr>
-            <w:r>
-              <w:rPr>
-                <w:rFonts w:eastAsia="Times New Roman"/>
-                <w:color w:val="000000"/>
-                <w:sz w:val="23"/>
-              </w:rPr>
-              <w:t>B6: Tạo và liên kết tài khoản</w:t>
-            </w:r>
-          </w:p>
-        </w:tc>
-        <w:tc>
-          <w:tcPr>
-            <w:tcW w:w="2110" w:type="dxa"/>
+            <w:hideMark/>
+          </w:tcPr>
+          <w:p>
+            <w:r>
+              <w:t>8</w:t>
+            </w:r>
+          </w:p>
+        </w:tc>
+        <w:tc>
+          <w:tcPr>
+            <w:tcW w:w="0" w:type="auto"/>
+            <w:tcBorders>
+              <w:top w:val="single" w:sz="4" w:space="0" w:color="000000"/>
+              <w:left w:val="single" w:sz="4" w:space="0" w:color="000000"/>
+              <w:bottom w:val="single" w:sz="4" w:space="0" w:color="000000"/>
+              <w:right w:val="single" w:sz="4" w:space="0" w:color="000000"/>
+            </w:tcBorders>
             <w:tcMar>
               <w:top w:w="95" w:type="dxa"/>
               <w:left w:w="95" w:type="dxa"/>
               <w:bottom w:w="95" w:type="dxa"/>
               <w:right w:w="95" w:type="dxa"/>
             </w:tcMar>
-          </w:tcPr>
-          <w:p>
-            <w:pPr>
-              <w:spacing w:line="264" w:lineRule="auto"/>
-            </w:pPr>
-            <w:r>
-              <w:rPr>
-                <w:rFonts w:eastAsia="Times New Roman"/>
-                <w:color w:val="000000"/>
-                <w:sz w:val="23"/>
-              </w:rPr>
-              <w:t>Hệ thống; Cán bộ một cửa</w:t>
-            </w:r>
-          </w:p>
-        </w:tc>
-        <w:tc>
-          <w:tcPr>
-            <w:tcW w:w="4664" w:type="dxa"/>
+            <w:hideMark/>
+          </w:tcPr>
+          <w:p>
+            <w:r>
+              <w:t>B8: Kiểm tra thành phần, số lượng và tính hợp lệ</w:t>
+            </w:r>
+          </w:p>
+        </w:tc>
+        <w:tc>
+          <w:tcPr>
+            <w:tcW w:w="0" w:type="auto"/>
+            <w:tcBorders>
+              <w:top w:val="single" w:sz="4" w:space="0" w:color="000000"/>
+              <w:left w:val="single" w:sz="4" w:space="0" w:color="000000"/>
+              <w:bottom w:val="single" w:sz="4" w:space="0" w:color="000000"/>
+              <w:right w:val="single" w:sz="4" w:space="0" w:color="000000"/>
+            </w:tcBorders>
             <w:tcMar>
               <w:top w:w="95" w:type="dxa"/>
               <w:left w:w="95" w:type="dxa"/>
               <w:bottom w:w="95" w:type="dxa"/>
               <w:right w:w="95" w:type="dxa"/>
             </w:tcMar>
-          </w:tcPr>
-          <w:p>
-            <w:pPr>
-              <w:spacing w:line="269" w:lineRule="auto"/>
-              <w:jc w:val="both"/>
-            </w:pPr>
-            <w:r>
-              <w:rPr>
-                <w:rFonts w:eastAsia="Times New Roman"/>
-                <w:color w:val="000000"/>
-                <w:sz w:val="23"/>
-              </w:rPr>
-              <w:t>Nếu người nộp chưa có tài khoản trên hệ thống của Bộ, ngành, địa phương, hệ thống tạo tài khoản tương ứng và liên kết với tài khoản Cổng Dịch vụ công quốc gia thông qua thông tin định danh duy nhất của cá nhân hoặc tổ chức.</w:t>
+            <w:hideMark/>
+          </w:tcPr>
+          <w:p>
+            <w:r>
+              <w:t>Cán bộ một cửa</w:t>
+            </w:r>
+          </w:p>
+        </w:tc>
+        <w:tc>
+          <w:tcPr>
+            <w:tcW w:w="0" w:type="auto"/>
+            <w:tcBorders>
+              <w:top w:val="single" w:sz="4" w:space="0" w:color="000000"/>
+              <w:left w:val="single" w:sz="4" w:space="0" w:color="000000"/>
+              <w:bottom w:val="single" w:sz="4" w:space="0" w:color="000000"/>
+              <w:right w:val="single" w:sz="4" w:space="0" w:color="000000"/>
+            </w:tcBorders>
+            <w:tcMar>
+              <w:top w:w="100" w:type="dxa"/>
+              <w:left w:w="100" w:type="dxa"/>
+              <w:bottom w:w="100" w:type="dxa"/>
+              <w:right w:w="100" w:type="dxa"/>
+            </w:tcMar>
+            <w:vAlign w:val="bottom"/>
+            <w:hideMark/>
+          </w:tcPr>
+          <w:p>
+            <w:r>
+              <w:t>Cán bộ đối chiếu thực tế hồ sơ với quy định TTHC. Nội dung kiểm tra tập trung vào: số lượng tài liệu, tính đầy đủ, độ chính xác, tính pháp lý của giấy tờ và thẩm quyền giải quyết của cơ quan.</w:t>
             </w:r>
           </w:p>
         </w:tc>
       </w:tr>
       <w:tr>
-        <w:trPr>
-          <w:cantSplit/>
-          <w:jc w:val="center"/>
-        </w:trPr>
-        <w:tc>
-          <w:tcPr>
-            <w:tcW w:w="708" w:type="dxa"/>
+        <w:tc>
+          <w:tcPr>
+            <w:tcW w:w="0" w:type="auto"/>
+            <w:tcBorders>
+              <w:top w:val="single" w:sz="4" w:space="0" w:color="000000"/>
+              <w:left w:val="single" w:sz="4" w:space="0" w:color="000000"/>
+              <w:bottom w:val="single" w:sz="4" w:space="0" w:color="000000"/>
+              <w:right w:val="single" w:sz="4" w:space="0" w:color="000000"/>
+            </w:tcBorders>
             <w:tcMar>
               <w:top w:w="95" w:type="dxa"/>
               <w:left w:w="95" w:type="dxa"/>
               <w:bottom w:w="95" w:type="dxa"/>
               <w:right w:w="95" w:type="dxa"/>
             </w:tcMar>
-          </w:tcPr>
-          <w:p>
-            <w:pPr>
-              <w:jc w:val="center"/>
-            </w:pPr>
-            <w:r>
-              <w:rPr>
-                <w:rFonts w:eastAsia="Times New Roman"/>
-                <w:color w:val="000000"/>
-                <w:sz w:val="23"/>
-              </w:rPr>
-              <w:t>7</w:t>
-            </w:r>
-          </w:p>
-        </w:tc>
-        <w:tc>
-          <w:tcPr>
-            <w:tcW w:w="3247" w:type="dxa"/>
+            <w:hideMark/>
+          </w:tcPr>
+          <w:p>
+            <w:r>
+              <w:t>9</w:t>
+            </w:r>
+          </w:p>
+        </w:tc>
+        <w:tc>
+          <w:tcPr>
+            <w:tcW w:w="0" w:type="auto"/>
+            <w:tcBorders>
+              <w:top w:val="single" w:sz="4" w:space="0" w:color="000000"/>
+              <w:left w:val="single" w:sz="4" w:space="0" w:color="000000"/>
+              <w:bottom w:val="single" w:sz="4" w:space="0" w:color="000000"/>
+              <w:right w:val="single" w:sz="4" w:space="0" w:color="000000"/>
+            </w:tcBorders>
             <w:tcMar>
               <w:top w:w="95" w:type="dxa"/>
               <w:left w:w="95" w:type="dxa"/>
               <w:bottom w:w="95" w:type="dxa"/>
               <w:right w:w="95" w:type="dxa"/>
             </w:tcMar>
-          </w:tcPr>
-          <w:p>
-            <w:pPr>
-              <w:spacing w:line="264" w:lineRule="auto"/>
-            </w:pPr>
-            <w:r>
-              <w:rPr>
-                <w:rFonts w:eastAsia="Times New Roman"/>
-                <w:color w:val="000000"/>
-                <w:sz w:val="23"/>
-              </w:rPr>
-              <w:t>B7: Nhập thông tin hồ sơ vào hệ thống</w:t>
-            </w:r>
-          </w:p>
-        </w:tc>
-        <w:tc>
-          <w:tcPr>
-            <w:tcW w:w="2110" w:type="dxa"/>
+            <w:hideMark/>
+          </w:tcPr>
+          <w:p>
+            <w:r>
+              <w:t>B9: Xử lý kết quả kiểm tra hồ sơ</w:t>
+            </w:r>
+          </w:p>
+        </w:tc>
+        <w:tc>
+          <w:tcPr>
+            <w:tcW w:w="0" w:type="auto"/>
+            <w:tcBorders>
+              <w:top w:val="single" w:sz="4" w:space="0" w:color="000000"/>
+              <w:left w:val="single" w:sz="4" w:space="0" w:color="000000"/>
+              <w:bottom w:val="single" w:sz="4" w:space="0" w:color="000000"/>
+              <w:right w:val="single" w:sz="4" w:space="0" w:color="000000"/>
+            </w:tcBorders>
             <w:tcMar>
               <w:top w:w="95" w:type="dxa"/>
               <w:left w:w="95" w:type="dxa"/>
               <w:bottom w:w="95" w:type="dxa"/>
               <w:right w:w="95" w:type="dxa"/>
             </w:tcMar>
-          </w:tcPr>
-          <w:p>
-            <w:pPr>
-              <w:spacing w:line="264" w:lineRule="auto"/>
-            </w:pPr>
-            <w:r>
-              <w:rPr>
-                <w:rFonts w:eastAsia="Times New Roman"/>
-                <w:color w:val="000000"/>
-                <w:sz w:val="23"/>
-              </w:rPr>
-              <w:t>Cán bộ một cửa</w:t>
-            </w:r>
-          </w:p>
-        </w:tc>
-        <w:tc>
-          <w:tcPr>
-            <w:tcW w:w="4664" w:type="dxa"/>
+            <w:hideMark/>
+          </w:tcPr>
+          <w:p>
+            <w:r>
+              <w:t xml:space="preserve">Cán bộ một cửa; Cá </w:t>
+            </w:r>
+            <w:r>
+              <w:lastRenderedPageBreak/>
+              <w:t>nhân/Tổ chức</w:t>
+            </w:r>
+          </w:p>
+        </w:tc>
+        <w:tc>
+          <w:tcPr>
+            <w:tcW w:w="0" w:type="auto"/>
+            <w:tcBorders>
+              <w:top w:val="single" w:sz="4" w:space="0" w:color="000000"/>
+              <w:left w:val="single" w:sz="4" w:space="0" w:color="000000"/>
+              <w:bottom w:val="single" w:sz="4" w:space="0" w:color="000000"/>
+              <w:right w:val="single" w:sz="4" w:space="0" w:color="000000"/>
+            </w:tcBorders>
+            <w:tcMar>
+              <w:top w:w="100" w:type="dxa"/>
+              <w:left w:w="100" w:type="dxa"/>
+              <w:bottom w:w="100" w:type="dxa"/>
+              <w:right w:w="100" w:type="dxa"/>
+            </w:tcMar>
+            <w:vAlign w:val="bottom"/>
+            <w:hideMark/>
+          </w:tcPr>
+          <w:p>
+            <w:r>
+              <w:lastRenderedPageBreak/>
+              <w:t>Dựa trên kết quả kiểm tra tại B8, hồ sơ được phân loại xử lý theo 1 trong 3 nhánh:</w:t>
+            </w:r>
+          </w:p>
+          <w:p>
+            <w:r>
+              <w:lastRenderedPageBreak/>
+              <w:t>• Hồ sơ hợp lệ: Cán bộ xác nhận đủ điều kiện tiếp nhận và chuyển sang bước kiểm tra chứng thực điện tử.</w:t>
+            </w:r>
+          </w:p>
+          <w:p>
+            <w:r>
+              <w:t>• Hồ sơ cần bổ sung: Cán bộ lập Phiếu yêu cầu bổ sung, nêu rõ nội dung thiếu và thông báo cho người nộp. Sau khi hoàn thiện, hồ sơ quay lại B8.</w:t>
+            </w:r>
+          </w:p>
+          <w:p>
+            <w:r>
+              <w:t>• Hồ sơ không hợp lệ / Sai thẩm quyền: Cán bộ lập Phiếu từ chối tiếp nhận (ghi rõ lý do) hoặc hướng dẫn đến đúng cơ quan có thẩm quyền; quy trình kết thúc.</w:t>
+            </w:r>
+          </w:p>
+        </w:tc>
+      </w:tr>
+      <w:tr>
+        <w:tc>
+          <w:tcPr>
+            <w:tcW w:w="0" w:type="auto"/>
+            <w:tcBorders>
+              <w:top w:val="single" w:sz="4" w:space="0" w:color="000000"/>
+              <w:left w:val="single" w:sz="4" w:space="0" w:color="000000"/>
+              <w:bottom w:val="single" w:sz="4" w:space="0" w:color="000000"/>
+              <w:right w:val="single" w:sz="4" w:space="0" w:color="000000"/>
+            </w:tcBorders>
             <w:tcMar>
               <w:top w:w="95" w:type="dxa"/>
               <w:left w:w="95" w:type="dxa"/>
               <w:bottom w:w="95" w:type="dxa"/>
               <w:right w:w="95" w:type="dxa"/>
             </w:tcMar>
-          </w:tcPr>
-          <w:p>
-            <w:pPr>
-              <w:spacing w:line="269" w:lineRule="auto"/>
-              <w:jc w:val="both"/>
-            </w:pPr>
-            <w:r>
-              <w:rPr>
-                <w:rFonts w:eastAsia="Times New Roman"/>
-                <w:color w:val="000000"/>
-                <w:sz w:val="23"/>
-              </w:rPr>
-              <w:t>Cán bộ nhập các thông tin cơ bản của hồ sơ như người nộp, chủ hồ sơ, tên thủ tục hành chính, thời gian tiếp nhận, hình thức nộp hồ sơ, thông tin liên hệ và các dữ liệu cần thiết khác.</w:t>
-            </w:r>
-          </w:p>
-        </w:tc>
-      </w:tr>
-      <w:tr>
-        <w:trPr>
-          <w:cantSplit/>
-          <w:jc w:val="center"/>
-        </w:trPr>
-        <w:tc>
-          <w:tcPr>
-            <w:tcW w:w="708" w:type="dxa"/>
+            <w:hideMark/>
+          </w:tcPr>
+          <w:p>
+            <w:r>
+              <w:lastRenderedPageBreak/>
+              <w:t>10</w:t>
+            </w:r>
+          </w:p>
+        </w:tc>
+        <w:tc>
+          <w:tcPr>
+            <w:tcW w:w="0" w:type="auto"/>
+            <w:tcBorders>
+              <w:top w:val="single" w:sz="4" w:space="0" w:color="000000"/>
+              <w:left w:val="single" w:sz="4" w:space="0" w:color="000000"/>
+              <w:bottom w:val="single" w:sz="4" w:space="0" w:color="000000"/>
+              <w:right w:val="single" w:sz="4" w:space="0" w:color="000000"/>
+            </w:tcBorders>
             <w:tcMar>
               <w:top w:w="95" w:type="dxa"/>
               <w:left w:w="95" w:type="dxa"/>
               <w:bottom w:w="95" w:type="dxa"/>
               <w:right w:w="95" w:type="dxa"/>
             </w:tcMar>
-          </w:tcPr>
-          <w:p>
-            <w:pPr>
-              <w:jc w:val="center"/>
-            </w:pPr>
-            <w:r>
-              <w:rPr>
-                <w:rFonts w:eastAsia="Times New Roman"/>
-                <w:color w:val="000000"/>
-                <w:sz w:val="23"/>
-              </w:rPr>
-              <w:t>8</w:t>
-            </w:r>
-          </w:p>
-        </w:tc>
-        <w:tc>
-          <w:tcPr>
-            <w:tcW w:w="3247" w:type="dxa"/>
+            <w:hideMark/>
+          </w:tcPr>
+          <w:p>
+            <w:r>
+              <w:t>B10: Kiểm tra chứng thực điện tử</w:t>
+            </w:r>
+          </w:p>
+        </w:tc>
+        <w:tc>
+          <w:tcPr>
+            <w:tcW w:w="0" w:type="auto"/>
+            <w:tcBorders>
+              <w:top w:val="single" w:sz="4" w:space="0" w:color="000000"/>
+              <w:left w:val="single" w:sz="4" w:space="0" w:color="000000"/>
+              <w:bottom w:val="single" w:sz="4" w:space="0" w:color="000000"/>
+              <w:right w:val="single" w:sz="4" w:space="0" w:color="000000"/>
+            </w:tcBorders>
             <w:tcMar>
               <w:top w:w="95" w:type="dxa"/>
               <w:left w:w="95" w:type="dxa"/>
               <w:bottom w:w="95" w:type="dxa"/>
               <w:right w:w="95" w:type="dxa"/>
             </w:tcMar>
-          </w:tcPr>
-          <w:p>
-            <w:pPr>
-              <w:spacing w:line="264" w:lineRule="auto"/>
-            </w:pPr>
-            <w:r>
-              <w:rPr>
-                <w:rFonts w:eastAsia="Times New Roman"/>
-                <w:color w:val="000000"/>
-                <w:sz w:val="23"/>
-              </w:rPr>
-              <w:t>B8: Kiểm tra thành phần, số lượng và tính hợp lệ</w:t>
-            </w:r>
-          </w:p>
-        </w:tc>
-        <w:tc>
-          <w:tcPr>
-            <w:tcW w:w="2110" w:type="dxa"/>
+            <w:hideMark/>
+          </w:tcPr>
+          <w:p>
+            <w:r>
+              <w:t>Cán bộ một cửa</w:t>
+            </w:r>
+          </w:p>
+        </w:tc>
+        <w:tc>
+          <w:tcPr>
+            <w:tcW w:w="0" w:type="auto"/>
+            <w:tcBorders>
+              <w:top w:val="single" w:sz="4" w:space="0" w:color="000000"/>
+              <w:left w:val="single" w:sz="4" w:space="0" w:color="000000"/>
+              <w:bottom w:val="single" w:sz="4" w:space="0" w:color="000000"/>
+              <w:right w:val="single" w:sz="4" w:space="0" w:color="000000"/>
+            </w:tcBorders>
+            <w:tcMar>
+              <w:top w:w="100" w:type="dxa"/>
+              <w:left w:w="100" w:type="dxa"/>
+              <w:bottom w:w="100" w:type="dxa"/>
+              <w:right w:w="100" w:type="dxa"/>
+            </w:tcMar>
+            <w:vAlign w:val="bottom"/>
+            <w:hideMark/>
+          </w:tcPr>
+          <w:p>
+            <w:r>
+              <w:t>Đối với hồ sơ hợp lệ, cán bộ tiến hành xác minh xem các giấy tờ, tài liệu đã có dữ liệu hoặc đã được chứng thực điện tử hay chưa nhằm tái sử dụng dữ liệu, tránh yêu cầu người dân nộp lại.</w:t>
+            </w:r>
+          </w:p>
+        </w:tc>
+      </w:tr>
+      <w:tr>
+        <w:tc>
+          <w:tcPr>
+            <w:tcW w:w="0" w:type="auto"/>
+            <w:tcBorders>
+              <w:top w:val="single" w:sz="4" w:space="0" w:color="000000"/>
+              <w:left w:val="single" w:sz="4" w:space="0" w:color="000000"/>
+              <w:bottom w:val="single" w:sz="4" w:space="0" w:color="000000"/>
+              <w:right w:val="single" w:sz="4" w:space="0" w:color="000000"/>
+            </w:tcBorders>
             <w:tcMar>
               <w:top w:w="95" w:type="dxa"/>
               <w:left w:w="95" w:type="dxa"/>
               <w:bottom w:w="95" w:type="dxa"/>
               <w:right w:w="95" w:type="dxa"/>
             </w:tcMar>
-          </w:tcPr>
-          <w:p>
-            <w:pPr>
-              <w:spacing w:line="264" w:lineRule="auto"/>
-            </w:pPr>
-            <w:r>
-              <w:rPr>
-                <w:rFonts w:eastAsia="Times New Roman"/>
-                <w:color w:val="000000"/>
-                <w:sz w:val="23"/>
-              </w:rPr>
-              <w:t>Cán bộ một cửa</w:t>
-            </w:r>
-          </w:p>
-        </w:tc>
-        <w:tc>
-          <w:tcPr>
-            <w:tcW w:w="4664" w:type="dxa"/>
+            <w:hideMark/>
+          </w:tcPr>
+          <w:p>
+            <w:r>
+              <w:t>11</w:t>
+            </w:r>
+          </w:p>
+        </w:tc>
+        <w:tc>
+          <w:tcPr>
+            <w:tcW w:w="0" w:type="auto"/>
+            <w:tcBorders>
+              <w:top w:val="single" w:sz="4" w:space="0" w:color="000000"/>
+              <w:left w:val="single" w:sz="4" w:space="0" w:color="000000"/>
+              <w:bottom w:val="single" w:sz="4" w:space="0" w:color="000000"/>
+              <w:right w:val="single" w:sz="4" w:space="0" w:color="000000"/>
+            </w:tcBorders>
             <w:tcMar>
               <w:top w:w="95" w:type="dxa"/>
               <w:left w:w="95" w:type="dxa"/>
               <w:bottom w:w="95" w:type="dxa"/>
               <w:right w:w="95" w:type="dxa"/>
             </w:tcMar>
-          </w:tcPr>
-          <w:p>
-            <w:pPr>
-              <w:spacing w:line="269" w:lineRule="auto"/>
-              <w:jc w:val="both"/>
-            </w:pPr>
-            <w:r>
-              <w:rPr>
-                <w:rFonts w:eastAsia="Times New Roman"/>
-                <w:color w:val="000000"/>
-                <w:sz w:val="23"/>
-              </w:rPr>
-              <w:t>Cán bộ đối chiếu hồ sơ thực tế với thành phần hồ sơ theo quy định. Nội dung kiểm tra bao gồm số lượng tài liệu, mức độ đầy đủ, tính chính xác, tính hợp lệ và việc hồ sơ có thuộc thẩm quyền giải quyết của cơ quan hay không.</w:t>
-            </w:r>
-          </w:p>
-        </w:tc>
-      </w:tr>
-      <w:tr>
-        <w:trPr>
-          <w:cantSplit/>
-          <w:jc w:val="center"/>
-        </w:trPr>
-        <w:tc>
-          <w:tcPr>
-            <w:tcW w:w="708" w:type="dxa"/>
+            <w:hideMark/>
+          </w:tcPr>
+          <w:p>
+            <w:r>
+              <w:t>B11: Scan, số hóa và chứng thực điện tử</w:t>
+            </w:r>
+          </w:p>
+        </w:tc>
+        <w:tc>
+          <w:tcPr>
+            <w:tcW w:w="0" w:type="auto"/>
+            <w:tcBorders>
+              <w:top w:val="single" w:sz="4" w:space="0" w:color="000000"/>
+              <w:left w:val="single" w:sz="4" w:space="0" w:color="000000"/>
+              <w:bottom w:val="single" w:sz="4" w:space="0" w:color="000000"/>
+              <w:right w:val="single" w:sz="4" w:space="0" w:color="000000"/>
+            </w:tcBorders>
             <w:tcMar>
               <w:top w:w="95" w:type="dxa"/>
               <w:left w:w="95" w:type="dxa"/>
               <w:bottom w:w="95" w:type="dxa"/>
               <w:right w:w="95" w:type="dxa"/>
             </w:tcMar>
-          </w:tcPr>
-          <w:p>
-            <w:pPr>
-              <w:jc w:val="center"/>
-            </w:pPr>
-            <w:r>
-              <w:rPr>
-                <w:rFonts w:eastAsia="Times New Roman"/>
-                <w:color w:val="000000"/>
-                <w:sz w:val="23"/>
-              </w:rPr>
-              <w:lastRenderedPageBreak/>
-              <w:t>9</w:t>
-            </w:r>
-          </w:p>
-        </w:tc>
-        <w:tc>
-          <w:tcPr>
-            <w:tcW w:w="3247" w:type="dxa"/>
+            <w:hideMark/>
+          </w:tcPr>
+          <w:p>
+            <w:r>
+              <w:t>Cán bộ một cửa; Cán bộ chứng thực</w:t>
+            </w:r>
+          </w:p>
+        </w:tc>
+        <w:tc>
+          <w:tcPr>
+            <w:tcW w:w="0" w:type="auto"/>
+            <w:tcBorders>
+              <w:top w:val="single" w:sz="4" w:space="0" w:color="000000"/>
+              <w:left w:val="single" w:sz="4" w:space="0" w:color="000000"/>
+              <w:bottom w:val="single" w:sz="4" w:space="0" w:color="000000"/>
+              <w:right w:val="single" w:sz="4" w:space="0" w:color="000000"/>
+            </w:tcBorders>
+            <w:tcMar>
+              <w:top w:w="100" w:type="dxa"/>
+              <w:left w:w="100" w:type="dxa"/>
+              <w:bottom w:w="100" w:type="dxa"/>
+              <w:right w:w="100" w:type="dxa"/>
+            </w:tcMar>
+            <w:vAlign w:val="bottom"/>
+            <w:hideMark/>
+          </w:tcPr>
+          <w:p>
+            <w:r>
+              <w:t>Với tài liệu chưa có dữ liệu số, cán bộ thực hiện scan/sao chụp, tải tệp lên hệ thống và trình chứng thực điện tử khi cần. File số hóa phải bảo đảm độ toàn vẹn, chính xác và thống nhất tuyệt đối với bản giấy.</w:t>
+            </w:r>
+          </w:p>
+        </w:tc>
+      </w:tr>
+      <w:tr>
+        <w:tc>
+          <w:tcPr>
+            <w:tcW w:w="0" w:type="auto"/>
+            <w:tcBorders>
+              <w:top w:val="single" w:sz="4" w:space="0" w:color="000000"/>
+              <w:left w:val="single" w:sz="4" w:space="0" w:color="000000"/>
+              <w:bottom w:val="single" w:sz="4" w:space="0" w:color="000000"/>
+              <w:right w:val="single" w:sz="4" w:space="0" w:color="000000"/>
+            </w:tcBorders>
             <w:tcMar>
               <w:top w:w="95" w:type="dxa"/>
               <w:left w:w="95" w:type="dxa"/>
               <w:bottom w:w="95" w:type="dxa"/>
               <w:right w:w="95" w:type="dxa"/>
             </w:tcMar>
-          </w:tcPr>
-          <w:p>
-            <w:pPr>
-              <w:spacing w:line="264" w:lineRule="auto"/>
-            </w:pPr>
-            <w:r>
-              <w:rPr>
-                <w:rFonts w:eastAsia="Times New Roman"/>
-                <w:color w:val="000000"/>
-                <w:sz w:val="23"/>
-              </w:rPr>
-              <w:t>B9: Xử lý kết quả kiểm tra hồ sơ</w:t>
-            </w:r>
-          </w:p>
-        </w:tc>
-        <w:tc>
-          <w:tcPr>
-            <w:tcW w:w="2110" w:type="dxa"/>
+            <w:hideMark/>
+          </w:tcPr>
+          <w:p>
+            <w:r>
+              <w:t>12</w:t>
+            </w:r>
+          </w:p>
+        </w:tc>
+        <w:tc>
+          <w:tcPr>
+            <w:tcW w:w="0" w:type="auto"/>
+            <w:tcBorders>
+              <w:top w:val="single" w:sz="4" w:space="0" w:color="000000"/>
+              <w:left w:val="single" w:sz="4" w:space="0" w:color="000000"/>
+              <w:bottom w:val="single" w:sz="4" w:space="0" w:color="000000"/>
+              <w:right w:val="single" w:sz="4" w:space="0" w:color="000000"/>
+            </w:tcBorders>
             <w:tcMar>
               <w:top w:w="95" w:type="dxa"/>
               <w:left w:w="95" w:type="dxa"/>
               <w:bottom w:w="95" w:type="dxa"/>
               <w:right w:w="95" w:type="dxa"/>
             </w:tcMar>
-          </w:tcPr>
-          <w:p>
-            <w:pPr>
-              <w:spacing w:line="264" w:lineRule="auto"/>
-            </w:pPr>
-            <w:r>
-              <w:rPr>
-                <w:rFonts w:eastAsia="Times New Roman"/>
-                <w:color w:val="000000"/>
-                <w:sz w:val="23"/>
-              </w:rPr>
-              <w:t>Cán bộ một cửa; Cá nhân/Tổ chức</w:t>
-            </w:r>
-          </w:p>
-        </w:tc>
-        <w:tc>
-          <w:tcPr>
-            <w:tcW w:w="4664" w:type="dxa"/>
+            <w:hideMark/>
+          </w:tcPr>
+          <w:p>
+            <w:r>
+              <w:t>B12: Ghi nhận hình thức nhận kết quả</w:t>
+            </w:r>
+          </w:p>
+        </w:tc>
+        <w:tc>
+          <w:tcPr>
+            <w:tcW w:w="0" w:type="auto"/>
+            <w:tcBorders>
+              <w:top w:val="single" w:sz="4" w:space="0" w:color="000000"/>
+              <w:left w:val="single" w:sz="4" w:space="0" w:color="000000"/>
+              <w:bottom w:val="single" w:sz="4" w:space="0" w:color="000000"/>
+              <w:right w:val="single" w:sz="4" w:space="0" w:color="000000"/>
+            </w:tcBorders>
             <w:tcMar>
               <w:top w:w="95" w:type="dxa"/>
               <w:left w:w="95" w:type="dxa"/>
               <w:bottom w:w="95" w:type="dxa"/>
               <w:right w:w="95" w:type="dxa"/>
             </w:tcMar>
-          </w:tcPr>
-          <w:p>
-            <w:pPr>
-              <w:spacing w:after="40" w:line="269" w:lineRule="auto"/>
-              <w:jc w:val="both"/>
-            </w:pPr>
-            <w:r>
-              <w:rPr>
-                <w:rFonts w:eastAsia="Times New Roman"/>
-                <w:color w:val="000000"/>
-                <w:sz w:val="23"/>
-              </w:rPr>
-              <w:t>Sau khi kiểm tra, hồ sơ được xử lý theo một trong ba trường hợp:</w:t>
-            </w:r>
-          </w:p>
-          <w:p>
-            <w:pPr>
-              <w:pStyle w:val="CellBullet"/>
-              <w:jc w:val="both"/>
-            </w:pPr>
-            <w:r>
-              <w:rPr>
-                <w:b/>
-                <w:color w:val="000000"/>
-              </w:rPr>
-              <w:t xml:space="preserve">Hồ sơ đầy đủ, hợp lệ: </w:t>
-            </w:r>
-            <w:r>
-              <w:rPr>
-                <w:color w:val="000000"/>
-              </w:rPr>
-              <w:t>Cán bộ xác nhận hồ sơ đủ điều kiện tiếp nhận và chuyển sang bước kiểm tra chứng thực điện tử.</w:t>
-            </w:r>
-          </w:p>
-          <w:p>
-            <w:pPr>
-              <w:pStyle w:val="CellBullet"/>
-              <w:jc w:val="both"/>
-            </w:pPr>
-            <w:r>
-              <w:rPr>
-                <w:b/>
-                <w:color w:val="000000"/>
-              </w:rPr>
-              <w:t xml:space="preserve">Hồ sơ cần bổ sung, hoàn thiện: </w:t>
-            </w:r>
-            <w:r>
-              <w:rPr>
-                <w:color w:val="000000"/>
-              </w:rPr>
-              <w:t>Cán bộ ghi rõ nội dung còn thiếu, lập Phiếu yêu cầu bổ sung và thông báo cho cá nhân hoặc tổ chức. Sau khi bổ sung, hồ sơ quay lại bước 8 để kiểm tra lại.</w:t>
-            </w:r>
-          </w:p>
-          <w:p>
-            <w:pPr>
-              <w:pStyle w:val="CellBullet"/>
-              <w:jc w:val="both"/>
-            </w:pPr>
-            <w:r>
-              <w:rPr>
-                <w:b/>
-                <w:color w:val="000000"/>
-              </w:rPr>
-              <w:t xml:space="preserve">Hồ sơ không hợp lệ hoặc không thuộc thẩm quyền: </w:t>
-            </w:r>
-            <w:r>
-              <w:rPr>
-                <w:color w:val="000000"/>
-              </w:rPr>
-              <w:t>Cán bộ lập Phiếu từ chối tiếp nhận, ghi rõ lý do hoặc hướng dẫn người nộp đến cơ quan có thẩm quyền; quy trình kết thúc tại nhánh này.</w:t>
+            <w:hideMark/>
+          </w:tcPr>
+          <w:p>
+            <w:r>
+              <w:t>Cá nhân/Tổ chức; Cán bộ một cửa</w:t>
+            </w:r>
+          </w:p>
+        </w:tc>
+        <w:tc>
+          <w:tcPr>
+            <w:tcW w:w="0" w:type="auto"/>
+            <w:tcBorders>
+              <w:top w:val="single" w:sz="4" w:space="0" w:color="000000"/>
+              <w:left w:val="single" w:sz="4" w:space="0" w:color="000000"/>
+              <w:bottom w:val="single" w:sz="4" w:space="0" w:color="000000"/>
+              <w:right w:val="single" w:sz="4" w:space="0" w:color="000000"/>
+            </w:tcBorders>
+            <w:tcMar>
+              <w:top w:w="100" w:type="dxa"/>
+              <w:left w:w="100" w:type="dxa"/>
+              <w:bottom w:w="100" w:type="dxa"/>
+              <w:right w:w="100" w:type="dxa"/>
+            </w:tcMar>
+            <w:vAlign w:val="bottom"/>
+            <w:hideMark/>
+          </w:tcPr>
+          <w:p>
+            <w:r>
+              <w:t>Người nộp đăng ký hình thức nhận kết quả (trực tiếp tại Bộ phận Một cửa, trực tuyến hoặc qua dịch vụ bưu chính công ích). Cán bộ ghi nhận lựa chọn và cập nhật thông tin người nhận lên hệ thống.</w:t>
             </w:r>
           </w:p>
         </w:tc>
       </w:tr>
       <w:tr>
-        <w:trPr>
-          <w:cantSplit/>
-          <w:jc w:val="center"/>
-        </w:trPr>
-        <w:tc>
-          <w:tcPr>
-            <w:tcW w:w="708" w:type="dxa"/>
+        <w:tc>
+          <w:tcPr>
+            <w:tcW w:w="0" w:type="auto"/>
+            <w:tcBorders>
+              <w:top w:val="single" w:sz="4" w:space="0" w:color="000000"/>
+              <w:left w:val="single" w:sz="4" w:space="0" w:color="000000"/>
+              <w:bottom w:val="single" w:sz="4" w:space="0" w:color="000000"/>
+              <w:right w:val="single" w:sz="4" w:space="0" w:color="000000"/>
+            </w:tcBorders>
             <w:tcMar>
               <w:top w:w="95" w:type="dxa"/>
               <w:left w:w="95" w:type="dxa"/>
               <w:bottom w:w="95" w:type="dxa"/>
               <w:right w:w="95" w:type="dxa"/>
             </w:tcMar>
-          </w:tcPr>
-          <w:p>
-            <w:pPr>
-              <w:jc w:val="center"/>
-            </w:pPr>
-            <w:r>
-              <w:rPr>
-                <w:rFonts w:eastAsia="Times New Roman"/>
-                <w:color w:val="000000"/>
-                <w:sz w:val="23"/>
-              </w:rPr>
-              <w:t>10</w:t>
-            </w:r>
-          </w:p>
-        </w:tc>
-        <w:tc>
-          <w:tcPr>
-            <w:tcW w:w="3247" w:type="dxa"/>
+            <w:hideMark/>
+          </w:tcPr>
+          <w:p>
+            <w:r>
+              <w:t>13</w:t>
+            </w:r>
+          </w:p>
+        </w:tc>
+        <w:tc>
+          <w:tcPr>
+            <w:tcW w:w="0" w:type="auto"/>
+            <w:tcBorders>
+              <w:top w:val="single" w:sz="4" w:space="0" w:color="000000"/>
+              <w:left w:val="single" w:sz="4" w:space="0" w:color="000000"/>
+              <w:bottom w:val="single" w:sz="4" w:space="0" w:color="000000"/>
+              <w:right w:val="single" w:sz="4" w:space="0" w:color="000000"/>
+            </w:tcBorders>
             <w:tcMar>
               <w:top w:w="95" w:type="dxa"/>
               <w:left w:w="95" w:type="dxa"/>
               <w:bottom w:w="95" w:type="dxa"/>
               <w:right w:w="95" w:type="dxa"/>
             </w:tcMar>
-          </w:tcPr>
-          <w:p>
-            <w:pPr>
-              <w:spacing w:line="264" w:lineRule="auto"/>
-            </w:pPr>
-            <w:r>
-              <w:rPr>
-                <w:rFonts w:eastAsia="Times New Roman"/>
-                <w:color w:val="000000"/>
-                <w:sz w:val="23"/>
-              </w:rPr>
-              <w:t>B10: Kiểm tra chứng thực điện tử</w:t>
-            </w:r>
-          </w:p>
-        </w:tc>
-        <w:tc>
-          <w:tcPr>
-            <w:tcW w:w="2110" w:type="dxa"/>
+            <w:hideMark/>
+          </w:tcPr>
+          <w:p>
+            <w:r>
+              <w:t>B13: Lưu hồ sơ, cấp mã và cập nhật trạng thái</w:t>
+            </w:r>
+          </w:p>
+        </w:tc>
+        <w:tc>
+          <w:tcPr>
+            <w:tcW w:w="0" w:type="auto"/>
+            <w:tcBorders>
+              <w:top w:val="single" w:sz="4" w:space="0" w:color="000000"/>
+              <w:left w:val="single" w:sz="4" w:space="0" w:color="000000"/>
+              <w:bottom w:val="single" w:sz="4" w:space="0" w:color="000000"/>
+              <w:right w:val="single" w:sz="4" w:space="0" w:color="000000"/>
+            </w:tcBorders>
             <w:tcMar>
               <w:top w:w="95" w:type="dxa"/>
               <w:left w:w="95" w:type="dxa"/>
               <w:bottom w:w="95" w:type="dxa"/>
               <w:right w:w="95" w:type="dxa"/>
             </w:tcMar>
-          </w:tcPr>
-          <w:p>
-            <w:pPr>
-              <w:spacing w:line="264" w:lineRule="auto"/>
-            </w:pPr>
-            <w:r>
-              <w:rPr>
-                <w:rFonts w:eastAsia="Times New Roman"/>
-                <w:color w:val="000000"/>
-                <w:sz w:val="23"/>
-              </w:rPr>
-              <w:t>Cán bộ một cửa</w:t>
-            </w:r>
-          </w:p>
-        </w:tc>
-        <w:tc>
-          <w:tcPr>
-            <w:tcW w:w="4664" w:type="dxa"/>
+            <w:hideMark/>
+          </w:tcPr>
+          <w:p>
+            <w:r>
+              <w:t>Cán bộ một cửa; Hệ thống</w:t>
+            </w:r>
+          </w:p>
+        </w:tc>
+        <w:tc>
+          <w:tcPr>
+            <w:tcW w:w="0" w:type="auto"/>
+            <w:tcBorders>
+              <w:top w:val="single" w:sz="4" w:space="0" w:color="000000"/>
+              <w:left w:val="single" w:sz="4" w:space="0" w:color="000000"/>
+              <w:bottom w:val="single" w:sz="4" w:space="0" w:color="000000"/>
+              <w:right w:val="single" w:sz="4" w:space="0" w:color="000000"/>
+            </w:tcBorders>
+            <w:tcMar>
+              <w:top w:w="100" w:type="dxa"/>
+              <w:left w:w="100" w:type="dxa"/>
+              <w:bottom w:w="100" w:type="dxa"/>
+              <w:right w:w="100" w:type="dxa"/>
+            </w:tcMar>
+            <w:vAlign w:val="bottom"/>
+            <w:hideMark/>
+          </w:tcPr>
+          <w:p>
+            <w:r>
+              <w:t>Cán bộ rà soát lại toàn bộ thông tin và thực hiện lưu hồ sơ. Hệ thống sẽ tự động cấp Mã hồ sơ duy nhất phục vụ tra cứu, đồng thời cập nhật trạng thái xử lý trên toàn hệ thống.</w:t>
+            </w:r>
+          </w:p>
+        </w:tc>
+      </w:tr>
+      <w:tr>
+        <w:tc>
+          <w:tcPr>
+            <w:tcW w:w="0" w:type="auto"/>
+            <w:tcBorders>
+              <w:top w:val="single" w:sz="4" w:space="0" w:color="000000"/>
+              <w:left w:val="single" w:sz="4" w:space="0" w:color="000000"/>
+              <w:bottom w:val="single" w:sz="4" w:space="0" w:color="000000"/>
+              <w:right w:val="single" w:sz="4" w:space="0" w:color="000000"/>
+            </w:tcBorders>
             <w:tcMar>
               <w:top w:w="95" w:type="dxa"/>
               <w:left w:w="95" w:type="dxa"/>
               <w:bottom w:w="95" w:type="dxa"/>
               <w:right w:w="95" w:type="dxa"/>
             </w:tcMar>
-          </w:tcPr>
-          <w:p>
-            <w:pPr>
-              <w:spacing w:line="269" w:lineRule="auto"/>
-              <w:jc w:val="both"/>
-            </w:pPr>
-            <w:r>
-              <w:rPr>
-                <w:rFonts w:eastAsia="Times New Roman"/>
-                <w:color w:val="000000"/>
-                <w:sz w:val="23"/>
-              </w:rPr>
-              <w:t>Đối với hồ sơ đầy đủ và hợp lệ, cán bộ kiểm tra các giấy tờ, tài liệu đã có dữ liệu điện tử hoặc đã được chứng thực điện tử hay chưa. Tài liệu điện tử hợp lệ có thể được khai thác, tái sử dụng mà người nộp không phải cung cấp lại.</w:t>
-            </w:r>
-          </w:p>
-        </w:tc>
-      </w:tr>
-      <w:tr>
-        <w:trPr>
-          <w:cantSplit/>
-          <w:jc w:val="center"/>
-        </w:trPr>
-        <w:tc>
-          <w:tcPr>
-            <w:tcW w:w="708" w:type="dxa"/>
+            <w:hideMark/>
+          </w:tcPr>
+          <w:p>
+            <w:r>
+              <w:lastRenderedPageBreak/>
+              <w:t>14</w:t>
+            </w:r>
+          </w:p>
+        </w:tc>
+        <w:tc>
+          <w:tcPr>
+            <w:tcW w:w="0" w:type="auto"/>
+            <w:tcBorders>
+              <w:top w:val="single" w:sz="4" w:space="0" w:color="000000"/>
+              <w:left w:val="single" w:sz="4" w:space="0" w:color="000000"/>
+              <w:bottom w:val="single" w:sz="4" w:space="0" w:color="000000"/>
+              <w:right w:val="single" w:sz="4" w:space="0" w:color="000000"/>
+            </w:tcBorders>
             <w:tcMar>
               <w:top w:w="95" w:type="dxa"/>
               <w:left w:w="95" w:type="dxa"/>
               <w:bottom w:w="95" w:type="dxa"/>
               <w:right w:w="95" w:type="dxa"/>
             </w:tcMar>
-          </w:tcPr>
-          <w:p>
-            <w:pPr>
-              <w:jc w:val="center"/>
-            </w:pPr>
-            <w:r>
-              <w:rPr>
-                <w:rFonts w:eastAsia="Times New Roman"/>
-                <w:color w:val="000000"/>
-                <w:sz w:val="23"/>
-              </w:rPr>
-              <w:t>11</w:t>
-            </w:r>
-          </w:p>
-        </w:tc>
-        <w:tc>
-          <w:tcPr>
-            <w:tcW w:w="3247" w:type="dxa"/>
+            <w:hideMark/>
+          </w:tcPr>
+          <w:p>
+            <w:r>
+              <w:t>B14: In hoặc gửi Phiếu hẹn trả kết quả</w:t>
+            </w:r>
+          </w:p>
+        </w:tc>
+        <w:tc>
+          <w:tcPr>
+            <w:tcW w:w="0" w:type="auto"/>
+            <w:tcBorders>
+              <w:top w:val="single" w:sz="4" w:space="0" w:color="000000"/>
+              <w:left w:val="single" w:sz="4" w:space="0" w:color="000000"/>
+              <w:bottom w:val="single" w:sz="4" w:space="0" w:color="000000"/>
+              <w:right w:val="single" w:sz="4" w:space="0" w:color="000000"/>
+            </w:tcBorders>
             <w:tcMar>
               <w:top w:w="95" w:type="dxa"/>
               <w:left w:w="95" w:type="dxa"/>
               <w:bottom w:w="95" w:type="dxa"/>
               <w:right w:w="95" w:type="dxa"/>
             </w:tcMar>
-          </w:tcPr>
-          <w:p>
-            <w:pPr>
-              <w:spacing w:line="264" w:lineRule="auto"/>
-            </w:pPr>
-            <w:r>
-              <w:rPr>
-                <w:rFonts w:eastAsia="Times New Roman"/>
-                <w:color w:val="000000"/>
-                <w:sz w:val="23"/>
-              </w:rPr>
-              <w:t>B11: Scan, số hóa và chứng thực điện tử</w:t>
-            </w:r>
-          </w:p>
-        </w:tc>
-        <w:tc>
-          <w:tcPr>
-            <w:tcW w:w="2110" w:type="dxa"/>
+            <w:hideMark/>
+          </w:tcPr>
+          <w:p>
+            <w:r>
+              <w:t>Cán bộ một cửa; Hệ thống</w:t>
+            </w:r>
+          </w:p>
+        </w:tc>
+        <w:tc>
+          <w:tcPr>
+            <w:tcW w:w="0" w:type="auto"/>
+            <w:tcBorders>
+              <w:top w:val="single" w:sz="4" w:space="0" w:color="000000"/>
+              <w:left w:val="single" w:sz="4" w:space="0" w:color="000000"/>
+              <w:bottom w:val="single" w:sz="4" w:space="0" w:color="000000"/>
+              <w:right w:val="single" w:sz="4" w:space="0" w:color="000000"/>
+            </w:tcBorders>
+            <w:tcMar>
+              <w:top w:w="100" w:type="dxa"/>
+              <w:left w:w="100" w:type="dxa"/>
+              <w:bottom w:w="100" w:type="dxa"/>
+              <w:right w:w="100" w:type="dxa"/>
+            </w:tcMar>
+            <w:vAlign w:val="bottom"/>
+            <w:hideMark/>
+          </w:tcPr>
+          <w:p>
+            <w:r>
+              <w:t xml:space="preserve">Sau khi hoàn tất lưu hồ sơ, cán bộ in </w:t>
+            </w:r>
+            <w:r>
+              <w:t>2 bản và</w:t>
+            </w:r>
+            <w:r>
+              <w:t xml:space="preserve"> gửi </w:t>
+            </w:r>
+            <w:r>
+              <w:t>1 bản</w:t>
+            </w:r>
+            <w:r>
+              <w:t xml:space="preserve"> Phiếu tiếp nhận và hẹn trả kết quả cho người nộp</w:t>
+            </w:r>
+            <w:r>
+              <w:t>, còn 1 bản sẽ gộp với phiếu kiểm soát để luân chuyển sang quy trình tiếp theo</w:t>
+            </w:r>
+          </w:p>
+        </w:tc>
+      </w:tr>
+      <w:tr>
+        <w:tc>
+          <w:tcPr>
+            <w:tcW w:w="0" w:type="auto"/>
+            <w:tcBorders>
+              <w:top w:val="single" w:sz="4" w:space="0" w:color="000000"/>
+              <w:left w:val="single" w:sz="4" w:space="0" w:color="000000"/>
+              <w:bottom w:val="single" w:sz="4" w:space="0" w:color="000000"/>
+              <w:right w:val="single" w:sz="4" w:space="0" w:color="000000"/>
+            </w:tcBorders>
             <w:tcMar>
               <w:top w:w="95" w:type="dxa"/>
               <w:left w:w="95" w:type="dxa"/>
@@ -13651,22 +14105,20 @@
             </w:tcMar>
           </w:tcPr>
           <w:p>
-            <w:pPr>
-              <w:spacing w:line="264" w:lineRule="auto"/>
-            </w:pPr>
-            <w:r>
-              <w:rPr>
-                <w:rFonts w:eastAsia="Times New Roman"/>
-                <w:color w:val="000000"/>
-                <w:sz w:val="23"/>
-              </w:rPr>
-              <w:t>Cán bộ một cửa; Cán bộ chứng thực</w:t>
-            </w:r>
-          </w:p>
-        </w:tc>
-        <w:tc>
-          <w:tcPr>
-            <w:tcW w:w="4664" w:type="dxa"/>
+            <w:r>
+              <w:t>15</w:t>
+            </w:r>
+          </w:p>
+        </w:tc>
+        <w:tc>
+          <w:tcPr>
+            <w:tcW w:w="0" w:type="auto"/>
+            <w:tcBorders>
+              <w:top w:val="single" w:sz="4" w:space="0" w:color="000000"/>
+              <w:left w:val="single" w:sz="4" w:space="0" w:color="000000"/>
+              <w:bottom w:val="single" w:sz="4" w:space="0" w:color="000000"/>
+              <w:right w:val="single" w:sz="4" w:space="0" w:color="000000"/>
+            </w:tcBorders>
             <w:tcMar>
               <w:top w:w="95" w:type="dxa"/>
               <w:left w:w="95" w:type="dxa"/>
@@ -13675,29 +14127,20 @@
             </w:tcMar>
           </w:tcPr>
           <w:p>
-            <w:pPr>
-              <w:spacing w:line="269" w:lineRule="auto"/>
-              <w:jc w:val="both"/>
-            </w:pPr>
-            <w:r>
-              <w:rPr>
-                <w:rFonts w:eastAsia="Times New Roman"/>
-                <w:color w:val="000000"/>
-                <w:sz w:val="23"/>
-              </w:rPr>
-              <w:t>Đối với giấy tờ chưa có dữ liệu điện tử, cán bộ thực hiện scan hoặc sao chụp, tải tệp lên hệ thống và chuyển chứng thực điện tử khi cần thiết. Tài liệu số hóa phải bảo đảm đầy đủ, toàn vẹn, chính xác và thống nhất với bản giấy.</w:t>
-            </w:r>
-          </w:p>
-        </w:tc>
-      </w:tr>
-      <w:tr>
-        <w:trPr>
-          <w:cantSplit/>
-          <w:jc w:val="center"/>
-        </w:trPr>
-        <w:tc>
-          <w:tcPr>
-            <w:tcW w:w="708" w:type="dxa"/>
+            <w:r>
+              <w:t>B15: In phiếu kiểm soát</w:t>
+            </w:r>
+          </w:p>
+        </w:tc>
+        <w:tc>
+          <w:tcPr>
+            <w:tcW w:w="0" w:type="auto"/>
+            <w:tcBorders>
+              <w:top w:val="single" w:sz="4" w:space="0" w:color="000000"/>
+              <w:left w:val="single" w:sz="4" w:space="0" w:color="000000"/>
+              <w:bottom w:val="single" w:sz="4" w:space="0" w:color="000000"/>
+              <w:right w:val="single" w:sz="4" w:space="0" w:color="000000"/>
+            </w:tcBorders>
             <w:tcMar>
               <w:top w:w="95" w:type="dxa"/>
               <w:left w:w="95" w:type="dxa"/>
@@ -13706,914 +14149,34 @@
             </w:tcMar>
           </w:tcPr>
           <w:p>
-            <w:pPr>
-              <w:jc w:val="center"/>
-            </w:pPr>
-            <w:r>
-              <w:rPr>
-                <w:rFonts w:eastAsia="Times New Roman"/>
-                <w:color w:val="000000"/>
-                <w:sz w:val="23"/>
-              </w:rPr>
-              <w:t>12</w:t>
-            </w:r>
-          </w:p>
-        </w:tc>
-        <w:tc>
-          <w:tcPr>
-            <w:tcW w:w="3247" w:type="dxa"/>
+            <w:r>
+              <w:t>Cán bộ một cửa; Hệ thống</w:t>
+            </w:r>
+          </w:p>
+        </w:tc>
+        <w:tc>
+          <w:tcPr>
+            <w:tcW w:w="0" w:type="auto"/>
+            <w:tcBorders>
+              <w:top w:val="single" w:sz="4" w:space="0" w:color="000000"/>
+              <w:left w:val="single" w:sz="4" w:space="0" w:color="000000"/>
+              <w:bottom w:val="single" w:sz="4" w:space="0" w:color="000000"/>
+              <w:right w:val="single" w:sz="4" w:space="0" w:color="000000"/>
+            </w:tcBorders>
             <w:tcMar>
-              <w:top w:w="95" w:type="dxa"/>
-              <w:left w:w="95" w:type="dxa"/>
-              <w:bottom w:w="95" w:type="dxa"/>
-              <w:right w:w="95" w:type="dxa"/>
+              <w:top w:w="100" w:type="dxa"/>
+              <w:left w:w="100" w:type="dxa"/>
+              <w:bottom w:w="100" w:type="dxa"/>
+              <w:right w:w="100" w:type="dxa"/>
             </w:tcMar>
-          </w:tcPr>
-          <w:p>
-            <w:pPr>
-              <w:spacing w:line="264" w:lineRule="auto"/>
-            </w:pPr>
-            <w:r>
-              <w:rPr>
-                <w:rFonts w:eastAsia="Times New Roman"/>
-                <w:color w:val="000000"/>
-                <w:sz w:val="23"/>
-              </w:rPr>
-              <w:t>B12: Ghi nhận hình thức nhận kết quả</w:t>
-            </w:r>
-          </w:p>
-        </w:tc>
-        <w:tc>
-          <w:tcPr>
-            <w:tcW w:w="2110" w:type="dxa"/>
-            <w:tcMar>
-              <w:top w:w="95" w:type="dxa"/>
-              <w:left w:w="95" w:type="dxa"/>
-              <w:bottom w:w="95" w:type="dxa"/>
-              <w:right w:w="95" w:type="dxa"/>
-            </w:tcMar>
-          </w:tcPr>
-          <w:p>
-            <w:pPr>
-              <w:spacing w:line="264" w:lineRule="auto"/>
-            </w:pPr>
-            <w:r>
-              <w:rPr>
-                <w:rFonts w:eastAsia="Times New Roman"/>
-                <w:color w:val="000000"/>
-                <w:sz w:val="23"/>
-              </w:rPr>
-              <w:t>Cá nhân/Tổ chức; Cán bộ một cửa</w:t>
-            </w:r>
-          </w:p>
-        </w:tc>
-        <w:tc>
-          <w:tcPr>
-            <w:tcW w:w="4664" w:type="dxa"/>
-            <w:tcMar>
-              <w:top w:w="95" w:type="dxa"/>
-              <w:left w:w="95" w:type="dxa"/>
-              <w:bottom w:w="95" w:type="dxa"/>
-              <w:right w:w="95" w:type="dxa"/>
-            </w:tcMar>
-          </w:tcPr>
-          <w:p>
-            <w:pPr>
-              <w:spacing w:line="269" w:lineRule="auto"/>
-              <w:jc w:val="both"/>
-            </w:pPr>
-            <w:r>
-              <w:rPr>
-                <w:rFonts w:eastAsia="Times New Roman"/>
-                <w:color w:val="000000"/>
-                <w:sz w:val="23"/>
-              </w:rPr>
-              <w:t>Cá nhân hoặc tổ chức lựa chọn nhận kết quả trực tiếp tại Bộ phận Một cửa, nhận trực tuyến hoặc nhận tại nhà qua dịch vụ bưu chính công ích. Cán bộ ghi nhận hình thức đã lựa chọn và cập nhật thông tin người nhận trên hệ thống.</w:t>
-            </w:r>
-          </w:p>
-        </w:tc>
-      </w:tr>
-      <w:tr>
-        <w:trPr>
-          <w:cantSplit/>
-          <w:jc w:val="center"/>
-        </w:trPr>
-        <w:tc>
-          <w:tcPr>
-            <w:tcW w:w="708" w:type="dxa"/>
-            <w:tcMar>
-              <w:top w:w="95" w:type="dxa"/>
-              <w:left w:w="95" w:type="dxa"/>
-              <w:bottom w:w="95" w:type="dxa"/>
-              <w:right w:w="95" w:type="dxa"/>
-            </w:tcMar>
-          </w:tcPr>
-          <w:p>
-            <w:pPr>
-              <w:jc w:val="center"/>
-            </w:pPr>
-            <w:r>
-              <w:rPr>
-                <w:rFonts w:eastAsia="Times New Roman"/>
-                <w:color w:val="000000"/>
-                <w:sz w:val="23"/>
-              </w:rPr>
-              <w:t>13</w:t>
-            </w:r>
-          </w:p>
-        </w:tc>
-        <w:tc>
-          <w:tcPr>
-            <w:tcW w:w="3247" w:type="dxa"/>
-            <w:tcMar>
-              <w:top w:w="95" w:type="dxa"/>
-              <w:left w:w="95" w:type="dxa"/>
-              <w:bottom w:w="95" w:type="dxa"/>
-              <w:right w:w="95" w:type="dxa"/>
-            </w:tcMar>
-          </w:tcPr>
-          <w:p>
-            <w:pPr>
-              <w:spacing w:line="264" w:lineRule="auto"/>
-            </w:pPr>
-            <w:r>
-              <w:rPr>
-                <w:rFonts w:eastAsia="Times New Roman"/>
-                <w:color w:val="000000"/>
-                <w:sz w:val="23"/>
-              </w:rPr>
-              <w:t>B13: Lưu hồ sơ, cấp mã và cập nhật trạng thái</w:t>
-            </w:r>
-          </w:p>
-        </w:tc>
-        <w:tc>
-          <w:tcPr>
-            <w:tcW w:w="2110" w:type="dxa"/>
-            <w:tcMar>
-              <w:top w:w="95" w:type="dxa"/>
-              <w:left w:w="95" w:type="dxa"/>
-              <w:bottom w:w="95" w:type="dxa"/>
-              <w:right w:w="95" w:type="dxa"/>
-            </w:tcMar>
-          </w:tcPr>
-          <w:p>
-            <w:pPr>
-              <w:spacing w:line="264" w:lineRule="auto"/>
-            </w:pPr>
-            <w:r>
-              <w:rPr>
-                <w:rFonts w:eastAsia="Times New Roman"/>
-                <w:color w:val="000000"/>
-                <w:sz w:val="23"/>
-              </w:rPr>
-              <w:t>Cán bộ một cửa; Hệ thống</w:t>
-            </w:r>
-          </w:p>
-        </w:tc>
-        <w:tc>
-          <w:tcPr>
-            <w:tcW w:w="4664" w:type="dxa"/>
-            <w:tcMar>
-              <w:top w:w="95" w:type="dxa"/>
-              <w:left w:w="95" w:type="dxa"/>
-              <w:bottom w:w="95" w:type="dxa"/>
-              <w:right w:w="95" w:type="dxa"/>
-            </w:tcMar>
-          </w:tcPr>
-          <w:p>
-            <w:pPr>
-              <w:spacing w:line="269" w:lineRule="auto"/>
-              <w:jc w:val="both"/>
-            </w:pPr>
-            <w:r>
-              <w:rPr>
-                <w:rFonts w:eastAsia="Times New Roman"/>
-                <w:color w:val="000000"/>
-                <w:sz w:val="23"/>
-              </w:rPr>
-              <w:t>Cán bộ kiểm tra lại các thông tin đã nhập và thực hiện lưu hồ sơ. Hệ thống cấp mã hồ sơ để phục vụ tra cứu, theo dõi; đồng thời cập nhật trạng thái của hồ sơ trong quá trình tiếp nhận và giải quyết.</w:t>
-            </w:r>
-          </w:p>
-        </w:tc>
-      </w:tr>
-      <w:tr>
-        <w:trPr>
-          <w:cantSplit/>
-          <w:jc w:val="center"/>
-        </w:trPr>
-        <w:tc>
-          <w:tcPr>
-            <w:tcW w:w="708" w:type="dxa"/>
-            <w:tcMar>
-              <w:top w:w="95" w:type="dxa"/>
-              <w:left w:w="95" w:type="dxa"/>
-              <w:bottom w:w="95" w:type="dxa"/>
-              <w:right w:w="95" w:type="dxa"/>
-            </w:tcMar>
-          </w:tcPr>
-          <w:p>
-            <w:pPr>
-              <w:jc w:val="center"/>
-            </w:pPr>
-            <w:r>
-              <w:rPr>
-                <w:rFonts w:eastAsia="Times New Roman"/>
-                <w:color w:val="000000"/>
-                <w:sz w:val="23"/>
-              </w:rPr>
-              <w:t>14</w:t>
-            </w:r>
-          </w:p>
-        </w:tc>
-        <w:tc>
-          <w:tcPr>
-            <w:tcW w:w="3247" w:type="dxa"/>
-            <w:tcMar>
-              <w:top w:w="95" w:type="dxa"/>
-              <w:left w:w="95" w:type="dxa"/>
-              <w:bottom w:w="95" w:type="dxa"/>
-              <w:right w:w="95" w:type="dxa"/>
-            </w:tcMar>
-          </w:tcPr>
-          <w:p>
-            <w:pPr>
-              <w:spacing w:line="264" w:lineRule="auto"/>
-            </w:pPr>
-            <w:r>
-              <w:rPr>
-                <w:rFonts w:eastAsia="Times New Roman"/>
-                <w:color w:val="000000"/>
-                <w:sz w:val="23"/>
-              </w:rPr>
-              <w:t>B14: In hoặc gửi Phiếu tiếp nhận và hẹn trả kết quả</w:t>
-            </w:r>
-          </w:p>
-        </w:tc>
-        <w:tc>
-          <w:tcPr>
-            <w:tcW w:w="2110" w:type="dxa"/>
-            <w:tcMar>
-              <w:top w:w="95" w:type="dxa"/>
-              <w:left w:w="95" w:type="dxa"/>
-              <w:bottom w:w="95" w:type="dxa"/>
-              <w:right w:w="95" w:type="dxa"/>
-            </w:tcMar>
-          </w:tcPr>
-          <w:p>
-            <w:pPr>
-              <w:spacing w:line="264" w:lineRule="auto"/>
-            </w:pPr>
-            <w:r>
-              <w:rPr>
-                <w:rFonts w:eastAsia="Times New Roman"/>
-                <w:color w:val="000000"/>
-                <w:sz w:val="23"/>
-              </w:rPr>
-              <w:t>Cán bộ một cửa; Hệ thống</w:t>
-            </w:r>
-          </w:p>
-        </w:tc>
-        <w:tc>
-          <w:tcPr>
-            <w:tcW w:w="4664" w:type="dxa"/>
-            <w:tcMar>
-              <w:top w:w="95" w:type="dxa"/>
-              <w:left w:w="95" w:type="dxa"/>
-              <w:bottom w:w="95" w:type="dxa"/>
-              <w:right w:w="95" w:type="dxa"/>
-            </w:tcMar>
-          </w:tcPr>
-          <w:p>
-            <w:pPr>
-              <w:spacing w:line="269" w:lineRule="auto"/>
-              <w:jc w:val="both"/>
-            </w:pPr>
-            <w:r>
-              <w:rPr>
-                <w:rFonts w:eastAsia="Times New Roman"/>
-                <w:color w:val="000000"/>
-                <w:sz w:val="23"/>
-              </w:rPr>
-              <w:t>Sau khi lưu hồ sơ thành công, cán bộ in hoặc gửi Phiếu tiếp nhận và hẹn trả kết quả cho người nộp. Phiếu thể hiện mã hồ sơ, ngày tiếp nhận, thời hạn giải quyết, cơ quan xử lý và hình thức nhận kết quả.</w:t>
-            </w:r>
-          </w:p>
-        </w:tc>
-      </w:tr>
-      <w:tr>
-        <w:trPr>
-          <w:cantSplit/>
-          <w:jc w:val="center"/>
-        </w:trPr>
-        <w:tc>
-          <w:tcPr>
-            <w:tcW w:w="708" w:type="dxa"/>
-            <w:tcMar>
-              <w:top w:w="95" w:type="dxa"/>
-              <w:left w:w="95" w:type="dxa"/>
-              <w:bottom w:w="95" w:type="dxa"/>
-              <w:right w:w="95" w:type="dxa"/>
-            </w:tcMar>
-          </w:tcPr>
-          <w:p>
-            <w:pPr>
-              <w:jc w:val="center"/>
-            </w:pPr>
-            <w:r>
-              <w:rPr>
-                <w:rFonts w:eastAsia="Times New Roman"/>
-                <w:color w:val="000000"/>
-                <w:sz w:val="23"/>
-              </w:rPr>
-              <w:lastRenderedPageBreak/>
-              <w:t>15</w:t>
-            </w:r>
-          </w:p>
-        </w:tc>
-        <w:tc>
-          <w:tcPr>
-            <w:tcW w:w="3247" w:type="dxa"/>
-            <w:tcMar>
-              <w:top w:w="95" w:type="dxa"/>
-              <w:left w:w="95" w:type="dxa"/>
-              <w:bottom w:w="95" w:type="dxa"/>
-              <w:right w:w="95" w:type="dxa"/>
-            </w:tcMar>
-          </w:tcPr>
-          <w:p>
-            <w:pPr>
-              <w:spacing w:line="264" w:lineRule="auto"/>
-            </w:pPr>
-            <w:r>
-              <w:rPr>
-                <w:rFonts w:eastAsia="Times New Roman"/>
-                <w:color w:val="000000"/>
-                <w:sz w:val="23"/>
-              </w:rPr>
-              <w:t>B15: Chuyển hồ sơ đến đơn vị chuyên môn</w:t>
-            </w:r>
-          </w:p>
-        </w:tc>
-        <w:tc>
-          <w:tcPr>
-            <w:tcW w:w="2110" w:type="dxa"/>
-            <w:tcMar>
-              <w:top w:w="95" w:type="dxa"/>
-              <w:left w:w="95" w:type="dxa"/>
-              <w:bottom w:w="95" w:type="dxa"/>
-              <w:right w:w="95" w:type="dxa"/>
-            </w:tcMar>
-          </w:tcPr>
-          <w:p>
-            <w:pPr>
-              <w:spacing w:line="264" w:lineRule="auto"/>
-            </w:pPr>
-            <w:r>
-              <w:rPr>
-                <w:rFonts w:eastAsia="Times New Roman"/>
-                <w:color w:val="000000"/>
-                <w:sz w:val="23"/>
-              </w:rPr>
-              <w:t>Cán bộ một cửa; Hệ thống</w:t>
-            </w:r>
-          </w:p>
-        </w:tc>
-        <w:tc>
-          <w:tcPr>
-            <w:tcW w:w="4664" w:type="dxa"/>
-            <w:tcMar>
-              <w:top w:w="95" w:type="dxa"/>
-              <w:left w:w="95" w:type="dxa"/>
-              <w:bottom w:w="95" w:type="dxa"/>
-              <w:right w:w="95" w:type="dxa"/>
-            </w:tcMar>
-          </w:tcPr>
-          <w:p>
-            <w:pPr>
-              <w:spacing w:line="269" w:lineRule="auto"/>
-              <w:jc w:val="both"/>
-            </w:pPr>
-            <w:r>
-              <w:rPr>
-                <w:rFonts w:eastAsia="Times New Roman"/>
-                <w:color w:val="000000"/>
-                <w:sz w:val="23"/>
-              </w:rPr>
-              <w:t>Cán bộ một cửa chuyển hồ sơ điện tử và các tài liệu có liên quan đến cán bộ hoặc đơn vị chuyên môn có trách nhiệm xử lý. Hệ thống ghi nhận việc chuyển hồ sơ và cập nhật hồ sơ sang trạng thái đang xử lý.</w:t>
-            </w:r>
-          </w:p>
-        </w:tc>
-      </w:tr>
-      <w:tr>
-        <w:trPr>
-          <w:cantSplit/>
-          <w:jc w:val="center"/>
-        </w:trPr>
-        <w:tc>
-          <w:tcPr>
-            <w:tcW w:w="708" w:type="dxa"/>
-            <w:tcMar>
-              <w:top w:w="95" w:type="dxa"/>
-              <w:left w:w="95" w:type="dxa"/>
-              <w:bottom w:w="95" w:type="dxa"/>
-              <w:right w:w="95" w:type="dxa"/>
-            </w:tcMar>
-          </w:tcPr>
-          <w:p>
-            <w:pPr>
-              <w:jc w:val="center"/>
-            </w:pPr>
-            <w:r>
-              <w:rPr>
-                <w:rFonts w:eastAsia="Times New Roman"/>
-                <w:color w:val="000000"/>
-                <w:sz w:val="23"/>
-              </w:rPr>
-              <w:t>16</w:t>
-            </w:r>
-          </w:p>
-        </w:tc>
-        <w:tc>
-          <w:tcPr>
-            <w:tcW w:w="3247" w:type="dxa"/>
-            <w:tcMar>
-              <w:top w:w="95" w:type="dxa"/>
-              <w:left w:w="95" w:type="dxa"/>
-              <w:bottom w:w="95" w:type="dxa"/>
-              <w:right w:w="95" w:type="dxa"/>
-            </w:tcMar>
-          </w:tcPr>
-          <w:p>
-            <w:pPr>
-              <w:spacing w:line="264" w:lineRule="auto"/>
-            </w:pPr>
-            <w:r>
-              <w:rPr>
-                <w:rFonts w:eastAsia="Times New Roman"/>
-                <w:color w:val="000000"/>
-                <w:sz w:val="23"/>
-              </w:rPr>
-              <w:t>B16: Kiểm tra, thẩm định và xử lý hồ sơ</w:t>
-            </w:r>
-          </w:p>
-        </w:tc>
-        <w:tc>
-          <w:tcPr>
-            <w:tcW w:w="2110" w:type="dxa"/>
-            <w:tcMar>
-              <w:top w:w="95" w:type="dxa"/>
-              <w:left w:w="95" w:type="dxa"/>
-              <w:bottom w:w="95" w:type="dxa"/>
-              <w:right w:w="95" w:type="dxa"/>
-            </w:tcMar>
-          </w:tcPr>
-          <w:p>
-            <w:pPr>
-              <w:spacing w:line="264" w:lineRule="auto"/>
-            </w:pPr>
-            <w:r>
-              <w:rPr>
-                <w:rFonts w:eastAsia="Times New Roman"/>
-                <w:color w:val="000000"/>
-                <w:sz w:val="23"/>
-              </w:rPr>
-              <w:t>Cán bộ/Đơn vị chuyên môn</w:t>
-            </w:r>
-          </w:p>
-        </w:tc>
-        <w:tc>
-          <w:tcPr>
-            <w:tcW w:w="4664" w:type="dxa"/>
-            <w:tcMar>
-              <w:top w:w="95" w:type="dxa"/>
-              <w:left w:w="95" w:type="dxa"/>
-              <w:bottom w:w="95" w:type="dxa"/>
-              <w:right w:w="95" w:type="dxa"/>
-            </w:tcMar>
-          </w:tcPr>
-          <w:p>
-            <w:pPr>
-              <w:spacing w:line="269" w:lineRule="auto"/>
-              <w:jc w:val="both"/>
-            </w:pPr>
-            <w:r>
-              <w:rPr>
-                <w:rFonts w:eastAsia="Times New Roman"/>
-                <w:color w:val="000000"/>
-                <w:sz w:val="23"/>
-              </w:rPr>
-              <w:t>Cán bộ chuyên môn kiểm tra nội dung hồ sơ, đối chiếu với các quy định chuyên ngành và đánh giá điều kiện giải quyết thủ tục hành chính. Kết quả thẩm định và các nội dung xử lý được ghi nhận, lưu trữ trên hệ thống.</w:t>
-            </w:r>
-          </w:p>
-        </w:tc>
-      </w:tr>
-      <w:tr>
-        <w:trPr>
-          <w:cantSplit/>
-          <w:jc w:val="center"/>
-        </w:trPr>
-        <w:tc>
-          <w:tcPr>
-            <w:tcW w:w="708" w:type="dxa"/>
-            <w:tcMar>
-              <w:top w:w="95" w:type="dxa"/>
-              <w:left w:w="95" w:type="dxa"/>
-              <w:bottom w:w="95" w:type="dxa"/>
-              <w:right w:w="95" w:type="dxa"/>
-            </w:tcMar>
-          </w:tcPr>
-          <w:p>
-            <w:pPr>
-              <w:jc w:val="center"/>
-            </w:pPr>
-            <w:r>
-              <w:rPr>
-                <w:rFonts w:eastAsia="Times New Roman"/>
-                <w:color w:val="000000"/>
-                <w:sz w:val="23"/>
-              </w:rPr>
-              <w:t>17</w:t>
-            </w:r>
-          </w:p>
-        </w:tc>
-        <w:tc>
-          <w:tcPr>
-            <w:tcW w:w="3247" w:type="dxa"/>
-            <w:tcMar>
-              <w:top w:w="95" w:type="dxa"/>
-              <w:left w:w="95" w:type="dxa"/>
-              <w:bottom w:w="95" w:type="dxa"/>
-              <w:right w:w="95" w:type="dxa"/>
-            </w:tcMar>
-          </w:tcPr>
-          <w:p>
-            <w:pPr>
-              <w:spacing w:line="264" w:lineRule="auto"/>
-            </w:pPr>
-            <w:r>
-              <w:rPr>
-                <w:rFonts w:eastAsia="Times New Roman"/>
-                <w:color w:val="000000"/>
-                <w:sz w:val="23"/>
-              </w:rPr>
-              <w:t>B17: Thẩm tra, xác minh hoặc lấy ý kiến</w:t>
-            </w:r>
-          </w:p>
-        </w:tc>
-        <w:tc>
-          <w:tcPr>
-            <w:tcW w:w="2110" w:type="dxa"/>
-            <w:tcMar>
-              <w:top w:w="95" w:type="dxa"/>
-              <w:left w:w="95" w:type="dxa"/>
-              <w:bottom w:w="95" w:type="dxa"/>
-              <w:right w:w="95" w:type="dxa"/>
-            </w:tcMar>
-          </w:tcPr>
-          <w:p>
-            <w:pPr>
-              <w:spacing w:line="264" w:lineRule="auto"/>
-            </w:pPr>
-            <w:r>
-              <w:rPr>
-                <w:rFonts w:eastAsia="Times New Roman"/>
-                <w:color w:val="000000"/>
-                <w:sz w:val="23"/>
-              </w:rPr>
-              <w:t>Cán bộ chuyên môn; Cơ quan phối hợp</w:t>
-            </w:r>
-          </w:p>
-        </w:tc>
-        <w:tc>
-          <w:tcPr>
-            <w:tcW w:w="4664" w:type="dxa"/>
-            <w:tcMar>
-              <w:top w:w="95" w:type="dxa"/>
-              <w:left w:w="95" w:type="dxa"/>
-              <w:bottom w:w="95" w:type="dxa"/>
-              <w:right w:w="95" w:type="dxa"/>
-            </w:tcMar>
-          </w:tcPr>
-          <w:p>
-            <w:pPr>
-              <w:spacing w:line="269" w:lineRule="auto"/>
-              <w:jc w:val="both"/>
-            </w:pPr>
-            <w:r>
-              <w:rPr>
-                <w:rFonts w:eastAsia="Times New Roman"/>
-                <w:color w:val="000000"/>
-                <w:sz w:val="23"/>
-              </w:rPr>
-              <w:t>Khi cần thêm căn cứ, cán bộ chuyên môn thực hiện thẩm tra, xác minh hoặc gửi yêu cầu lấy ý kiến cơ quan phối hợp. Kết quả xác minh và ý kiến phản hồi được số hóa, cập nhật và lưu cùng hồ sơ để làm căn cứ xử lý.</w:t>
-            </w:r>
-          </w:p>
-        </w:tc>
-      </w:tr>
-      <w:tr>
-        <w:trPr>
-          <w:cantSplit/>
-          <w:jc w:val="center"/>
-        </w:trPr>
-        <w:tc>
-          <w:tcPr>
-            <w:tcW w:w="708" w:type="dxa"/>
-            <w:tcMar>
-              <w:top w:w="95" w:type="dxa"/>
-              <w:left w:w="95" w:type="dxa"/>
-              <w:bottom w:w="95" w:type="dxa"/>
-              <w:right w:w="95" w:type="dxa"/>
-            </w:tcMar>
-          </w:tcPr>
-          <w:p>
-            <w:pPr>
-              <w:jc w:val="center"/>
-            </w:pPr>
-            <w:r>
-              <w:rPr>
-                <w:rFonts w:eastAsia="Times New Roman"/>
-                <w:color w:val="000000"/>
-                <w:sz w:val="23"/>
-              </w:rPr>
-              <w:t>18</w:t>
-            </w:r>
-          </w:p>
-        </w:tc>
-        <w:tc>
-          <w:tcPr>
-            <w:tcW w:w="3247" w:type="dxa"/>
-            <w:tcMar>
-              <w:top w:w="95" w:type="dxa"/>
-              <w:left w:w="95" w:type="dxa"/>
-              <w:bottom w:w="95" w:type="dxa"/>
-              <w:right w:w="95" w:type="dxa"/>
-            </w:tcMar>
-          </w:tcPr>
-          <w:p>
-            <w:pPr>
-              <w:spacing w:line="264" w:lineRule="auto"/>
-            </w:pPr>
-            <w:r>
-              <w:rPr>
-                <w:rFonts w:eastAsia="Times New Roman"/>
-                <w:color w:val="000000"/>
-                <w:sz w:val="23"/>
-              </w:rPr>
-              <w:t>B18: Lập dự thảo kết quả hoặc văn bản không giải quyết</w:t>
-            </w:r>
-          </w:p>
-        </w:tc>
-        <w:tc>
-          <w:tcPr>
-            <w:tcW w:w="2110" w:type="dxa"/>
-            <w:tcMar>
-              <w:top w:w="95" w:type="dxa"/>
-              <w:left w:w="95" w:type="dxa"/>
-              <w:bottom w:w="95" w:type="dxa"/>
-              <w:right w:w="95" w:type="dxa"/>
-            </w:tcMar>
-          </w:tcPr>
-          <w:p>
-            <w:pPr>
-              <w:spacing w:line="264" w:lineRule="auto"/>
-            </w:pPr>
-            <w:r>
-              <w:rPr>
-                <w:rFonts w:eastAsia="Times New Roman"/>
-                <w:color w:val="000000"/>
-                <w:sz w:val="23"/>
-              </w:rPr>
-              <w:t>Cán bộ chuyên môn</w:t>
-            </w:r>
-          </w:p>
-        </w:tc>
-        <w:tc>
-          <w:tcPr>
-            <w:tcW w:w="4664" w:type="dxa"/>
-            <w:tcMar>
-              <w:top w:w="95" w:type="dxa"/>
-              <w:left w:w="95" w:type="dxa"/>
-              <w:bottom w:w="95" w:type="dxa"/>
-              <w:right w:w="95" w:type="dxa"/>
-            </w:tcMar>
-          </w:tcPr>
-          <w:p>
-            <w:pPr>
-              <w:spacing w:line="269" w:lineRule="auto"/>
-              <w:jc w:val="both"/>
-            </w:pPr>
-            <w:r>
-              <w:rPr>
-                <w:rFonts w:eastAsia="Times New Roman"/>
-                <w:color w:val="000000"/>
-                <w:sz w:val="23"/>
-              </w:rPr>
-              <w:t>Căn cứ kết quả thẩm định, cán bộ chuyên môn lập dự thảo kết quả giải quyết thủ tục hành chính. Nếu hồ sơ không đáp ứng điều kiện chuyên môn, cán bộ lập dự thảo văn bản không giải quyết và nêu rõ căn cứ, lý do.</w:t>
-            </w:r>
-          </w:p>
-        </w:tc>
-      </w:tr>
-      <w:tr>
-        <w:trPr>
-          <w:cantSplit/>
-          <w:jc w:val="center"/>
-        </w:trPr>
-        <w:tc>
-          <w:tcPr>
-            <w:tcW w:w="708" w:type="dxa"/>
-            <w:tcMar>
-              <w:top w:w="95" w:type="dxa"/>
-              <w:left w:w="95" w:type="dxa"/>
-              <w:bottom w:w="95" w:type="dxa"/>
-              <w:right w:w="95" w:type="dxa"/>
-            </w:tcMar>
-          </w:tcPr>
-          <w:p>
-            <w:pPr>
-              <w:jc w:val="center"/>
-            </w:pPr>
-            <w:r>
-              <w:rPr>
-                <w:rFonts w:eastAsia="Times New Roman"/>
-                <w:color w:val="000000"/>
-                <w:sz w:val="23"/>
-              </w:rPr>
-              <w:t>19</w:t>
-            </w:r>
-          </w:p>
-        </w:tc>
-        <w:tc>
-          <w:tcPr>
-            <w:tcW w:w="3247" w:type="dxa"/>
-            <w:tcMar>
-              <w:top w:w="95" w:type="dxa"/>
-              <w:left w:w="95" w:type="dxa"/>
-              <w:bottom w:w="95" w:type="dxa"/>
-              <w:right w:w="95" w:type="dxa"/>
-            </w:tcMar>
-          </w:tcPr>
-          <w:p>
-            <w:pPr>
-              <w:spacing w:line="264" w:lineRule="auto"/>
-            </w:pPr>
-            <w:r>
-              <w:rPr>
-                <w:rFonts w:eastAsia="Times New Roman"/>
-                <w:color w:val="000000"/>
-                <w:sz w:val="23"/>
-              </w:rPr>
-              <w:t>B19: Trình lãnh đạo phê duyệt</w:t>
-            </w:r>
-          </w:p>
-        </w:tc>
-        <w:tc>
-          <w:tcPr>
-            <w:tcW w:w="2110" w:type="dxa"/>
-            <w:tcMar>
-              <w:top w:w="95" w:type="dxa"/>
-              <w:left w:w="95" w:type="dxa"/>
-              <w:bottom w:w="95" w:type="dxa"/>
-              <w:right w:w="95" w:type="dxa"/>
-            </w:tcMar>
-          </w:tcPr>
-          <w:p>
-            <w:pPr>
-              <w:spacing w:line="264" w:lineRule="auto"/>
-            </w:pPr>
-            <w:r>
-              <w:rPr>
-                <w:rFonts w:eastAsia="Times New Roman"/>
-                <w:color w:val="000000"/>
-                <w:sz w:val="23"/>
-              </w:rPr>
-              <w:t>Cán bộ chuyên môn; Lãnh đạo/Người có thẩm quyền</w:t>
-            </w:r>
-          </w:p>
-        </w:tc>
-        <w:tc>
-          <w:tcPr>
-            <w:tcW w:w="4664" w:type="dxa"/>
-            <w:tcMar>
-              <w:top w:w="95" w:type="dxa"/>
-              <w:left w:w="95" w:type="dxa"/>
-              <w:bottom w:w="95" w:type="dxa"/>
-              <w:right w:w="95" w:type="dxa"/>
-            </w:tcMar>
-          </w:tcPr>
-          <w:p>
-            <w:pPr>
-              <w:spacing w:line="269" w:lineRule="auto"/>
-              <w:jc w:val="both"/>
-            </w:pPr>
-            <w:r>
-              <w:rPr>
-                <w:rFonts w:eastAsia="Times New Roman"/>
-                <w:color w:val="000000"/>
-                <w:sz w:val="23"/>
-              </w:rPr>
-              <w:t>Dự thảo kết quả được trình lãnh đạo hoặc người có thẩm quyền xem xét. Nếu nội dung chưa đạt yêu cầu, hồ sơ được trả lại đơn vị chuyên môn để chỉnh sửa; nếu đạt yêu cầu, lãnh đạo thực hiện phê duyệt.</w:t>
-            </w:r>
-          </w:p>
-        </w:tc>
-      </w:tr>
-      <w:tr>
-        <w:trPr>
-          <w:cantSplit/>
-          <w:jc w:val="center"/>
-        </w:trPr>
-        <w:tc>
-          <w:tcPr>
-            <w:tcW w:w="708" w:type="dxa"/>
-            <w:tcMar>
-              <w:top w:w="95" w:type="dxa"/>
-              <w:left w:w="95" w:type="dxa"/>
-              <w:bottom w:w="95" w:type="dxa"/>
-              <w:right w:w="95" w:type="dxa"/>
-            </w:tcMar>
-          </w:tcPr>
-          <w:p>
-            <w:pPr>
-              <w:jc w:val="center"/>
-            </w:pPr>
-            <w:r>
-              <w:rPr>
-                <w:rFonts w:eastAsia="Times New Roman"/>
-                <w:color w:val="000000"/>
-                <w:sz w:val="23"/>
-              </w:rPr>
-              <w:t>20</w:t>
-            </w:r>
-          </w:p>
-        </w:tc>
-        <w:tc>
-          <w:tcPr>
-            <w:tcW w:w="3247" w:type="dxa"/>
-            <w:tcMar>
-              <w:top w:w="95" w:type="dxa"/>
-              <w:left w:w="95" w:type="dxa"/>
-              <w:bottom w:w="95" w:type="dxa"/>
-              <w:right w:w="95" w:type="dxa"/>
-            </w:tcMar>
-          </w:tcPr>
-          <w:p>
-            <w:pPr>
-              <w:spacing w:line="264" w:lineRule="auto"/>
-            </w:pPr>
-            <w:r>
-              <w:rPr>
-                <w:rFonts w:eastAsia="Times New Roman"/>
-                <w:color w:val="000000"/>
-                <w:sz w:val="23"/>
-              </w:rPr>
-              <w:t>B20: Ký số, ban hành và chuyển chờ trả kết quả</w:t>
-            </w:r>
-          </w:p>
-        </w:tc>
-        <w:tc>
-          <w:tcPr>
-            <w:tcW w:w="2110" w:type="dxa"/>
-            <w:tcMar>
-              <w:top w:w="95" w:type="dxa"/>
-              <w:left w:w="95" w:type="dxa"/>
-              <w:bottom w:w="95" w:type="dxa"/>
-              <w:right w:w="95" w:type="dxa"/>
-            </w:tcMar>
-          </w:tcPr>
-          <w:p>
-            <w:pPr>
-              <w:spacing w:line="264" w:lineRule="auto"/>
-            </w:pPr>
-            <w:r>
-              <w:rPr>
-                <w:rFonts w:eastAsia="Times New Roman"/>
-                <w:color w:val="000000"/>
-                <w:sz w:val="23"/>
-              </w:rPr>
-              <w:t>Lãnh đạo/Người có thẩm quyền; Hệ thống</w:t>
-            </w:r>
-          </w:p>
-        </w:tc>
-        <w:tc>
-          <w:tcPr>
-            <w:tcW w:w="4664" w:type="dxa"/>
-            <w:tcMar>
-              <w:top w:w="95" w:type="dxa"/>
-              <w:left w:w="95" w:type="dxa"/>
-              <w:bottom w:w="95" w:type="dxa"/>
-              <w:right w:w="95" w:type="dxa"/>
-            </w:tcMar>
-          </w:tcPr>
-          <w:p>
-            <w:pPr>
-              <w:spacing w:line="269" w:lineRule="auto"/>
-              <w:jc w:val="both"/>
-            </w:pPr>
-            <w:r>
-              <w:rPr>
-                <w:rFonts w:eastAsia="Times New Roman"/>
-                <w:color w:val="000000"/>
-                <w:sz w:val="23"/>
-              </w:rPr>
-              <w:t>Kết quả được ký số, ban hành và lưu trên hệ thống. Hệ thống cập nhật hồ sơ sang trạng thái chờ trả kết quả để Bộ phận Một cửa tiếp tục trả kết quả cho cá nhân hoặc tổ chức theo hình thức đã đăng ký.</w:t>
+            <w:vAlign w:val="bottom"/>
+          </w:tcPr>
+          <w:p>
+            <w:r>
+              <w:t xml:space="preserve">Sau khi hoàn tất lưu hồ sơ, cán bộ in Phiếu </w:t>
+            </w:r>
+            <w:r>
+              <w:t>kiểm soát, sau đó gộp với phiếu phiếu hẹn để luân chuyển sang quy trình tiếp theo</w:t>
             </w:r>
           </w:p>
         </w:tc>
@@ -20010,7 +19573,6 @@
   <w:style w:type="character" w:default="1" w:styleId="DefaultParagraphFont">
     <w:name w:val="Default Paragraph Font"/>
     <w:uiPriority w:val="1"/>
-    <w:semiHidden/>
     <w:unhideWhenUsed/>
   </w:style>
   <w:style w:type="table" w:default="1" w:styleId="TableNormal">

--- a/DoAn_Final.docx
+++ b/DoAn_Final.docx
@@ -79,7 +79,7 @@
           <w:szCs w:val="26"/>
         </w:rPr>
         <w:drawing>
-          <wp:inline distT="0" distB="0" distL="0" distR="0" wp14:anchorId="61AA30EF" wp14:editId="3E3F6575">
+          <wp:inline distT="0" distB="0" distL="0" distR="0" wp14:anchorId="61AA30EF" wp14:editId="0117F4E6">
             <wp:extent cx="1948539" cy="1606164"/>
             <wp:effectExtent l="0" t="0" r="0" b="0"/>
             <wp:docPr id="990850389" name="Picture 1"/>
@@ -15814,10 +15814,7 @@
         <w:pStyle w:val="Heading2"/>
       </w:pPr>
       <w:r>
-        <w:t>3.1</w:t>
-      </w:r>
-      <w:r>
-        <w:t xml:space="preserve"> Phân tích quy trình tiếp nhận hồ sơ</w:t>
+        <w:t>3.1 Phân tích quy trình tiếp nhận hồ sơ</w:t>
       </w:r>
     </w:p>
     <w:p>
@@ -15847,7 +15844,7 @@
           <w:szCs w:val="26"/>
         </w:rPr>
         <w:drawing>
-          <wp:inline distT="0" distB="0" distL="0" distR="0" wp14:anchorId="26C62968" wp14:editId="2F674807">
+          <wp:inline distT="0" distB="0" distL="0" distR="0" wp14:anchorId="26C62968" wp14:editId="5ADD9131">
             <wp:extent cx="5725795" cy="2461260"/>
             <wp:effectExtent l="0" t="0" r="8255" b="0"/>
             <wp:docPr id="1702479062" name="Picture 21"/>
@@ -15903,24 +15900,14 @@
       <w:r>
         <w:t xml:space="preserve">Hình </w:t>
       </w:r>
-      <w:r>
-        <w:fldChar w:fldCharType="begin"/>
-      </w:r>
-      <w:r>
-        <w:instrText xml:space="preserve"> SEQ Hình \* ARABIC </w:instrText>
-      </w:r>
-      <w:r>
-        <w:fldChar w:fldCharType="separate"/>
-      </w:r>
-      <w:r>
-        <w:rPr>
-          <w:noProof/>
-        </w:rPr>
-        <w:t>6</w:t>
-      </w:r>
-      <w:r>
-        <w:fldChar w:fldCharType="end"/>
-      </w:r>
+      <w:fldSimple w:instr=" SEQ Hình \* ARABIC ">
+        <w:r>
+          <w:rPr>
+            <w:noProof/>
+          </w:rPr>
+          <w:t>6</w:t>
+        </w:r>
+      </w:fldSimple>
       <w:r>
         <w:t>. Phân tích giá trị gia tăng trên quy trình tiếp nhận</w:t>
       </w:r>
@@ -15967,6 +15954,16 @@
           <w14:ligatures w14:val="none"/>
         </w:rPr>
         <w:t xml:space="preserve"> phân tích định tính </w:t>
+      </w:r>
+      <w:r>
+        <w:rPr>
+          <w:rFonts w:eastAsia="Times New Roman" w:cs="Times New Roman"/>
+          <w:color w:val="000000"/>
+          <w:kern w:val="0"/>
+          <w:szCs w:val="26"/>
+          <w14:ligatures w14:val="none"/>
+        </w:rPr>
+        <w:t>giá trị gia tăng</w:t>
       </w:r>
     </w:p>
     <w:tbl>
@@ -17700,6 +17697,2542 @@
       </w:r>
     </w:p>
     <w:p>
+      <w:r>
+        <w:rPr>
+          <w:noProof/>
+          <w:color w:val="000000"/>
+          <w:szCs w:val="26"/>
+        </w:rPr>
+        <w:drawing>
+          <wp:inline distT="0" distB="0" distL="0" distR="0" wp14:anchorId="55253AF6" wp14:editId="59A64623">
+            <wp:extent cx="5731510" cy="2321560"/>
+            <wp:effectExtent l="0" t="0" r="2540" b="2540"/>
+            <wp:docPr id="1621202187" name="Picture 20"/>
+            <wp:cNvGraphicFramePr>
+              <a:graphicFrameLocks xmlns:a="http://schemas.openxmlformats.org/drawingml/2006/main" noChangeAspect="1"/>
+            </wp:cNvGraphicFramePr>
+            <a:graphic xmlns:a="http://schemas.openxmlformats.org/drawingml/2006/main">
+              <a:graphicData uri="http://schemas.openxmlformats.org/drawingml/2006/picture">
+                <pic:pic xmlns:pic="http://schemas.openxmlformats.org/drawingml/2006/picture">
+                  <pic:nvPicPr>
+                    <pic:cNvPr id="0" name="Picture 1"/>
+                    <pic:cNvPicPr>
+                      <a:picLocks noChangeAspect="1" noChangeArrowheads="1"/>
+                    </pic:cNvPicPr>
+                  </pic:nvPicPr>
+                  <pic:blipFill>
+                    <a:blip r:embed="rId19" cstate="print">
+                      <a:extLst>
+                        <a:ext uri="{28A0092B-C50C-407E-A947-70E740481C1C}">
+                          <a14:useLocalDpi xmlns:a14="http://schemas.microsoft.com/office/drawing/2010/main" val="0"/>
+                        </a:ext>
+                      </a:extLst>
+                    </a:blip>
+                    <a:srcRect/>
+                    <a:stretch>
+                      <a:fillRect/>
+                    </a:stretch>
+                  </pic:blipFill>
+                  <pic:spPr bwMode="auto">
+                    <a:xfrm>
+                      <a:off x="0" y="0"/>
+                      <a:ext cx="5731510" cy="2321560"/>
+                    </a:xfrm>
+                    <a:prstGeom prst="rect">
+                      <a:avLst/>
+                    </a:prstGeom>
+                    <a:noFill/>
+                    <a:ln>
+                      <a:noFill/>
+                    </a:ln>
+                  </pic:spPr>
+                </pic:pic>
+              </a:graphicData>
+            </a:graphic>
+          </wp:inline>
+        </w:drawing>
+      </w:r>
+    </w:p>
+    <w:p>
+      <w:pPr>
+        <w:pStyle w:val="Caption"/>
+      </w:pPr>
+      <w:r>
+        <w:t xml:space="preserve">Hình </w:t>
+      </w:r>
+      <w:r>
+        <w:fldChar w:fldCharType="begin"/>
+      </w:r>
+      <w:r>
+        <w:instrText xml:space="preserve"> SEQ Hình \* ARABIC </w:instrText>
+      </w:r>
+      <w:r>
+        <w:fldChar w:fldCharType="separate"/>
+      </w:r>
+      <w:r>
+        <w:rPr>
+          <w:noProof/>
+        </w:rPr>
+        <w:t>7</w:t>
+      </w:r>
+      <w:r>
+        <w:fldChar w:fldCharType="end"/>
+      </w:r>
+      <w:r>
+        <w:t xml:space="preserve">. Phân tích </w:t>
+      </w:r>
+      <w:r>
+        <w:t>sự lãng phí</w:t>
+      </w:r>
+      <w:r>
+        <w:t xml:space="preserve"> trên quy trình tiếp nhận</w:t>
+      </w:r>
+    </w:p>
+    <w:p>
+      <w:r>
+        <w:tab/>
+        <w:t>Bảng 4: Phân tích sự lãng phí</w:t>
+      </w:r>
+    </w:p>
+    <w:tbl>
+      <w:tblPr>
+        <w:tblStyle w:val="TableGrid"/>
+        <w:tblW w:w="0" w:type="auto"/>
+        <w:tblLook w:val="04A0" w:firstRow="1" w:lastRow="0" w:firstColumn="1" w:lastColumn="0" w:noHBand="0" w:noVBand="1"/>
+      </w:tblPr>
+      <w:tblGrid>
+        <w:gridCol w:w="846"/>
+        <w:gridCol w:w="1984"/>
+        <w:gridCol w:w="1677"/>
+        <w:gridCol w:w="1503"/>
+        <w:gridCol w:w="1503"/>
+        <w:gridCol w:w="1503"/>
+      </w:tblGrid>
+      <w:tr>
+        <w:tc>
+          <w:tcPr>
+            <w:tcW w:w="846" w:type="dxa"/>
+          </w:tcPr>
+          <w:p>
+            <w:pPr>
+              <w:jc w:val="center"/>
+            </w:pPr>
+            <w:r>
+              <w:rPr>
+                <w:color w:val="000000"/>
+                <w:szCs w:val="26"/>
+              </w:rPr>
+              <w:t>STT</w:t>
+            </w:r>
+          </w:p>
+        </w:tc>
+        <w:tc>
+          <w:tcPr>
+            <w:tcW w:w="1984" w:type="dxa"/>
+          </w:tcPr>
+          <w:p>
+            <w:pPr>
+              <w:jc w:val="center"/>
+            </w:pPr>
+            <w:r>
+              <w:rPr>
+                <w:color w:val="000000"/>
+                <w:szCs w:val="26"/>
+              </w:rPr>
+              <w:t>Task</w:t>
+            </w:r>
+          </w:p>
+        </w:tc>
+        <w:tc>
+          <w:tcPr>
+            <w:tcW w:w="1677" w:type="dxa"/>
+          </w:tcPr>
+          <w:p>
+            <w:pPr>
+              <w:jc w:val="center"/>
+            </w:pPr>
+            <w:r>
+              <w:rPr>
+                <w:color w:val="000000"/>
+                <w:szCs w:val="26"/>
+              </w:rPr>
+              <w:t>Loại lãng phí</w:t>
+            </w:r>
+          </w:p>
+        </w:tc>
+        <w:tc>
+          <w:tcPr>
+            <w:tcW w:w="1503" w:type="dxa"/>
+          </w:tcPr>
+          <w:p>
+            <w:pPr>
+              <w:jc w:val="center"/>
+            </w:pPr>
+            <w:r>
+              <w:rPr>
+                <w:color w:val="000000"/>
+                <w:szCs w:val="26"/>
+              </w:rPr>
+              <w:t>Liệt kê</w:t>
+            </w:r>
+          </w:p>
+        </w:tc>
+        <w:tc>
+          <w:tcPr>
+            <w:tcW w:w="1503" w:type="dxa"/>
+          </w:tcPr>
+          <w:p>
+            <w:pPr>
+              <w:jc w:val="center"/>
+            </w:pPr>
+            <w:r>
+              <w:rPr>
+                <w:color w:val="000000"/>
+                <w:szCs w:val="26"/>
+              </w:rPr>
+              <w:t>Mô tả</w:t>
+            </w:r>
+          </w:p>
+        </w:tc>
+        <w:tc>
+          <w:tcPr>
+            <w:tcW w:w="1503" w:type="dxa"/>
+          </w:tcPr>
+          <w:p>
+            <w:pPr>
+              <w:jc w:val="center"/>
+            </w:pPr>
+            <w:r>
+              <w:rPr>
+                <w:color w:val="000000"/>
+                <w:szCs w:val="26"/>
+              </w:rPr>
+              <w:t>Khắc phục</w:t>
+            </w:r>
+          </w:p>
+        </w:tc>
+      </w:tr>
+      <w:tr>
+        <w:tc>
+          <w:tcPr>
+            <w:tcW w:w="846" w:type="dxa"/>
+          </w:tcPr>
+          <w:p>
+            <w:pPr>
+              <w:jc w:val="center"/>
+            </w:pPr>
+            <w:r>
+              <w:rPr>
+                <w:color w:val="000000"/>
+                <w:szCs w:val="26"/>
+              </w:rPr>
+              <w:t>1</w:t>
+            </w:r>
+          </w:p>
+        </w:tc>
+        <w:tc>
+          <w:tcPr>
+            <w:tcW w:w="1984" w:type="dxa"/>
+          </w:tcPr>
+          <w:p>
+            <w:pPr>
+              <w:jc w:val="center"/>
+            </w:pPr>
+            <w:r>
+              <w:rPr>
+                <w:color w:val="000000"/>
+                <w:szCs w:val="26"/>
+              </w:rPr>
+              <w:t>Tra cứu thủ tục</w:t>
+            </w:r>
+          </w:p>
+        </w:tc>
+        <w:tc>
+          <w:tcPr>
+            <w:tcW w:w="1677" w:type="dxa"/>
+          </w:tcPr>
+          <w:p>
+            <w:pPr>
+              <w:jc w:val="center"/>
+            </w:pPr>
+            <w:r>
+              <w:rPr>
+                <w:color w:val="000000"/>
+                <w:szCs w:val="26"/>
+              </w:rPr>
+              <w:t>Hold</w:t>
+            </w:r>
+          </w:p>
+        </w:tc>
+        <w:tc>
+          <w:tcPr>
+            <w:tcW w:w="1503" w:type="dxa"/>
+          </w:tcPr>
+          <w:p>
+            <w:pPr>
+              <w:jc w:val="center"/>
+            </w:pPr>
+            <w:r>
+              <w:rPr>
+                <w:color w:val="000000"/>
+                <w:szCs w:val="26"/>
+              </w:rPr>
+              <w:t>Chờ/tốn thời gian tra cứu</w:t>
+            </w:r>
+          </w:p>
+        </w:tc>
+        <w:tc>
+          <w:tcPr>
+            <w:tcW w:w="1503" w:type="dxa"/>
+          </w:tcPr>
+          <w:p>
+            <w:pPr>
+              <w:jc w:val="center"/>
+            </w:pPr>
+            <w:r>
+              <w:rPr>
+                <w:color w:val="000000"/>
+                <w:szCs w:val="26"/>
+              </w:rPr>
+              <w:t>Người dân có thể mất thời gian tìm đúng thủ tục, biểu mẫu và thành phần hồ sơ nếu thông tin khó tìm hoặc trình bày chưa rõ.</w:t>
+            </w:r>
+          </w:p>
+        </w:tc>
+        <w:tc>
+          <w:tcPr>
+            <w:tcW w:w="1503" w:type="dxa"/>
+          </w:tcPr>
+          <w:p>
+            <w:pPr>
+              <w:jc w:val="center"/>
+            </w:pPr>
+            <w:r>
+              <w:rPr>
+                <w:color w:val="000000"/>
+                <w:szCs w:val="26"/>
+              </w:rPr>
+              <w:t>Chuẩn hóa thông tin trên Cổng DVC, bổ sung công cụ tìm kiếm và checklist hồ sơ.</w:t>
+            </w:r>
+          </w:p>
+        </w:tc>
+      </w:tr>
+      <w:tr>
+        <w:tc>
+          <w:tcPr>
+            <w:tcW w:w="846" w:type="dxa"/>
+          </w:tcPr>
+          <w:p>
+            <w:pPr>
+              <w:jc w:val="center"/>
+            </w:pPr>
+            <w:r>
+              <w:rPr>
+                <w:color w:val="000000"/>
+                <w:szCs w:val="26"/>
+              </w:rPr>
+              <w:t>2</w:t>
+            </w:r>
+          </w:p>
+        </w:tc>
+        <w:tc>
+          <w:tcPr>
+            <w:tcW w:w="1984" w:type="dxa"/>
+          </w:tcPr>
+          <w:p>
+            <w:pPr>
+              <w:jc w:val="center"/>
+            </w:pPr>
+            <w:r>
+              <w:rPr>
+                <w:color w:val="000000"/>
+                <w:szCs w:val="26"/>
+              </w:rPr>
+              <w:t>Chuẩn bị hồ sơ</w:t>
+            </w:r>
+          </w:p>
+        </w:tc>
+        <w:tc>
+          <w:tcPr>
+            <w:tcW w:w="1677" w:type="dxa"/>
+          </w:tcPr>
+          <w:p>
+            <w:pPr>
+              <w:jc w:val="center"/>
+            </w:pPr>
+            <w:r>
+              <w:rPr>
+                <w:color w:val="000000"/>
+                <w:szCs w:val="26"/>
+              </w:rPr>
+              <w:t>Overdo</w:t>
+            </w:r>
+          </w:p>
+        </w:tc>
+        <w:tc>
+          <w:tcPr>
+            <w:tcW w:w="1503" w:type="dxa"/>
+          </w:tcPr>
+          <w:p>
+            <w:pPr>
+              <w:jc w:val="center"/>
+            </w:pPr>
+            <w:r>
+              <w:rPr>
+                <w:color w:val="000000"/>
+                <w:szCs w:val="26"/>
+              </w:rPr>
+              <w:t>Chuẩn bị lại giấy tờ</w:t>
+            </w:r>
+          </w:p>
+        </w:tc>
+        <w:tc>
+          <w:tcPr>
+            <w:tcW w:w="1503" w:type="dxa"/>
+          </w:tcPr>
+          <w:p>
+            <w:pPr>
+              <w:jc w:val="center"/>
+            </w:pPr>
+            <w:r>
+              <w:rPr>
+                <w:color w:val="000000"/>
+                <w:szCs w:val="26"/>
+              </w:rPr>
+              <w:t xml:space="preserve">Người dân có thể phải chuẩn bị lại giấy tờ mà </w:t>
+            </w:r>
+            <w:r>
+              <w:rPr>
+                <w:color w:val="000000"/>
+                <w:szCs w:val="26"/>
+              </w:rPr>
+              <w:lastRenderedPageBreak/>
+              <w:t>cơ quan đã có dữ liệu hoặc có thể khai thác từ CSDL.</w:t>
+            </w:r>
+          </w:p>
+        </w:tc>
+        <w:tc>
+          <w:tcPr>
+            <w:tcW w:w="1503" w:type="dxa"/>
+          </w:tcPr>
+          <w:p>
+            <w:pPr>
+              <w:jc w:val="center"/>
+            </w:pPr>
+            <w:r>
+              <w:rPr>
+                <w:color w:val="000000"/>
+                <w:szCs w:val="26"/>
+              </w:rPr>
+              <w:lastRenderedPageBreak/>
+              <w:t xml:space="preserve">Tái sử dụng dữ liệu đã có, hạn chế </w:t>
+            </w:r>
+            <w:r>
+              <w:rPr>
+                <w:color w:val="000000"/>
+                <w:szCs w:val="26"/>
+              </w:rPr>
+              <w:lastRenderedPageBreak/>
+              <w:t>yêu cầu nộp lại giấy tờ.</w:t>
+            </w:r>
+          </w:p>
+        </w:tc>
+      </w:tr>
+      <w:tr>
+        <w:tc>
+          <w:tcPr>
+            <w:tcW w:w="846" w:type="dxa"/>
+          </w:tcPr>
+          <w:p>
+            <w:pPr>
+              <w:jc w:val="center"/>
+            </w:pPr>
+            <w:r>
+              <w:rPr>
+                <w:color w:val="000000"/>
+                <w:szCs w:val="26"/>
+              </w:rPr>
+              <w:lastRenderedPageBreak/>
+              <w:t>3</w:t>
+            </w:r>
+          </w:p>
+        </w:tc>
+        <w:tc>
+          <w:tcPr>
+            <w:tcW w:w="1984" w:type="dxa"/>
+          </w:tcPr>
+          <w:p>
+            <w:pPr>
+              <w:jc w:val="center"/>
+            </w:pPr>
+            <w:r>
+              <w:rPr>
+                <w:color w:val="000000"/>
+                <w:szCs w:val="26"/>
+              </w:rPr>
+              <w:t>Nộp hồ sơ</w:t>
+            </w:r>
+          </w:p>
+        </w:tc>
+        <w:tc>
+          <w:tcPr>
+            <w:tcW w:w="1677" w:type="dxa"/>
+          </w:tcPr>
+          <w:p>
+            <w:pPr>
+              <w:jc w:val="center"/>
+            </w:pPr>
+            <w:r>
+              <w:rPr>
+                <w:color w:val="000000"/>
+                <w:szCs w:val="26"/>
+              </w:rPr>
+              <w:t>Move</w:t>
+            </w:r>
+          </w:p>
+        </w:tc>
+        <w:tc>
+          <w:tcPr>
+            <w:tcW w:w="1503" w:type="dxa"/>
+          </w:tcPr>
+          <w:p>
+            <w:pPr>
+              <w:jc w:val="center"/>
+            </w:pPr>
+            <w:r>
+              <w:rPr>
+                <w:color w:val="000000"/>
+                <w:szCs w:val="26"/>
+              </w:rPr>
+              <w:t>Di chuyển hồ sơ</w:t>
+            </w:r>
+          </w:p>
+        </w:tc>
+        <w:tc>
+          <w:tcPr>
+            <w:tcW w:w="1503" w:type="dxa"/>
+          </w:tcPr>
+          <w:p>
+            <w:pPr>
+              <w:jc w:val="center"/>
+            </w:pPr>
+            <w:r>
+              <w:rPr>
+                <w:color w:val="000000"/>
+                <w:szCs w:val="26"/>
+              </w:rPr>
+              <w:t>Nếu nộp trực tiếp, người dân phải di chuyển đến Bộ phận Một cửa và mang theo hồ sơ giấy.</w:t>
+            </w:r>
+          </w:p>
+        </w:tc>
+        <w:tc>
+          <w:tcPr>
+            <w:tcW w:w="1503" w:type="dxa"/>
+          </w:tcPr>
+          <w:p>
+            <w:pPr>
+              <w:jc w:val="center"/>
+            </w:pPr>
+            <w:r>
+              <w:rPr>
+                <w:color w:val="000000"/>
+                <w:szCs w:val="26"/>
+              </w:rPr>
+              <w:t>Khuyến khích nộp trực tuyến, sử dụng hồ sơ điện tử.</w:t>
+            </w:r>
+          </w:p>
+        </w:tc>
+      </w:tr>
+      <w:tr>
+        <w:tc>
+          <w:tcPr>
+            <w:tcW w:w="846" w:type="dxa"/>
+          </w:tcPr>
+          <w:p>
+            <w:pPr>
+              <w:jc w:val="center"/>
+            </w:pPr>
+            <w:r>
+              <w:rPr>
+                <w:color w:val="000000"/>
+                <w:szCs w:val="26"/>
+              </w:rPr>
+              <w:t>4</w:t>
+            </w:r>
+          </w:p>
+        </w:tc>
+        <w:tc>
+          <w:tcPr>
+            <w:tcW w:w="1984" w:type="dxa"/>
+          </w:tcPr>
+          <w:p>
+            <w:pPr>
+              <w:jc w:val="center"/>
+            </w:pPr>
+            <w:r>
+              <w:rPr>
+                <w:color w:val="000000"/>
+                <w:szCs w:val="26"/>
+              </w:rPr>
+              <w:t>Tiếp nhận hồ sơ</w:t>
+            </w:r>
+          </w:p>
+        </w:tc>
+        <w:tc>
+          <w:tcPr>
+            <w:tcW w:w="1677" w:type="dxa"/>
+          </w:tcPr>
+          <w:p>
+            <w:pPr>
+              <w:jc w:val="center"/>
+            </w:pPr>
+            <w:r>
+              <w:rPr>
+                <w:color w:val="000000"/>
+                <w:szCs w:val="26"/>
+              </w:rPr>
+              <w:t>Hold</w:t>
+            </w:r>
+          </w:p>
+        </w:tc>
+        <w:tc>
+          <w:tcPr>
+            <w:tcW w:w="1503" w:type="dxa"/>
+          </w:tcPr>
+          <w:p>
+            <w:pPr>
+              <w:jc w:val="center"/>
+            </w:pPr>
+            <w:r>
+              <w:rPr>
+                <w:color w:val="000000"/>
+                <w:szCs w:val="26"/>
+              </w:rPr>
+              <w:t>Chờ tiếp nhận</w:t>
+            </w:r>
+          </w:p>
+        </w:tc>
+        <w:tc>
+          <w:tcPr>
+            <w:tcW w:w="1503" w:type="dxa"/>
+          </w:tcPr>
+          <w:p>
+            <w:pPr>
+              <w:jc w:val="center"/>
+            </w:pPr>
+            <w:r>
+              <w:rPr>
+                <w:color w:val="000000"/>
+                <w:szCs w:val="26"/>
+              </w:rPr>
+              <w:t>Có thể phát sinh thời gian chờ khi đông người hoặc nhiều hồ sơ được tiếp nhận cùng lúc.</w:t>
+            </w:r>
+          </w:p>
+        </w:tc>
+        <w:tc>
+          <w:tcPr>
+            <w:tcW w:w="1503" w:type="dxa"/>
+          </w:tcPr>
+          <w:p>
+            <w:pPr>
+              <w:jc w:val="center"/>
+            </w:pPr>
+            <w:r>
+              <w:rPr>
+                <w:color w:val="000000"/>
+                <w:szCs w:val="26"/>
+              </w:rPr>
+              <w:t>Đặt lịch, lấy số tự động, phân luồng và tăng tiếp nhận trực tuyến.</w:t>
+            </w:r>
+          </w:p>
+        </w:tc>
+      </w:tr>
+      <w:tr>
+        <w:tc>
+          <w:tcPr>
+            <w:tcW w:w="846" w:type="dxa"/>
+          </w:tcPr>
+          <w:p>
+            <w:pPr>
+              <w:jc w:val="center"/>
+            </w:pPr>
+            <w:r>
+              <w:rPr>
+                <w:color w:val="000000"/>
+                <w:szCs w:val="26"/>
+              </w:rPr>
+              <w:t>5</w:t>
+            </w:r>
+          </w:p>
+        </w:tc>
+        <w:tc>
+          <w:tcPr>
+            <w:tcW w:w="1984" w:type="dxa"/>
+          </w:tcPr>
+          <w:p>
+            <w:pPr>
+              <w:jc w:val="center"/>
+            </w:pPr>
+            <w:r>
+              <w:rPr>
+                <w:color w:val="000000"/>
+                <w:szCs w:val="26"/>
+              </w:rPr>
+              <w:t>Cấp mã hồ sơ</w:t>
+            </w:r>
+          </w:p>
+        </w:tc>
+        <w:tc>
+          <w:tcPr>
+            <w:tcW w:w="1677" w:type="dxa"/>
+          </w:tcPr>
+          <w:p>
+            <w:pPr>
+              <w:jc w:val="center"/>
+            </w:pPr>
+            <w:r>
+              <w:rPr>
+                <w:color w:val="000000"/>
+                <w:szCs w:val="26"/>
+              </w:rPr>
+              <w:t>Overdo</w:t>
+            </w:r>
+          </w:p>
+        </w:tc>
+        <w:tc>
+          <w:tcPr>
+            <w:tcW w:w="1503" w:type="dxa"/>
+          </w:tcPr>
+          <w:p>
+            <w:pPr>
+              <w:jc w:val="center"/>
+            </w:pPr>
+            <w:r>
+              <w:rPr>
+                <w:color w:val="000000"/>
+                <w:szCs w:val="26"/>
+              </w:rPr>
+              <w:t>Tạo mã thủ công</w:t>
+            </w:r>
+          </w:p>
+        </w:tc>
+        <w:tc>
+          <w:tcPr>
+            <w:tcW w:w="1503" w:type="dxa"/>
+          </w:tcPr>
+          <w:p>
+            <w:pPr>
+              <w:jc w:val="center"/>
+            </w:pPr>
+            <w:r>
+              <w:rPr>
+                <w:color w:val="000000"/>
+                <w:szCs w:val="26"/>
+              </w:rPr>
+              <w:t>Nếu cán bộ phải nhập hoặc tạo mã thủ công sẽ phát sinh thêm thao tác và có nguy cơ sai mã.</w:t>
+            </w:r>
+          </w:p>
+        </w:tc>
+        <w:tc>
+          <w:tcPr>
+            <w:tcW w:w="1503" w:type="dxa"/>
+          </w:tcPr>
+          <w:p>
+            <w:pPr>
+              <w:jc w:val="center"/>
+            </w:pPr>
+            <w:r>
+              <w:rPr>
+                <w:color w:val="000000"/>
+                <w:szCs w:val="26"/>
+              </w:rPr>
+              <w:t>Hệ thống tự động sinh mã hồ sơ ngay sau khi tiếp nhận.</w:t>
+            </w:r>
+          </w:p>
+        </w:tc>
+      </w:tr>
+      <w:tr>
+        <w:tc>
+          <w:tcPr>
+            <w:tcW w:w="846" w:type="dxa"/>
+          </w:tcPr>
+          <w:p>
+            <w:pPr>
+              <w:jc w:val="center"/>
+            </w:pPr>
+            <w:r>
+              <w:rPr>
+                <w:color w:val="000000"/>
+                <w:szCs w:val="26"/>
+              </w:rPr>
+              <w:t>6</w:t>
+            </w:r>
+          </w:p>
+        </w:tc>
+        <w:tc>
+          <w:tcPr>
+            <w:tcW w:w="1984" w:type="dxa"/>
+          </w:tcPr>
+          <w:p>
+            <w:pPr>
+              <w:jc w:val="center"/>
+            </w:pPr>
+            <w:r>
+              <w:rPr>
+                <w:color w:val="000000"/>
+                <w:szCs w:val="26"/>
+              </w:rPr>
+              <w:t>Kiểm tra tài khoản DVCQG</w:t>
+            </w:r>
+          </w:p>
+        </w:tc>
+        <w:tc>
+          <w:tcPr>
+            <w:tcW w:w="1677" w:type="dxa"/>
+          </w:tcPr>
+          <w:p>
+            <w:pPr>
+              <w:jc w:val="center"/>
+            </w:pPr>
+            <w:r>
+              <w:rPr>
+                <w:color w:val="000000"/>
+                <w:szCs w:val="26"/>
+              </w:rPr>
+              <w:t>Overdo</w:t>
+            </w:r>
+          </w:p>
+        </w:tc>
+        <w:tc>
+          <w:tcPr>
+            <w:tcW w:w="1503" w:type="dxa"/>
+          </w:tcPr>
+          <w:p>
+            <w:pPr>
+              <w:jc w:val="center"/>
+            </w:pPr>
+            <w:r>
+              <w:rPr>
+                <w:color w:val="000000"/>
+                <w:szCs w:val="26"/>
+              </w:rPr>
+              <w:t>Kiểm tra lại thông tin định danh</w:t>
+            </w:r>
+          </w:p>
+        </w:tc>
+        <w:tc>
+          <w:tcPr>
+            <w:tcW w:w="1503" w:type="dxa"/>
+          </w:tcPr>
+          <w:p>
+            <w:pPr>
+              <w:jc w:val="center"/>
+            </w:pPr>
+            <w:r>
+              <w:rPr>
+                <w:color w:val="000000"/>
+                <w:szCs w:val="26"/>
+              </w:rPr>
+              <w:t>Thông tin cá nhân có thể đã tồn tại nhưng cán bộ vẫn phải thực hiện kiểm tra thủ công.</w:t>
+            </w:r>
+          </w:p>
+        </w:tc>
+        <w:tc>
+          <w:tcPr>
+            <w:tcW w:w="1503" w:type="dxa"/>
+          </w:tcPr>
+          <w:p>
+            <w:pPr>
+              <w:jc w:val="center"/>
+            </w:pPr>
+            <w:r>
+              <w:rPr>
+                <w:color w:val="000000"/>
+                <w:szCs w:val="26"/>
+              </w:rPr>
+              <w:t>Tự động xác thực tài khoản bằng mã định danh.</w:t>
+            </w:r>
+          </w:p>
+        </w:tc>
+      </w:tr>
+      <w:tr>
+        <w:tc>
+          <w:tcPr>
+            <w:tcW w:w="846" w:type="dxa"/>
+          </w:tcPr>
+          <w:p>
+            <w:pPr>
+              <w:jc w:val="center"/>
+            </w:pPr>
+            <w:r>
+              <w:rPr>
+                <w:color w:val="000000"/>
+                <w:szCs w:val="26"/>
+              </w:rPr>
+              <w:t>7</w:t>
+            </w:r>
+          </w:p>
+        </w:tc>
+        <w:tc>
+          <w:tcPr>
+            <w:tcW w:w="1984" w:type="dxa"/>
+          </w:tcPr>
+          <w:p>
+            <w:pPr>
+              <w:jc w:val="center"/>
+            </w:pPr>
+            <w:r>
+              <w:rPr>
+                <w:color w:val="000000"/>
+                <w:szCs w:val="26"/>
+              </w:rPr>
+              <w:t>Hỗ trợ tạo tài khoản DVCQG</w:t>
+            </w:r>
+          </w:p>
+        </w:tc>
+        <w:tc>
+          <w:tcPr>
+            <w:tcW w:w="1677" w:type="dxa"/>
+          </w:tcPr>
+          <w:p>
+            <w:pPr>
+              <w:jc w:val="center"/>
+            </w:pPr>
+            <w:r>
+              <w:rPr>
+                <w:color w:val="000000"/>
+                <w:szCs w:val="26"/>
+              </w:rPr>
+              <w:t>Hold</w:t>
+            </w:r>
+          </w:p>
+        </w:tc>
+        <w:tc>
+          <w:tcPr>
+            <w:tcW w:w="1503" w:type="dxa"/>
+          </w:tcPr>
+          <w:p>
+            <w:pPr>
+              <w:jc w:val="center"/>
+            </w:pPr>
+            <w:r>
+              <w:rPr>
+                <w:color w:val="000000"/>
+                <w:szCs w:val="26"/>
+              </w:rPr>
+              <w:t>Chờ tạo/xác thực tài khoản</w:t>
+            </w:r>
+          </w:p>
+        </w:tc>
+        <w:tc>
+          <w:tcPr>
+            <w:tcW w:w="1503" w:type="dxa"/>
+          </w:tcPr>
+          <w:p>
+            <w:pPr>
+              <w:jc w:val="center"/>
+            </w:pPr>
+            <w:r>
+              <w:rPr>
+                <w:color w:val="000000"/>
+                <w:szCs w:val="26"/>
+              </w:rPr>
+              <w:t xml:space="preserve">Hồ sơ phải tạm dừng trong lúc người dân tạo hoặc </w:t>
+            </w:r>
+            <w:r>
+              <w:rPr>
+                <w:color w:val="000000"/>
+                <w:szCs w:val="26"/>
+              </w:rPr>
+              <w:lastRenderedPageBreak/>
+              <w:t>xác thực tài khoản.</w:t>
+            </w:r>
+          </w:p>
+        </w:tc>
+        <w:tc>
+          <w:tcPr>
+            <w:tcW w:w="1503" w:type="dxa"/>
+          </w:tcPr>
+          <w:p>
+            <w:pPr>
+              <w:jc w:val="center"/>
+            </w:pPr>
+            <w:r>
+              <w:rPr>
+                <w:color w:val="000000"/>
+                <w:szCs w:val="26"/>
+              </w:rPr>
+              <w:lastRenderedPageBreak/>
+              <w:t xml:space="preserve">Hướng dẫn người dân tạo tài khoản trước khi nộp; sử </w:t>
+            </w:r>
+            <w:r>
+              <w:rPr>
+                <w:color w:val="000000"/>
+                <w:szCs w:val="26"/>
+              </w:rPr>
+              <w:lastRenderedPageBreak/>
+              <w:t>dụng định danh điện tử.</w:t>
+            </w:r>
+          </w:p>
+        </w:tc>
+      </w:tr>
+      <w:tr>
+        <w:tc>
+          <w:tcPr>
+            <w:tcW w:w="846" w:type="dxa"/>
+          </w:tcPr>
+          <w:p>
+            <w:pPr>
+              <w:jc w:val="center"/>
+            </w:pPr>
+            <w:r>
+              <w:rPr>
+                <w:color w:val="000000"/>
+                <w:szCs w:val="26"/>
+              </w:rPr>
+              <w:lastRenderedPageBreak/>
+              <w:t>8</w:t>
+            </w:r>
+          </w:p>
+        </w:tc>
+        <w:tc>
+          <w:tcPr>
+            <w:tcW w:w="1984" w:type="dxa"/>
+          </w:tcPr>
+          <w:p>
+            <w:pPr>
+              <w:jc w:val="center"/>
+            </w:pPr>
+            <w:r>
+              <w:rPr>
+                <w:color w:val="000000"/>
+                <w:szCs w:val="26"/>
+              </w:rPr>
+              <w:t>Kiểm tra tài khoản HTTT giải quyết TTHC</w:t>
+            </w:r>
+          </w:p>
+        </w:tc>
+        <w:tc>
+          <w:tcPr>
+            <w:tcW w:w="1677" w:type="dxa"/>
+          </w:tcPr>
+          <w:p>
+            <w:pPr>
+              <w:jc w:val="center"/>
+            </w:pPr>
+            <w:r>
+              <w:rPr>
+                <w:color w:val="000000"/>
+                <w:szCs w:val="26"/>
+              </w:rPr>
+              <w:t>Overdo</w:t>
+            </w:r>
+          </w:p>
+        </w:tc>
+        <w:tc>
+          <w:tcPr>
+            <w:tcW w:w="1503" w:type="dxa"/>
+          </w:tcPr>
+          <w:p>
+            <w:pPr>
+              <w:jc w:val="center"/>
+            </w:pPr>
+            <w:r>
+              <w:rPr>
+                <w:color w:val="000000"/>
+                <w:szCs w:val="26"/>
+              </w:rPr>
+              <w:t>Kiểm tra trên hệ thống thứ hai</w:t>
+            </w:r>
+          </w:p>
+        </w:tc>
+        <w:tc>
+          <w:tcPr>
+            <w:tcW w:w="1503" w:type="dxa"/>
+          </w:tcPr>
+          <w:p>
+            <w:pPr>
+              <w:jc w:val="center"/>
+            </w:pPr>
+            <w:r>
+              <w:rPr>
+                <w:color w:val="000000"/>
+                <w:szCs w:val="26"/>
+              </w:rPr>
+              <w:t>Có thể trùng lặp với việc kiểm tra tài khoản DVCQG.</w:t>
+            </w:r>
+          </w:p>
+        </w:tc>
+        <w:tc>
+          <w:tcPr>
+            <w:tcW w:w="1503" w:type="dxa"/>
+          </w:tcPr>
+          <w:p>
+            <w:pPr>
+              <w:jc w:val="center"/>
+            </w:pPr>
+            <w:r>
+              <w:rPr>
+                <w:color w:val="000000"/>
+                <w:szCs w:val="26"/>
+              </w:rPr>
+              <w:t>Đồng bộ tài khoản giữa DVCQG và HTTT giải quyết TTHC.</w:t>
+            </w:r>
+          </w:p>
+        </w:tc>
+      </w:tr>
+      <w:tr>
+        <w:tc>
+          <w:tcPr>
+            <w:tcW w:w="846" w:type="dxa"/>
+          </w:tcPr>
+          <w:p>
+            <w:pPr>
+              <w:jc w:val="center"/>
+            </w:pPr>
+            <w:r>
+              <w:rPr>
+                <w:color w:val="000000"/>
+                <w:szCs w:val="26"/>
+              </w:rPr>
+              <w:t>9</w:t>
+            </w:r>
+          </w:p>
+        </w:tc>
+        <w:tc>
+          <w:tcPr>
+            <w:tcW w:w="1984" w:type="dxa"/>
+          </w:tcPr>
+          <w:p>
+            <w:pPr>
+              <w:jc w:val="center"/>
+            </w:pPr>
+            <w:r>
+              <w:rPr>
+                <w:color w:val="000000"/>
+                <w:szCs w:val="26"/>
+              </w:rPr>
+              <w:t>Cấp quyền/Tạo và liên kết tài khoản</w:t>
+            </w:r>
+          </w:p>
+        </w:tc>
+        <w:tc>
+          <w:tcPr>
+            <w:tcW w:w="1677" w:type="dxa"/>
+          </w:tcPr>
+          <w:p>
+            <w:pPr>
+              <w:jc w:val="center"/>
+            </w:pPr>
+            <w:r>
+              <w:rPr>
+                <w:color w:val="000000"/>
+                <w:szCs w:val="26"/>
+              </w:rPr>
+              <w:t>Overdo</w:t>
+            </w:r>
+          </w:p>
+        </w:tc>
+        <w:tc>
+          <w:tcPr>
+            <w:tcW w:w="1503" w:type="dxa"/>
+          </w:tcPr>
+          <w:p>
+            <w:pPr>
+              <w:jc w:val="center"/>
+            </w:pPr>
+            <w:r>
+              <w:rPr>
+                <w:color w:val="000000"/>
+                <w:szCs w:val="26"/>
+              </w:rPr>
+              <w:t>Tạo/liên kết tài khoản thủ công</w:t>
+            </w:r>
+          </w:p>
+        </w:tc>
+        <w:tc>
+          <w:tcPr>
+            <w:tcW w:w="1503" w:type="dxa"/>
+          </w:tcPr>
+          <w:p>
+            <w:pPr>
+              <w:jc w:val="center"/>
+            </w:pPr>
+            <w:r>
+              <w:rPr>
+                <w:color w:val="000000"/>
+                <w:szCs w:val="26"/>
+              </w:rPr>
+              <w:t>Việc tạo và liên kết tài khoản làm phát sinh thêm bước xử lý nội bộ.</w:t>
+            </w:r>
+          </w:p>
+        </w:tc>
+        <w:tc>
+          <w:tcPr>
+            <w:tcW w:w="1503" w:type="dxa"/>
+          </w:tcPr>
+          <w:p>
+            <w:pPr>
+              <w:jc w:val="center"/>
+            </w:pPr>
+            <w:r>
+              <w:rPr>
+                <w:color w:val="000000"/>
+                <w:szCs w:val="26"/>
+              </w:rPr>
+              <w:t>Tự động tạo và liên kết tài khoản thông qua mã định danh.</w:t>
+            </w:r>
+          </w:p>
+        </w:tc>
+      </w:tr>
+      <w:tr>
+        <w:tc>
+          <w:tcPr>
+            <w:tcW w:w="846" w:type="dxa"/>
+          </w:tcPr>
+          <w:p>
+            <w:pPr>
+              <w:jc w:val="center"/>
+            </w:pPr>
+            <w:r>
+              <w:rPr>
+                <w:color w:val="000000"/>
+                <w:szCs w:val="26"/>
+              </w:rPr>
+              <w:t>10</w:t>
+            </w:r>
+          </w:p>
+        </w:tc>
+        <w:tc>
+          <w:tcPr>
+            <w:tcW w:w="1984" w:type="dxa"/>
+          </w:tcPr>
+          <w:p>
+            <w:pPr>
+              <w:jc w:val="center"/>
+            </w:pPr>
+            <w:r>
+              <w:rPr>
+                <w:color w:val="000000"/>
+                <w:szCs w:val="26"/>
+              </w:rPr>
+              <w:t>Nhập thông tin hồ sơ</w:t>
+            </w:r>
+          </w:p>
+        </w:tc>
+        <w:tc>
+          <w:tcPr>
+            <w:tcW w:w="1677" w:type="dxa"/>
+          </w:tcPr>
+          <w:p>
+            <w:pPr>
+              <w:jc w:val="center"/>
+            </w:pPr>
+            <w:r>
+              <w:rPr>
+                <w:color w:val="000000"/>
+                <w:szCs w:val="26"/>
+              </w:rPr>
+              <w:t>Overdo</w:t>
+            </w:r>
+          </w:p>
+        </w:tc>
+        <w:tc>
+          <w:tcPr>
+            <w:tcW w:w="1503" w:type="dxa"/>
+          </w:tcPr>
+          <w:p>
+            <w:pPr>
+              <w:jc w:val="center"/>
+            </w:pPr>
+            <w:r>
+              <w:rPr>
+                <w:color w:val="000000"/>
+                <w:szCs w:val="26"/>
+              </w:rPr>
+              <w:t>Nhập lại dữ liệu</w:t>
+            </w:r>
+          </w:p>
+        </w:tc>
+        <w:tc>
+          <w:tcPr>
+            <w:tcW w:w="1503" w:type="dxa"/>
+          </w:tcPr>
+          <w:p>
+            <w:pPr>
+              <w:jc w:val="center"/>
+            </w:pPr>
+            <w:r>
+              <w:rPr>
+                <w:color w:val="000000"/>
+                <w:szCs w:val="26"/>
+              </w:rPr>
+              <w:t>Cán bộ có thể nhập lại các thông tin người dân đã kê khai hoặc dữ liệu đã có trong CSDL.</w:t>
+            </w:r>
+          </w:p>
+        </w:tc>
+        <w:tc>
+          <w:tcPr>
+            <w:tcW w:w="1503" w:type="dxa"/>
+          </w:tcPr>
+          <w:p>
+            <w:pPr>
+              <w:jc w:val="center"/>
+            </w:pPr>
+            <w:r>
+              <w:rPr>
+                <w:color w:val="000000"/>
+                <w:szCs w:val="26"/>
+              </w:rPr>
+              <w:t>Tự động lấy và điền dữ liệu từ CSDL và hồ sơ điện tử.</w:t>
+            </w:r>
+          </w:p>
+        </w:tc>
+      </w:tr>
+      <w:tr>
+        <w:tc>
+          <w:tcPr>
+            <w:tcW w:w="846" w:type="dxa"/>
+          </w:tcPr>
+          <w:p>
+            <w:pPr>
+              <w:jc w:val="center"/>
+            </w:pPr>
+            <w:r>
+              <w:rPr>
+                <w:color w:val="000000"/>
+                <w:szCs w:val="26"/>
+              </w:rPr>
+              <w:t>11</w:t>
+            </w:r>
+          </w:p>
+        </w:tc>
+        <w:tc>
+          <w:tcPr>
+            <w:tcW w:w="1984" w:type="dxa"/>
+          </w:tcPr>
+          <w:p>
+            <w:pPr>
+              <w:jc w:val="center"/>
+            </w:pPr>
+            <w:r>
+              <w:rPr>
+                <w:color w:val="000000"/>
+                <w:szCs w:val="26"/>
+              </w:rPr>
+              <w:t>Kiểm tra hồ sơ</w:t>
+            </w:r>
+          </w:p>
+        </w:tc>
+        <w:tc>
+          <w:tcPr>
+            <w:tcW w:w="1677" w:type="dxa"/>
+          </w:tcPr>
+          <w:p>
+            <w:pPr>
+              <w:jc w:val="center"/>
+            </w:pPr>
+            <w:r>
+              <w:rPr>
+                <w:color w:val="000000"/>
+                <w:szCs w:val="26"/>
+              </w:rPr>
+              <w:t>Overdo</w:t>
+            </w:r>
+          </w:p>
+        </w:tc>
+        <w:tc>
+          <w:tcPr>
+            <w:tcW w:w="1503" w:type="dxa"/>
+          </w:tcPr>
+          <w:p>
+            <w:pPr>
+              <w:jc w:val="center"/>
+            </w:pPr>
+            <w:r>
+              <w:rPr>
+                <w:color w:val="000000"/>
+                <w:szCs w:val="26"/>
+              </w:rPr>
+              <w:t>Kiểm tra lặp</w:t>
+            </w:r>
+          </w:p>
+        </w:tc>
+        <w:tc>
+          <w:tcPr>
+            <w:tcW w:w="1503" w:type="dxa"/>
+          </w:tcPr>
+          <w:p>
+            <w:pPr>
+              <w:jc w:val="center"/>
+            </w:pPr>
+            <w:r>
+              <w:rPr>
+                <w:color w:val="000000"/>
+                <w:szCs w:val="26"/>
+              </w:rPr>
+              <w:t>Một số thông tin, giấy tờ có thể được kiểm tra lại dù đã được xác thực ở bước trước hoặc trên hệ thống khác.</w:t>
+            </w:r>
+          </w:p>
+        </w:tc>
+        <w:tc>
+          <w:tcPr>
+            <w:tcW w:w="1503" w:type="dxa"/>
+          </w:tcPr>
+          <w:p>
+            <w:pPr>
+              <w:jc w:val="center"/>
+            </w:pPr>
+            <w:r>
+              <w:rPr>
+                <w:color w:val="000000"/>
+                <w:szCs w:val="26"/>
+              </w:rPr>
+              <w:t>Tự động đối chiếu dữ liệu, cán bộ chỉ kiểm tra các trường hợp ngoại lệ.</w:t>
+            </w:r>
+          </w:p>
+        </w:tc>
+      </w:tr>
+      <w:tr>
+        <w:tc>
+          <w:tcPr>
+            <w:tcW w:w="846" w:type="dxa"/>
+          </w:tcPr>
+          <w:p>
+            <w:pPr>
+              <w:jc w:val="center"/>
+            </w:pPr>
+            <w:r>
+              <w:rPr>
+                <w:color w:val="000000"/>
+                <w:szCs w:val="26"/>
+              </w:rPr>
+              <w:t>12</w:t>
+            </w:r>
+          </w:p>
+        </w:tc>
+        <w:tc>
+          <w:tcPr>
+            <w:tcW w:w="1984" w:type="dxa"/>
+          </w:tcPr>
+          <w:p>
+            <w:pPr>
+              <w:jc w:val="center"/>
+            </w:pPr>
+            <w:r>
+              <w:rPr>
+                <w:color w:val="000000"/>
+                <w:szCs w:val="26"/>
+              </w:rPr>
+              <w:t>Yêu cầu bổ sung</w:t>
+            </w:r>
+          </w:p>
+        </w:tc>
+        <w:tc>
+          <w:tcPr>
+            <w:tcW w:w="1677" w:type="dxa"/>
+          </w:tcPr>
+          <w:p>
+            <w:pPr>
+              <w:jc w:val="center"/>
+            </w:pPr>
+            <w:r>
+              <w:rPr>
+                <w:color w:val="000000"/>
+                <w:szCs w:val="26"/>
+              </w:rPr>
+              <w:t>Hold</w:t>
+            </w:r>
+          </w:p>
+        </w:tc>
+        <w:tc>
+          <w:tcPr>
+            <w:tcW w:w="1503" w:type="dxa"/>
+          </w:tcPr>
+          <w:p>
+            <w:pPr>
+              <w:jc w:val="center"/>
+            </w:pPr>
+            <w:r>
+              <w:rPr>
+                <w:color w:val="000000"/>
+                <w:szCs w:val="26"/>
+              </w:rPr>
+              <w:t>Chờ bổ sung hồ sơ</w:t>
+            </w:r>
+          </w:p>
+        </w:tc>
+        <w:tc>
+          <w:tcPr>
+            <w:tcW w:w="1503" w:type="dxa"/>
+          </w:tcPr>
+          <w:p>
+            <w:pPr>
+              <w:jc w:val="center"/>
+            </w:pPr>
+            <w:r>
+              <w:rPr>
+                <w:color w:val="000000"/>
+                <w:szCs w:val="26"/>
+              </w:rPr>
+              <w:t>Hồ sơ bị dừng xử lý để chờ người dân hoàn thiện tài liệu còn thiếu.</w:t>
+            </w:r>
+          </w:p>
+        </w:tc>
+        <w:tc>
+          <w:tcPr>
+            <w:tcW w:w="1503" w:type="dxa"/>
+          </w:tcPr>
+          <w:p>
+            <w:pPr>
+              <w:jc w:val="center"/>
+            </w:pPr>
+            <w:r>
+              <w:rPr>
+                <w:color w:val="000000"/>
+                <w:szCs w:val="26"/>
+              </w:rPr>
+              <w:t>Kiểm tra đầu vào kỹ hơn và thông báo đầy đủ nội dung cần bổ sung ngay một lần.</w:t>
+            </w:r>
+          </w:p>
+        </w:tc>
+      </w:tr>
+      <w:tr>
+        <w:tc>
+          <w:tcPr>
+            <w:tcW w:w="846" w:type="dxa"/>
+          </w:tcPr>
+          <w:p>
+            <w:pPr>
+              <w:jc w:val="center"/>
+            </w:pPr>
+            <w:r>
+              <w:rPr>
+                <w:color w:val="000000"/>
+                <w:szCs w:val="26"/>
+              </w:rPr>
+              <w:t>13</w:t>
+            </w:r>
+          </w:p>
+        </w:tc>
+        <w:tc>
+          <w:tcPr>
+            <w:tcW w:w="1984" w:type="dxa"/>
+          </w:tcPr>
+          <w:p>
+            <w:pPr>
+              <w:jc w:val="center"/>
+            </w:pPr>
+            <w:r>
+              <w:rPr>
+                <w:color w:val="000000"/>
+                <w:szCs w:val="26"/>
+              </w:rPr>
+              <w:t>Bổ sung hồ sơ</w:t>
+            </w:r>
+          </w:p>
+        </w:tc>
+        <w:tc>
+          <w:tcPr>
+            <w:tcW w:w="1677" w:type="dxa"/>
+          </w:tcPr>
+          <w:p>
+            <w:pPr>
+              <w:jc w:val="center"/>
+            </w:pPr>
+            <w:r>
+              <w:rPr>
+                <w:color w:val="000000"/>
+                <w:szCs w:val="26"/>
+              </w:rPr>
+              <w:t>Move / Hold</w:t>
+            </w:r>
+          </w:p>
+        </w:tc>
+        <w:tc>
+          <w:tcPr>
+            <w:tcW w:w="1503" w:type="dxa"/>
+          </w:tcPr>
+          <w:p>
+            <w:pPr>
+              <w:jc w:val="center"/>
+            </w:pPr>
+            <w:r>
+              <w:rPr>
+                <w:color w:val="000000"/>
+                <w:szCs w:val="26"/>
+              </w:rPr>
+              <w:t>Gửi lại và chờ bổ sung</w:t>
+            </w:r>
+          </w:p>
+        </w:tc>
+        <w:tc>
+          <w:tcPr>
+            <w:tcW w:w="1503" w:type="dxa"/>
+          </w:tcPr>
+          <w:p>
+            <w:pPr>
+              <w:jc w:val="center"/>
+            </w:pPr>
+            <w:r>
+              <w:rPr>
+                <w:color w:val="000000"/>
+                <w:szCs w:val="26"/>
+              </w:rPr>
+              <w:t xml:space="preserve">Người dân phải gửi thêm tài </w:t>
+            </w:r>
+            <w:r>
+              <w:rPr>
+                <w:color w:val="000000"/>
+                <w:szCs w:val="26"/>
+              </w:rPr>
+              <w:lastRenderedPageBreak/>
+              <w:t>liệu hoặc quay lại cơ quan; đồng thời quy trình phải chờ đến khi hoàn tất bổ sung.</w:t>
+            </w:r>
+          </w:p>
+        </w:tc>
+        <w:tc>
+          <w:tcPr>
+            <w:tcW w:w="1503" w:type="dxa"/>
+          </w:tcPr>
+          <w:p>
+            <w:pPr>
+              <w:jc w:val="center"/>
+            </w:pPr>
+            <w:r>
+              <w:rPr>
+                <w:color w:val="000000"/>
+                <w:szCs w:val="26"/>
+              </w:rPr>
+              <w:lastRenderedPageBreak/>
+              <w:t xml:space="preserve">Cho phép bổ sung trực tuyến, </w:t>
+            </w:r>
+            <w:r>
+              <w:rPr>
+                <w:color w:val="000000"/>
+                <w:szCs w:val="26"/>
+              </w:rPr>
+              <w:lastRenderedPageBreak/>
+              <w:t>thông báo chính xác tài liệu còn thiếu.</w:t>
+            </w:r>
+          </w:p>
+        </w:tc>
+      </w:tr>
+      <w:tr>
+        <w:tc>
+          <w:tcPr>
+            <w:tcW w:w="846" w:type="dxa"/>
+          </w:tcPr>
+          <w:p>
+            <w:pPr>
+              <w:jc w:val="center"/>
+            </w:pPr>
+            <w:r>
+              <w:rPr>
+                <w:color w:val="000000"/>
+                <w:szCs w:val="26"/>
+              </w:rPr>
+              <w:lastRenderedPageBreak/>
+              <w:t>14</w:t>
+            </w:r>
+          </w:p>
+        </w:tc>
+        <w:tc>
+          <w:tcPr>
+            <w:tcW w:w="1984" w:type="dxa"/>
+          </w:tcPr>
+          <w:p>
+            <w:pPr>
+              <w:jc w:val="center"/>
+            </w:pPr>
+            <w:r>
+              <w:rPr>
+                <w:color w:val="000000"/>
+                <w:szCs w:val="26"/>
+              </w:rPr>
+              <w:t>Từ chối tiếp nhận</w:t>
+            </w:r>
+          </w:p>
+        </w:tc>
+        <w:tc>
+          <w:tcPr>
+            <w:tcW w:w="1677" w:type="dxa"/>
+          </w:tcPr>
+          <w:p>
+            <w:pPr>
+              <w:jc w:val="center"/>
+            </w:pPr>
+            <w:r>
+              <w:rPr>
+                <w:color w:val="000000"/>
+                <w:szCs w:val="26"/>
+              </w:rPr>
+              <w:t>Overdo</w:t>
+            </w:r>
+          </w:p>
+        </w:tc>
+        <w:tc>
+          <w:tcPr>
+            <w:tcW w:w="1503" w:type="dxa"/>
+          </w:tcPr>
+          <w:p>
+            <w:pPr>
+              <w:jc w:val="center"/>
+            </w:pPr>
+            <w:r>
+              <w:rPr>
+                <w:color w:val="000000"/>
+                <w:szCs w:val="26"/>
+              </w:rPr>
+              <w:t>Xử lý thừa nếu phát hiện muộn</w:t>
+            </w:r>
+          </w:p>
+        </w:tc>
+        <w:tc>
+          <w:tcPr>
+            <w:tcW w:w="1503" w:type="dxa"/>
+          </w:tcPr>
+          <w:p>
+            <w:pPr>
+              <w:jc w:val="center"/>
+            </w:pPr>
+            <w:r>
+              <w:rPr>
+                <w:color w:val="000000"/>
+                <w:szCs w:val="26"/>
+              </w:rPr>
+              <w:t>Nếu sai thẩm quyền hoặc không đủ điều kiện chỉ được phát hiện sau nhiều bước thì các thao tác trước đó trở thành lãng phí.</w:t>
+            </w:r>
+          </w:p>
+        </w:tc>
+        <w:tc>
+          <w:tcPr>
+            <w:tcW w:w="1503" w:type="dxa"/>
+          </w:tcPr>
+          <w:p>
+            <w:pPr>
+              <w:jc w:val="center"/>
+            </w:pPr>
+            <w:r>
+              <w:rPr>
+                <w:color w:val="000000"/>
+                <w:szCs w:val="26"/>
+              </w:rPr>
+              <w:t>Kiểm tra thẩm quyền và điều kiện cơ bản ngay từ đầu quy trình.</w:t>
+            </w:r>
+          </w:p>
+        </w:tc>
+      </w:tr>
+      <w:tr>
+        <w:tc>
+          <w:tcPr>
+            <w:tcW w:w="846" w:type="dxa"/>
+          </w:tcPr>
+          <w:p>
+            <w:pPr>
+              <w:jc w:val="center"/>
+            </w:pPr>
+            <w:r>
+              <w:rPr>
+                <w:color w:val="000000"/>
+                <w:szCs w:val="26"/>
+              </w:rPr>
+              <w:t>15</w:t>
+            </w:r>
+          </w:p>
+        </w:tc>
+        <w:tc>
+          <w:tcPr>
+            <w:tcW w:w="1984" w:type="dxa"/>
+          </w:tcPr>
+          <w:p>
+            <w:pPr>
+              <w:jc w:val="center"/>
+            </w:pPr>
+            <w:r>
+              <w:rPr>
+                <w:color w:val="000000"/>
+                <w:szCs w:val="26"/>
+              </w:rPr>
+              <w:t>Kiểm tra chứng thực điện tử</w:t>
+            </w:r>
+          </w:p>
+        </w:tc>
+        <w:tc>
+          <w:tcPr>
+            <w:tcW w:w="1677" w:type="dxa"/>
+          </w:tcPr>
+          <w:p>
+            <w:pPr>
+              <w:jc w:val="center"/>
+            </w:pPr>
+            <w:r>
+              <w:rPr>
+                <w:color w:val="000000"/>
+                <w:szCs w:val="26"/>
+              </w:rPr>
+              <w:t>Overdo</w:t>
+            </w:r>
+          </w:p>
+        </w:tc>
+        <w:tc>
+          <w:tcPr>
+            <w:tcW w:w="1503" w:type="dxa"/>
+          </w:tcPr>
+          <w:p>
+            <w:pPr>
+              <w:jc w:val="center"/>
+            </w:pPr>
+            <w:r>
+              <w:rPr>
+                <w:color w:val="000000"/>
+                <w:szCs w:val="26"/>
+              </w:rPr>
+              <w:t>Kiểm tra thủ công</w:t>
+            </w:r>
+          </w:p>
+        </w:tc>
+        <w:tc>
+          <w:tcPr>
+            <w:tcW w:w="1503" w:type="dxa"/>
+          </w:tcPr>
+          <w:p>
+            <w:pPr>
+              <w:jc w:val="center"/>
+            </w:pPr>
+            <w:r>
+              <w:rPr>
+                <w:color w:val="000000"/>
+                <w:szCs w:val="26"/>
+              </w:rPr>
+              <w:t>Nếu cán bộ phải kiểm tra từng tài liệu bằng tay sẽ làm tăng thời gian xử lý.</w:t>
+            </w:r>
+          </w:p>
+        </w:tc>
+        <w:tc>
+          <w:tcPr>
+            <w:tcW w:w="1503" w:type="dxa"/>
+          </w:tcPr>
+          <w:p>
+            <w:pPr>
+              <w:jc w:val="center"/>
+            </w:pPr>
+            <w:r>
+              <w:rPr>
+                <w:color w:val="000000"/>
+                <w:szCs w:val="26"/>
+              </w:rPr>
+              <w:t>Kết nối hệ thống chứng thực/chữ ký số để xác minh tự động.</w:t>
+            </w:r>
+          </w:p>
+        </w:tc>
+      </w:tr>
+      <w:tr>
+        <w:tc>
+          <w:tcPr>
+            <w:tcW w:w="846" w:type="dxa"/>
+          </w:tcPr>
+          <w:p>
+            <w:pPr>
+              <w:jc w:val="center"/>
+            </w:pPr>
+            <w:r>
+              <w:rPr>
+                <w:color w:val="000000"/>
+                <w:szCs w:val="26"/>
+              </w:rPr>
+              <w:t>16</w:t>
+            </w:r>
+          </w:p>
+        </w:tc>
+        <w:tc>
+          <w:tcPr>
+            <w:tcW w:w="1984" w:type="dxa"/>
+          </w:tcPr>
+          <w:p>
+            <w:pPr>
+              <w:jc w:val="center"/>
+            </w:pPr>
+            <w:r>
+              <w:rPr>
+                <w:color w:val="000000"/>
+                <w:szCs w:val="26"/>
+              </w:rPr>
+              <w:t>Scan hồ sơ và đính kèm tệp</w:t>
+            </w:r>
+          </w:p>
+        </w:tc>
+        <w:tc>
+          <w:tcPr>
+            <w:tcW w:w="1677" w:type="dxa"/>
+          </w:tcPr>
+          <w:p>
+            <w:pPr>
+              <w:jc w:val="center"/>
+            </w:pPr>
+            <w:r>
+              <w:rPr>
+                <w:color w:val="000000"/>
+                <w:szCs w:val="26"/>
+              </w:rPr>
+              <w:t>Overdo</w:t>
+            </w:r>
+          </w:p>
+        </w:tc>
+        <w:tc>
+          <w:tcPr>
+            <w:tcW w:w="1503" w:type="dxa"/>
+          </w:tcPr>
+          <w:p>
+            <w:pPr>
+              <w:jc w:val="center"/>
+            </w:pPr>
+            <w:r>
+              <w:rPr>
+                <w:color w:val="000000"/>
+                <w:szCs w:val="26"/>
+              </w:rPr>
+              <w:t>Scan lại tài liệu</w:t>
+            </w:r>
+          </w:p>
+        </w:tc>
+        <w:tc>
+          <w:tcPr>
+            <w:tcW w:w="1503" w:type="dxa"/>
+          </w:tcPr>
+          <w:p>
+            <w:pPr>
+              <w:jc w:val="center"/>
+            </w:pPr>
+            <w:r>
+              <w:rPr>
+                <w:color w:val="000000"/>
+                <w:szCs w:val="26"/>
+              </w:rPr>
+              <w:t>Có thể scan lại tài liệu đã có bản điện tử hoặc đã tồn tại trong hệ thống.</w:t>
+            </w:r>
+          </w:p>
+        </w:tc>
+        <w:tc>
+          <w:tcPr>
+            <w:tcW w:w="1503" w:type="dxa"/>
+          </w:tcPr>
+          <w:p>
+            <w:pPr>
+              <w:jc w:val="center"/>
+            </w:pPr>
+            <w:r>
+              <w:rPr>
+                <w:color w:val="000000"/>
+                <w:szCs w:val="26"/>
+              </w:rPr>
+              <w:t>Tái sử dụng tài liệu điện tử đã có, chỉ scan tài liệu chưa được số hóa.</w:t>
+            </w:r>
+          </w:p>
+        </w:tc>
+      </w:tr>
+      <w:tr>
+        <w:tc>
+          <w:tcPr>
+            <w:tcW w:w="846" w:type="dxa"/>
+          </w:tcPr>
+          <w:p>
+            <w:pPr>
+              <w:jc w:val="center"/>
+            </w:pPr>
+            <w:r>
+              <w:rPr>
+                <w:color w:val="000000"/>
+                <w:szCs w:val="26"/>
+              </w:rPr>
+              <w:t>17</w:t>
+            </w:r>
+          </w:p>
+        </w:tc>
+        <w:tc>
+          <w:tcPr>
+            <w:tcW w:w="1984" w:type="dxa"/>
+          </w:tcPr>
+          <w:p>
+            <w:pPr>
+              <w:jc w:val="center"/>
+            </w:pPr>
+            <w:r>
+              <w:rPr>
+                <w:color w:val="000000"/>
+                <w:szCs w:val="26"/>
+              </w:rPr>
+              <w:t>Số hóa thành phần hồ sơ</w:t>
+            </w:r>
+          </w:p>
+        </w:tc>
+        <w:tc>
+          <w:tcPr>
+            <w:tcW w:w="1677" w:type="dxa"/>
+          </w:tcPr>
+          <w:p>
+            <w:pPr>
+              <w:jc w:val="center"/>
+            </w:pPr>
+            <w:r>
+              <w:rPr>
+                <w:color w:val="000000"/>
+                <w:szCs w:val="26"/>
+              </w:rPr>
+              <w:t>Overdo</w:t>
+            </w:r>
+          </w:p>
+        </w:tc>
+        <w:tc>
+          <w:tcPr>
+            <w:tcW w:w="1503" w:type="dxa"/>
+          </w:tcPr>
+          <w:p>
+            <w:pPr>
+              <w:jc w:val="center"/>
+            </w:pPr>
+            <w:r>
+              <w:rPr>
+                <w:color w:val="000000"/>
+                <w:szCs w:val="26"/>
+              </w:rPr>
+              <w:t>Xử lý trùng với scan</w:t>
+            </w:r>
+          </w:p>
+        </w:tc>
+        <w:tc>
+          <w:tcPr>
+            <w:tcW w:w="1503" w:type="dxa"/>
+          </w:tcPr>
+          <w:p>
+            <w:pPr>
+              <w:jc w:val="center"/>
+            </w:pPr>
+            <w:r>
+              <w:rPr>
+                <w:color w:val="000000"/>
+                <w:szCs w:val="26"/>
+              </w:rPr>
+              <w:t>Hoạt động số hóa có thể bị chồng chéo với việc scan và đính kèm tệp.</w:t>
+            </w:r>
+          </w:p>
+        </w:tc>
+        <w:tc>
+          <w:tcPr>
+            <w:tcW w:w="1503" w:type="dxa"/>
+          </w:tcPr>
+          <w:p>
+            <w:pPr>
+              <w:jc w:val="center"/>
+            </w:pPr>
+            <w:r>
+              <w:rPr>
+                <w:color w:val="000000"/>
+                <w:szCs w:val="26"/>
+              </w:rPr>
+              <w:t>Gộp scan và số hóa khi nghiệp vụ cho phép, sử dụng một lần cho nhiều bước.</w:t>
+            </w:r>
+          </w:p>
+        </w:tc>
+      </w:tr>
+      <w:tr>
+        <w:tc>
+          <w:tcPr>
+            <w:tcW w:w="846" w:type="dxa"/>
+          </w:tcPr>
+          <w:p>
+            <w:pPr>
+              <w:jc w:val="center"/>
+            </w:pPr>
+            <w:r>
+              <w:rPr>
+                <w:color w:val="000000"/>
+                <w:szCs w:val="26"/>
+              </w:rPr>
+              <w:t>18</w:t>
+            </w:r>
+          </w:p>
+        </w:tc>
+        <w:tc>
+          <w:tcPr>
+            <w:tcW w:w="1984" w:type="dxa"/>
+          </w:tcPr>
+          <w:p>
+            <w:pPr>
+              <w:jc w:val="center"/>
+            </w:pPr>
+            <w:r>
+              <w:rPr>
+                <w:color w:val="000000"/>
+                <w:szCs w:val="26"/>
+              </w:rPr>
+              <w:t>Ghi nhận hình thức trả kết quả</w:t>
+            </w:r>
+          </w:p>
+        </w:tc>
+        <w:tc>
+          <w:tcPr>
+            <w:tcW w:w="1677" w:type="dxa"/>
+          </w:tcPr>
+          <w:p>
+            <w:pPr>
+              <w:jc w:val="center"/>
+            </w:pPr>
+            <w:r>
+              <w:rPr>
+                <w:color w:val="000000"/>
+                <w:szCs w:val="26"/>
+              </w:rPr>
+              <w:t>Overdo</w:t>
+            </w:r>
+          </w:p>
+        </w:tc>
+        <w:tc>
+          <w:tcPr>
+            <w:tcW w:w="1503" w:type="dxa"/>
+          </w:tcPr>
+          <w:p>
+            <w:pPr>
+              <w:jc w:val="center"/>
+            </w:pPr>
+            <w:r>
+              <w:rPr>
+                <w:color w:val="000000"/>
+                <w:szCs w:val="26"/>
+              </w:rPr>
+              <w:t>Nhập lại lựa chọn</w:t>
+            </w:r>
+          </w:p>
+        </w:tc>
+        <w:tc>
+          <w:tcPr>
+            <w:tcW w:w="1503" w:type="dxa"/>
+          </w:tcPr>
+          <w:p>
+            <w:pPr>
+              <w:jc w:val="center"/>
+            </w:pPr>
+            <w:r>
+              <w:rPr>
+                <w:color w:val="000000"/>
+                <w:szCs w:val="26"/>
+              </w:rPr>
+              <w:t xml:space="preserve">Nếu người dân đã chọn hình thức trả kết quả lúc nộp </w:t>
+            </w:r>
+            <w:r>
+              <w:rPr>
+                <w:color w:val="000000"/>
+                <w:szCs w:val="26"/>
+              </w:rPr>
+              <w:lastRenderedPageBreak/>
+              <w:t>nhưng cán bộ vẫn nhập lại sẽ phát sinh thao tác thừa.</w:t>
+            </w:r>
+          </w:p>
+        </w:tc>
+        <w:tc>
+          <w:tcPr>
+            <w:tcW w:w="1503" w:type="dxa"/>
+          </w:tcPr>
+          <w:p>
+            <w:pPr>
+              <w:jc w:val="center"/>
+            </w:pPr>
+            <w:r>
+              <w:rPr>
+                <w:color w:val="000000"/>
+                <w:szCs w:val="26"/>
+              </w:rPr>
+              <w:lastRenderedPageBreak/>
+              <w:t xml:space="preserve">Cho phép người dân chọn ngay khi nộp và </w:t>
+            </w:r>
+            <w:r>
+              <w:rPr>
+                <w:color w:val="000000"/>
+                <w:szCs w:val="26"/>
+              </w:rPr>
+              <w:lastRenderedPageBreak/>
+              <w:t>hệ thống tự ghi nhận.</w:t>
+            </w:r>
+          </w:p>
+        </w:tc>
+      </w:tr>
+      <w:tr>
+        <w:tc>
+          <w:tcPr>
+            <w:tcW w:w="846" w:type="dxa"/>
+          </w:tcPr>
+          <w:p>
+            <w:pPr>
+              <w:jc w:val="center"/>
+            </w:pPr>
+            <w:r>
+              <w:rPr>
+                <w:color w:val="000000"/>
+                <w:szCs w:val="26"/>
+              </w:rPr>
+              <w:lastRenderedPageBreak/>
+              <w:t>19</w:t>
+            </w:r>
+          </w:p>
+        </w:tc>
+        <w:tc>
+          <w:tcPr>
+            <w:tcW w:w="1984" w:type="dxa"/>
+          </w:tcPr>
+          <w:p>
+            <w:pPr>
+              <w:jc w:val="center"/>
+            </w:pPr>
+            <w:r>
+              <w:rPr>
+                <w:color w:val="000000"/>
+                <w:szCs w:val="26"/>
+              </w:rPr>
+              <w:t>Lưu hồ sơ và cập nhật trạng thái</w:t>
+            </w:r>
+          </w:p>
+        </w:tc>
+        <w:tc>
+          <w:tcPr>
+            <w:tcW w:w="1677" w:type="dxa"/>
+          </w:tcPr>
+          <w:p>
+            <w:pPr>
+              <w:jc w:val="center"/>
+            </w:pPr>
+            <w:r>
+              <w:rPr>
+                <w:color w:val="000000"/>
+                <w:szCs w:val="26"/>
+              </w:rPr>
+              <w:t>Hold / Overdo</w:t>
+            </w:r>
+          </w:p>
+        </w:tc>
+        <w:tc>
+          <w:tcPr>
+            <w:tcW w:w="1503" w:type="dxa"/>
+          </w:tcPr>
+          <w:p>
+            <w:pPr>
+              <w:jc w:val="center"/>
+            </w:pPr>
+            <w:r>
+              <w:rPr>
+                <w:color w:val="000000"/>
+                <w:szCs w:val="26"/>
+              </w:rPr>
+              <w:t>Chờ lưu, đồng bộ và cập nhật trạng thái</w:t>
+            </w:r>
+          </w:p>
+        </w:tc>
+        <w:tc>
+          <w:tcPr>
+            <w:tcW w:w="1503" w:type="dxa"/>
+          </w:tcPr>
+          <w:p>
+            <w:pPr>
+              <w:jc w:val="center"/>
+            </w:pPr>
+            <w:r>
+              <w:rPr>
+                <w:color w:val="000000"/>
+                <w:szCs w:val="26"/>
+              </w:rPr>
+              <w:t>Hồ sơ có thể phải chờ hệ thống lưu, đồng bộ dữ liệu; nếu cán bộ phải cập nhật trạng thái thủ công thì phát sinh thêm thao tác.</w:t>
+            </w:r>
+          </w:p>
+        </w:tc>
+        <w:tc>
+          <w:tcPr>
+            <w:tcW w:w="1503" w:type="dxa"/>
+          </w:tcPr>
+          <w:p>
+            <w:pPr>
+              <w:jc w:val="center"/>
+            </w:pPr>
+            <w:r>
+              <w:rPr>
+                <w:color w:val="000000"/>
+                <w:szCs w:val="26"/>
+              </w:rPr>
+              <w:t>Tự động lưu, đồng bộ dữ liệu và tự động cập nhật trạng thái theo workflow ngay khi hoàn tất bước xử lý.</w:t>
+            </w:r>
+          </w:p>
+        </w:tc>
+      </w:tr>
+      <w:tr>
+        <w:tc>
+          <w:tcPr>
+            <w:tcW w:w="846" w:type="dxa"/>
+          </w:tcPr>
+          <w:p>
+            <w:pPr>
+              <w:jc w:val="center"/>
+            </w:pPr>
+          </w:p>
+        </w:tc>
+        <w:tc>
+          <w:tcPr>
+            <w:tcW w:w="1984" w:type="dxa"/>
+          </w:tcPr>
+          <w:p>
+            <w:pPr>
+              <w:jc w:val="center"/>
+            </w:pPr>
+          </w:p>
+        </w:tc>
+        <w:tc>
+          <w:tcPr>
+            <w:tcW w:w="1677" w:type="dxa"/>
+          </w:tcPr>
+          <w:p>
+            <w:pPr>
+              <w:jc w:val="center"/>
+            </w:pPr>
+          </w:p>
+        </w:tc>
+        <w:tc>
+          <w:tcPr>
+            <w:tcW w:w="1503" w:type="dxa"/>
+          </w:tcPr>
+          <w:p>
+            <w:pPr>
+              <w:jc w:val="center"/>
+            </w:pPr>
+          </w:p>
+        </w:tc>
+        <w:tc>
+          <w:tcPr>
+            <w:tcW w:w="1503" w:type="dxa"/>
+          </w:tcPr>
+          <w:p>
+            <w:pPr>
+              <w:jc w:val="center"/>
+            </w:pPr>
+          </w:p>
+        </w:tc>
+        <w:tc>
+          <w:tcPr>
+            <w:tcW w:w="1503" w:type="dxa"/>
+          </w:tcPr>
+          <w:p>
+            <w:pPr>
+              <w:jc w:val="center"/>
+            </w:pPr>
+          </w:p>
+        </w:tc>
+      </w:tr>
+      <w:tr>
+        <w:tc>
+          <w:tcPr>
+            <w:tcW w:w="846" w:type="dxa"/>
+          </w:tcPr>
+          <w:p>
+            <w:pPr>
+              <w:jc w:val="center"/>
+            </w:pPr>
+            <w:r>
+              <w:rPr>
+                <w:color w:val="000000"/>
+                <w:szCs w:val="26"/>
+              </w:rPr>
+              <w:t>21</w:t>
+            </w:r>
+          </w:p>
+        </w:tc>
+        <w:tc>
+          <w:tcPr>
+            <w:tcW w:w="1984" w:type="dxa"/>
+          </w:tcPr>
+          <w:p>
+            <w:pPr>
+              <w:jc w:val="center"/>
+            </w:pPr>
+            <w:r>
+              <w:rPr>
+                <w:color w:val="000000"/>
+                <w:szCs w:val="26"/>
+              </w:rPr>
+              <w:t>In/gửi Phiếu tiếp nhận và hẹn trả kết quả</w:t>
+            </w:r>
+          </w:p>
+        </w:tc>
+        <w:tc>
+          <w:tcPr>
+            <w:tcW w:w="1677" w:type="dxa"/>
+          </w:tcPr>
+          <w:p>
+            <w:pPr>
+              <w:jc w:val="center"/>
+            </w:pPr>
+            <w:r>
+              <w:rPr>
+                <w:color w:val="000000"/>
+                <w:szCs w:val="26"/>
+              </w:rPr>
+              <w:t>Overdo</w:t>
+            </w:r>
+          </w:p>
+        </w:tc>
+        <w:tc>
+          <w:tcPr>
+            <w:tcW w:w="1503" w:type="dxa"/>
+          </w:tcPr>
+          <w:p>
+            <w:pPr>
+              <w:jc w:val="center"/>
+            </w:pPr>
+            <w:r>
+              <w:rPr>
+                <w:color w:val="000000"/>
+                <w:szCs w:val="26"/>
+              </w:rPr>
+              <w:t>In giấy không cần thiết</w:t>
+            </w:r>
+          </w:p>
+        </w:tc>
+        <w:tc>
+          <w:tcPr>
+            <w:tcW w:w="1503" w:type="dxa"/>
+          </w:tcPr>
+          <w:p>
+            <w:pPr>
+              <w:jc w:val="center"/>
+            </w:pPr>
+            <w:r>
+              <w:rPr>
+                <w:color w:val="000000"/>
+                <w:szCs w:val="26"/>
+              </w:rPr>
+              <w:t>Có thể in nhiều bản giấy dù phiếu có thể gửi trực tuyến cho người dân.</w:t>
+            </w:r>
+          </w:p>
+        </w:tc>
+        <w:tc>
+          <w:tcPr>
+            <w:tcW w:w="1503" w:type="dxa"/>
+          </w:tcPr>
+          <w:p>
+            <w:pPr>
+              <w:jc w:val="center"/>
+            </w:pPr>
+            <w:r>
+              <w:rPr>
+                <w:color w:val="000000"/>
+                <w:szCs w:val="26"/>
+              </w:rPr>
+              <w:t>Ưu tiên phiếu điện tử; chỉ in giấy khi người dân có nhu cầu.</w:t>
+            </w:r>
+          </w:p>
+        </w:tc>
+      </w:tr>
+      <w:tr>
+        <w:tc>
+          <w:tcPr>
+            <w:tcW w:w="846" w:type="dxa"/>
+          </w:tcPr>
+          <w:p>
+            <w:pPr>
+              <w:jc w:val="center"/>
+            </w:pPr>
+            <w:r>
+              <w:rPr>
+                <w:color w:val="000000"/>
+                <w:szCs w:val="26"/>
+              </w:rPr>
+              <w:t>22</w:t>
+            </w:r>
+          </w:p>
+        </w:tc>
+        <w:tc>
+          <w:tcPr>
+            <w:tcW w:w="1984" w:type="dxa"/>
+          </w:tcPr>
+          <w:p>
+            <w:pPr>
+              <w:jc w:val="center"/>
+            </w:pPr>
+            <w:r>
+              <w:rPr>
+                <w:color w:val="000000"/>
+                <w:szCs w:val="26"/>
+              </w:rPr>
+              <w:t>In Phiếu kiểm soát quá trình xử lý</w:t>
+            </w:r>
+          </w:p>
+        </w:tc>
+        <w:tc>
+          <w:tcPr>
+            <w:tcW w:w="1677" w:type="dxa"/>
+          </w:tcPr>
+          <w:p>
+            <w:pPr>
+              <w:jc w:val="center"/>
+            </w:pPr>
+            <w:r>
+              <w:rPr>
+                <w:color w:val="000000"/>
+                <w:szCs w:val="26"/>
+              </w:rPr>
+              <w:t>Overdo</w:t>
+            </w:r>
+          </w:p>
+        </w:tc>
+        <w:tc>
+          <w:tcPr>
+            <w:tcW w:w="1503" w:type="dxa"/>
+          </w:tcPr>
+          <w:p>
+            <w:pPr>
+              <w:jc w:val="center"/>
+            </w:pPr>
+            <w:r>
+              <w:rPr>
+                <w:color w:val="000000"/>
+                <w:szCs w:val="26"/>
+              </w:rPr>
+              <w:t>In phiếu nội bộ</w:t>
+            </w:r>
+          </w:p>
+        </w:tc>
+        <w:tc>
+          <w:tcPr>
+            <w:tcW w:w="1503" w:type="dxa"/>
+          </w:tcPr>
+          <w:p>
+            <w:pPr>
+              <w:jc w:val="center"/>
+            </w:pPr>
+            <w:r>
+              <w:rPr>
+                <w:color w:val="000000"/>
+                <w:szCs w:val="26"/>
+              </w:rPr>
+              <w:t>Phiếu chủ yếu phục vụ theo dõi nội bộ trong khi hệ thống đã có thể lưu toàn bộ lịch sử xử lý.</w:t>
+            </w:r>
+          </w:p>
+        </w:tc>
+        <w:tc>
+          <w:tcPr>
+            <w:tcW w:w="1503" w:type="dxa"/>
+          </w:tcPr>
+          <w:p>
+            <w:pPr>
+              <w:jc w:val="center"/>
+            </w:pPr>
+            <w:r>
+              <w:rPr>
+                <w:color w:val="000000"/>
+                <w:szCs w:val="26"/>
+              </w:rPr>
+              <w:t>Thay phiếu giấy bằng chức năng theo dõi điện tử.</w:t>
+            </w:r>
+          </w:p>
+        </w:tc>
+      </w:tr>
+    </w:tbl>
+    <w:p/>
+    <w:p>
       <w:pPr>
         <w:pStyle w:val="Heading3"/>
       </w:pPr>
@@ -17738,6 +20271,7 @@
       <w:bookmarkStart w:id="56" w:name="_Toc236264133"/>
       <w:bookmarkStart w:id="57" w:name="_Toc237027021"/>
       <w:r>
+        <w:lastRenderedPageBreak/>
         <w:t xml:space="preserve">Chương IV. </w:t>
       </w:r>
       <w:r>
@@ -17793,62 +20327,6 @@
       </w:r>
       <w:bookmarkEnd w:id="58"/>
       <w:bookmarkEnd w:id="59"/>
-    </w:p>
-    <w:p>
-      <w:pPr>
-        <w:pStyle w:val="ListParagraph"/>
-        <w:numPr>
-          <w:ilvl w:val="0"/>
-          <w:numId w:val="6"/>
-        </w:numPr>
-        <w:jc w:val="both"/>
-      </w:pPr>
-      <w:hyperlink r:id="rId19" w:anchor="ID0EBBF=Getting_started" w:history="1">
-        <w:r>
-          <w:rPr>
-            <w:rStyle w:val="Hyperlink"/>
-          </w:rPr>
-          <w:t>Write great papers with Microsoft Word - Microsoft Support</w:t>
-        </w:r>
-      </w:hyperlink>
-      <w:r>
-        <w:t xml:space="preserve"> (nếu chỉ tham khảo ở một website nào đó).</w:t>
-      </w:r>
-    </w:p>
-    <w:p>
-      <w:pPr>
-        <w:pStyle w:val="ListParagraph"/>
-        <w:numPr>
-          <w:ilvl w:val="0"/>
-          <w:numId w:val="6"/>
-        </w:numPr>
-        <w:jc w:val="both"/>
-      </w:pPr>
-      <w:r>
-        <w:t>J. Kim, C. Ko, A. Frenzel, S. Ramanathan, and J. E. Homan, Nanoscale imaging and control of resistance switching in VO2 at room temperature, Applied Physics Letters 96, 213106 (2010) (nếu tham khảo các nghiên cứu, bài báo khoa học).</w:t>
-      </w:r>
-    </w:p>
-    <w:p>
-      <w:pPr>
-        <w:pStyle w:val="ListParagraph"/>
-        <w:numPr>
-          <w:ilvl w:val="0"/>
-          <w:numId w:val="6"/>
-        </w:numPr>
-        <w:jc w:val="both"/>
-      </w:pPr>
-      <w:r>
-        <w:t>Giáo trình</w:t>
-      </w:r>
-      <w:r>
-        <w:t xml:space="preserve"> môn học</w:t>
-      </w:r>
-      <w:r>
-        <w:t xml:space="preserve"> </w:t>
-      </w:r>
-      <w:r>
-        <w:t>&lt;Tên môn học&gt; (nếu tham khảo chủ yếu trong slide bài giảng môn học).</w:t>
-      </w:r>
     </w:p>
     <w:p>
       <w:pPr>
@@ -17868,16 +20346,7 @@
         </w:r>
       </w:hyperlink>
       <w:r>
-        <w:t xml:space="preserve"> </w:t>
-      </w:r>
-      <w:r>
-        <w:t>(nếu chỉ tham khảo ở một website nào</w:t>
-      </w:r>
-      <w:r>
-        <w:t xml:space="preserve"> đó</w:t>
-      </w:r>
-      <w:r>
-        <w:t>).</w:t>
+        <w:t xml:space="preserve"> (nếu chỉ tham khảo ở một website nào đó).</w:t>
       </w:r>
     </w:p>
     <w:p>
@@ -17890,19 +20359,7 @@
         <w:jc w:val="both"/>
       </w:pPr>
       <w:r>
-        <w:t>J. Kim, C. Ko, A. Frenzel, S. Ramanathan, and J. E. Homan, Nanoscale imaging and control of resistance switching in VO2 at room temperature, Applied Physics Letters 96, 213106 (2010)</w:t>
-      </w:r>
-      <w:r>
-        <w:t xml:space="preserve"> (nếu tham khảo</w:t>
-      </w:r>
-      <w:r>
-        <w:t xml:space="preserve"> các</w:t>
-      </w:r>
-      <w:r>
-        <w:t xml:space="preserve"> nghiên cứu, bài báo khoa học</w:t>
-      </w:r>
-      <w:r>
-        <w:t>).</w:t>
+        <w:t>J. Kim, C. Ko, A. Frenzel, S. Ramanathan, and J. E. Homan, Nanoscale imaging and control of resistance switching in VO2 at room temperature, Applied Physics Letters 96, 213106 (2010) (nếu tham khảo các nghiên cứu, bài báo khoa học).</w:t>
       </w:r>
     </w:p>
     <w:p>
@@ -17924,6 +20381,83 @@
         <w:t xml:space="preserve"> </w:t>
       </w:r>
       <w:r>
+        <w:t>&lt;Tên môn học&gt; (nếu tham khảo chủ yếu trong slide bài giảng môn học).</w:t>
+      </w:r>
+    </w:p>
+    <w:p>
+      <w:pPr>
+        <w:pStyle w:val="ListParagraph"/>
+        <w:numPr>
+          <w:ilvl w:val="0"/>
+          <w:numId w:val="6"/>
+        </w:numPr>
+        <w:jc w:val="both"/>
+      </w:pPr>
+      <w:hyperlink r:id="rId21" w:anchor="ID0EBBF=Getting_started" w:history="1">
+        <w:r>
+          <w:rPr>
+            <w:rStyle w:val="Hyperlink"/>
+          </w:rPr>
+          <w:t>Write great papers with Microsoft Word - Microsoft Support</w:t>
+        </w:r>
+      </w:hyperlink>
+      <w:r>
+        <w:t xml:space="preserve"> </w:t>
+      </w:r>
+      <w:r>
+        <w:t>(nếu chỉ tham khảo ở một website nào</w:t>
+      </w:r>
+      <w:r>
+        <w:t xml:space="preserve"> đó</w:t>
+      </w:r>
+      <w:r>
+        <w:t>).</w:t>
+      </w:r>
+    </w:p>
+    <w:p>
+      <w:pPr>
+        <w:pStyle w:val="ListParagraph"/>
+        <w:numPr>
+          <w:ilvl w:val="0"/>
+          <w:numId w:val="6"/>
+        </w:numPr>
+        <w:jc w:val="both"/>
+      </w:pPr>
+      <w:r>
+        <w:t>J. Kim, C. Ko, A. Frenzel, S. Ramanathan, and J. E. Homan, Nanoscale imaging and control of resistance switching in VO2 at room temperature, Applied Physics Letters 96, 213106 (2010)</w:t>
+      </w:r>
+      <w:r>
+        <w:t xml:space="preserve"> (nếu tham khảo</w:t>
+      </w:r>
+      <w:r>
+        <w:t xml:space="preserve"> các</w:t>
+      </w:r>
+      <w:r>
+        <w:t xml:space="preserve"> nghiên cứu, bài báo khoa học</w:t>
+      </w:r>
+      <w:r>
+        <w:t>).</w:t>
+      </w:r>
+    </w:p>
+    <w:p>
+      <w:pPr>
+        <w:pStyle w:val="ListParagraph"/>
+        <w:numPr>
+          <w:ilvl w:val="0"/>
+          <w:numId w:val="6"/>
+        </w:numPr>
+        <w:jc w:val="both"/>
+      </w:pPr>
+      <w:r>
+        <w:t>Giáo trình</w:t>
+      </w:r>
+      <w:r>
+        <w:t xml:space="preserve"> môn học</w:t>
+      </w:r>
+      <w:r>
+        <w:t xml:space="preserve"> </w:t>
+      </w:r>
+      <w:r>
         <w:t>&lt;Tên môn học&gt;</w:t>
       </w:r>
       <w:r>
@@ -17933,8 +20467,8 @@
     <w:p/>
     <w:p/>
     <w:sectPr>
-      <w:headerReference w:type="default" r:id="rId21"/>
-      <w:footerReference w:type="default" r:id="rId22"/>
+      <w:headerReference w:type="default" r:id="rId22"/>
+      <w:footerReference w:type="default" r:id="rId23"/>
       <w:pgSz w:w="11906" w:h="16838" w:code="9"/>
       <w:pgMar w:top="1440" w:right="1440" w:bottom="1440" w:left="1440" w:header="720" w:footer="720" w:gutter="0"/>
       <w:pgBorders w:display="firstPage" w:offsetFrom="page">
